--- a/plantillas_maestras/17_seguro_no_especificado/materia_general_asegurativa/2_ddos_banco_y_aseguradora/varon/TPL_191_2026_SEGURO_NO_ESPECIFICADO_MATERIA_GENERAL_ASEGURATIVA_BANCO_VARON_R2.docx
+++ b/plantillas_maestras/17_seguro_no_especificado/materia_general_asegurativa/2_ddos_banco_y_aseguradora/varon/TPL_191_2026_SEGURO_NO_ESPECIFICADO_MATERIA_GENERAL_ASEGURATIVA_BANCO_VARON_R2.docx
@@ -362,7 +362,7 @@
           <w14:ligatures w14:val="none"/>
         </w:rPr>
         <w:tab/>
-        <w:t xml:space="preserve">:       </w:t>
+        <w:t xml:space="preserve">: </w:t>
       </w:r>
       <w:r>
         <w:rPr>
@@ -780,7 +780,7 @@
           <w:lang w:val="es-ES" w:eastAsia="es-ES"/>
           <w14:ligatures w14:val="none"/>
         </w:rPr>
-        <w:t xml:space="preserve"> infracciones a la Ley N°29571, Código de Protección y Defensa del Consumidor (en adelante, Código)</w:t>
+        <w:t xml:space="preserve"> infracciones a la Ley 29571, Código de Protección y Defensa del Consumidor (en adelante, Código)</w:t>
       </w:r>
       <w:r>
         <w:rPr>
@@ -978,7 +978,7 @@
           <w:lang w:val="es-ES" w:eastAsia="es-ES"/>
           <w14:ligatures w14:val="none"/>
         </w:rPr>
-        <w:t>N°</w:t>
+        <w:t/>
       </w:r>
       <w:proofErr w:type="spellEnd"/>
       <w:r>
@@ -2684,7 +2684,7 @@
           <w:lang w:eastAsia="es-PE"/>
           <w14:ligatures w14:val="none"/>
         </w:rPr>
-        <w:t>Técnica de la Comisión de Protección al Consumidor N°1 (en adelante, la Secretaría Técnica), en ejercicio de sus facultades</w:t>
+        <w:t>Técnica de la Comisión de Protección al Consumidor 1 (en adelante, la Secretaría Técnica), en ejercicio de sus facultades</w:t>
       </w:r>
       <w:r>
         <w:rPr>
@@ -2790,7 +2790,7 @@
           <w:lang w:eastAsia="es-PE"/>
           <w14:ligatures w14:val="none"/>
         </w:rPr>
-        <w:t>N°</w:t>
+        <w:t/>
       </w:r>
       <w:proofErr w:type="spellEnd"/>
       <w:r>
@@ -2820,7 +2820,7 @@
           <w:lang w:eastAsia="es-PE"/>
           <w14:ligatures w14:val="none"/>
         </w:rPr>
-        <w:t>°</w:t>
+        <w:t/>
       </w:r>
       <w:r>
         <w:rPr>
@@ -2838,7 +2838,7 @@
           <w:lang w:eastAsia="es-PE"/>
           <w14:ligatures w14:val="none"/>
         </w:rPr>
-        <w:t>°</w:t>
+        <w:t/>
       </w:r>
       <w:r>
         <w:rPr>
@@ -2944,7 +2944,7 @@
           <w:lang w:eastAsia="es-PE"/>
           <w14:ligatures w14:val="none"/>
         </w:rPr>
-        <w:t>N°</w:t>
+        <w:t/>
       </w:r>
       <w:proofErr w:type="spellEnd"/>
       <w:r>
@@ -2974,7 +2974,7 @@
           <w:lang w:eastAsia="es-PE"/>
           <w14:ligatures w14:val="none"/>
         </w:rPr>
-        <w:t>°</w:t>
+        <w:t/>
       </w:r>
       <w:r>
         <w:rPr>
@@ -2992,7 +2992,7 @@
           <w:lang w:eastAsia="es-PE"/>
           <w14:ligatures w14:val="none"/>
         </w:rPr>
-        <w:t>°</w:t>
+        <w:t/>
       </w:r>
       <w:r>
         <w:rPr>
@@ -3336,7 +3336,7 @@
           <w:lang w:val="es-ES" w:eastAsia="es-ES"/>
           <w14:ligatures w14:val="none"/>
         </w:rPr>
-        <w:t>N°</w:t>
+        <w:t/>
       </w:r>
       <w:proofErr w:type="spellEnd"/>
       <w:r>
@@ -3518,7 +3518,7 @@
           <w:lang w:val="es-ES" w:eastAsia="es-ES"/>
           <w14:ligatures w14:val="none"/>
         </w:rPr>
-        <w:t>N°</w:t>
+        <w:t/>
       </w:r>
       <w:proofErr w:type="spellEnd"/>
       <w:r>
@@ -3625,7 +3625,7 @@
           <w:lang w:eastAsia="es-PE"/>
           <w14:ligatures w14:val="none"/>
         </w:rPr>
-        <w:t xml:space="preserve">RESOLUCIÓN DE LA SECRETARÍA TÉCNICA  </w:t>
+        <w:t xml:space="preserve">RESOLUCIÓN DE LA SECRETARÍA TÉCNICA </w:t>
       </w:r>
     </w:p>
     <w:p>
@@ -3859,7 +3859,7 @@
           <w:kern w:val="0"/>
           <w14:ligatures w14:val="none"/>
         </w:rPr>
-        <w:t>infracción a los artículos 18° y 19° de la Ley 29571, Código de Protección y Defensa del Consumidor</w:t>
+        <w:t>infracción a los artículos 18 y 19 de la Ley 29571, Código de Protección y Defensa del Consumidor</w:t>
       </w:r>
       <w:r>
         <w:rPr>
@@ -3968,7 +3968,7 @@
           <w:kern w:val="0"/>
           <w14:ligatures w14:val="none"/>
         </w:rPr>
-        <w:t>N°</w:t>
+        <w:t/>
       </w:r>
       <w:proofErr w:type="spellEnd"/>
       <w:r>
@@ -4029,7 +4029,7 @@
           <w:kern w:val="0"/>
           <w14:ligatures w14:val="none"/>
         </w:rPr>
-        <w:t>infracción a los artículos 18° y 19° de la Ley 29571, Código de Protección y Defensa del Consumidor</w:t>
+        <w:t>infracción a los artículos 18 y 19 de la Ley 29571, Código de Protección y Defensa del Consumidor</w:t>
       </w:r>
       <w:r>
         <w:rPr>
@@ -4112,7 +4112,7 @@
           <w:kern w:val="0"/>
           <w14:ligatures w14:val="none"/>
         </w:rPr>
-        <w:t>N°</w:t>
+        <w:t/>
       </w:r>
       <w:proofErr w:type="spellEnd"/>
       <w:r>
@@ -4476,7 +4476,7 @@
           <w:lang w:eastAsia="es-PE"/>
           <w14:ligatures w14:val="none"/>
         </w:rPr>
-        <w:t>°</w:t>
+        <w:t/>
       </w:r>
       <w:r>
         <w:rPr>
@@ -4572,7 +4572,7 @@
           <w:lang w:eastAsia="es-PE"/>
           <w14:ligatures w14:val="none"/>
         </w:rPr>
-        <w:t>°</w:t>
+        <w:t/>
       </w:r>
       <w:r>
         <w:rPr>
@@ -4774,7 +4774,7 @@
           <w:lang w:eastAsia="es-PE"/>
           <w14:ligatures w14:val="none"/>
         </w:rPr>
-        <w:t>°</w:t>
+        <w:t/>
       </w:r>
       <w:r>
         <w:rPr>
@@ -4975,7 +4975,7 @@
           <w:lang w:val="es-ES" w:eastAsia="es-ES"/>
           <w14:ligatures w14:val="none"/>
         </w:rPr>
-        <w:t>N°</w:t>
+        <w:t/>
       </w:r>
       <w:proofErr w:type="spellEnd"/>
       <w:r>
@@ -5176,7 +5176,7 @@
           <w:lang w:val="es-ES" w:eastAsia="es-ES"/>
           <w14:ligatures w14:val="none"/>
         </w:rPr>
-        <w:t>N°</w:t>
+        <w:t/>
       </w:r>
       <w:proofErr w:type="spellEnd"/>
       <w:r>
@@ -5289,7 +5289,7 @@
           <w:lang w:eastAsia="es-PE"/>
           <w14:ligatures w14:val="none"/>
         </w:rPr>
-        <w:t>°</w:t>
+        <w:t/>
       </w:r>
       <w:r>
         <w:rPr>
@@ -5330,7 +5330,7 @@
           <w:lang w:eastAsia="es-PE"/>
           <w14:ligatures w14:val="none"/>
         </w:rPr>
-        <w:t>°</w:t>
+        <w:t/>
       </w:r>
       <w:r>
         <w:rPr>
@@ -5350,7 +5350,7 @@
           <w:lang w:eastAsia="es-PE"/>
           <w14:ligatures w14:val="none"/>
         </w:rPr>
-        <w:t>°</w:t>
+        <w:t/>
       </w:r>
       <w:r>
         <w:rPr>
@@ -5370,7 +5370,7 @@
           <w:lang w:eastAsia="es-PE"/>
           <w14:ligatures w14:val="none"/>
         </w:rPr>
-        <w:t>°</w:t>
+        <w:t/>
       </w:r>
       <w:r>
         <w:rPr>
@@ -5423,7 +5423,7 @@
           <w:lang w:eastAsia="es-PE"/>
           <w14:ligatures w14:val="none"/>
         </w:rPr>
-        <w:t>°</w:t>
+        <w:t/>
       </w:r>
       <w:r>
         <w:rPr>
@@ -5524,7 +5524,7 @@
           <w:lang w:eastAsia="es-PE"/>
           <w14:ligatures w14:val="none"/>
         </w:rPr>
-        <w:t>°</w:t>
+        <w:t/>
       </w:r>
       <w:r>
         <w:rPr>
@@ -5617,7 +5617,7 @@
           <w:lang w:eastAsia="es-PE"/>
           <w14:ligatures w14:val="none"/>
         </w:rPr>
-        <w:t>°</w:t>
+        <w:t/>
       </w:r>
       <w:r>
         <w:rPr>
@@ -5634,7 +5634,7 @@
           <w:kern w:val="0"/>
           <w14:ligatures w14:val="none"/>
         </w:rPr>
-        <w:t>N°</w:t>
+        <w:t/>
       </w:r>
       <w:proofErr w:type="spellEnd"/>
       <w:r>
@@ -5969,7 +5969,7 @@
           <w:lang w:eastAsia="es-PE"/>
           <w14:ligatures w14:val="none"/>
         </w:rPr>
-        <w:t>°</w:t>
+        <w:t/>
       </w:r>
       <w:r>
         <w:rPr>
@@ -5984,7 +5984,7 @@
           <w:rFonts w:ascii="Arial Narrow" w:hAnsi="Arial Narrow"/>
           <w:color w:val="000000"/>
         </w:rPr>
-        <w:t>N°</w:t>
+        <w:t/>
       </w:r>
       <w:proofErr w:type="spellEnd"/>
       <w:r>
@@ -6002,7 +6002,7 @@
           <w:lang w:eastAsia="es-PE"/>
           <w14:ligatures w14:val="none"/>
         </w:rPr>
-        <w:t>°</w:t>
+        <w:t/>
       </w:r>
       <w:r>
         <w:rPr>
@@ -6297,7 +6297,7 @@
           <w:kern w:val="0"/>
           <w14:ligatures w14:val="none"/>
         </w:rPr>
-        <w:t>Comisión de Protección al Consumidor N°1</w:t>
+        <w:t>Comisión de Protección al Consumidor 1</w:t>
       </w:r>
     </w:p>
     <w:p>
@@ -6585,7 +6585,7 @@
           <w:sz w:val="16"/>
           <w:szCs w:val="16"/>
         </w:rPr>
-        <w:t xml:space="preserve">  </w:t>
+        <w:t xml:space="preserve"> </w:t>
       </w:r>
       <w:r>
         <w:rPr>
@@ -6614,7 +6614,7 @@
           <w:sz w:val="16"/>
           <w:szCs w:val="16"/>
         </w:rPr>
-        <w:t>N°</w:t>
+        <w:t/>
       </w:r>
       <w:proofErr w:type="spellEnd"/>
       <w:r>
@@ -6636,7 +6636,7 @@
           <w:sz w:val="16"/>
           <w:szCs w:val="16"/>
         </w:rPr>
-        <w:t>N°</w:t>
+        <w:t/>
       </w:r>
       <w:proofErr w:type="spellEnd"/>
       <w:r>
@@ -6708,7 +6708,7 @@
           <w:sz w:val="16"/>
           <w:szCs w:val="16"/>
         </w:rPr>
-        <w:t>N°</w:t>
+        <w:t/>
       </w:r>
       <w:proofErr w:type="spellEnd"/>
       <w:r>
@@ -6802,7 +6802,7 @@
           <w:sz w:val="16"/>
           <w:szCs w:val="16"/>
         </w:rPr>
-        <w:t>N°</w:t>
+        <w:t/>
       </w:r>
       <w:proofErr w:type="spellEnd"/>
       <w:r>
@@ -6940,7 +6940,7 @@
           <w:sz w:val="16"/>
           <w:szCs w:val="16"/>
         </w:rPr>
-        <w:t xml:space="preserve">           </w:t>
+        <w:t xml:space="preserve"> </w:t>
       </w:r>
       <w:r>
         <w:rPr>
@@ -6969,7 +6969,7 @@
           <w:sz w:val="16"/>
           <w:szCs w:val="16"/>
         </w:rPr>
-        <w:t>N°</w:t>
+        <w:t/>
       </w:r>
       <w:proofErr w:type="spellEnd"/>
       <w:r>
@@ -6991,7 +6991,7 @@
           <w:sz w:val="16"/>
           <w:szCs w:val="16"/>
         </w:rPr>
-        <w:t>N°</w:t>
+        <w:t/>
       </w:r>
       <w:proofErr w:type="spellEnd"/>
       <w:r>
@@ -7002,7 +7002,7 @@
           <w:sz w:val="16"/>
           <w:szCs w:val="16"/>
         </w:rPr>
-        <w:t xml:space="preserve"> 1308   </w:t>
+        <w:t xml:space="preserve"> 1308 </w:t>
       </w:r>
     </w:p>
     <w:p>
@@ -7026,7 +7026,7 @@
           <w:sz w:val="16"/>
           <w:szCs w:val="16"/>
         </w:rPr>
-        <w:t xml:space="preserve">Artículo 18.- Idoneidad   </w:t>
+        <w:t xml:space="preserve">Artículo 18.- Idoneidad </w:t>
       </w:r>
     </w:p>
     <w:p>
@@ -7046,7 +7046,7 @@
           <w:sz w:val="16"/>
           <w:szCs w:val="16"/>
         </w:rPr>
-        <w:t xml:space="preserve">Se entiende por idoneidad la correspondencia entre lo que un consumidor espera y lo que efectivamente recibe, en función a lo que se le hubiera ofrecido, la publicidad e información transmitida, las condiciones y circunstancias de la transacción, las características y naturaleza del producto o servicio, el precio, entre otros factores, atendiendo a las circunstancias del caso.    </w:t>
+        <w:t xml:space="preserve">Se entiende por idoneidad la correspondencia entre lo que un consumidor espera y lo que efectivamente recibe, en función a lo que se le hubiera ofrecido, la publicidad e información transmitida, las condiciones y circunstancias de la transacción, las características y naturaleza del producto o servicio, el precio, entre otros factores, atendiendo a las circunstancias del caso. </w:t>
       </w:r>
     </w:p>
     <w:p>
@@ -7165,7 +7165,7 @@
           <w:sz w:val="16"/>
           <w:szCs w:val="16"/>
         </w:rPr>
-        <w:t xml:space="preserve">  </w:t>
+        <w:t xml:space="preserve"> </w:t>
       </w:r>
       <w:r>
         <w:rPr>
@@ -7194,7 +7194,7 @@
           <w:sz w:val="16"/>
           <w:szCs w:val="16"/>
         </w:rPr>
-        <w:t>N°</w:t>
+        <w:t/>
       </w:r>
       <w:proofErr w:type="spellEnd"/>
       <w:r>
@@ -7390,7 +7390,7 @@
           <w:sz w:val="16"/>
           <w:szCs w:val="16"/>
         </w:rPr>
-        <w:t>Nº</w:t>
+        <w:t/>
       </w:r>
       <w:proofErr w:type="spellEnd"/>
       <w:r>
@@ -7506,7 +7506,7 @@
           <w:sz w:val="16"/>
           <w:szCs w:val="16"/>
         </w:rPr>
-        <w:t>N°</w:t>
+        <w:t/>
       </w:r>
       <w:proofErr w:type="spellEnd"/>
       <w:r>
@@ -7673,7 +7673,7 @@
           <w:szCs w:val="16"/>
           <w:vertAlign w:val="superscript"/>
         </w:rPr>
-        <w:t xml:space="preserve">  </w:t>
+        <w:t xml:space="preserve"> </w:t>
       </w:r>
       <w:r>
         <w:rPr>
@@ -7681,7 +7681,7 @@
           <w:sz w:val="16"/>
           <w:szCs w:val="16"/>
         </w:rPr>
-        <w:t xml:space="preserve">     </w:t>
+        <w:t xml:space="preserve"> </w:t>
       </w:r>
       <w:r>
         <w:rPr>
@@ -7727,7 +7727,7 @@
           <w:sz w:val="16"/>
           <w:szCs w:val="16"/>
         </w:rPr>
-        <w:t>N°</w:t>
+        <w:t/>
       </w:r>
       <w:proofErr w:type="spellEnd"/>
       <w:r>
@@ -7780,7 +7780,7 @@
           <w:sz w:val="16"/>
           <w:szCs w:val="16"/>
         </w:rPr>
-        <w:t>El órgano resolutivo puede sancionar las infracciones administrativas a que se refiere el artículo 108º con amonestación y multas de hasta cuatrocientos cincuenta (450) Unidades Impositivas Tributarias (UIT), las cuales son calificadas de la siguiente manera:</w:t>
+        <w:t>El órgano resolutivo puede sancionar las infracciones administrativas a que se refiere el artículo 108 con amonestación y multas de hasta cuatrocientos cincuenta (450) Unidades Impositivas Tributarias (UIT), las cuales son calificadas de la siguiente manera:</w:t>
       </w:r>
     </w:p>
     <w:p>
@@ -7903,7 +7903,7 @@
           <w:sz w:val="16"/>
           <w:szCs w:val="16"/>
         </w:rPr>
-        <w:t xml:space="preserve">        </w:t>
+        <w:t xml:space="preserve"> </w:t>
       </w:r>
       <w:r>
         <w:rPr>
@@ -8720,7 +8720,7 @@
           <w:sz w:val="16"/>
           <w:szCs w:val="16"/>
         </w:rPr>
-        <w:t xml:space="preserve">         </w:t>
+        <w:t xml:space="preserve"> </w:t>
       </w:r>
       <w:r>
         <w:rPr>
@@ -8766,7 +8766,7 @@
           <w:sz w:val="16"/>
           <w:szCs w:val="16"/>
         </w:rPr>
-        <w:t>N°</w:t>
+        <w:t/>
       </w:r>
       <w:proofErr w:type="spellEnd"/>
       <w:r>
@@ -8984,7 +8984,7 @@
           <w:sz w:val="16"/>
           <w:szCs w:val="16"/>
         </w:rPr>
-        <w:t>Nº</w:t>
+        <w:t/>
       </w:r>
       <w:proofErr w:type="spellEnd"/>
       <w:r>
@@ -9138,7 +9138,7 @@
           <w:sz w:val="16"/>
           <w:szCs w:val="16"/>
         </w:rPr>
-        <w:t>N°</w:t>
+        <w:t/>
       </w:r>
       <w:proofErr w:type="spellEnd"/>
       <w:r>
@@ -9499,7 +9499,7 @@
               <w:sz w:val="16"/>
               <w:szCs w:val="16"/>
             </w:rPr>
-            <w:t xml:space="preserve">CNICA DE LA    </w:t>
+            <w:t xml:space="preserve">CNICA DE LA </w:t>
           </w:r>
         </w:p>
         <w:p>

--- a/plantillas_maestras/17_seguro_no_especificado/materia_general_asegurativa/2_ddos_banco_y_aseguradora/varon/TPL_191_2026_SEGURO_NO_ESPECIFICADO_MATERIA_GENERAL_ASEGURATIVA_BANCO_VARON_R2.docx
+++ b/plantillas_maestras/17_seguro_no_especificado/materia_general_asegurativa/2_ddos_banco_y_aseguradora/varon/TPL_191_2026_SEGURO_NO_ESPECIFICADO_MATERIA_GENERAL_ASEGURATIVA_BANCO_VARON_R2.docx
@@ -104,7 +104,7 @@
           <w:lang w:eastAsia="es-PE"/>
           <w14:ligatures w14:val="none"/>
         </w:rPr>
-        <w:t>DENUNCIANTE</w:t>
+        <w:t xml:space="preserve">DENUNCIANTE:[DENUNCIANTE] (SEÑOR [APELLIDO])</w:t>
       </w:r>
       <w:r>
         <w:rPr>
@@ -116,7 +116,7 @@
           <w14:ligatures w14:val="none"/>
         </w:rPr>
         <w:tab/>
-        <w:t>:</w:t>
+        <w:t/>
       </w:r>
       <w:r>
         <w:rPr>
@@ -138,7 +138,7 @@
           <w:lang w:eastAsia="es-PE"/>
           <w14:ligatures w14:val="none"/>
         </w:rPr>
-        <w:t>CHRISTIAM IVÁN POLO BEDREGAL (SEÑOR POLO)</w:t>
+        <w:t/>
       </w:r>
     </w:p>
     <w:p>
@@ -644,7 +644,7 @@
           <w:lang w:val="es-ES" w:eastAsia="es-ES"/>
           <w14:ligatures w14:val="none"/>
         </w:rPr>
-        <w:t xml:space="preserve">Mediante la denuncia del </w:t>
+        <w:t xml:space="preserve">Mediante la denuncia del 15 de enero de 2026, complementado mediante escrito del 24 de enero de 2026, subsanada mediante escrito del 16 de febrero de 2026, el señor [APELLIDO] denunció a BNP Paribas y al Banco por presuntas infracciones a la Ley 29571, Código de Protección y Defensa del Consumidor (en adelante, Código), señalando lo siguiente:</w:t>
       </w:r>
       <w:r>
         <w:rPr>
@@ -654,7 +654,7 @@
           <w:lang w:val="es-ES" w:eastAsia="es-ES"/>
           <w14:ligatures w14:val="none"/>
         </w:rPr>
-        <w:t>15 de enero de 2026, complementado mediante escrito del 24 de enero de 2026</w:t>
+        <w:t/>
       </w:r>
       <w:r>
         <w:rPr>
@@ -664,7 +664,7 @@
           <w:lang w:val="es-ES" w:eastAsia="es-ES"/>
           <w14:ligatures w14:val="none"/>
         </w:rPr>
-        <w:t xml:space="preserve">, subsanada mediante escrito del </w:t>
+        <w:t xml:space="preserve"/>
       </w:r>
       <w:r>
         <w:rPr>
@@ -674,7 +674,7 @@
           <w:lang w:val="es-ES" w:eastAsia="es-ES"/>
           <w14:ligatures w14:val="none"/>
         </w:rPr>
-        <w:t>16 de febrero de 2026</w:t>
+        <w:t/>
       </w:r>
       <w:r>
         <w:rPr>
@@ -682,7 +682,7 @@
           <w:kern w:val="0"/>
           <w14:ligatures w14:val="none"/>
         </w:rPr>
-        <w:t xml:space="preserve">, el señor </w:t>
+        <w:t xml:space="preserve"/>
       </w:r>
       <w:r>
         <w:rPr>
@@ -690,7 +690,7 @@
           <w:kern w:val="0"/>
           <w14:ligatures w14:val="none"/>
         </w:rPr>
-        <w:t xml:space="preserve">Polo </w:t>
+        <w:t xml:space="preserve"/>
       </w:r>
       <w:r>
         <w:rPr>
@@ -698,7 +698,7 @@
           <w:kern w:val="0"/>
           <w14:ligatures w14:val="none"/>
         </w:rPr>
-        <w:t>d</w:t>
+        <w:t/>
       </w:r>
       <w:r>
         <w:rPr>
@@ -708,7 +708,7 @@
           <w:lang w:val="es-ES" w:eastAsia="es-ES"/>
           <w14:ligatures w14:val="none"/>
         </w:rPr>
-        <w:t xml:space="preserve">enunció a </w:t>
+        <w:t xml:space="preserve"/>
       </w:r>
       <w:r>
         <w:rPr>
@@ -718,7 +718,7 @@
           <w:lang w:val="es-ES" w:eastAsia="es-ES"/>
           <w14:ligatures w14:val="none"/>
         </w:rPr>
-        <w:t xml:space="preserve">BNP </w:t>
+        <w:t xml:space="preserve"/>
       </w:r>
       <w:proofErr w:type="spellStart"/>
       <w:r>
@@ -729,7 +729,7 @@
           <w:lang w:val="es-ES" w:eastAsia="es-ES"/>
           <w14:ligatures w14:val="none"/>
         </w:rPr>
-        <w:t>Paribas</w:t>
+        <w:t/>
       </w:r>
       <w:proofErr w:type="spellEnd"/>
       <w:r>
@@ -740,7 +740,7 @@
           <w:lang w:val="es-ES" w:eastAsia="es-ES"/>
           <w14:ligatures w14:val="none"/>
         </w:rPr>
-        <w:t xml:space="preserve"> </w:t>
+        <w:t xml:space="preserve"/>
       </w:r>
       <w:r>
         <w:rPr>
@@ -750,7 +750,7 @@
           <w:lang w:val="es-ES" w:eastAsia="es-ES"/>
           <w14:ligatures w14:val="none"/>
         </w:rPr>
-        <w:t xml:space="preserve">y </w:t>
+        <w:t xml:space="preserve"/>
       </w:r>
       <w:r>
         <w:rPr>
@@ -760,7 +760,7 @@
           <w:lang w:val="es-ES" w:eastAsia="es-ES"/>
           <w14:ligatures w14:val="none"/>
         </w:rPr>
-        <w:t xml:space="preserve">al Banco </w:t>
+        <w:t xml:space="preserve"/>
       </w:r>
       <w:r>
         <w:rPr>
@@ -770,7 +770,7 @@
           <w:lang w:val="es-ES" w:eastAsia="es-ES"/>
           <w14:ligatures w14:val="none"/>
         </w:rPr>
-        <w:t>por presuntas</w:t>
+        <w:t/>
       </w:r>
       <w:r>
         <w:rPr>
@@ -780,7 +780,7 @@
           <w:lang w:val="es-ES" w:eastAsia="es-ES"/>
           <w14:ligatures w14:val="none"/>
         </w:rPr>
-        <w:t xml:space="preserve"> infracciones a la Ley 29571, Código de Protección y Defensa del Consumidor (en adelante, Código)</w:t>
+        <w:t xml:space="preserve"/>
       </w:r>
       <w:r>
         <w:rPr>
@@ -801,7 +801,7 @@
           <w:lang w:val="es-ES" w:eastAsia="es-ES"/>
           <w14:ligatures w14:val="none"/>
         </w:rPr>
-        <w:t xml:space="preserve">, señalando </w:t>
+        <w:t xml:space="preserve"/>
       </w:r>
       <w:r>
         <w:rPr>
@@ -812,7 +812,7 @@
           <w:lang w:val="es-ES" w:eastAsia="es-ES"/>
           <w14:ligatures w14:val="none"/>
         </w:rPr>
-        <w:t>lo siguiente:</w:t>
+        <w:t/>
       </w:r>
     </w:p>
     <w:p>
@@ -2473,7 +2473,7 @@
           <w:lang w:val="es-ES" w:eastAsia="es-ES"/>
           <w14:ligatures w14:val="none"/>
         </w:rPr>
-        <w:t xml:space="preserve">El </w:t>
+        <w:t xml:space="preserve">El señor [APELLIDO] solicitó, en calidad de medida correctiva, que BNP Paribas y el Banco cumplan con: otorgar la cobertura del Seguro de Protección de Pagos. Asimismo, requirió el reembolso de costos y costas del presente procedimiento.</w:t>
       </w:r>
       <w:r>
         <w:rPr>
@@ -2481,7 +2481,7 @@
           <w:kern w:val="0"/>
           <w14:ligatures w14:val="none"/>
         </w:rPr>
-        <w:t xml:space="preserve">señor Polo </w:t>
+        <w:t xml:space="preserve"/>
       </w:r>
       <w:r>
         <w:rPr>
@@ -2491,7 +2491,7 @@
           <w:lang w:val="es-ES" w:eastAsia="es-ES"/>
           <w14:ligatures w14:val="none"/>
         </w:rPr>
-        <w:t xml:space="preserve">solicitó, en calidad de medida correctiva, que </w:t>
+        <w:t xml:space="preserve"/>
       </w:r>
       <w:bookmarkStart w:id="2" w:name="_Hlk206587071"/>
       <w:r>
@@ -2502,7 +2502,7 @@
           <w:lang w:val="es-ES" w:eastAsia="es-ES"/>
           <w14:ligatures w14:val="none"/>
         </w:rPr>
-        <w:t xml:space="preserve">BNP </w:t>
+        <w:t xml:space="preserve"/>
       </w:r>
       <w:proofErr w:type="spellStart"/>
       <w:r>
@@ -2513,7 +2513,7 @@
           <w:lang w:val="es-ES" w:eastAsia="es-ES"/>
           <w14:ligatures w14:val="none"/>
         </w:rPr>
-        <w:t>Paribas</w:t>
+        <w:t/>
       </w:r>
       <w:proofErr w:type="spellEnd"/>
       <w:r>
@@ -2524,7 +2524,7 @@
           <w:lang w:val="es-ES" w:eastAsia="es-ES"/>
           <w14:ligatures w14:val="none"/>
         </w:rPr>
-        <w:t xml:space="preserve"> y el Banco </w:t>
+        <w:t xml:space="preserve"/>
       </w:r>
       <w:r>
         <w:rPr>
@@ -2534,7 +2534,7 @@
           <w:lang w:val="es-ES" w:eastAsia="es-ES"/>
           <w14:ligatures w14:val="none"/>
         </w:rPr>
-        <w:t>cumplan con</w:t>
+        <w:t/>
       </w:r>
       <w:r>
         <w:rPr>
@@ -2544,7 +2544,7 @@
           <w:lang w:val="es-ES" w:eastAsia="es-ES"/>
           <w14:ligatures w14:val="none"/>
         </w:rPr>
-        <w:t xml:space="preserve">: </w:t>
+        <w:t xml:space="preserve"/>
       </w:r>
       <w:r>
         <w:rPr>
@@ -2554,7 +2554,7 @@
           <w:lang w:val="es-ES" w:eastAsia="es-ES"/>
           <w14:ligatures w14:val="none"/>
         </w:rPr>
-        <w:t xml:space="preserve">otorgar la cobertura del </w:t>
+        <w:t xml:space="preserve"/>
       </w:r>
       <w:r>
         <w:rPr>
@@ -2564,7 +2564,7 @@
           <w:lang w:val="es-ES" w:eastAsia="es-ES"/>
           <w14:ligatures w14:val="none"/>
         </w:rPr>
-        <w:t>Seguro de Protección de Pagos</w:t>
+        <w:t/>
       </w:r>
       <w:r>
         <w:rPr>
@@ -2574,7 +2574,7 @@
           <w:lang w:val="es-ES" w:eastAsia="es-ES"/>
           <w14:ligatures w14:val="none"/>
         </w:rPr>
-        <w:t>. Asimismo, requirió el reembolso de costos y costas del presente procedimiento.</w:t>
+        <w:t/>
       </w:r>
     </w:p>
     <w:bookmarkEnd w:id="2"/>
@@ -3663,7 +3663,7 @@
           <w:lang w:eastAsia="es-PE"/>
           <w14:ligatures w14:val="none"/>
         </w:rPr>
-        <w:t xml:space="preserve">PRIMERO: </w:t>
+        <w:t xml:space="preserve">PRIMERO: admitir a trámite la denuncia del 15 de enero de 2026, complementado mediante escrito del 24 de enero de 2026, subsanada mediante escrito del 16 de febrero de 2026, interpuesta por el señor [DENUNCIANTE] contra BNP Paribas Cardif S.A. Compañía de Seguros y Reaseguros y Scotiabank Perú S.A.A., por lo siguiente:</w:t>
       </w:r>
       <w:r>
         <w:rPr>
@@ -3674,7 +3674,7 @@
           <w:lang w:eastAsia="es-PE"/>
           <w14:ligatures w14:val="none"/>
         </w:rPr>
-        <w:t xml:space="preserve">admitir a trámite la denuncia del </w:t>
+        <w:t xml:space="preserve"/>
       </w:r>
       <w:r>
         <w:rPr>
@@ -3684,7 +3684,7 @@
           <w:lang w:val="es-ES" w:eastAsia="es-ES"/>
           <w14:ligatures w14:val="none"/>
         </w:rPr>
-        <w:t>15 de enero de 2026, complementado mediante escrito del 24 de enero de 2026, subsanada mediante escrito del 16 de febrero de 2026</w:t>
+        <w:t/>
       </w:r>
       <w:r>
         <w:rPr>
@@ -3694,7 +3694,7 @@
           <w:lang w:val="es-ES" w:eastAsia="es-ES"/>
           <w14:ligatures w14:val="none"/>
         </w:rPr>
-        <w:t xml:space="preserve">, </w:t>
+        <w:t xml:space="preserve"/>
       </w:r>
       <w:r>
         <w:rPr>
@@ -3705,7 +3705,7 @@
           <w:lang w:eastAsia="es-PE"/>
           <w14:ligatures w14:val="none"/>
         </w:rPr>
-        <w:t xml:space="preserve">interpuesta por </w:t>
+        <w:t xml:space="preserve"/>
       </w:r>
       <w:r>
         <w:rPr>
@@ -3716,7 +3716,7 @@
           <w:lang w:eastAsia="es-PE"/>
           <w14:ligatures w14:val="none"/>
         </w:rPr>
-        <w:t xml:space="preserve">el </w:t>
+        <w:t xml:space="preserve"/>
       </w:r>
       <w:r>
         <w:rPr>
@@ -3727,7 +3727,7 @@
           <w:lang w:eastAsia="es-PE"/>
           <w14:ligatures w14:val="none"/>
         </w:rPr>
-        <w:t xml:space="preserve">señor Christiam Iván Polo Bedregal </w:t>
+        <w:t xml:space="preserve"/>
       </w:r>
       <w:r>
         <w:rPr>
@@ -3738,14 +3738,14 @@
           <w:lang w:eastAsia="es-PE"/>
           <w14:ligatures w14:val="none"/>
         </w:rPr>
-        <w:t xml:space="preserve">contra </w:t>
+        <w:t xml:space="preserve"/>
       </w:r>
       <w:r>
         <w:rPr>
           <w:rFonts w:ascii="Arial Narrow" w:eastAsia="Arial Narrow" w:hAnsi="Arial Narrow" w:cs="Arial Narrow"/>
           <w:bCs/>
         </w:rPr>
-        <w:t xml:space="preserve">BNP </w:t>
+        <w:t xml:space="preserve"/>
       </w:r>
       <w:proofErr w:type="spellStart"/>
       <w:r>
@@ -3753,7 +3753,7 @@
           <w:rFonts w:ascii="Arial Narrow" w:eastAsia="Arial Narrow" w:hAnsi="Arial Narrow" w:cs="Arial Narrow"/>
           <w:bCs/>
         </w:rPr>
-        <w:t>Paribas</w:t>
+        <w:t/>
       </w:r>
       <w:proofErr w:type="spellEnd"/>
       <w:r>
@@ -3761,7 +3761,7 @@
           <w:rFonts w:ascii="Arial Narrow" w:eastAsia="Arial Narrow" w:hAnsi="Arial Narrow" w:cs="Arial Narrow"/>
           <w:bCs/>
         </w:rPr>
-        <w:t xml:space="preserve"> </w:t>
+        <w:t xml:space="preserve"/>
       </w:r>
       <w:proofErr w:type="spellStart"/>
       <w:r>
@@ -3769,7 +3769,7 @@
           <w:rFonts w:ascii="Arial Narrow" w:eastAsia="Arial Narrow" w:hAnsi="Arial Narrow" w:cs="Arial Narrow"/>
           <w:bCs/>
         </w:rPr>
-        <w:t>Cardif</w:t>
+        <w:t/>
       </w:r>
       <w:proofErr w:type="spellEnd"/>
       <w:r>
@@ -3777,7 +3777,7 @@
           <w:rFonts w:ascii="Arial Narrow" w:eastAsia="Arial Narrow" w:hAnsi="Arial Narrow" w:cs="Arial Narrow"/>
           <w:bCs/>
         </w:rPr>
-        <w:t xml:space="preserve"> S.A. Compañía de Seguros y Reaseguros y Scotiabank Perú S.A.A.</w:t>
+        <w:t xml:space="preserve"/>
       </w:r>
       <w:r>
         <w:rPr>
@@ -3788,7 +3788,7 @@
           <w:lang w:eastAsia="es-PE"/>
           <w14:ligatures w14:val="none"/>
         </w:rPr>
-        <w:t>,</w:t>
+        <w:t/>
       </w:r>
       <w:r>
         <w:rPr>
@@ -3799,7 +3799,7 @@
           <w:lang w:eastAsia="es-PE"/>
           <w14:ligatures w14:val="none"/>
         </w:rPr>
-        <w:t xml:space="preserve"> </w:t>
+        <w:t xml:space="preserve"/>
       </w:r>
       <w:r>
         <w:rPr>
@@ -3810,7 +3810,7 @@
           <w:lang w:eastAsia="es-PE"/>
           <w14:ligatures w14:val="none"/>
         </w:rPr>
-        <w:t>por lo siguiente:</w:t>
+        <w:t/>
       </w:r>
     </w:p>
     <w:p>
@@ -5788,7 +5788,7 @@
           <w:b/>
           <w:bCs/>
         </w:rPr>
-        <w:t>DÉCIMO</w:t>
+        <w:t xml:space="preserve">DÉCIMO PRIMERO: requerir al señor [DENUNCIANTE] y Scotiabank Perú S.A.A. para que, dentro del plazo de dos (2) días hábiles siguientes a la fecha en que reciban la notificación en sus bandejas de correo electrónico, efectúen la confirmación de recepción de la notificación remitida por este despacho a sus correos electrónicos, de conformidad con el segundo párrafo del numeral 4 del artículo 20 del Texto Único Ordenado de la Ley del Procedimiento Administrativo General, aprobado mediante Decreto Supremo  006-2026-JUS, bajo apercibimiento de rehacer el acto de notificación y notificarle conforme al numeral 1 del artículo 20 del citado cuerpo normativo.</w:t>
       </w:r>
       <w:r>
         <w:rPr>
@@ -5796,7 +5796,7 @@
           <w:b/>
           <w:bCs/>
         </w:rPr>
-        <w:t xml:space="preserve"> PRIMERO</w:t>
+        <w:t xml:space="preserve"/>
       </w:r>
       <w:r>
         <w:rPr>
@@ -5806,7 +5806,7 @@
           <w:kern w:val="0"/>
           <w14:ligatures w14:val="none"/>
         </w:rPr>
-        <w:t>:</w:t>
+        <w:t/>
       </w:r>
       <w:r>
         <w:rPr>
@@ -5816,7 +5816,7 @@
           <w:kern w:val="0"/>
           <w14:ligatures w14:val="none"/>
         </w:rPr>
-        <w:t xml:space="preserve"> </w:t>
+        <w:t xml:space="preserve"/>
       </w:r>
       <w:r>
         <w:rPr>
@@ -5826,7 +5826,7 @@
           <w:kern w:val="0"/>
           <w14:ligatures w14:val="none"/>
         </w:rPr>
-        <w:t>requerir a</w:t>
+        <w:t/>
       </w:r>
       <w:r>
         <w:rPr>
@@ -5836,7 +5836,7 @@
           <w:kern w:val="0"/>
           <w14:ligatures w14:val="none"/>
         </w:rPr>
-        <w:t xml:space="preserve">l señor </w:t>
+        <w:t xml:space="preserve"/>
       </w:r>
       <w:r>
         <w:rPr>
@@ -5847,119 +5847,119 @@
           <w:lang w:eastAsia="es-PE"/>
           <w14:ligatures w14:val="none"/>
         </w:rPr>
-        <w:t xml:space="preserve">Christiam Iván Polo Bedregal y Scotiabank Perú S.A.A. </w:t>
+        <w:t xml:space="preserve"/>
       </w:r>
       <w:r>
         <w:rPr>
           <w:rFonts w:ascii="Arial Narrow" w:hAnsi="Arial Narrow"/>
           <w:color w:val="000000"/>
         </w:rPr>
-        <w:t>para que, dentro del plazo de dos (2) días hábiles siguientes a la fecha en que reciba</w:t>
+        <w:t/>
       </w:r>
       <w:r>
         <w:rPr>
           <w:rFonts w:ascii="Arial Narrow" w:hAnsi="Arial Narrow"/>
           <w:color w:val="000000"/>
         </w:rPr>
-        <w:t>n</w:t>
+        <w:t/>
       </w:r>
       <w:r>
         <w:rPr>
           <w:rFonts w:ascii="Arial Narrow" w:hAnsi="Arial Narrow"/>
           <w:color w:val="000000"/>
         </w:rPr>
-        <w:t xml:space="preserve"> la notificación en su</w:t>
+        <w:t xml:space="preserve"/>
       </w:r>
       <w:r>
         <w:rPr>
           <w:rFonts w:ascii="Arial Narrow" w:hAnsi="Arial Narrow"/>
           <w:color w:val="000000"/>
         </w:rPr>
-        <w:t>s</w:t>
+        <w:t/>
       </w:r>
       <w:r>
         <w:rPr>
           <w:rFonts w:ascii="Arial Narrow" w:hAnsi="Arial Narrow"/>
           <w:color w:val="000000"/>
         </w:rPr>
-        <w:t xml:space="preserve"> bandeja</w:t>
+        <w:t xml:space="preserve"/>
       </w:r>
       <w:r>
         <w:rPr>
           <w:rFonts w:ascii="Arial Narrow" w:hAnsi="Arial Narrow"/>
           <w:color w:val="000000"/>
         </w:rPr>
-        <w:t>s</w:t>
+        <w:t/>
       </w:r>
       <w:r>
         <w:rPr>
           <w:rFonts w:ascii="Arial Narrow" w:hAnsi="Arial Narrow"/>
           <w:color w:val="000000"/>
         </w:rPr>
-        <w:t xml:space="preserve"> de correo electrónico, efectúe</w:t>
+        <w:t xml:space="preserve"/>
       </w:r>
       <w:r>
         <w:rPr>
           <w:rFonts w:ascii="Arial Narrow" w:hAnsi="Arial Narrow"/>
           <w:color w:val="000000"/>
         </w:rPr>
-        <w:t>n</w:t>
+        <w:t/>
       </w:r>
       <w:r>
         <w:rPr>
           <w:rFonts w:ascii="Arial Narrow" w:hAnsi="Arial Narrow"/>
           <w:color w:val="000000"/>
         </w:rPr>
-        <w:t xml:space="preserve"> la confirmación de recepción de la notificación remitida por este despacho a su</w:t>
+        <w:t xml:space="preserve"/>
       </w:r>
       <w:r>
         <w:rPr>
           <w:rFonts w:ascii="Arial Narrow" w:hAnsi="Arial Narrow"/>
           <w:color w:val="000000"/>
         </w:rPr>
-        <w:t>s</w:t>
+        <w:t/>
       </w:r>
       <w:r>
         <w:rPr>
           <w:rFonts w:ascii="Arial Narrow" w:hAnsi="Arial Narrow"/>
           <w:color w:val="000000"/>
         </w:rPr>
-        <w:t xml:space="preserve"> correo</w:t>
+        <w:t xml:space="preserve"/>
       </w:r>
       <w:r>
         <w:rPr>
           <w:rFonts w:ascii="Arial Narrow" w:hAnsi="Arial Narrow"/>
           <w:color w:val="000000"/>
         </w:rPr>
-        <w:t>s</w:t>
+        <w:t/>
       </w:r>
       <w:r>
         <w:rPr>
           <w:rFonts w:ascii="Arial Narrow" w:hAnsi="Arial Narrow"/>
           <w:color w:val="000000"/>
         </w:rPr>
-        <w:t xml:space="preserve"> electrónico</w:t>
+        <w:t xml:space="preserve"/>
       </w:r>
       <w:r>
         <w:rPr>
           <w:rFonts w:ascii="Arial Narrow" w:hAnsi="Arial Narrow"/>
           <w:color w:val="000000"/>
         </w:rPr>
-        <w:t>s</w:t>
+        <w:t/>
       </w:r>
       <w:r>
         <w:rPr>
           <w:rFonts w:ascii="Arial Narrow" w:hAnsi="Arial Narrow"/>
           <w:color w:val="000000"/>
         </w:rPr>
-        <w:t>, de conformidad</w:t>
+        <w:t/>
       </w:r>
       <w:r>
         <w:rPr>
           <w:rFonts w:ascii="Arial Narrow" w:hAnsi="Arial Narrow"/>
           <w:color w:val="000000"/>
         </w:rPr>
-        <w:t xml:space="preserve"> con el segundo párrafo del numeral 4 del artículo 20</w:t>
+        <w:t xml:space="preserve"/>
       </w:r>
       <w:r>
         <w:rPr>
@@ -5976,7 +5976,7 @@
           <w:rFonts w:ascii="Arial Narrow" w:hAnsi="Arial Narrow"/>
           <w:color w:val="000000"/>
         </w:rPr>
-        <w:t xml:space="preserve"> del Texto Único Ordenado de la Ley del Procedimiento Administrativo General, aprobado mediante Decreto Supremo </w:t>
+        <w:t xml:space="preserve"/>
       </w:r>
       <w:proofErr w:type="spellStart"/>
       <w:r>
@@ -5992,7 +5992,7 @@
           <w:rFonts w:ascii="Arial Narrow" w:hAnsi="Arial Narrow"/>
           <w:color w:val="000000"/>
         </w:rPr>
-        <w:t xml:space="preserve"> 006-2026-JUS, bajo apercibimiento de rehacer el acto de notificación y notificarle conforme al numeral 1 del artículo 20</w:t>
+        <w:t xml:space="preserve"/>
       </w:r>
       <w:r>
         <w:rPr>
@@ -6009,7 +6009,7 @@
           <w:rFonts w:ascii="Arial Narrow" w:hAnsi="Arial Narrow"/>
           <w:color w:val="000000"/>
         </w:rPr>
-        <w:t xml:space="preserve"> del citado cuerpo normativo</w:t>
+        <w:t xml:space="preserve"/>
       </w:r>
       <w:r>
         <w:rPr>
@@ -6022,7 +6022,7 @@
         <w:rPr>
           <w:rFonts w:ascii="Arial Narrow" w:hAnsi="Arial Narrow" w:cs="Arial"/>
         </w:rPr>
-        <w:t>.</w:t>
+        <w:t/>
       </w:r>
     </w:p>
     <w:p>

--- a/plantillas_maestras/17_seguro_no_especificado/materia_general_asegurativa/2_ddos_banco_y_aseguradora/varon/TPL_191_2026_SEGURO_NO_ESPECIFICADO_MATERIA_GENERAL_ASEGURATIVA_BANCO_VARON_R2.docx
+++ b/plantillas_maestras/17_seguro_no_especificado/materia_general_asegurativa/2_ddos_banco_y_aseguradora/varon/TPL_191_2026_SEGURO_NO_ESPECIFICADO_MATERIA_GENERAL_ASEGURATIVA_BANCO_VARON_R2.docx
@@ -5788,7 +5788,7 @@
           <w:b/>
           <w:bCs/>
         </w:rPr>
-        <w:t xml:space="preserve">DÉCIMO PRIMERO: requerir al señor [DENUNCIANTE] y Scotiabank Perú S.A.A. para que, dentro del plazo de dos (2) días hábiles siguientes a la fecha en que reciban la notificación en sus bandejas de correo electrónico, efectúen la confirmación de recepción de la notificación remitida por este despacho a sus correos electrónicos, de conformidad con el segundo párrafo del numeral 4 del artículo 20 del Texto Único Ordenado de la Ley del Procedimiento Administrativo General, aprobado mediante Decreto Supremo  006-2026-JUS, bajo apercibimiento de rehacer el acto de notificación y notificarle conforme al numeral 1 del artículo 20 del citado cuerpo normativo.</w:t>
+        <w:t xml:space="preserve">DÉCIMO PRIMERO: requerir al señor [DENUNCIANTE] y Scotiabank Perú S.A.A. para que, dentro del plazo de dos (2) días hábiles siguientes a la fecha en que reciban la notificación en sus bandejas de correo electrónico, efectúen la confirmación de recepción de la notificación remitida por este despacho a sus correos electrónicos, de conformidad con el segundo párrafo del numeral 4 del artículo 20 del Texto Único Ordenado de la Ley del Procedimiento Administrativo General, aprobado mediante Decreto Supremo 006-2026-JUS, bajo apercibimiento de rehacer el acto de notificación y notificarle conforme al numeral 1 del artículo 20 del citado cuerpo normativo.</w:t>
       </w:r>
       <w:r>
         <w:rPr>

--- a/plantillas_maestras/17_seguro_no_especificado/materia_general_asegurativa/2_ddos_banco_y_aseguradora/varon/TPL_191_2026_SEGURO_NO_ESPECIFICADO_MATERIA_GENERAL_ASEGURATIVA_BANCO_VARON_R2.docx
+++ b/plantillas_maestras/17_seguro_no_especificado/materia_general_asegurativa/2_ddos_banco_y_aseguradora/varon/TPL_191_2026_SEGURO_NO_ESPECIFICADO_MATERIA_GENERAL_ASEGURATIVA_BANCO_VARON_R2.docx
@@ -784,6 +784,7 @@
       </w:r>
       <w:r>
         <w:rPr>
+          <w:rStyle w:val="Refdenotaalpie"/>
           <w:rFonts w:ascii="Arial Narrow" w:eastAsia="Times New Roman" w:hAnsi="Arial Narrow" w:cs="Times New Roman"/>
           <w:color w:val="000000"/>
           <w:kern w:val="0"/>
@@ -2688,6 +2689,7 @@
       </w:r>
       <w:r>
         <w:rPr>
+          <w:rStyle w:val="Refdenotaalpie"/>
           <w:rFonts w:ascii="Arial Narrow" w:eastAsia="Arial Narrow" w:hAnsi="Arial Narrow" w:cs="Arial Narrow"/>
           <w:kern w:val="0"/>
           <w:vertAlign w:val="superscript"/>
@@ -2851,6 +2853,7 @@
       <w:bookmarkStart w:id="6" w:name="_Hlk211599421"/>
       <w:r>
         <w:rPr>
+          <w:rStyle w:val="Refdenotaalpie"/>
           <w:rFonts w:ascii="Arial Narrow" w:eastAsia="Arial Narrow" w:hAnsi="Arial Narrow" w:cs="Arial"/>
           <w:kern w:val="0"/>
           <w:vertAlign w:val="superscript"/>
@@ -3054,6 +3057,7 @@
       </w:r>
       <w:r>
         <w:rPr>
+          <w:rStyle w:val="Refdenotaalpie"/>
           <w:rFonts w:ascii="Arial Narrow" w:eastAsia="Arial Narrow" w:hAnsi="Arial Narrow" w:cs="Arial Narrow"/>
           <w:kern w:val="0"/>
           <w:vertAlign w:val="superscript"/>
@@ -4549,6 +4553,7 @@
       </w:r>
       <w:r>
         <w:rPr>
+          <w:rStyle w:val="Refdenotaalpie"/>
           <w:rFonts w:ascii="Arial Narrow" w:eastAsia="Calibri" w:hAnsi="Arial Narrow" w:cs="Arial"/>
           <w:kern w:val="0"/>
           <w:vertAlign w:val="superscript"/>
@@ -4593,6 +4598,7 @@
       </w:r>
       <w:r>
         <w:rPr>
+          <w:rStyle w:val="Refdenotaalpie"/>
           <w:rFonts w:ascii="Arial Narrow" w:eastAsia="Calibri" w:hAnsi="Arial Narrow" w:cs="Arial"/>
           <w:spacing w:val="-2"/>
           <w:kern w:val="0"/>
@@ -5303,6 +5309,7 @@
       </w:r>
       <w:r>
         <w:rPr>
+          <w:rStyle w:val="Refdenotaalpie"/>
           <w:rFonts w:ascii="Arial Narrow" w:eastAsia="Arial Narrow" w:hAnsi="Arial Narrow" w:cs="Times New Roman"/>
           <w:color w:val="000000"/>
           <w:kern w:val="0"/>
@@ -5384,6 +5391,7 @@
       </w:r>
       <w:r>
         <w:rPr>
+          <w:rStyle w:val="Refdenotaalpie"/>
           <w:rFonts w:ascii="Arial Narrow" w:eastAsia="Arial Narrow" w:hAnsi="Arial Narrow" w:cs="Times New Roman"/>
           <w:color w:val="000000"/>
           <w:kern w:val="0"/>
@@ -5437,6 +5445,7 @@
       </w:r>
       <w:r>
         <w:rPr>
+          <w:rStyle w:val="Refdenotaalpie"/>
           <w:rFonts w:ascii="Arial Narrow" w:eastAsia="Arial Narrow" w:hAnsi="Arial Narrow" w:cs="Times New Roman"/>
           <w:color w:val="000000"/>
           <w:kern w:val="0"/>
@@ -5647,6 +5656,7 @@
       </w:r>
       <w:r>
         <w:rPr>
+          <w:rStyle w:val="Refdenotaalpie"/>
           <w:rFonts w:ascii="Arial Narrow" w:eastAsia="Calibri" w:hAnsi="Arial Narrow" w:cs="Arial"/>
           <w:kern w:val="0"/>
           <w:vertAlign w:val="superscript"/>
@@ -6013,6 +6023,7 @@
       </w:r>
       <w:r>
         <w:rPr>
+          <w:rStyle w:val="Refdenotaalpie"/>
           <w:rFonts w:ascii="Arial Narrow" w:hAnsi="Arial Narrow"/>
           <w:vertAlign w:val="superscript"/>
         </w:rPr>
@@ -6399,14 +6410,14 @@
         <w:tab w:val="right" w:pos="8838"/>
       </w:tabs>
       <w:rPr>
-        <w:rFonts w:ascii="Arial" w:eastAsia="Arial" w:hAnsi="Arial" w:cs="Arial"/>
+        <w:rFonts w:ascii="Arial Narrow" w:eastAsia="Arial" w:hAnsi="Arial Narrow" w:cs="Arial"/>
         <w:sz w:val="16"/>
         <w:szCs w:val="16"/>
       </w:rPr>
     </w:pPr>
     <w:r>
       <w:rPr>
-        <w:rFonts w:ascii="Arial" w:eastAsia="Arial" w:hAnsi="Arial" w:cs="Arial"/>
+        <w:rFonts w:ascii="Arial Narrow" w:eastAsia="Arial" w:hAnsi="Arial Narrow" w:cs="Arial"/>
         <w:sz w:val="16"/>
         <w:szCs w:val="16"/>
       </w:rPr>
@@ -6420,7 +6431,7 @@
     </w:pPr>
     <w:r>
       <w:rPr>
-        <w:rFonts w:ascii="Arial" w:eastAsia="Arial" w:hAnsi="Arial" w:cs="Arial"/>
+        <w:rFonts w:ascii="Arial Narrow" w:eastAsia="Arial" w:hAnsi="Arial Narrow" w:cs="Arial"/>
         <w:sz w:val="16"/>
         <w:szCs w:val="16"/>
       </w:rPr>
@@ -6428,7 +6439,7 @@
     </w:r>
     <w:r>
       <w:rPr>
-        <w:rFonts w:ascii="Arial" w:eastAsia="Arial" w:hAnsi="Arial" w:cs="Arial"/>
+        <w:rFonts w:ascii="Arial Narrow" w:eastAsia="Arial" w:hAnsi="Arial Narrow" w:cs="Arial"/>
         <w:sz w:val="16"/>
         <w:szCs w:val="16"/>
       </w:rPr>
@@ -6436,7 +6447,7 @@
     </w:r>
     <w:r>
       <w:rPr>
-        <w:rFonts w:ascii="Arial" w:eastAsia="Arial" w:hAnsi="Arial" w:cs="Arial"/>
+        <w:rFonts w:ascii="Arial Narrow" w:eastAsia="Arial" w:hAnsi="Arial Narrow" w:cs="Arial"/>
         <w:sz w:val="16"/>
         <w:szCs w:val="16"/>
       </w:rPr>
@@ -6444,7 +6455,7 @@
     </w:r>
     <w:r>
       <w:rPr>
-        <w:rFonts w:ascii="Arial" w:eastAsia="Arial" w:hAnsi="Arial" w:cs="Arial"/>
+        <w:rFonts w:ascii="Arial Narrow" w:eastAsia="Arial" w:hAnsi="Arial Narrow" w:cs="Arial"/>
         <w:sz w:val="16"/>
         <w:szCs w:val="16"/>
       </w:rPr>
@@ -6452,7 +6463,7 @@
     </w:r>
     <w:r>
       <w:rPr>
-        <w:rFonts w:ascii="Arial" w:eastAsia="Arial" w:hAnsi="Arial" w:cs="Arial"/>
+        <w:rFonts w:ascii="Arial Narrow" w:eastAsia="Arial" w:hAnsi="Arial Narrow" w:cs="Arial"/>
         <w:sz w:val="16"/>
         <w:szCs w:val="16"/>
       </w:rPr>
@@ -6502,6 +6513,7 @@
           <w:rFonts w:ascii="Arial Narrow" w:hAnsi="Arial Narrow" w:cs="Arial"/>
           <w:sz w:val="16"/>
           <w:szCs w:val="16"/>
+          <w:vertAlign w:val="superscript"/>
         </w:rPr>
         <w:footnoteRef/>
       </w:r>
@@ -6576,6 +6588,7 @@
           <w:rFonts w:ascii="Arial Narrow" w:hAnsi="Arial Narrow" w:cs="Arial"/>
           <w:sz w:val="16"/>
           <w:szCs w:val="16"/>
+          <w:vertAlign w:val="superscript"/>
         </w:rPr>
         <w:footnoteRef/>
       </w:r>
@@ -6931,6 +6944,7 @@
           <w:rFonts w:ascii="Arial Narrow" w:hAnsi="Arial Narrow"/>
           <w:sz w:val="16"/>
           <w:szCs w:val="16"/>
+          <w:vertAlign w:val="superscript"/>
         </w:rPr>
         <w:footnoteRef/>
       </w:r>
@@ -7156,6 +7170,7 @@
           <w:rFonts w:ascii="Arial Narrow" w:hAnsi="Arial Narrow" w:cs="Arial"/>
           <w:sz w:val="16"/>
           <w:szCs w:val="16"/>
+          <w:vertAlign w:val="superscript"/>
         </w:rPr>
         <w:footnoteRef/>
       </w:r>
@@ -7363,6 +7378,7 @@
           <w:rFonts w:ascii="Arial Narrow" w:hAnsi="Arial Narrow" w:cs="Arial"/>
           <w:sz w:val="16"/>
           <w:szCs w:val="16"/>
+          <w:vertAlign w:val="superscript"/>
         </w:rPr>
         <w:footnoteRef/>
       </w:r>
@@ -7451,6 +7467,7 @@
           <w:rFonts w:ascii="Arial Narrow" w:hAnsi="Arial Narrow" w:cs="Arial"/>
           <w:sz w:val="16"/>
           <w:szCs w:val="16"/>
+          <w:vertAlign w:val="superscript"/>
         </w:rPr>
         <w:footnoteRef/>
       </w:r>
@@ -7658,7 +7675,7 @@
       </w:pPr>
       <w:r>
         <w:rPr>
-          <w:rStyle w:val="TextonotapieCar"/>
+          <w:rStyle w:val="Refdenotaalpie"/>
           <w:rFonts w:ascii="Arial Narrow" w:hAnsi="Arial Narrow" w:cs="Arial"/>
           <w:sz w:val="16"/>
           <w:szCs w:val="16"/>
@@ -7894,6 +7911,7 @@
           <w:rFonts w:ascii="Arial Narrow" w:hAnsi="Arial Narrow" w:cs="Arial"/>
           <w:sz w:val="16"/>
           <w:szCs w:val="16"/>
+          <w:vertAlign w:val="superscript"/>
         </w:rPr>
         <w:footnoteRef/>
       </w:r>
@@ -8711,6 +8729,7 @@
           <w:rFonts w:ascii="Arial Narrow" w:hAnsi="Arial Narrow" w:cs="Arial"/>
           <w:sz w:val="16"/>
           <w:szCs w:val="16"/>
+          <w:vertAlign w:val="superscript"/>
         </w:rPr>
         <w:footnoteRef/>
       </w:r>
@@ -8951,6 +8970,7 @@
           <w:bCs/>
           <w:sz w:val="16"/>
           <w:szCs w:val="16"/>
+          <w:vertAlign w:val="superscript"/>
         </w:rPr>
         <w:footnoteRef/>
       </w:r>
@@ -9102,6 +9122,7 @@
           <w:rFonts w:ascii="Arial Narrow" w:hAnsi="Arial Narrow" w:cs="Arial"/>
           <w:sz w:val="16"/>
           <w:szCs w:val="16"/>
+          <w:vertAlign w:val="superscript"/>
         </w:rPr>
         <w:footnoteRef/>
       </w:r>
@@ -11700,6 +11721,17 @@
       <w:szCs w:val="20"/>
     </w:rPr>
   </w:style>
+  <w:style w:type="character" w:styleId="FootnoteReference">
+    <w:name w:val="footnote reference"/>
+    <w:basedOn w:val="Fuentedeprrafopredeter"/>
+    <w:uiPriority w:val="99"/>
+    <w:semiHidden/>
+    <w:unhideWhenUsed/>
+    <w:rPr>
+      <w:rFonts w:ascii="Arial Narrow" w:hAnsi="Arial Narrow"/>
+      <w:vertAlign w:val="superscript"/>
+    </w:rPr>
+  </w:style>
 </w:styles>
 </file>
 

--- a/plantillas_maestras/17_seguro_no_especificado/materia_general_asegurativa/2_ddos_banco_y_aseguradora/varon/TPL_191_2026_SEGURO_NO_ESPECIFICADO_MATERIA_GENERAL_ASEGURATIVA_BANCO_VARON_R2.docx
+++ b/plantillas_maestras/17_seguro_no_especificado/materia_general_asegurativa/2_ddos_banco_y_aseguradora/varon/TPL_191_2026_SEGURO_NO_ESPECIFICADO_MATERIA_GENERAL_ASEGURATIVA_BANCO_VARON_R2.docx
@@ -1,8 +1,8 @@
 
 <file path=word/document.xml><?xml version="1.0" encoding="utf-8"?>
-<w:document xmlns:wpc="http://schemas.microsoft.com/office/word/2010/wordprocessingCanvas" xmlns:cx="http://schemas.microsoft.com/office/drawing/2014/chartex" xmlns:cx1="http://schemas.microsoft.com/office/drawing/2015/9/8/chartex" xmlns:cx2="http://schemas.microsoft.com/office/drawing/2015/10/21/chartex" xmlns:cx3="http://schemas.microsoft.com/office/drawing/2016/5/9/chartex" xmlns:cx4="http://schemas.microsoft.com/office/drawing/2016/5/10/chartex" xmlns:cx5="http://schemas.microsoft.com/office/drawing/2016/5/11/chartex" xmlns:cx6="http://schemas.microsoft.com/office/drawing/2016/5/12/chartex" xmlns:cx7="http://schemas.microsoft.com/office/drawing/2016/5/13/chartex" xmlns:cx8="http://schemas.microsoft.com/office/drawing/2016/5/14/chartex" xmlns:mc="http://schemas.openxmlformats.org/markup-compatibility/2006" xmlns:aink="http://schemas.microsoft.com/office/drawing/2016/ink" xmlns:am3d="http://schemas.microsoft.com/office/drawing/2017/model3d" xmlns:o="urn:schemas-microsoft-com:office:office" xmlns:oel="http://schemas.microsoft.com/office/2019/extlst" xmlns:r="http://schemas.openxmlformats.org/officeDocument/2006/relationships" xmlns:m="http://schemas.openxmlformats.org/officeDocument/2006/math" xmlns:v="urn:schemas-microsoft-com:vml" xmlns:wp14="http://schemas.microsoft.com/office/word/2010/wordprocessingDrawing" xmlns:wp="http://schemas.openxmlformats.org/drawingml/2006/wordprocessingDrawing" xmlns:w10="urn:schemas-microsoft-com:office:word" xmlns:w="http://schemas.openxmlformats.org/wordprocessingml/2006/main" xmlns:w14="http://schemas.microsoft.com/office/word/2010/wordml" xmlns:w15="http://schemas.microsoft.com/office/word/2012/wordml" xmlns:w16cex="http://schemas.microsoft.com/office/word/2018/wordml/cex" xmlns:w16cid="http://schemas.microsoft.com/office/word/2016/wordml/cid" xmlns:w16="http://schemas.microsoft.com/office/word/2018/wordml" xmlns:w16du="http://schemas.microsoft.com/office/word/2023/wordml/word16du" xmlns:w16sdtdh="http://schemas.microsoft.com/office/word/2020/wordml/sdtdatahash" xmlns:w16sdtfl="http://schemas.microsoft.com/office/word/2024/wordml/sdtformatlock" xmlns:w16se="http://schemas.microsoft.com/office/word/2015/wordml/symex" xmlns:wpg="http://schemas.microsoft.com/office/word/2010/wordprocessingGroup" xmlns:wpi="http://schemas.microsoft.com/office/word/2010/wordprocessingInk" xmlns:wne="http://schemas.microsoft.com/office/word/2006/wordml" xmlns:wps="http://schemas.microsoft.com/office/word/2010/wordprocessingShape" mc:Ignorable="w14 w15 w16se w16cid w16 w16cex w16sdtdh w16sdtfl w16du wp14">
+<w:document xmlns:ns1="http://schemas.openxmlformats.org/markup-compatibility/2006" xmlns:ns2="http://schemas.microsoft.com/office/word/2010/wordml" xmlns:ns3="http://schemas.openxmlformats.org/officeDocument/2006/relationships" xmlns:w="http://schemas.openxmlformats.org/wordprocessingml/2006/main" ns1:Ignorable="w14 w15 w16se w16cid w16 w16cex w16sdtdh w16sdtfl w16du wp14">
   <w:body>
-    <w:p>
+    <w:p ns2:paraId="4D92E425" ns2:textId="2FBB780A">
       <w:pPr>
         <w:tabs>
           <w:tab w:val="left" w:pos="1701"/>
@@ -14,7 +14,7 @@
           <w:color w:val="000000"/>
           <w:kern w:val="0"/>
           <w:lang w:eastAsia="es-PE"/>
-          <w14:ligatures w14:val="none"/>
+          <ns2:ligatures ns2:val="none"/>
         </w:rPr>
       </w:pPr>
       <w:bookmarkStart w:id="0" w:name="_Hlk80343540"/>
@@ -25,7 +25,7 @@
           <w:color w:val="000000"/>
           <w:kern w:val="0"/>
           <w:lang w:eastAsia="es-PE"/>
-          <w14:ligatures w14:val="none"/>
+          <ns2:ligatures ns2:val="none"/>
         </w:rPr>
         <w:t>EX</w:t>
       </w:r>
@@ -36,7 +36,7 @@
           <w:color w:val="000000"/>
           <w:kern w:val="0"/>
           <w:lang w:eastAsia="es-PE"/>
-          <w14:ligatures w14:val="none"/>
+          <ns2:ligatures ns2:val="none"/>
         </w:rPr>
         <w:t xml:space="preserve">PEDIENTE </w:t>
       </w:r>
@@ -47,7 +47,7 @@
           <w:color w:val="000000"/>
           <w:kern w:val="0"/>
           <w:lang w:eastAsia="es-PE"/>
-          <w14:ligatures w14:val="none"/>
+          <ns2:ligatures ns2:val="none"/>
         </w:rPr>
         <w:tab/>
         <w:t>:</w:t>
@@ -59,7 +59,7 @@
           <w:color w:val="000000"/>
           <w:kern w:val="0"/>
           <w:lang w:eastAsia="es-PE"/>
-          <w14:ligatures w14:val="none"/>
+          <ns2:ligatures ns2:val="none"/>
         </w:rPr>
         <w:tab/>
       </w:r>
@@ -72,12 +72,12 @@
           <w:kern w:val="0"/>
           <w:shd w:val="clear" w:color="auto" w:fill="FFFFFF"/>
           <w:lang w:eastAsia="es-PE"/>
-          <w14:ligatures w14:val="none"/>
+          <ns2:ligatures ns2:val="none"/>
         </w:rPr>
         <w:t>191-2026/CC1</w:t>
       </w:r>
     </w:p>
-    <w:p>
+    <w:p ns2:paraId="174737B6" ns2:textId="2965331F">
       <w:pPr>
         <w:tabs>
           <w:tab w:val="left" w:pos="1701"/>
@@ -92,17 +92,17 @@
           <w:color w:val="000000"/>
           <w:kern w:val="0"/>
           <w:lang w:eastAsia="es-PE"/>
-          <w14:ligatures w14:val="none"/>
-        </w:rPr>
-      </w:pPr>
-      <w:r>
-        <w:rPr>
-          <w:rFonts w:ascii="Arial Narrow" w:eastAsia="Arial Narrow" w:hAnsi="Arial Narrow" w:cs="Arial Narrow"/>
-          <w:b/>
-          <w:color w:val="000000"/>
-          <w:kern w:val="0"/>
-          <w:lang w:eastAsia="es-PE"/>
-          <w14:ligatures w14:val="none"/>
+          <ns2:ligatures ns2:val="none"/>
+        </w:rPr>
+      </w:pPr>
+      <w:r>
+        <w:rPr>
+          <w:rFonts w:ascii="Arial Narrow" w:eastAsia="Arial Narrow" w:hAnsi="Arial Narrow" w:cs="Arial Narrow"/>
+          <w:b/>
+          <w:color w:val="000000"/>
+          <w:kern w:val="0"/>
+          <w:lang w:eastAsia="es-PE"/>
+          <ns2:ligatures ns2:val="none"/>
         </w:rPr>
         <w:t xml:space="preserve">DENUNCIANTE:[DENUNCIANTE] (SEÑOR [APELLIDO])</w:t>
       </w:r>
@@ -113,7 +113,7 @@
           <w:color w:val="000000"/>
           <w:kern w:val="0"/>
           <w:lang w:eastAsia="es-PE"/>
-          <w14:ligatures w14:val="none"/>
+          <ns2:ligatures ns2:val="none"/>
         </w:rPr>
         <w:tab/>
         <w:t/>
@@ -125,7 +125,7 @@
           <w:color w:val="000000"/>
           <w:kern w:val="0"/>
           <w:lang w:eastAsia="es-PE"/>
-          <w14:ligatures w14:val="none"/>
+          <ns2:ligatures ns2:val="none"/>
         </w:rPr>
         <w:tab/>
       </w:r>
@@ -136,12 +136,12 @@
           <w:color w:val="000000"/>
           <w:kern w:val="0"/>
           <w:lang w:eastAsia="es-PE"/>
-          <w14:ligatures w14:val="none"/>
+          <ns2:ligatures ns2:val="none"/>
         </w:rPr>
         <w:t/>
       </w:r>
     </w:p>
-    <w:p>
+    <w:p ns2:paraId="223101EF" ns2:textId="7358D021">
       <w:pPr>
         <w:tabs>
           <w:tab w:val="left" w:pos="1701"/>
@@ -156,17 +156,17 @@
           <w:color w:val="000000"/>
           <w:kern w:val="0"/>
           <w:lang w:eastAsia="es-PE"/>
-          <w14:ligatures w14:val="none"/>
-        </w:rPr>
-      </w:pPr>
-      <w:r>
-        <w:rPr>
-          <w:rFonts w:ascii="Arial Narrow" w:eastAsia="Arial Narrow" w:hAnsi="Arial Narrow" w:cs="Arial Narrow"/>
-          <w:b/>
-          <w:color w:val="000000"/>
-          <w:kern w:val="0"/>
-          <w:lang w:eastAsia="es-PE"/>
-          <w14:ligatures w14:val="none"/>
+          <ns2:ligatures ns2:val="none"/>
+        </w:rPr>
+      </w:pPr>
+      <w:r>
+        <w:rPr>
+          <w:rFonts w:ascii="Arial Narrow" w:eastAsia="Arial Narrow" w:hAnsi="Arial Narrow" w:cs="Arial Narrow"/>
+          <w:b/>
+          <w:color w:val="000000"/>
+          <w:kern w:val="0"/>
+          <w:lang w:eastAsia="es-PE"/>
+          <ns2:ligatures ns2:val="none"/>
         </w:rPr>
         <w:t>DENUNCIADOS</w:t>
       </w:r>
@@ -177,7 +177,7 @@
           <w:color w:val="000000"/>
           <w:kern w:val="0"/>
           <w:lang w:eastAsia="es-PE"/>
-          <w14:ligatures w14:val="none"/>
+          <ns2:ligatures ns2:val="none"/>
         </w:rPr>
         <w:tab/>
         <w:t>:</w:t>
@@ -189,7 +189,7 @@
           <w:color w:val="000000"/>
           <w:kern w:val="0"/>
           <w:lang w:eastAsia="es-PE"/>
-          <w14:ligatures w14:val="none"/>
+          <ns2:ligatures ns2:val="none"/>
         </w:rPr>
         <w:tab/>
       </w:r>
@@ -200,7 +200,7 @@
           <w:color w:val="000000"/>
           <w:kern w:val="0"/>
           <w:lang w:eastAsia="es-PE"/>
-          <w14:ligatures w14:val="none"/>
+          <ns2:ligatures ns2:val="none"/>
         </w:rPr>
         <w:t xml:space="preserve">BNP PARIBAS CARDIF S.A. COMPAÑÍA DE SEGUROS Y REASEGUROS </w:t>
       </w:r>
@@ -211,7 +211,7 @@
           <w:color w:val="000000"/>
           <w:kern w:val="0"/>
           <w:lang w:eastAsia="es-PE"/>
-          <w14:ligatures w14:val="none"/>
+          <ns2:ligatures ns2:val="none"/>
         </w:rPr>
         <w:t>(</w:t>
       </w:r>
@@ -222,7 +222,7 @@
           <w:color w:val="000000"/>
           <w:kern w:val="0"/>
           <w:lang w:eastAsia="es-PE"/>
-          <w14:ligatures w14:val="none"/>
+          <ns2:ligatures ns2:val="none"/>
         </w:rPr>
         <w:t>BNP PARIBAS</w:t>
       </w:r>
@@ -233,12 +233,12 @@
           <w:color w:val="000000"/>
           <w:kern w:val="0"/>
           <w:lang w:eastAsia="es-PE"/>
-          <w14:ligatures w14:val="none"/>
+          <ns2:ligatures ns2:val="none"/>
         </w:rPr>
         <w:t xml:space="preserve">) </w:t>
       </w:r>
     </w:p>
-    <w:p>
+    <w:p ns2:paraId="4D23E5DF" ns2:textId="0E6C0976">
       <w:pPr>
         <w:tabs>
           <w:tab w:val="left" w:pos="1701"/>
@@ -253,17 +253,17 @@
           <w:color w:val="000000"/>
           <w:kern w:val="0"/>
           <w:lang w:val="en-US" w:eastAsia="es-PE"/>
-          <w14:ligatures w14:val="none"/>
-        </w:rPr>
-      </w:pPr>
-      <w:r>
-        <w:rPr>
-          <w:rFonts w:ascii="Arial Narrow" w:eastAsia="Arial Narrow" w:hAnsi="Arial Narrow" w:cs="Arial Narrow"/>
-          <w:b/>
-          <w:color w:val="000000"/>
-          <w:kern w:val="0"/>
-          <w:lang w:eastAsia="es-PE"/>
-          <w14:ligatures w14:val="none"/>
+          <ns2:ligatures ns2:val="none"/>
+        </w:rPr>
+      </w:pPr>
+      <w:r>
+        <w:rPr>
+          <w:rFonts w:ascii="Arial Narrow" w:eastAsia="Arial Narrow" w:hAnsi="Arial Narrow" w:cs="Arial Narrow"/>
+          <w:b/>
+          <w:color w:val="000000"/>
+          <w:kern w:val="0"/>
+          <w:lang w:eastAsia="es-PE"/>
+          <ns2:ligatures ns2:val="none"/>
         </w:rPr>
         <w:tab/>
       </w:r>
@@ -274,7 +274,7 @@
           <w:color w:val="000000"/>
           <w:kern w:val="0"/>
           <w:lang w:eastAsia="es-PE"/>
-          <w14:ligatures w14:val="none"/>
+          <ns2:ligatures ns2:val="none"/>
         </w:rPr>
         <w:tab/>
       </w:r>
@@ -285,7 +285,7 @@
           <w:color w:val="000000"/>
           <w:kern w:val="0"/>
           <w:lang w:val="en-US" w:eastAsia="es-PE"/>
-          <w14:ligatures w14:val="none"/>
+          <ns2:ligatures ns2:val="none"/>
         </w:rPr>
         <w:t>SCOTIABANK PERÚ S.A.A.</w:t>
       </w:r>
@@ -296,7 +296,7 @@
           <w:color w:val="000000"/>
           <w:kern w:val="0"/>
           <w:lang w:val="en-US" w:eastAsia="es-PE"/>
-          <w14:ligatures w14:val="none"/>
+          <ns2:ligatures ns2:val="none"/>
         </w:rPr>
         <w:t xml:space="preserve"> (</w:t>
       </w:r>
@@ -307,7 +307,7 @@
           <w:color w:val="000000"/>
           <w:kern w:val="0"/>
           <w:lang w:val="en-US" w:eastAsia="es-PE"/>
-          <w14:ligatures w14:val="none"/>
+          <ns2:ligatures ns2:val="none"/>
         </w:rPr>
         <w:t>BANCO</w:t>
       </w:r>
@@ -318,12 +318,12 @@
           <w:color w:val="000000"/>
           <w:kern w:val="0"/>
           <w:lang w:val="en-US" w:eastAsia="es-PE"/>
-          <w14:ligatures w14:val="none"/>
+          <ns2:ligatures ns2:val="none"/>
         </w:rPr>
         <w:t>)</w:t>
       </w:r>
     </w:p>
-    <w:p>
+    <w:p ns2:paraId="753670C1" ns2:textId="77777777">
       <w:pPr>
         <w:tabs>
           <w:tab w:val="left" w:pos="1701"/>
@@ -338,17 +338,17 @@
           <w:color w:val="000000"/>
           <w:kern w:val="0"/>
           <w:lang w:eastAsia="es-PE"/>
-          <w14:ligatures w14:val="none"/>
-        </w:rPr>
-      </w:pPr>
-      <w:r>
-        <w:rPr>
-          <w:rFonts w:ascii="Arial Narrow" w:eastAsia="Arial Narrow" w:hAnsi="Arial Narrow" w:cs="Arial Narrow"/>
-          <w:b/>
-          <w:color w:val="000000"/>
-          <w:kern w:val="0"/>
-          <w:lang w:eastAsia="es-PE"/>
-          <w14:ligatures w14:val="none"/>
+          <ns2:ligatures ns2:val="none"/>
+        </w:rPr>
+      </w:pPr>
+      <w:r>
+        <w:rPr>
+          <w:rFonts w:ascii="Arial Narrow" w:eastAsia="Arial Narrow" w:hAnsi="Arial Narrow" w:cs="Arial Narrow"/>
+          <w:b/>
+          <w:color w:val="000000"/>
+          <w:kern w:val="0"/>
+          <w:lang w:eastAsia="es-PE"/>
+          <ns2:ligatures ns2:val="none"/>
         </w:rPr>
         <w:t>MATERIAS</w:t>
       </w:r>
@@ -359,7 +359,7 @@
           <w:color w:val="000000"/>
           <w:kern w:val="0"/>
           <w:lang w:eastAsia="es-PE"/>
-          <w14:ligatures w14:val="none"/>
+          <ns2:ligatures ns2:val="none"/>
         </w:rPr>
         <w:tab/>
         <w:t xml:space="preserve">: </w:t>
@@ -371,13 +371,13 @@
           <w:color w:val="000000"/>
           <w:kern w:val="0"/>
           <w:lang w:eastAsia="es-PE"/>
-          <w14:ligatures w14:val="none"/>
+          <ns2:ligatures ns2:val="none"/>
         </w:rPr>
         <w:tab/>
         <w:t>ADMISIÓN A TRÁMITE</w:t>
       </w:r>
     </w:p>
-    <w:p>
+    <w:p ns2:paraId="449086A9" ns2:textId="77777777">
       <w:pPr>
         <w:tabs>
           <w:tab w:val="left" w:pos="1701"/>
@@ -392,22 +392,22 @@
           <w:color w:val="000000"/>
           <w:kern w:val="0"/>
           <w:lang w:eastAsia="es-PE"/>
-          <w14:ligatures w14:val="none"/>
-        </w:rPr>
-      </w:pPr>
-      <w:r>
-        <w:rPr>
-          <w:rFonts w:ascii="Arial Narrow" w:eastAsia="Arial Narrow" w:hAnsi="Arial Narrow" w:cs="Arial Narrow"/>
-          <w:b/>
-          <w:color w:val="000000"/>
-          <w:kern w:val="0"/>
-          <w:lang w:eastAsia="es-PE"/>
-          <w14:ligatures w14:val="none"/>
+          <ns2:ligatures ns2:val="none"/>
+        </w:rPr>
+      </w:pPr>
+      <w:r>
+        <w:rPr>
+          <w:rFonts w:ascii="Arial Narrow" w:eastAsia="Arial Narrow" w:hAnsi="Arial Narrow" w:cs="Arial Narrow"/>
+          <w:b/>
+          <w:color w:val="000000"/>
+          <w:kern w:val="0"/>
+          <w:lang w:eastAsia="es-PE"/>
+          <ns2:ligatures ns2:val="none"/>
         </w:rPr>
         <w:t xml:space="preserve">REQUERIMIENTO DE INFORMACIÓN </w:t>
       </w:r>
     </w:p>
-    <w:p>
+    <w:p ns2:paraId="778AE69F" ns2:textId="33DC3174">
       <w:pPr>
         <w:tabs>
           <w:tab w:val="left" w:pos="1701"/>
@@ -421,17 +421,17 @@
           <w:color w:val="000000"/>
           <w:kern w:val="0"/>
           <w:lang w:eastAsia="es-PE"/>
-          <w14:ligatures w14:val="none"/>
-        </w:rPr>
-      </w:pPr>
-      <w:r>
-        <w:rPr>
-          <w:rFonts w:ascii="Arial Narrow" w:eastAsia="Arial Narrow" w:hAnsi="Arial Narrow" w:cs="Arial Narrow"/>
-          <w:b/>
-          <w:color w:val="000000"/>
-          <w:kern w:val="0"/>
-          <w:lang w:eastAsia="es-PE"/>
-          <w14:ligatures w14:val="none"/>
+          <ns2:ligatures ns2:val="none"/>
+        </w:rPr>
+      </w:pPr>
+      <w:r>
+        <w:rPr>
+          <w:rFonts w:ascii="Arial Narrow" w:eastAsia="Arial Narrow" w:hAnsi="Arial Narrow" w:cs="Arial Narrow"/>
+          <w:b/>
+          <w:color w:val="000000"/>
+          <w:kern w:val="0"/>
+          <w:lang w:eastAsia="es-PE"/>
+          <ns2:ligatures ns2:val="none"/>
         </w:rPr>
         <w:t xml:space="preserve">RESOLUCIÓN </w:t>
       </w:r>
@@ -442,7 +442,7 @@
           <w:color w:val="000000"/>
           <w:kern w:val="0"/>
           <w:lang w:eastAsia="es-PE"/>
-          <w14:ligatures w14:val="none"/>
+          <ns2:ligatures ns2:val="none"/>
         </w:rPr>
         <w:tab/>
         <w:t>:</w:t>
@@ -454,7 +454,7 @@
           <w:color w:val="000000"/>
           <w:kern w:val="0"/>
           <w:lang w:eastAsia="es-PE"/>
-          <w14:ligatures w14:val="none"/>
+          <ns2:ligatures ns2:val="none"/>
         </w:rPr>
         <w:tab/>
       </w:r>
@@ -465,12 +465,12 @@
           <w:color w:val="000000"/>
           <w:kern w:val="0"/>
           <w:lang w:eastAsia="es-PE"/>
-          <w14:ligatures w14:val="none"/>
+          <ns2:ligatures ns2:val="none"/>
         </w:rPr>
         <w:t>2</w:t>
       </w:r>
     </w:p>
-    <w:p>
+    <w:p ns2:paraId="26BE4AD0" ns2:textId="77777777">
       <w:pPr>
         <w:tabs>
           <w:tab w:val="left" w:pos="1014"/>
@@ -483,11 +483,11 @@
           <w:kern w:val="0"/>
           <w:shd w:val="clear" w:color="auto" w:fill="FFFFFF"/>
           <w:lang w:eastAsia="es-PE"/>
-          <w14:ligatures w14:val="none"/>
-        </w:rPr>
-      </w:pPr>
-    </w:p>
-    <w:p>
+          <ns2:ligatures ns2:val="none"/>
+        </w:rPr>
+      </w:pPr>
+    </w:p>
+    <w:p ns2:paraId="6D48DA83" ns2:textId="17621C00">
       <w:pPr>
         <w:tabs>
           <w:tab w:val="left" w:pos="1014"/>
@@ -500,7 +500,7 @@
           <w:kern w:val="0"/>
           <w:shd w:val="clear" w:color="auto" w:fill="FFFFFF"/>
           <w:lang w:eastAsia="es-PE"/>
-          <w14:ligatures w14:val="none"/>
+          <ns2:ligatures ns2:val="none"/>
         </w:rPr>
       </w:pPr>
       <w:r>
@@ -510,7 +510,7 @@
           <w:kern w:val="0"/>
           <w:shd w:val="clear" w:color="auto" w:fill="FFFFFF"/>
           <w:lang w:eastAsia="es-PE"/>
-          <w14:ligatures w14:val="none"/>
+          <ns2:ligatures ns2:val="none"/>
         </w:rPr>
         <w:t xml:space="preserve">Lima, </w:t>
       </w:r>
@@ -521,7 +521,7 @@
           <w:kern w:val="0"/>
           <w:shd w:val="clear" w:color="auto" w:fill="FFFFFF"/>
           <w:lang w:eastAsia="es-PE"/>
-          <w14:ligatures w14:val="none"/>
+          <ns2:ligatures ns2:val="none"/>
         </w:rPr>
         <w:t xml:space="preserve">20 </w:t>
       </w:r>
@@ -532,7 +532,7 @@
           <w:kern w:val="0"/>
           <w:shd w:val="clear" w:color="auto" w:fill="FFFFFF"/>
           <w:lang w:eastAsia="es-PE"/>
-          <w14:ligatures w14:val="none"/>
+          <ns2:ligatures ns2:val="none"/>
         </w:rPr>
         <w:t xml:space="preserve">de </w:t>
       </w:r>
@@ -544,7 +544,7 @@
           <w:kern w:val="0"/>
           <w:shd w:val="clear" w:color="auto" w:fill="FFFFFF"/>
           <w:lang w:eastAsia="es-PE"/>
-          <w14:ligatures w14:val="none"/>
+          <ns2:ligatures ns2:val="none"/>
         </w:rPr>
         <w:t>febrero</w:t>
       </w:r>
@@ -555,13 +555,13 @@
           <w:kern w:val="0"/>
           <w:shd w:val="clear" w:color="auto" w:fill="FFFFFF"/>
           <w:lang w:eastAsia="es-PE"/>
-          <w14:ligatures w14:val="none"/>
+          <ns2:ligatures ns2:val="none"/>
         </w:rPr>
         <w:t xml:space="preserve"> de 2026</w:t>
       </w:r>
       <w:bookmarkEnd w:id="1"/>
     </w:p>
-    <w:p>
+    <w:p ns2:paraId="1EF3C256" ns2:textId="77777777">
       <w:pPr>
         <w:tabs>
           <w:tab w:val="left" w:pos="1014"/>
@@ -573,11 +573,11 @@
           <w:color w:val="000000"/>
           <w:kern w:val="0"/>
           <w:lang w:eastAsia="es-PE"/>
-          <w14:ligatures w14:val="none"/>
-        </w:rPr>
-      </w:pPr>
-    </w:p>
-    <w:p>
+          <ns2:ligatures ns2:val="none"/>
+        </w:rPr>
+      </w:pPr>
+    </w:p>
+    <w:p ns2:paraId="087322B4" ns2:textId="77777777">
       <w:pPr>
         <w:numPr>
           <w:ilvl w:val="0"/>
@@ -591,22 +591,22 @@
           <w:color w:val="000000"/>
           <w:kern w:val="0"/>
           <w:lang w:eastAsia="es-PE"/>
-          <w14:ligatures w14:val="none"/>
-        </w:rPr>
-      </w:pPr>
-      <w:r>
-        <w:rPr>
-          <w:rFonts w:ascii="Arial Narrow" w:eastAsia="Arial Narrow" w:hAnsi="Arial Narrow" w:cs="Arial Narrow"/>
-          <w:b/>
-          <w:color w:val="000000"/>
-          <w:kern w:val="0"/>
-          <w:lang w:eastAsia="es-PE"/>
-          <w14:ligatures w14:val="none"/>
+          <ns2:ligatures ns2:val="none"/>
+        </w:rPr>
+      </w:pPr>
+      <w:r>
+        <w:rPr>
+          <w:rFonts w:ascii="Arial Narrow" w:eastAsia="Arial Narrow" w:hAnsi="Arial Narrow" w:cs="Arial Narrow"/>
+          <w:b/>
+          <w:color w:val="000000"/>
+          <w:kern w:val="0"/>
+          <w:lang w:eastAsia="es-PE"/>
+          <ns2:ligatures ns2:val="none"/>
         </w:rPr>
         <w:t xml:space="preserve">HECHOS </w:t>
       </w:r>
     </w:p>
-    <w:p>
+    <w:p ns2:paraId="4407157A" ns2:textId="77777777">
       <w:pPr>
         <w:spacing w:after="0" w:line="240" w:lineRule="auto"/>
         <w:jc w:val="both"/>
@@ -615,11 +615,11 @@
           <w:color w:val="000000"/>
           <w:kern w:val="0"/>
           <w:lang w:eastAsia="es-PE"/>
-          <w14:ligatures w14:val="none"/>
-        </w:rPr>
-      </w:pPr>
-    </w:p>
-    <w:p>
+          <ns2:ligatures ns2:val="none"/>
+        </w:rPr>
+      </w:pPr>
+    </w:p>
+    <w:p ns2:paraId="5ECFCB1A" ns2:textId="744D5A74">
       <w:pPr>
         <w:numPr>
           <w:ilvl w:val="1"/>
@@ -633,7 +633,7 @@
           <w:color w:val="000000"/>
           <w:kern w:val="0"/>
           <w:lang w:val="es-ES" w:eastAsia="es-ES"/>
-          <w14:ligatures w14:val="none"/>
+          <ns2:ligatures ns2:val="none"/>
         </w:rPr>
       </w:pPr>
       <w:r>
@@ -642,7 +642,7 @@
           <w:color w:val="000000"/>
           <w:kern w:val="0"/>
           <w:lang w:val="es-ES" w:eastAsia="es-ES"/>
-          <w14:ligatures w14:val="none"/>
+          <ns2:ligatures ns2:val="none"/>
         </w:rPr>
         <w:t xml:space="preserve">Mediante la denuncia del 15 de enero de 2026, complementado mediante escrito del 24 de enero de 2026, subsanada mediante escrito del 16 de febrero de 2026, el señor [APELLIDO] denunció a BNP Paribas y al Banco por presuntas infracciones a la Ley 29571, Código de Protección y Defensa del Consumidor (en adelante, Código), señalando lo siguiente:</w:t>
       </w:r>
@@ -652,7 +652,7 @@
           <w:color w:val="000000"/>
           <w:kern w:val="0"/>
           <w:lang w:val="es-ES" w:eastAsia="es-ES"/>
-          <w14:ligatures w14:val="none"/>
+          <ns2:ligatures ns2:val="none"/>
         </w:rPr>
         <w:t/>
       </w:r>
@@ -662,7 +662,7 @@
           <w:color w:val="000000"/>
           <w:kern w:val="0"/>
           <w:lang w:val="es-ES" w:eastAsia="es-ES"/>
-          <w14:ligatures w14:val="none"/>
+          <ns2:ligatures ns2:val="none"/>
         </w:rPr>
         <w:t xml:space="preserve"/>
       </w:r>
@@ -672,7 +672,7 @@
           <w:color w:val="000000"/>
           <w:kern w:val="0"/>
           <w:lang w:val="es-ES" w:eastAsia="es-ES"/>
-          <w14:ligatures w14:val="none"/>
+          <ns2:ligatures ns2:val="none"/>
         </w:rPr>
         <w:t/>
       </w:r>
@@ -680,7 +680,7 @@
         <w:rPr>
           <w:rFonts w:ascii="Arial Narrow" w:eastAsia="Calibri" w:hAnsi="Arial Narrow" w:cs="Arial"/>
           <w:kern w:val="0"/>
-          <w14:ligatures w14:val="none"/>
+          <ns2:ligatures ns2:val="none"/>
         </w:rPr>
         <w:t xml:space="preserve"/>
       </w:r>
@@ -688,7 +688,7 @@
         <w:rPr>
           <w:rFonts w:ascii="Arial Narrow" w:eastAsia="Calibri" w:hAnsi="Arial Narrow" w:cs="Arial"/>
           <w:kern w:val="0"/>
-          <w14:ligatures w14:val="none"/>
+          <ns2:ligatures ns2:val="none"/>
         </w:rPr>
         <w:t xml:space="preserve"/>
       </w:r>
@@ -696,7 +696,7 @@
         <w:rPr>
           <w:rFonts w:ascii="Arial Narrow" w:eastAsia="Calibri" w:hAnsi="Arial Narrow" w:cs="Arial"/>
           <w:kern w:val="0"/>
-          <w14:ligatures w14:val="none"/>
+          <ns2:ligatures ns2:val="none"/>
         </w:rPr>
         <w:t/>
       </w:r>
@@ -706,7 +706,7 @@
           <w:color w:val="000000"/>
           <w:kern w:val="0"/>
           <w:lang w:val="es-ES" w:eastAsia="es-ES"/>
-          <w14:ligatures w14:val="none"/>
+          <ns2:ligatures ns2:val="none"/>
         </w:rPr>
         <w:t xml:space="preserve"/>
       </w:r>
@@ -716,7 +716,7 @@
           <w:color w:val="000000"/>
           <w:kern w:val="0"/>
           <w:lang w:val="es-ES" w:eastAsia="es-ES"/>
-          <w14:ligatures w14:val="none"/>
+          <ns2:ligatures ns2:val="none"/>
         </w:rPr>
         <w:t xml:space="preserve"/>
       </w:r>
@@ -727,7 +727,7 @@
           <w:color w:val="000000"/>
           <w:kern w:val="0"/>
           <w:lang w:val="es-ES" w:eastAsia="es-ES"/>
-          <w14:ligatures w14:val="none"/>
+          <ns2:ligatures ns2:val="none"/>
         </w:rPr>
         <w:t/>
       </w:r>
@@ -738,7 +738,7 @@
           <w:color w:val="000000"/>
           <w:kern w:val="0"/>
           <w:lang w:val="es-ES" w:eastAsia="es-ES"/>
-          <w14:ligatures w14:val="none"/>
+          <ns2:ligatures ns2:val="none"/>
         </w:rPr>
         <w:t xml:space="preserve"/>
       </w:r>
@@ -748,7 +748,7 @@
           <w:color w:val="000000"/>
           <w:kern w:val="0"/>
           <w:lang w:val="es-ES" w:eastAsia="es-ES"/>
-          <w14:ligatures w14:val="none"/>
+          <ns2:ligatures ns2:val="none"/>
         </w:rPr>
         <w:t xml:space="preserve"/>
       </w:r>
@@ -758,7 +758,7 @@
           <w:color w:val="000000"/>
           <w:kern w:val="0"/>
           <w:lang w:val="es-ES" w:eastAsia="es-ES"/>
-          <w14:ligatures w14:val="none"/>
+          <ns2:ligatures ns2:val="none"/>
         </w:rPr>
         <w:t xml:space="preserve"/>
       </w:r>
@@ -768,7 +768,7 @@
           <w:color w:val="000000"/>
           <w:kern w:val="0"/>
           <w:lang w:val="es-ES" w:eastAsia="es-ES"/>
-          <w14:ligatures w14:val="none"/>
+          <ns2:ligatures ns2:val="none"/>
         </w:rPr>
         <w:t/>
       </w:r>
@@ -778,7 +778,7 @@
           <w:color w:val="000000"/>
           <w:kern w:val="0"/>
           <w:lang w:val="es-ES" w:eastAsia="es-ES"/>
-          <w14:ligatures w14:val="none"/>
+          <ns2:ligatures ns2:val="none"/>
         </w:rPr>
         <w:t xml:space="preserve"/>
       </w:r>
@@ -790,7 +790,7 @@
           <w:kern w:val="0"/>
           <w:vertAlign w:val="superscript"/>
           <w:lang w:val="es-ES" w:eastAsia="es-ES"/>
-          <w14:ligatures w14:val="none"/>
+          <ns2:ligatures ns2:val="none"/>
         </w:rPr>
         <w:footnoteReference w:id="1"/>
       </w:r>
@@ -800,7 +800,7 @@
           <w:color w:val="000000"/>
           <w:kern w:val="0"/>
           <w:lang w:val="es-ES" w:eastAsia="es-ES"/>
-          <w14:ligatures w14:val="none"/>
+          <ns2:ligatures ns2:val="none"/>
         </w:rPr>
         <w:t xml:space="preserve"/>
       </w:r>
@@ -811,25 +811,25 @@
           <w:color w:val="000000"/>
           <w:kern w:val="0"/>
           <w:lang w:val="es-ES" w:eastAsia="es-ES"/>
-          <w14:ligatures w14:val="none"/>
+          <ns2:ligatures ns2:val="none"/>
         </w:rPr>
         <w:t/>
       </w:r>
     </w:p>
-    <w:p>
-      <w:pPr>
-        <w:spacing w:after="0" w:line="240" w:lineRule="auto"/>
-        <w:jc w:val="both"/>
-        <w:rPr>
-          <w:rFonts w:ascii="Arial Narrow" w:eastAsia="Times New Roman" w:hAnsi="Arial Narrow" w:cs="Arial"/>
-          <w:color w:val="000000"/>
-          <w:kern w:val="0"/>
-          <w:lang w:eastAsia="es-ES"/>
-          <w14:ligatures w14:val="none"/>
-        </w:rPr>
-      </w:pPr>
-    </w:p>
-    <w:p>
+    <w:p ns2:paraId="251848E5" ns2:textId="06C6ADE4">
+      <w:pPr>
+        <w:spacing w:after="0" w:line="240" w:lineRule="auto"/>
+        <w:jc w:val="both"/>
+        <w:rPr>
+          <w:rFonts w:ascii="Arial Narrow" w:eastAsia="Times New Roman" w:hAnsi="Arial Narrow" w:cs="Arial"/>
+          <w:color w:val="000000"/>
+          <w:kern w:val="0"/>
+          <w:lang w:eastAsia="es-ES"/>
+          <ns2:ligatures ns2:val="none"/>
+        </w:rPr>
+      </w:pPr>
+    </w:p>
+    <w:p ns2:paraId="4127ED35" ns2:textId="777C0715">
       <w:pPr>
         <w:pStyle w:val="Prrafodelista"/>
         <w:numPr>
@@ -847,16 +847,16 @@
           <w:color w:val="000000"/>
           <w:kern w:val="0"/>
           <w:lang w:eastAsia="es-ES"/>
-          <w14:ligatures w14:val="none"/>
-        </w:rPr>
-      </w:pPr>
-      <w:r>
-        <w:rPr>
-          <w:rFonts w:ascii="Arial Narrow" w:eastAsia="Times New Roman" w:hAnsi="Arial Narrow" w:cs="Arial"/>
-          <w:color w:val="000000"/>
-          <w:kern w:val="0"/>
-          <w:lang w:eastAsia="es-ES"/>
-          <w14:ligatures w14:val="none"/>
+          <ns2:ligatures ns2:val="none"/>
+        </w:rPr>
+      </w:pPr>
+      <w:r>
+        <w:rPr>
+          <w:rFonts w:ascii="Arial Narrow" w:eastAsia="Times New Roman" w:hAnsi="Arial Narrow" w:cs="Arial"/>
+          <w:color w:val="000000"/>
+          <w:kern w:val="0"/>
+          <w:lang w:eastAsia="es-ES"/>
+          <ns2:ligatures ns2:val="none"/>
         </w:rPr>
         <w:t xml:space="preserve">El 23 de febrero de 2024, </w:t>
       </w:r>
@@ -866,7 +866,7 @@
           <w:color w:val="000000"/>
           <w:kern w:val="0"/>
           <w:lang w:eastAsia="es-ES"/>
-          <w14:ligatures w14:val="none"/>
+          <ns2:ligatures ns2:val="none"/>
         </w:rPr>
         <w:t xml:space="preserve">adquirió </w:t>
       </w:r>
@@ -876,7 +876,7 @@
           <w:color w:val="000000"/>
           <w:kern w:val="0"/>
           <w:lang w:eastAsia="es-ES"/>
-          <w14:ligatures w14:val="none"/>
+          <ns2:ligatures ns2:val="none"/>
         </w:rPr>
         <w:t>un crédito por S/28 000,0</w:t>
       </w:r>
@@ -886,7 +886,7 @@
           <w:color w:val="000000"/>
           <w:kern w:val="0"/>
           <w:lang w:eastAsia="es-ES"/>
-          <w14:ligatures w14:val="none"/>
+          <ns2:ligatures ns2:val="none"/>
         </w:rPr>
         <w:t>0 solicitado</w:t>
       </w:r>
@@ -896,7 +896,7 @@
           <w:color w:val="000000"/>
           <w:kern w:val="0"/>
           <w:lang w:eastAsia="es-ES"/>
-          <w14:ligatures w14:val="none"/>
+          <ns2:ligatures ns2:val="none"/>
         </w:rPr>
         <w:t xml:space="preserve"> al </w:t>
       </w:r>
@@ -906,7 +906,7 @@
           <w:color w:val="000000"/>
           <w:kern w:val="0"/>
           <w:lang w:val="es-ES" w:eastAsia="es-ES"/>
-          <w14:ligatures w14:val="none"/>
+          <ns2:ligatures ns2:val="none"/>
         </w:rPr>
         <w:t>Banco</w:t>
       </w:r>
@@ -916,7 +916,7 @@
           <w:color w:val="000000"/>
           <w:kern w:val="0"/>
           <w:lang w:eastAsia="es-ES"/>
-          <w14:ligatures w14:val="none"/>
+          <ns2:ligatures ns2:val="none"/>
         </w:rPr>
         <w:t xml:space="preserve">, suscribiendo en dicha oportunidad </w:t>
       </w:r>
@@ -926,7 +926,7 @@
           <w:color w:val="000000"/>
           <w:kern w:val="0"/>
           <w:lang w:eastAsia="es-ES"/>
-          <w14:ligatures w14:val="none"/>
+          <ns2:ligatures ns2:val="none"/>
         </w:rPr>
         <w:t>la Póliza del</w:t>
       </w:r>
@@ -936,7 +936,7 @@
           <w:color w:val="000000"/>
           <w:kern w:val="0"/>
           <w:lang w:eastAsia="es-ES"/>
-          <w14:ligatures w14:val="none"/>
+          <ns2:ligatures ns2:val="none"/>
         </w:rPr>
         <w:t xml:space="preserve"> </w:t>
       </w:r>
@@ -946,7 +946,7 @@
           <w:color w:val="000000"/>
           <w:kern w:val="0"/>
           <w:lang w:eastAsia="es-ES"/>
-          <w14:ligatures w14:val="none"/>
+          <ns2:ligatures ns2:val="none"/>
         </w:rPr>
         <w:t xml:space="preserve">Seguro de Protección de Pagos </w:t>
       </w:r>
@@ -956,7 +956,7 @@
           <w:color w:val="000000"/>
           <w:kern w:val="0"/>
           <w:lang w:eastAsia="es-ES"/>
-          <w14:ligatures w14:val="none"/>
+          <ns2:ligatures ns2:val="none"/>
         </w:rPr>
         <w:t xml:space="preserve">– </w:t>
       </w:r>
@@ -966,7 +966,7 @@
           <w:color w:val="000000"/>
           <w:kern w:val="0"/>
           <w:lang w:eastAsia="es-ES"/>
-          <w14:ligatures w14:val="none"/>
+          <ns2:ligatures ns2:val="none"/>
         </w:rPr>
         <w:t xml:space="preserve">Certificado </w:t>
       </w:r>
@@ -977,7 +977,7 @@
           <w:color w:val="000000"/>
           <w:kern w:val="0"/>
           <w:lang w:val="es-ES" w:eastAsia="es-ES"/>
-          <w14:ligatures w14:val="none"/>
+          <ns2:ligatures ns2:val="none"/>
         </w:rPr>
         <w:t/>
       </w:r>
@@ -988,7 +988,7 @@
           <w:color w:val="000000"/>
           <w:kern w:val="0"/>
           <w:lang w:eastAsia="es-ES"/>
-          <w14:ligatures w14:val="none"/>
+          <ns2:ligatures ns2:val="none"/>
         </w:rPr>
         <w:t xml:space="preserve"> 063626185002867442 </w:t>
       </w:r>
@@ -998,7 +998,7 @@
           <w:color w:val="000000"/>
           <w:kern w:val="0"/>
           <w:lang w:eastAsia="es-ES"/>
-          <w14:ligatures w14:val="none"/>
+          <ns2:ligatures ns2:val="none"/>
         </w:rPr>
         <w:t>con cobertura por desempleo involuntario</w:t>
       </w:r>
@@ -1008,7 +1008,7 @@
           <w:color w:val="000000"/>
           <w:kern w:val="0"/>
           <w:lang w:eastAsia="es-ES"/>
-          <w14:ligatures w14:val="none"/>
+          <ns2:ligatures ns2:val="none"/>
         </w:rPr>
         <w:t xml:space="preserve"> </w:t>
       </w:r>
@@ -1018,7 +1018,7 @@
           <w:color w:val="000000"/>
           <w:kern w:val="0"/>
           <w:lang w:eastAsia="es-ES"/>
-          <w14:ligatures w14:val="none"/>
+          <ns2:ligatures ns2:val="none"/>
         </w:rPr>
         <w:t xml:space="preserve">(en adelante, </w:t>
       </w:r>
@@ -1028,7 +1028,7 @@
           <w:color w:val="000000"/>
           <w:kern w:val="0"/>
           <w:lang w:eastAsia="es-ES"/>
-          <w14:ligatures w14:val="none"/>
+          <ns2:ligatures ns2:val="none"/>
         </w:rPr>
         <w:t>Seguro de Protección de Pagos</w:t>
       </w:r>
@@ -1038,7 +1038,7 @@
           <w:color w:val="000000"/>
           <w:kern w:val="0"/>
           <w:lang w:eastAsia="es-ES"/>
-          <w14:ligatures w14:val="none"/>
+          <ns2:ligatures ns2:val="none"/>
         </w:rPr>
         <w:t xml:space="preserve">), ofrecido como cobertura asociada al crédito. </w:t>
       </w:r>
@@ -1048,7 +1048,7 @@
           <w:color w:val="000000"/>
           <w:kern w:val="0"/>
           <w:lang w:eastAsia="es-ES"/>
-          <w14:ligatures w14:val="none"/>
+          <ns2:ligatures ns2:val="none"/>
         </w:rPr>
         <w:t xml:space="preserve">Antes de la </w:t>
       </w:r>
@@ -1058,7 +1058,7 @@
           <w:color w:val="000000"/>
           <w:kern w:val="0"/>
           <w:lang w:eastAsia="es-ES"/>
-          <w14:ligatures w14:val="none"/>
+          <ns2:ligatures ns2:val="none"/>
         </w:rPr>
         <w:t>adquisición</w:t>
       </w:r>
@@ -1068,7 +1068,7 @@
           <w:color w:val="000000"/>
           <w:kern w:val="0"/>
           <w:lang w:eastAsia="es-ES"/>
-          <w14:ligatures w14:val="none"/>
+          <ns2:ligatures ns2:val="none"/>
         </w:rPr>
         <w:t xml:space="preserve"> de la póliza, le informaron </w:t>
       </w:r>
@@ -1078,7 +1078,7 @@
           <w:color w:val="000000"/>
           <w:kern w:val="0"/>
           <w:lang w:eastAsia="es-ES"/>
-          <w14:ligatures w14:val="none"/>
+          <ns2:ligatures ns2:val="none"/>
         </w:rPr>
         <w:t xml:space="preserve">si su </w:t>
       </w:r>
@@ -1088,7 +1088,7 @@
           <w:color w:val="000000"/>
           <w:kern w:val="0"/>
           <w:lang w:eastAsia="es-ES"/>
-          <w14:ligatures w14:val="none"/>
+          <ns2:ligatures ns2:val="none"/>
         </w:rPr>
         <w:t xml:space="preserve">empleador no le renovaba el contrato laboral </w:t>
       </w:r>
@@ -1098,7 +1098,7 @@
           <w:color w:val="000000"/>
           <w:kern w:val="0"/>
           <w:lang w:eastAsia="es-ES"/>
-          <w14:ligatures w14:val="none"/>
+          <ns2:ligatures ns2:val="none"/>
         </w:rPr>
         <w:t>estaría</w:t>
       </w:r>
@@ -1108,7 +1108,7 @@
           <w:color w:val="000000"/>
           <w:kern w:val="0"/>
           <w:lang w:eastAsia="es-ES"/>
-          <w14:ligatures w14:val="none"/>
+          <ns2:ligatures ns2:val="none"/>
         </w:rPr>
         <w:t xml:space="preserve"> cubierto, a menos que la decisión de no renovar sea </w:t>
       </w:r>
@@ -1118,7 +1118,7 @@
           <w:color w:val="000000"/>
           <w:kern w:val="0"/>
           <w:lang w:eastAsia="es-ES"/>
-          <w14:ligatures w14:val="none"/>
+          <ns2:ligatures ns2:val="none"/>
         </w:rPr>
         <w:t>suya</w:t>
       </w:r>
@@ -1128,12 +1128,12 @@
           <w:color w:val="000000"/>
           <w:kern w:val="0"/>
           <w:lang w:eastAsia="es-ES"/>
-          <w14:ligatures w14:val="none"/>
+          <ns2:ligatures ns2:val="none"/>
         </w:rPr>
         <w:t xml:space="preserve">. </w:t>
       </w:r>
     </w:p>
-    <w:p>
+    <w:p ns2:paraId="33C3E60B" ns2:textId="77777777">
       <w:pPr>
         <w:pStyle w:val="Prrafodelista"/>
         <w:spacing w:after="0" w:line="240" w:lineRule="auto"/>
@@ -1144,11 +1144,11 @@
           <w:color w:val="000000"/>
           <w:kern w:val="0"/>
           <w:lang w:eastAsia="es-ES"/>
-          <w14:ligatures w14:val="none"/>
-        </w:rPr>
-      </w:pPr>
-    </w:p>
-    <w:p>
+          <ns2:ligatures ns2:val="none"/>
+        </w:rPr>
+      </w:pPr>
+    </w:p>
+    <w:p ns2:paraId="7D5CFB06" ns2:textId="44A06B6F">
       <w:pPr>
         <w:pStyle w:val="Prrafodelista"/>
         <w:numPr>
@@ -1166,16 +1166,16 @@
           <w:color w:val="000000"/>
           <w:kern w:val="0"/>
           <w:lang w:eastAsia="es-ES"/>
-          <w14:ligatures w14:val="none"/>
-        </w:rPr>
-      </w:pPr>
-      <w:r>
-        <w:rPr>
-          <w:rFonts w:ascii="Arial Narrow" w:eastAsia="Times New Roman" w:hAnsi="Arial Narrow" w:cs="Arial"/>
-          <w:color w:val="000000"/>
-          <w:kern w:val="0"/>
-          <w:lang w:eastAsia="es-ES"/>
-          <w14:ligatures w14:val="none"/>
+          <ns2:ligatures ns2:val="none"/>
+        </w:rPr>
+      </w:pPr>
+      <w:r>
+        <w:rPr>
+          <w:rFonts w:ascii="Arial Narrow" w:eastAsia="Times New Roman" w:hAnsi="Arial Narrow" w:cs="Arial"/>
+          <w:color w:val="000000"/>
+          <w:kern w:val="0"/>
+          <w:lang w:eastAsia="es-ES"/>
+          <ns2:ligatures ns2:val="none"/>
         </w:rPr>
         <w:t xml:space="preserve">El 24 de noviembre de 2025, remitió comunicación electrónica al área de recursos humanos de su empleador </w:t>
       </w:r>
@@ -1185,7 +1185,7 @@
           <w:color w:val="000000"/>
           <w:kern w:val="0"/>
           <w:lang w:eastAsia="es-ES"/>
-          <w14:ligatures w14:val="none"/>
+          <ns2:ligatures ns2:val="none"/>
         </w:rPr>
         <w:t xml:space="preserve">señalando haber sido informado verbalmente por su gerencia que su contrato laboral no sería renovado, ante lo cual </w:t>
       </w:r>
@@ -1195,7 +1195,7 @@
           <w:color w:val="000000"/>
           <w:kern w:val="0"/>
           <w:lang w:eastAsia="es-ES"/>
-          <w14:ligatures w14:val="none"/>
+          <ns2:ligatures ns2:val="none"/>
         </w:rPr>
         <w:t>solicitaba que sea notificado con dicha decisión</w:t>
       </w:r>
@@ -1205,12 +1205,12 @@
           <w:color w:val="000000"/>
           <w:kern w:val="0"/>
           <w:lang w:eastAsia="es-ES"/>
-          <w14:ligatures w14:val="none"/>
+          <ns2:ligatures ns2:val="none"/>
         </w:rPr>
         <w:t>.</w:t>
       </w:r>
     </w:p>
-    <w:p>
+    <w:p ns2:paraId="73171CDF" ns2:textId="77777777">
       <w:pPr>
         <w:pStyle w:val="Prrafodelista"/>
         <w:spacing w:after="0" w:line="240" w:lineRule="auto"/>
@@ -1221,11 +1221,11 @@
           <w:color w:val="000000"/>
           <w:kern w:val="0"/>
           <w:lang w:eastAsia="es-ES"/>
-          <w14:ligatures w14:val="none"/>
-        </w:rPr>
-      </w:pPr>
-    </w:p>
-    <w:p>
+          <ns2:ligatures ns2:val="none"/>
+        </w:rPr>
+      </w:pPr>
+    </w:p>
+    <w:p ns2:paraId="0E33D48E" ns2:textId="068FAEA4">
       <w:pPr>
         <w:pStyle w:val="Prrafodelista"/>
         <w:numPr>
@@ -1243,16 +1243,16 @@
           <w:color w:val="000000"/>
           <w:kern w:val="0"/>
           <w:lang w:eastAsia="es-ES"/>
-          <w14:ligatures w14:val="none"/>
-        </w:rPr>
-      </w:pPr>
-      <w:r>
-        <w:rPr>
-          <w:rFonts w:ascii="Arial Narrow" w:eastAsia="Times New Roman" w:hAnsi="Arial Narrow" w:cs="Arial"/>
-          <w:color w:val="000000"/>
-          <w:kern w:val="0"/>
-          <w:lang w:eastAsia="es-ES"/>
-          <w14:ligatures w14:val="none"/>
+          <ns2:ligatures ns2:val="none"/>
+        </w:rPr>
+      </w:pPr>
+      <w:r>
+        <w:rPr>
+          <w:rFonts w:ascii="Arial Narrow" w:eastAsia="Times New Roman" w:hAnsi="Arial Narrow" w:cs="Arial"/>
+          <w:color w:val="000000"/>
+          <w:kern w:val="0"/>
+          <w:lang w:eastAsia="es-ES"/>
+          <ns2:ligatures ns2:val="none"/>
         </w:rPr>
         <w:t xml:space="preserve">El 27 de noviembre de 2025, solicitó </w:t>
       </w:r>
@@ -1262,7 +1262,7 @@
           <w:color w:val="000000"/>
           <w:kern w:val="0"/>
           <w:lang w:eastAsia="es-ES"/>
-          <w14:ligatures w14:val="none"/>
+          <ns2:ligatures ns2:val="none"/>
         </w:rPr>
         <w:t xml:space="preserve">al </w:t>
       </w:r>
@@ -1272,7 +1272,7 @@
           <w:color w:val="000000"/>
           <w:kern w:val="0"/>
           <w:lang w:val="es-ES" w:eastAsia="es-ES"/>
-          <w14:ligatures w14:val="none"/>
+          <ns2:ligatures ns2:val="none"/>
         </w:rPr>
         <w:t xml:space="preserve">Banco </w:t>
       </w:r>
@@ -1282,7 +1282,7 @@
           <w:color w:val="000000"/>
           <w:kern w:val="0"/>
           <w:lang w:eastAsia="es-ES"/>
-          <w14:ligatures w14:val="none"/>
+          <ns2:ligatures ns2:val="none"/>
         </w:rPr>
         <w:t xml:space="preserve">la activación del </w:t>
       </w:r>
@@ -1292,7 +1292,7 @@
           <w:color w:val="000000"/>
           <w:kern w:val="0"/>
           <w:lang w:eastAsia="es-ES"/>
-          <w14:ligatures w14:val="none"/>
+          <ns2:ligatures ns2:val="none"/>
         </w:rPr>
         <w:t>Seguro de Protección de Pagos</w:t>
       </w:r>
@@ -1302,7 +1302,7 @@
           <w:color w:val="000000"/>
           <w:kern w:val="0"/>
           <w:lang w:eastAsia="es-ES"/>
-          <w14:ligatures w14:val="none"/>
+          <ns2:ligatures ns2:val="none"/>
         </w:rPr>
         <w:t xml:space="preserve">, adjuntando la comunicación remitida a su empleador; en respuesta, </w:t>
       </w:r>
@@ -1312,7 +1312,7 @@
           <w:color w:val="000000"/>
           <w:kern w:val="0"/>
           <w:lang w:eastAsia="es-ES"/>
-          <w14:ligatures w14:val="none"/>
+          <ns2:ligatures ns2:val="none"/>
         </w:rPr>
         <w:t xml:space="preserve">le indicaron </w:t>
       </w:r>
@@ -1322,7 +1322,7 @@
           <w:color w:val="000000"/>
           <w:kern w:val="0"/>
           <w:lang w:eastAsia="es-ES"/>
-          <w14:ligatures w14:val="none"/>
+          <ns2:ligatures ns2:val="none"/>
         </w:rPr>
         <w:t xml:space="preserve">que debía gestionar el trámite directamente con </w:t>
       </w:r>
@@ -1332,7 +1332,7 @@
           <w:color w:val="000000"/>
           <w:kern w:val="0"/>
           <w:lang w:eastAsia="es-ES"/>
-          <w14:ligatures w14:val="none"/>
+          <ns2:ligatures ns2:val="none"/>
         </w:rPr>
         <w:t>B</w:t>
       </w:r>
@@ -1342,7 +1342,7 @@
           <w:color w:val="000000"/>
           <w:kern w:val="0"/>
           <w:lang w:val="es-ES" w:eastAsia="es-ES"/>
-          <w14:ligatures w14:val="none"/>
+          <ns2:ligatures ns2:val="none"/>
         </w:rPr>
         <w:t xml:space="preserve">NP </w:t>
       </w:r>
@@ -1353,7 +1353,7 @@
           <w:color w:val="000000"/>
           <w:kern w:val="0"/>
           <w:lang w:val="es-ES" w:eastAsia="es-ES"/>
-          <w14:ligatures w14:val="none"/>
+          <ns2:ligatures ns2:val="none"/>
         </w:rPr>
         <w:t>Paribas</w:t>
       </w:r>
@@ -1364,7 +1364,7 @@
           <w:color w:val="000000"/>
           <w:kern w:val="0"/>
           <w:lang w:eastAsia="es-ES"/>
-          <w14:ligatures w14:val="none"/>
+          <ns2:ligatures ns2:val="none"/>
         </w:rPr>
         <w:t>.</w:t>
       </w:r>
@@ -1374,7 +1374,7 @@
           <w:color w:val="000000"/>
           <w:kern w:val="0"/>
           <w:lang w:eastAsia="es-ES"/>
-          <w14:ligatures w14:val="none"/>
+          <ns2:ligatures ns2:val="none"/>
         </w:rPr>
         <w:t xml:space="preserve"> </w:t>
       </w:r>
@@ -1384,7 +1384,7 @@
           <w:color w:val="000000"/>
           <w:kern w:val="0"/>
           <w:lang w:eastAsia="es-ES"/>
-          <w14:ligatures w14:val="none"/>
+          <ns2:ligatures ns2:val="none"/>
         </w:rPr>
         <w:t>Ese mismo día</w:t>
       </w:r>
@@ -1394,7 +1394,7 @@
           <w:color w:val="000000"/>
           <w:kern w:val="0"/>
           <w:lang w:eastAsia="es-ES"/>
-          <w14:ligatures w14:val="none"/>
+          <ns2:ligatures ns2:val="none"/>
         </w:rPr>
         <w:t xml:space="preserve">, remitió </w:t>
       </w:r>
@@ -1404,7 +1404,7 @@
           <w:color w:val="000000"/>
           <w:kern w:val="0"/>
           <w:lang w:eastAsia="es-ES"/>
-          <w14:ligatures w14:val="none"/>
+          <ns2:ligatures ns2:val="none"/>
         </w:rPr>
         <w:t>a B</w:t>
       </w:r>
@@ -1414,7 +1414,7 @@
           <w:color w:val="000000"/>
           <w:kern w:val="0"/>
           <w:lang w:val="es-ES" w:eastAsia="es-ES"/>
-          <w14:ligatures w14:val="none"/>
+          <ns2:ligatures ns2:val="none"/>
         </w:rPr>
         <w:t xml:space="preserve">NP </w:t>
       </w:r>
@@ -1425,7 +1425,7 @@
           <w:color w:val="000000"/>
           <w:kern w:val="0"/>
           <w:lang w:val="es-ES" w:eastAsia="es-ES"/>
-          <w14:ligatures w14:val="none"/>
+          <ns2:ligatures ns2:val="none"/>
         </w:rPr>
         <w:t>Paribas</w:t>
       </w:r>
@@ -1436,25 +1436,25 @@
           <w:color w:val="000000"/>
           <w:kern w:val="0"/>
           <w:lang w:eastAsia="es-ES"/>
-          <w14:ligatures w14:val="none"/>
+          <ns2:ligatures ns2:val="none"/>
         </w:rPr>
         <w:t xml:space="preserve"> la documentación relacionada con la no renovación de su contrato laboral, reiterando su solicitud de activación de la cobertura.</w:t>
       </w:r>
     </w:p>
-    <w:p>
-      <w:pPr>
-        <w:spacing w:after="0" w:line="240" w:lineRule="auto"/>
-        <w:jc w:val="both"/>
-        <w:rPr>
-          <w:rFonts w:ascii="Arial Narrow" w:eastAsia="Times New Roman" w:hAnsi="Arial Narrow" w:cs="Arial"/>
-          <w:color w:val="000000"/>
-          <w:kern w:val="0"/>
-          <w:lang w:eastAsia="es-ES"/>
-          <w14:ligatures w14:val="none"/>
-        </w:rPr>
-      </w:pPr>
-    </w:p>
-    <w:p>
+    <w:p ns2:paraId="417FE88A" ns2:textId="77777777">
+      <w:pPr>
+        <w:spacing w:after="0" w:line="240" w:lineRule="auto"/>
+        <w:jc w:val="both"/>
+        <w:rPr>
+          <w:rFonts w:ascii="Arial Narrow" w:eastAsia="Times New Roman" w:hAnsi="Arial Narrow" w:cs="Arial"/>
+          <w:color w:val="000000"/>
+          <w:kern w:val="0"/>
+          <w:lang w:eastAsia="es-ES"/>
+          <ns2:ligatures ns2:val="none"/>
+        </w:rPr>
+      </w:pPr>
+    </w:p>
+    <w:p ns2:paraId="6308BBD0" ns2:textId="26AAE90E">
       <w:pPr>
         <w:pStyle w:val="Prrafodelista"/>
         <w:numPr>
@@ -1472,16 +1472,16 @@
           <w:color w:val="000000"/>
           <w:kern w:val="0"/>
           <w:lang w:eastAsia="es-ES"/>
-          <w14:ligatures w14:val="none"/>
-        </w:rPr>
-      </w:pPr>
-      <w:r>
-        <w:rPr>
-          <w:rFonts w:ascii="Arial Narrow" w:eastAsia="Times New Roman" w:hAnsi="Arial Narrow" w:cs="Arial"/>
-          <w:color w:val="000000"/>
-          <w:kern w:val="0"/>
-          <w:lang w:eastAsia="es-ES"/>
-          <w14:ligatures w14:val="none"/>
+          <ns2:ligatures ns2:val="none"/>
+        </w:rPr>
+      </w:pPr>
+      <w:r>
+        <w:rPr>
+          <w:rFonts w:ascii="Arial Narrow" w:eastAsia="Times New Roman" w:hAnsi="Arial Narrow" w:cs="Arial"/>
+          <w:color w:val="000000"/>
+          <w:kern w:val="0"/>
+          <w:lang w:eastAsia="es-ES"/>
+          <ns2:ligatures ns2:val="none"/>
         </w:rPr>
         <w:t xml:space="preserve">El 22 de diciembre de 2025, presentó nuevamente vía </w:t>
       </w:r>
@@ -1491,7 +1491,7 @@
           <w:color w:val="000000"/>
           <w:kern w:val="0"/>
           <w:lang w:eastAsia="es-ES"/>
-          <w14:ligatures w14:val="none"/>
+          <ns2:ligatures ns2:val="none"/>
         </w:rPr>
         <w:t>aplicativo WhatsApp</w:t>
       </w:r>
@@ -1501,7 +1501,7 @@
           <w:color w:val="000000"/>
           <w:kern w:val="0"/>
           <w:lang w:eastAsia="es-ES"/>
-          <w14:ligatures w14:val="none"/>
+          <ns2:ligatures ns2:val="none"/>
         </w:rPr>
         <w:t xml:space="preserve"> su solicitud de activación del </w:t>
       </w:r>
@@ -1511,7 +1511,7 @@
           <w:color w:val="000000"/>
           <w:kern w:val="0"/>
           <w:lang w:eastAsia="es-ES"/>
-          <w14:ligatures w14:val="none"/>
+          <ns2:ligatures ns2:val="none"/>
         </w:rPr>
         <w:t>Seguro de Protección de Pagos a B</w:t>
       </w:r>
@@ -1521,7 +1521,7 @@
           <w:color w:val="000000"/>
           <w:kern w:val="0"/>
           <w:lang w:val="es-ES" w:eastAsia="es-ES"/>
-          <w14:ligatures w14:val="none"/>
+          <ns2:ligatures ns2:val="none"/>
         </w:rPr>
         <w:t xml:space="preserve">NP </w:t>
       </w:r>
@@ -1532,7 +1532,7 @@
           <w:color w:val="000000"/>
           <w:kern w:val="0"/>
           <w:lang w:val="es-ES" w:eastAsia="es-ES"/>
-          <w14:ligatures w14:val="none"/>
+          <ns2:ligatures ns2:val="none"/>
         </w:rPr>
         <w:t>Paribas</w:t>
       </w:r>
@@ -1543,7 +1543,7 @@
           <w:color w:val="000000"/>
           <w:kern w:val="0"/>
           <w:lang w:eastAsia="es-ES"/>
-          <w14:ligatures w14:val="none"/>
+          <ns2:ligatures ns2:val="none"/>
         </w:rPr>
         <w:t>; recibió como respuesta que, por las condiciones de</w:t>
       </w:r>
@@ -1553,7 +1553,7 @@
           <w:color w:val="000000"/>
           <w:kern w:val="0"/>
           <w:lang w:eastAsia="es-ES"/>
-          <w14:ligatures w14:val="none"/>
+          <ns2:ligatures ns2:val="none"/>
         </w:rPr>
         <w:t xml:space="preserve"> la póliza</w:t>
       </w:r>
@@ -1563,7 +1563,7 @@
           <w:color w:val="000000"/>
           <w:kern w:val="0"/>
           <w:lang w:eastAsia="es-ES"/>
-          <w14:ligatures w14:val="none"/>
+          <ns2:ligatures ns2:val="none"/>
         </w:rPr>
         <w:t>, no era posible continuar con el trámite, sin que se le detallaran los motivos pese a haberlos requerido.</w:t>
       </w:r>
@@ -1573,12 +1573,12 @@
           <w:color w:val="000000"/>
           <w:kern w:val="0"/>
           <w:lang w:eastAsia="es-ES"/>
-          <w14:ligatures w14:val="none"/>
+          <ns2:ligatures ns2:val="none"/>
         </w:rPr>
         <w:t xml:space="preserve"> </w:t>
       </w:r>
     </w:p>
-    <w:p>
+    <w:p ns2:paraId="611A17EA" ns2:textId="77777777">
       <w:pPr>
         <w:pStyle w:val="Prrafodelista"/>
         <w:spacing w:after="0" w:line="240" w:lineRule="auto"/>
@@ -1589,11 +1589,11 @@
           <w:color w:val="000000"/>
           <w:kern w:val="0"/>
           <w:lang w:eastAsia="es-ES"/>
-          <w14:ligatures w14:val="none"/>
-        </w:rPr>
-      </w:pPr>
-    </w:p>
-    <w:p>
+          <ns2:ligatures ns2:val="none"/>
+        </w:rPr>
+      </w:pPr>
+    </w:p>
+    <w:p ns2:paraId="411467CA" ns2:textId="4C6E8468">
       <w:pPr>
         <w:pStyle w:val="Prrafodelista"/>
         <w:numPr>
@@ -1611,16 +1611,16 @@
           <w:color w:val="000000"/>
           <w:kern w:val="0"/>
           <w:lang w:eastAsia="es-ES"/>
-          <w14:ligatures w14:val="none"/>
-        </w:rPr>
-      </w:pPr>
-      <w:r>
-        <w:rPr>
-          <w:rFonts w:ascii="Arial Narrow" w:eastAsia="Times New Roman" w:hAnsi="Arial Narrow" w:cs="Arial"/>
-          <w:color w:val="000000"/>
-          <w:kern w:val="0"/>
-          <w:lang w:eastAsia="es-ES"/>
-          <w14:ligatures w14:val="none"/>
+          <ns2:ligatures ns2:val="none"/>
+        </w:rPr>
+      </w:pPr>
+      <w:r>
+        <w:rPr>
+          <w:rFonts w:ascii="Arial Narrow" w:eastAsia="Times New Roman" w:hAnsi="Arial Narrow" w:cs="Arial"/>
+          <w:color w:val="000000"/>
+          <w:kern w:val="0"/>
+          <w:lang w:eastAsia="es-ES"/>
+          <ns2:ligatures ns2:val="none"/>
         </w:rPr>
         <w:t xml:space="preserve">El 24 de diciembre de 2025, </w:t>
       </w:r>
@@ -1630,7 +1630,7 @@
           <w:color w:val="000000"/>
           <w:kern w:val="0"/>
           <w:lang w:eastAsia="es-ES"/>
-          <w14:ligatures w14:val="none"/>
+          <ns2:ligatures ns2:val="none"/>
         </w:rPr>
         <w:t>presentó nuevamente</w:t>
       </w:r>
@@ -1640,7 +1640,7 @@
           <w:color w:val="000000"/>
           <w:kern w:val="0"/>
           <w:lang w:eastAsia="es-ES"/>
-          <w14:ligatures w14:val="none"/>
+          <ns2:ligatures ns2:val="none"/>
         </w:rPr>
         <w:t xml:space="preserve"> su solicitud de activación, exponiendo las razones por las cuales consideró aplicable la cobertura; al no obtener confirmación de recepción adecuada, volvió a presentar la solicitud</w:t>
       </w:r>
@@ -1650,7 +1650,7 @@
           <w:color w:val="000000"/>
           <w:kern w:val="0"/>
           <w:lang w:eastAsia="es-ES"/>
-          <w14:ligatures w14:val="none"/>
+          <ns2:ligatures ns2:val="none"/>
         </w:rPr>
         <w:t xml:space="preserve"> el </w:t>
       </w:r>
@@ -1660,7 +1660,7 @@
           <w:color w:val="000000"/>
           <w:kern w:val="0"/>
           <w:lang w:eastAsia="es-ES"/>
-          <w14:ligatures w14:val="none"/>
+          <ns2:ligatures ns2:val="none"/>
         </w:rPr>
         <w:t>26 de diciembre de 2025</w:t>
       </w:r>
@@ -1670,12 +1670,12 @@
           <w:color w:val="000000"/>
           <w:kern w:val="0"/>
           <w:lang w:eastAsia="es-ES"/>
-          <w14:ligatures w14:val="none"/>
+          <ns2:ligatures ns2:val="none"/>
         </w:rPr>
         <w:t>.</w:t>
       </w:r>
     </w:p>
-    <w:p>
+    <w:p ns2:paraId="46DE8CEB" ns2:textId="77777777">
       <w:pPr>
         <w:pStyle w:val="Prrafodelista"/>
         <w:spacing w:after="0" w:line="240" w:lineRule="auto"/>
@@ -1686,11 +1686,11 @@
           <w:color w:val="000000"/>
           <w:kern w:val="0"/>
           <w:lang w:eastAsia="es-ES"/>
-          <w14:ligatures w14:val="none"/>
-        </w:rPr>
-      </w:pPr>
-    </w:p>
-    <w:p>
+          <ns2:ligatures ns2:val="none"/>
+        </w:rPr>
+      </w:pPr>
+    </w:p>
+    <w:p ns2:paraId="62D0F9B9" ns2:textId="66044FB1">
       <w:pPr>
         <w:pStyle w:val="Prrafodelista"/>
         <w:numPr>
@@ -1708,16 +1708,16 @@
           <w:color w:val="000000"/>
           <w:kern w:val="0"/>
           <w:lang w:eastAsia="es-ES"/>
-          <w14:ligatures w14:val="none"/>
-        </w:rPr>
-      </w:pPr>
-      <w:r>
-        <w:rPr>
-          <w:rFonts w:ascii="Arial Narrow" w:eastAsia="Times New Roman" w:hAnsi="Arial Narrow" w:cs="Arial"/>
-          <w:color w:val="000000"/>
-          <w:kern w:val="0"/>
-          <w:lang w:eastAsia="es-ES"/>
-          <w14:ligatures w14:val="none"/>
+          <ns2:ligatures ns2:val="none"/>
+        </w:rPr>
+      </w:pPr>
+      <w:r>
+        <w:rPr>
+          <w:rFonts w:ascii="Arial Narrow" w:eastAsia="Times New Roman" w:hAnsi="Arial Narrow" w:cs="Arial"/>
+          <w:color w:val="000000"/>
+          <w:kern w:val="0"/>
+          <w:lang w:eastAsia="es-ES"/>
+          <ns2:ligatures ns2:val="none"/>
         </w:rPr>
         <w:lastRenderedPageBreak/>
         <w:t xml:space="preserve">El 26 de diciembre de 2025, recibió comunicación vía </w:t>
@@ -1728,7 +1728,7 @@
           <w:color w:val="000000"/>
           <w:kern w:val="0"/>
           <w:lang w:eastAsia="es-ES"/>
-          <w14:ligatures w14:val="none"/>
+          <ns2:ligatures ns2:val="none"/>
         </w:rPr>
         <w:t>aplicativo WhatsApp</w:t>
       </w:r>
@@ -1738,7 +1738,7 @@
           <w:color w:val="000000"/>
           <w:kern w:val="0"/>
           <w:lang w:eastAsia="es-ES"/>
-          <w14:ligatures w14:val="none"/>
+          <ns2:ligatures ns2:val="none"/>
         </w:rPr>
         <w:t xml:space="preserve"> en la que se le indicó </w:t>
       </w:r>
@@ -1748,7 +1748,7 @@
           <w:color w:val="000000"/>
           <w:kern w:val="0"/>
           <w:lang w:eastAsia="es-ES"/>
-          <w14:ligatures w14:val="none"/>
+          <ns2:ligatures ns2:val="none"/>
         </w:rPr>
         <w:t>su</w:t>
       </w:r>
@@ -1758,7 +1758,7 @@
           <w:color w:val="000000"/>
           <w:kern w:val="0"/>
           <w:lang w:eastAsia="es-ES"/>
-          <w14:ligatures w14:val="none"/>
+          <ns2:ligatures ns2:val="none"/>
         </w:rPr>
         <w:t xml:space="preserve"> empleador </w:t>
       </w:r>
@@ -1768,7 +1768,7 @@
           <w:color w:val="000000"/>
           <w:kern w:val="0"/>
           <w:lang w:eastAsia="es-ES"/>
-          <w14:ligatures w14:val="none"/>
+          <ns2:ligatures ns2:val="none"/>
         </w:rPr>
         <w:t>al no renovar</w:t>
       </w:r>
@@ -1778,7 +1778,7 @@
           <w:color w:val="000000"/>
           <w:kern w:val="0"/>
           <w:lang w:eastAsia="es-ES"/>
-          <w14:ligatures w14:val="none"/>
+          <ns2:ligatures ns2:val="none"/>
         </w:rPr>
         <w:t xml:space="preserve"> </w:t>
       </w:r>
@@ -1788,7 +1788,7 @@
           <w:color w:val="000000"/>
           <w:kern w:val="0"/>
           <w:lang w:eastAsia="es-ES"/>
-          <w14:ligatures w14:val="none"/>
+          <ns2:ligatures ns2:val="none"/>
         </w:rPr>
         <w:t>su</w:t>
       </w:r>
@@ -1798,7 +1798,7 @@
           <w:color w:val="000000"/>
           <w:kern w:val="0"/>
           <w:lang w:eastAsia="es-ES"/>
-          <w14:ligatures w14:val="none"/>
+          <ns2:ligatures ns2:val="none"/>
         </w:rPr>
         <w:t xml:space="preserve"> contrato</w:t>
       </w:r>
@@ -1808,7 +1808,7 @@
           <w:color w:val="000000"/>
           <w:kern w:val="0"/>
           <w:lang w:eastAsia="es-ES"/>
-          <w14:ligatures w14:val="none"/>
+          <ns2:ligatures ns2:val="none"/>
         </w:rPr>
         <w:t xml:space="preserve"> laboral</w:t>
       </w:r>
@@ -1818,7 +1818,7 @@
           <w:color w:val="000000"/>
           <w:kern w:val="0"/>
           <w:lang w:eastAsia="es-ES"/>
-          <w14:ligatures w14:val="none"/>
+          <ns2:ligatures ns2:val="none"/>
         </w:rPr>
         <w:t xml:space="preserve"> se encontraría</w:t>
       </w:r>
@@ -1828,7 +1828,7 @@
           <w:color w:val="000000"/>
           <w:kern w:val="0"/>
           <w:lang w:eastAsia="es-ES"/>
-          <w14:ligatures w14:val="none"/>
+          <ns2:ligatures ns2:val="none"/>
         </w:rPr>
         <w:t xml:space="preserve"> excluido de la cobertura</w:t>
       </w:r>
@@ -1838,12 +1838,12 @@
           <w:color w:val="000000"/>
           <w:kern w:val="0"/>
           <w:lang w:eastAsia="es-ES"/>
-          <w14:ligatures w14:val="none"/>
+          <ns2:ligatures ns2:val="none"/>
         </w:rPr>
         <w:t>. Ante ello, solicitó que se le remitiera respuesta formal por escrito.</w:t>
       </w:r>
     </w:p>
-    <w:p>
+    <w:p ns2:paraId="06090CB2" ns2:textId="77777777">
       <w:pPr>
         <w:pStyle w:val="Prrafodelista"/>
         <w:spacing w:after="0" w:line="240" w:lineRule="auto"/>
@@ -1854,11 +1854,11 @@
           <w:color w:val="000000"/>
           <w:kern w:val="0"/>
           <w:lang w:eastAsia="es-ES"/>
-          <w14:ligatures w14:val="none"/>
-        </w:rPr>
-      </w:pPr>
-    </w:p>
-    <w:p>
+          <ns2:ligatures ns2:val="none"/>
+        </w:rPr>
+      </w:pPr>
+    </w:p>
+    <w:p ns2:paraId="2438BE04" ns2:textId="771E2142">
       <w:pPr>
         <w:pStyle w:val="Prrafodelista"/>
         <w:numPr>
@@ -1876,16 +1876,16 @@
           <w:color w:val="000000"/>
           <w:kern w:val="0"/>
           <w:lang w:eastAsia="es-ES"/>
-          <w14:ligatures w14:val="none"/>
-        </w:rPr>
-      </w:pPr>
-      <w:r>
-        <w:rPr>
-          <w:rFonts w:ascii="Arial Narrow" w:eastAsia="Times New Roman" w:hAnsi="Arial Narrow" w:cs="Arial"/>
-          <w:color w:val="000000"/>
-          <w:kern w:val="0"/>
-          <w:lang w:eastAsia="es-ES"/>
-          <w14:ligatures w14:val="none"/>
+          <ns2:ligatures ns2:val="none"/>
+        </w:rPr>
+      </w:pPr>
+      <w:r>
+        <w:rPr>
+          <w:rFonts w:ascii="Arial Narrow" w:eastAsia="Times New Roman" w:hAnsi="Arial Narrow" w:cs="Arial"/>
+          <w:color w:val="000000"/>
+          <w:kern w:val="0"/>
+          <w:lang w:eastAsia="es-ES"/>
+          <ns2:ligatures ns2:val="none"/>
         </w:rPr>
         <w:t>El 30 de diciembre de 2025, recibió correo electrónico mediante el cual se le solicitó copia simple de la carta de despido o constatación policial</w:t>
       </w:r>
@@ -1895,7 +1895,7 @@
           <w:color w:val="000000"/>
           <w:kern w:val="0"/>
           <w:lang w:eastAsia="es-ES"/>
-          <w14:ligatures w14:val="none"/>
+          <ns2:ligatures ns2:val="none"/>
         </w:rPr>
         <w:t xml:space="preserve"> del despido</w:t>
       </w:r>
@@ -1905,12 +1905,12 @@
           <w:color w:val="000000"/>
           <w:kern w:val="0"/>
           <w:lang w:eastAsia="es-ES"/>
-          <w14:ligatures w14:val="none"/>
+          <ns2:ligatures ns2:val="none"/>
         </w:rPr>
         <w:t>, copia simple de la liquidación de beneficios sociales donde constara la causal de despido, copia simple de la certificación laboral con fechas de inicio y fin, y copia simple del contrato de trabajo.</w:t>
       </w:r>
     </w:p>
-    <w:p>
+    <w:p ns2:paraId="2FDE5F85" ns2:textId="77777777">
       <w:pPr>
         <w:pStyle w:val="Prrafodelista"/>
         <w:spacing w:after="0" w:line="240" w:lineRule="auto"/>
@@ -1921,11 +1921,11 @@
           <w:color w:val="000000"/>
           <w:kern w:val="0"/>
           <w:lang w:eastAsia="es-ES"/>
-          <w14:ligatures w14:val="none"/>
-        </w:rPr>
-      </w:pPr>
-    </w:p>
-    <w:p>
+          <ns2:ligatures ns2:val="none"/>
+        </w:rPr>
+      </w:pPr>
+    </w:p>
+    <w:p ns2:paraId="01033069" ns2:textId="77777777">
       <w:pPr>
         <w:pStyle w:val="Prrafodelista"/>
         <w:numPr>
@@ -1943,21 +1943,21 @@
           <w:color w:val="000000"/>
           <w:kern w:val="0"/>
           <w:lang w:eastAsia="es-ES"/>
-          <w14:ligatures w14:val="none"/>
-        </w:rPr>
-      </w:pPr>
-      <w:r>
-        <w:rPr>
-          <w:rFonts w:ascii="Arial Narrow" w:eastAsia="Times New Roman" w:hAnsi="Arial Narrow" w:cs="Arial"/>
-          <w:color w:val="000000"/>
-          <w:kern w:val="0"/>
-          <w:lang w:eastAsia="es-ES"/>
-          <w14:ligatures w14:val="none"/>
+          <ns2:ligatures ns2:val="none"/>
+        </w:rPr>
+      </w:pPr>
+      <w:r>
+        <w:rPr>
+          <w:rFonts w:ascii="Arial Narrow" w:eastAsia="Times New Roman" w:hAnsi="Arial Narrow" w:cs="Arial"/>
+          <w:color w:val="000000"/>
+          <w:kern w:val="0"/>
+          <w:lang w:eastAsia="es-ES"/>
+          <ns2:ligatures ns2:val="none"/>
         </w:rPr>
         <w:t>El 31 de diciembre de 2025, respondió que no fue objeto de despido, precisando que la conclusión de la relación laboral obedeció a la no renovación del contrato; adjuntó copia del certificado de trabajo que acreditó el periodo del 19 de diciembre de 2022 al 30 de noviembre de 2025, así como la adenda de renovación vigente hasta el 30 de noviembre de 2025.</w:t>
       </w:r>
     </w:p>
-    <w:p>
+    <w:p ns2:paraId="7264DD5F" ns2:textId="77777777">
       <w:pPr>
         <w:pStyle w:val="Prrafodelista"/>
         <w:spacing w:after="0" w:line="240" w:lineRule="auto"/>
@@ -1968,11 +1968,11 @@
           <w:color w:val="000000"/>
           <w:kern w:val="0"/>
           <w:lang w:eastAsia="es-ES"/>
-          <w14:ligatures w14:val="none"/>
-        </w:rPr>
-      </w:pPr>
-    </w:p>
-    <w:p>
+          <ns2:ligatures ns2:val="none"/>
+        </w:rPr>
+      </w:pPr>
+    </w:p>
+    <w:p ns2:paraId="228D6C51" ns2:textId="367FA1ED">
       <w:pPr>
         <w:pStyle w:val="Prrafodelista"/>
         <w:numPr>
@@ -1990,21 +1990,21 @@
           <w:color w:val="000000"/>
           <w:kern w:val="0"/>
           <w:lang w:eastAsia="es-ES"/>
-          <w14:ligatures w14:val="none"/>
-        </w:rPr>
-      </w:pPr>
-      <w:r>
-        <w:rPr>
-          <w:rFonts w:ascii="Arial Narrow" w:eastAsia="Times New Roman" w:hAnsi="Arial Narrow" w:cs="Arial"/>
-          <w:color w:val="000000"/>
-          <w:kern w:val="0"/>
-          <w:lang w:eastAsia="es-ES"/>
-          <w14:ligatures w14:val="none"/>
+          <ns2:ligatures ns2:val="none"/>
+        </w:rPr>
+      </w:pPr>
+      <w:r>
+        <w:rPr>
+          <w:rFonts w:ascii="Arial Narrow" w:eastAsia="Times New Roman" w:hAnsi="Arial Narrow" w:cs="Arial"/>
+          <w:color w:val="000000"/>
+          <w:kern w:val="0"/>
+          <w:lang w:eastAsia="es-ES"/>
+          <ns2:ligatures ns2:val="none"/>
         </w:rPr>
         <w:t>El 5 de enero de 2026, recibió correo electrónico adjuntando comunicación fechada el 2 de enero de 2026, mediante la cual se le requirió copia simple de su documento de identidad, copia simple de la liquidación de beneficios sociales y constancia de pago, certificación notarial de la carta o resolución de cese o constatación policial por despido, certificación notarial del convenio de cese por mutuo disenso y/o liquidación que evidenciara indemnización, certificación notarial de la liquidación por despido y constancia de pago, y certificación notarial del certificado de trabajo.</w:t>
       </w:r>
     </w:p>
-    <w:p>
+    <w:p ns2:paraId="26812689" ns2:textId="77777777">
       <w:pPr>
         <w:pStyle w:val="Prrafodelista"/>
         <w:spacing w:after="0" w:line="240" w:lineRule="auto"/>
@@ -2015,11 +2015,11 @@
           <w:color w:val="000000"/>
           <w:kern w:val="0"/>
           <w:lang w:eastAsia="es-ES"/>
-          <w14:ligatures w14:val="none"/>
-        </w:rPr>
-      </w:pPr>
-    </w:p>
-    <w:p>
+          <ns2:ligatures ns2:val="none"/>
+        </w:rPr>
+      </w:pPr>
+    </w:p>
+    <w:p ns2:paraId="43B017B5" ns2:textId="77777777">
       <w:pPr>
         <w:pStyle w:val="Prrafodelista"/>
         <w:numPr>
@@ -2037,21 +2037,21 @@
           <w:color w:val="000000"/>
           <w:kern w:val="0"/>
           <w:lang w:eastAsia="es-ES"/>
-          <w14:ligatures w14:val="none"/>
-        </w:rPr>
-      </w:pPr>
-      <w:r>
-        <w:rPr>
-          <w:rFonts w:ascii="Arial Narrow" w:eastAsia="Times New Roman" w:hAnsi="Arial Narrow" w:cs="Arial"/>
-          <w:color w:val="000000"/>
-          <w:kern w:val="0"/>
-          <w:lang w:eastAsia="es-ES"/>
-          <w14:ligatures w14:val="none"/>
+          <ns2:ligatures ns2:val="none"/>
+        </w:rPr>
+      </w:pPr>
+      <w:r>
+        <w:rPr>
+          <w:rFonts w:ascii="Arial Narrow" w:eastAsia="Times New Roman" w:hAnsi="Arial Narrow" w:cs="Arial"/>
+          <w:color w:val="000000"/>
+          <w:kern w:val="0"/>
+          <w:lang w:eastAsia="es-ES"/>
+          <ns2:ligatures ns2:val="none"/>
         </w:rPr>
         <w:t>El 6 de enero de 2026, respondió vía correo electrónico manifestando que no existió despido ni mutuo disenso, que no correspondía indemnización y que la documentación previamente remitida fue enviada en un solo archivo; adjuntó copia de su documento de identidad por ser el único documento adicional requerido. En esa misma fecha, recibió respuesta confirmando la recepción de su comunicación e indicando que el 2 de enero de 2026 se habría emitido respuesta formal a la dirección electrónica consignada.</w:t>
       </w:r>
     </w:p>
-    <w:p>
+    <w:p ns2:paraId="558A4E99" ns2:textId="77777777">
       <w:pPr>
         <w:pStyle w:val="Prrafodelista"/>
         <w:spacing w:after="0" w:line="240" w:lineRule="auto"/>
@@ -2062,11 +2062,11 @@
           <w:color w:val="000000"/>
           <w:kern w:val="0"/>
           <w:lang w:eastAsia="es-ES"/>
-          <w14:ligatures w14:val="none"/>
-        </w:rPr>
-      </w:pPr>
-    </w:p>
-    <w:p>
+          <ns2:ligatures ns2:val="none"/>
+        </w:rPr>
+      </w:pPr>
+    </w:p>
+    <w:p ns2:paraId="35F6273D" ns2:textId="77777777">
       <w:pPr>
         <w:pStyle w:val="Prrafodelista"/>
         <w:numPr>
@@ -2084,34 +2084,34 @@
           <w:color w:val="000000"/>
           <w:kern w:val="0"/>
           <w:lang w:eastAsia="es-ES"/>
-          <w14:ligatures w14:val="none"/>
-        </w:rPr>
-      </w:pPr>
-      <w:r>
-        <w:rPr>
-          <w:rFonts w:ascii="Arial Narrow" w:eastAsia="Times New Roman" w:hAnsi="Arial Narrow" w:cs="Arial"/>
-          <w:color w:val="000000"/>
-          <w:kern w:val="0"/>
-          <w:lang w:eastAsia="es-ES"/>
-          <w14:ligatures w14:val="none"/>
+          <ns2:ligatures ns2:val="none"/>
+        </w:rPr>
+      </w:pPr>
+      <w:r>
+        <w:rPr>
+          <w:rFonts w:ascii="Arial Narrow" w:eastAsia="Times New Roman" w:hAnsi="Arial Narrow" w:cs="Arial"/>
+          <w:color w:val="000000"/>
+          <w:kern w:val="0"/>
+          <w:lang w:eastAsia="es-ES"/>
+          <ns2:ligatures ns2:val="none"/>
         </w:rPr>
         <w:t>El 7 de enero de 2026, reiteró su disconformidad respecto a la fecha de emisión consignada en la comunicación recibida, señalando que el documento fechado el 2 de enero de 2026 fue remitido recién el 5 de enero de 2026, y solicitó sustento de los nuevos requerimientos de información.</w:t>
       </w:r>
     </w:p>
-    <w:p>
-      <w:pPr>
-        <w:spacing w:after="0" w:line="240" w:lineRule="auto"/>
-        <w:jc w:val="both"/>
-        <w:rPr>
-          <w:rFonts w:ascii="Arial Narrow" w:eastAsia="Times New Roman" w:hAnsi="Arial Narrow" w:cs="Arial"/>
-          <w:color w:val="000000"/>
-          <w:kern w:val="0"/>
-          <w:lang w:eastAsia="es-ES"/>
-          <w14:ligatures w14:val="none"/>
-        </w:rPr>
-      </w:pPr>
-    </w:p>
-    <w:p>
+    <w:p ns2:paraId="2B093946" ns2:textId="77777777">
+      <w:pPr>
+        <w:spacing w:after="0" w:line="240" w:lineRule="auto"/>
+        <w:jc w:val="both"/>
+        <w:rPr>
+          <w:rFonts w:ascii="Arial Narrow" w:eastAsia="Times New Roman" w:hAnsi="Arial Narrow" w:cs="Arial"/>
+          <w:color w:val="000000"/>
+          <w:kern w:val="0"/>
+          <w:lang w:eastAsia="es-ES"/>
+          <ns2:ligatures ns2:val="none"/>
+        </w:rPr>
+      </w:pPr>
+    </w:p>
+    <w:p ns2:paraId="1BE6FD36" ns2:textId="325166BC">
       <w:pPr>
         <w:pStyle w:val="Prrafodelista"/>
         <w:numPr>
@@ -2129,16 +2129,16 @@
           <w:color w:val="000000"/>
           <w:kern w:val="0"/>
           <w:lang w:eastAsia="es-ES"/>
-          <w14:ligatures w14:val="none"/>
-        </w:rPr>
-      </w:pPr>
-      <w:r>
-        <w:rPr>
-          <w:rFonts w:ascii="Arial Narrow" w:eastAsia="Times New Roman" w:hAnsi="Arial Narrow" w:cs="Arial"/>
-          <w:color w:val="000000"/>
-          <w:kern w:val="0"/>
-          <w:lang w:eastAsia="es-ES"/>
-          <w14:ligatures w14:val="none"/>
+          <ns2:ligatures ns2:val="none"/>
+        </w:rPr>
+      </w:pPr>
+      <w:r>
+        <w:rPr>
+          <w:rFonts w:ascii="Arial Narrow" w:eastAsia="Times New Roman" w:hAnsi="Arial Narrow" w:cs="Arial"/>
+          <w:color w:val="000000"/>
+          <w:kern w:val="0"/>
+          <w:lang w:eastAsia="es-ES"/>
+          <ns2:ligatures ns2:val="none"/>
         </w:rPr>
         <w:t>El 12 de enero de 2026,</w:t>
       </w:r>
@@ -2148,7 +2148,7 @@
           <w:color w:val="000000"/>
           <w:kern w:val="0"/>
           <w:lang w:eastAsia="es-ES"/>
-          <w14:ligatures w14:val="none"/>
+          <ns2:ligatures ns2:val="none"/>
         </w:rPr>
         <w:t xml:space="preserve"> el</w:t>
       </w:r>
@@ -2158,7 +2158,7 @@
           <w:color w:val="000000"/>
           <w:kern w:val="0"/>
           <w:lang w:eastAsia="es-ES"/>
-          <w14:ligatures w14:val="none"/>
+          <ns2:ligatures ns2:val="none"/>
         </w:rPr>
         <w:t xml:space="preserve"> </w:t>
       </w:r>
@@ -2168,7 +2168,7 @@
           <w:color w:val="000000"/>
           <w:kern w:val="0"/>
           <w:lang w:eastAsia="es-ES"/>
-          <w14:ligatures w14:val="none"/>
+          <ns2:ligatures ns2:val="none"/>
         </w:rPr>
         <w:t xml:space="preserve">Banco </w:t>
       </w:r>
@@ -2178,7 +2178,7 @@
           <w:color w:val="000000"/>
           <w:kern w:val="0"/>
           <w:lang w:eastAsia="es-ES"/>
-          <w14:ligatures w14:val="none"/>
+          <ns2:ligatures ns2:val="none"/>
         </w:rPr>
         <w:t xml:space="preserve">le </w:t>
       </w:r>
@@ -2188,7 +2188,7 @@
           <w:color w:val="000000"/>
           <w:kern w:val="0"/>
           <w:lang w:eastAsia="es-ES"/>
-          <w14:ligatures w14:val="none"/>
+          <ns2:ligatures ns2:val="none"/>
         </w:rPr>
         <w:t>requirió vía aplicativo WhatsApp</w:t>
       </w:r>
@@ -2198,7 +2198,7 @@
           <w:color w:val="000000"/>
           <w:kern w:val="0"/>
           <w:lang w:eastAsia="es-ES"/>
-          <w14:ligatures w14:val="none"/>
+          <ns2:ligatures ns2:val="none"/>
         </w:rPr>
         <w:t xml:space="preserve"> el pago de cuotas vencidas del </w:t>
       </w:r>
@@ -2208,7 +2208,7 @@
           <w:color w:val="000000"/>
           <w:kern w:val="0"/>
           <w:lang w:eastAsia="es-ES"/>
-          <w14:ligatures w14:val="none"/>
+          <ns2:ligatures ns2:val="none"/>
         </w:rPr>
         <w:t>préstamo, pese a tener conocimiento de la solicitud de activación del Seguro de Desempleo Involuntario.</w:t>
       </w:r>
@@ -2218,7 +2218,7 @@
           <w:color w:val="000000"/>
           <w:kern w:val="0"/>
           <w:lang w:eastAsia="es-ES"/>
-          <w14:ligatures w14:val="none"/>
+          <ns2:ligatures ns2:val="none"/>
         </w:rPr>
         <w:t xml:space="preserve"> Asimismo, la entidad bancaria le estuvo realizando llamadas constantes </w:t>
       </w:r>
@@ -2228,7 +2228,7 @@
           <w:color w:val="000000"/>
           <w:kern w:val="0"/>
           <w:lang w:eastAsia="es-ES"/>
-          <w14:ligatures w14:val="none"/>
+          <ns2:ligatures ns2:val="none"/>
         </w:rPr>
         <w:t>requiriéndole</w:t>
       </w:r>
@@ -2238,12 +2238,12 @@
           <w:color w:val="000000"/>
           <w:kern w:val="0"/>
           <w:lang w:eastAsia="es-ES"/>
-          <w14:ligatures w14:val="none"/>
+          <ns2:ligatures ns2:val="none"/>
         </w:rPr>
         <w:t xml:space="preserve"> el pago de las cuotas del crédito.</w:t>
       </w:r>
     </w:p>
-    <w:p>
+    <w:p ns2:paraId="078CBEBD" ns2:textId="77777777">
       <w:pPr>
         <w:pStyle w:val="Prrafodelista"/>
         <w:spacing w:after="0" w:line="240" w:lineRule="auto"/>
@@ -2254,11 +2254,11 @@
           <w:color w:val="000000"/>
           <w:kern w:val="0"/>
           <w:lang w:eastAsia="es-ES"/>
-          <w14:ligatures w14:val="none"/>
-        </w:rPr>
-      </w:pPr>
-    </w:p>
-    <w:p>
+          <ns2:ligatures ns2:val="none"/>
+        </w:rPr>
+      </w:pPr>
+    </w:p>
+    <w:p ns2:paraId="68D28B6C" ns2:textId="7850D9FC">
       <w:pPr>
         <w:pStyle w:val="Prrafodelista"/>
         <w:numPr>
@@ -2273,16 +2273,16 @@
           <w:color w:val="000000"/>
           <w:kern w:val="0"/>
           <w:lang w:eastAsia="es-ES"/>
-          <w14:ligatures w14:val="none"/>
-        </w:rPr>
-      </w:pPr>
-      <w:r>
-        <w:rPr>
-          <w:rFonts w:ascii="Arial Narrow" w:eastAsia="Times New Roman" w:hAnsi="Arial Narrow" w:cs="Arial"/>
-          <w:color w:val="000000"/>
-          <w:kern w:val="0"/>
-          <w:lang w:eastAsia="es-ES"/>
-          <w14:ligatures w14:val="none"/>
+          <ns2:ligatures ns2:val="none"/>
+        </w:rPr>
+      </w:pPr>
+      <w:r>
+        <w:rPr>
+          <w:rFonts w:ascii="Arial Narrow" w:eastAsia="Times New Roman" w:hAnsi="Arial Narrow" w:cs="Arial"/>
+          <w:color w:val="000000"/>
+          <w:kern w:val="0"/>
+          <w:lang w:eastAsia="es-ES"/>
+          <ns2:ligatures ns2:val="none"/>
         </w:rPr>
         <w:t xml:space="preserve">El 16 de enero de 2026, recibió comunicación electrónica de </w:t>
       </w:r>
@@ -2292,7 +2292,7 @@
           <w:color w:val="000000"/>
           <w:kern w:val="0"/>
           <w:lang w:eastAsia="es-ES"/>
-          <w14:ligatures w14:val="none"/>
+          <ns2:ligatures ns2:val="none"/>
         </w:rPr>
         <w:t xml:space="preserve">BNP </w:t>
       </w:r>
@@ -2303,7 +2303,7 @@
           <w:color w:val="000000"/>
           <w:kern w:val="0"/>
           <w:lang w:eastAsia="es-ES"/>
-          <w14:ligatures w14:val="none"/>
+          <ns2:ligatures ns2:val="none"/>
         </w:rPr>
         <w:t>Paribas</w:t>
       </w:r>
@@ -2314,7 +2314,7 @@
           <w:color w:val="000000"/>
           <w:kern w:val="0"/>
           <w:lang w:eastAsia="es-ES"/>
-          <w14:ligatures w14:val="none"/>
+          <ns2:ligatures ns2:val="none"/>
         </w:rPr>
         <w:t xml:space="preserve"> </w:t>
       </w:r>
@@ -2324,7 +2324,7 @@
           <w:color w:val="000000"/>
           <w:kern w:val="0"/>
           <w:lang w:eastAsia="es-ES"/>
-          <w14:ligatures w14:val="none"/>
+          <ns2:ligatures ns2:val="none"/>
         </w:rPr>
         <w:t>informándole que la cobertura de desempleo involuntario no resultaba aplicable</w:t>
       </w:r>
@@ -2334,7 +2334,7 @@
           <w:color w:val="000000"/>
           <w:kern w:val="0"/>
           <w:lang w:eastAsia="es-ES"/>
-          <w14:ligatures w14:val="none"/>
+          <ns2:ligatures ns2:val="none"/>
         </w:rPr>
         <w:t xml:space="preserve"> por exclusión</w:t>
       </w:r>
@@ -2344,7 +2344,7 @@
           <w:color w:val="000000"/>
           <w:kern w:val="0"/>
           <w:lang w:eastAsia="es-ES"/>
-          <w14:ligatures w14:val="none"/>
+          <ns2:ligatures ns2:val="none"/>
         </w:rPr>
         <w:t xml:space="preserve"> </w:t>
       </w:r>
@@ -2354,7 +2354,7 @@
           <w:color w:val="000000"/>
           <w:kern w:val="0"/>
           <w:lang w:eastAsia="es-ES"/>
-          <w14:ligatures w14:val="none"/>
+          <ns2:ligatures ns2:val="none"/>
         </w:rPr>
         <w:t>porque tendría una antigüedad laboral con el mismo empleador menor a</w:t>
       </w:r>
@@ -2364,7 +2364,7 @@
           <w:color w:val="000000"/>
           <w:kern w:val="0"/>
           <w:lang w:eastAsia="es-ES"/>
-          <w14:ligatures w14:val="none"/>
+          <ns2:ligatures ns2:val="none"/>
         </w:rPr>
         <w:t xml:space="preserve"> doce</w:t>
       </w:r>
@@ -2374,7 +2374,7 @@
           <w:color w:val="000000"/>
           <w:kern w:val="0"/>
           <w:lang w:eastAsia="es-ES"/>
-          <w14:ligatures w14:val="none"/>
+          <ns2:ligatures ns2:val="none"/>
         </w:rPr>
         <w:t xml:space="preserve"> </w:t>
       </w:r>
@@ -2384,7 +2384,7 @@
           <w:color w:val="000000"/>
           <w:kern w:val="0"/>
           <w:lang w:eastAsia="es-ES"/>
-          <w14:ligatures w14:val="none"/>
+          <ns2:ligatures ns2:val="none"/>
         </w:rPr>
         <w:t>(</w:t>
       </w:r>
@@ -2394,7 +2394,7 @@
           <w:color w:val="000000"/>
           <w:kern w:val="0"/>
           <w:lang w:eastAsia="es-ES"/>
-          <w14:ligatures w14:val="none"/>
+          <ns2:ligatures ns2:val="none"/>
         </w:rPr>
         <w:t>12</w:t>
       </w:r>
@@ -2404,7 +2404,7 @@
           <w:color w:val="000000"/>
           <w:kern w:val="0"/>
           <w:lang w:eastAsia="es-ES"/>
-          <w14:ligatures w14:val="none"/>
+          <ns2:ligatures ns2:val="none"/>
         </w:rPr>
         <w:t>)</w:t>
       </w:r>
@@ -2414,7 +2414,7 @@
           <w:color w:val="000000"/>
           <w:kern w:val="0"/>
           <w:lang w:eastAsia="es-ES"/>
-          <w14:ligatures w14:val="none"/>
+          <ns2:ligatures ns2:val="none"/>
         </w:rPr>
         <w:t xml:space="preserve"> meses</w:t>
       </w:r>
@@ -2424,12 +2424,12 @@
           <w:color w:val="000000"/>
           <w:kern w:val="0"/>
           <w:lang w:eastAsia="es-ES"/>
-          <w14:ligatures w14:val="none"/>
+          <ns2:ligatures ns2:val="none"/>
         </w:rPr>
         <w:t>, pese a que tuvo una antigüedad laboral de dos (2) años, once (11) meses y once (11) días.</w:t>
       </w:r>
     </w:p>
-    <w:p>
+    <w:p ns2:paraId="76630485" ns2:textId="77777777">
       <w:pPr>
         <w:tabs>
           <w:tab w:val="left" w:pos="1134"/>
@@ -2441,11 +2441,11 @@
           <w:color w:val="000000"/>
           <w:kern w:val="0"/>
           <w:lang w:eastAsia="es-ES"/>
-          <w14:ligatures w14:val="none"/>
-        </w:rPr>
-      </w:pPr>
-    </w:p>
-    <w:p>
+          <ns2:ligatures ns2:val="none"/>
+        </w:rPr>
+      </w:pPr>
+    </w:p>
+    <w:p ns2:paraId="4FB15987" ns2:textId="4E602B33">
       <w:pPr>
         <w:numPr>
           <w:ilvl w:val="1"/>
@@ -2463,7 +2463,7 @@
           <w:color w:val="000000"/>
           <w:kern w:val="0"/>
           <w:lang w:val="es-ES" w:eastAsia="es-ES"/>
-          <w14:ligatures w14:val="none"/>
+          <ns2:ligatures ns2:val="none"/>
         </w:rPr>
       </w:pPr>
       <w:r>
@@ -2472,7 +2472,7 @@
           <w:color w:val="000000"/>
           <w:kern w:val="0"/>
           <w:lang w:val="es-ES" w:eastAsia="es-ES"/>
-          <w14:ligatures w14:val="none"/>
+          <ns2:ligatures ns2:val="none"/>
         </w:rPr>
         <w:t xml:space="preserve">El señor [APELLIDO] solicitó, en calidad de medida correctiva, que BNP Paribas y el Banco cumplan con: otorgar la cobertura del Seguro de Protección de Pagos. Asimismo, requirió el reembolso de costos y costas del presente procedimiento.</w:t>
       </w:r>
@@ -2480,7 +2480,7 @@
         <w:rPr>
           <w:rFonts w:ascii="Arial Narrow" w:eastAsia="Calibri" w:hAnsi="Arial Narrow" w:cs="Arial"/>
           <w:kern w:val="0"/>
-          <w14:ligatures w14:val="none"/>
+          <ns2:ligatures ns2:val="none"/>
         </w:rPr>
         <w:t xml:space="preserve"/>
       </w:r>
@@ -2490,7 +2490,7 @@
           <w:color w:val="000000"/>
           <w:kern w:val="0"/>
           <w:lang w:val="es-ES" w:eastAsia="es-ES"/>
-          <w14:ligatures w14:val="none"/>
+          <ns2:ligatures ns2:val="none"/>
         </w:rPr>
         <w:t xml:space="preserve"/>
       </w:r>
@@ -2501,7 +2501,7 @@
           <w:color w:val="000000"/>
           <w:kern w:val="0"/>
           <w:lang w:val="es-ES" w:eastAsia="es-ES"/>
-          <w14:ligatures w14:val="none"/>
+          <ns2:ligatures ns2:val="none"/>
         </w:rPr>
         <w:t xml:space="preserve"/>
       </w:r>
@@ -2512,7 +2512,7 @@
           <w:color w:val="000000"/>
           <w:kern w:val="0"/>
           <w:lang w:val="es-ES" w:eastAsia="es-ES"/>
-          <w14:ligatures w14:val="none"/>
+          <ns2:ligatures ns2:val="none"/>
         </w:rPr>
         <w:t/>
       </w:r>
@@ -2523,7 +2523,7 @@
           <w:color w:val="000000"/>
           <w:kern w:val="0"/>
           <w:lang w:val="es-ES" w:eastAsia="es-ES"/>
-          <w14:ligatures w14:val="none"/>
+          <ns2:ligatures ns2:val="none"/>
         </w:rPr>
         <w:t xml:space="preserve"/>
       </w:r>
@@ -2533,7 +2533,7 @@
           <w:color w:val="000000"/>
           <w:kern w:val="0"/>
           <w:lang w:val="es-ES" w:eastAsia="es-ES"/>
-          <w14:ligatures w14:val="none"/>
+          <ns2:ligatures ns2:val="none"/>
         </w:rPr>
         <w:t/>
       </w:r>
@@ -2543,7 +2543,7 @@
           <w:color w:val="000000"/>
           <w:kern w:val="0"/>
           <w:lang w:val="es-ES" w:eastAsia="es-ES"/>
-          <w14:ligatures w14:val="none"/>
+          <ns2:ligatures ns2:val="none"/>
         </w:rPr>
         <w:t xml:space="preserve"/>
       </w:r>
@@ -2553,7 +2553,7 @@
           <w:color w:val="000000"/>
           <w:kern w:val="0"/>
           <w:lang w:val="es-ES" w:eastAsia="es-ES"/>
-          <w14:ligatures w14:val="none"/>
+          <ns2:ligatures ns2:val="none"/>
         </w:rPr>
         <w:t xml:space="preserve"/>
       </w:r>
@@ -2563,7 +2563,7 @@
           <w:color w:val="000000"/>
           <w:kern w:val="0"/>
           <w:lang w:val="es-ES" w:eastAsia="es-ES"/>
-          <w14:ligatures w14:val="none"/>
+          <ns2:ligatures ns2:val="none"/>
         </w:rPr>
         <w:t/>
       </w:r>
@@ -2573,13 +2573,13 @@
           <w:color w:val="000000"/>
           <w:kern w:val="0"/>
           <w:lang w:val="es-ES" w:eastAsia="es-ES"/>
-          <w14:ligatures w14:val="none"/>
+          <ns2:ligatures ns2:val="none"/>
         </w:rPr>
         <w:t/>
       </w:r>
     </w:p>
     <w:bookmarkEnd w:id="2"/>
-    <w:p>
+    <w:p ns2:paraId="61C46995" ns2:textId="77777777">
       <w:pPr>
         <w:spacing w:after="0" w:line="240" w:lineRule="auto"/>
         <w:contextualSpacing/>
@@ -2590,11 +2590,11 @@
           <w:color w:val="000000"/>
           <w:kern w:val="0"/>
           <w:lang w:eastAsia="es-PE"/>
-          <w14:ligatures w14:val="none"/>
-        </w:rPr>
-      </w:pPr>
-    </w:p>
-    <w:p>
+          <ns2:ligatures ns2:val="none"/>
+        </w:rPr>
+      </w:pPr>
+    </w:p>
+    <w:p ns2:paraId="4713554A" ns2:textId="77777777">
       <w:pPr>
         <w:pStyle w:val="Prrafodelista"/>
         <w:numPr>
@@ -2614,22 +2614,22 @@
           <w:color w:val="000000"/>
           <w:kern w:val="0"/>
           <w:lang w:eastAsia="es-PE"/>
-          <w14:ligatures w14:val="none"/>
-        </w:rPr>
-      </w:pPr>
-      <w:r>
-        <w:rPr>
-          <w:rFonts w:ascii="Arial Narrow" w:eastAsia="Arial Narrow" w:hAnsi="Arial Narrow" w:cs="Arial Narrow"/>
-          <w:b/>
-          <w:color w:val="000000"/>
-          <w:kern w:val="0"/>
-          <w:lang w:eastAsia="es-PE"/>
-          <w14:ligatures w14:val="none"/>
+          <ns2:ligatures ns2:val="none"/>
+        </w:rPr>
+      </w:pPr>
+      <w:r>
+        <w:rPr>
+          <w:rFonts w:ascii="Arial Narrow" w:eastAsia="Arial Narrow" w:hAnsi="Arial Narrow" w:cs="Arial Narrow"/>
+          <w:b/>
+          <w:color w:val="000000"/>
+          <w:kern w:val="0"/>
+          <w:lang w:eastAsia="es-PE"/>
+          <ns2:ligatures ns2:val="none"/>
         </w:rPr>
         <w:t>DE LA ADMISIÓN A TRÁMITE DE LA DENUNCIA</w:t>
       </w:r>
     </w:p>
-    <w:p>
+    <w:p ns2:paraId="4BBBE1C2" ns2:textId="77777777">
       <w:pPr>
         <w:spacing w:after="0" w:line="240" w:lineRule="auto"/>
         <w:ind w:left="567"/>
@@ -2641,11 +2641,11 @@
           <w:color w:val="000000"/>
           <w:kern w:val="0"/>
           <w:lang w:eastAsia="es-PE"/>
-          <w14:ligatures w14:val="none"/>
-        </w:rPr>
-      </w:pPr>
-    </w:p>
-    <w:p>
+          <ns2:ligatures ns2:val="none"/>
+        </w:rPr>
+      </w:pPr>
+    </w:p>
+    <w:p ns2:paraId="749C69A0" ns2:textId="752F4FBE">
       <w:pPr>
         <w:pStyle w:val="Prrafodelista"/>
         <w:numPr>
@@ -2658,7 +2658,7 @@
         <w:rPr>
           <w:rFonts w:ascii="Arial Narrow" w:eastAsia="Arial Narrow" w:hAnsi="Arial Narrow" w:cs="Arial Narrow"/>
           <w:kern w:val="0"/>
-          <w14:ligatures w14:val="none"/>
+          <ns2:ligatures ns2:val="none"/>
         </w:rPr>
       </w:pPr>
       <w:bookmarkStart w:id="3" w:name="_Hlk140755208"/>
@@ -2670,7 +2670,7 @@
           <w:color w:val="000000"/>
           <w:kern w:val="0"/>
           <w:lang w:eastAsia="es-PE"/>
-          <w14:ligatures w14:val="none"/>
+          <ns2:ligatures ns2:val="none"/>
         </w:rPr>
         <w:t xml:space="preserve">La Secretaría </w:t>
       </w:r>
@@ -2683,7 +2683,7 @@
           <w:color w:val="000000"/>
           <w:kern w:val="0"/>
           <w:lang w:eastAsia="es-PE"/>
-          <w14:ligatures w14:val="none"/>
+          <ns2:ligatures ns2:val="none"/>
         </w:rPr>
         <w:t>Técnica de la Comisión de Protección al Consumidor 1 (en adelante, la Secretaría Técnica), en ejercicio de sus facultades</w:t>
       </w:r>
@@ -2693,7 +2693,7 @@
           <w:rFonts w:ascii="Arial Narrow" w:eastAsia="Arial Narrow" w:hAnsi="Arial Narrow" w:cs="Arial Narrow"/>
           <w:kern w:val="0"/>
           <w:vertAlign w:val="superscript"/>
-          <w14:ligatures w14:val="none"/>
+          <ns2:ligatures ns2:val="none"/>
         </w:rPr>
         <w:footnoteReference w:id="2"/>
       </w:r>
@@ -2703,7 +2703,7 @@
           <w:color w:val="000000"/>
           <w:kern w:val="0"/>
           <w:lang w:eastAsia="es-PE"/>
-          <w14:ligatures w14:val="none"/>
+          <ns2:ligatures ns2:val="none"/>
         </w:rPr>
         <w:t xml:space="preserve">, considera </w:t>
       </w:r>
@@ -2711,7 +2711,7 @@
         <w:rPr>
           <w:rFonts w:ascii="Arial Narrow" w:eastAsia="Arial Narrow" w:hAnsi="Arial Narrow" w:cs="Arial Narrow"/>
           <w:kern w:val="0"/>
-          <w14:ligatures w14:val="none"/>
+          <ns2:ligatures ns2:val="none"/>
         </w:rPr>
         <w:t xml:space="preserve">que el hecho denunciado, </w:t>
       </w:r>
@@ -2719,7 +2719,7 @@
         <w:rPr>
           <w:rFonts w:ascii="Arial Narrow" w:eastAsia="Arial Narrow" w:hAnsi="Arial Narrow" w:cs="Arial Narrow"/>
           <w:kern w:val="0"/>
-          <w14:ligatures w14:val="none"/>
+          <ns2:ligatures ns2:val="none"/>
         </w:rPr>
         <w:t xml:space="preserve">consistente en que </w:t>
       </w:r>
@@ -2730,7 +2730,7 @@
           <w:kern w:val="0"/>
           <w:shd w:val="clear" w:color="auto" w:fill="FFFFFF"/>
           <w:lang w:eastAsia="es-PE"/>
-          <w14:ligatures w14:val="none"/>
+          <ns2:ligatures ns2:val="none"/>
         </w:rPr>
         <w:t xml:space="preserve">BNP </w:t>
       </w:r>
@@ -2742,7 +2742,7 @@
           <w:kern w:val="0"/>
           <w:shd w:val="clear" w:color="auto" w:fill="FFFFFF"/>
           <w:lang w:eastAsia="es-PE"/>
-          <w14:ligatures w14:val="none"/>
+          <ns2:ligatures ns2:val="none"/>
         </w:rPr>
         <w:t>Paribas</w:t>
       </w:r>
@@ -2754,7 +2754,7 @@
           <w:kern w:val="0"/>
           <w:shd w:val="clear" w:color="auto" w:fill="FFFFFF"/>
           <w:lang w:eastAsia="es-PE"/>
-          <w14:ligatures w14:val="none"/>
+          <ns2:ligatures ns2:val="none"/>
         </w:rPr>
         <w:t xml:space="preserve"> </w:t>
       </w:r>
@@ -2766,7 +2766,7 @@
           <w:kern w:val="0"/>
           <w:shd w:val="clear" w:color="auto" w:fill="FFFFFF"/>
           <w:lang w:eastAsia="es-PE"/>
-          <w14:ligatures w14:val="none"/>
+          <ns2:ligatures ns2:val="none"/>
         </w:rPr>
         <w:t>Cardif</w:t>
       </w:r>
@@ -2778,7 +2778,7 @@
           <w:kern w:val="0"/>
           <w:shd w:val="clear" w:color="auto" w:fill="FFFFFF"/>
           <w:lang w:eastAsia="es-PE"/>
-          <w14:ligatures w14:val="none"/>
+          <ns2:ligatures ns2:val="none"/>
         </w:rPr>
         <w:t xml:space="preserve"> S.A. Compañía de Seguros y Reaseguros habría negado injustificadamente al denunciante la cobertura por desempleo involuntario de la Póliza del Seguro de Protección de Pagos – Certificado </w:t>
       </w:r>
@@ -2790,7 +2790,7 @@
           <w:kern w:val="0"/>
           <w:shd w:val="clear" w:color="auto" w:fill="FFFFFF"/>
           <w:lang w:eastAsia="es-PE"/>
-          <w14:ligatures w14:val="none"/>
+          <ns2:ligatures ns2:val="none"/>
         </w:rPr>
         <w:t/>
       </w:r>
@@ -2802,7 +2802,7 @@
           <w:kern w:val="0"/>
           <w:shd w:val="clear" w:color="auto" w:fill="FFFFFF"/>
           <w:lang w:eastAsia="es-PE"/>
-          <w14:ligatures w14:val="none"/>
+          <ns2:ligatures ns2:val="none"/>
         </w:rPr>
         <w:t xml:space="preserve"> 063626185002867442</w:t>
       </w:r>
@@ -2810,7 +2810,7 @@
         <w:rPr>
           <w:rFonts w:ascii="Arial Narrow" w:eastAsia="Arial Narrow" w:hAnsi="Arial Narrow" w:cs="Arial Narrow"/>
           <w:kern w:val="0"/>
-          <w14:ligatures w14:val="none"/>
+          <ns2:ligatures ns2:val="none"/>
         </w:rPr>
         <w:t>; involucraría una presunta afectación a sus expectativas, quien no habría encontrado una correspondencia entre lo que esperaba recibir de parte del proveedor y lo que realmente recibió. Por consiguiente, corresponde calificar el hecho materia de denuncia como una presunta infracción al deber de idoneidad, tipificado en los artículos 18</w:t>
       </w:r>
@@ -2820,7 +2820,7 @@
           <w:color w:val="000000"/>
           <w:kern w:val="0"/>
           <w:lang w:eastAsia="es-PE"/>
-          <w14:ligatures w14:val="none"/>
+          <ns2:ligatures ns2:val="none"/>
         </w:rPr>
         <w:t/>
       </w:r>
@@ -2828,7 +2828,7 @@
         <w:rPr>
           <w:rFonts w:ascii="Arial Narrow" w:eastAsia="Arial Narrow" w:hAnsi="Arial Narrow" w:cs="Arial Narrow"/>
           <w:kern w:val="0"/>
-          <w14:ligatures w14:val="none"/>
+          <ns2:ligatures ns2:val="none"/>
         </w:rPr>
         <w:t xml:space="preserve"> y 19</w:t>
       </w:r>
@@ -2838,7 +2838,7 @@
           <w:color w:val="000000"/>
           <w:kern w:val="0"/>
           <w:lang w:eastAsia="es-PE"/>
-          <w14:ligatures w14:val="none"/>
+          <ns2:ligatures ns2:val="none"/>
         </w:rPr>
         <w:t/>
       </w:r>
@@ -2846,7 +2846,7 @@
         <w:rPr>
           <w:rFonts w:ascii="Arial Narrow" w:eastAsia="Arial Narrow" w:hAnsi="Arial Narrow" w:cs="Arial Narrow"/>
           <w:kern w:val="0"/>
-          <w14:ligatures w14:val="none"/>
+          <ns2:ligatures ns2:val="none"/>
         </w:rPr>
         <w:t xml:space="preserve"> del Código</w:t>
       </w:r>
@@ -2857,7 +2857,7 @@
           <w:rFonts w:ascii="Arial Narrow" w:eastAsia="Arial Narrow" w:hAnsi="Arial Narrow" w:cs="Arial"/>
           <w:kern w:val="0"/>
           <w:vertAlign w:val="superscript"/>
-          <w14:ligatures w14:val="none"/>
+          <ns2:ligatures ns2:val="none"/>
         </w:rPr>
         <w:footnoteReference w:id="3"/>
       </w:r>
@@ -2865,13 +2865,13 @@
         <w:rPr>
           <w:rFonts w:ascii="Arial Narrow" w:eastAsia="Arial Narrow" w:hAnsi="Arial Narrow" w:cs="Arial Narrow"/>
           <w:kern w:val="0"/>
-          <w14:ligatures w14:val="none"/>
+          <ns2:ligatures ns2:val="none"/>
         </w:rPr>
         <w:t>.</w:t>
       </w:r>
       <w:bookmarkEnd w:id="6"/>
     </w:p>
-    <w:p>
+    <w:p ns2:paraId="1EB918F3" ns2:textId="77777777">
       <w:pPr>
         <w:pStyle w:val="Prrafodelista"/>
         <w:spacing w:after="0" w:line="240" w:lineRule="auto"/>
@@ -2880,11 +2880,11 @@
         <w:rPr>
           <w:rFonts w:ascii="Arial Narrow" w:eastAsia="Arial Narrow" w:hAnsi="Arial Narrow" w:cs="Arial Narrow"/>
           <w:kern w:val="0"/>
-          <w14:ligatures w14:val="none"/>
-        </w:rPr>
-      </w:pPr>
-    </w:p>
-    <w:p>
+          <ns2:ligatures ns2:val="none"/>
+        </w:rPr>
+      </w:pPr>
+    </w:p>
+    <w:p ns2:paraId="7A507243" ns2:textId="146D79E2">
       <w:pPr>
         <w:pStyle w:val="Prrafodelista"/>
         <w:numPr>
@@ -2897,14 +2897,14 @@
         <w:rPr>
           <w:rFonts w:ascii="Arial Narrow" w:eastAsia="Arial Narrow" w:hAnsi="Arial Narrow" w:cs="Arial Narrow"/>
           <w:kern w:val="0"/>
-          <w14:ligatures w14:val="none"/>
-        </w:rPr>
-      </w:pPr>
-      <w:r>
-        <w:rPr>
-          <w:rFonts w:ascii="Arial Narrow" w:eastAsia="Arial Narrow" w:hAnsi="Arial Narrow" w:cs="Arial Narrow"/>
-          <w:kern w:val="0"/>
-          <w14:ligatures w14:val="none"/>
+          <ns2:ligatures ns2:val="none"/>
+        </w:rPr>
+      </w:pPr>
+      <w:r>
+        <w:rPr>
+          <w:rFonts w:ascii="Arial Narrow" w:eastAsia="Arial Narrow" w:hAnsi="Arial Narrow" w:cs="Arial Narrow"/>
+          <w:kern w:val="0"/>
+          <ns2:ligatures ns2:val="none"/>
         </w:rPr>
         <w:t xml:space="preserve">Así también, la Secretaría Técnica, en ejercicio de sus facultades, </w:t>
       </w:r>
@@ -2914,7 +2914,7 @@
           <w:color w:val="000000"/>
           <w:kern w:val="0"/>
           <w:lang w:eastAsia="es-PE"/>
-          <w14:ligatures w14:val="none"/>
+          <ns2:ligatures ns2:val="none"/>
         </w:rPr>
         <w:t xml:space="preserve">considera </w:t>
       </w:r>
@@ -2922,7 +2922,7 @@
         <w:rPr>
           <w:rFonts w:ascii="Arial Narrow" w:eastAsia="Arial Narrow" w:hAnsi="Arial Narrow" w:cs="Arial Narrow"/>
           <w:kern w:val="0"/>
-          <w14:ligatures w14:val="none"/>
+          <ns2:ligatures ns2:val="none"/>
         </w:rPr>
         <w:t xml:space="preserve">que el hecho denunciado, consistente en que </w:t>
       </w:r>
@@ -2933,7 +2933,7 @@
           <w:kern w:val="0"/>
           <w:shd w:val="clear" w:color="auto" w:fill="FFFFFF"/>
           <w:lang w:eastAsia="es-PE"/>
-          <w14:ligatures w14:val="none"/>
+          <ns2:ligatures ns2:val="none"/>
         </w:rPr>
         <w:t xml:space="preserve">Scotiabank Perú S.A.A. habría realizado requerimientos de pago al denunciante mediante mensajes vía aplicativo WhatsApp y llamadas constantes respecto de cuotas vencidas del crédito bancario adquirido 23 de febrero de 2024, pese a encontrarse en trámite la solicitud de activación de la Póliza del Seguro de Protección de Pagos – Certificado </w:t>
       </w:r>
@@ -2945,7 +2945,7 @@
           <w:kern w:val="0"/>
           <w:shd w:val="clear" w:color="auto" w:fill="FFFFFF"/>
           <w:lang w:eastAsia="es-PE"/>
-          <w14:ligatures w14:val="none"/>
+          <ns2:ligatures ns2:val="none"/>
         </w:rPr>
         <w:t/>
       </w:r>
@@ -2957,7 +2957,7 @@
           <w:kern w:val="0"/>
           <w:shd w:val="clear" w:color="auto" w:fill="FFFFFF"/>
           <w:lang w:eastAsia="es-PE"/>
-          <w14:ligatures w14:val="none"/>
+          <ns2:ligatures ns2:val="none"/>
         </w:rPr>
         <w:t xml:space="preserve"> 063626185002867442</w:t>
       </w:r>
@@ -2965,7 +2965,7 @@
         <w:rPr>
           <w:rFonts w:ascii="Arial Narrow" w:eastAsia="Arial Narrow" w:hAnsi="Arial Narrow" w:cs="Arial Narrow"/>
           <w:kern w:val="0"/>
-          <w14:ligatures w14:val="none"/>
+          <ns2:ligatures ns2:val="none"/>
         </w:rPr>
         <w:t>; involucraría una presunta afectación a sus expectativas, quien no habría encontrado una correspondencia entre lo que esperaba recibir de parte del proveedor y lo que realmente recibió. Por consiguiente, corresponde calificar el hecho materia de denuncia como una presunta infracción al deber de idoneidad, tipificado en los artículos 18</w:t>
       </w:r>
@@ -2975,7 +2975,7 @@
           <w:color w:val="000000"/>
           <w:kern w:val="0"/>
           <w:lang w:eastAsia="es-PE"/>
-          <w14:ligatures w14:val="none"/>
+          <ns2:ligatures ns2:val="none"/>
         </w:rPr>
         <w:t/>
       </w:r>
@@ -2983,7 +2983,7 @@
         <w:rPr>
           <w:rFonts w:ascii="Arial Narrow" w:eastAsia="Arial Narrow" w:hAnsi="Arial Narrow" w:cs="Arial Narrow"/>
           <w:kern w:val="0"/>
-          <w14:ligatures w14:val="none"/>
+          <ns2:ligatures ns2:val="none"/>
         </w:rPr>
         <w:t xml:space="preserve"> y 19</w:t>
       </w:r>
@@ -2993,7 +2993,7 @@
           <w:color w:val="000000"/>
           <w:kern w:val="0"/>
           <w:lang w:eastAsia="es-PE"/>
-          <w14:ligatures w14:val="none"/>
+          <ns2:ligatures ns2:val="none"/>
         </w:rPr>
         <w:t/>
       </w:r>
@@ -3001,7 +3001,7 @@
         <w:rPr>
           <w:rFonts w:ascii="Arial Narrow" w:eastAsia="Arial Narrow" w:hAnsi="Arial Narrow" w:cs="Arial Narrow"/>
           <w:kern w:val="0"/>
-          <w14:ligatures w14:val="none"/>
+          <ns2:ligatures ns2:val="none"/>
         </w:rPr>
         <w:t xml:space="preserve"> del Códig</w:t>
       </w:r>
@@ -3009,12 +3009,12 @@
         <w:rPr>
           <w:rFonts w:ascii="Arial Narrow" w:eastAsia="Arial Narrow" w:hAnsi="Arial Narrow" w:cs="Arial Narrow"/>
           <w:kern w:val="0"/>
-          <w14:ligatures w14:val="none"/>
+          <ns2:ligatures ns2:val="none"/>
         </w:rPr>
         <w:t>o.</w:t>
       </w:r>
     </w:p>
-    <w:p>
+    <w:p ns2:paraId="2E7770E0" ns2:textId="77777777">
       <w:pPr>
         <w:pStyle w:val="Prrafodelista"/>
         <w:spacing w:after="0" w:line="240" w:lineRule="auto"/>
@@ -3024,11 +3024,11 @@
           <w:rFonts w:ascii="Arial Narrow" w:eastAsia="Calibri" w:hAnsi="Arial Narrow" w:cs="Arial Narrow"/>
           <w:kern w:val="0"/>
           <w:lang w:eastAsia="es-PE"/>
-          <w14:ligatures w14:val="none"/>
-        </w:rPr>
-      </w:pPr>
-    </w:p>
-    <w:p>
+          <ns2:ligatures ns2:val="none"/>
+        </w:rPr>
+      </w:pPr>
+    </w:p>
+    <w:p ns2:paraId="17426A8E" ns2:textId="093B266A">
       <w:pPr>
         <w:pStyle w:val="Prrafodelista"/>
         <w:numPr>
@@ -3042,7 +3042,7 @@
           <w:rFonts w:ascii="Arial Narrow" w:eastAsia="Calibri" w:hAnsi="Arial Narrow" w:cs="Arial Narrow"/>
           <w:kern w:val="0"/>
           <w:lang w:eastAsia="es-PE"/>
-          <w14:ligatures w14:val="none"/>
+          <ns2:ligatures ns2:val="none"/>
         </w:rPr>
       </w:pPr>
       <w:r>
@@ -3051,7 +3051,7 @@
           <w:color w:val="000000"/>
           <w:kern w:val="0"/>
           <w:lang w:eastAsia="es-PE"/>
-          <w14:ligatures w14:val="none"/>
+          <ns2:ligatures ns2:val="none"/>
         </w:rPr>
         <w:t>En tanto la denuncia reúne los requisitos establecidos por la norma citada, corresponde admitirla a trámite</w:t>
       </w:r>
@@ -3061,7 +3061,7 @@
           <w:rFonts w:ascii="Arial Narrow" w:eastAsia="Arial Narrow" w:hAnsi="Arial Narrow" w:cs="Arial Narrow"/>
           <w:kern w:val="0"/>
           <w:vertAlign w:val="superscript"/>
-          <w14:ligatures w14:val="none"/>
+          <ns2:ligatures ns2:val="none"/>
         </w:rPr>
         <w:footnoteReference w:id="4"/>
       </w:r>
@@ -3071,12 +3071,12 @@
           <w:color w:val="000000"/>
           <w:kern w:val="0"/>
           <w:lang w:eastAsia="es-PE"/>
-          <w14:ligatures w14:val="none"/>
+          <ns2:ligatures ns2:val="none"/>
         </w:rPr>
         <w:t>.</w:t>
       </w:r>
     </w:p>
-    <w:p>
+    <w:p ns2:paraId="69FE781D" ns2:textId="77777777">
       <w:pPr>
         <w:pStyle w:val="Prrafodelista"/>
         <w:numPr>
@@ -3096,23 +3096,23 @@
           <w:color w:val="000000"/>
           <w:kern w:val="0"/>
           <w:lang w:eastAsia="es-PE"/>
-          <w14:ligatures w14:val="none"/>
-        </w:rPr>
-      </w:pPr>
-      <w:r>
-        <w:rPr>
-          <w:rFonts w:ascii="Arial Narrow" w:eastAsia="Arial Narrow" w:hAnsi="Arial Narrow" w:cs="Arial Narrow"/>
-          <w:b/>
-          <w:color w:val="000000"/>
-          <w:kern w:val="0"/>
-          <w:lang w:eastAsia="es-PE"/>
-          <w14:ligatures w14:val="none"/>
+          <ns2:ligatures ns2:val="none"/>
+        </w:rPr>
+      </w:pPr>
+      <w:r>
+        <w:rPr>
+          <w:rFonts w:ascii="Arial Narrow" w:eastAsia="Arial Narrow" w:hAnsi="Arial Narrow" w:cs="Arial Narrow"/>
+          <w:b/>
+          <w:color w:val="000000"/>
+          <w:kern w:val="0"/>
+          <w:lang w:eastAsia="es-PE"/>
+          <ns2:ligatures ns2:val="none"/>
         </w:rPr>
         <w:lastRenderedPageBreak/>
         <w:t>REQUERIMIENTO DE INFORMACION</w:t>
       </w:r>
     </w:p>
-    <w:p>
+    <w:p ns2:paraId="6252E905" ns2:textId="77777777">
       <w:pPr>
         <w:spacing w:after="0" w:line="240" w:lineRule="auto"/>
         <w:jc w:val="both"/>
@@ -3121,11 +3121,11 @@
           <w:color w:val="000000"/>
           <w:kern w:val="0"/>
           <w:lang w:val="es-ES" w:eastAsia="es-ES"/>
-          <w14:ligatures w14:val="none"/>
-        </w:rPr>
-      </w:pPr>
-    </w:p>
-    <w:p>
+          <ns2:ligatures ns2:val="none"/>
+        </w:rPr>
+      </w:pPr>
+    </w:p>
+    <w:p ns2:paraId="21C241A8" ns2:textId="77777777">
       <w:pPr>
         <w:pStyle w:val="Prrafodelista"/>
         <w:numPr>
@@ -3140,7 +3140,7 @@
           <w:color w:val="000000"/>
           <w:kern w:val="0"/>
           <w:lang w:val="es-ES" w:eastAsia="es-ES"/>
-          <w14:ligatures w14:val="none"/>
+          <ns2:ligatures ns2:val="none"/>
         </w:rPr>
       </w:pPr>
       <w:r>
@@ -3149,7 +3149,7 @@
           <w:color w:val="000000"/>
           <w:kern w:val="0"/>
           <w:lang w:val="es-ES" w:eastAsia="es-ES"/>
-          <w14:ligatures w14:val="none"/>
+          <ns2:ligatures ns2:val="none"/>
         </w:rPr>
         <w:t xml:space="preserve">A efectos de tener mayores elementos que sirvan para la resolución definitiva del presente caso, </w:t>
       </w:r>
@@ -3159,7 +3159,7 @@
           <w:color w:val="000000"/>
           <w:kern w:val="0"/>
           <w:lang w:val="es-ES" w:eastAsia="es-ES"/>
-          <w14:ligatures w14:val="none"/>
+          <ns2:ligatures ns2:val="none"/>
         </w:rPr>
         <w:t xml:space="preserve">la Secretaría Técnica, </w:t>
       </w:r>
@@ -3169,7 +3169,7 @@
           <w:color w:val="000000"/>
           <w:kern w:val="0"/>
           <w:lang w:val="es-ES" w:eastAsia="es-ES"/>
-          <w14:ligatures w14:val="none"/>
+          <ns2:ligatures ns2:val="none"/>
         </w:rPr>
         <w:t xml:space="preserve">en ejercicio de las facultades que la ley le </w:t>
       </w:r>
@@ -3179,7 +3179,7 @@
           <w:color w:val="000000"/>
           <w:kern w:val="0"/>
           <w:lang w:val="es-ES" w:eastAsia="es-ES"/>
-          <w14:ligatures w14:val="none"/>
+          <ns2:ligatures ns2:val="none"/>
         </w:rPr>
         <w:t xml:space="preserve">confiere, </w:t>
       </w:r>
@@ -3190,7 +3190,7 @@
           <w:color w:val="000000"/>
           <w:kern w:val="0"/>
           <w:lang w:val="es-ES" w:eastAsia="es-ES"/>
-          <w14:ligatures w14:val="none"/>
+          <ns2:ligatures ns2:val="none"/>
         </w:rPr>
         <w:t xml:space="preserve">conviene requerir a los proveedores denunciados </w:t>
       </w:r>
@@ -3201,7 +3201,7 @@
           <w:color w:val="000000"/>
           <w:kern w:val="0"/>
           <w:lang w:val="es-ES" w:eastAsia="es-ES"/>
-          <w14:ligatures w14:val="none"/>
+          <ns2:ligatures ns2:val="none"/>
         </w:rPr>
         <w:t>que, en</w:t>
       </w:r>
@@ -3211,7 +3211,7 @@
           <w:color w:val="000000"/>
           <w:kern w:val="0"/>
           <w:lang w:val="es-ES" w:eastAsia="es-ES"/>
-          <w14:ligatures w14:val="none"/>
+          <ns2:ligatures ns2:val="none"/>
         </w:rPr>
         <w:t xml:space="preserve"> un plazo no mayor de cinco (5) días hábiles contado a partir del día </w:t>
       </w:r>
@@ -3221,7 +3221,7 @@
           <w:color w:val="000000"/>
           <w:kern w:val="0"/>
           <w:lang w:val="es-ES" w:eastAsia="es-ES"/>
-          <w14:ligatures w14:val="none"/>
+          <ns2:ligatures ns2:val="none"/>
         </w:rPr>
         <w:t xml:space="preserve">siguiente de la notificación de la presente </w:t>
       </w:r>
@@ -3231,7 +3231,7 @@
           <w:color w:val="000000"/>
           <w:kern w:val="0"/>
           <w:lang w:val="es-ES" w:eastAsia="es-ES"/>
-          <w14:ligatures w14:val="none"/>
+          <ns2:ligatures ns2:val="none"/>
         </w:rPr>
         <w:t xml:space="preserve">resolución, </w:t>
       </w:r>
@@ -3242,12 +3242,12 @@
           <w:color w:val="000000"/>
           <w:kern w:val="0"/>
           <w:lang w:val="es-ES" w:eastAsia="es-ES"/>
-          <w14:ligatures w14:val="none"/>
+          <ns2:ligatures ns2:val="none"/>
         </w:rPr>
         <w:t>cumplan con lo siguiente:</w:t>
       </w:r>
     </w:p>
-    <w:p>
+    <w:p ns2:paraId="345D7F88" ns2:textId="77777777">
       <w:pPr>
         <w:pStyle w:val="Prrafodelista"/>
         <w:spacing w:after="0" w:line="240" w:lineRule="auto"/>
@@ -3258,11 +3258,11 @@
           <w:color w:val="000000"/>
           <w:kern w:val="0"/>
           <w:lang w:val="es-ES" w:eastAsia="es-ES"/>
-          <w14:ligatures w14:val="none"/>
-        </w:rPr>
-      </w:pPr>
-    </w:p>
-    <w:p>
+          <ns2:ligatures ns2:val="none"/>
+        </w:rPr>
+      </w:pPr>
+    </w:p>
+    <w:p ns2:paraId="01F25269" ns2:textId="2BF7B1AE">
       <w:pPr>
         <w:pStyle w:val="Prrafodelista"/>
         <w:spacing w:after="0" w:line="240" w:lineRule="auto"/>
@@ -3273,7 +3273,7 @@
           <w:color w:val="000000"/>
           <w:kern w:val="0"/>
           <w:lang w:val="es-ES" w:eastAsia="es-ES"/>
-          <w14:ligatures w14:val="none"/>
+          <ns2:ligatures ns2:val="none"/>
         </w:rPr>
       </w:pPr>
       <w:r>
@@ -3283,7 +3283,7 @@
           <w:kern w:val="0"/>
           <w:u w:val="single"/>
           <w:lang w:val="es-ES" w:eastAsia="es-ES"/>
-          <w14:ligatures w14:val="none"/>
+          <ns2:ligatures ns2:val="none"/>
         </w:rPr>
         <w:t xml:space="preserve">A </w:t>
       </w:r>
@@ -3294,7 +3294,7 @@
           <w:kern w:val="0"/>
           <w:u w:val="single"/>
           <w:lang w:val="es-ES" w:eastAsia="es-ES"/>
-          <w14:ligatures w14:val="none"/>
+          <ns2:ligatures ns2:val="none"/>
         </w:rPr>
         <w:t xml:space="preserve">BNP </w:t>
       </w:r>
@@ -3306,7 +3306,7 @@
           <w:kern w:val="0"/>
           <w:u w:val="single"/>
           <w:lang w:val="es-ES" w:eastAsia="es-ES"/>
-          <w14:ligatures w14:val="none"/>
+          <ns2:ligatures ns2:val="none"/>
         </w:rPr>
         <w:t>Paribas</w:t>
       </w:r>
@@ -3317,7 +3317,7 @@
           <w:color w:val="000000"/>
           <w:kern w:val="0"/>
           <w:lang w:val="es-ES" w:eastAsia="es-ES"/>
-          <w14:ligatures w14:val="none"/>
+          <ns2:ligatures ns2:val="none"/>
         </w:rPr>
         <w:t xml:space="preserve">: </w:t>
       </w:r>
@@ -3327,7 +3327,7 @@
           <w:color w:val="000000"/>
           <w:kern w:val="0"/>
           <w:lang w:val="es-ES" w:eastAsia="es-ES"/>
-          <w14:ligatures w14:val="none"/>
+          <ns2:ligatures ns2:val="none"/>
         </w:rPr>
         <w:t xml:space="preserve">(i) presentar una copia debidamente suscrita de la Póliza del Seguro de Protección de Pagos – Certificado </w:t>
       </w:r>
@@ -3338,7 +3338,7 @@
           <w:color w:val="000000"/>
           <w:kern w:val="0"/>
           <w:lang w:val="es-ES" w:eastAsia="es-ES"/>
-          <w14:ligatures w14:val="none"/>
+          <ns2:ligatures ns2:val="none"/>
         </w:rPr>
         <w:t/>
       </w:r>
@@ -3349,7 +3349,7 @@
           <w:color w:val="000000"/>
           <w:kern w:val="0"/>
           <w:lang w:val="es-ES" w:eastAsia="es-ES"/>
-          <w14:ligatures w14:val="none"/>
+          <ns2:ligatures ns2:val="none"/>
         </w:rPr>
         <w:t xml:space="preserve"> 063626185002867442 materia de denuncia, así como el cargo de remisión de la póliza; (</w:t>
       </w:r>
@@ -3360,7 +3360,7 @@
           <w:color w:val="000000"/>
           <w:kern w:val="0"/>
           <w:lang w:val="es-ES" w:eastAsia="es-ES"/>
-          <w14:ligatures w14:val="none"/>
+          <ns2:ligatures ns2:val="none"/>
         </w:rPr>
         <w:t>ii</w:t>
       </w:r>
@@ -3371,7 +3371,7 @@
           <w:color w:val="000000"/>
           <w:kern w:val="0"/>
           <w:lang w:val="es-ES" w:eastAsia="es-ES"/>
-          <w14:ligatures w14:val="none"/>
+          <ns2:ligatures ns2:val="none"/>
         </w:rPr>
         <w:t>) presentar los medios probatorios que acrediten que la negativa de otorgamiento de cobertura fue justificada y, (</w:t>
       </w:r>
@@ -3382,7 +3382,7 @@
           <w:color w:val="000000"/>
           <w:kern w:val="0"/>
           <w:lang w:val="es-ES" w:eastAsia="es-ES"/>
-          <w14:ligatures w14:val="none"/>
+          <ns2:ligatures ns2:val="none"/>
         </w:rPr>
         <w:t>iii</w:t>
       </w:r>
@@ -3393,7 +3393,7 @@
           <w:color w:val="000000"/>
           <w:kern w:val="0"/>
           <w:lang w:val="es-ES" w:eastAsia="es-ES"/>
-          <w14:ligatures w14:val="none"/>
+          <ns2:ligatures ns2:val="none"/>
         </w:rPr>
         <w:t>) presentar todas las comunicaciones cursadas con la parte denunciante en virtud de los hechos materia de denuncia</w:t>
       </w:r>
@@ -3403,12 +3403,12 @@
           <w:color w:val="000000"/>
           <w:kern w:val="0"/>
           <w:lang w:val="es-ES" w:eastAsia="es-ES"/>
-          <w14:ligatures w14:val="none"/>
+          <ns2:ligatures ns2:val="none"/>
         </w:rPr>
         <w:t>.</w:t>
       </w:r>
     </w:p>
-    <w:p>
+    <w:p ns2:paraId="48503CFE" ns2:textId="77777777">
       <w:pPr>
         <w:pStyle w:val="Prrafodelista"/>
         <w:spacing w:after="0" w:line="240" w:lineRule="auto"/>
@@ -3420,11 +3420,11 @@
           <w:kern w:val="0"/>
           <w:u w:val="single"/>
           <w:lang w:val="es-ES" w:eastAsia="es-ES"/>
-          <w14:ligatures w14:val="none"/>
-        </w:rPr>
-      </w:pPr>
-    </w:p>
-    <w:p>
+          <ns2:ligatures ns2:val="none"/>
+        </w:rPr>
+      </w:pPr>
+    </w:p>
+    <w:p ns2:paraId="4940B49E" ns2:textId="03A1823A">
       <w:pPr>
         <w:pStyle w:val="Prrafodelista"/>
         <w:spacing w:after="0" w:line="240" w:lineRule="auto"/>
@@ -3436,7 +3436,7 @@
           <w:kern w:val="0"/>
           <w:u w:val="single"/>
           <w:lang w:val="es-ES" w:eastAsia="es-ES"/>
-          <w14:ligatures w14:val="none"/>
+          <ns2:ligatures ns2:val="none"/>
         </w:rPr>
       </w:pPr>
       <w:r>
@@ -3446,7 +3446,7 @@
           <w:kern w:val="0"/>
           <w:u w:val="single"/>
           <w:lang w:val="es-ES" w:eastAsia="es-ES"/>
-          <w14:ligatures w14:val="none"/>
+          <ns2:ligatures ns2:val="none"/>
         </w:rPr>
         <w:t>A</w:t>
       </w:r>
@@ -3457,7 +3457,7 @@
           <w:kern w:val="0"/>
           <w:u w:val="single"/>
           <w:lang w:val="es-ES" w:eastAsia="es-ES"/>
-          <w14:ligatures w14:val="none"/>
+          <ns2:ligatures ns2:val="none"/>
         </w:rPr>
         <w:t>l</w:t>
       </w:r>
@@ -3468,7 +3468,7 @@
           <w:kern w:val="0"/>
           <w:u w:val="single"/>
           <w:lang w:val="es-ES" w:eastAsia="es-ES"/>
-          <w14:ligatures w14:val="none"/>
+          <ns2:ligatures ns2:val="none"/>
         </w:rPr>
         <w:t xml:space="preserve"> </w:t>
       </w:r>
@@ -3479,7 +3479,7 @@
           <w:kern w:val="0"/>
           <w:u w:val="single"/>
           <w:lang w:val="es-ES" w:eastAsia="es-ES"/>
-          <w14:ligatures w14:val="none"/>
+          <ns2:ligatures ns2:val="none"/>
         </w:rPr>
         <w:t>Banco</w:t>
       </w:r>
@@ -3489,7 +3489,7 @@
           <w:color w:val="000000"/>
           <w:kern w:val="0"/>
           <w:lang w:val="es-ES" w:eastAsia="es-ES"/>
-          <w14:ligatures w14:val="none"/>
+          <ns2:ligatures ns2:val="none"/>
         </w:rPr>
         <w:t>:</w:t>
       </w:r>
@@ -3499,7 +3499,7 @@
           <w:color w:val="000000"/>
           <w:kern w:val="0"/>
           <w:lang w:eastAsia="es-ES"/>
-          <w14:ligatures w14:val="none"/>
+          <ns2:ligatures ns2:val="none"/>
         </w:rPr>
         <w:t xml:space="preserve"> </w:t>
       </w:r>
@@ -3509,7 +3509,7 @@
           <w:color w:val="000000"/>
           <w:kern w:val="0"/>
           <w:lang w:val="es-ES" w:eastAsia="es-ES"/>
-          <w14:ligatures w14:val="none"/>
+          <ns2:ligatures ns2:val="none"/>
         </w:rPr>
         <w:t xml:space="preserve">(i) presentar una copia debidamente suscrita de la Póliza del Seguro de Protección de Pagos – Certificado </w:t>
       </w:r>
@@ -3520,7 +3520,7 @@
           <w:color w:val="000000"/>
           <w:kern w:val="0"/>
           <w:lang w:val="es-ES" w:eastAsia="es-ES"/>
-          <w14:ligatures w14:val="none"/>
+          <ns2:ligatures ns2:val="none"/>
         </w:rPr>
         <w:t/>
       </w:r>
@@ -3531,7 +3531,7 @@
           <w:color w:val="000000"/>
           <w:kern w:val="0"/>
           <w:lang w:val="es-ES" w:eastAsia="es-ES"/>
-          <w14:ligatures w14:val="none"/>
+          <ns2:ligatures ns2:val="none"/>
         </w:rPr>
         <w:t xml:space="preserve"> 063626185002867442 materia de denuncia, así como el cargo de remisión de la póliza; y, (</w:t>
       </w:r>
@@ -3542,7 +3542,7 @@
           <w:color w:val="000000"/>
           <w:kern w:val="0"/>
           <w:lang w:val="es-ES" w:eastAsia="es-ES"/>
-          <w14:ligatures w14:val="none"/>
+          <ns2:ligatures ns2:val="none"/>
         </w:rPr>
         <w:t>ii</w:t>
       </w:r>
@@ -3553,7 +3553,7 @@
           <w:color w:val="000000"/>
           <w:kern w:val="0"/>
           <w:lang w:val="es-ES" w:eastAsia="es-ES"/>
-          <w14:ligatures w14:val="none"/>
+          <ns2:ligatures ns2:val="none"/>
         </w:rPr>
         <w:t>) presentar todas las comunicaciones cursadas con la parte denunciante en virtud de los hechos materia de denuncia</w:t>
       </w:r>
@@ -3563,13 +3563,13 @@
           <w:color w:val="000000"/>
           <w:kern w:val="0"/>
           <w:lang w:val="es-ES" w:eastAsia="es-ES"/>
-          <w14:ligatures w14:val="none"/>
+          <ns2:ligatures ns2:val="none"/>
         </w:rPr>
         <w:t>.</w:t>
       </w:r>
     </w:p>
     <w:bookmarkEnd w:id="8"/>
-    <w:p>
+    <w:p ns2:paraId="525DE1CC" ns2:textId="77777777">
       <w:pPr>
         <w:spacing w:after="0" w:line="240" w:lineRule="auto"/>
         <w:jc w:val="both"/>
@@ -3578,11 +3578,11 @@
           <w:color w:val="000000"/>
           <w:kern w:val="0"/>
           <w:lang w:val="es-ES" w:eastAsia="es-ES"/>
-          <w14:ligatures w14:val="none"/>
-        </w:rPr>
-      </w:pPr>
-    </w:p>
-    <w:p>
+          <ns2:ligatures ns2:val="none"/>
+        </w:rPr>
+      </w:pPr>
+    </w:p>
+    <w:p ns2:paraId="76AC2520" ns2:textId="77777777">
       <w:pPr>
         <w:pStyle w:val="Prrafodelista"/>
         <w:spacing w:after="0" w:line="240" w:lineRule="auto"/>
@@ -3593,11 +3593,11 @@
           <w:color w:val="000000"/>
           <w:kern w:val="0"/>
           <w:lang w:val="es-ES" w:eastAsia="es-ES"/>
-          <w14:ligatures w14:val="none"/>
-        </w:rPr>
-      </w:pPr>
-    </w:p>
-    <w:p>
+          <ns2:ligatures ns2:val="none"/>
+        </w:rPr>
+      </w:pPr>
+    </w:p>
+    <w:p ns2:paraId="45192A8B" ns2:textId="77777777">
       <w:pPr>
         <w:pStyle w:val="Prrafodelista"/>
         <w:numPr>
@@ -3617,36 +3617,36 @@
           <w:color w:val="000000"/>
           <w:kern w:val="0"/>
           <w:lang w:eastAsia="es-PE"/>
-          <w14:ligatures w14:val="none"/>
-        </w:rPr>
-      </w:pPr>
-      <w:r>
-        <w:rPr>
-          <w:rFonts w:ascii="Arial Narrow" w:eastAsia="Arial Narrow" w:hAnsi="Arial Narrow" w:cs="Arial Narrow"/>
-          <w:b/>
-          <w:color w:val="000000"/>
-          <w:kern w:val="0"/>
-          <w:lang w:eastAsia="es-PE"/>
-          <w14:ligatures w14:val="none"/>
+          <ns2:ligatures ns2:val="none"/>
+        </w:rPr>
+      </w:pPr>
+      <w:r>
+        <w:rPr>
+          <w:rFonts w:ascii="Arial Narrow" w:eastAsia="Arial Narrow" w:hAnsi="Arial Narrow" w:cs="Arial Narrow"/>
+          <w:b/>
+          <w:color w:val="000000"/>
+          <w:kern w:val="0"/>
+          <w:lang w:eastAsia="es-PE"/>
+          <ns2:ligatures ns2:val="none"/>
         </w:rPr>
         <w:t xml:space="preserve">RESOLUCIÓN DE LA SECRETARÍA TÉCNICA </w:t>
       </w:r>
     </w:p>
-    <w:p>
-      <w:pPr>
-        <w:spacing w:after="0" w:line="240" w:lineRule="auto"/>
-        <w:jc w:val="both"/>
-        <w:rPr>
-          <w:rFonts w:ascii="Arial Narrow" w:eastAsia="Arial Narrow" w:hAnsi="Arial Narrow" w:cs="Arial Narrow"/>
-          <w:b/>
-          <w:color w:val="000000"/>
-          <w:kern w:val="0"/>
-          <w:lang w:eastAsia="es-PE"/>
-          <w14:ligatures w14:val="none"/>
-        </w:rPr>
-      </w:pPr>
-    </w:p>
-    <w:p>
+    <w:p ns2:paraId="71820251" ns2:textId="77777777">
+      <w:pPr>
+        <w:spacing w:after="0" w:line="240" w:lineRule="auto"/>
+        <w:jc w:val="both"/>
+        <w:rPr>
+          <w:rFonts w:ascii="Arial Narrow" w:eastAsia="Arial Narrow" w:hAnsi="Arial Narrow" w:cs="Arial Narrow"/>
+          <w:b/>
+          <w:color w:val="000000"/>
+          <w:kern w:val="0"/>
+          <w:lang w:eastAsia="es-PE"/>
+          <ns2:ligatures ns2:val="none"/>
+        </w:rPr>
+      </w:pPr>
+    </w:p>
+    <w:p ns2:paraId="0DDC9419" ns2:textId="622A4996">
       <w:pPr>
         <w:spacing w:after="0" w:line="240" w:lineRule="auto"/>
         <w:jc w:val="both"/>
@@ -3655,17 +3655,17 @@
           <w:color w:val="000000"/>
           <w:kern w:val="0"/>
           <w:lang w:eastAsia="es-PE"/>
-          <w14:ligatures w14:val="none"/>
-        </w:rPr>
-      </w:pPr>
-      <w:r>
-        <w:rPr>
-          <w:rFonts w:ascii="Arial Narrow" w:eastAsia="Arial Narrow" w:hAnsi="Arial Narrow" w:cs="Arial Narrow"/>
-          <w:b/>
-          <w:color w:val="000000"/>
-          <w:kern w:val="0"/>
-          <w:lang w:eastAsia="es-PE"/>
-          <w14:ligatures w14:val="none"/>
+          <ns2:ligatures ns2:val="none"/>
+        </w:rPr>
+      </w:pPr>
+      <w:r>
+        <w:rPr>
+          <w:rFonts w:ascii="Arial Narrow" w:eastAsia="Arial Narrow" w:hAnsi="Arial Narrow" w:cs="Arial Narrow"/>
+          <w:b/>
+          <w:color w:val="000000"/>
+          <w:kern w:val="0"/>
+          <w:lang w:eastAsia="es-PE"/>
+          <ns2:ligatures ns2:val="none"/>
         </w:rPr>
         <w:t xml:space="preserve">PRIMERO: admitir a trámite la denuncia del 15 de enero de 2026, complementado mediante escrito del 24 de enero de 2026, subsanada mediante escrito del 16 de febrero de 2026, interpuesta por el señor [DENUNCIANTE] contra BNP Paribas Cardif S.A. Compañía de Seguros y Reaseguros y Scotiabank Perú S.A.A., por lo siguiente:</w:t>
       </w:r>
@@ -3676,7 +3676,7 @@
           <w:kern w:val="0"/>
           <w:shd w:val="clear" w:color="auto" w:fill="FFFFFF"/>
           <w:lang w:eastAsia="es-PE"/>
-          <w14:ligatures w14:val="none"/>
+          <ns2:ligatures ns2:val="none"/>
         </w:rPr>
         <w:t xml:space="preserve"/>
       </w:r>
@@ -3686,7 +3686,7 @@
           <w:color w:val="000000"/>
           <w:kern w:val="0"/>
           <w:lang w:val="es-ES" w:eastAsia="es-ES"/>
-          <w14:ligatures w14:val="none"/>
+          <ns2:ligatures ns2:val="none"/>
         </w:rPr>
         <w:t/>
       </w:r>
@@ -3696,7 +3696,7 @@
           <w:color w:val="000000"/>
           <w:kern w:val="0"/>
           <w:lang w:val="es-ES" w:eastAsia="es-ES"/>
-          <w14:ligatures w14:val="none"/>
+          <ns2:ligatures ns2:val="none"/>
         </w:rPr>
         <w:t xml:space="preserve"/>
       </w:r>
@@ -3707,7 +3707,7 @@
           <w:kern w:val="0"/>
           <w:shd w:val="clear" w:color="auto" w:fill="FFFFFF"/>
           <w:lang w:eastAsia="es-PE"/>
-          <w14:ligatures w14:val="none"/>
+          <ns2:ligatures ns2:val="none"/>
         </w:rPr>
         <w:t xml:space="preserve"/>
       </w:r>
@@ -3718,7 +3718,7 @@
           <w:kern w:val="0"/>
           <w:shd w:val="clear" w:color="auto" w:fill="FFFFFF"/>
           <w:lang w:eastAsia="es-PE"/>
-          <w14:ligatures w14:val="none"/>
+          <ns2:ligatures ns2:val="none"/>
         </w:rPr>
         <w:t xml:space="preserve"/>
       </w:r>
@@ -3729,7 +3729,7 @@
           <w:kern w:val="0"/>
           <w:shd w:val="clear" w:color="auto" w:fill="FFFFFF"/>
           <w:lang w:eastAsia="es-PE"/>
-          <w14:ligatures w14:val="none"/>
+          <ns2:ligatures ns2:val="none"/>
         </w:rPr>
         <w:t xml:space="preserve"/>
       </w:r>
@@ -3740,7 +3740,7 @@
           <w:kern w:val="0"/>
           <w:shd w:val="clear" w:color="auto" w:fill="FFFFFF"/>
           <w:lang w:eastAsia="es-PE"/>
-          <w14:ligatures w14:val="none"/>
+          <ns2:ligatures ns2:val="none"/>
         </w:rPr>
         <w:t xml:space="preserve"/>
       </w:r>
@@ -3790,7 +3790,7 @@
           <w:kern w:val="0"/>
           <w:shd w:val="clear" w:color="auto" w:fill="FFFFFF"/>
           <w:lang w:eastAsia="es-PE"/>
-          <w14:ligatures w14:val="none"/>
+          <ns2:ligatures ns2:val="none"/>
         </w:rPr>
         <w:t/>
       </w:r>
@@ -3801,7 +3801,7 @@
           <w:kern w:val="0"/>
           <w:shd w:val="clear" w:color="auto" w:fill="FFFFFF"/>
           <w:lang w:eastAsia="es-PE"/>
-          <w14:ligatures w14:val="none"/>
+          <ns2:ligatures ns2:val="none"/>
         </w:rPr>
         <w:t xml:space="preserve"/>
       </w:r>
@@ -3812,12 +3812,12 @@
           <w:kern w:val="0"/>
           <w:shd w:val="clear" w:color="auto" w:fill="FFFFFF"/>
           <w:lang w:eastAsia="es-PE"/>
-          <w14:ligatures w14:val="none"/>
+          <ns2:ligatures ns2:val="none"/>
         </w:rPr>
         <w:t/>
       </w:r>
     </w:p>
-    <w:p>
+    <w:p ns2:paraId="7CCF0660" ns2:textId="77777777">
       <w:pPr>
         <w:spacing w:after="0" w:line="240" w:lineRule="auto"/>
         <w:jc w:val="both"/>
@@ -3826,11 +3826,11 @@
           <w:color w:val="000000"/>
           <w:kern w:val="0"/>
           <w:lang w:eastAsia="es-PE"/>
-          <w14:ligatures w14:val="none"/>
-        </w:rPr>
-      </w:pPr>
-    </w:p>
-    <w:p>
+          <ns2:ligatures ns2:val="none"/>
+        </w:rPr>
+      </w:pPr>
+    </w:p>
+    <w:p ns2:paraId="4B74DAC1" ns2:textId="5B970D02">
       <w:pPr>
         <w:pStyle w:val="Prrafodelista"/>
         <w:numPr>
@@ -3846,14 +3846,14 @@
         <w:rPr>
           <w:rFonts w:ascii="Arial Narrow" w:eastAsia="Arial Narrow" w:hAnsi="Arial Narrow" w:cs="Arial Narrow"/>
           <w:kern w:val="0"/>
-          <w14:ligatures w14:val="none"/>
-        </w:rPr>
-      </w:pPr>
-      <w:r>
-        <w:rPr>
-          <w:rFonts w:ascii="Arial Narrow" w:eastAsia="Arial Narrow" w:hAnsi="Arial Narrow" w:cs="Arial Narrow"/>
-          <w:kern w:val="0"/>
-          <w14:ligatures w14:val="none"/>
+          <ns2:ligatures ns2:val="none"/>
+        </w:rPr>
+      </w:pPr>
+      <w:r>
+        <w:rPr>
+          <w:rFonts w:ascii="Arial Narrow" w:eastAsia="Arial Narrow" w:hAnsi="Arial Narrow" w:cs="Arial Narrow"/>
+          <w:kern w:val="0"/>
+          <ns2:ligatures ns2:val="none"/>
         </w:rPr>
         <w:t xml:space="preserve">Presunta </w:t>
       </w:r>
@@ -3861,7 +3861,7 @@
         <w:rPr>
           <w:rFonts w:ascii="Arial Narrow" w:eastAsia="Arial Narrow" w:hAnsi="Arial Narrow" w:cs="Arial Narrow"/>
           <w:kern w:val="0"/>
-          <w14:ligatures w14:val="none"/>
+          <ns2:ligatures ns2:val="none"/>
         </w:rPr>
         <w:t>infracción a los artículos 18 y 19 de la Ley 29571, Código de Protección y Defensa del Consumidor</w:t>
       </w:r>
@@ -3869,7 +3869,7 @@
         <w:rPr>
           <w:rFonts w:ascii="Arial Narrow" w:eastAsia="Arial Narrow" w:hAnsi="Arial Narrow" w:cs="Arial Narrow"/>
           <w:kern w:val="0"/>
-          <w14:ligatures w14:val="none"/>
+          <ns2:ligatures ns2:val="none"/>
         </w:rPr>
         <w:t xml:space="preserve">, en tanto </w:t>
       </w:r>
@@ -3877,7 +3877,7 @@
         <w:rPr>
           <w:rFonts w:ascii="Arial Narrow" w:eastAsia="Arial Narrow" w:hAnsi="Arial Narrow" w:cs="Arial Narrow"/>
           <w:kern w:val="0"/>
-          <w14:ligatures w14:val="none"/>
+          <ns2:ligatures ns2:val="none"/>
         </w:rPr>
         <w:t xml:space="preserve">BNP </w:t>
       </w:r>
@@ -3886,7 +3886,7 @@
         <w:rPr>
           <w:rFonts w:ascii="Arial Narrow" w:eastAsia="Arial Narrow" w:hAnsi="Arial Narrow" w:cs="Arial Narrow"/>
           <w:kern w:val="0"/>
-          <w14:ligatures w14:val="none"/>
+          <ns2:ligatures ns2:val="none"/>
         </w:rPr>
         <w:t>Paribas</w:t>
       </w:r>
@@ -3895,7 +3895,7 @@
         <w:rPr>
           <w:rFonts w:ascii="Arial Narrow" w:eastAsia="Arial Narrow" w:hAnsi="Arial Narrow" w:cs="Arial Narrow"/>
           <w:kern w:val="0"/>
-          <w14:ligatures w14:val="none"/>
+          <ns2:ligatures ns2:val="none"/>
         </w:rPr>
         <w:t xml:space="preserve"> </w:t>
       </w:r>
@@ -3904,7 +3904,7 @@
         <w:rPr>
           <w:rFonts w:ascii="Arial Narrow" w:eastAsia="Arial Narrow" w:hAnsi="Arial Narrow" w:cs="Arial Narrow"/>
           <w:kern w:val="0"/>
-          <w14:ligatures w14:val="none"/>
+          <ns2:ligatures ns2:val="none"/>
         </w:rPr>
         <w:t>Cardif</w:t>
       </w:r>
@@ -3913,7 +3913,7 @@
         <w:rPr>
           <w:rFonts w:ascii="Arial Narrow" w:eastAsia="Arial Narrow" w:hAnsi="Arial Narrow" w:cs="Arial Narrow"/>
           <w:kern w:val="0"/>
-          <w14:ligatures w14:val="none"/>
+          <ns2:ligatures ns2:val="none"/>
         </w:rPr>
         <w:t xml:space="preserve"> S.A. Compañía de Seguros y Reaseguros </w:t>
       </w:r>
@@ -3921,7 +3921,7 @@
         <w:rPr>
           <w:rFonts w:ascii="Arial Narrow" w:eastAsia="Arial Narrow" w:hAnsi="Arial Narrow" w:cs="Arial Narrow"/>
           <w:kern w:val="0"/>
-          <w14:ligatures w14:val="none"/>
+          <ns2:ligatures ns2:val="none"/>
         </w:rPr>
         <w:t>habría negado injustificadamente</w:t>
       </w:r>
@@ -3929,7 +3929,7 @@
         <w:rPr>
           <w:rFonts w:ascii="Arial Narrow" w:eastAsia="Arial Narrow" w:hAnsi="Arial Narrow" w:cs="Arial Narrow"/>
           <w:kern w:val="0"/>
-          <w14:ligatures w14:val="none"/>
+          <ns2:ligatures ns2:val="none"/>
         </w:rPr>
         <w:t xml:space="preserve"> al denunciante</w:t>
       </w:r>
@@ -3937,7 +3937,7 @@
         <w:rPr>
           <w:rFonts w:ascii="Arial Narrow" w:eastAsia="Arial Narrow" w:hAnsi="Arial Narrow" w:cs="Arial Narrow"/>
           <w:kern w:val="0"/>
-          <w14:ligatures w14:val="none"/>
+          <ns2:ligatures ns2:val="none"/>
         </w:rPr>
         <w:t xml:space="preserve"> la cobertura por desempleo involuntario</w:t>
       </w:r>
@@ -3945,7 +3945,7 @@
         <w:rPr>
           <w:rFonts w:ascii="Arial Narrow" w:eastAsia="Arial Narrow" w:hAnsi="Arial Narrow" w:cs="Arial Narrow"/>
           <w:kern w:val="0"/>
-          <w14:ligatures w14:val="none"/>
+          <ns2:ligatures ns2:val="none"/>
         </w:rPr>
         <w:t xml:space="preserve"> de la</w:t>
       </w:r>
@@ -3953,7 +3953,7 @@
         <w:rPr>
           <w:rFonts w:ascii="Arial Narrow" w:eastAsia="Arial Narrow" w:hAnsi="Arial Narrow" w:cs="Arial Narrow"/>
           <w:kern w:val="0"/>
-          <w14:ligatures w14:val="none"/>
+          <ns2:ligatures ns2:val="none"/>
         </w:rPr>
         <w:t xml:space="preserve"> </w:t>
       </w:r>
@@ -3961,7 +3961,7 @@
         <w:rPr>
           <w:rFonts w:ascii="Arial Narrow" w:eastAsia="Arial Narrow" w:hAnsi="Arial Narrow" w:cs="Arial Narrow"/>
           <w:kern w:val="0"/>
-          <w14:ligatures w14:val="none"/>
+          <ns2:ligatures ns2:val="none"/>
         </w:rPr>
         <w:t xml:space="preserve">Póliza del Seguro de Protección de Pagos – Certificado </w:t>
       </w:r>
@@ -3970,7 +3970,7 @@
         <w:rPr>
           <w:rFonts w:ascii="Arial Narrow" w:eastAsia="Arial Narrow" w:hAnsi="Arial Narrow" w:cs="Arial Narrow"/>
           <w:kern w:val="0"/>
-          <w14:ligatures w14:val="none"/>
+          <ns2:ligatures ns2:val="none"/>
         </w:rPr>
         <w:t/>
       </w:r>
@@ -3979,7 +3979,7 @@
         <w:rPr>
           <w:rFonts w:ascii="Arial Narrow" w:eastAsia="Arial Narrow" w:hAnsi="Arial Narrow" w:cs="Arial Narrow"/>
           <w:kern w:val="0"/>
-          <w14:ligatures w14:val="none"/>
+          <ns2:ligatures ns2:val="none"/>
         </w:rPr>
         <w:t xml:space="preserve"> 063626185002867442</w:t>
       </w:r>
@@ -3987,23 +3987,23 @@
         <w:rPr>
           <w:rFonts w:ascii="Arial Narrow" w:eastAsia="Arial Narrow" w:hAnsi="Arial Narrow" w:cs="Arial Narrow"/>
           <w:kern w:val="0"/>
-          <w14:ligatures w14:val="none"/>
+          <ns2:ligatures ns2:val="none"/>
         </w:rPr>
         <w:t>.</w:t>
       </w:r>
     </w:p>
-    <w:p>
+    <w:p ns2:paraId="4595E34B" ns2:textId="77777777">
       <w:pPr>
         <w:pStyle w:val="Prrafodelista"/>
         <w:spacing w:line="240" w:lineRule="auto"/>
         <w:rPr>
           <w:rFonts w:ascii="Arial Narrow" w:eastAsia="Arial Narrow" w:hAnsi="Arial Narrow" w:cs="Arial Narrow"/>
           <w:kern w:val="0"/>
-          <w14:ligatures w14:val="none"/>
-        </w:rPr>
-      </w:pPr>
-    </w:p>
-    <w:p>
+          <ns2:ligatures ns2:val="none"/>
+        </w:rPr>
+      </w:pPr>
+    </w:p>
+    <w:p ns2:paraId="50E03D20" ns2:textId="03C3B281">
       <w:pPr>
         <w:pStyle w:val="Prrafodelista"/>
         <w:numPr>
@@ -4016,14 +4016,14 @@
         <w:rPr>
           <w:rFonts w:ascii="Arial Narrow" w:eastAsia="Arial Narrow" w:hAnsi="Arial Narrow" w:cs="Arial Narrow"/>
           <w:kern w:val="0"/>
-          <w14:ligatures w14:val="none"/>
-        </w:rPr>
-      </w:pPr>
-      <w:r>
-        <w:rPr>
-          <w:rFonts w:ascii="Arial Narrow" w:eastAsia="Arial Narrow" w:hAnsi="Arial Narrow" w:cs="Arial Narrow"/>
-          <w:kern w:val="0"/>
-          <w14:ligatures w14:val="none"/>
+          <ns2:ligatures ns2:val="none"/>
+        </w:rPr>
+      </w:pPr>
+      <w:r>
+        <w:rPr>
+          <w:rFonts w:ascii="Arial Narrow" w:eastAsia="Arial Narrow" w:hAnsi="Arial Narrow" w:cs="Arial Narrow"/>
+          <w:kern w:val="0"/>
+          <ns2:ligatures ns2:val="none"/>
         </w:rPr>
         <w:t xml:space="preserve">Presunta </w:t>
       </w:r>
@@ -4031,7 +4031,7 @@
         <w:rPr>
           <w:rFonts w:ascii="Arial Narrow" w:eastAsia="Arial Narrow" w:hAnsi="Arial Narrow" w:cs="Arial Narrow"/>
           <w:kern w:val="0"/>
-          <w14:ligatures w14:val="none"/>
+          <ns2:ligatures ns2:val="none"/>
         </w:rPr>
         <w:t>infracción a los artículos 18 y 19 de la Ley 29571, Código de Protección y Defensa del Consumidor</w:t>
       </w:r>
@@ -4039,7 +4039,7 @@
         <w:rPr>
           <w:rFonts w:ascii="Arial Narrow" w:eastAsia="Arial Narrow" w:hAnsi="Arial Narrow" w:cs="Arial Narrow"/>
           <w:kern w:val="0"/>
-          <w14:ligatures w14:val="none"/>
+          <ns2:ligatures ns2:val="none"/>
         </w:rPr>
         <w:t xml:space="preserve">, en tanto </w:t>
       </w:r>
@@ -4047,7 +4047,7 @@
         <w:rPr>
           <w:rFonts w:ascii="Arial Narrow" w:eastAsia="Arial Narrow" w:hAnsi="Arial Narrow" w:cs="Arial Narrow"/>
           <w:kern w:val="0"/>
-          <w14:ligatures w14:val="none"/>
+          <ns2:ligatures ns2:val="none"/>
         </w:rPr>
         <w:t xml:space="preserve">Scotiabank Perú S.A.A. </w:t>
       </w:r>
@@ -4055,7 +4055,7 @@
         <w:rPr>
           <w:rFonts w:ascii="Arial Narrow" w:eastAsia="Arial Narrow" w:hAnsi="Arial Narrow" w:cs="Arial Narrow"/>
           <w:kern w:val="0"/>
-          <w14:ligatures w14:val="none"/>
+          <ns2:ligatures ns2:val="none"/>
         </w:rPr>
         <w:t xml:space="preserve">habría realizado requerimientos de pago </w:t>
       </w:r>
@@ -4063,7 +4063,7 @@
         <w:rPr>
           <w:rFonts w:ascii="Arial Narrow" w:eastAsia="Arial Narrow" w:hAnsi="Arial Narrow" w:cs="Arial Narrow"/>
           <w:kern w:val="0"/>
-          <w14:ligatures w14:val="none"/>
+          <ns2:ligatures ns2:val="none"/>
         </w:rPr>
         <w:t xml:space="preserve">al denunciante </w:t>
       </w:r>
@@ -4071,7 +4071,7 @@
         <w:rPr>
           <w:rFonts w:ascii="Arial Narrow" w:eastAsia="Arial Narrow" w:hAnsi="Arial Narrow" w:cs="Arial Narrow"/>
           <w:kern w:val="0"/>
-          <w14:ligatures w14:val="none"/>
+          <ns2:ligatures ns2:val="none"/>
         </w:rPr>
         <w:t xml:space="preserve">mediante mensajes vía aplicativo WhatsApp y llamadas constantes respecto de cuotas vencidas del </w:t>
       </w:r>
@@ -4079,7 +4079,7 @@
         <w:rPr>
           <w:rFonts w:ascii="Arial Narrow" w:eastAsia="Arial Narrow" w:hAnsi="Arial Narrow" w:cs="Arial Narrow"/>
           <w:kern w:val="0"/>
-          <w14:ligatures w14:val="none"/>
+          <ns2:ligatures ns2:val="none"/>
         </w:rPr>
         <w:t xml:space="preserve">crédito bancario adquirido </w:t>
       </w:r>
@@ -4089,7 +4089,7 @@
           <w:color w:val="000000"/>
           <w:kern w:val="0"/>
           <w:lang w:eastAsia="es-ES"/>
-          <w14:ligatures w14:val="none"/>
+          <ns2:ligatures ns2:val="none"/>
         </w:rPr>
         <w:t>23 de febrero de 2024</w:t>
       </w:r>
@@ -4097,7 +4097,7 @@
         <w:rPr>
           <w:rFonts w:ascii="Arial Narrow" w:eastAsia="Arial Narrow" w:hAnsi="Arial Narrow" w:cs="Arial Narrow"/>
           <w:kern w:val="0"/>
-          <w14:ligatures w14:val="none"/>
+          <ns2:ligatures ns2:val="none"/>
         </w:rPr>
         <w:t xml:space="preserve">, pese a encontrarse en trámite la solicitud de activación </w:t>
       </w:r>
@@ -4105,7 +4105,7 @@
         <w:rPr>
           <w:rFonts w:ascii="Arial Narrow" w:eastAsia="Arial Narrow" w:hAnsi="Arial Narrow" w:cs="Arial Narrow"/>
           <w:kern w:val="0"/>
-          <w14:ligatures w14:val="none"/>
+          <ns2:ligatures ns2:val="none"/>
         </w:rPr>
         <w:t xml:space="preserve">de la Póliza del Seguro de Protección de Pagos – Certificado </w:t>
       </w:r>
@@ -4114,7 +4114,7 @@
         <w:rPr>
           <w:rFonts w:ascii="Arial Narrow" w:eastAsia="Arial Narrow" w:hAnsi="Arial Narrow" w:cs="Arial Narrow"/>
           <w:kern w:val="0"/>
-          <w14:ligatures w14:val="none"/>
+          <ns2:ligatures ns2:val="none"/>
         </w:rPr>
         <w:t/>
       </w:r>
@@ -4123,7 +4123,7 @@
         <w:rPr>
           <w:rFonts w:ascii="Arial Narrow" w:eastAsia="Arial Narrow" w:hAnsi="Arial Narrow" w:cs="Arial Narrow"/>
           <w:kern w:val="0"/>
-          <w14:ligatures w14:val="none"/>
+          <ns2:ligatures ns2:val="none"/>
         </w:rPr>
         <w:t xml:space="preserve"> 063626185002867442</w:t>
       </w:r>
@@ -4131,23 +4131,23 @@
         <w:rPr>
           <w:rFonts w:ascii="Arial Narrow" w:eastAsia="Arial Narrow" w:hAnsi="Arial Narrow" w:cs="Arial Narrow"/>
           <w:kern w:val="0"/>
-          <w14:ligatures w14:val="none"/>
+          <ns2:ligatures ns2:val="none"/>
         </w:rPr>
         <w:t>.</w:t>
       </w:r>
     </w:p>
-    <w:p>
-      <w:pPr>
-        <w:spacing w:after="0" w:line="240" w:lineRule="auto"/>
-        <w:jc w:val="both"/>
-        <w:rPr>
-          <w:rFonts w:ascii="Arial Narrow" w:eastAsia="Arial Narrow" w:hAnsi="Arial Narrow" w:cs="Arial Narrow"/>
-          <w:kern w:val="0"/>
-          <w14:ligatures w14:val="none"/>
-        </w:rPr>
-      </w:pPr>
-    </w:p>
-    <w:p>
+    <w:p ns2:paraId="1DEB3481" ns2:textId="77777777">
+      <w:pPr>
+        <w:spacing w:after="0" w:line="240" w:lineRule="auto"/>
+        <w:jc w:val="both"/>
+        <w:rPr>
+          <w:rFonts w:ascii="Arial Narrow" w:eastAsia="Arial Narrow" w:hAnsi="Arial Narrow" w:cs="Arial Narrow"/>
+          <w:kern w:val="0"/>
+          <ns2:ligatures ns2:val="none"/>
+        </w:rPr>
+      </w:pPr>
+    </w:p>
+    <w:p ns2:paraId="634A0D61" ns2:textId="6A1F2545">
       <w:pPr>
         <w:spacing w:line="240" w:lineRule="auto"/>
         <w:contextualSpacing/>
@@ -4155,17 +4155,17 @@
         <w:rPr>
           <w:rFonts w:ascii="Arial Narrow" w:eastAsia="Calibri" w:hAnsi="Arial Narrow" w:cs="Arial"/>
           <w:kern w:val="0"/>
-          <w14:ligatures w14:val="none"/>
-        </w:rPr>
-      </w:pPr>
-      <w:r>
-        <w:rPr>
-          <w:rFonts w:ascii="Arial Narrow" w:eastAsia="Arial Narrow" w:hAnsi="Arial Narrow" w:cs="Arial Narrow"/>
-          <w:b/>
-          <w:color w:val="000000"/>
-          <w:kern w:val="0"/>
-          <w:lang w:eastAsia="es-PE"/>
-          <w14:ligatures w14:val="none"/>
+          <ns2:ligatures ns2:val="none"/>
+        </w:rPr>
+      </w:pPr>
+      <w:r>
+        <w:rPr>
+          <w:rFonts w:ascii="Arial Narrow" w:eastAsia="Arial Narrow" w:hAnsi="Arial Narrow" w:cs="Arial Narrow"/>
+          <w:b/>
+          <w:color w:val="000000"/>
+          <w:kern w:val="0"/>
+          <w:lang w:eastAsia="es-PE"/>
+          <ns2:ligatures ns2:val="none"/>
         </w:rPr>
         <w:t>SEGUNDO:</w:t>
       </w:r>
@@ -4175,7 +4175,7 @@
           <w:color w:val="000000"/>
           <w:kern w:val="0"/>
           <w:lang w:eastAsia="es-PE"/>
-          <w14:ligatures w14:val="none"/>
+          <ns2:ligatures ns2:val="none"/>
         </w:rPr>
         <w:t xml:space="preserve"> tener por ofrecidos los medios probatorios presentados en el escrito de denuncia </w:t>
       </w:r>
@@ -4185,7 +4185,7 @@
           <w:color w:val="000000"/>
           <w:kern w:val="0"/>
           <w:lang w:val="es-ES" w:eastAsia="es-ES"/>
-          <w14:ligatures w14:val="none"/>
+          <ns2:ligatures ns2:val="none"/>
         </w:rPr>
         <w:t xml:space="preserve">del </w:t>
       </w:r>
@@ -4195,7 +4195,7 @@
           <w:color w:val="000000"/>
           <w:kern w:val="0"/>
           <w:lang w:val="es-ES" w:eastAsia="es-ES"/>
-          <w14:ligatures w14:val="none"/>
+          <ns2:ligatures ns2:val="none"/>
         </w:rPr>
         <w:t>15 de enero de 2026, complementado mediante escrito</w:t>
       </w:r>
@@ -4205,7 +4205,7 @@
           <w:color w:val="000000"/>
           <w:kern w:val="0"/>
           <w:lang w:val="es-ES" w:eastAsia="es-ES"/>
-          <w14:ligatures w14:val="none"/>
+          <ns2:ligatures ns2:val="none"/>
         </w:rPr>
         <w:t xml:space="preserve"> del 24 de enero de 2026, subsanada mediante escrito del 16 de febrero de 2026</w:t>
       </w:r>
@@ -4213,12 +4213,12 @@
         <w:rPr>
           <w:rFonts w:ascii="Arial Narrow" w:eastAsia="Calibri" w:hAnsi="Arial Narrow" w:cs="Arial"/>
           <w:kern w:val="0"/>
-          <w14:ligatures w14:val="none"/>
+          <ns2:ligatures ns2:val="none"/>
         </w:rPr>
         <w:t>.</w:t>
       </w:r>
     </w:p>
-    <w:p>
+    <w:p ns2:paraId="2AF03E3F" ns2:textId="77777777">
       <w:pPr>
         <w:spacing w:line="240" w:lineRule="auto"/>
         <w:contextualSpacing/>
@@ -4228,30 +4228,30 @@
           <w:color w:val="000000"/>
           <w:kern w:val="0"/>
           <w:lang w:eastAsia="es-PE"/>
-          <w14:ligatures w14:val="none"/>
-        </w:rPr>
-      </w:pPr>
-    </w:p>
-    <w:p>
-      <w:pPr>
-        <w:spacing w:after="0" w:line="240" w:lineRule="auto"/>
-        <w:jc w:val="both"/>
-        <w:rPr>
-          <w:rFonts w:ascii="Arial Narrow" w:eastAsia="Arial Narrow" w:hAnsi="Arial Narrow" w:cs="Arial Narrow"/>
-          <w:color w:val="000000"/>
-          <w:kern w:val="0"/>
-          <w:lang w:eastAsia="es-PE"/>
-          <w14:ligatures w14:val="none"/>
-        </w:rPr>
-      </w:pPr>
-      <w:r>
-        <w:rPr>
-          <w:rFonts w:ascii="Arial Narrow" w:eastAsia="Arial Narrow" w:hAnsi="Arial Narrow" w:cs="Arial Narrow"/>
-          <w:b/>
-          <w:color w:val="000000"/>
-          <w:kern w:val="0"/>
-          <w:lang w:eastAsia="es-PE"/>
-          <w14:ligatures w14:val="none"/>
+          <ns2:ligatures ns2:val="none"/>
+        </w:rPr>
+      </w:pPr>
+    </w:p>
+    <w:p ns2:paraId="5D90C1F7" ns2:textId="55FF7DFF">
+      <w:pPr>
+        <w:spacing w:after="0" w:line="240" w:lineRule="auto"/>
+        <w:jc w:val="both"/>
+        <w:rPr>
+          <w:rFonts w:ascii="Arial Narrow" w:eastAsia="Arial Narrow" w:hAnsi="Arial Narrow" w:cs="Arial Narrow"/>
+          <w:color w:val="000000"/>
+          <w:kern w:val="0"/>
+          <w:lang w:eastAsia="es-PE"/>
+          <ns2:ligatures ns2:val="none"/>
+        </w:rPr>
+      </w:pPr>
+      <w:r>
+        <w:rPr>
+          <w:rFonts w:ascii="Arial Narrow" w:eastAsia="Arial Narrow" w:hAnsi="Arial Narrow" w:cs="Arial Narrow"/>
+          <w:b/>
+          <w:color w:val="000000"/>
+          <w:kern w:val="0"/>
+          <w:lang w:eastAsia="es-PE"/>
+          <ns2:ligatures ns2:val="none"/>
         </w:rPr>
         <w:t xml:space="preserve">TERCERO: </w:t>
       </w:r>
@@ -4261,7 +4261,7 @@
           <w:color w:val="000000"/>
           <w:kern w:val="0"/>
           <w:lang w:eastAsia="es-PE"/>
-          <w14:ligatures w14:val="none"/>
+          <ns2:ligatures ns2:val="none"/>
         </w:rPr>
         <w:t xml:space="preserve">requerir a </w:t>
       </w:r>
@@ -4324,7 +4324,7 @@
           <w:color w:val="000000"/>
           <w:kern w:val="0"/>
           <w:lang w:eastAsia="es-PE"/>
-          <w14:ligatures w14:val="none"/>
+          <ns2:ligatures ns2:val="none"/>
         </w:rPr>
         <w:t>que cumpla</w:t>
       </w:r>
@@ -4334,7 +4334,7 @@
           <w:color w:val="000000"/>
           <w:kern w:val="0"/>
           <w:lang w:eastAsia="es-PE"/>
-          <w14:ligatures w14:val="none"/>
+          <ns2:ligatures ns2:val="none"/>
         </w:rPr>
         <w:t>n</w:t>
       </w:r>
@@ -4344,12 +4344,12 @@
           <w:color w:val="000000"/>
           <w:kern w:val="0"/>
           <w:lang w:eastAsia="es-PE"/>
-          <w14:ligatures w14:val="none"/>
+          <ns2:ligatures ns2:val="none"/>
         </w:rPr>
         <w:t xml:space="preserve"> con lo siguiente:</w:t>
       </w:r>
     </w:p>
-    <w:p>
+    <w:p ns2:paraId="156DFAB9" ns2:textId="77777777">
       <w:pPr>
         <w:spacing w:after="0" w:line="240" w:lineRule="auto"/>
         <w:jc w:val="both"/>
@@ -4358,11 +4358,11 @@
           <w:color w:val="000000"/>
           <w:kern w:val="0"/>
           <w:lang w:eastAsia="es-PE"/>
-          <w14:ligatures w14:val="none"/>
-        </w:rPr>
-      </w:pPr>
-    </w:p>
-    <w:p>
+          <ns2:ligatures ns2:val="none"/>
+        </w:rPr>
+      </w:pPr>
+    </w:p>
+    <w:p ns2:paraId="37384474" ns2:textId="77777777">
       <w:pPr>
         <w:numPr>
           <w:ilvl w:val="0"/>
@@ -4376,22 +4376,22 @@
           <w:color w:val="000000"/>
           <w:kern w:val="0"/>
           <w:lang w:eastAsia="es-PE"/>
-          <w14:ligatures w14:val="none"/>
-        </w:rPr>
-      </w:pPr>
-      <w:r>
-        <w:rPr>
-          <w:rFonts w:ascii="Arial Narrow" w:eastAsia="Arial Narrow" w:hAnsi="Arial Narrow" w:cs="Arial Narrow"/>
-          <w:color w:val="000000"/>
-          <w:kern w:val="0"/>
-          <w:lang w:eastAsia="es-PE"/>
-          <w14:ligatures w14:val="none"/>
+          <ns2:ligatures ns2:val="none"/>
+        </w:rPr>
+      </w:pPr>
+      <w:r>
+        <w:rPr>
+          <w:rFonts w:ascii="Arial Narrow" w:eastAsia="Arial Narrow" w:hAnsi="Arial Narrow" w:cs="Arial Narrow"/>
+          <w:color w:val="000000"/>
+          <w:kern w:val="0"/>
+          <w:lang w:eastAsia="es-PE"/>
+          <ns2:ligatures ns2:val="none"/>
         </w:rPr>
         <w:lastRenderedPageBreak/>
         <w:t>presentar documentos que acrediten su inscripción en los Registros Públicos o una declaración jurada que indique que cuenta con dicha inscripción;</w:t>
       </w:r>
     </w:p>
-    <w:p>
+    <w:p ns2:paraId="04A6E74B" ns2:textId="77777777">
       <w:pPr>
         <w:numPr>
           <w:ilvl w:val="0"/>
@@ -4405,21 +4405,21 @@
           <w:color w:val="000000"/>
           <w:kern w:val="0"/>
           <w:lang w:eastAsia="es-PE"/>
-          <w14:ligatures w14:val="none"/>
-        </w:rPr>
-      </w:pPr>
-      <w:r>
-        <w:rPr>
-          <w:rFonts w:ascii="Arial Narrow" w:eastAsia="Arial Narrow" w:hAnsi="Arial Narrow" w:cs="Arial Narrow"/>
-          <w:color w:val="000000"/>
-          <w:kern w:val="0"/>
-          <w:lang w:eastAsia="es-PE"/>
-          <w14:ligatures w14:val="none"/>
+          <ns2:ligatures ns2:val="none"/>
+        </w:rPr>
+      </w:pPr>
+      <w:r>
+        <w:rPr>
+          <w:rFonts w:ascii="Arial Narrow" w:eastAsia="Arial Narrow" w:hAnsi="Arial Narrow" w:cs="Arial Narrow"/>
+          <w:color w:val="000000"/>
+          <w:kern w:val="0"/>
+          <w:lang w:eastAsia="es-PE"/>
+          <ns2:ligatures ns2:val="none"/>
         </w:rPr>
         <w:t>presentar copia simple de las facultades de representación de su representante legal en el presente procedimiento o la declaración jurada que indique que cuenta con dichas facultades y que estas se encuentran vigentes;</w:t>
       </w:r>
     </w:p>
-    <w:p>
+    <w:p ns2:paraId="1203D0DC" ns2:textId="77777777">
       <w:pPr>
         <w:numPr>
           <w:ilvl w:val="0"/>
@@ -4433,21 +4433,21 @@
           <w:color w:val="000000"/>
           <w:kern w:val="0"/>
           <w:lang w:eastAsia="es-PE"/>
-          <w14:ligatures w14:val="none"/>
-        </w:rPr>
-      </w:pPr>
-      <w:r>
-        <w:rPr>
-          <w:rFonts w:ascii="Arial Narrow" w:eastAsia="Arial Narrow" w:hAnsi="Arial Narrow" w:cs="Arial Narrow"/>
-          <w:color w:val="000000"/>
-          <w:kern w:val="0"/>
-          <w:lang w:eastAsia="es-PE"/>
-          <w14:ligatures w14:val="none"/>
+          <ns2:ligatures ns2:val="none"/>
+        </w:rPr>
+      </w:pPr>
+      <w:r>
+        <w:rPr>
+          <w:rFonts w:ascii="Arial Narrow" w:eastAsia="Arial Narrow" w:hAnsi="Arial Narrow" w:cs="Arial Narrow"/>
+          <w:color w:val="000000"/>
+          <w:kern w:val="0"/>
+          <w:lang w:eastAsia="es-PE"/>
+          <ns2:ligatures ns2:val="none"/>
         </w:rPr>
         <w:t>consignar el Número de Registro Único de Contribuyentes (RUC); y,</w:t>
       </w:r>
     </w:p>
-    <w:p>
+    <w:p ns2:paraId="37704CA2" ns2:textId="77777777">
       <w:pPr>
         <w:numPr>
           <w:ilvl w:val="0"/>
@@ -4459,16 +4459,16 @@
         <w:rPr>
           <w:rFonts w:ascii="Arial Narrow" w:eastAsia="Calibri" w:hAnsi="Arial Narrow" w:cs="Arial"/>
           <w:kern w:val="0"/>
-          <w14:ligatures w14:val="none"/>
-        </w:rPr>
-      </w:pPr>
-      <w:r>
-        <w:rPr>
-          <w:rFonts w:ascii="Arial Narrow" w:eastAsia="Arial Narrow" w:hAnsi="Arial Narrow" w:cs="Arial Narrow"/>
-          <w:color w:val="000000"/>
-          <w:kern w:val="0"/>
-          <w:lang w:eastAsia="es-PE"/>
-          <w14:ligatures w14:val="none"/>
+          <ns2:ligatures ns2:val="none"/>
+        </w:rPr>
+      </w:pPr>
+      <w:r>
+        <w:rPr>
+          <w:rFonts w:ascii="Arial Narrow" w:eastAsia="Arial Narrow" w:hAnsi="Arial Narrow" w:cs="Arial Narrow"/>
+          <w:color w:val="000000"/>
+          <w:kern w:val="0"/>
+          <w:lang w:eastAsia="es-PE"/>
+          <ns2:ligatures ns2:val="none"/>
         </w:rPr>
         <w:t>fijar domicilio procesal para el procedimiento, de conformidad con el numeral 1 del artículo 442</w:t>
       </w:r>
@@ -4478,7 +4478,7 @@
           <w:color w:val="000000"/>
           <w:kern w:val="0"/>
           <w:lang w:eastAsia="es-PE"/>
-          <w14:ligatures w14:val="none"/>
+          <ns2:ligatures ns2:val="none"/>
         </w:rPr>
         <w:t/>
       </w:r>
@@ -4488,7 +4488,7 @@
           <w:color w:val="000000"/>
           <w:kern w:val="0"/>
           <w:lang w:eastAsia="es-PE"/>
-          <w14:ligatures w14:val="none"/>
+          <ns2:ligatures ns2:val="none"/>
         </w:rPr>
         <w:t xml:space="preserve"> del Código Procesal Civil. </w:t>
       </w:r>
@@ -4496,7 +4496,7 @@
         <w:rPr>
           <w:rFonts w:ascii="Arial Narrow" w:eastAsia="Calibri" w:hAnsi="Arial Narrow" w:cs="Arial"/>
           <w:kern w:val="0"/>
-          <w14:ligatures w14:val="none"/>
+          <ns2:ligatures ns2:val="none"/>
         </w:rPr>
         <w:t>Para ello podrá señalar domicilio físico o una dirección electrónica a la que pueda remitirse las notificaciones</w:t>
       </w:r>
@@ -4505,12 +4505,12 @@
           <w:rFonts w:ascii="Arial Narrow" w:eastAsia="Arial" w:hAnsi="Arial Narrow" w:cs="Arial"/>
           <w:kern w:val="0"/>
           <w:lang w:val="es"/>
-          <w14:ligatures w14:val="none"/>
+          <ns2:ligatures ns2:val="none"/>
         </w:rPr>
         <w:t>;</w:t>
       </w:r>
     </w:p>
-    <w:p>
+    <w:p ns2:paraId="6A38ABFB" ns2:textId="77777777">
       <w:pPr>
         <w:numPr>
           <w:ilvl w:val="0"/>
@@ -4522,14 +4522,14 @@
         <w:rPr>
           <w:rFonts w:ascii="Arial Narrow" w:eastAsia="Calibri" w:hAnsi="Arial Narrow" w:cs="Arial"/>
           <w:kern w:val="0"/>
-          <w14:ligatures w14:val="none"/>
+          <ns2:ligatures ns2:val="none"/>
         </w:rPr>
       </w:pPr>
       <w:r>
         <w:rPr>
           <w:rFonts w:ascii="Arial Narrow" w:eastAsia="Calibri" w:hAnsi="Arial Narrow" w:cs="Arial"/>
           <w:kern w:val="0"/>
-          <w14:ligatures w14:val="none"/>
+          <ns2:ligatures ns2:val="none"/>
         </w:rPr>
         <w:t xml:space="preserve">en caso califique como </w:t>
       </w:r>
@@ -4538,7 +4538,7 @@
         <w:rPr>
           <w:rFonts w:ascii="Arial Narrow" w:eastAsia="Calibri" w:hAnsi="Arial Narrow" w:cs="Arial"/>
           <w:kern w:val="0"/>
-          <w14:ligatures w14:val="none"/>
+          <ns2:ligatures ns2:val="none"/>
         </w:rPr>
         <w:t>micro empresa</w:t>
       </w:r>
@@ -4547,7 +4547,7 @@
         <w:rPr>
           <w:rFonts w:ascii="Arial Narrow" w:eastAsia="Calibri" w:hAnsi="Arial Narrow" w:cs="Arial"/>
           <w:kern w:val="0"/>
-          <w14:ligatures w14:val="none"/>
+          <ns2:ligatures ns2:val="none"/>
         </w:rPr>
         <w:t xml:space="preserve"> o pequeña empresa, presentar los documentos que acrediten su volumen de ventas o ingresos brutos percibidos el año anterior relativo a todas sus actividades económicas y el número de trabajadores con el que cuenta</w:t>
       </w:r>
@@ -4557,7 +4557,7 @@
           <w:rFonts w:ascii="Arial Narrow" w:eastAsia="Calibri" w:hAnsi="Arial Narrow" w:cs="Arial"/>
           <w:kern w:val="0"/>
           <w:vertAlign w:val="superscript"/>
-          <w14:ligatures w14:val="none"/>
+          <ns2:ligatures ns2:val="none"/>
         </w:rPr>
         <w:footnoteReference w:id="5"/>
       </w:r>
@@ -4565,7 +4565,7 @@
         <w:rPr>
           <w:rFonts w:ascii="Arial Narrow" w:eastAsia="Calibri" w:hAnsi="Arial Narrow" w:cs="Arial"/>
           <w:kern w:val="0"/>
-          <w14:ligatures w14:val="none"/>
+          <ns2:ligatures ns2:val="none"/>
         </w:rPr>
         <w:t>. Ello, a fin de que la Comisión pueda meritar dicha documentación, conforme lo establece el artículo 110</w:t>
       </w:r>
@@ -4575,7 +4575,7 @@
           <w:color w:val="000000"/>
           <w:kern w:val="0"/>
           <w:lang w:eastAsia="es-PE"/>
-          <w14:ligatures w14:val="none"/>
+          <ns2:ligatures ns2:val="none"/>
         </w:rPr>
         <w:t/>
       </w:r>
@@ -4583,7 +4583,7 @@
         <w:rPr>
           <w:rFonts w:ascii="Arial Narrow" w:eastAsia="Calibri" w:hAnsi="Arial Narrow" w:cs="Arial"/>
           <w:kern w:val="0"/>
-          <w14:ligatures w14:val="none"/>
+          <ns2:ligatures ns2:val="none"/>
         </w:rPr>
         <w:t xml:space="preserve"> del </w:t>
       </w:r>
@@ -4592,7 +4592,7 @@
           <w:rFonts w:ascii="Arial Narrow" w:eastAsia="Calibri" w:hAnsi="Arial Narrow" w:cs="Arial"/>
           <w:spacing w:val="-2"/>
           <w:kern w:val="0"/>
-          <w14:ligatures w14:val="none"/>
+          <ns2:ligatures ns2:val="none"/>
         </w:rPr>
         <w:t>Código</w:t>
       </w:r>
@@ -4603,7 +4603,7 @@
           <w:spacing w:val="-2"/>
           <w:kern w:val="0"/>
           <w:vertAlign w:val="superscript"/>
-          <w14:ligatures w14:val="none"/>
+          <ns2:ligatures ns2:val="none"/>
         </w:rPr>
         <w:footnoteReference w:id="6"/>
       </w:r>
@@ -4612,67 +4612,102 @@
           <w:rFonts w:ascii="Arial Narrow" w:eastAsia="Calibri" w:hAnsi="Arial Narrow" w:cs="Arial"/>
           <w:spacing w:val="-2"/>
           <w:kern w:val="0"/>
-          <w14:ligatures w14:val="none"/>
+          <ns2:ligatures ns2:val="none"/>
         </w:rPr>
         <w:t>.</w:t>
       </w:r>
     </w:p>
+    <w:p ns2:paraId="1B2AA0D1" ns2:textId="77777777">
+      <w:pPr>
+        <w:spacing w:after="0" w:line="240" w:lineRule="auto"/>
+        <w:ind w:left="567"/>
+        <w:jc w:val="both"/>
+        <w:rPr>
+          <w:rFonts w:ascii="Arial Narrow" w:eastAsia="Arial Narrow" w:hAnsi="Arial Narrow" w:cs="Arial Narrow"/>
+          <w:color w:val="000000"/>
+          <w:kern w:val="0"/>
+          <w:lang w:eastAsia="es-PE"/>
+          <ns2:ligatures ns2:val="none"/>
+        </w:rPr>
+      </w:pPr>
+    </w:p>
     <w:p>
       <w:pPr>
         <w:spacing w:after="0" w:line="240" w:lineRule="auto"/>
-        <w:ind w:left="567"/>
-        <w:jc w:val="both"/>
-        <w:rPr>
-          <w:rFonts w:ascii="Arial Narrow" w:eastAsia="Arial Narrow" w:hAnsi="Arial Narrow" w:cs="Arial Narrow"/>
-          <w:color w:val="000000"/>
-          <w:kern w:val="0"/>
-          <w:lang w:eastAsia="es-PE"/>
-          <w14:ligatures w14:val="none"/>
-        </w:rPr>
-      </w:pPr>
-    </w:p>
-    <w:p>
-      <w:pPr>
-        <w:spacing w:after="0" w:line="240" w:lineRule="auto"/>
-        <w:jc w:val="both"/>
-        <w:rPr>
-          <w:rFonts w:ascii="Arial Narrow" w:eastAsia="Arial Narrow" w:hAnsi="Arial Narrow" w:cs="Arial Narrow"/>
-          <w:color w:val="000000"/>
-          <w:kern w:val="0"/>
-          <w:lang w:eastAsia="es-PE"/>
-          <w14:ligatures w14:val="none"/>
-        </w:rPr>
-      </w:pPr>
-      <w:r>
-        <w:rPr>
-          <w:rFonts w:ascii="Arial Narrow" w:eastAsia="Arial Narrow" w:hAnsi="Arial Narrow" w:cs="Arial Narrow"/>
-          <w:b/>
-          <w:color w:val="000000"/>
-          <w:kern w:val="0"/>
-          <w:lang w:eastAsia="es-PE"/>
-          <w14:ligatures w14:val="none"/>
+        <w:jc w:val="both"/>
+        <w:rPr>
+          <w:rFonts w:ascii="Arial Narrow" w:eastAsia="Arial Narrow" w:hAnsi="Arial Narrow" w:cs="Arial Narrow"/>
+          <w:color w:val="000000"/>
+          <w:kern w:val="0"/>
+          <w:lang w:eastAsia="es-PE"/>
+          <ns2:ligatures ns2:val="none"/>
+        </w:rPr>
+      </w:pPr>
+      <w:r>
+        <w:rPr>
+          <w:rFonts w:ascii="Arial Narrow" w:hAnsi="Arial Narrow" w:cs="Arial Narrow"/>
+          <w:b w:val="1"/>
+          <w:bCs w:val="1"/>
+          <w:sz w:val="20"/>
+          <w:szCs w:val="20"/>
         </w:rPr>
         <w:t xml:space="preserve">CUARTO: </w:t>
       </w:r>
       <w:r>
         <w:rPr>
-          <w:rFonts w:ascii="Arial Narrow" w:eastAsia="Arial Narrow" w:hAnsi="Arial Narrow" w:cs="Arial Narrow"/>
-          <w:color w:val="000000"/>
-          <w:kern w:val="0"/>
-          <w:lang w:eastAsia="es-PE"/>
-          <w14:ligatures w14:val="none"/>
-        </w:rPr>
-        <w:t xml:space="preserve">correr traslado de la denuncia interpuesta </w:t>
-      </w:r>
-      <w:r>
+          <w:rFonts w:ascii="Arial Narrow" w:hAnsi="Arial Narrow" w:cs="Arial Narrow"/>
+          <w:sz w:val="20"/>
+          <w:szCs w:val="20"/>
+        </w:rPr>
+        <w:t xml:space="preserve">correr traslado de la presente resolución a BNP Paribas Cardif S.A. Compañía de Seguros y Reaseguros y Scotiabank Perú S.A.A para que, de conformidad con lo dispuesto por el artículo 26° de la Ley sobre Facultades, Normas y Organización del Indecopi, aprobado por Decreto Legislativo N° 8079, presenten sus descargos sobre la imputación de cargos realizada en un plazo no mayor a cinco (5) días hábiles contado a partir del día siguiente de la notificación de la presente resolución, vencido el cual, el Secretario Técnico declarará en rebeldía a los denunciados que no lo hubieran presentado. Debe precisarse que de conformidad con lo establecido por el artículo 223° del Texto Único Ordenado de la Ley N° 27444, Ley del Procedimiento Administrativo General, las alegaciones y los hechos relevantes de la reclamación, salvo que hayan sido específicamente negadas en la contestación, se tendrán por aceptadas o meritadas como ciertas.</w:t>
+      </w:r>
+    </w:p>
+    <w:p ns2:paraId="2F1C55D7" ns2:textId="77777777">
+      <w:pPr>
+        <w:spacing w:after="0" w:line="240" w:lineRule="auto"/>
+        <w:jc w:val="both"/>
+        <w:rPr>
+          <w:rFonts w:ascii="Arial Narrow" w:eastAsia="Arial Narrow" w:hAnsi="Arial Narrow" w:cs="Arial Narrow"/>
+          <w:color w:val="000000"/>
+          <w:kern w:val="0"/>
+          <w:lang w:eastAsia="es-PE"/>
+          <ns2:ligatures ns2:val="none"/>
+        </w:rPr>
+      </w:pPr>
+    </w:p>
+    <w:p ns2:paraId="6D15F6EA" ns2:textId="0499BF34">
+      <w:pPr>
+        <w:spacing w:after="0" w:line="240" w:lineRule="auto"/>
+        <w:jc w:val="both"/>
         <w:rPr>
           <w:rFonts w:ascii="Arial Narrow" w:eastAsia="Times New Roman" w:hAnsi="Arial Narrow" w:cs="Arial"/>
           <w:color w:val="000000"/>
           <w:kern w:val="0"/>
           <w:lang w:val="es-ES" w:eastAsia="es-ES"/>
-          <w14:ligatures w14:val="none"/>
-        </w:rPr>
-        <w:t xml:space="preserve">el </w:t>
+          <ns2:ligatures ns2:val="none"/>
+        </w:rPr>
+      </w:pPr>
+      <w:r>
+        <w:rPr>
+          <w:rFonts w:ascii="Arial Narrow" w:eastAsia="Arial Narrow" w:hAnsi="Arial Narrow" w:cs="Arial Narrow"/>
+          <w:b/>
+          <w:color w:val="000000"/>
+          <w:kern w:val="0"/>
+          <w:lang w:eastAsia="es-PE"/>
+          <ns2:ligatures ns2:val="none"/>
+        </w:rPr>
+        <w:t xml:space="preserve">QUINTO: </w:t>
+      </w:r>
+      <w:bookmarkStart w:id="9" w:name="_Hlk188286813"/>
+      <w:r>
+        <w:rPr>
+          <w:rFonts w:ascii="Arial Narrow" w:eastAsia="Times New Roman" w:hAnsi="Arial Narrow" w:cs="Arial"/>
+          <w:color w:val="000000"/>
+          <w:kern w:val="0"/>
+          <w:lang w:eastAsia="es-ES"/>
+          <ns2:ligatures ns2:val="none"/>
+        </w:rPr>
+        <w:t xml:space="preserve">requerir </w:t>
       </w:r>
       <w:r>
         <w:rPr>
@@ -4680,27 +4715,261 @@
           <w:color w:val="000000"/>
           <w:kern w:val="0"/>
           <w:lang w:val="es-ES" w:eastAsia="es-ES"/>
-          <w14:ligatures w14:val="none"/>
-        </w:rPr>
-        <w:t>15 de enero de 2026, complementado mediante escrito del 24 de enero de 2026, subsanada mediante escrito del 16 de febrero de 2026</w:t>
-      </w:r>
-      <w:r>
-        <w:rPr>
-          <w:rFonts w:ascii="Arial Narrow" w:eastAsia="Calibri" w:hAnsi="Arial Narrow" w:cs="Arial"/>
-          <w:kern w:val="0"/>
-          <w14:ligatures w14:val="none"/>
+          <ns2:ligatures ns2:val="none"/>
+        </w:rPr>
+        <w:t xml:space="preserve">que, en un </w:t>
+      </w:r>
+      <w:r>
+        <w:rPr>
+          <w:rFonts w:ascii="Arial Narrow" w:eastAsia="Times New Roman" w:hAnsi="Arial Narrow" w:cs="Arial"/>
+          <w:color w:val="000000"/>
+          <w:kern w:val="0"/>
+          <w:lang w:eastAsia="es-ES"/>
+          <ns2:ligatures ns2:val="none"/>
+        </w:rPr>
+        <w:t>plazo no mayor de cinco (5) días hábiles contado a partir del día siguiente de la notificación de la presente resolución</w:t>
+      </w:r>
+      <w:bookmarkEnd w:id="9"/>
+      <w:r>
+        <w:rPr>
+          <w:rFonts w:ascii="Arial Narrow" w:eastAsia="Times New Roman" w:hAnsi="Arial Narrow" w:cs="Arial"/>
+          <w:color w:val="000000"/>
+          <w:kern w:val="0"/>
+          <w:lang w:eastAsia="es-ES"/>
+          <ns2:ligatures ns2:val="none"/>
         </w:rPr>
         <w:t xml:space="preserve">, </w:t>
       </w:r>
-      <w:r>
-        <w:rPr>
-          <w:rFonts w:ascii="Arial Narrow" w:eastAsia="Arial Narrow" w:hAnsi="Arial Narrow" w:cs="Arial Narrow"/>
-          <w:color w:val="000000"/>
-          <w:kern w:val="0"/>
-          <w:lang w:eastAsia="es-PE"/>
-          <w14:ligatures w14:val="none"/>
-        </w:rPr>
-        <w:t>a</w:t>
+      <w:bookmarkStart w:id="10" w:name="_Hlk188286828"/>
+      <w:r>
+        <w:rPr>
+          <w:rFonts w:ascii="Arial Narrow" w:eastAsia="Arial Narrow" w:hAnsi="Arial Narrow" w:cs="Arial Narrow"/>
+          <w:bCs/>
+        </w:rPr>
+        <w:t xml:space="preserve">BNP </w:t>
+      </w:r>
+      <w:proofErr w:type="spellStart"/>
+      <w:r>
+        <w:rPr>
+          <w:rFonts w:ascii="Arial Narrow" w:eastAsia="Arial Narrow" w:hAnsi="Arial Narrow" w:cs="Arial Narrow"/>
+          <w:bCs/>
+        </w:rPr>
+        <w:t>Paribas</w:t>
+      </w:r>
+      <w:proofErr w:type="spellEnd"/>
+      <w:r>
+        <w:rPr>
+          <w:rFonts w:ascii="Arial Narrow" w:eastAsia="Arial Narrow" w:hAnsi="Arial Narrow" w:cs="Arial Narrow"/>
+          <w:bCs/>
+        </w:rPr>
+        <w:t xml:space="preserve"> </w:t>
+      </w:r>
+      <w:proofErr w:type="spellStart"/>
+      <w:r>
+        <w:rPr>
+          <w:rFonts w:ascii="Arial Narrow" w:eastAsia="Arial Narrow" w:hAnsi="Arial Narrow" w:cs="Arial Narrow"/>
+          <w:bCs/>
+        </w:rPr>
+        <w:t>Cardif</w:t>
+      </w:r>
+      <w:proofErr w:type="spellEnd"/>
+      <w:r>
+        <w:rPr>
+          <w:rFonts w:ascii="Arial Narrow" w:eastAsia="Arial Narrow" w:hAnsi="Arial Narrow" w:cs="Arial Narrow"/>
+          <w:bCs/>
+        </w:rPr>
+        <w:t xml:space="preserve"> S.A. Compañía de Seguros y Reaseguros</w:t>
+      </w:r>
+      <w:r>
+        <w:rPr>
+          <w:rFonts w:ascii="Arial Narrow" w:eastAsia="Times New Roman" w:hAnsi="Arial Narrow" w:cs="Arial"/>
+          <w:color w:val="000000"/>
+          <w:kern w:val="0"/>
+          <w:lang w:eastAsia="es-ES"/>
+          <ns2:ligatures ns2:val="none"/>
+        </w:rPr>
+        <w:t xml:space="preserve">, </w:t>
+      </w:r>
+      <w:bookmarkEnd w:id="10"/>
+      <w:r>
+        <w:rPr>
+          <w:rFonts w:ascii="Arial Narrow" w:eastAsia="Times New Roman" w:hAnsi="Arial Narrow" w:cs="Arial"/>
+          <w:color w:val="000000"/>
+          <w:kern w:val="0"/>
+          <w:lang w:val="es-ES" w:eastAsia="es-ES"/>
+          <ns2:ligatures ns2:val="none"/>
+        </w:rPr>
+        <w:t>cumpla</w:t>
+      </w:r>
+      <w:r>
+        <w:rPr>
+          <w:rFonts w:ascii="Arial Narrow" w:eastAsia="Times New Roman" w:hAnsi="Arial Narrow" w:cs="Arial"/>
+          <w:color w:val="000000"/>
+          <w:kern w:val="0"/>
+          <w:lang w:val="es-ES" w:eastAsia="es-ES"/>
+          <ns2:ligatures ns2:val="none"/>
+        </w:rPr>
+        <w:t xml:space="preserve"> con: </w:t>
+      </w:r>
+      <w:r>
+        <w:rPr>
+          <w:rFonts w:ascii="Arial Narrow" w:eastAsia="Times New Roman" w:hAnsi="Arial Narrow" w:cs="Arial"/>
+          <w:color w:val="000000"/>
+          <w:kern w:val="0"/>
+          <w:lang w:val="es-ES" w:eastAsia="es-ES"/>
+          <ns2:ligatures ns2:val="none"/>
+        </w:rPr>
+        <w:t xml:space="preserve">(i) presentar una copia debidamente suscrita de la Póliza del Seguro de Protección de Pagos – Certificado </w:t>
+      </w:r>
+      <w:proofErr w:type="spellStart"/>
+      <w:r>
+        <w:rPr>
+          <w:rFonts w:ascii="Arial Narrow" w:eastAsia="Times New Roman" w:hAnsi="Arial Narrow" w:cs="Arial"/>
+          <w:color w:val="000000"/>
+          <w:kern w:val="0"/>
+          <w:lang w:val="es-ES" w:eastAsia="es-ES"/>
+          <ns2:ligatures ns2:val="none"/>
+        </w:rPr>
+        <w:t/>
+      </w:r>
+      <w:proofErr w:type="spellEnd"/>
+      <w:r>
+        <w:rPr>
+          <w:rFonts w:ascii="Arial Narrow" w:eastAsia="Times New Roman" w:hAnsi="Arial Narrow" w:cs="Arial"/>
+          <w:color w:val="000000"/>
+          <w:kern w:val="0"/>
+          <w:lang w:val="es-ES" w:eastAsia="es-ES"/>
+          <ns2:ligatures ns2:val="none"/>
+        </w:rPr>
+        <w:t xml:space="preserve"> 063626185002867442 materia de denuncia, así como el cargo de remisión de la póliza; (</w:t>
+      </w:r>
+      <w:proofErr w:type="spellStart"/>
+      <w:r>
+        <w:rPr>
+          <w:rFonts w:ascii="Arial Narrow" w:eastAsia="Times New Roman" w:hAnsi="Arial Narrow" w:cs="Arial"/>
+          <w:color w:val="000000"/>
+          <w:kern w:val="0"/>
+          <w:lang w:val="es-ES" w:eastAsia="es-ES"/>
+          <ns2:ligatures ns2:val="none"/>
+        </w:rPr>
+        <w:t>ii</w:t>
+      </w:r>
+      <w:proofErr w:type="spellEnd"/>
+      <w:r>
+        <w:rPr>
+          <w:rFonts w:ascii="Arial Narrow" w:eastAsia="Times New Roman" w:hAnsi="Arial Narrow" w:cs="Arial"/>
+          <w:color w:val="000000"/>
+          <w:kern w:val="0"/>
+          <w:lang w:val="es-ES" w:eastAsia="es-ES"/>
+          <ns2:ligatures ns2:val="none"/>
+        </w:rPr>
+        <w:t>) presentar los medios probatorios que acrediten que la negativa de otorgamiento de cobertura fue justificada y, (</w:t>
+      </w:r>
+      <w:proofErr w:type="spellStart"/>
+      <w:r>
+        <w:rPr>
+          <w:rFonts w:ascii="Arial Narrow" w:eastAsia="Times New Roman" w:hAnsi="Arial Narrow" w:cs="Arial"/>
+          <w:color w:val="000000"/>
+          <w:kern w:val="0"/>
+          <w:lang w:val="es-ES" w:eastAsia="es-ES"/>
+          <ns2:ligatures ns2:val="none"/>
+        </w:rPr>
+        <w:t>iii</w:t>
+      </w:r>
+      <w:proofErr w:type="spellEnd"/>
+      <w:r>
+        <w:rPr>
+          <w:rFonts w:ascii="Arial Narrow" w:eastAsia="Times New Roman" w:hAnsi="Arial Narrow" w:cs="Arial"/>
+          <w:color w:val="000000"/>
+          <w:kern w:val="0"/>
+          <w:lang w:val="es-ES" w:eastAsia="es-ES"/>
+          <ns2:ligatures ns2:val="none"/>
+        </w:rPr>
+        <w:t>) presentar todas las comunicaciones cursadas con la parte denunciante en virtud de los hechos materia de denuncia</w:t>
+      </w:r>
+      <w:r>
+        <w:rPr>
+          <w:rFonts w:ascii="Arial Narrow" w:eastAsia="Times New Roman" w:hAnsi="Arial Narrow" w:cs="Arial"/>
+          <w:color w:val="000000"/>
+          <w:kern w:val="0"/>
+          <w:lang w:val="es-ES" w:eastAsia="es-ES"/>
+          <ns2:ligatures ns2:val="none"/>
+        </w:rPr>
+        <w:t>.</w:t>
+      </w:r>
+    </w:p>
+    <w:p ns2:paraId="7EAE58BA" ns2:textId="77777777">
+      <w:pPr>
+        <w:spacing w:after="0" w:line="240" w:lineRule="auto"/>
+        <w:jc w:val="both"/>
+        <w:rPr>
+          <w:rFonts w:ascii="Arial Narrow" w:eastAsia="Times New Roman" w:hAnsi="Arial Narrow" w:cs="Arial"/>
+          <w:color w:val="000000"/>
+          <w:kern w:val="0"/>
+          <w:lang w:val="es-ES" w:eastAsia="es-ES"/>
+          <ns2:ligatures ns2:val="none"/>
+        </w:rPr>
+      </w:pPr>
+    </w:p>
+    <w:p ns2:paraId="018EE32A" ns2:textId="71B29B90">
+      <w:pPr>
+        <w:spacing w:after="0" w:line="240" w:lineRule="auto"/>
+        <w:jc w:val="both"/>
+        <w:rPr>
+          <w:rFonts w:ascii="Arial Narrow" w:eastAsia="Times New Roman" w:hAnsi="Arial Narrow" w:cs="Arial"/>
+          <w:color w:val="000000"/>
+          <w:kern w:val="0"/>
+          <w:lang w:val="es-ES" w:eastAsia="es-ES"/>
+          <ns2:ligatures ns2:val="none"/>
+        </w:rPr>
+      </w:pPr>
+      <w:r>
+        <w:rPr>
+          <w:rFonts w:ascii="Arial Narrow" w:eastAsia="Arial Narrow" w:hAnsi="Arial Narrow" w:cs="Arial Narrow"/>
+          <w:b/>
+          <w:color w:val="000000"/>
+          <w:kern w:val="0"/>
+          <w:lang w:eastAsia="es-PE"/>
+          <ns2:ligatures ns2:val="none"/>
+        </w:rPr>
+        <w:t xml:space="preserve">SEXTO: </w:t>
+      </w:r>
+      <w:r>
+        <w:rPr>
+          <w:rFonts w:ascii="Arial Narrow" w:eastAsia="Times New Roman" w:hAnsi="Arial Narrow" w:cs="Arial"/>
+          <w:color w:val="000000"/>
+          <w:kern w:val="0"/>
+          <w:lang w:eastAsia="es-ES"/>
+          <ns2:ligatures ns2:val="none"/>
+        </w:rPr>
+        <w:t xml:space="preserve">requerir </w:t>
+      </w:r>
+      <w:r>
+        <w:rPr>
+          <w:rFonts w:ascii="Arial Narrow" w:eastAsia="Times New Roman" w:hAnsi="Arial Narrow" w:cs="Arial"/>
+          <w:color w:val="000000"/>
+          <w:kern w:val="0"/>
+          <w:lang w:val="es-ES" w:eastAsia="es-ES"/>
+          <ns2:ligatures ns2:val="none"/>
+        </w:rPr>
+        <w:t xml:space="preserve">que, en un </w:t>
+      </w:r>
+      <w:r>
+        <w:rPr>
+          <w:rFonts w:ascii="Arial Narrow" w:eastAsia="Times New Roman" w:hAnsi="Arial Narrow" w:cs="Arial"/>
+          <w:color w:val="000000"/>
+          <w:kern w:val="0"/>
+          <w:lang w:eastAsia="es-ES"/>
+          <ns2:ligatures ns2:val="none"/>
+        </w:rPr>
+        <w:t xml:space="preserve">plazo no mayor de cinco (5) días hábiles contado a partir del día siguiente de la notificación de la presente resolución, </w:t>
+      </w:r>
+      <w:r>
+        <w:rPr>
+          <w:rFonts w:ascii="Arial Narrow" w:eastAsia="Arial Narrow" w:hAnsi="Arial Narrow" w:cs="Arial Narrow"/>
+          <w:bCs/>
+        </w:rPr>
+        <w:t>Scotiabank Perú S.A.A</w:t>
       </w:r>
       <w:r>
         <w:rPr>
@@ -4709,156 +4978,93 @@
           <w:kern w:val="0"/>
           <w:shd w:val="clear" w:color="auto" w:fill="FFFFFF"/>
           <w:lang w:eastAsia="es-PE"/>
-          <w14:ligatures w14:val="none"/>
+          <ns2:ligatures ns2:val="none"/>
+        </w:rPr>
+        <w:t>.</w:t>
+      </w:r>
+      <w:r>
+        <w:rPr>
+          <w:rFonts w:ascii="Arial Narrow" w:eastAsia="Times New Roman" w:hAnsi="Arial Narrow" w:cs="Arial"/>
+          <w:color w:val="000000"/>
+          <w:kern w:val="0"/>
+          <w:lang w:eastAsia="es-ES"/>
+          <ns2:ligatures ns2:val="none"/>
+        </w:rPr>
+        <w:t>,</w:t>
+      </w:r>
+      <w:r>
+        <w:rPr>
+          <w:rFonts w:ascii="Arial Narrow" w:eastAsia="Times New Roman" w:hAnsi="Arial Narrow" w:cs="Arial"/>
+          <w:color w:val="000000"/>
+          <w:kern w:val="0"/>
+          <w:lang w:eastAsia="es-ES"/>
+          <ns2:ligatures ns2:val="none"/>
         </w:rPr>
         <w:t xml:space="preserve"> </w:t>
       </w:r>
       <w:r>
         <w:rPr>
-          <w:rFonts w:ascii="Arial Narrow" w:eastAsia="Arial Narrow" w:hAnsi="Arial Narrow" w:cs="Arial Narrow"/>
-          <w:bCs/>
-        </w:rPr>
-        <w:t xml:space="preserve">BNP </w:t>
+          <w:rFonts w:ascii="Arial Narrow" w:eastAsia="Times New Roman" w:hAnsi="Arial Narrow" w:cs="Arial"/>
+          <w:color w:val="000000"/>
+          <w:kern w:val="0"/>
+          <w:lang w:val="es-ES" w:eastAsia="es-ES"/>
+          <ns2:ligatures ns2:val="none"/>
+        </w:rPr>
+        <w:t xml:space="preserve">cumpla con: </w:t>
+      </w:r>
+      <w:r>
+        <w:rPr>
+          <w:rFonts w:ascii="Arial Narrow" w:eastAsia="Times New Roman" w:hAnsi="Arial Narrow" w:cs="Arial"/>
+          <w:color w:val="000000"/>
+          <w:kern w:val="0"/>
+          <w:lang w:val="es-ES" w:eastAsia="es-ES"/>
+          <ns2:ligatures ns2:val="none"/>
+        </w:rPr>
+        <w:t xml:space="preserve">(i) presentar una copia debidamente suscrita de la Póliza del Seguro de Protección de Pagos – Certificado </w:t>
       </w:r>
       <w:proofErr w:type="spellStart"/>
       <w:r>
         <w:rPr>
-          <w:rFonts w:ascii="Arial Narrow" w:eastAsia="Arial Narrow" w:hAnsi="Arial Narrow" w:cs="Arial Narrow"/>
-          <w:bCs/>
-        </w:rPr>
-        <w:t>Paribas</w:t>
+          <w:rFonts w:ascii="Arial Narrow" w:eastAsia="Times New Roman" w:hAnsi="Arial Narrow" w:cs="Arial"/>
+          <w:color w:val="000000"/>
+          <w:kern w:val="0"/>
+          <w:lang w:val="es-ES" w:eastAsia="es-ES"/>
+          <ns2:ligatures ns2:val="none"/>
+        </w:rPr>
+        <w:t/>
       </w:r>
       <w:proofErr w:type="spellEnd"/>
       <w:r>
         <w:rPr>
-          <w:rFonts w:ascii="Arial Narrow" w:eastAsia="Arial Narrow" w:hAnsi="Arial Narrow" w:cs="Arial Narrow"/>
-          <w:bCs/>
-        </w:rPr>
-        <w:t xml:space="preserve"> </w:t>
+          <w:rFonts w:ascii="Arial Narrow" w:eastAsia="Times New Roman" w:hAnsi="Arial Narrow" w:cs="Arial"/>
+          <w:color w:val="000000"/>
+          <w:kern w:val="0"/>
+          <w:lang w:val="es-ES" w:eastAsia="es-ES"/>
+          <ns2:ligatures ns2:val="none"/>
+        </w:rPr>
+        <w:t xml:space="preserve"> 063626185002867442 materia de denuncia, así como el cargo de remisión de la póliza; y, (</w:t>
       </w:r>
       <w:proofErr w:type="spellStart"/>
       <w:r>
         <w:rPr>
-          <w:rFonts w:ascii="Arial Narrow" w:eastAsia="Arial Narrow" w:hAnsi="Arial Narrow" w:cs="Arial Narrow"/>
-          <w:bCs/>
-        </w:rPr>
-        <w:t>Cardif</w:t>
+          <w:rFonts w:ascii="Arial Narrow" w:eastAsia="Times New Roman" w:hAnsi="Arial Narrow" w:cs="Arial"/>
+          <w:color w:val="000000"/>
+          <w:kern w:val="0"/>
+          <w:lang w:val="es-ES" w:eastAsia="es-ES"/>
+          <ns2:ligatures ns2:val="none"/>
+        </w:rPr>
+        <w:t>ii</w:t>
       </w:r>
       <w:proofErr w:type="spellEnd"/>
       <w:r>
         <w:rPr>
-          <w:rFonts w:ascii="Arial Narrow" w:eastAsia="Arial Narrow" w:hAnsi="Arial Narrow" w:cs="Arial Narrow"/>
-          <w:bCs/>
-        </w:rPr>
-        <w:t xml:space="preserve"> S.A. Compañía de Seguros y Reaseguros y Scotiabank Perú S.A.A.</w:t>
-      </w:r>
-      <w:r>
-        <w:rPr>
-          <w:rFonts w:ascii="Arial Narrow" w:eastAsia="Arial Narrow" w:hAnsi="Arial Narrow" w:cs="Arial Narrow"/>
-          <w:color w:val="000000"/>
-          <w:kern w:val="0"/>
-          <w:lang w:eastAsia="es-PE"/>
-          <w14:ligatures w14:val="none"/>
-        </w:rPr>
-        <w:t>, pa</w:t>
-      </w:r>
-      <w:r>
-        <w:rPr>
-          <w:rFonts w:ascii="Arial Narrow" w:eastAsia="Arial Narrow" w:hAnsi="Arial Narrow" w:cs="Arial Narrow"/>
-          <w:color w:val="000000"/>
-          <w:kern w:val="0"/>
-          <w:lang w:eastAsia="es-PE"/>
-          <w14:ligatures w14:val="none"/>
-        </w:rPr>
-        <w:t>ra que, de conformidad con lo dispuesto por el artículo 26</w:t>
-      </w:r>
-      <w:r>
-        <w:rPr>
-          <w:rFonts w:ascii="Arial Narrow" w:eastAsia="Times New Roman" w:hAnsi="Arial Narrow" w:cs="Segoe UI"/>
-          <w:color w:val="000000"/>
-          <w:kern w:val="0"/>
-          <w:lang w:eastAsia="es-PE"/>
-          <w14:ligatures w14:val="none"/>
-        </w:rPr>
-        <w:t/>
-      </w:r>
-      <w:r>
-        <w:rPr>
-          <w:rFonts w:ascii="Arial Narrow" w:eastAsia="Arial Narrow" w:hAnsi="Arial Narrow" w:cs="Arial Narrow"/>
-          <w:color w:val="000000"/>
-          <w:kern w:val="0"/>
-          <w:lang w:eastAsia="es-PE"/>
-          <w14:ligatures w14:val="none"/>
-        </w:rPr>
-        <w:t xml:space="preserve"> de la Ley sobre Facultades, Normas y Organización del Indecopi, aprobada por Decreto Legislativo 807, </w:t>
-      </w:r>
-      <w:r>
-        <w:rPr>
-          <w:rFonts w:ascii="Arial Narrow" w:eastAsia="Arial Narrow" w:hAnsi="Arial Narrow" w:cs="Arial Narrow"/>
-          <w:color w:val="000000"/>
-          <w:kern w:val="0"/>
-          <w:lang w:eastAsia="es-PE"/>
-          <w14:ligatures w14:val="none"/>
-        </w:rPr>
-        <w:t>presenten</w:t>
-      </w:r>
-      <w:r>
-        <w:rPr>
-          <w:rFonts w:ascii="Arial Narrow" w:eastAsia="Arial Narrow" w:hAnsi="Arial Narrow" w:cs="Arial Narrow"/>
-          <w:color w:val="000000"/>
-          <w:kern w:val="0"/>
-          <w:lang w:eastAsia="es-PE"/>
-          <w14:ligatures w14:val="none"/>
-        </w:rPr>
-        <w:t xml:space="preserve"> sus descargos en un plazo no mayor de cinco (5) días hábiles contados desde la notificación. </w:t>
-      </w:r>
-    </w:p>
-    <w:p>
-      <w:pPr>
-        <w:spacing w:after="0" w:line="240" w:lineRule="auto"/>
-        <w:jc w:val="both"/>
-        <w:rPr>
-          <w:rFonts w:ascii="Arial Narrow" w:eastAsia="Arial Narrow" w:hAnsi="Arial Narrow" w:cs="Arial Narrow"/>
-          <w:color w:val="000000"/>
-          <w:kern w:val="0"/>
-          <w:lang w:eastAsia="es-PE"/>
-          <w14:ligatures w14:val="none"/>
-        </w:rPr>
-      </w:pPr>
-    </w:p>
-    <w:p>
-      <w:pPr>
-        <w:spacing w:after="0" w:line="240" w:lineRule="auto"/>
-        <w:jc w:val="both"/>
-        <w:rPr>
           <w:rFonts w:ascii="Arial Narrow" w:eastAsia="Times New Roman" w:hAnsi="Arial Narrow" w:cs="Arial"/>
           <w:color w:val="000000"/>
           <w:kern w:val="0"/>
           <w:lang w:val="es-ES" w:eastAsia="es-ES"/>
-          <w14:ligatures w14:val="none"/>
-        </w:rPr>
-      </w:pPr>
-      <w:r>
-        <w:rPr>
-          <w:rFonts w:ascii="Arial Narrow" w:eastAsia="Arial Narrow" w:hAnsi="Arial Narrow" w:cs="Arial Narrow"/>
-          <w:b/>
-          <w:color w:val="000000"/>
-          <w:kern w:val="0"/>
-          <w:lang w:eastAsia="es-PE"/>
-          <w14:ligatures w14:val="none"/>
-        </w:rPr>
-        <w:t xml:space="preserve">QUINTO: </w:t>
-      </w:r>
-      <w:bookmarkStart w:id="9" w:name="_Hlk188286813"/>
-      <w:r>
-        <w:rPr>
-          <w:rFonts w:ascii="Arial Narrow" w:eastAsia="Times New Roman" w:hAnsi="Arial Narrow" w:cs="Arial"/>
-          <w:color w:val="000000"/>
-          <w:kern w:val="0"/>
-          <w:lang w:eastAsia="es-ES"/>
-          <w14:ligatures w14:val="none"/>
-        </w:rPr>
-        <w:t xml:space="preserve">requerir </w:t>
+          <ns2:ligatures ns2:val="none"/>
+        </w:rPr>
+        <w:t>) presentar todas las comunicaciones cursadas con la parte denunciante en virtud de los hechos materia de denuncia</w:t>
       </w:r>
       <w:r>
         <w:rPr>
@@ -4866,369 +5072,12 @@
           <w:color w:val="000000"/>
           <w:kern w:val="0"/>
           <w:lang w:val="es-ES" w:eastAsia="es-ES"/>
-          <w14:ligatures w14:val="none"/>
-        </w:rPr>
-        <w:t xml:space="preserve">que, en un </w:t>
-      </w:r>
-      <w:r>
-        <w:rPr>
-          <w:rFonts w:ascii="Arial Narrow" w:eastAsia="Times New Roman" w:hAnsi="Arial Narrow" w:cs="Arial"/>
-          <w:color w:val="000000"/>
-          <w:kern w:val="0"/>
-          <w:lang w:eastAsia="es-ES"/>
-          <w14:ligatures w14:val="none"/>
-        </w:rPr>
-        <w:t>plazo no mayor de cinco (5) días hábiles contado a partir del día siguiente de la notificación de la presente resolución</w:t>
-      </w:r>
-      <w:bookmarkEnd w:id="9"/>
-      <w:r>
-        <w:rPr>
-          <w:rFonts w:ascii="Arial Narrow" w:eastAsia="Times New Roman" w:hAnsi="Arial Narrow" w:cs="Arial"/>
-          <w:color w:val="000000"/>
-          <w:kern w:val="0"/>
-          <w:lang w:eastAsia="es-ES"/>
-          <w14:ligatures w14:val="none"/>
-        </w:rPr>
-        <w:t xml:space="preserve">, </w:t>
-      </w:r>
-      <w:bookmarkStart w:id="10" w:name="_Hlk188286828"/>
-      <w:r>
-        <w:rPr>
-          <w:rFonts w:ascii="Arial Narrow" w:eastAsia="Arial Narrow" w:hAnsi="Arial Narrow" w:cs="Arial Narrow"/>
-          <w:bCs/>
-        </w:rPr>
-        <w:t xml:space="preserve">BNP </w:t>
-      </w:r>
-      <w:proofErr w:type="spellStart"/>
-      <w:r>
-        <w:rPr>
-          <w:rFonts w:ascii="Arial Narrow" w:eastAsia="Arial Narrow" w:hAnsi="Arial Narrow" w:cs="Arial Narrow"/>
-          <w:bCs/>
-        </w:rPr>
-        <w:t>Paribas</w:t>
-      </w:r>
-      <w:proofErr w:type="spellEnd"/>
-      <w:r>
-        <w:rPr>
-          <w:rFonts w:ascii="Arial Narrow" w:eastAsia="Arial Narrow" w:hAnsi="Arial Narrow" w:cs="Arial Narrow"/>
-          <w:bCs/>
-        </w:rPr>
-        <w:t xml:space="preserve"> </w:t>
-      </w:r>
-      <w:proofErr w:type="spellStart"/>
-      <w:r>
-        <w:rPr>
-          <w:rFonts w:ascii="Arial Narrow" w:eastAsia="Arial Narrow" w:hAnsi="Arial Narrow" w:cs="Arial Narrow"/>
-          <w:bCs/>
-        </w:rPr>
-        <w:t>Cardif</w:t>
-      </w:r>
-      <w:proofErr w:type="spellEnd"/>
-      <w:r>
-        <w:rPr>
-          <w:rFonts w:ascii="Arial Narrow" w:eastAsia="Arial Narrow" w:hAnsi="Arial Narrow" w:cs="Arial Narrow"/>
-          <w:bCs/>
-        </w:rPr>
-        <w:t xml:space="preserve"> S.A. Compañía de Seguros y Reaseguros</w:t>
-      </w:r>
-      <w:r>
-        <w:rPr>
-          <w:rFonts w:ascii="Arial Narrow" w:eastAsia="Times New Roman" w:hAnsi="Arial Narrow" w:cs="Arial"/>
-          <w:color w:val="000000"/>
-          <w:kern w:val="0"/>
-          <w:lang w:eastAsia="es-ES"/>
-          <w14:ligatures w14:val="none"/>
-        </w:rPr>
-        <w:t xml:space="preserve">, </w:t>
-      </w:r>
-      <w:bookmarkEnd w:id="10"/>
-      <w:r>
-        <w:rPr>
-          <w:rFonts w:ascii="Arial Narrow" w:eastAsia="Times New Roman" w:hAnsi="Arial Narrow" w:cs="Arial"/>
-          <w:color w:val="000000"/>
-          <w:kern w:val="0"/>
-          <w:lang w:val="es-ES" w:eastAsia="es-ES"/>
-          <w14:ligatures w14:val="none"/>
-        </w:rPr>
-        <w:t>cumpla</w:t>
-      </w:r>
-      <w:r>
-        <w:rPr>
-          <w:rFonts w:ascii="Arial Narrow" w:eastAsia="Times New Roman" w:hAnsi="Arial Narrow" w:cs="Arial"/>
-          <w:color w:val="000000"/>
-          <w:kern w:val="0"/>
-          <w:lang w:val="es-ES" w:eastAsia="es-ES"/>
-          <w14:ligatures w14:val="none"/>
-        </w:rPr>
-        <w:t xml:space="preserve"> con: </w:t>
-      </w:r>
-      <w:r>
-        <w:rPr>
-          <w:rFonts w:ascii="Arial Narrow" w:eastAsia="Times New Roman" w:hAnsi="Arial Narrow" w:cs="Arial"/>
-          <w:color w:val="000000"/>
-          <w:kern w:val="0"/>
-          <w:lang w:val="es-ES" w:eastAsia="es-ES"/>
-          <w14:ligatures w14:val="none"/>
-        </w:rPr>
-        <w:t xml:space="preserve">(i) presentar una copia debidamente suscrita de la Póliza del Seguro de Protección de Pagos – Certificado </w:t>
-      </w:r>
-      <w:proofErr w:type="spellStart"/>
-      <w:r>
-        <w:rPr>
-          <w:rFonts w:ascii="Arial Narrow" w:eastAsia="Times New Roman" w:hAnsi="Arial Narrow" w:cs="Arial"/>
-          <w:color w:val="000000"/>
-          <w:kern w:val="0"/>
-          <w:lang w:val="es-ES" w:eastAsia="es-ES"/>
-          <w14:ligatures w14:val="none"/>
-        </w:rPr>
-        <w:t/>
-      </w:r>
-      <w:proofErr w:type="spellEnd"/>
-      <w:r>
-        <w:rPr>
-          <w:rFonts w:ascii="Arial Narrow" w:eastAsia="Times New Roman" w:hAnsi="Arial Narrow" w:cs="Arial"/>
-          <w:color w:val="000000"/>
-          <w:kern w:val="0"/>
-          <w:lang w:val="es-ES" w:eastAsia="es-ES"/>
-          <w14:ligatures w14:val="none"/>
-        </w:rPr>
-        <w:t xml:space="preserve"> 063626185002867442 materia de denuncia, así como el cargo de remisión de la póliza; (</w:t>
-      </w:r>
-      <w:proofErr w:type="spellStart"/>
-      <w:r>
-        <w:rPr>
-          <w:rFonts w:ascii="Arial Narrow" w:eastAsia="Times New Roman" w:hAnsi="Arial Narrow" w:cs="Arial"/>
-          <w:color w:val="000000"/>
-          <w:kern w:val="0"/>
-          <w:lang w:val="es-ES" w:eastAsia="es-ES"/>
-          <w14:ligatures w14:val="none"/>
-        </w:rPr>
-        <w:t>ii</w:t>
-      </w:r>
-      <w:proofErr w:type="spellEnd"/>
-      <w:r>
-        <w:rPr>
-          <w:rFonts w:ascii="Arial Narrow" w:eastAsia="Times New Roman" w:hAnsi="Arial Narrow" w:cs="Arial"/>
-          <w:color w:val="000000"/>
-          <w:kern w:val="0"/>
-          <w:lang w:val="es-ES" w:eastAsia="es-ES"/>
-          <w14:ligatures w14:val="none"/>
-        </w:rPr>
-        <w:t>) presentar los medios probatorios que acrediten que la negativa de otorgamiento de cobertura fue justificada y, (</w:t>
-      </w:r>
-      <w:proofErr w:type="spellStart"/>
-      <w:r>
-        <w:rPr>
-          <w:rFonts w:ascii="Arial Narrow" w:eastAsia="Times New Roman" w:hAnsi="Arial Narrow" w:cs="Arial"/>
-          <w:color w:val="000000"/>
-          <w:kern w:val="0"/>
-          <w:lang w:val="es-ES" w:eastAsia="es-ES"/>
-          <w14:ligatures w14:val="none"/>
-        </w:rPr>
-        <w:t>iii</w:t>
-      </w:r>
-      <w:proofErr w:type="spellEnd"/>
-      <w:r>
-        <w:rPr>
-          <w:rFonts w:ascii="Arial Narrow" w:eastAsia="Times New Roman" w:hAnsi="Arial Narrow" w:cs="Arial"/>
-          <w:color w:val="000000"/>
-          <w:kern w:val="0"/>
-          <w:lang w:val="es-ES" w:eastAsia="es-ES"/>
-          <w14:ligatures w14:val="none"/>
-        </w:rPr>
-        <w:t>) presentar todas las comunicaciones cursadas con la parte denunciante en virtud de los hechos materia de denuncia</w:t>
-      </w:r>
-      <w:r>
-        <w:rPr>
-          <w:rFonts w:ascii="Arial Narrow" w:eastAsia="Times New Roman" w:hAnsi="Arial Narrow" w:cs="Arial"/>
-          <w:color w:val="000000"/>
-          <w:kern w:val="0"/>
-          <w:lang w:val="es-ES" w:eastAsia="es-ES"/>
-          <w14:ligatures w14:val="none"/>
+          <ns2:ligatures ns2:val="none"/>
         </w:rPr>
         <w:t>.</w:t>
       </w:r>
     </w:p>
-    <w:p>
-      <w:pPr>
-        <w:spacing w:after="0" w:line="240" w:lineRule="auto"/>
-        <w:jc w:val="both"/>
-        <w:rPr>
-          <w:rFonts w:ascii="Arial Narrow" w:eastAsia="Times New Roman" w:hAnsi="Arial Narrow" w:cs="Arial"/>
-          <w:color w:val="000000"/>
-          <w:kern w:val="0"/>
-          <w:lang w:val="es-ES" w:eastAsia="es-ES"/>
-          <w14:ligatures w14:val="none"/>
-        </w:rPr>
-      </w:pPr>
-    </w:p>
-    <w:p>
-      <w:pPr>
-        <w:spacing w:after="0" w:line="240" w:lineRule="auto"/>
-        <w:jc w:val="both"/>
-        <w:rPr>
-          <w:rFonts w:ascii="Arial Narrow" w:eastAsia="Times New Roman" w:hAnsi="Arial Narrow" w:cs="Arial"/>
-          <w:color w:val="000000"/>
-          <w:kern w:val="0"/>
-          <w:lang w:val="es-ES" w:eastAsia="es-ES"/>
-          <w14:ligatures w14:val="none"/>
-        </w:rPr>
-      </w:pPr>
-      <w:r>
-        <w:rPr>
-          <w:rFonts w:ascii="Arial Narrow" w:eastAsia="Arial Narrow" w:hAnsi="Arial Narrow" w:cs="Arial Narrow"/>
-          <w:b/>
-          <w:color w:val="000000"/>
-          <w:kern w:val="0"/>
-          <w:lang w:eastAsia="es-PE"/>
-          <w14:ligatures w14:val="none"/>
-        </w:rPr>
-        <w:t xml:space="preserve">SEXTO: </w:t>
-      </w:r>
-      <w:r>
-        <w:rPr>
-          <w:rFonts w:ascii="Arial Narrow" w:eastAsia="Times New Roman" w:hAnsi="Arial Narrow" w:cs="Arial"/>
-          <w:color w:val="000000"/>
-          <w:kern w:val="0"/>
-          <w:lang w:eastAsia="es-ES"/>
-          <w14:ligatures w14:val="none"/>
-        </w:rPr>
-        <w:t xml:space="preserve">requerir </w:t>
-      </w:r>
-      <w:r>
-        <w:rPr>
-          <w:rFonts w:ascii="Arial Narrow" w:eastAsia="Times New Roman" w:hAnsi="Arial Narrow" w:cs="Arial"/>
-          <w:color w:val="000000"/>
-          <w:kern w:val="0"/>
-          <w:lang w:val="es-ES" w:eastAsia="es-ES"/>
-          <w14:ligatures w14:val="none"/>
-        </w:rPr>
-        <w:t xml:space="preserve">que, en un </w:t>
-      </w:r>
-      <w:r>
-        <w:rPr>
-          <w:rFonts w:ascii="Arial Narrow" w:eastAsia="Times New Roman" w:hAnsi="Arial Narrow" w:cs="Arial"/>
-          <w:color w:val="000000"/>
-          <w:kern w:val="0"/>
-          <w:lang w:eastAsia="es-ES"/>
-          <w14:ligatures w14:val="none"/>
-        </w:rPr>
-        <w:t xml:space="preserve">plazo no mayor de cinco (5) días hábiles contado a partir del día siguiente de la notificación de la presente resolución, </w:t>
-      </w:r>
-      <w:r>
-        <w:rPr>
-          <w:rFonts w:ascii="Arial Narrow" w:eastAsia="Arial Narrow" w:hAnsi="Arial Narrow" w:cs="Arial Narrow"/>
-          <w:bCs/>
-        </w:rPr>
-        <w:t>Scotiabank Perú S.A.A</w:t>
-      </w:r>
-      <w:r>
-        <w:rPr>
-          <w:rFonts w:ascii="Arial Narrow" w:eastAsia="Times New Roman" w:hAnsi="Arial Narrow" w:cs="Times New Roman"/>
-          <w:color w:val="000000"/>
-          <w:kern w:val="0"/>
-          <w:shd w:val="clear" w:color="auto" w:fill="FFFFFF"/>
-          <w:lang w:eastAsia="es-PE"/>
-          <w14:ligatures w14:val="none"/>
-        </w:rPr>
-        <w:t>.</w:t>
-      </w:r>
-      <w:r>
-        <w:rPr>
-          <w:rFonts w:ascii="Arial Narrow" w:eastAsia="Times New Roman" w:hAnsi="Arial Narrow" w:cs="Arial"/>
-          <w:color w:val="000000"/>
-          <w:kern w:val="0"/>
-          <w:lang w:eastAsia="es-ES"/>
-          <w14:ligatures w14:val="none"/>
-        </w:rPr>
-        <w:t>,</w:t>
-      </w:r>
-      <w:r>
-        <w:rPr>
-          <w:rFonts w:ascii="Arial Narrow" w:eastAsia="Times New Roman" w:hAnsi="Arial Narrow" w:cs="Arial"/>
-          <w:color w:val="000000"/>
-          <w:kern w:val="0"/>
-          <w:lang w:eastAsia="es-ES"/>
-          <w14:ligatures w14:val="none"/>
-        </w:rPr>
-        <w:t xml:space="preserve"> </w:t>
-      </w:r>
-      <w:r>
-        <w:rPr>
-          <w:rFonts w:ascii="Arial Narrow" w:eastAsia="Times New Roman" w:hAnsi="Arial Narrow" w:cs="Arial"/>
-          <w:color w:val="000000"/>
-          <w:kern w:val="0"/>
-          <w:lang w:val="es-ES" w:eastAsia="es-ES"/>
-          <w14:ligatures w14:val="none"/>
-        </w:rPr>
-        <w:t xml:space="preserve">cumpla con: </w:t>
-      </w:r>
-      <w:r>
-        <w:rPr>
-          <w:rFonts w:ascii="Arial Narrow" w:eastAsia="Times New Roman" w:hAnsi="Arial Narrow" w:cs="Arial"/>
-          <w:color w:val="000000"/>
-          <w:kern w:val="0"/>
-          <w:lang w:val="es-ES" w:eastAsia="es-ES"/>
-          <w14:ligatures w14:val="none"/>
-        </w:rPr>
-        <w:t xml:space="preserve">(i) presentar una copia debidamente suscrita de la Póliza del Seguro de Protección de Pagos – Certificado </w:t>
-      </w:r>
-      <w:proofErr w:type="spellStart"/>
-      <w:r>
-        <w:rPr>
-          <w:rFonts w:ascii="Arial Narrow" w:eastAsia="Times New Roman" w:hAnsi="Arial Narrow" w:cs="Arial"/>
-          <w:color w:val="000000"/>
-          <w:kern w:val="0"/>
-          <w:lang w:val="es-ES" w:eastAsia="es-ES"/>
-          <w14:ligatures w14:val="none"/>
-        </w:rPr>
-        <w:t/>
-      </w:r>
-      <w:proofErr w:type="spellEnd"/>
-      <w:r>
-        <w:rPr>
-          <w:rFonts w:ascii="Arial Narrow" w:eastAsia="Times New Roman" w:hAnsi="Arial Narrow" w:cs="Arial"/>
-          <w:color w:val="000000"/>
-          <w:kern w:val="0"/>
-          <w:lang w:val="es-ES" w:eastAsia="es-ES"/>
-          <w14:ligatures w14:val="none"/>
-        </w:rPr>
-        <w:t xml:space="preserve"> 063626185002867442 materia de denuncia, así como el cargo de remisión de la póliza; y, (</w:t>
-      </w:r>
-      <w:proofErr w:type="spellStart"/>
-      <w:r>
-        <w:rPr>
-          <w:rFonts w:ascii="Arial Narrow" w:eastAsia="Times New Roman" w:hAnsi="Arial Narrow" w:cs="Arial"/>
-          <w:color w:val="000000"/>
-          <w:kern w:val="0"/>
-          <w:lang w:val="es-ES" w:eastAsia="es-ES"/>
-          <w14:ligatures w14:val="none"/>
-        </w:rPr>
-        <w:t>ii</w:t>
-      </w:r>
-      <w:proofErr w:type="spellEnd"/>
-      <w:r>
-        <w:rPr>
-          <w:rFonts w:ascii="Arial Narrow" w:eastAsia="Times New Roman" w:hAnsi="Arial Narrow" w:cs="Arial"/>
-          <w:color w:val="000000"/>
-          <w:kern w:val="0"/>
-          <w:lang w:val="es-ES" w:eastAsia="es-ES"/>
-          <w14:ligatures w14:val="none"/>
-        </w:rPr>
-        <w:t>) presentar todas las comunicaciones cursadas con la parte denunciante en virtud de los hechos materia de denuncia</w:t>
-      </w:r>
-      <w:r>
-        <w:rPr>
-          <w:rFonts w:ascii="Arial Narrow" w:eastAsia="Times New Roman" w:hAnsi="Arial Narrow" w:cs="Arial"/>
-          <w:color w:val="000000"/>
-          <w:kern w:val="0"/>
-          <w:lang w:val="es-ES" w:eastAsia="es-ES"/>
-          <w14:ligatures w14:val="none"/>
-        </w:rPr>
-        <w:t>.</w:t>
-      </w:r>
-    </w:p>
-    <w:p>
+    <w:p ns2:paraId="61AD8504" ns2:textId="77777777">
       <w:pPr>
         <w:spacing w:after="0" w:line="240" w:lineRule="auto"/>
         <w:jc w:val="both"/>
@@ -5238,30 +5087,30 @@
           <w:color w:val="000000"/>
           <w:kern w:val="0"/>
           <w:lang w:val="es-ES" w:eastAsia="es-PE"/>
-          <w14:ligatures w14:val="none"/>
-        </w:rPr>
-      </w:pPr>
-    </w:p>
-    <w:p>
-      <w:pPr>
-        <w:spacing w:after="0" w:line="240" w:lineRule="auto"/>
-        <w:jc w:val="both"/>
-        <w:rPr>
-          <w:rFonts w:ascii="Arial Narrow" w:eastAsia="Arial Narrow" w:hAnsi="Arial Narrow" w:cs="Arial Narrow"/>
-          <w:color w:val="000000"/>
-          <w:kern w:val="0"/>
-          <w:lang w:eastAsia="es-PE"/>
-          <w14:ligatures w14:val="none"/>
-        </w:rPr>
-      </w:pPr>
-      <w:r>
-        <w:rPr>
-          <w:rFonts w:ascii="Arial Narrow" w:eastAsia="Arial Narrow" w:hAnsi="Arial Narrow" w:cs="Arial Narrow"/>
-          <w:b/>
-          <w:color w:val="000000"/>
-          <w:kern w:val="0"/>
-          <w:lang w:eastAsia="es-PE"/>
-          <w14:ligatures w14:val="none"/>
+          <ns2:ligatures ns2:val="none"/>
+        </w:rPr>
+      </w:pPr>
+    </w:p>
+    <w:p ns2:paraId="58D4E496" ns2:textId="77777777">
+      <w:pPr>
+        <w:spacing w:after="0" w:line="240" w:lineRule="auto"/>
+        <w:jc w:val="both"/>
+        <w:rPr>
+          <w:rFonts w:ascii="Arial Narrow" w:eastAsia="Arial Narrow" w:hAnsi="Arial Narrow" w:cs="Arial Narrow"/>
+          <w:color w:val="000000"/>
+          <w:kern w:val="0"/>
+          <w:lang w:eastAsia="es-PE"/>
+          <ns2:ligatures ns2:val="none"/>
+        </w:rPr>
+      </w:pPr>
+      <w:r>
+        <w:rPr>
+          <w:rFonts w:ascii="Arial Narrow" w:eastAsia="Arial Narrow" w:hAnsi="Arial Narrow" w:cs="Arial Narrow"/>
+          <w:b/>
+          <w:color w:val="000000"/>
+          <w:kern w:val="0"/>
+          <w:lang w:eastAsia="es-PE"/>
+          <ns2:ligatures ns2:val="none"/>
         </w:rPr>
         <w:lastRenderedPageBreak/>
         <w:t>SÉTIMO:</w:t>
@@ -5272,7 +5121,7 @@
           <w:color w:val="000000"/>
           <w:kern w:val="0"/>
           <w:lang w:eastAsia="es-PE"/>
-          <w14:ligatures w14:val="none"/>
+          <ns2:ligatures ns2:val="none"/>
         </w:rPr>
         <w:t xml:space="preserve"> </w:t>
       </w:r>
@@ -5283,7 +5132,7 @@
           <w:color w:val="000000"/>
           <w:kern w:val="0"/>
           <w:lang w:eastAsia="es-PE"/>
-          <w14:ligatures w14:val="none"/>
+          <ns2:ligatures ns2:val="none"/>
         </w:rPr>
         <w:t>informar a las partes que el artículo 110</w:t>
       </w:r>
@@ -5293,7 +5142,7 @@
           <w:color w:val="000000"/>
           <w:kern w:val="0"/>
           <w:lang w:eastAsia="es-PE"/>
-          <w14:ligatures w14:val="none"/>
+          <ns2:ligatures ns2:val="none"/>
         </w:rPr>
         <w:t/>
       </w:r>
@@ -5303,7 +5152,7 @@
           <w:color w:val="000000"/>
           <w:kern w:val="0"/>
           <w:lang w:eastAsia="es-PE"/>
-          <w14:ligatures w14:val="none"/>
+          <ns2:ligatures ns2:val="none"/>
         </w:rPr>
         <w:t xml:space="preserve"> de la Ley 29571, Código de Protección y Defensa del Consumidor</w:t>
       </w:r>
@@ -5315,7 +5164,7 @@
           <w:kern w:val="0"/>
           <w:vertAlign w:val="superscript"/>
           <w:lang w:eastAsia="es-PE"/>
-          <w14:ligatures w14:val="none"/>
+          <ns2:ligatures ns2:val="none"/>
         </w:rPr>
         <w:footnoteReference w:id="7"/>
       </w:r>
@@ -5325,7 +5174,7 @@
           <w:color w:val="000000"/>
           <w:kern w:val="0"/>
           <w:lang w:eastAsia="es-PE"/>
-          <w14:ligatures w14:val="none"/>
+          <ns2:ligatures ns2:val="none"/>
         </w:rPr>
         <w:t>, faculta a la Comisión a calificar las infracciones de la referida norma como leves, graves o muy graves e imponer sanciones que van desde una amonestación hasta una multa por un máximo de 450 Unidades Impositivas Tributarias, sin perjuicio de las medidas correctivas, reparadoras y complementarias, que puedan ordenarse de acuerdo a lo estipulado en los artículos 114</w:t>
       </w:r>
@@ -5335,7 +5184,7 @@
           <w:color w:val="000000"/>
           <w:kern w:val="0"/>
           <w:lang w:eastAsia="es-PE"/>
-          <w14:ligatures w14:val="none"/>
+          <ns2:ligatures ns2:val="none"/>
         </w:rPr>
         <w:t/>
       </w:r>
@@ -5345,7 +5194,7 @@
           <w:color w:val="000000"/>
           <w:kern w:val="0"/>
           <w:lang w:eastAsia="es-PE"/>
-          <w14:ligatures w14:val="none"/>
+          <ns2:ligatures ns2:val="none"/>
         </w:rPr>
         <w:t>, 115</w:t>
       </w:r>
@@ -5355,7 +5204,7 @@
           <w:color w:val="000000"/>
           <w:kern w:val="0"/>
           <w:lang w:eastAsia="es-PE"/>
-          <w14:ligatures w14:val="none"/>
+          <ns2:ligatures ns2:val="none"/>
         </w:rPr>
         <w:t/>
       </w:r>
@@ -5365,7 +5214,7 @@
           <w:color w:val="000000"/>
           <w:kern w:val="0"/>
           <w:lang w:eastAsia="es-PE"/>
-          <w14:ligatures w14:val="none"/>
+          <ns2:ligatures ns2:val="none"/>
         </w:rPr>
         <w:t xml:space="preserve"> y 116</w:t>
       </w:r>
@@ -5375,7 +5224,7 @@
           <w:color w:val="000000"/>
           <w:kern w:val="0"/>
           <w:lang w:eastAsia="es-PE"/>
-          <w14:ligatures w14:val="none"/>
+          <ns2:ligatures ns2:val="none"/>
         </w:rPr>
         <w:t/>
       </w:r>
@@ -5385,7 +5234,7 @@
           <w:color w:val="000000"/>
           <w:kern w:val="0"/>
           <w:lang w:eastAsia="es-PE"/>
-          <w14:ligatures w14:val="none"/>
+          <ns2:ligatures ns2:val="none"/>
         </w:rPr>
         <w:t xml:space="preserve"> de la referida norma</w:t>
       </w:r>
@@ -5397,7 +5246,7 @@
           <w:kern w:val="0"/>
           <w:vertAlign w:val="superscript"/>
           <w:lang w:eastAsia="es-PE"/>
-          <w14:ligatures w14:val="none"/>
+          <ns2:ligatures ns2:val="none"/>
         </w:rPr>
         <w:footnoteReference w:id="8"/>
       </w:r>
@@ -5407,7 +5256,7 @@
           <w:color w:val="000000"/>
           <w:kern w:val="0"/>
           <w:lang w:eastAsia="es-PE"/>
-          <w14:ligatures w14:val="none"/>
+          <ns2:ligatures ns2:val="none"/>
         </w:rPr>
         <w:t xml:space="preserve">. </w:t>
       </w:r>
@@ -5418,7 +5267,7 @@
           <w:color w:val="000000"/>
           <w:kern w:val="0"/>
           <w:lang w:eastAsia="es-PE"/>
-          <w14:ligatures w14:val="none"/>
+          <ns2:ligatures ns2:val="none"/>
         </w:rPr>
         <w:lastRenderedPageBreak/>
         <w:t>Asimismo, se consideran circunstancias atenuantes para la graduación de la sanción, el allanamiento de la denuncia o el reconocimiento de las pretensiones en ella contenidas, de acuerdo con el artículo 112</w:t>
@@ -5429,7 +5278,7 @@
           <w:color w:val="000000"/>
           <w:kern w:val="0"/>
           <w:lang w:eastAsia="es-PE"/>
-          <w14:ligatures w14:val="none"/>
+          <ns2:ligatures ns2:val="none"/>
         </w:rPr>
         <w:t/>
       </w:r>
@@ -5439,7 +5288,7 @@
           <w:color w:val="000000"/>
           <w:kern w:val="0"/>
           <w:lang w:eastAsia="es-PE"/>
-          <w14:ligatures w14:val="none"/>
+          <ns2:ligatures ns2:val="none"/>
         </w:rPr>
         <w:t xml:space="preserve"> del Código</w:t>
       </w:r>
@@ -5451,7 +5300,7 @@
           <w:kern w:val="0"/>
           <w:vertAlign w:val="superscript"/>
           <w:lang w:eastAsia="es-PE"/>
-          <w14:ligatures w14:val="none"/>
+          <ns2:ligatures ns2:val="none"/>
         </w:rPr>
         <w:footnoteReference w:id="9"/>
       </w:r>
@@ -5461,12 +5310,12 @@
           <w:color w:val="000000"/>
           <w:kern w:val="0"/>
           <w:lang w:eastAsia="es-PE"/>
-          <w14:ligatures w14:val="none"/>
+          <ns2:ligatures ns2:val="none"/>
         </w:rPr>
         <w:t>.</w:t>
       </w:r>
     </w:p>
-    <w:p>
+    <w:p ns2:paraId="7A5236A4" ns2:textId="77777777">
       <w:pPr>
         <w:shd w:val="clear" w:color="auto" w:fill="FFFFFF"/>
         <w:spacing w:after="0" w:line="240" w:lineRule="auto"/>
@@ -5477,11 +5326,11 @@
           <w:color w:val="000000"/>
           <w:kern w:val="0"/>
           <w:lang w:eastAsia="es-PE"/>
-          <w14:ligatures w14:val="none"/>
-        </w:rPr>
-      </w:pPr>
-    </w:p>
-    <w:p>
+          <ns2:ligatures ns2:val="none"/>
+        </w:rPr>
+      </w:pPr>
+    </w:p>
+    <w:p ns2:paraId="3F071DDA" ns2:textId="77777777">
       <w:pPr>
         <w:shd w:val="clear" w:color="auto" w:fill="FFFFFF"/>
         <w:spacing w:after="0" w:line="240" w:lineRule="auto"/>
@@ -5491,7 +5340,7 @@
           <w:color w:val="000000"/>
           <w:kern w:val="0"/>
           <w:lang w:eastAsia="es-PE"/>
-          <w14:ligatures w14:val="none"/>
+          <ns2:ligatures ns2:val="none"/>
         </w:rPr>
       </w:pPr>
       <w:r>
@@ -5500,7 +5349,7 @@
           <w:b/>
           <w:bCs/>
           <w:kern w:val="0"/>
-          <w14:ligatures w14:val="none"/>
+          <ns2:ligatures ns2:val="none"/>
         </w:rPr>
         <w:t>OCTAVO</w:t>
       </w:r>
@@ -5511,7 +5360,7 @@
           <w:color w:val="000000"/>
           <w:kern w:val="0"/>
           <w:lang w:eastAsia="es-PE"/>
-          <w14:ligatures w14:val="none"/>
+          <ns2:ligatures ns2:val="none"/>
         </w:rPr>
         <w:t>:</w:t>
       </w:r>
@@ -5521,7 +5370,7 @@
           <w:color w:val="000000"/>
           <w:kern w:val="0"/>
           <w:lang w:eastAsia="es-PE"/>
-          <w14:ligatures w14:val="none"/>
+          <ns2:ligatures ns2:val="none"/>
         </w:rPr>
         <w:t xml:space="preserve"> informar a las partes que conforme a lo establecido en el artículo 39</w:t>
       </w:r>
@@ -5531,7 +5380,7 @@
           <w:color w:val="000000"/>
           <w:kern w:val="0"/>
           <w:lang w:eastAsia="es-PE"/>
-          <w14:ligatures w14:val="none"/>
+          <ns2:ligatures ns2:val="none"/>
         </w:rPr>
         <w:t/>
       </w:r>
@@ -5541,12 +5390,12 @@
           <w:color w:val="000000"/>
           <w:kern w:val="0"/>
           <w:lang w:eastAsia="es-PE"/>
-          <w14:ligatures w14:val="none"/>
+          <ns2:ligatures ns2:val="none"/>
         </w:rPr>
         <w:t xml:space="preserve"> de la Ley sobre Facultades, Normas y Organización del Indecopi, aprobada por Decreto Legislativo 807, los gastos por los peritajes realizados, actuación de pruebas, inspecciones y otros derivados de la tramitación del proceso serán de cargo de la parte que solicita la prueba, salvo pacto en contrario. En todos los casos, la resolución final determinará si los gastos deben ser asumidos por alguna de las partes, o reembolsados a la otra parte o al Indecopi, según sea el caso, de manera adicional a la sanción que haya podido imponerse. </w:t>
       </w:r>
     </w:p>
-    <w:p>
+    <w:p ns2:paraId="0F10F9CF" ns2:textId="77777777">
       <w:pPr>
         <w:shd w:val="clear" w:color="auto" w:fill="FFFFFF"/>
         <w:spacing w:after="0" w:line="240" w:lineRule="auto"/>
@@ -5556,11 +5405,11 @@
           <w:color w:val="000000"/>
           <w:kern w:val="0"/>
           <w:lang w:eastAsia="es-PE"/>
-          <w14:ligatures w14:val="none"/>
-        </w:rPr>
-      </w:pPr>
-    </w:p>
-    <w:p>
+          <ns2:ligatures ns2:val="none"/>
+        </w:rPr>
+      </w:pPr>
+    </w:p>
+    <w:p ns2:paraId="194C23DD" ns2:textId="77777777">
       <w:pPr>
         <w:suppressAutoHyphens/>
         <w:spacing w:after="0" w:line="240" w:lineRule="auto"/>
@@ -5569,7 +5418,7 @@
           <w:rFonts w:ascii="Arial Narrow" w:eastAsia="Calibri" w:hAnsi="Arial Narrow" w:cs="Arial"/>
           <w:kern w:val="0"/>
           <w:u w:val="single"/>
-          <w14:ligatures w14:val="none"/>
+          <ns2:ligatures ns2:val="none"/>
         </w:rPr>
       </w:pPr>
       <w:r>
@@ -5579,7 +5428,7 @@
           <w:color w:val="000000"/>
           <w:kern w:val="0"/>
           <w:lang w:eastAsia="es-PE"/>
-          <w14:ligatures w14:val="none"/>
+          <ns2:ligatures ns2:val="none"/>
         </w:rPr>
         <w:t>NOVENO</w:t>
       </w:r>
@@ -5588,7 +5437,7 @@
           <w:rFonts w:ascii="Arial Narrow" w:eastAsia="Calibri" w:hAnsi="Arial Narrow" w:cs="Arial"/>
           <w:b/>
           <w:kern w:val="0"/>
-          <w14:ligatures w14:val="none"/>
+          <ns2:ligatures ns2:val="none"/>
         </w:rPr>
         <w:t>:</w:t>
       </w:r>
@@ -5596,7 +5445,7 @@
         <w:rPr>
           <w:rFonts w:ascii="Arial Narrow" w:eastAsia="Calibri" w:hAnsi="Arial Narrow" w:cs="Arial"/>
           <w:kern w:val="0"/>
-          <w14:ligatures w14:val="none"/>
+          <ns2:ligatures ns2:val="none"/>
         </w:rPr>
         <w:t xml:space="preserve"> comunicar a las partes que, </w:t>
       </w:r>
@@ -5605,7 +5454,7 @@
         <w:rPr>
           <w:rFonts w:ascii="Arial Narrow" w:eastAsia="Calibri" w:hAnsi="Arial Narrow" w:cs="Arial"/>
           <w:kern w:val="0"/>
-          <w14:ligatures w14:val="none"/>
+          <ns2:ligatures ns2:val="none"/>
         </w:rPr>
         <w:t>de acuerdo a</w:t>
       </w:r>
@@ -5614,7 +5463,7 @@
         <w:rPr>
           <w:rFonts w:ascii="Arial Narrow" w:eastAsia="Calibri" w:hAnsi="Arial Narrow" w:cs="Arial"/>
           <w:kern w:val="0"/>
-          <w14:ligatures w14:val="none"/>
+          <ns2:ligatures ns2:val="none"/>
         </w:rPr>
         <w:t xml:space="preserve"> lo señalado por el artículo 29</w:t>
       </w:r>
@@ -5624,7 +5473,7 @@
           <w:color w:val="000000"/>
           <w:kern w:val="0"/>
           <w:lang w:eastAsia="es-PE"/>
-          <w14:ligatures w14:val="none"/>
+          <ns2:ligatures ns2:val="none"/>
         </w:rPr>
         <w:t/>
       </w:r>
@@ -5632,7 +5481,7 @@
         <w:rPr>
           <w:rFonts w:ascii="Arial Narrow" w:eastAsia="Calibri" w:hAnsi="Arial Narrow" w:cs="Arial"/>
           <w:kern w:val="0"/>
-          <w14:ligatures w14:val="none"/>
+          <ns2:ligatures ns2:val="none"/>
         </w:rPr>
         <w:t xml:space="preserve"> del Decreto Legislativo </w:t>
       </w:r>
@@ -5641,7 +5490,7 @@
         <w:rPr>
           <w:rFonts w:ascii="Arial Narrow" w:eastAsia="Calibri" w:hAnsi="Arial Narrow" w:cs="Arial"/>
           <w:kern w:val="0"/>
-          <w14:ligatures w14:val="none"/>
+          <ns2:ligatures ns2:val="none"/>
         </w:rPr>
         <w:t/>
       </w:r>
@@ -5650,7 +5499,7 @@
         <w:rPr>
           <w:rFonts w:ascii="Arial Narrow" w:eastAsia="Calibri" w:hAnsi="Arial Narrow" w:cs="Arial"/>
           <w:kern w:val="0"/>
-          <w14:ligatures w14:val="none"/>
+          <ns2:ligatures ns2:val="none"/>
         </w:rPr>
         <w:t xml:space="preserve"> 807</w:t>
       </w:r>
@@ -5660,7 +5509,7 @@
           <w:rFonts w:ascii="Arial Narrow" w:eastAsia="Calibri" w:hAnsi="Arial Narrow" w:cs="Arial"/>
           <w:kern w:val="0"/>
           <w:vertAlign w:val="superscript"/>
-          <w14:ligatures w14:val="none"/>
+          <ns2:ligatures ns2:val="none"/>
         </w:rPr>
         <w:footnoteReference w:id="10"/>
       </w:r>
@@ -5668,7 +5517,7 @@
         <w:rPr>
           <w:rFonts w:ascii="Arial Narrow" w:eastAsia="Calibri" w:hAnsi="Arial Narrow" w:cs="Arial"/>
           <w:kern w:val="0"/>
-          <w14:ligatures w14:val="none"/>
+          <ns2:ligatures ns2:val="none"/>
         </w:rPr>
         <w:t xml:space="preserve">, hasta antes de la emisión de la Resolución Final tienen la posibilidad de solicitar una audiencia de conciliación. En caso deleguen a favor de una tercera persona su actuación en la diligencia programada, esta deberá presentar un poder especial con firma legalizada ante Notario Público, donde conste </w:t>
       </w:r>
@@ -5677,7 +5526,7 @@
           <w:rFonts w:ascii="Arial Narrow" w:eastAsia="Calibri" w:hAnsi="Arial Narrow" w:cs="Arial"/>
           <w:kern w:val="0"/>
           <w:u w:val="single"/>
-          <w14:ligatures w14:val="none"/>
+          <ns2:ligatures ns2:val="none"/>
         </w:rPr>
         <w:t>expresamente su facultad para asistir y conciliar en su representación</w:t>
       </w:r>
@@ -5686,7 +5535,7 @@
           <w:rFonts w:ascii="Arial Narrow" w:eastAsia="Calibri" w:hAnsi="Arial Narrow" w:cs="Arial"/>
           <w:bCs/>
           <w:kern w:val="0"/>
-          <w14:ligatures w14:val="none"/>
+          <ns2:ligatures ns2:val="none"/>
         </w:rPr>
         <w:t>.</w:t>
       </w:r>
@@ -5696,7 +5545,7 @@
           <w:b/>
           <w:bCs/>
           <w:kern w:val="0"/>
-          <w14:ligatures w14:val="none"/>
+          <ns2:ligatures ns2:val="none"/>
         </w:rPr>
         <w:t xml:space="preserve"> </w:t>
       </w:r>
@@ -5705,12 +5554,12 @@
           <w:rFonts w:ascii="Arial Narrow" w:eastAsia="Calibri" w:hAnsi="Arial Narrow" w:cs="Arial"/>
           <w:kern w:val="0"/>
           <w:u w:val="single"/>
-          <w14:ligatures w14:val="none"/>
+          <ns2:ligatures ns2:val="none"/>
         </w:rPr>
         <w:t xml:space="preserve">Ello bajo apercibimiento de no realizar la audiencia de conciliación y levantar el acta de inasistencia correspondiente. </w:t>
       </w:r>
     </w:p>
-    <w:p>
+    <w:p ns2:paraId="19088877" ns2:textId="77777777">
       <w:pPr>
         <w:suppressAutoHyphens/>
         <w:spacing w:after="0" w:line="240" w:lineRule="auto"/>
@@ -5719,11 +5568,11 @@
           <w:rFonts w:ascii="Arial Narrow" w:eastAsia="Calibri" w:hAnsi="Arial Narrow" w:cs="Arial"/>
           <w:kern w:val="0"/>
           <w:u w:val="single"/>
-          <w14:ligatures w14:val="none"/>
-        </w:rPr>
-      </w:pPr>
-    </w:p>
-    <w:p>
+          <ns2:ligatures ns2:val="none"/>
+        </w:rPr>
+      </w:pPr>
+    </w:p>
+    <w:p ns2:paraId="7767F307" ns2:textId="77777777">
       <w:pPr>
         <w:suppressAutoHyphens/>
         <w:spacing w:after="0" w:line="240" w:lineRule="auto"/>
@@ -5740,7 +5589,7 @@
           <w:b/>
           <w:spacing w:val="-3"/>
           <w:kern w:val="0"/>
-          <w14:ligatures w14:val="none"/>
+          <ns2:ligatures ns2:val="none"/>
         </w:rPr>
         <w:lastRenderedPageBreak/>
         <w:t>DÉCIMO</w:t>
@@ -5752,7 +5601,7 @@
           <w:color w:val="000000"/>
           <w:kern w:val="0"/>
           <w:lang w:eastAsia="es-PE"/>
-          <w14:ligatures w14:val="none"/>
+          <ns2:ligatures ns2:val="none"/>
         </w:rPr>
         <w:t>:</w:t>
       </w:r>
@@ -5762,14 +5611,14 @@
           <w:color w:val="000000"/>
           <w:kern w:val="0"/>
           <w:lang w:eastAsia="es-PE"/>
-          <w14:ligatures w14:val="none"/>
+          <ns2:ligatures ns2:val="none"/>
         </w:rPr>
         <w:t xml:space="preserve"> poner en conocimiento de las partes que, antes de la emisión de la Resolución Final, tienen la posibilidad de formular su desistimiento o presentar el acuerdo arribado mediante la conciliación, mediación, transacción o cualquier otro que, de forma indubitable, deje constancia que se ha solucionado la controversia materia de denuncia.</w:t>
       </w:r>
       <w:bookmarkStart w:id="12" w:name="h.gjdgxs" w:colFirst="0" w:colLast="0"/>
       <w:bookmarkEnd w:id="12"/>
     </w:p>
-    <w:p>
+    <w:p ns2:paraId="69E33D6A" ns2:textId="77777777">
       <w:pPr>
         <w:suppressAutoHyphens/>
         <w:spacing w:after="0" w:line="240" w:lineRule="auto"/>
@@ -5779,11 +5628,11 @@
           <w:color w:val="000000"/>
           <w:kern w:val="0"/>
           <w:lang w:eastAsia="es-PE"/>
-          <w14:ligatures w14:val="none"/>
-        </w:rPr>
-      </w:pPr>
-    </w:p>
-    <w:p>
+          <ns2:ligatures ns2:val="none"/>
+        </w:rPr>
+      </w:pPr>
+    </w:p>
+    <w:p ns2:paraId="4DB7FEAC" ns2:textId="113D6CA4">
       <w:pPr>
         <w:suppressAutoHyphens/>
         <w:spacing w:after="0" w:line="240" w:lineRule="auto"/>
@@ -5814,7 +5663,7 @@
           <w:b/>
           <w:spacing w:val="-3"/>
           <w:kern w:val="0"/>
-          <w14:ligatures w14:val="none"/>
+          <ns2:ligatures ns2:val="none"/>
         </w:rPr>
         <w:t/>
       </w:r>
@@ -5824,7 +5673,7 @@
           <w:bCs/>
           <w:spacing w:val="-3"/>
           <w:kern w:val="0"/>
-          <w14:ligatures w14:val="none"/>
+          <ns2:ligatures ns2:val="none"/>
         </w:rPr>
         <w:t xml:space="preserve"/>
       </w:r>
@@ -5834,7 +5683,7 @@
           <w:bCs/>
           <w:spacing w:val="-3"/>
           <w:kern w:val="0"/>
-          <w14:ligatures w14:val="none"/>
+          <ns2:ligatures ns2:val="none"/>
         </w:rPr>
         <w:t/>
       </w:r>
@@ -5844,7 +5693,7 @@
           <w:bCs/>
           <w:spacing w:val="-3"/>
           <w:kern w:val="0"/>
-          <w14:ligatures w14:val="none"/>
+          <ns2:ligatures ns2:val="none"/>
         </w:rPr>
         <w:t xml:space="preserve"/>
       </w:r>
@@ -5855,7 +5704,7 @@
           <w:kern w:val="0"/>
           <w:shd w:val="clear" w:color="auto" w:fill="FFFFFF"/>
           <w:lang w:eastAsia="es-PE"/>
-          <w14:ligatures w14:val="none"/>
+          <ns2:ligatures ns2:val="none"/>
         </w:rPr>
         <w:t xml:space="preserve"/>
       </w:r>
@@ -5977,7 +5826,7 @@
           <w:color w:val="000000"/>
           <w:kern w:val="0"/>
           <w:lang w:eastAsia="es-PE"/>
-          <w14:ligatures w14:val="none"/>
+          <ns2:ligatures ns2:val="none"/>
         </w:rPr>
         <w:t/>
       </w:r>
@@ -6010,7 +5859,7 @@
           <w:color w:val="000000"/>
           <w:kern w:val="0"/>
           <w:lang w:eastAsia="es-PE"/>
-          <w14:ligatures w14:val="none"/>
+          <ns2:ligatures ns2:val="none"/>
         </w:rPr>
         <w:t/>
       </w:r>
@@ -6036,7 +5885,7 @@
         <w:t/>
       </w:r>
     </w:p>
-    <w:p>
+    <w:p ns2:paraId="26B1ED4B" ns2:textId="77777777">
       <w:pPr>
         <w:suppressAutoHyphens/>
         <w:spacing w:after="0" w:line="240" w:lineRule="auto"/>
@@ -6046,7 +5895,7 @@
         </w:rPr>
       </w:pPr>
     </w:p>
-    <w:p>
+    <w:p ns2:paraId="12E923CD" ns2:textId="4FAFFD9F">
       <w:pPr>
         <w:suppressAutoHyphens/>
         <w:spacing w:line="240" w:lineRule="auto"/>
@@ -6152,7 +6001,7 @@
         <w:t>efectúe el acuse de recibo mediante la confirmación de recepción de la notificación remitida por este despacho a su Casilla Electrónica, dentro de los cinco (5) primeros días hábiles siguientes a la fecha en que recibe la notificación.</w:t>
       </w:r>
     </w:p>
-    <w:p>
+    <w:p ns2:paraId="00B9B615" ns2:textId="77777777">
       <w:pPr>
         <w:suppressAutoHyphens/>
         <w:spacing w:after="0" w:line="240" w:lineRule="auto"/>
@@ -6163,55 +6012,55 @@
           <w:color w:val="000000"/>
           <w:kern w:val="0"/>
           <w:lang w:eastAsia="es-PE"/>
-          <w14:ligatures w14:val="none"/>
+          <ns2:ligatures ns2:val="none"/>
         </w:rPr>
       </w:pPr>
     </w:p>
     <w:bookmarkEnd w:id="0"/>
-    <w:p>
-      <w:pPr>
-        <w:spacing w:after="0" w:line="240" w:lineRule="auto"/>
-        <w:jc w:val="both"/>
-        <w:rPr>
-          <w:rFonts w:ascii="Arial Narrow" w:eastAsia="Arial Narrow" w:hAnsi="Arial Narrow" w:cs="Arial Narrow"/>
-          <w:b/>
-          <w:color w:val="000000"/>
-          <w:kern w:val="0"/>
-          <w:lang w:eastAsia="es-PE"/>
-          <w14:ligatures w14:val="none"/>
-        </w:rPr>
-      </w:pPr>
-    </w:p>
-    <w:p>
-      <w:pPr>
-        <w:spacing w:after="0" w:line="240" w:lineRule="auto"/>
-        <w:jc w:val="both"/>
-        <w:rPr>
-          <w:rFonts w:ascii="Arial Narrow" w:eastAsia="Arial Narrow" w:hAnsi="Arial Narrow" w:cs="Arial Narrow"/>
-          <w:b/>
-          <w:color w:val="000000"/>
-          <w:kern w:val="0"/>
-          <w:lang w:eastAsia="es-PE"/>
-          <w14:ligatures w14:val="none"/>
-        </w:rPr>
-      </w:pPr>
-    </w:p>
-    <w:p>
-      <w:pPr>
-        <w:spacing w:after="0" w:line="240" w:lineRule="auto"/>
-        <w:jc w:val="both"/>
-        <w:rPr>
-          <w:rFonts w:ascii="Arial Narrow" w:eastAsia="Arial Narrow" w:hAnsi="Arial Narrow" w:cs="Arial Narrow"/>
-          <w:b/>
-          <w:color w:val="000000"/>
-          <w:kern w:val="0"/>
-          <w:lang w:eastAsia="es-PE"/>
-          <w14:ligatures w14:val="none"/>
+    <w:p ns2:paraId="6F8AFAC6" ns2:textId="77777777">
+      <w:pPr>
+        <w:spacing w:after="0" w:line="240" w:lineRule="auto"/>
+        <w:jc w:val="both"/>
+        <w:rPr>
+          <w:rFonts w:ascii="Arial Narrow" w:eastAsia="Arial Narrow" w:hAnsi="Arial Narrow" w:cs="Arial Narrow"/>
+          <w:b/>
+          <w:color w:val="000000"/>
+          <w:kern w:val="0"/>
+          <w:lang w:eastAsia="es-PE"/>
+          <ns2:ligatures ns2:val="none"/>
+        </w:rPr>
+      </w:pPr>
+    </w:p>
+    <w:p ns2:paraId="5BECE2A9" ns2:textId="77777777">
+      <w:pPr>
+        <w:spacing w:after="0" w:line="240" w:lineRule="auto"/>
+        <w:jc w:val="both"/>
+        <w:rPr>
+          <w:rFonts w:ascii="Arial Narrow" w:eastAsia="Arial Narrow" w:hAnsi="Arial Narrow" w:cs="Arial Narrow"/>
+          <w:b/>
+          <w:color w:val="000000"/>
+          <w:kern w:val="0"/>
+          <w:lang w:eastAsia="es-PE"/>
+          <ns2:ligatures ns2:val="none"/>
+        </w:rPr>
+      </w:pPr>
+    </w:p>
+    <w:p ns2:paraId="5290426A" ns2:textId="77777777">
+      <w:pPr>
+        <w:spacing w:after="0" w:line="240" w:lineRule="auto"/>
+        <w:jc w:val="both"/>
+        <w:rPr>
+          <w:rFonts w:ascii="Arial Narrow" w:eastAsia="Arial Narrow" w:hAnsi="Arial Narrow" w:cs="Arial Narrow"/>
+          <w:b/>
+          <w:color w:val="000000"/>
+          <w:kern w:val="0"/>
+          <w:lang w:eastAsia="es-PE"/>
+          <ns2:ligatures ns2:val="none"/>
         </w:rPr>
       </w:pPr>
       <w:bookmarkStart w:id="14" w:name="_Hlk218074855"/>
     </w:p>
-    <w:p>
+    <w:p ns2:paraId="59FDFBB8" ns2:textId="384BF311">
       <w:pPr>
         <w:spacing w:after="0" w:line="240" w:lineRule="auto"/>
         <w:jc w:val="center"/>
@@ -6221,7 +6070,7 @@
           <w:bCs/>
           <w:color w:val="000000"/>
           <w:kern w:val="0"/>
-          <w14:ligatures w14:val="none"/>
+          <ns2:ligatures ns2:val="none"/>
         </w:rPr>
       </w:pPr>
       <w:r>
@@ -6231,12 +6080,12 @@
           <w:bCs/>
           <w:color w:val="000000"/>
           <w:kern w:val="0"/>
-          <w14:ligatures w14:val="none"/>
+          <ns2:ligatures ns2:val="none"/>
         </w:rPr>
         <w:t>Firmado digitalmente por</w:t>
       </w:r>
     </w:p>
-    <w:p>
+    <w:p ns2:paraId="6A4F2675" ns2:textId="54B8A6A5">
       <w:pPr>
         <w:spacing w:after="0" w:line="240" w:lineRule="auto"/>
         <w:jc w:val="center"/>
@@ -6246,7 +6095,7 @@
           <w:bCs/>
           <w:color w:val="000000"/>
           <w:kern w:val="0"/>
-          <w14:ligatures w14:val="none"/>
+          <ns2:ligatures ns2:val="none"/>
         </w:rPr>
       </w:pPr>
       <w:r>
@@ -6256,12 +6105,12 @@
           <w:bCs/>
           <w:color w:val="000000"/>
           <w:kern w:val="0"/>
-          <w14:ligatures w14:val="none"/>
+          <ns2:ligatures ns2:val="none"/>
         </w:rPr>
         <w:t>JUDITH ALCALDE BRICEÑO</w:t>
       </w:r>
     </w:p>
-    <w:p>
+    <w:p ns2:paraId="3C12CCEA" ns2:textId="4ADDEF1E">
       <w:pPr>
         <w:spacing w:after="0" w:line="240" w:lineRule="auto"/>
         <w:jc w:val="center"/>
@@ -6271,7 +6120,7 @@
           <w:bCs/>
           <w:color w:val="000000"/>
           <w:kern w:val="0"/>
-          <w14:ligatures w14:val="none"/>
+          <ns2:ligatures ns2:val="none"/>
         </w:rPr>
       </w:pPr>
       <w:r>
@@ -6281,12 +6130,12 @@
           <w:bCs/>
           <w:color w:val="000000"/>
           <w:kern w:val="0"/>
-          <w14:ligatures w14:val="none"/>
+          <ns2:ligatures ns2:val="none"/>
         </w:rPr>
         <w:t>Secretaria Técnica (e)</w:t>
       </w:r>
     </w:p>
-    <w:p>
+    <w:p ns2:paraId="15733869" ns2:textId="7983459F">
       <w:pPr>
         <w:spacing w:after="0" w:line="240" w:lineRule="auto"/>
         <w:jc w:val="center"/>
@@ -6296,7 +6145,7 @@
           <w:bCs/>
           <w:color w:val="000000"/>
           <w:kern w:val="0"/>
-          <w14:ligatures w14:val="none"/>
+          <ns2:ligatures ns2:val="none"/>
         </w:rPr>
       </w:pPr>
       <w:r>
@@ -6306,26 +6155,26 @@
           <w:bCs/>
           <w:color w:val="000000"/>
           <w:kern w:val="0"/>
-          <w14:ligatures w14:val="none"/>
+          <ns2:ligatures ns2:val="none"/>
         </w:rPr>
         <w:t>Comisión de Protección al Consumidor 1</w:t>
       </w:r>
     </w:p>
-    <w:p>
-      <w:pPr>
-        <w:spacing w:after="0" w:line="240" w:lineRule="auto"/>
-        <w:jc w:val="both"/>
-        <w:rPr>
-          <w:rFonts w:ascii="Arial Narrow" w:eastAsia="Arial Narrow" w:hAnsi="Arial Narrow" w:cs="Arial Narrow"/>
-          <w:b/>
-          <w:color w:val="000000"/>
-          <w:kern w:val="0"/>
-          <w:lang w:eastAsia="es-PE"/>
-          <w14:ligatures w14:val="none"/>
-        </w:rPr>
-      </w:pPr>
-    </w:p>
-    <w:p>
+    <w:p ns2:paraId="2B7AB659" ns2:textId="77777777">
+      <w:pPr>
+        <w:spacing w:after="0" w:line="240" w:lineRule="auto"/>
+        <w:jc w:val="both"/>
+        <w:rPr>
+          <w:rFonts w:ascii="Arial Narrow" w:eastAsia="Arial Narrow" w:hAnsi="Arial Narrow" w:cs="Arial Narrow"/>
+          <w:b/>
+          <w:color w:val="000000"/>
+          <w:kern w:val="0"/>
+          <w:lang w:eastAsia="es-PE"/>
+          <ns2:ligatures ns2:val="none"/>
+        </w:rPr>
+      </w:pPr>
+    </w:p>
+    <w:p ns2:paraId="0047CB25" ns2:textId="77777777">
       <w:pPr>
         <w:spacing w:after="0" w:line="240" w:lineRule="auto"/>
         <w:jc w:val="both"/>
@@ -6343,13 +6192,13 @@
           <w:sz w:val="16"/>
           <w:szCs w:val="16"/>
           <w:lang w:eastAsia="es-PE"/>
-          <w14:ligatures w14:val="none"/>
+          <ns2:ligatures ns2:val="none"/>
         </w:rPr>
         <w:t>LSM/JCQ</w:t>
       </w:r>
     </w:p>
     <w:bookmarkEnd w:id="14"/>
-    <w:p>
+    <w:p ns2:paraId="68107EE2" ns2:textId="77777777">
       <w:pPr>
         <w:spacing w:line="240" w:lineRule="auto"/>
         <w:rPr>
@@ -6358,8 +6207,8 @@
       </w:pPr>
     </w:p>
     <w:sectPr>
-      <w:headerReference w:type="default" r:id="rId8"/>
-      <w:footerReference w:type="default" r:id="rId9"/>
+      <w:headerReference w:type="default" ns3:id="rId8"/>
+      <w:footerReference w:type="default" ns3:id="rId9"/>
       <w:pgSz w:w="11906" w:h="16838"/>
       <w:pgMar w:top="1417" w:right="1701" w:bottom="1417" w:left="1701" w:header="708" w:footer="708" w:gutter="0"/>
       <w:cols w:space="708"/>

--- a/plantillas_maestras/17_seguro_no_especificado/materia_general_asegurativa/2_ddos_banco_y_aseguradora/varon/TPL_191_2026_SEGURO_NO_ESPECIFICADO_MATERIA_GENERAL_ASEGURATIVA_BANCO_VARON_R2.docx
+++ b/plantillas_maestras/17_seguro_no_especificado/materia_general_asegurativa/2_ddos_banco_y_aseguradora/varon/TPL_191_2026_SEGURO_NO_ESPECIFICADO_MATERIA_GENERAL_ASEGURATIVA_BANCO_VARON_R2.docx
@@ -4659,7 +4659,7 @@
           <w:sz w:val="20"/>
           <w:szCs w:val="20"/>
         </w:rPr>
-        <w:t xml:space="preserve">correr traslado de la presente resolución a BNP Paribas Cardif S.A. Compañía de Seguros y Reaseguros y Scotiabank Perú S.A.A para que, de conformidad con lo dispuesto por el artículo 26° de la Ley sobre Facultades, Normas y Organización del Indecopi, aprobado por Decreto Legislativo N° 8079, presenten sus descargos sobre la imputación de cargos realizada en un plazo no mayor a cinco (5) días hábiles contado a partir del día siguiente de la notificación de la presente resolución, vencido el cual, el Secretario Técnico declarará en rebeldía a los denunciados que no lo hubieran presentado. Debe precisarse que de conformidad con lo establecido por el artículo 223° del Texto Único Ordenado de la Ley N° 27444, Ley del Procedimiento Administrativo General, las alegaciones y los hechos relevantes de la reclamación, salvo que hayan sido específicamente negadas en la contestación, se tendrán por aceptadas o meritadas como ciertas.</w:t>
+        <w:t xml:space="preserve">correr traslado de la presente resolución a BNP Paribas Cardif S.A. Compañía de Seguros y Reaseguros y Scotiabank Perú S.A.A. para que, de conformidad con lo dispuesto por el artículo 26 de la Ley sobre Facultades, Normas y Organización del Indecopi, aprobada por Decreto Legislativo 807, presenten sus descargos sobre la imputación de cargos realizada en un plazo no mayor a cinco (5) días hábiles contado a partir del día siguiente de la notificación de la presente resolución, vencido el cual, el Secretario Técnico declarará en rebeldía a los denunciados que no lo hubieran presentado. Debe precisarse que de conformidad con lo establecido por el artículo 223 del Texto Único Ordenado de la Ley 27444, Ley del Procedimiento Administrativo General, las alegaciones y los hechos relevantes de la reclamación, salvo que hayan sido específicamente negadas en la contestación, se tendrán por aceptadas o merituadas como ciertas.</w:t>
       </w:r>
     </w:p>
     <w:p ns2:paraId="2F1C55D7" ns2:textId="77777777">
@@ -6107,7 +6107,7 @@
           <w:kern w:val="0"/>
           <ns2:ligatures ns2:val="none"/>
         </w:rPr>
-        <w:t>JUDITH ALCALDE BRICEÑO</w:t>
+        <w:t xml:space="preserve">EVELING ROA QUISPE</w:t>
       </w:r>
     </w:p>
     <w:p ns2:paraId="3C12CCEA" ns2:textId="4ADDEF1E">
@@ -6132,7 +6132,7 @@
           <w:kern w:val="0"/>
           <ns2:ligatures ns2:val="none"/>
         </w:rPr>
-        <w:t>Secretaria Técnica (e)</w:t>
+        <w:t xml:space="preserve">Secretaria Técnica</w:t>
       </w:r>
     </w:p>
     <w:p ns2:paraId="15733869" ns2:textId="7983459F">

--- a/plantillas_maestras/17_seguro_no_especificado/materia_general_asegurativa/2_ddos_banco_y_aseguradora/varon/TPL_191_2026_SEGURO_NO_ESPECIFICADO_MATERIA_GENERAL_ASEGURATIVA_BANCO_VARON_R2.docx
+++ b/plantillas_maestras/17_seguro_no_especificado/materia_general_asegurativa/2_ddos_banco_y_aseguradora/varon/TPL_191_2026_SEGURO_NO_ESPECIFICADO_MATERIA_GENERAL_ASEGURATIVA_BANCO_VARON_R2.docx
@@ -523,7 +523,7 @@
           <w:lang w:eastAsia="es-PE"/>
           <ns2:ligatures ns2:val="none"/>
         </w:rPr>
-        <w:t xml:space="preserve">20 </w:t>
+        <w:t xml:space="preserve">20 de febrero de 2026</w:t>
       </w:r>
       <w:r>
         <w:rPr>
@@ -534,7 +534,7 @@
           <w:lang w:eastAsia="es-PE"/>
           <ns2:ligatures ns2:val="none"/>
         </w:rPr>
-        <w:t xml:space="preserve">de </w:t>
+        <w:t xml:space="preserve"/>
       </w:r>
       <w:bookmarkStart w:id="1" w:name="_Hlk218508373"/>
       <w:r>
@@ -546,7 +546,7 @@
           <w:lang w:eastAsia="es-PE"/>
           <ns2:ligatures ns2:val="none"/>
         </w:rPr>
-        <w:t>febrero</w:t>
+        <w:t xml:space="preserve"/>
       </w:r>
       <w:r>
         <w:rPr>
@@ -557,7 +557,7 @@
           <w:lang w:eastAsia="es-PE"/>
           <ns2:ligatures ns2:val="none"/>
         </w:rPr>
-        <w:t xml:space="preserve"> de 2026</w:t>
+        <w:t xml:space="preserve"/>
       </w:r>
       <w:bookmarkEnd w:id="1"/>
     </w:p>
@@ -6398,7 +6398,7 @@
           <w:sz w:val="16"/>
           <w:szCs w:val="16"/>
         </w:rPr>
-        <w:t>el 2 de setiembre del 2010 en el Diario Oficial El Peruano, vigente desde el 2 de octubre del 2010 y modificado por Decreto Legislativo 1308.</w:t>
+        <w:t xml:space="preserve">el 2 de setiembre de 2010 en el Diario Oficial El Peruano, vigente desde el 2 de octubre de 2010 y modificado por Decreto Legislativo 1308.</w:t>
       </w:r>
     </w:p>
     <w:p>

--- a/plantillas_maestras/17_seguro_no_especificado/materia_general_asegurativa/2_ddos_banco_y_aseguradora/varon/TPL_191_2026_SEGURO_NO_ESPECIFICADO_MATERIA_GENERAL_ASEGURATIVA_BANCO_VARON_R2.docx
+++ b/plantillas_maestras/17_seguro_no_especificado/materia_general_asegurativa/2_ddos_banco_y_aseguradora/varon/TPL_191_2026_SEGURO_NO_ESPECIFICADO_MATERIA_GENERAL_ASEGURATIVA_BANCO_VARON_R2.docx
@@ -1,8 +1,8 @@
 
 <file path=word/document.xml><?xml version="1.0" encoding="utf-8"?>
-<w:document xmlns:ns1="http://schemas.openxmlformats.org/markup-compatibility/2006" xmlns:ns2="http://schemas.microsoft.com/office/word/2010/wordml" xmlns:ns3="http://schemas.openxmlformats.org/officeDocument/2006/relationships" xmlns:w="http://schemas.openxmlformats.org/wordprocessingml/2006/main" ns1:Ignorable="w14 w15 w16se w16cid w16 w16cex w16sdtdh w16sdtfl w16du wp14">
+<w:document xmlns:mc="http://schemas.openxmlformats.org/markup-compatibility/2006" xmlns:r="http://schemas.openxmlformats.org/officeDocument/2006/relationships" xmlns:w="http://schemas.openxmlformats.org/wordprocessingml/2006/main" xmlns:w14="http://schemas.microsoft.com/office/word/2010/wordml" xmlns:w15="http://schemas.microsoft.com/office/word/2012/wordml" xmlns:w16="http://schemas.microsoft.com/office/word/2018/wordml" xmlns:w16cex="http://schemas.microsoft.com/office/word/2018/wordml/cex" xmlns:w16cid="http://schemas.microsoft.com/office/word/2016/wordml/cid" xmlns:w16du="http://schemas.microsoft.com/office/word/2023/wordml/word16du" xmlns:w16sdtdh="http://schemas.microsoft.com/office/word/2020/wordml/sdtdatahash" xmlns:w16se="http://schemas.microsoft.com/office/word/2015/wordml/symex" xmlns:wp14="http://schemas.microsoft.com/office/word/2010/wordprocessingDrawing" mc:Ignorable="w14 w15 w16se w16cid w16 w16cex w16sdtdh w16du wp14">
   <w:body>
-    <w:p ns2:paraId="4D92E425" ns2:textId="2FBB780A">
+    <w:p>
       <w:pPr>
         <w:tabs>
           <w:tab w:val="left" w:pos="1701"/>
@@ -14,7 +14,7 @@
           <w:color w:val="000000"/>
           <w:kern w:val="0"/>
           <w:lang w:eastAsia="es-PE"/>
-          <ns2:ligatures ns2:val="none"/>
+          <w14:ligatures w14:val="none"/>
         </w:rPr>
       </w:pPr>
       <w:bookmarkStart w:id="0" w:name="_Hlk80343540"/>
@@ -25,7 +25,7 @@
           <w:color w:val="000000"/>
           <w:kern w:val="0"/>
           <w:lang w:eastAsia="es-PE"/>
-          <ns2:ligatures ns2:val="none"/>
+          <w14:ligatures w14:val="none"/>
         </w:rPr>
         <w:t>EX</w:t>
       </w:r>
@@ -36,7 +36,7 @@
           <w:color w:val="000000"/>
           <w:kern w:val="0"/>
           <w:lang w:eastAsia="es-PE"/>
-          <ns2:ligatures ns2:val="none"/>
+          <w14:ligatures w14:val="none"/>
         </w:rPr>
         <w:t xml:space="preserve">PEDIENTE </w:t>
       </w:r>
@@ -47,7 +47,7 @@
           <w:color w:val="000000"/>
           <w:kern w:val="0"/>
           <w:lang w:eastAsia="es-PE"/>
-          <ns2:ligatures ns2:val="none"/>
+          <w14:ligatures w14:val="none"/>
         </w:rPr>
         <w:tab/>
         <w:t>:</w:t>
@@ -59,7 +59,7 @@
           <w:color w:val="000000"/>
           <w:kern w:val="0"/>
           <w:lang w:eastAsia="es-PE"/>
-          <ns2:ligatures ns2:val="none"/>
+          <w14:ligatures w14:val="none"/>
         </w:rPr>
         <w:tab/>
       </w:r>
@@ -72,12 +72,12 @@
           <w:kern w:val="0"/>
           <w:shd w:val="clear" w:color="auto" w:fill="FFFFFF"/>
           <w:lang w:eastAsia="es-PE"/>
-          <ns2:ligatures ns2:val="none"/>
+          <w14:ligatures w14:val="none"/>
         </w:rPr>
         <w:t>191-2026/CC1</w:t>
       </w:r>
     </w:p>
-    <w:p ns2:paraId="174737B6" ns2:textId="2965331F">
+    <w:p>
       <w:pPr>
         <w:tabs>
           <w:tab w:val="left" w:pos="1701"/>
@@ -92,56 +92,26 @@
           <w:color w:val="000000"/>
           <w:kern w:val="0"/>
           <w:lang w:eastAsia="es-PE"/>
-          <ns2:ligatures ns2:val="none"/>
-        </w:rPr>
-      </w:pPr>
-      <w:r>
-        <w:rPr>
-          <w:rFonts w:ascii="Arial Narrow" w:eastAsia="Arial Narrow" w:hAnsi="Arial Narrow" w:cs="Arial Narrow"/>
-          <w:b/>
-          <w:color w:val="000000"/>
-          <w:kern w:val="0"/>
-          <w:lang w:eastAsia="es-PE"/>
-          <ns2:ligatures ns2:val="none"/>
-        </w:rPr>
-        <w:t xml:space="preserve">DENUNCIANTE:[DENUNCIANTE] (SEÑOR [APELLIDO])</w:t>
-      </w:r>
-      <w:r>
-        <w:rPr>
-          <w:rFonts w:ascii="Arial Narrow" w:eastAsia="Arial Narrow" w:hAnsi="Arial Narrow" w:cs="Arial Narrow"/>
-          <w:b/>
-          <w:color w:val="000000"/>
-          <w:kern w:val="0"/>
-          <w:lang w:eastAsia="es-PE"/>
-          <ns2:ligatures ns2:val="none"/>
-        </w:rPr>
+          <w14:ligatures w14:val="none"/>
+        </w:rPr>
+      </w:pPr>
+      <w:r>
+        <w:rPr>
+          <w:rFonts w:ascii="Arial Narrow" w:eastAsia="Arial Narrow" w:hAnsi="Arial Narrow" w:cs="Arial Narrow"/>
+          <w:b/>
+          <w:color w:val="000000"/>
+          <w:kern w:val="0"/>
+          <w:lang w:eastAsia="es-PE"/>
+          <w14:ligatures w14:val="none"/>
+        </w:rPr>
+        <w:t>DENUNCIANTE</w:t>
         <w:tab/>
-        <w:t/>
-      </w:r>
-      <w:r>
-        <w:rPr>
-          <w:rFonts w:ascii="Arial Narrow" w:eastAsia="Arial Narrow" w:hAnsi="Arial Narrow" w:cs="Arial Narrow"/>
-          <w:b/>
-          <w:color w:val="000000"/>
-          <w:kern w:val="0"/>
-          <w:lang w:eastAsia="es-PE"/>
-          <ns2:ligatures ns2:val="none"/>
-        </w:rPr>
+        <w:t>:</w:t>
         <w:tab/>
-      </w:r>
-      <w:r>
-        <w:rPr>
-          <w:rFonts w:ascii="Arial Narrow" w:eastAsia="Arial Narrow" w:hAnsi="Arial Narrow" w:cs="Arial Narrow"/>
-          <w:b/>
-          <w:color w:val="000000"/>
-          <w:kern w:val="0"/>
-          <w:lang w:eastAsia="es-PE"/>
-          <ns2:ligatures ns2:val="none"/>
-        </w:rPr>
-        <w:t/>
-      </w:r>
-    </w:p>
-    <w:p ns2:paraId="223101EF" ns2:textId="7358D021">
+        <w:t xml:space="preserve">[DENUNCIANTE] (SEÑOR [APELLIDO])</w:t>
+      </w:r>
+    </w:p>
+    <w:p>
       <w:pPr>
         <w:tabs>
           <w:tab w:val="left" w:pos="1701"/>
@@ -156,17 +126,17 @@
           <w:color w:val="000000"/>
           <w:kern w:val="0"/>
           <w:lang w:eastAsia="es-PE"/>
-          <ns2:ligatures ns2:val="none"/>
-        </w:rPr>
-      </w:pPr>
-      <w:r>
-        <w:rPr>
-          <w:rFonts w:ascii="Arial Narrow" w:eastAsia="Arial Narrow" w:hAnsi="Arial Narrow" w:cs="Arial Narrow"/>
-          <w:b/>
-          <w:color w:val="000000"/>
-          <w:kern w:val="0"/>
-          <w:lang w:eastAsia="es-PE"/>
-          <ns2:ligatures ns2:val="none"/>
+          <w14:ligatures w14:val="none"/>
+        </w:rPr>
+      </w:pPr>
+      <w:r>
+        <w:rPr>
+          <w:rFonts w:ascii="Arial Narrow" w:eastAsia="Arial Narrow" w:hAnsi="Arial Narrow" w:cs="Arial Narrow"/>
+          <w:b/>
+          <w:color w:val="000000"/>
+          <w:kern w:val="0"/>
+          <w:lang w:eastAsia="es-PE"/>
+          <w14:ligatures w14:val="none"/>
         </w:rPr>
         <w:t>DENUNCIADOS</w:t>
       </w:r>
@@ -177,7 +147,7 @@
           <w:color w:val="000000"/>
           <w:kern w:val="0"/>
           <w:lang w:eastAsia="es-PE"/>
-          <ns2:ligatures ns2:val="none"/>
+          <w14:ligatures w14:val="none"/>
         </w:rPr>
         <w:tab/>
         <w:t>:</w:t>
@@ -189,7 +159,7 @@
           <w:color w:val="000000"/>
           <w:kern w:val="0"/>
           <w:lang w:eastAsia="es-PE"/>
-          <ns2:ligatures ns2:val="none"/>
+          <w14:ligatures w14:val="none"/>
         </w:rPr>
         <w:tab/>
       </w:r>
@@ -200,7 +170,7 @@
           <w:color w:val="000000"/>
           <w:kern w:val="0"/>
           <w:lang w:eastAsia="es-PE"/>
-          <ns2:ligatures ns2:val="none"/>
+          <w14:ligatures w14:val="none"/>
         </w:rPr>
         <w:t xml:space="preserve">BNP PARIBAS CARDIF S.A. COMPAÑÍA DE SEGUROS Y REASEGUROS </w:t>
       </w:r>
@@ -211,7 +181,7 @@
           <w:color w:val="000000"/>
           <w:kern w:val="0"/>
           <w:lang w:eastAsia="es-PE"/>
-          <ns2:ligatures ns2:val="none"/>
+          <w14:ligatures w14:val="none"/>
         </w:rPr>
         <w:t>(</w:t>
       </w:r>
@@ -222,7 +192,7 @@
           <w:color w:val="000000"/>
           <w:kern w:val="0"/>
           <w:lang w:eastAsia="es-PE"/>
-          <ns2:ligatures ns2:val="none"/>
+          <w14:ligatures w14:val="none"/>
         </w:rPr>
         <w:t>BNP PARIBAS</w:t>
       </w:r>
@@ -233,12 +203,12 @@
           <w:color w:val="000000"/>
           <w:kern w:val="0"/>
           <w:lang w:eastAsia="es-PE"/>
-          <ns2:ligatures ns2:val="none"/>
+          <w14:ligatures w14:val="none"/>
         </w:rPr>
         <w:t xml:space="preserve">) </w:t>
       </w:r>
     </w:p>
-    <w:p ns2:paraId="4D23E5DF" ns2:textId="0E6C0976">
+    <w:p>
       <w:pPr>
         <w:tabs>
           <w:tab w:val="left" w:pos="1701"/>
@@ -253,17 +223,17 @@
           <w:color w:val="000000"/>
           <w:kern w:val="0"/>
           <w:lang w:val="en-US" w:eastAsia="es-PE"/>
-          <ns2:ligatures ns2:val="none"/>
-        </w:rPr>
-      </w:pPr>
-      <w:r>
-        <w:rPr>
-          <w:rFonts w:ascii="Arial Narrow" w:eastAsia="Arial Narrow" w:hAnsi="Arial Narrow" w:cs="Arial Narrow"/>
-          <w:b/>
-          <w:color w:val="000000"/>
-          <w:kern w:val="0"/>
-          <w:lang w:eastAsia="es-PE"/>
-          <ns2:ligatures ns2:val="none"/>
+          <w14:ligatures w14:val="none"/>
+        </w:rPr>
+      </w:pPr>
+      <w:r>
+        <w:rPr>
+          <w:rFonts w:ascii="Arial Narrow" w:eastAsia="Arial Narrow" w:hAnsi="Arial Narrow" w:cs="Arial Narrow"/>
+          <w:b/>
+          <w:color w:val="000000"/>
+          <w:kern w:val="0"/>
+          <w:lang w:eastAsia="es-PE"/>
+          <w14:ligatures w14:val="none"/>
         </w:rPr>
         <w:tab/>
       </w:r>
@@ -274,7 +244,7 @@
           <w:color w:val="000000"/>
           <w:kern w:val="0"/>
           <w:lang w:eastAsia="es-PE"/>
-          <ns2:ligatures ns2:val="none"/>
+          <w14:ligatures w14:val="none"/>
         </w:rPr>
         <w:tab/>
       </w:r>
@@ -285,7 +255,7 @@
           <w:color w:val="000000"/>
           <w:kern w:val="0"/>
           <w:lang w:val="en-US" w:eastAsia="es-PE"/>
-          <ns2:ligatures ns2:val="none"/>
+          <w14:ligatures w14:val="none"/>
         </w:rPr>
         <w:t>SCOTIABANK PERÚ S.A.A.</w:t>
       </w:r>
@@ -296,7 +266,7 @@
           <w:color w:val="000000"/>
           <w:kern w:val="0"/>
           <w:lang w:val="en-US" w:eastAsia="es-PE"/>
-          <ns2:ligatures ns2:val="none"/>
+          <w14:ligatures w14:val="none"/>
         </w:rPr>
         <w:t xml:space="preserve"> (</w:t>
       </w:r>
@@ -307,7 +277,7 @@
           <w:color w:val="000000"/>
           <w:kern w:val="0"/>
           <w:lang w:val="en-US" w:eastAsia="es-PE"/>
-          <ns2:ligatures ns2:val="none"/>
+          <w14:ligatures w14:val="none"/>
         </w:rPr>
         <w:t>BANCO</w:t>
       </w:r>
@@ -318,12 +288,12 @@
           <w:color w:val="000000"/>
           <w:kern w:val="0"/>
           <w:lang w:val="en-US" w:eastAsia="es-PE"/>
-          <ns2:ligatures ns2:val="none"/>
+          <w14:ligatures w14:val="none"/>
         </w:rPr>
         <w:t>)</w:t>
       </w:r>
     </w:p>
-    <w:p ns2:paraId="753670C1" ns2:textId="77777777">
+    <w:p>
       <w:pPr>
         <w:tabs>
           <w:tab w:val="left" w:pos="1701"/>
@@ -338,17 +308,17 @@
           <w:color w:val="000000"/>
           <w:kern w:val="0"/>
           <w:lang w:eastAsia="es-PE"/>
-          <ns2:ligatures ns2:val="none"/>
-        </w:rPr>
-      </w:pPr>
-      <w:r>
-        <w:rPr>
-          <w:rFonts w:ascii="Arial Narrow" w:eastAsia="Arial Narrow" w:hAnsi="Arial Narrow" w:cs="Arial Narrow"/>
-          <w:b/>
-          <w:color w:val="000000"/>
-          <w:kern w:val="0"/>
-          <w:lang w:eastAsia="es-PE"/>
-          <ns2:ligatures ns2:val="none"/>
+          <w14:ligatures w14:val="none"/>
+        </w:rPr>
+      </w:pPr>
+      <w:r>
+        <w:rPr>
+          <w:rFonts w:ascii="Arial Narrow" w:eastAsia="Arial Narrow" w:hAnsi="Arial Narrow" w:cs="Arial Narrow"/>
+          <w:b/>
+          <w:color w:val="000000"/>
+          <w:kern w:val="0"/>
+          <w:lang w:eastAsia="es-PE"/>
+          <w14:ligatures w14:val="none"/>
         </w:rPr>
         <w:t>MATERIAS</w:t>
       </w:r>
@@ -359,7 +329,7 @@
           <w:color w:val="000000"/>
           <w:kern w:val="0"/>
           <w:lang w:eastAsia="es-PE"/>
-          <ns2:ligatures ns2:val="none"/>
+          <w14:ligatures w14:val="none"/>
         </w:rPr>
         <w:tab/>
         <w:t xml:space="preserve">: </w:t>
@@ -371,13 +341,13 @@
           <w:color w:val="000000"/>
           <w:kern w:val="0"/>
           <w:lang w:eastAsia="es-PE"/>
-          <ns2:ligatures ns2:val="none"/>
+          <w14:ligatures w14:val="none"/>
         </w:rPr>
         <w:tab/>
         <w:t>ADMISIÓN A TRÁMITE</w:t>
       </w:r>
     </w:p>
-    <w:p ns2:paraId="449086A9" ns2:textId="77777777">
+    <w:p>
       <w:pPr>
         <w:tabs>
           <w:tab w:val="left" w:pos="1701"/>
@@ -392,22 +362,22 @@
           <w:color w:val="000000"/>
           <w:kern w:val="0"/>
           <w:lang w:eastAsia="es-PE"/>
-          <ns2:ligatures ns2:val="none"/>
-        </w:rPr>
-      </w:pPr>
-      <w:r>
-        <w:rPr>
-          <w:rFonts w:ascii="Arial Narrow" w:eastAsia="Arial Narrow" w:hAnsi="Arial Narrow" w:cs="Arial Narrow"/>
-          <w:b/>
-          <w:color w:val="000000"/>
-          <w:kern w:val="0"/>
-          <w:lang w:eastAsia="es-PE"/>
-          <ns2:ligatures ns2:val="none"/>
+          <w14:ligatures w14:val="none"/>
+        </w:rPr>
+      </w:pPr>
+      <w:r>
+        <w:rPr>
+          <w:rFonts w:ascii="Arial Narrow" w:eastAsia="Arial Narrow" w:hAnsi="Arial Narrow" w:cs="Arial Narrow"/>
+          <w:b/>
+          <w:color w:val="000000"/>
+          <w:kern w:val="0"/>
+          <w:lang w:eastAsia="es-PE"/>
+          <w14:ligatures w14:val="none"/>
         </w:rPr>
         <w:t xml:space="preserve">REQUERIMIENTO DE INFORMACIÓN </w:t>
       </w:r>
     </w:p>
-    <w:p ns2:paraId="778AE69F" ns2:textId="33DC3174">
+    <w:p>
       <w:pPr>
         <w:tabs>
           <w:tab w:val="left" w:pos="1701"/>
@@ -421,17 +391,17 @@
           <w:color w:val="000000"/>
           <w:kern w:val="0"/>
           <w:lang w:eastAsia="es-PE"/>
-          <ns2:ligatures ns2:val="none"/>
-        </w:rPr>
-      </w:pPr>
-      <w:r>
-        <w:rPr>
-          <w:rFonts w:ascii="Arial Narrow" w:eastAsia="Arial Narrow" w:hAnsi="Arial Narrow" w:cs="Arial Narrow"/>
-          <w:b/>
-          <w:color w:val="000000"/>
-          <w:kern w:val="0"/>
-          <w:lang w:eastAsia="es-PE"/>
-          <ns2:ligatures ns2:val="none"/>
+          <w14:ligatures w14:val="none"/>
+        </w:rPr>
+      </w:pPr>
+      <w:r>
+        <w:rPr>
+          <w:rFonts w:ascii="Arial Narrow" w:eastAsia="Arial Narrow" w:hAnsi="Arial Narrow" w:cs="Arial Narrow"/>
+          <w:b/>
+          <w:color w:val="000000"/>
+          <w:kern w:val="0"/>
+          <w:lang w:eastAsia="es-PE"/>
+          <w14:ligatures w14:val="none"/>
         </w:rPr>
         <w:t xml:space="preserve">RESOLUCIÓN </w:t>
       </w:r>
@@ -442,7 +412,7 @@
           <w:color w:val="000000"/>
           <w:kern w:val="0"/>
           <w:lang w:eastAsia="es-PE"/>
-          <ns2:ligatures ns2:val="none"/>
+          <w14:ligatures w14:val="none"/>
         </w:rPr>
         <w:tab/>
         <w:t>:</w:t>
@@ -454,7 +424,7 @@
           <w:color w:val="000000"/>
           <w:kern w:val="0"/>
           <w:lang w:eastAsia="es-PE"/>
-          <ns2:ligatures ns2:val="none"/>
+          <w14:ligatures w14:val="none"/>
         </w:rPr>
         <w:tab/>
       </w:r>
@@ -465,12 +435,12 @@
           <w:color w:val="000000"/>
           <w:kern w:val="0"/>
           <w:lang w:eastAsia="es-PE"/>
-          <ns2:ligatures ns2:val="none"/>
+          <w14:ligatures w14:val="none"/>
         </w:rPr>
         <w:t>2</w:t>
       </w:r>
     </w:p>
-    <w:p ns2:paraId="26BE4AD0" ns2:textId="77777777">
+    <w:p>
       <w:pPr>
         <w:tabs>
           <w:tab w:val="left" w:pos="1014"/>
@@ -483,11 +453,11 @@
           <w:kern w:val="0"/>
           <w:shd w:val="clear" w:color="auto" w:fill="FFFFFF"/>
           <w:lang w:eastAsia="es-PE"/>
-          <ns2:ligatures ns2:val="none"/>
-        </w:rPr>
-      </w:pPr>
-    </w:p>
-    <w:p ns2:paraId="6D48DA83" ns2:textId="17621C00">
+          <w14:ligatures w14:val="none"/>
+        </w:rPr>
+      </w:pPr>
+    </w:p>
+    <w:p>
       <w:pPr>
         <w:tabs>
           <w:tab w:val="left" w:pos="1014"/>
@@ -500,7 +470,7 @@
           <w:kern w:val="0"/>
           <w:shd w:val="clear" w:color="auto" w:fill="FFFFFF"/>
           <w:lang w:eastAsia="es-PE"/>
-          <ns2:ligatures ns2:val="none"/>
+          <w14:ligatures w14:val="none"/>
         </w:rPr>
       </w:pPr>
       <w:r>
@@ -510,7 +480,7 @@
           <w:kern w:val="0"/>
           <w:shd w:val="clear" w:color="auto" w:fill="FFFFFF"/>
           <w:lang w:eastAsia="es-PE"/>
-          <ns2:ligatures ns2:val="none"/>
+          <w14:ligatures w14:val="none"/>
         </w:rPr>
         <w:t xml:space="preserve">Lima, </w:t>
       </w:r>
@@ -521,7 +491,7 @@
           <w:kern w:val="0"/>
           <w:shd w:val="clear" w:color="auto" w:fill="FFFFFF"/>
           <w:lang w:eastAsia="es-PE"/>
-          <ns2:ligatures ns2:val="none"/>
+          <w14:ligatures w14:val="none"/>
         </w:rPr>
         <w:t xml:space="preserve">20 de febrero de 2026</w:t>
       </w:r>
@@ -532,7 +502,7 @@
           <w:kern w:val="0"/>
           <w:shd w:val="clear" w:color="auto" w:fill="FFFFFF"/>
           <w:lang w:eastAsia="es-PE"/>
-          <ns2:ligatures ns2:val="none"/>
+          <w14:ligatures w14:val="none"/>
         </w:rPr>
         <w:t xml:space="preserve"/>
       </w:r>
@@ -544,7 +514,7 @@
           <w:kern w:val="0"/>
           <w:shd w:val="clear" w:color="auto" w:fill="FFFFFF"/>
           <w:lang w:eastAsia="es-PE"/>
-          <ns2:ligatures ns2:val="none"/>
+          <w14:ligatures w14:val="none"/>
         </w:rPr>
         <w:t xml:space="preserve"/>
       </w:r>
@@ -555,13 +525,13 @@
           <w:kern w:val="0"/>
           <w:shd w:val="clear" w:color="auto" w:fill="FFFFFF"/>
           <w:lang w:eastAsia="es-PE"/>
-          <ns2:ligatures ns2:val="none"/>
+          <w14:ligatures w14:val="none"/>
         </w:rPr>
         <w:t xml:space="preserve"/>
       </w:r>
       <w:bookmarkEnd w:id="1"/>
     </w:p>
-    <w:p ns2:paraId="1EF3C256" ns2:textId="77777777">
+    <w:p>
       <w:pPr>
         <w:tabs>
           <w:tab w:val="left" w:pos="1014"/>
@@ -573,11 +543,11 @@
           <w:color w:val="000000"/>
           <w:kern w:val="0"/>
           <w:lang w:eastAsia="es-PE"/>
-          <ns2:ligatures ns2:val="none"/>
-        </w:rPr>
-      </w:pPr>
-    </w:p>
-    <w:p ns2:paraId="087322B4" ns2:textId="77777777">
+          <w14:ligatures w14:val="none"/>
+        </w:rPr>
+      </w:pPr>
+    </w:p>
+    <w:p>
       <w:pPr>
         <w:numPr>
           <w:ilvl w:val="0"/>
@@ -591,22 +561,22 @@
           <w:color w:val="000000"/>
           <w:kern w:val="0"/>
           <w:lang w:eastAsia="es-PE"/>
-          <ns2:ligatures ns2:val="none"/>
-        </w:rPr>
-      </w:pPr>
-      <w:r>
-        <w:rPr>
-          <w:rFonts w:ascii="Arial Narrow" w:eastAsia="Arial Narrow" w:hAnsi="Arial Narrow" w:cs="Arial Narrow"/>
-          <w:b/>
-          <w:color w:val="000000"/>
-          <w:kern w:val="0"/>
-          <w:lang w:eastAsia="es-PE"/>
-          <ns2:ligatures ns2:val="none"/>
+          <w14:ligatures w14:val="none"/>
+        </w:rPr>
+      </w:pPr>
+      <w:r>
+        <w:rPr>
+          <w:rFonts w:ascii="Arial Narrow" w:eastAsia="Arial Narrow" w:hAnsi="Arial Narrow" w:cs="Arial Narrow"/>
+          <w:b/>
+          <w:color w:val="000000"/>
+          <w:kern w:val="0"/>
+          <w:lang w:eastAsia="es-PE"/>
+          <w14:ligatures w14:val="none"/>
         </w:rPr>
         <w:t xml:space="preserve">HECHOS </w:t>
       </w:r>
     </w:p>
-    <w:p ns2:paraId="4407157A" ns2:textId="77777777">
+    <w:p>
       <w:pPr>
         <w:spacing w:after="0" w:line="240" w:lineRule="auto"/>
         <w:jc w:val="both"/>
@@ -615,11 +585,11 @@
           <w:color w:val="000000"/>
           <w:kern w:val="0"/>
           <w:lang w:eastAsia="es-PE"/>
-          <ns2:ligatures ns2:val="none"/>
-        </w:rPr>
-      </w:pPr>
-    </w:p>
-    <w:p ns2:paraId="5ECFCB1A" ns2:textId="744D5A74">
+          <w14:ligatures w14:val="none"/>
+        </w:rPr>
+      </w:pPr>
+    </w:p>
+    <w:p>
       <w:pPr>
         <w:numPr>
           <w:ilvl w:val="1"/>
@@ -633,7 +603,7 @@
           <w:color w:val="000000"/>
           <w:kern w:val="0"/>
           <w:lang w:val="es-ES" w:eastAsia="es-ES"/>
-          <ns2:ligatures ns2:val="none"/>
+          <w14:ligatures w14:val="none"/>
         </w:rPr>
       </w:pPr>
       <w:r>
@@ -642,7 +612,7 @@
           <w:color w:val="000000"/>
           <w:kern w:val="0"/>
           <w:lang w:val="es-ES" w:eastAsia="es-ES"/>
-          <ns2:ligatures ns2:val="none"/>
+          <w14:ligatures w14:val="none"/>
         </w:rPr>
         <w:t xml:space="preserve">Mediante la denuncia del 15 de enero de 2026, complementado mediante escrito del 24 de enero de 2026, subsanada mediante escrito del 16 de febrero de 2026, el señor [APELLIDO] denunció a BNP Paribas y al Banco por presuntas infracciones a la Ley 29571, Código de Protección y Defensa del Consumidor (en adelante, Código), señalando lo siguiente:</w:t>
       </w:r>
@@ -652,7 +622,7 @@
           <w:color w:val="000000"/>
           <w:kern w:val="0"/>
           <w:lang w:val="es-ES" w:eastAsia="es-ES"/>
-          <ns2:ligatures ns2:val="none"/>
+          <w14:ligatures w14:val="none"/>
         </w:rPr>
         <w:t/>
       </w:r>
@@ -662,7 +632,7 @@
           <w:color w:val="000000"/>
           <w:kern w:val="0"/>
           <w:lang w:val="es-ES" w:eastAsia="es-ES"/>
-          <ns2:ligatures ns2:val="none"/>
+          <w14:ligatures w14:val="none"/>
         </w:rPr>
         <w:t xml:space="preserve"/>
       </w:r>
@@ -672,7 +642,7 @@
           <w:color w:val="000000"/>
           <w:kern w:val="0"/>
           <w:lang w:val="es-ES" w:eastAsia="es-ES"/>
-          <ns2:ligatures ns2:val="none"/>
+          <w14:ligatures w14:val="none"/>
         </w:rPr>
         <w:t/>
       </w:r>
@@ -680,7 +650,7 @@
         <w:rPr>
           <w:rFonts w:ascii="Arial Narrow" w:eastAsia="Calibri" w:hAnsi="Arial Narrow" w:cs="Arial"/>
           <w:kern w:val="0"/>
-          <ns2:ligatures ns2:val="none"/>
+          <w14:ligatures w14:val="none"/>
         </w:rPr>
         <w:t xml:space="preserve"/>
       </w:r>
@@ -688,7 +658,7 @@
         <w:rPr>
           <w:rFonts w:ascii="Arial Narrow" w:eastAsia="Calibri" w:hAnsi="Arial Narrow" w:cs="Arial"/>
           <w:kern w:val="0"/>
-          <ns2:ligatures ns2:val="none"/>
+          <w14:ligatures w14:val="none"/>
         </w:rPr>
         <w:t xml:space="preserve"/>
       </w:r>
@@ -696,7 +666,7 @@
         <w:rPr>
           <w:rFonts w:ascii="Arial Narrow" w:eastAsia="Calibri" w:hAnsi="Arial Narrow" w:cs="Arial"/>
           <w:kern w:val="0"/>
-          <ns2:ligatures ns2:val="none"/>
+          <w14:ligatures w14:val="none"/>
         </w:rPr>
         <w:t/>
       </w:r>
@@ -706,7 +676,7 @@
           <w:color w:val="000000"/>
           <w:kern w:val="0"/>
           <w:lang w:val="es-ES" w:eastAsia="es-ES"/>
-          <ns2:ligatures ns2:val="none"/>
+          <w14:ligatures w14:val="none"/>
         </w:rPr>
         <w:t xml:space="preserve"/>
       </w:r>
@@ -716,7 +686,7 @@
           <w:color w:val="000000"/>
           <w:kern w:val="0"/>
           <w:lang w:val="es-ES" w:eastAsia="es-ES"/>
-          <ns2:ligatures ns2:val="none"/>
+          <w14:ligatures w14:val="none"/>
         </w:rPr>
         <w:t xml:space="preserve"/>
       </w:r>
@@ -727,7 +697,7 @@
           <w:color w:val="000000"/>
           <w:kern w:val="0"/>
           <w:lang w:val="es-ES" w:eastAsia="es-ES"/>
-          <ns2:ligatures ns2:val="none"/>
+          <w14:ligatures w14:val="none"/>
         </w:rPr>
         <w:t/>
       </w:r>
@@ -738,7 +708,7 @@
           <w:color w:val="000000"/>
           <w:kern w:val="0"/>
           <w:lang w:val="es-ES" w:eastAsia="es-ES"/>
-          <ns2:ligatures ns2:val="none"/>
+          <w14:ligatures w14:val="none"/>
         </w:rPr>
         <w:t xml:space="preserve"/>
       </w:r>
@@ -748,7 +718,7 @@
           <w:color w:val="000000"/>
           <w:kern w:val="0"/>
           <w:lang w:val="es-ES" w:eastAsia="es-ES"/>
-          <ns2:ligatures ns2:val="none"/>
+          <w14:ligatures w14:val="none"/>
         </w:rPr>
         <w:t xml:space="preserve"/>
       </w:r>
@@ -758,7 +728,7 @@
           <w:color w:val="000000"/>
           <w:kern w:val="0"/>
           <w:lang w:val="es-ES" w:eastAsia="es-ES"/>
-          <ns2:ligatures ns2:val="none"/>
+          <w14:ligatures w14:val="none"/>
         </w:rPr>
         <w:t xml:space="preserve"/>
       </w:r>
@@ -768,7 +738,7 @@
           <w:color w:val="000000"/>
           <w:kern w:val="0"/>
           <w:lang w:val="es-ES" w:eastAsia="es-ES"/>
-          <ns2:ligatures ns2:val="none"/>
+          <w14:ligatures w14:val="none"/>
         </w:rPr>
         <w:t/>
       </w:r>
@@ -778,7 +748,7 @@
           <w:color w:val="000000"/>
           <w:kern w:val="0"/>
           <w:lang w:val="es-ES" w:eastAsia="es-ES"/>
-          <ns2:ligatures ns2:val="none"/>
+          <w14:ligatures w14:val="none"/>
         </w:rPr>
         <w:t xml:space="preserve"/>
       </w:r>
@@ -790,7 +760,7 @@
           <w:kern w:val="0"/>
           <w:vertAlign w:val="superscript"/>
           <w:lang w:val="es-ES" w:eastAsia="es-ES"/>
-          <ns2:ligatures ns2:val="none"/>
+          <w14:ligatures w14:val="none"/>
         </w:rPr>
         <w:footnoteReference w:id="1"/>
       </w:r>
@@ -800,7 +770,7 @@
           <w:color w:val="000000"/>
           <w:kern w:val="0"/>
           <w:lang w:val="es-ES" w:eastAsia="es-ES"/>
-          <ns2:ligatures ns2:val="none"/>
+          <w14:ligatures w14:val="none"/>
         </w:rPr>
         <w:t xml:space="preserve"/>
       </w:r>
@@ -811,25 +781,25 @@
           <w:color w:val="000000"/>
           <w:kern w:val="0"/>
           <w:lang w:val="es-ES" w:eastAsia="es-ES"/>
-          <ns2:ligatures ns2:val="none"/>
+          <w14:ligatures w14:val="none"/>
         </w:rPr>
         <w:t/>
       </w:r>
     </w:p>
-    <w:p ns2:paraId="251848E5" ns2:textId="06C6ADE4">
-      <w:pPr>
-        <w:spacing w:after="0" w:line="240" w:lineRule="auto"/>
-        <w:jc w:val="both"/>
-        <w:rPr>
-          <w:rFonts w:ascii="Arial Narrow" w:eastAsia="Times New Roman" w:hAnsi="Arial Narrow" w:cs="Arial"/>
-          <w:color w:val="000000"/>
-          <w:kern w:val="0"/>
-          <w:lang w:eastAsia="es-ES"/>
-          <ns2:ligatures ns2:val="none"/>
-        </w:rPr>
-      </w:pPr>
-    </w:p>
-    <w:p ns2:paraId="4127ED35" ns2:textId="777C0715">
+    <w:p>
+      <w:pPr>
+        <w:spacing w:after="0" w:line="240" w:lineRule="auto"/>
+        <w:jc w:val="both"/>
+        <w:rPr>
+          <w:rFonts w:ascii="Arial Narrow" w:eastAsia="Times New Roman" w:hAnsi="Arial Narrow" w:cs="Arial"/>
+          <w:color w:val="000000"/>
+          <w:kern w:val="0"/>
+          <w:lang w:eastAsia="es-ES"/>
+          <w14:ligatures w14:val="none"/>
+        </w:rPr>
+      </w:pPr>
+    </w:p>
+    <w:p>
       <w:pPr>
         <w:pStyle w:val="Prrafodelista"/>
         <w:numPr>
@@ -847,16 +817,16 @@
           <w:color w:val="000000"/>
           <w:kern w:val="0"/>
           <w:lang w:eastAsia="es-ES"/>
-          <ns2:ligatures ns2:val="none"/>
-        </w:rPr>
-      </w:pPr>
-      <w:r>
-        <w:rPr>
-          <w:rFonts w:ascii="Arial Narrow" w:eastAsia="Times New Roman" w:hAnsi="Arial Narrow" w:cs="Arial"/>
-          <w:color w:val="000000"/>
-          <w:kern w:val="0"/>
-          <w:lang w:eastAsia="es-ES"/>
-          <ns2:ligatures ns2:val="none"/>
+          <w14:ligatures w14:val="none"/>
+        </w:rPr>
+      </w:pPr>
+      <w:r>
+        <w:rPr>
+          <w:rFonts w:ascii="Arial Narrow" w:eastAsia="Times New Roman" w:hAnsi="Arial Narrow" w:cs="Arial"/>
+          <w:color w:val="000000"/>
+          <w:kern w:val="0"/>
+          <w:lang w:eastAsia="es-ES"/>
+          <w14:ligatures w14:val="none"/>
         </w:rPr>
         <w:t xml:space="preserve">El 23 de febrero de 2024, </w:t>
       </w:r>
@@ -866,7 +836,7 @@
           <w:color w:val="000000"/>
           <w:kern w:val="0"/>
           <w:lang w:eastAsia="es-ES"/>
-          <ns2:ligatures ns2:val="none"/>
+          <w14:ligatures w14:val="none"/>
         </w:rPr>
         <w:t xml:space="preserve">adquirió </w:t>
       </w:r>
@@ -876,7 +846,7 @@
           <w:color w:val="000000"/>
           <w:kern w:val="0"/>
           <w:lang w:eastAsia="es-ES"/>
-          <ns2:ligatures ns2:val="none"/>
+          <w14:ligatures w14:val="none"/>
         </w:rPr>
         <w:t>un crédito por S/28 000,0</w:t>
       </w:r>
@@ -886,7 +856,7 @@
           <w:color w:val="000000"/>
           <w:kern w:val="0"/>
           <w:lang w:eastAsia="es-ES"/>
-          <ns2:ligatures ns2:val="none"/>
+          <w14:ligatures w14:val="none"/>
         </w:rPr>
         <w:t>0 solicitado</w:t>
       </w:r>
@@ -896,7 +866,7 @@
           <w:color w:val="000000"/>
           <w:kern w:val="0"/>
           <w:lang w:eastAsia="es-ES"/>
-          <ns2:ligatures ns2:val="none"/>
+          <w14:ligatures w14:val="none"/>
         </w:rPr>
         <w:t xml:space="preserve"> al </w:t>
       </w:r>
@@ -906,7 +876,7 @@
           <w:color w:val="000000"/>
           <w:kern w:val="0"/>
           <w:lang w:val="es-ES" w:eastAsia="es-ES"/>
-          <ns2:ligatures ns2:val="none"/>
+          <w14:ligatures w14:val="none"/>
         </w:rPr>
         <w:t>Banco</w:t>
       </w:r>
@@ -916,7 +886,7 @@
           <w:color w:val="000000"/>
           <w:kern w:val="0"/>
           <w:lang w:eastAsia="es-ES"/>
-          <ns2:ligatures ns2:val="none"/>
+          <w14:ligatures w14:val="none"/>
         </w:rPr>
         <w:t xml:space="preserve">, suscribiendo en dicha oportunidad </w:t>
       </w:r>
@@ -926,7 +896,7 @@
           <w:color w:val="000000"/>
           <w:kern w:val="0"/>
           <w:lang w:eastAsia="es-ES"/>
-          <ns2:ligatures ns2:val="none"/>
+          <w14:ligatures w14:val="none"/>
         </w:rPr>
         <w:t>la Póliza del</w:t>
       </w:r>
@@ -936,7 +906,7 @@
           <w:color w:val="000000"/>
           <w:kern w:val="0"/>
           <w:lang w:eastAsia="es-ES"/>
-          <ns2:ligatures ns2:val="none"/>
+          <w14:ligatures w14:val="none"/>
         </w:rPr>
         <w:t xml:space="preserve"> </w:t>
       </w:r>
@@ -946,7 +916,7 @@
           <w:color w:val="000000"/>
           <w:kern w:val="0"/>
           <w:lang w:eastAsia="es-ES"/>
-          <ns2:ligatures ns2:val="none"/>
+          <w14:ligatures w14:val="none"/>
         </w:rPr>
         <w:t xml:space="preserve">Seguro de Protección de Pagos </w:t>
       </w:r>
@@ -956,7 +926,7 @@
           <w:color w:val="000000"/>
           <w:kern w:val="0"/>
           <w:lang w:eastAsia="es-ES"/>
-          <ns2:ligatures ns2:val="none"/>
+          <w14:ligatures w14:val="none"/>
         </w:rPr>
         <w:t xml:space="preserve">– </w:t>
       </w:r>
@@ -966,7 +936,7 @@
           <w:color w:val="000000"/>
           <w:kern w:val="0"/>
           <w:lang w:eastAsia="es-ES"/>
-          <ns2:ligatures ns2:val="none"/>
+          <w14:ligatures w14:val="none"/>
         </w:rPr>
         <w:t xml:space="preserve">Certificado </w:t>
       </w:r>
@@ -977,7 +947,7 @@
           <w:color w:val="000000"/>
           <w:kern w:val="0"/>
           <w:lang w:val="es-ES" w:eastAsia="es-ES"/>
-          <ns2:ligatures ns2:val="none"/>
+          <w14:ligatures w14:val="none"/>
         </w:rPr>
         <w:t/>
       </w:r>
@@ -988,7 +958,7 @@
           <w:color w:val="000000"/>
           <w:kern w:val="0"/>
           <w:lang w:eastAsia="es-ES"/>
-          <ns2:ligatures ns2:val="none"/>
+          <w14:ligatures w14:val="none"/>
         </w:rPr>
         <w:t xml:space="preserve"> 063626185002867442 </w:t>
       </w:r>
@@ -998,7 +968,7 @@
           <w:color w:val="000000"/>
           <w:kern w:val="0"/>
           <w:lang w:eastAsia="es-ES"/>
-          <ns2:ligatures ns2:val="none"/>
+          <w14:ligatures w14:val="none"/>
         </w:rPr>
         <w:t>con cobertura por desempleo involuntario</w:t>
       </w:r>
@@ -1008,7 +978,7 @@
           <w:color w:val="000000"/>
           <w:kern w:val="0"/>
           <w:lang w:eastAsia="es-ES"/>
-          <ns2:ligatures ns2:val="none"/>
+          <w14:ligatures w14:val="none"/>
         </w:rPr>
         <w:t xml:space="preserve"> </w:t>
       </w:r>
@@ -1018,7 +988,7 @@
           <w:color w:val="000000"/>
           <w:kern w:val="0"/>
           <w:lang w:eastAsia="es-ES"/>
-          <ns2:ligatures ns2:val="none"/>
+          <w14:ligatures w14:val="none"/>
         </w:rPr>
         <w:t xml:space="preserve">(en adelante, </w:t>
       </w:r>
@@ -1028,7 +998,7 @@
           <w:color w:val="000000"/>
           <w:kern w:val="0"/>
           <w:lang w:eastAsia="es-ES"/>
-          <ns2:ligatures ns2:val="none"/>
+          <w14:ligatures w14:val="none"/>
         </w:rPr>
         <w:t>Seguro de Protección de Pagos</w:t>
       </w:r>
@@ -1038,7 +1008,7 @@
           <w:color w:val="000000"/>
           <w:kern w:val="0"/>
           <w:lang w:eastAsia="es-ES"/>
-          <ns2:ligatures ns2:val="none"/>
+          <w14:ligatures w14:val="none"/>
         </w:rPr>
         <w:t xml:space="preserve">), ofrecido como cobertura asociada al crédito. </w:t>
       </w:r>
@@ -1048,7 +1018,7 @@
           <w:color w:val="000000"/>
           <w:kern w:val="0"/>
           <w:lang w:eastAsia="es-ES"/>
-          <ns2:ligatures ns2:val="none"/>
+          <w14:ligatures w14:val="none"/>
         </w:rPr>
         <w:t xml:space="preserve">Antes de la </w:t>
       </w:r>
@@ -1058,7 +1028,7 @@
           <w:color w:val="000000"/>
           <w:kern w:val="0"/>
           <w:lang w:eastAsia="es-ES"/>
-          <ns2:ligatures ns2:val="none"/>
+          <w14:ligatures w14:val="none"/>
         </w:rPr>
         <w:t>adquisición</w:t>
       </w:r>
@@ -1068,7 +1038,7 @@
           <w:color w:val="000000"/>
           <w:kern w:val="0"/>
           <w:lang w:eastAsia="es-ES"/>
-          <ns2:ligatures ns2:val="none"/>
+          <w14:ligatures w14:val="none"/>
         </w:rPr>
         <w:t xml:space="preserve"> de la póliza, le informaron </w:t>
       </w:r>
@@ -1078,7 +1048,7 @@
           <w:color w:val="000000"/>
           <w:kern w:val="0"/>
           <w:lang w:eastAsia="es-ES"/>
-          <ns2:ligatures ns2:val="none"/>
+          <w14:ligatures w14:val="none"/>
         </w:rPr>
         <w:t xml:space="preserve">si su </w:t>
       </w:r>
@@ -1088,7 +1058,7 @@
           <w:color w:val="000000"/>
           <w:kern w:val="0"/>
           <w:lang w:eastAsia="es-ES"/>
-          <ns2:ligatures ns2:val="none"/>
+          <w14:ligatures w14:val="none"/>
         </w:rPr>
         <w:t xml:space="preserve">empleador no le renovaba el contrato laboral </w:t>
       </w:r>
@@ -1098,7 +1068,7 @@
           <w:color w:val="000000"/>
           <w:kern w:val="0"/>
           <w:lang w:eastAsia="es-ES"/>
-          <ns2:ligatures ns2:val="none"/>
+          <w14:ligatures w14:val="none"/>
         </w:rPr>
         <w:t>estaría</w:t>
       </w:r>
@@ -1108,7 +1078,7 @@
           <w:color w:val="000000"/>
           <w:kern w:val="0"/>
           <w:lang w:eastAsia="es-ES"/>
-          <ns2:ligatures ns2:val="none"/>
+          <w14:ligatures w14:val="none"/>
         </w:rPr>
         <w:t xml:space="preserve"> cubierto, a menos que la decisión de no renovar sea </w:t>
       </w:r>
@@ -1118,7 +1088,7 @@
           <w:color w:val="000000"/>
           <w:kern w:val="0"/>
           <w:lang w:eastAsia="es-ES"/>
-          <ns2:ligatures ns2:val="none"/>
+          <w14:ligatures w14:val="none"/>
         </w:rPr>
         <w:t>suya</w:t>
       </w:r>
@@ -1128,12 +1098,12 @@
           <w:color w:val="000000"/>
           <w:kern w:val="0"/>
           <w:lang w:eastAsia="es-ES"/>
-          <ns2:ligatures ns2:val="none"/>
+          <w14:ligatures w14:val="none"/>
         </w:rPr>
         <w:t xml:space="preserve">. </w:t>
       </w:r>
     </w:p>
-    <w:p ns2:paraId="33C3E60B" ns2:textId="77777777">
+    <w:p>
       <w:pPr>
         <w:pStyle w:val="Prrafodelista"/>
         <w:spacing w:after="0" w:line="240" w:lineRule="auto"/>
@@ -1144,11 +1114,11 @@
           <w:color w:val="000000"/>
           <w:kern w:val="0"/>
           <w:lang w:eastAsia="es-ES"/>
-          <ns2:ligatures ns2:val="none"/>
-        </w:rPr>
-      </w:pPr>
-    </w:p>
-    <w:p ns2:paraId="7D5CFB06" ns2:textId="44A06B6F">
+          <w14:ligatures w14:val="none"/>
+        </w:rPr>
+      </w:pPr>
+    </w:p>
+    <w:p>
       <w:pPr>
         <w:pStyle w:val="Prrafodelista"/>
         <w:numPr>
@@ -1166,16 +1136,16 @@
           <w:color w:val="000000"/>
           <w:kern w:val="0"/>
           <w:lang w:eastAsia="es-ES"/>
-          <ns2:ligatures ns2:val="none"/>
-        </w:rPr>
-      </w:pPr>
-      <w:r>
-        <w:rPr>
-          <w:rFonts w:ascii="Arial Narrow" w:eastAsia="Times New Roman" w:hAnsi="Arial Narrow" w:cs="Arial"/>
-          <w:color w:val="000000"/>
-          <w:kern w:val="0"/>
-          <w:lang w:eastAsia="es-ES"/>
-          <ns2:ligatures ns2:val="none"/>
+          <w14:ligatures w14:val="none"/>
+        </w:rPr>
+      </w:pPr>
+      <w:r>
+        <w:rPr>
+          <w:rFonts w:ascii="Arial Narrow" w:eastAsia="Times New Roman" w:hAnsi="Arial Narrow" w:cs="Arial"/>
+          <w:color w:val="000000"/>
+          <w:kern w:val="0"/>
+          <w:lang w:eastAsia="es-ES"/>
+          <w14:ligatures w14:val="none"/>
         </w:rPr>
         <w:t xml:space="preserve">El 24 de noviembre de 2025, remitió comunicación electrónica al área de recursos humanos de su empleador </w:t>
       </w:r>
@@ -1185,7 +1155,7 @@
           <w:color w:val="000000"/>
           <w:kern w:val="0"/>
           <w:lang w:eastAsia="es-ES"/>
-          <ns2:ligatures ns2:val="none"/>
+          <w14:ligatures w14:val="none"/>
         </w:rPr>
         <w:t xml:space="preserve">señalando haber sido informado verbalmente por su gerencia que su contrato laboral no sería renovado, ante lo cual </w:t>
       </w:r>
@@ -1195,7 +1165,7 @@
           <w:color w:val="000000"/>
           <w:kern w:val="0"/>
           <w:lang w:eastAsia="es-ES"/>
-          <ns2:ligatures ns2:val="none"/>
+          <w14:ligatures w14:val="none"/>
         </w:rPr>
         <w:t>solicitaba que sea notificado con dicha decisión</w:t>
       </w:r>
@@ -1205,12 +1175,12 @@
           <w:color w:val="000000"/>
           <w:kern w:val="0"/>
           <w:lang w:eastAsia="es-ES"/>
-          <ns2:ligatures ns2:val="none"/>
+          <w14:ligatures w14:val="none"/>
         </w:rPr>
         <w:t>.</w:t>
       </w:r>
     </w:p>
-    <w:p ns2:paraId="73171CDF" ns2:textId="77777777">
+    <w:p>
       <w:pPr>
         <w:pStyle w:val="Prrafodelista"/>
         <w:spacing w:after="0" w:line="240" w:lineRule="auto"/>
@@ -1221,11 +1191,11 @@
           <w:color w:val="000000"/>
           <w:kern w:val="0"/>
           <w:lang w:eastAsia="es-ES"/>
-          <ns2:ligatures ns2:val="none"/>
-        </w:rPr>
-      </w:pPr>
-    </w:p>
-    <w:p ns2:paraId="0E33D48E" ns2:textId="068FAEA4">
+          <w14:ligatures w14:val="none"/>
+        </w:rPr>
+      </w:pPr>
+    </w:p>
+    <w:p>
       <w:pPr>
         <w:pStyle w:val="Prrafodelista"/>
         <w:numPr>
@@ -1243,16 +1213,16 @@
           <w:color w:val="000000"/>
           <w:kern w:val="0"/>
           <w:lang w:eastAsia="es-ES"/>
-          <ns2:ligatures ns2:val="none"/>
-        </w:rPr>
-      </w:pPr>
-      <w:r>
-        <w:rPr>
-          <w:rFonts w:ascii="Arial Narrow" w:eastAsia="Times New Roman" w:hAnsi="Arial Narrow" w:cs="Arial"/>
-          <w:color w:val="000000"/>
-          <w:kern w:val="0"/>
-          <w:lang w:eastAsia="es-ES"/>
-          <ns2:ligatures ns2:val="none"/>
+          <w14:ligatures w14:val="none"/>
+        </w:rPr>
+      </w:pPr>
+      <w:r>
+        <w:rPr>
+          <w:rFonts w:ascii="Arial Narrow" w:eastAsia="Times New Roman" w:hAnsi="Arial Narrow" w:cs="Arial"/>
+          <w:color w:val="000000"/>
+          <w:kern w:val="0"/>
+          <w:lang w:eastAsia="es-ES"/>
+          <w14:ligatures w14:val="none"/>
         </w:rPr>
         <w:t xml:space="preserve">El 27 de noviembre de 2025, solicitó </w:t>
       </w:r>
@@ -1262,7 +1232,7 @@
           <w:color w:val="000000"/>
           <w:kern w:val="0"/>
           <w:lang w:eastAsia="es-ES"/>
-          <ns2:ligatures ns2:val="none"/>
+          <w14:ligatures w14:val="none"/>
         </w:rPr>
         <w:t xml:space="preserve">al </w:t>
       </w:r>
@@ -1272,7 +1242,7 @@
           <w:color w:val="000000"/>
           <w:kern w:val="0"/>
           <w:lang w:val="es-ES" w:eastAsia="es-ES"/>
-          <ns2:ligatures ns2:val="none"/>
+          <w14:ligatures w14:val="none"/>
         </w:rPr>
         <w:t xml:space="preserve">Banco </w:t>
       </w:r>
@@ -1282,7 +1252,7 @@
           <w:color w:val="000000"/>
           <w:kern w:val="0"/>
           <w:lang w:eastAsia="es-ES"/>
-          <ns2:ligatures ns2:val="none"/>
+          <w14:ligatures w14:val="none"/>
         </w:rPr>
         <w:t xml:space="preserve">la activación del </w:t>
       </w:r>
@@ -1292,7 +1262,7 @@
           <w:color w:val="000000"/>
           <w:kern w:val="0"/>
           <w:lang w:eastAsia="es-ES"/>
-          <ns2:ligatures ns2:val="none"/>
+          <w14:ligatures w14:val="none"/>
         </w:rPr>
         <w:t>Seguro de Protección de Pagos</w:t>
       </w:r>
@@ -1302,7 +1272,7 @@
           <w:color w:val="000000"/>
           <w:kern w:val="0"/>
           <w:lang w:eastAsia="es-ES"/>
-          <ns2:ligatures ns2:val="none"/>
+          <w14:ligatures w14:val="none"/>
         </w:rPr>
         <w:t xml:space="preserve">, adjuntando la comunicación remitida a su empleador; en respuesta, </w:t>
       </w:r>
@@ -1312,7 +1282,7 @@
           <w:color w:val="000000"/>
           <w:kern w:val="0"/>
           <w:lang w:eastAsia="es-ES"/>
-          <ns2:ligatures ns2:val="none"/>
+          <w14:ligatures w14:val="none"/>
         </w:rPr>
         <w:t xml:space="preserve">le indicaron </w:t>
       </w:r>
@@ -1322,7 +1292,7 @@
           <w:color w:val="000000"/>
           <w:kern w:val="0"/>
           <w:lang w:eastAsia="es-ES"/>
-          <ns2:ligatures ns2:val="none"/>
+          <w14:ligatures w14:val="none"/>
         </w:rPr>
         <w:t xml:space="preserve">que debía gestionar el trámite directamente con </w:t>
       </w:r>
@@ -1332,7 +1302,7 @@
           <w:color w:val="000000"/>
           <w:kern w:val="0"/>
           <w:lang w:eastAsia="es-ES"/>
-          <ns2:ligatures ns2:val="none"/>
+          <w14:ligatures w14:val="none"/>
         </w:rPr>
         <w:t>B</w:t>
       </w:r>
@@ -1342,7 +1312,7 @@
           <w:color w:val="000000"/>
           <w:kern w:val="0"/>
           <w:lang w:val="es-ES" w:eastAsia="es-ES"/>
-          <ns2:ligatures ns2:val="none"/>
+          <w14:ligatures w14:val="none"/>
         </w:rPr>
         <w:t xml:space="preserve">NP </w:t>
       </w:r>
@@ -1353,7 +1323,7 @@
           <w:color w:val="000000"/>
           <w:kern w:val="0"/>
           <w:lang w:val="es-ES" w:eastAsia="es-ES"/>
-          <ns2:ligatures ns2:val="none"/>
+          <w14:ligatures w14:val="none"/>
         </w:rPr>
         <w:t>Paribas</w:t>
       </w:r>
@@ -1364,7 +1334,7 @@
           <w:color w:val="000000"/>
           <w:kern w:val="0"/>
           <w:lang w:eastAsia="es-ES"/>
-          <ns2:ligatures ns2:val="none"/>
+          <w14:ligatures w14:val="none"/>
         </w:rPr>
         <w:t>.</w:t>
       </w:r>
@@ -1374,7 +1344,7 @@
           <w:color w:val="000000"/>
           <w:kern w:val="0"/>
           <w:lang w:eastAsia="es-ES"/>
-          <ns2:ligatures ns2:val="none"/>
+          <w14:ligatures w14:val="none"/>
         </w:rPr>
         <w:t xml:space="preserve"> </w:t>
       </w:r>
@@ -1384,7 +1354,7 @@
           <w:color w:val="000000"/>
           <w:kern w:val="0"/>
           <w:lang w:eastAsia="es-ES"/>
-          <ns2:ligatures ns2:val="none"/>
+          <w14:ligatures w14:val="none"/>
         </w:rPr>
         <w:t>Ese mismo día</w:t>
       </w:r>
@@ -1394,7 +1364,7 @@
           <w:color w:val="000000"/>
           <w:kern w:val="0"/>
           <w:lang w:eastAsia="es-ES"/>
-          <ns2:ligatures ns2:val="none"/>
+          <w14:ligatures w14:val="none"/>
         </w:rPr>
         <w:t xml:space="preserve">, remitió </w:t>
       </w:r>
@@ -1404,7 +1374,7 @@
           <w:color w:val="000000"/>
           <w:kern w:val="0"/>
           <w:lang w:eastAsia="es-ES"/>
-          <ns2:ligatures ns2:val="none"/>
+          <w14:ligatures w14:val="none"/>
         </w:rPr>
         <w:t>a B</w:t>
       </w:r>
@@ -1414,7 +1384,7 @@
           <w:color w:val="000000"/>
           <w:kern w:val="0"/>
           <w:lang w:val="es-ES" w:eastAsia="es-ES"/>
-          <ns2:ligatures ns2:val="none"/>
+          <w14:ligatures w14:val="none"/>
         </w:rPr>
         <w:t xml:space="preserve">NP </w:t>
       </w:r>
@@ -1425,7 +1395,7 @@
           <w:color w:val="000000"/>
           <w:kern w:val="0"/>
           <w:lang w:val="es-ES" w:eastAsia="es-ES"/>
-          <ns2:ligatures ns2:val="none"/>
+          <w14:ligatures w14:val="none"/>
         </w:rPr>
         <w:t>Paribas</w:t>
       </w:r>
@@ -1436,25 +1406,25 @@
           <w:color w:val="000000"/>
           <w:kern w:val="0"/>
           <w:lang w:eastAsia="es-ES"/>
-          <ns2:ligatures ns2:val="none"/>
+          <w14:ligatures w14:val="none"/>
         </w:rPr>
         <w:t xml:space="preserve"> la documentación relacionada con la no renovación de su contrato laboral, reiterando su solicitud de activación de la cobertura.</w:t>
       </w:r>
     </w:p>
-    <w:p ns2:paraId="417FE88A" ns2:textId="77777777">
-      <w:pPr>
-        <w:spacing w:after="0" w:line="240" w:lineRule="auto"/>
-        <w:jc w:val="both"/>
-        <w:rPr>
-          <w:rFonts w:ascii="Arial Narrow" w:eastAsia="Times New Roman" w:hAnsi="Arial Narrow" w:cs="Arial"/>
-          <w:color w:val="000000"/>
-          <w:kern w:val="0"/>
-          <w:lang w:eastAsia="es-ES"/>
-          <ns2:ligatures ns2:val="none"/>
-        </w:rPr>
-      </w:pPr>
-    </w:p>
-    <w:p ns2:paraId="6308BBD0" ns2:textId="26AAE90E">
+    <w:p>
+      <w:pPr>
+        <w:spacing w:after="0" w:line="240" w:lineRule="auto"/>
+        <w:jc w:val="both"/>
+        <w:rPr>
+          <w:rFonts w:ascii="Arial Narrow" w:eastAsia="Times New Roman" w:hAnsi="Arial Narrow" w:cs="Arial"/>
+          <w:color w:val="000000"/>
+          <w:kern w:val="0"/>
+          <w:lang w:eastAsia="es-ES"/>
+          <w14:ligatures w14:val="none"/>
+        </w:rPr>
+      </w:pPr>
+    </w:p>
+    <w:p>
       <w:pPr>
         <w:pStyle w:val="Prrafodelista"/>
         <w:numPr>
@@ -1472,16 +1442,16 @@
           <w:color w:val="000000"/>
           <w:kern w:val="0"/>
           <w:lang w:eastAsia="es-ES"/>
-          <ns2:ligatures ns2:val="none"/>
-        </w:rPr>
-      </w:pPr>
-      <w:r>
-        <w:rPr>
-          <w:rFonts w:ascii="Arial Narrow" w:eastAsia="Times New Roman" w:hAnsi="Arial Narrow" w:cs="Arial"/>
-          <w:color w:val="000000"/>
-          <w:kern w:val="0"/>
-          <w:lang w:eastAsia="es-ES"/>
-          <ns2:ligatures ns2:val="none"/>
+          <w14:ligatures w14:val="none"/>
+        </w:rPr>
+      </w:pPr>
+      <w:r>
+        <w:rPr>
+          <w:rFonts w:ascii="Arial Narrow" w:eastAsia="Times New Roman" w:hAnsi="Arial Narrow" w:cs="Arial"/>
+          <w:color w:val="000000"/>
+          <w:kern w:val="0"/>
+          <w:lang w:eastAsia="es-ES"/>
+          <w14:ligatures w14:val="none"/>
         </w:rPr>
         <w:t xml:space="preserve">El 22 de diciembre de 2025, presentó nuevamente vía </w:t>
       </w:r>
@@ -1491,7 +1461,7 @@
           <w:color w:val="000000"/>
           <w:kern w:val="0"/>
           <w:lang w:eastAsia="es-ES"/>
-          <ns2:ligatures ns2:val="none"/>
+          <w14:ligatures w14:val="none"/>
         </w:rPr>
         <w:t>aplicativo WhatsApp</w:t>
       </w:r>
@@ -1501,7 +1471,7 @@
           <w:color w:val="000000"/>
           <w:kern w:val="0"/>
           <w:lang w:eastAsia="es-ES"/>
-          <ns2:ligatures ns2:val="none"/>
+          <w14:ligatures w14:val="none"/>
         </w:rPr>
         <w:t xml:space="preserve"> su solicitud de activación del </w:t>
       </w:r>
@@ -1511,7 +1481,7 @@
           <w:color w:val="000000"/>
           <w:kern w:val="0"/>
           <w:lang w:eastAsia="es-ES"/>
-          <ns2:ligatures ns2:val="none"/>
+          <w14:ligatures w14:val="none"/>
         </w:rPr>
         <w:t>Seguro de Protección de Pagos a B</w:t>
       </w:r>
@@ -1521,7 +1491,7 @@
           <w:color w:val="000000"/>
           <w:kern w:val="0"/>
           <w:lang w:val="es-ES" w:eastAsia="es-ES"/>
-          <ns2:ligatures ns2:val="none"/>
+          <w14:ligatures w14:val="none"/>
         </w:rPr>
         <w:t xml:space="preserve">NP </w:t>
       </w:r>
@@ -1532,7 +1502,7 @@
           <w:color w:val="000000"/>
           <w:kern w:val="0"/>
           <w:lang w:val="es-ES" w:eastAsia="es-ES"/>
-          <ns2:ligatures ns2:val="none"/>
+          <w14:ligatures w14:val="none"/>
         </w:rPr>
         <w:t>Paribas</w:t>
       </w:r>
@@ -1543,7 +1513,7 @@
           <w:color w:val="000000"/>
           <w:kern w:val="0"/>
           <w:lang w:eastAsia="es-ES"/>
-          <ns2:ligatures ns2:val="none"/>
+          <w14:ligatures w14:val="none"/>
         </w:rPr>
         <w:t>; recibió como respuesta que, por las condiciones de</w:t>
       </w:r>
@@ -1553,7 +1523,7 @@
           <w:color w:val="000000"/>
           <w:kern w:val="0"/>
           <w:lang w:eastAsia="es-ES"/>
-          <ns2:ligatures ns2:val="none"/>
+          <w14:ligatures w14:val="none"/>
         </w:rPr>
         <w:t xml:space="preserve"> la póliza</w:t>
       </w:r>
@@ -1563,7 +1533,7 @@
           <w:color w:val="000000"/>
           <w:kern w:val="0"/>
           <w:lang w:eastAsia="es-ES"/>
-          <ns2:ligatures ns2:val="none"/>
+          <w14:ligatures w14:val="none"/>
         </w:rPr>
         <w:t>, no era posible continuar con el trámite, sin que se le detallaran los motivos pese a haberlos requerido.</w:t>
       </w:r>
@@ -1573,12 +1543,12 @@
           <w:color w:val="000000"/>
           <w:kern w:val="0"/>
           <w:lang w:eastAsia="es-ES"/>
-          <ns2:ligatures ns2:val="none"/>
+          <w14:ligatures w14:val="none"/>
         </w:rPr>
         <w:t xml:space="preserve"> </w:t>
       </w:r>
     </w:p>
-    <w:p ns2:paraId="611A17EA" ns2:textId="77777777">
+    <w:p>
       <w:pPr>
         <w:pStyle w:val="Prrafodelista"/>
         <w:spacing w:after="0" w:line="240" w:lineRule="auto"/>
@@ -1589,11 +1559,11 @@
           <w:color w:val="000000"/>
           <w:kern w:val="0"/>
           <w:lang w:eastAsia="es-ES"/>
-          <ns2:ligatures ns2:val="none"/>
-        </w:rPr>
-      </w:pPr>
-    </w:p>
-    <w:p ns2:paraId="411467CA" ns2:textId="4C6E8468">
+          <w14:ligatures w14:val="none"/>
+        </w:rPr>
+      </w:pPr>
+    </w:p>
+    <w:p>
       <w:pPr>
         <w:pStyle w:val="Prrafodelista"/>
         <w:numPr>
@@ -1611,16 +1581,16 @@
           <w:color w:val="000000"/>
           <w:kern w:val="0"/>
           <w:lang w:eastAsia="es-ES"/>
-          <ns2:ligatures ns2:val="none"/>
-        </w:rPr>
-      </w:pPr>
-      <w:r>
-        <w:rPr>
-          <w:rFonts w:ascii="Arial Narrow" w:eastAsia="Times New Roman" w:hAnsi="Arial Narrow" w:cs="Arial"/>
-          <w:color w:val="000000"/>
-          <w:kern w:val="0"/>
-          <w:lang w:eastAsia="es-ES"/>
-          <ns2:ligatures ns2:val="none"/>
+          <w14:ligatures w14:val="none"/>
+        </w:rPr>
+      </w:pPr>
+      <w:r>
+        <w:rPr>
+          <w:rFonts w:ascii="Arial Narrow" w:eastAsia="Times New Roman" w:hAnsi="Arial Narrow" w:cs="Arial"/>
+          <w:color w:val="000000"/>
+          <w:kern w:val="0"/>
+          <w:lang w:eastAsia="es-ES"/>
+          <w14:ligatures w14:val="none"/>
         </w:rPr>
         <w:t xml:space="preserve">El 24 de diciembre de 2025, </w:t>
       </w:r>
@@ -1630,7 +1600,7 @@
           <w:color w:val="000000"/>
           <w:kern w:val="0"/>
           <w:lang w:eastAsia="es-ES"/>
-          <ns2:ligatures ns2:val="none"/>
+          <w14:ligatures w14:val="none"/>
         </w:rPr>
         <w:t>presentó nuevamente</w:t>
       </w:r>
@@ -1640,7 +1610,7 @@
           <w:color w:val="000000"/>
           <w:kern w:val="0"/>
           <w:lang w:eastAsia="es-ES"/>
-          <ns2:ligatures ns2:val="none"/>
+          <w14:ligatures w14:val="none"/>
         </w:rPr>
         <w:t xml:space="preserve"> su solicitud de activación, exponiendo las razones por las cuales consideró aplicable la cobertura; al no obtener confirmación de recepción adecuada, volvió a presentar la solicitud</w:t>
       </w:r>
@@ -1650,7 +1620,7 @@
           <w:color w:val="000000"/>
           <w:kern w:val="0"/>
           <w:lang w:eastAsia="es-ES"/>
-          <ns2:ligatures ns2:val="none"/>
+          <w14:ligatures w14:val="none"/>
         </w:rPr>
         <w:t xml:space="preserve"> el </w:t>
       </w:r>
@@ -1660,7 +1630,7 @@
           <w:color w:val="000000"/>
           <w:kern w:val="0"/>
           <w:lang w:eastAsia="es-ES"/>
-          <ns2:ligatures ns2:val="none"/>
+          <w14:ligatures w14:val="none"/>
         </w:rPr>
         <w:t>26 de diciembre de 2025</w:t>
       </w:r>
@@ -1670,12 +1640,12 @@
           <w:color w:val="000000"/>
           <w:kern w:val="0"/>
           <w:lang w:eastAsia="es-ES"/>
-          <ns2:ligatures ns2:val="none"/>
+          <w14:ligatures w14:val="none"/>
         </w:rPr>
         <w:t>.</w:t>
       </w:r>
     </w:p>
-    <w:p ns2:paraId="46DE8CEB" ns2:textId="77777777">
+    <w:p>
       <w:pPr>
         <w:pStyle w:val="Prrafodelista"/>
         <w:spacing w:after="0" w:line="240" w:lineRule="auto"/>
@@ -1686,11 +1656,11 @@
           <w:color w:val="000000"/>
           <w:kern w:val="0"/>
           <w:lang w:eastAsia="es-ES"/>
-          <ns2:ligatures ns2:val="none"/>
-        </w:rPr>
-      </w:pPr>
-    </w:p>
-    <w:p ns2:paraId="62D0F9B9" ns2:textId="66044FB1">
+          <w14:ligatures w14:val="none"/>
+        </w:rPr>
+      </w:pPr>
+    </w:p>
+    <w:p>
       <w:pPr>
         <w:pStyle w:val="Prrafodelista"/>
         <w:numPr>
@@ -1708,16 +1678,16 @@
           <w:color w:val="000000"/>
           <w:kern w:val="0"/>
           <w:lang w:eastAsia="es-ES"/>
-          <ns2:ligatures ns2:val="none"/>
-        </w:rPr>
-      </w:pPr>
-      <w:r>
-        <w:rPr>
-          <w:rFonts w:ascii="Arial Narrow" w:eastAsia="Times New Roman" w:hAnsi="Arial Narrow" w:cs="Arial"/>
-          <w:color w:val="000000"/>
-          <w:kern w:val="0"/>
-          <w:lang w:eastAsia="es-ES"/>
-          <ns2:ligatures ns2:val="none"/>
+          <w14:ligatures w14:val="none"/>
+        </w:rPr>
+      </w:pPr>
+      <w:r>
+        <w:rPr>
+          <w:rFonts w:ascii="Arial Narrow" w:eastAsia="Times New Roman" w:hAnsi="Arial Narrow" w:cs="Arial"/>
+          <w:color w:val="000000"/>
+          <w:kern w:val="0"/>
+          <w:lang w:eastAsia="es-ES"/>
+          <w14:ligatures w14:val="none"/>
         </w:rPr>
         <w:lastRenderedPageBreak/>
         <w:t xml:space="preserve">El 26 de diciembre de 2025, recibió comunicación vía </w:t>
@@ -1728,7 +1698,7 @@
           <w:color w:val="000000"/>
           <w:kern w:val="0"/>
           <w:lang w:eastAsia="es-ES"/>
-          <ns2:ligatures ns2:val="none"/>
+          <w14:ligatures w14:val="none"/>
         </w:rPr>
         <w:t>aplicativo WhatsApp</w:t>
       </w:r>
@@ -1738,7 +1708,7 @@
           <w:color w:val="000000"/>
           <w:kern w:val="0"/>
           <w:lang w:eastAsia="es-ES"/>
-          <ns2:ligatures ns2:val="none"/>
+          <w14:ligatures w14:val="none"/>
         </w:rPr>
         <w:t xml:space="preserve"> en la que se le indicó </w:t>
       </w:r>
@@ -1748,7 +1718,7 @@
           <w:color w:val="000000"/>
           <w:kern w:val="0"/>
           <w:lang w:eastAsia="es-ES"/>
-          <ns2:ligatures ns2:val="none"/>
+          <w14:ligatures w14:val="none"/>
         </w:rPr>
         <w:t>su</w:t>
       </w:r>
@@ -1758,7 +1728,7 @@
           <w:color w:val="000000"/>
           <w:kern w:val="0"/>
           <w:lang w:eastAsia="es-ES"/>
-          <ns2:ligatures ns2:val="none"/>
+          <w14:ligatures w14:val="none"/>
         </w:rPr>
         <w:t xml:space="preserve"> empleador </w:t>
       </w:r>
@@ -1768,7 +1738,7 @@
           <w:color w:val="000000"/>
           <w:kern w:val="0"/>
           <w:lang w:eastAsia="es-ES"/>
-          <ns2:ligatures ns2:val="none"/>
+          <w14:ligatures w14:val="none"/>
         </w:rPr>
         <w:t>al no renovar</w:t>
       </w:r>
@@ -1778,7 +1748,7 @@
           <w:color w:val="000000"/>
           <w:kern w:val="0"/>
           <w:lang w:eastAsia="es-ES"/>
-          <ns2:ligatures ns2:val="none"/>
+          <w14:ligatures w14:val="none"/>
         </w:rPr>
         <w:t xml:space="preserve"> </w:t>
       </w:r>
@@ -1788,7 +1758,7 @@
           <w:color w:val="000000"/>
           <w:kern w:val="0"/>
           <w:lang w:eastAsia="es-ES"/>
-          <ns2:ligatures ns2:val="none"/>
+          <w14:ligatures w14:val="none"/>
         </w:rPr>
         <w:t>su</w:t>
       </w:r>
@@ -1798,7 +1768,7 @@
           <w:color w:val="000000"/>
           <w:kern w:val="0"/>
           <w:lang w:eastAsia="es-ES"/>
-          <ns2:ligatures ns2:val="none"/>
+          <w14:ligatures w14:val="none"/>
         </w:rPr>
         <w:t xml:space="preserve"> contrato</w:t>
       </w:r>
@@ -1808,7 +1778,7 @@
           <w:color w:val="000000"/>
           <w:kern w:val="0"/>
           <w:lang w:eastAsia="es-ES"/>
-          <ns2:ligatures ns2:val="none"/>
+          <w14:ligatures w14:val="none"/>
         </w:rPr>
         <w:t xml:space="preserve"> laboral</w:t>
       </w:r>
@@ -1818,7 +1788,7 @@
           <w:color w:val="000000"/>
           <w:kern w:val="0"/>
           <w:lang w:eastAsia="es-ES"/>
-          <ns2:ligatures ns2:val="none"/>
+          <w14:ligatures w14:val="none"/>
         </w:rPr>
         <w:t xml:space="preserve"> se encontraría</w:t>
       </w:r>
@@ -1828,7 +1798,7 @@
           <w:color w:val="000000"/>
           <w:kern w:val="0"/>
           <w:lang w:eastAsia="es-ES"/>
-          <ns2:ligatures ns2:val="none"/>
+          <w14:ligatures w14:val="none"/>
         </w:rPr>
         <w:t xml:space="preserve"> excluido de la cobertura</w:t>
       </w:r>
@@ -1838,12 +1808,12 @@
           <w:color w:val="000000"/>
           <w:kern w:val="0"/>
           <w:lang w:eastAsia="es-ES"/>
-          <ns2:ligatures ns2:val="none"/>
+          <w14:ligatures w14:val="none"/>
         </w:rPr>
         <w:t>. Ante ello, solicitó que se le remitiera respuesta formal por escrito.</w:t>
       </w:r>
     </w:p>
-    <w:p ns2:paraId="06090CB2" ns2:textId="77777777">
+    <w:p>
       <w:pPr>
         <w:pStyle w:val="Prrafodelista"/>
         <w:spacing w:after="0" w:line="240" w:lineRule="auto"/>
@@ -1854,11 +1824,11 @@
           <w:color w:val="000000"/>
           <w:kern w:val="0"/>
           <w:lang w:eastAsia="es-ES"/>
-          <ns2:ligatures ns2:val="none"/>
-        </w:rPr>
-      </w:pPr>
-    </w:p>
-    <w:p ns2:paraId="2438BE04" ns2:textId="771E2142">
+          <w14:ligatures w14:val="none"/>
+        </w:rPr>
+      </w:pPr>
+    </w:p>
+    <w:p>
       <w:pPr>
         <w:pStyle w:val="Prrafodelista"/>
         <w:numPr>
@@ -1876,16 +1846,16 @@
           <w:color w:val="000000"/>
           <w:kern w:val="0"/>
           <w:lang w:eastAsia="es-ES"/>
-          <ns2:ligatures ns2:val="none"/>
-        </w:rPr>
-      </w:pPr>
-      <w:r>
-        <w:rPr>
-          <w:rFonts w:ascii="Arial Narrow" w:eastAsia="Times New Roman" w:hAnsi="Arial Narrow" w:cs="Arial"/>
-          <w:color w:val="000000"/>
-          <w:kern w:val="0"/>
-          <w:lang w:eastAsia="es-ES"/>
-          <ns2:ligatures ns2:val="none"/>
+          <w14:ligatures w14:val="none"/>
+        </w:rPr>
+      </w:pPr>
+      <w:r>
+        <w:rPr>
+          <w:rFonts w:ascii="Arial Narrow" w:eastAsia="Times New Roman" w:hAnsi="Arial Narrow" w:cs="Arial"/>
+          <w:color w:val="000000"/>
+          <w:kern w:val="0"/>
+          <w:lang w:eastAsia="es-ES"/>
+          <w14:ligatures w14:val="none"/>
         </w:rPr>
         <w:t>El 30 de diciembre de 2025, recibió correo electrónico mediante el cual se le solicitó copia simple de la carta de despido o constatación policial</w:t>
       </w:r>
@@ -1895,7 +1865,7 @@
           <w:color w:val="000000"/>
           <w:kern w:val="0"/>
           <w:lang w:eastAsia="es-ES"/>
-          <ns2:ligatures ns2:val="none"/>
+          <w14:ligatures w14:val="none"/>
         </w:rPr>
         <w:t xml:space="preserve"> del despido</w:t>
       </w:r>
@@ -1905,12 +1875,12 @@
           <w:color w:val="000000"/>
           <w:kern w:val="0"/>
           <w:lang w:eastAsia="es-ES"/>
-          <ns2:ligatures ns2:val="none"/>
+          <w14:ligatures w14:val="none"/>
         </w:rPr>
         <w:t>, copia simple de la liquidación de beneficios sociales donde constara la causal de despido, copia simple de la certificación laboral con fechas de inicio y fin, y copia simple del contrato de trabajo.</w:t>
       </w:r>
     </w:p>
-    <w:p ns2:paraId="2FDE5F85" ns2:textId="77777777">
+    <w:p>
       <w:pPr>
         <w:pStyle w:val="Prrafodelista"/>
         <w:spacing w:after="0" w:line="240" w:lineRule="auto"/>
@@ -1921,11 +1891,11 @@
           <w:color w:val="000000"/>
           <w:kern w:val="0"/>
           <w:lang w:eastAsia="es-ES"/>
-          <ns2:ligatures ns2:val="none"/>
-        </w:rPr>
-      </w:pPr>
-    </w:p>
-    <w:p ns2:paraId="01033069" ns2:textId="77777777">
+          <w14:ligatures w14:val="none"/>
+        </w:rPr>
+      </w:pPr>
+    </w:p>
+    <w:p>
       <w:pPr>
         <w:pStyle w:val="Prrafodelista"/>
         <w:numPr>
@@ -1943,21 +1913,21 @@
           <w:color w:val="000000"/>
           <w:kern w:val="0"/>
           <w:lang w:eastAsia="es-ES"/>
-          <ns2:ligatures ns2:val="none"/>
-        </w:rPr>
-      </w:pPr>
-      <w:r>
-        <w:rPr>
-          <w:rFonts w:ascii="Arial Narrow" w:eastAsia="Times New Roman" w:hAnsi="Arial Narrow" w:cs="Arial"/>
-          <w:color w:val="000000"/>
-          <w:kern w:val="0"/>
-          <w:lang w:eastAsia="es-ES"/>
-          <ns2:ligatures ns2:val="none"/>
+          <w14:ligatures w14:val="none"/>
+        </w:rPr>
+      </w:pPr>
+      <w:r>
+        <w:rPr>
+          <w:rFonts w:ascii="Arial Narrow" w:eastAsia="Times New Roman" w:hAnsi="Arial Narrow" w:cs="Arial"/>
+          <w:color w:val="000000"/>
+          <w:kern w:val="0"/>
+          <w:lang w:eastAsia="es-ES"/>
+          <w14:ligatures w14:val="none"/>
         </w:rPr>
         <w:t>El 31 de diciembre de 2025, respondió que no fue objeto de despido, precisando que la conclusión de la relación laboral obedeció a la no renovación del contrato; adjuntó copia del certificado de trabajo que acreditó el periodo del 19 de diciembre de 2022 al 30 de noviembre de 2025, así como la adenda de renovación vigente hasta el 30 de noviembre de 2025.</w:t>
       </w:r>
     </w:p>
-    <w:p ns2:paraId="7264DD5F" ns2:textId="77777777">
+    <w:p>
       <w:pPr>
         <w:pStyle w:val="Prrafodelista"/>
         <w:spacing w:after="0" w:line="240" w:lineRule="auto"/>
@@ -1968,11 +1938,11 @@
           <w:color w:val="000000"/>
           <w:kern w:val="0"/>
           <w:lang w:eastAsia="es-ES"/>
-          <ns2:ligatures ns2:val="none"/>
-        </w:rPr>
-      </w:pPr>
-    </w:p>
-    <w:p ns2:paraId="228D6C51" ns2:textId="367FA1ED">
+          <w14:ligatures w14:val="none"/>
+        </w:rPr>
+      </w:pPr>
+    </w:p>
+    <w:p>
       <w:pPr>
         <w:pStyle w:val="Prrafodelista"/>
         <w:numPr>
@@ -1990,21 +1960,21 @@
           <w:color w:val="000000"/>
           <w:kern w:val="0"/>
           <w:lang w:eastAsia="es-ES"/>
-          <ns2:ligatures ns2:val="none"/>
-        </w:rPr>
-      </w:pPr>
-      <w:r>
-        <w:rPr>
-          <w:rFonts w:ascii="Arial Narrow" w:eastAsia="Times New Roman" w:hAnsi="Arial Narrow" w:cs="Arial"/>
-          <w:color w:val="000000"/>
-          <w:kern w:val="0"/>
-          <w:lang w:eastAsia="es-ES"/>
-          <ns2:ligatures ns2:val="none"/>
+          <w14:ligatures w14:val="none"/>
+        </w:rPr>
+      </w:pPr>
+      <w:r>
+        <w:rPr>
+          <w:rFonts w:ascii="Arial Narrow" w:eastAsia="Times New Roman" w:hAnsi="Arial Narrow" w:cs="Arial"/>
+          <w:color w:val="000000"/>
+          <w:kern w:val="0"/>
+          <w:lang w:eastAsia="es-ES"/>
+          <w14:ligatures w14:val="none"/>
         </w:rPr>
         <w:t>El 5 de enero de 2026, recibió correo electrónico adjuntando comunicación fechada el 2 de enero de 2026, mediante la cual se le requirió copia simple de su documento de identidad, copia simple de la liquidación de beneficios sociales y constancia de pago, certificación notarial de la carta o resolución de cese o constatación policial por despido, certificación notarial del convenio de cese por mutuo disenso y/o liquidación que evidenciara indemnización, certificación notarial de la liquidación por despido y constancia de pago, y certificación notarial del certificado de trabajo.</w:t>
       </w:r>
     </w:p>
-    <w:p ns2:paraId="26812689" ns2:textId="77777777">
+    <w:p>
       <w:pPr>
         <w:pStyle w:val="Prrafodelista"/>
         <w:spacing w:after="0" w:line="240" w:lineRule="auto"/>
@@ -2015,11 +1985,11 @@
           <w:color w:val="000000"/>
           <w:kern w:val="0"/>
           <w:lang w:eastAsia="es-ES"/>
-          <ns2:ligatures ns2:val="none"/>
-        </w:rPr>
-      </w:pPr>
-    </w:p>
-    <w:p ns2:paraId="43B017B5" ns2:textId="77777777">
+          <w14:ligatures w14:val="none"/>
+        </w:rPr>
+      </w:pPr>
+    </w:p>
+    <w:p>
       <w:pPr>
         <w:pStyle w:val="Prrafodelista"/>
         <w:numPr>
@@ -2037,21 +2007,21 @@
           <w:color w:val="000000"/>
           <w:kern w:val="0"/>
           <w:lang w:eastAsia="es-ES"/>
-          <ns2:ligatures ns2:val="none"/>
-        </w:rPr>
-      </w:pPr>
-      <w:r>
-        <w:rPr>
-          <w:rFonts w:ascii="Arial Narrow" w:eastAsia="Times New Roman" w:hAnsi="Arial Narrow" w:cs="Arial"/>
-          <w:color w:val="000000"/>
-          <w:kern w:val="0"/>
-          <w:lang w:eastAsia="es-ES"/>
-          <ns2:ligatures ns2:val="none"/>
+          <w14:ligatures w14:val="none"/>
+        </w:rPr>
+      </w:pPr>
+      <w:r>
+        <w:rPr>
+          <w:rFonts w:ascii="Arial Narrow" w:eastAsia="Times New Roman" w:hAnsi="Arial Narrow" w:cs="Arial"/>
+          <w:color w:val="000000"/>
+          <w:kern w:val="0"/>
+          <w:lang w:eastAsia="es-ES"/>
+          <w14:ligatures w14:val="none"/>
         </w:rPr>
         <w:t>El 6 de enero de 2026, respondió vía correo electrónico manifestando que no existió despido ni mutuo disenso, que no correspondía indemnización y que la documentación previamente remitida fue enviada en un solo archivo; adjuntó copia de su documento de identidad por ser el único documento adicional requerido. En esa misma fecha, recibió respuesta confirmando la recepción de su comunicación e indicando que el 2 de enero de 2026 se habría emitido respuesta formal a la dirección electrónica consignada.</w:t>
       </w:r>
     </w:p>
-    <w:p ns2:paraId="558A4E99" ns2:textId="77777777">
+    <w:p>
       <w:pPr>
         <w:pStyle w:val="Prrafodelista"/>
         <w:spacing w:after="0" w:line="240" w:lineRule="auto"/>
@@ -2062,11 +2032,11 @@
           <w:color w:val="000000"/>
           <w:kern w:val="0"/>
           <w:lang w:eastAsia="es-ES"/>
-          <ns2:ligatures ns2:val="none"/>
-        </w:rPr>
-      </w:pPr>
-    </w:p>
-    <w:p ns2:paraId="35F6273D" ns2:textId="77777777">
+          <w14:ligatures w14:val="none"/>
+        </w:rPr>
+      </w:pPr>
+    </w:p>
+    <w:p>
       <w:pPr>
         <w:pStyle w:val="Prrafodelista"/>
         <w:numPr>
@@ -2084,34 +2054,34 @@
           <w:color w:val="000000"/>
           <w:kern w:val="0"/>
           <w:lang w:eastAsia="es-ES"/>
-          <ns2:ligatures ns2:val="none"/>
-        </w:rPr>
-      </w:pPr>
-      <w:r>
-        <w:rPr>
-          <w:rFonts w:ascii="Arial Narrow" w:eastAsia="Times New Roman" w:hAnsi="Arial Narrow" w:cs="Arial"/>
-          <w:color w:val="000000"/>
-          <w:kern w:val="0"/>
-          <w:lang w:eastAsia="es-ES"/>
-          <ns2:ligatures ns2:val="none"/>
+          <w14:ligatures w14:val="none"/>
+        </w:rPr>
+      </w:pPr>
+      <w:r>
+        <w:rPr>
+          <w:rFonts w:ascii="Arial Narrow" w:eastAsia="Times New Roman" w:hAnsi="Arial Narrow" w:cs="Arial"/>
+          <w:color w:val="000000"/>
+          <w:kern w:val="0"/>
+          <w:lang w:eastAsia="es-ES"/>
+          <w14:ligatures w14:val="none"/>
         </w:rPr>
         <w:t>El 7 de enero de 2026, reiteró su disconformidad respecto a la fecha de emisión consignada en la comunicación recibida, señalando que el documento fechado el 2 de enero de 2026 fue remitido recién el 5 de enero de 2026, y solicitó sustento de los nuevos requerimientos de información.</w:t>
       </w:r>
     </w:p>
-    <w:p ns2:paraId="2B093946" ns2:textId="77777777">
-      <w:pPr>
-        <w:spacing w:after="0" w:line="240" w:lineRule="auto"/>
-        <w:jc w:val="both"/>
-        <w:rPr>
-          <w:rFonts w:ascii="Arial Narrow" w:eastAsia="Times New Roman" w:hAnsi="Arial Narrow" w:cs="Arial"/>
-          <w:color w:val="000000"/>
-          <w:kern w:val="0"/>
-          <w:lang w:eastAsia="es-ES"/>
-          <ns2:ligatures ns2:val="none"/>
-        </w:rPr>
-      </w:pPr>
-    </w:p>
-    <w:p ns2:paraId="1BE6FD36" ns2:textId="325166BC">
+    <w:p>
+      <w:pPr>
+        <w:spacing w:after="0" w:line="240" w:lineRule="auto"/>
+        <w:jc w:val="both"/>
+        <w:rPr>
+          <w:rFonts w:ascii="Arial Narrow" w:eastAsia="Times New Roman" w:hAnsi="Arial Narrow" w:cs="Arial"/>
+          <w:color w:val="000000"/>
+          <w:kern w:val="0"/>
+          <w:lang w:eastAsia="es-ES"/>
+          <w14:ligatures w14:val="none"/>
+        </w:rPr>
+      </w:pPr>
+    </w:p>
+    <w:p>
       <w:pPr>
         <w:pStyle w:val="Prrafodelista"/>
         <w:numPr>
@@ -2129,16 +2099,16 @@
           <w:color w:val="000000"/>
           <w:kern w:val="0"/>
           <w:lang w:eastAsia="es-ES"/>
-          <ns2:ligatures ns2:val="none"/>
-        </w:rPr>
-      </w:pPr>
-      <w:r>
-        <w:rPr>
-          <w:rFonts w:ascii="Arial Narrow" w:eastAsia="Times New Roman" w:hAnsi="Arial Narrow" w:cs="Arial"/>
-          <w:color w:val="000000"/>
-          <w:kern w:val="0"/>
-          <w:lang w:eastAsia="es-ES"/>
-          <ns2:ligatures ns2:val="none"/>
+          <w14:ligatures w14:val="none"/>
+        </w:rPr>
+      </w:pPr>
+      <w:r>
+        <w:rPr>
+          <w:rFonts w:ascii="Arial Narrow" w:eastAsia="Times New Roman" w:hAnsi="Arial Narrow" w:cs="Arial"/>
+          <w:color w:val="000000"/>
+          <w:kern w:val="0"/>
+          <w:lang w:eastAsia="es-ES"/>
+          <w14:ligatures w14:val="none"/>
         </w:rPr>
         <w:t>El 12 de enero de 2026,</w:t>
       </w:r>
@@ -2148,7 +2118,7 @@
           <w:color w:val="000000"/>
           <w:kern w:val="0"/>
           <w:lang w:eastAsia="es-ES"/>
-          <ns2:ligatures ns2:val="none"/>
+          <w14:ligatures w14:val="none"/>
         </w:rPr>
         <w:t xml:space="preserve"> el</w:t>
       </w:r>
@@ -2158,7 +2128,7 @@
           <w:color w:val="000000"/>
           <w:kern w:val="0"/>
           <w:lang w:eastAsia="es-ES"/>
-          <ns2:ligatures ns2:val="none"/>
+          <w14:ligatures w14:val="none"/>
         </w:rPr>
         <w:t xml:space="preserve"> </w:t>
       </w:r>
@@ -2168,7 +2138,7 @@
           <w:color w:val="000000"/>
           <w:kern w:val="0"/>
           <w:lang w:eastAsia="es-ES"/>
-          <ns2:ligatures ns2:val="none"/>
+          <w14:ligatures w14:val="none"/>
         </w:rPr>
         <w:t xml:space="preserve">Banco </w:t>
       </w:r>
@@ -2178,7 +2148,7 @@
           <w:color w:val="000000"/>
           <w:kern w:val="0"/>
           <w:lang w:eastAsia="es-ES"/>
-          <ns2:ligatures ns2:val="none"/>
+          <w14:ligatures w14:val="none"/>
         </w:rPr>
         <w:t xml:space="preserve">le </w:t>
       </w:r>
@@ -2188,7 +2158,7 @@
           <w:color w:val="000000"/>
           <w:kern w:val="0"/>
           <w:lang w:eastAsia="es-ES"/>
-          <ns2:ligatures ns2:val="none"/>
+          <w14:ligatures w14:val="none"/>
         </w:rPr>
         <w:t>requirió vía aplicativo WhatsApp</w:t>
       </w:r>
@@ -2198,7 +2168,7 @@
           <w:color w:val="000000"/>
           <w:kern w:val="0"/>
           <w:lang w:eastAsia="es-ES"/>
-          <ns2:ligatures ns2:val="none"/>
+          <w14:ligatures w14:val="none"/>
         </w:rPr>
         <w:t xml:space="preserve"> el pago de cuotas vencidas del </w:t>
       </w:r>
@@ -2208,7 +2178,7 @@
           <w:color w:val="000000"/>
           <w:kern w:val="0"/>
           <w:lang w:eastAsia="es-ES"/>
-          <ns2:ligatures ns2:val="none"/>
+          <w14:ligatures w14:val="none"/>
         </w:rPr>
         <w:t>préstamo, pese a tener conocimiento de la solicitud de activación del Seguro de Desempleo Involuntario.</w:t>
       </w:r>
@@ -2218,7 +2188,7 @@
           <w:color w:val="000000"/>
           <w:kern w:val="0"/>
           <w:lang w:eastAsia="es-ES"/>
-          <ns2:ligatures ns2:val="none"/>
+          <w14:ligatures w14:val="none"/>
         </w:rPr>
         <w:t xml:space="preserve"> Asimismo, la entidad bancaria le estuvo realizando llamadas constantes </w:t>
       </w:r>
@@ -2228,7 +2198,7 @@
           <w:color w:val="000000"/>
           <w:kern w:val="0"/>
           <w:lang w:eastAsia="es-ES"/>
-          <ns2:ligatures ns2:val="none"/>
+          <w14:ligatures w14:val="none"/>
         </w:rPr>
         <w:t>requiriéndole</w:t>
       </w:r>
@@ -2238,12 +2208,12 @@
           <w:color w:val="000000"/>
           <w:kern w:val="0"/>
           <w:lang w:eastAsia="es-ES"/>
-          <ns2:ligatures ns2:val="none"/>
+          <w14:ligatures w14:val="none"/>
         </w:rPr>
         <w:t xml:space="preserve"> el pago de las cuotas del crédito.</w:t>
       </w:r>
     </w:p>
-    <w:p ns2:paraId="078CBEBD" ns2:textId="77777777">
+    <w:p>
       <w:pPr>
         <w:pStyle w:val="Prrafodelista"/>
         <w:spacing w:after="0" w:line="240" w:lineRule="auto"/>
@@ -2254,11 +2224,11 @@
           <w:color w:val="000000"/>
           <w:kern w:val="0"/>
           <w:lang w:eastAsia="es-ES"/>
-          <ns2:ligatures ns2:val="none"/>
-        </w:rPr>
-      </w:pPr>
-    </w:p>
-    <w:p ns2:paraId="68D28B6C" ns2:textId="7850D9FC">
+          <w14:ligatures w14:val="none"/>
+        </w:rPr>
+      </w:pPr>
+    </w:p>
+    <w:p>
       <w:pPr>
         <w:pStyle w:val="Prrafodelista"/>
         <w:numPr>
@@ -2273,16 +2243,16 @@
           <w:color w:val="000000"/>
           <w:kern w:val="0"/>
           <w:lang w:eastAsia="es-ES"/>
-          <ns2:ligatures ns2:val="none"/>
-        </w:rPr>
-      </w:pPr>
-      <w:r>
-        <w:rPr>
-          <w:rFonts w:ascii="Arial Narrow" w:eastAsia="Times New Roman" w:hAnsi="Arial Narrow" w:cs="Arial"/>
-          <w:color w:val="000000"/>
-          <w:kern w:val="0"/>
-          <w:lang w:eastAsia="es-ES"/>
-          <ns2:ligatures ns2:val="none"/>
+          <w14:ligatures w14:val="none"/>
+        </w:rPr>
+      </w:pPr>
+      <w:r>
+        <w:rPr>
+          <w:rFonts w:ascii="Arial Narrow" w:eastAsia="Times New Roman" w:hAnsi="Arial Narrow" w:cs="Arial"/>
+          <w:color w:val="000000"/>
+          <w:kern w:val="0"/>
+          <w:lang w:eastAsia="es-ES"/>
+          <w14:ligatures w14:val="none"/>
         </w:rPr>
         <w:t xml:space="preserve">El 16 de enero de 2026, recibió comunicación electrónica de </w:t>
       </w:r>
@@ -2292,7 +2262,7 @@
           <w:color w:val="000000"/>
           <w:kern w:val="0"/>
           <w:lang w:eastAsia="es-ES"/>
-          <ns2:ligatures ns2:val="none"/>
+          <w14:ligatures w14:val="none"/>
         </w:rPr>
         <w:t xml:space="preserve">BNP </w:t>
       </w:r>
@@ -2303,7 +2273,7 @@
           <w:color w:val="000000"/>
           <w:kern w:val="0"/>
           <w:lang w:eastAsia="es-ES"/>
-          <ns2:ligatures ns2:val="none"/>
+          <w14:ligatures w14:val="none"/>
         </w:rPr>
         <w:t>Paribas</w:t>
       </w:r>
@@ -2314,7 +2284,7 @@
           <w:color w:val="000000"/>
           <w:kern w:val="0"/>
           <w:lang w:eastAsia="es-ES"/>
-          <ns2:ligatures ns2:val="none"/>
+          <w14:ligatures w14:val="none"/>
         </w:rPr>
         <w:t xml:space="preserve"> </w:t>
       </w:r>
@@ -2324,7 +2294,7 @@
           <w:color w:val="000000"/>
           <w:kern w:val="0"/>
           <w:lang w:eastAsia="es-ES"/>
-          <ns2:ligatures ns2:val="none"/>
+          <w14:ligatures w14:val="none"/>
         </w:rPr>
         <w:t>informándole que la cobertura de desempleo involuntario no resultaba aplicable</w:t>
       </w:r>
@@ -2334,7 +2304,7 @@
           <w:color w:val="000000"/>
           <w:kern w:val="0"/>
           <w:lang w:eastAsia="es-ES"/>
-          <ns2:ligatures ns2:val="none"/>
+          <w14:ligatures w14:val="none"/>
         </w:rPr>
         <w:t xml:space="preserve"> por exclusión</w:t>
       </w:r>
@@ -2344,7 +2314,7 @@
           <w:color w:val="000000"/>
           <w:kern w:val="0"/>
           <w:lang w:eastAsia="es-ES"/>
-          <ns2:ligatures ns2:val="none"/>
+          <w14:ligatures w14:val="none"/>
         </w:rPr>
         <w:t xml:space="preserve"> </w:t>
       </w:r>
@@ -2354,7 +2324,7 @@
           <w:color w:val="000000"/>
           <w:kern w:val="0"/>
           <w:lang w:eastAsia="es-ES"/>
-          <ns2:ligatures ns2:val="none"/>
+          <w14:ligatures w14:val="none"/>
         </w:rPr>
         <w:t>porque tendría una antigüedad laboral con el mismo empleador menor a</w:t>
       </w:r>
@@ -2364,7 +2334,7 @@
           <w:color w:val="000000"/>
           <w:kern w:val="0"/>
           <w:lang w:eastAsia="es-ES"/>
-          <ns2:ligatures ns2:val="none"/>
+          <w14:ligatures w14:val="none"/>
         </w:rPr>
         <w:t xml:space="preserve"> doce</w:t>
       </w:r>
@@ -2374,7 +2344,7 @@
           <w:color w:val="000000"/>
           <w:kern w:val="0"/>
           <w:lang w:eastAsia="es-ES"/>
-          <ns2:ligatures ns2:val="none"/>
+          <w14:ligatures w14:val="none"/>
         </w:rPr>
         <w:t xml:space="preserve"> </w:t>
       </w:r>
@@ -2384,7 +2354,7 @@
           <w:color w:val="000000"/>
           <w:kern w:val="0"/>
           <w:lang w:eastAsia="es-ES"/>
-          <ns2:ligatures ns2:val="none"/>
+          <w14:ligatures w14:val="none"/>
         </w:rPr>
         <w:t>(</w:t>
       </w:r>
@@ -2394,7 +2364,7 @@
           <w:color w:val="000000"/>
           <w:kern w:val="0"/>
           <w:lang w:eastAsia="es-ES"/>
-          <ns2:ligatures ns2:val="none"/>
+          <w14:ligatures w14:val="none"/>
         </w:rPr>
         <w:t>12</w:t>
       </w:r>
@@ -2404,7 +2374,7 @@
           <w:color w:val="000000"/>
           <w:kern w:val="0"/>
           <w:lang w:eastAsia="es-ES"/>
-          <ns2:ligatures ns2:val="none"/>
+          <w14:ligatures w14:val="none"/>
         </w:rPr>
         <w:t>)</w:t>
       </w:r>
@@ -2414,7 +2384,7 @@
           <w:color w:val="000000"/>
           <w:kern w:val="0"/>
           <w:lang w:eastAsia="es-ES"/>
-          <ns2:ligatures ns2:val="none"/>
+          <w14:ligatures w14:val="none"/>
         </w:rPr>
         <w:t xml:space="preserve"> meses</w:t>
       </w:r>
@@ -2424,12 +2394,12 @@
           <w:color w:val="000000"/>
           <w:kern w:val="0"/>
           <w:lang w:eastAsia="es-ES"/>
-          <ns2:ligatures ns2:val="none"/>
+          <w14:ligatures w14:val="none"/>
         </w:rPr>
         <w:t>, pese a que tuvo una antigüedad laboral de dos (2) años, once (11) meses y once (11) días.</w:t>
       </w:r>
     </w:p>
-    <w:p ns2:paraId="76630485" ns2:textId="77777777">
+    <w:p>
       <w:pPr>
         <w:tabs>
           <w:tab w:val="left" w:pos="1134"/>
@@ -2441,11 +2411,11 @@
           <w:color w:val="000000"/>
           <w:kern w:val="0"/>
           <w:lang w:eastAsia="es-ES"/>
-          <ns2:ligatures ns2:val="none"/>
-        </w:rPr>
-      </w:pPr>
-    </w:p>
-    <w:p ns2:paraId="4FB15987" ns2:textId="4E602B33">
+          <w14:ligatures w14:val="none"/>
+        </w:rPr>
+      </w:pPr>
+    </w:p>
+    <w:p>
       <w:pPr>
         <w:numPr>
           <w:ilvl w:val="1"/>
@@ -2463,7 +2433,7 @@
           <w:color w:val="000000"/>
           <w:kern w:val="0"/>
           <w:lang w:val="es-ES" w:eastAsia="es-ES"/>
-          <ns2:ligatures ns2:val="none"/>
+          <w14:ligatures w14:val="none"/>
         </w:rPr>
       </w:pPr>
       <w:r>
@@ -2472,7 +2442,7 @@
           <w:color w:val="000000"/>
           <w:kern w:val="0"/>
           <w:lang w:val="es-ES" w:eastAsia="es-ES"/>
-          <ns2:ligatures ns2:val="none"/>
+          <w14:ligatures w14:val="none"/>
         </w:rPr>
         <w:t xml:space="preserve">El señor [APELLIDO] solicitó, en calidad de medida correctiva, que BNP Paribas y el Banco cumplan con: otorgar la cobertura del Seguro de Protección de Pagos. Asimismo, requirió el reembolso de costos y costas del presente procedimiento.</w:t>
       </w:r>
@@ -2480,7 +2450,7 @@
         <w:rPr>
           <w:rFonts w:ascii="Arial Narrow" w:eastAsia="Calibri" w:hAnsi="Arial Narrow" w:cs="Arial"/>
           <w:kern w:val="0"/>
-          <ns2:ligatures ns2:val="none"/>
+          <w14:ligatures w14:val="none"/>
         </w:rPr>
         <w:t xml:space="preserve"/>
       </w:r>
@@ -2490,7 +2460,7 @@
           <w:color w:val="000000"/>
           <w:kern w:val="0"/>
           <w:lang w:val="es-ES" w:eastAsia="es-ES"/>
-          <ns2:ligatures ns2:val="none"/>
+          <w14:ligatures w14:val="none"/>
         </w:rPr>
         <w:t xml:space="preserve"/>
       </w:r>
@@ -2501,7 +2471,7 @@
           <w:color w:val="000000"/>
           <w:kern w:val="0"/>
           <w:lang w:val="es-ES" w:eastAsia="es-ES"/>
-          <ns2:ligatures ns2:val="none"/>
+          <w14:ligatures w14:val="none"/>
         </w:rPr>
         <w:t xml:space="preserve"/>
       </w:r>
@@ -2512,7 +2482,7 @@
           <w:color w:val="000000"/>
           <w:kern w:val="0"/>
           <w:lang w:val="es-ES" w:eastAsia="es-ES"/>
-          <ns2:ligatures ns2:val="none"/>
+          <w14:ligatures w14:val="none"/>
         </w:rPr>
         <w:t/>
       </w:r>
@@ -2523,7 +2493,7 @@
           <w:color w:val="000000"/>
           <w:kern w:val="0"/>
           <w:lang w:val="es-ES" w:eastAsia="es-ES"/>
-          <ns2:ligatures ns2:val="none"/>
+          <w14:ligatures w14:val="none"/>
         </w:rPr>
         <w:t xml:space="preserve"/>
       </w:r>
@@ -2533,7 +2503,7 @@
           <w:color w:val="000000"/>
           <w:kern w:val="0"/>
           <w:lang w:val="es-ES" w:eastAsia="es-ES"/>
-          <ns2:ligatures ns2:val="none"/>
+          <w14:ligatures w14:val="none"/>
         </w:rPr>
         <w:t/>
       </w:r>
@@ -2543,7 +2513,7 @@
           <w:color w:val="000000"/>
           <w:kern w:val="0"/>
           <w:lang w:val="es-ES" w:eastAsia="es-ES"/>
-          <ns2:ligatures ns2:val="none"/>
+          <w14:ligatures w14:val="none"/>
         </w:rPr>
         <w:t xml:space="preserve"/>
       </w:r>
@@ -2553,7 +2523,7 @@
           <w:color w:val="000000"/>
           <w:kern w:val="0"/>
           <w:lang w:val="es-ES" w:eastAsia="es-ES"/>
-          <ns2:ligatures ns2:val="none"/>
+          <w14:ligatures w14:val="none"/>
         </w:rPr>
         <w:t xml:space="preserve"/>
       </w:r>
@@ -2563,7 +2533,7 @@
           <w:color w:val="000000"/>
           <w:kern w:val="0"/>
           <w:lang w:val="es-ES" w:eastAsia="es-ES"/>
-          <ns2:ligatures ns2:val="none"/>
+          <w14:ligatures w14:val="none"/>
         </w:rPr>
         <w:t/>
       </w:r>
@@ -2573,13 +2543,13 @@
           <w:color w:val="000000"/>
           <w:kern w:val="0"/>
           <w:lang w:val="es-ES" w:eastAsia="es-ES"/>
-          <ns2:ligatures ns2:val="none"/>
+          <w14:ligatures w14:val="none"/>
         </w:rPr>
         <w:t/>
       </w:r>
     </w:p>
     <w:bookmarkEnd w:id="2"/>
-    <w:p ns2:paraId="61C46995" ns2:textId="77777777">
+    <w:p>
       <w:pPr>
         <w:spacing w:after="0" w:line="240" w:lineRule="auto"/>
         <w:contextualSpacing/>
@@ -2590,11 +2560,11 @@
           <w:color w:val="000000"/>
           <w:kern w:val="0"/>
           <w:lang w:eastAsia="es-PE"/>
-          <ns2:ligatures ns2:val="none"/>
-        </w:rPr>
-      </w:pPr>
-    </w:p>
-    <w:p ns2:paraId="4713554A" ns2:textId="77777777">
+          <w14:ligatures w14:val="none"/>
+        </w:rPr>
+      </w:pPr>
+    </w:p>
+    <w:p>
       <w:pPr>
         <w:pStyle w:val="Prrafodelista"/>
         <w:numPr>
@@ -2614,22 +2584,22 @@
           <w:color w:val="000000"/>
           <w:kern w:val="0"/>
           <w:lang w:eastAsia="es-PE"/>
-          <ns2:ligatures ns2:val="none"/>
-        </w:rPr>
-      </w:pPr>
-      <w:r>
-        <w:rPr>
-          <w:rFonts w:ascii="Arial Narrow" w:eastAsia="Arial Narrow" w:hAnsi="Arial Narrow" w:cs="Arial Narrow"/>
-          <w:b/>
-          <w:color w:val="000000"/>
-          <w:kern w:val="0"/>
-          <w:lang w:eastAsia="es-PE"/>
-          <ns2:ligatures ns2:val="none"/>
+          <w14:ligatures w14:val="none"/>
+        </w:rPr>
+      </w:pPr>
+      <w:r>
+        <w:rPr>
+          <w:rFonts w:ascii="Arial Narrow" w:eastAsia="Arial Narrow" w:hAnsi="Arial Narrow" w:cs="Arial Narrow"/>
+          <w:b/>
+          <w:color w:val="000000"/>
+          <w:kern w:val="0"/>
+          <w:lang w:eastAsia="es-PE"/>
+          <w14:ligatures w14:val="none"/>
         </w:rPr>
         <w:t>DE LA ADMISIÓN A TRÁMITE DE LA DENUNCIA</w:t>
       </w:r>
     </w:p>
-    <w:p ns2:paraId="4BBBE1C2" ns2:textId="77777777">
+    <w:p>
       <w:pPr>
         <w:spacing w:after="0" w:line="240" w:lineRule="auto"/>
         <w:ind w:left="567"/>
@@ -2641,11 +2611,11 @@
           <w:color w:val="000000"/>
           <w:kern w:val="0"/>
           <w:lang w:eastAsia="es-PE"/>
-          <ns2:ligatures ns2:val="none"/>
-        </w:rPr>
-      </w:pPr>
-    </w:p>
-    <w:p ns2:paraId="749C69A0" ns2:textId="752F4FBE">
+          <w14:ligatures w14:val="none"/>
+        </w:rPr>
+      </w:pPr>
+    </w:p>
+    <w:p>
       <w:pPr>
         <w:pStyle w:val="Prrafodelista"/>
         <w:numPr>
@@ -2658,7 +2628,7 @@
         <w:rPr>
           <w:rFonts w:ascii="Arial Narrow" w:eastAsia="Arial Narrow" w:hAnsi="Arial Narrow" w:cs="Arial Narrow"/>
           <w:kern w:val="0"/>
-          <ns2:ligatures ns2:val="none"/>
+          <w14:ligatures w14:val="none"/>
         </w:rPr>
       </w:pPr>
       <w:bookmarkStart w:id="3" w:name="_Hlk140755208"/>
@@ -2670,7 +2640,7 @@
           <w:color w:val="000000"/>
           <w:kern w:val="0"/>
           <w:lang w:eastAsia="es-PE"/>
-          <ns2:ligatures ns2:val="none"/>
+          <w14:ligatures w14:val="none"/>
         </w:rPr>
         <w:t xml:space="preserve">La Secretaría </w:t>
       </w:r>
@@ -2683,7 +2653,7 @@
           <w:color w:val="000000"/>
           <w:kern w:val="0"/>
           <w:lang w:eastAsia="es-PE"/>
-          <ns2:ligatures ns2:val="none"/>
+          <w14:ligatures w14:val="none"/>
         </w:rPr>
         <w:t>Técnica de la Comisión de Protección al Consumidor 1 (en adelante, la Secretaría Técnica), en ejercicio de sus facultades</w:t>
       </w:r>
@@ -2693,7 +2663,7 @@
           <w:rFonts w:ascii="Arial Narrow" w:eastAsia="Arial Narrow" w:hAnsi="Arial Narrow" w:cs="Arial Narrow"/>
           <w:kern w:val="0"/>
           <w:vertAlign w:val="superscript"/>
-          <ns2:ligatures ns2:val="none"/>
+          <w14:ligatures w14:val="none"/>
         </w:rPr>
         <w:footnoteReference w:id="2"/>
       </w:r>
@@ -2703,7 +2673,7 @@
           <w:color w:val="000000"/>
           <w:kern w:val="0"/>
           <w:lang w:eastAsia="es-PE"/>
-          <ns2:ligatures ns2:val="none"/>
+          <w14:ligatures w14:val="none"/>
         </w:rPr>
         <w:t xml:space="preserve">, considera </w:t>
       </w:r>
@@ -2711,7 +2681,7 @@
         <w:rPr>
           <w:rFonts w:ascii="Arial Narrow" w:eastAsia="Arial Narrow" w:hAnsi="Arial Narrow" w:cs="Arial Narrow"/>
           <w:kern w:val="0"/>
-          <ns2:ligatures ns2:val="none"/>
+          <w14:ligatures w14:val="none"/>
         </w:rPr>
         <w:t xml:space="preserve">que el hecho denunciado, </w:t>
       </w:r>
@@ -2719,7 +2689,7 @@
         <w:rPr>
           <w:rFonts w:ascii="Arial Narrow" w:eastAsia="Arial Narrow" w:hAnsi="Arial Narrow" w:cs="Arial Narrow"/>
           <w:kern w:val="0"/>
-          <ns2:ligatures ns2:val="none"/>
+          <w14:ligatures w14:val="none"/>
         </w:rPr>
         <w:t xml:space="preserve">consistente en que </w:t>
       </w:r>
@@ -2730,7 +2700,7 @@
           <w:kern w:val="0"/>
           <w:shd w:val="clear" w:color="auto" w:fill="FFFFFF"/>
           <w:lang w:eastAsia="es-PE"/>
-          <ns2:ligatures ns2:val="none"/>
+          <w14:ligatures w14:val="none"/>
         </w:rPr>
         <w:t xml:space="preserve">BNP </w:t>
       </w:r>
@@ -2742,7 +2712,7 @@
           <w:kern w:val="0"/>
           <w:shd w:val="clear" w:color="auto" w:fill="FFFFFF"/>
           <w:lang w:eastAsia="es-PE"/>
-          <ns2:ligatures ns2:val="none"/>
+          <w14:ligatures w14:val="none"/>
         </w:rPr>
         <w:t>Paribas</w:t>
       </w:r>
@@ -2754,7 +2724,7 @@
           <w:kern w:val="0"/>
           <w:shd w:val="clear" w:color="auto" w:fill="FFFFFF"/>
           <w:lang w:eastAsia="es-PE"/>
-          <ns2:ligatures ns2:val="none"/>
+          <w14:ligatures w14:val="none"/>
         </w:rPr>
         <w:t xml:space="preserve"> </w:t>
       </w:r>
@@ -2766,7 +2736,7 @@
           <w:kern w:val="0"/>
           <w:shd w:val="clear" w:color="auto" w:fill="FFFFFF"/>
           <w:lang w:eastAsia="es-PE"/>
-          <ns2:ligatures ns2:val="none"/>
+          <w14:ligatures w14:val="none"/>
         </w:rPr>
         <w:t>Cardif</w:t>
       </w:r>
@@ -2778,7 +2748,7 @@
           <w:kern w:val="0"/>
           <w:shd w:val="clear" w:color="auto" w:fill="FFFFFF"/>
           <w:lang w:eastAsia="es-PE"/>
-          <ns2:ligatures ns2:val="none"/>
+          <w14:ligatures w14:val="none"/>
         </w:rPr>
         <w:t xml:space="preserve"> S.A. Compañía de Seguros y Reaseguros habría negado injustificadamente al denunciante la cobertura por desempleo involuntario de la Póliza del Seguro de Protección de Pagos – Certificado </w:t>
       </w:r>
@@ -2790,7 +2760,7 @@
           <w:kern w:val="0"/>
           <w:shd w:val="clear" w:color="auto" w:fill="FFFFFF"/>
           <w:lang w:eastAsia="es-PE"/>
-          <ns2:ligatures ns2:val="none"/>
+          <w14:ligatures w14:val="none"/>
         </w:rPr>
         <w:t/>
       </w:r>
@@ -2802,7 +2772,7 @@
           <w:kern w:val="0"/>
           <w:shd w:val="clear" w:color="auto" w:fill="FFFFFF"/>
           <w:lang w:eastAsia="es-PE"/>
-          <ns2:ligatures ns2:val="none"/>
+          <w14:ligatures w14:val="none"/>
         </w:rPr>
         <w:t xml:space="preserve"> 063626185002867442</w:t>
       </w:r>
@@ -2810,7 +2780,7 @@
         <w:rPr>
           <w:rFonts w:ascii="Arial Narrow" w:eastAsia="Arial Narrow" w:hAnsi="Arial Narrow" w:cs="Arial Narrow"/>
           <w:kern w:val="0"/>
-          <ns2:ligatures ns2:val="none"/>
+          <w14:ligatures w14:val="none"/>
         </w:rPr>
         <w:t>; involucraría una presunta afectación a sus expectativas, quien no habría encontrado una correspondencia entre lo que esperaba recibir de parte del proveedor y lo que realmente recibió. Por consiguiente, corresponde calificar el hecho materia de denuncia como una presunta infracción al deber de idoneidad, tipificado en los artículos 18</w:t>
       </w:r>
@@ -2820,7 +2790,7 @@
           <w:color w:val="000000"/>
           <w:kern w:val="0"/>
           <w:lang w:eastAsia="es-PE"/>
-          <ns2:ligatures ns2:val="none"/>
+          <w14:ligatures w14:val="none"/>
         </w:rPr>
         <w:t/>
       </w:r>
@@ -2828,7 +2798,7 @@
         <w:rPr>
           <w:rFonts w:ascii="Arial Narrow" w:eastAsia="Arial Narrow" w:hAnsi="Arial Narrow" w:cs="Arial Narrow"/>
           <w:kern w:val="0"/>
-          <ns2:ligatures ns2:val="none"/>
+          <w14:ligatures w14:val="none"/>
         </w:rPr>
         <w:t xml:space="preserve"> y 19</w:t>
       </w:r>
@@ -2838,7 +2808,7 @@
           <w:color w:val="000000"/>
           <w:kern w:val="0"/>
           <w:lang w:eastAsia="es-PE"/>
-          <ns2:ligatures ns2:val="none"/>
+          <w14:ligatures w14:val="none"/>
         </w:rPr>
         <w:t/>
       </w:r>
@@ -2846,7 +2816,7 @@
         <w:rPr>
           <w:rFonts w:ascii="Arial Narrow" w:eastAsia="Arial Narrow" w:hAnsi="Arial Narrow" w:cs="Arial Narrow"/>
           <w:kern w:val="0"/>
-          <ns2:ligatures ns2:val="none"/>
+          <w14:ligatures w14:val="none"/>
         </w:rPr>
         <w:t xml:space="preserve"> del Código</w:t>
       </w:r>
@@ -2857,7 +2827,7 @@
           <w:rFonts w:ascii="Arial Narrow" w:eastAsia="Arial Narrow" w:hAnsi="Arial Narrow" w:cs="Arial"/>
           <w:kern w:val="0"/>
           <w:vertAlign w:val="superscript"/>
-          <ns2:ligatures ns2:val="none"/>
+          <w14:ligatures w14:val="none"/>
         </w:rPr>
         <w:footnoteReference w:id="3"/>
       </w:r>
@@ -2865,13 +2835,13 @@
         <w:rPr>
           <w:rFonts w:ascii="Arial Narrow" w:eastAsia="Arial Narrow" w:hAnsi="Arial Narrow" w:cs="Arial Narrow"/>
           <w:kern w:val="0"/>
-          <ns2:ligatures ns2:val="none"/>
+          <w14:ligatures w14:val="none"/>
         </w:rPr>
         <w:t>.</w:t>
       </w:r>
       <w:bookmarkEnd w:id="6"/>
     </w:p>
-    <w:p ns2:paraId="1EB918F3" ns2:textId="77777777">
+    <w:p>
       <w:pPr>
         <w:pStyle w:val="Prrafodelista"/>
         <w:spacing w:after="0" w:line="240" w:lineRule="auto"/>
@@ -2880,11 +2850,11 @@
         <w:rPr>
           <w:rFonts w:ascii="Arial Narrow" w:eastAsia="Arial Narrow" w:hAnsi="Arial Narrow" w:cs="Arial Narrow"/>
           <w:kern w:val="0"/>
-          <ns2:ligatures ns2:val="none"/>
-        </w:rPr>
-      </w:pPr>
-    </w:p>
-    <w:p ns2:paraId="7A507243" ns2:textId="146D79E2">
+          <w14:ligatures w14:val="none"/>
+        </w:rPr>
+      </w:pPr>
+    </w:p>
+    <w:p>
       <w:pPr>
         <w:pStyle w:val="Prrafodelista"/>
         <w:numPr>
@@ -2897,14 +2867,14 @@
         <w:rPr>
           <w:rFonts w:ascii="Arial Narrow" w:eastAsia="Arial Narrow" w:hAnsi="Arial Narrow" w:cs="Arial Narrow"/>
           <w:kern w:val="0"/>
-          <ns2:ligatures ns2:val="none"/>
-        </w:rPr>
-      </w:pPr>
-      <w:r>
-        <w:rPr>
-          <w:rFonts w:ascii="Arial Narrow" w:eastAsia="Arial Narrow" w:hAnsi="Arial Narrow" w:cs="Arial Narrow"/>
-          <w:kern w:val="0"/>
-          <ns2:ligatures ns2:val="none"/>
+          <w14:ligatures w14:val="none"/>
+        </w:rPr>
+      </w:pPr>
+      <w:r>
+        <w:rPr>
+          <w:rFonts w:ascii="Arial Narrow" w:eastAsia="Arial Narrow" w:hAnsi="Arial Narrow" w:cs="Arial Narrow"/>
+          <w:kern w:val="0"/>
+          <w14:ligatures w14:val="none"/>
         </w:rPr>
         <w:t xml:space="preserve">Así también, la Secretaría Técnica, en ejercicio de sus facultades, </w:t>
       </w:r>
@@ -2914,7 +2884,7 @@
           <w:color w:val="000000"/>
           <w:kern w:val="0"/>
           <w:lang w:eastAsia="es-PE"/>
-          <ns2:ligatures ns2:val="none"/>
+          <w14:ligatures w14:val="none"/>
         </w:rPr>
         <w:t xml:space="preserve">considera </w:t>
       </w:r>
@@ -2922,7 +2892,7 @@
         <w:rPr>
           <w:rFonts w:ascii="Arial Narrow" w:eastAsia="Arial Narrow" w:hAnsi="Arial Narrow" w:cs="Arial Narrow"/>
           <w:kern w:val="0"/>
-          <ns2:ligatures ns2:val="none"/>
+          <w14:ligatures w14:val="none"/>
         </w:rPr>
         <w:t xml:space="preserve">que el hecho denunciado, consistente en que </w:t>
       </w:r>
@@ -2933,7 +2903,7 @@
           <w:kern w:val="0"/>
           <w:shd w:val="clear" w:color="auto" w:fill="FFFFFF"/>
           <w:lang w:eastAsia="es-PE"/>
-          <ns2:ligatures ns2:val="none"/>
+          <w14:ligatures w14:val="none"/>
         </w:rPr>
         <w:t xml:space="preserve">Scotiabank Perú S.A.A. habría realizado requerimientos de pago al denunciante mediante mensajes vía aplicativo WhatsApp y llamadas constantes respecto de cuotas vencidas del crédito bancario adquirido 23 de febrero de 2024, pese a encontrarse en trámite la solicitud de activación de la Póliza del Seguro de Protección de Pagos – Certificado </w:t>
       </w:r>
@@ -2945,7 +2915,7 @@
           <w:kern w:val="0"/>
           <w:shd w:val="clear" w:color="auto" w:fill="FFFFFF"/>
           <w:lang w:eastAsia="es-PE"/>
-          <ns2:ligatures ns2:val="none"/>
+          <w14:ligatures w14:val="none"/>
         </w:rPr>
         <w:t/>
       </w:r>
@@ -2957,7 +2927,7 @@
           <w:kern w:val="0"/>
           <w:shd w:val="clear" w:color="auto" w:fill="FFFFFF"/>
           <w:lang w:eastAsia="es-PE"/>
-          <ns2:ligatures ns2:val="none"/>
+          <w14:ligatures w14:val="none"/>
         </w:rPr>
         <w:t xml:space="preserve"> 063626185002867442</w:t>
       </w:r>
@@ -2965,7 +2935,7 @@
         <w:rPr>
           <w:rFonts w:ascii="Arial Narrow" w:eastAsia="Arial Narrow" w:hAnsi="Arial Narrow" w:cs="Arial Narrow"/>
           <w:kern w:val="0"/>
-          <ns2:ligatures ns2:val="none"/>
+          <w14:ligatures w14:val="none"/>
         </w:rPr>
         <w:t>; involucraría una presunta afectación a sus expectativas, quien no habría encontrado una correspondencia entre lo que esperaba recibir de parte del proveedor y lo que realmente recibió. Por consiguiente, corresponde calificar el hecho materia de denuncia como una presunta infracción al deber de idoneidad, tipificado en los artículos 18</w:t>
       </w:r>
@@ -2975,7 +2945,7 @@
           <w:color w:val="000000"/>
           <w:kern w:val="0"/>
           <w:lang w:eastAsia="es-PE"/>
-          <ns2:ligatures ns2:val="none"/>
+          <w14:ligatures w14:val="none"/>
         </w:rPr>
         <w:t/>
       </w:r>
@@ -2983,7 +2953,7 @@
         <w:rPr>
           <w:rFonts w:ascii="Arial Narrow" w:eastAsia="Arial Narrow" w:hAnsi="Arial Narrow" w:cs="Arial Narrow"/>
           <w:kern w:val="0"/>
-          <ns2:ligatures ns2:val="none"/>
+          <w14:ligatures w14:val="none"/>
         </w:rPr>
         <w:t xml:space="preserve"> y 19</w:t>
       </w:r>
@@ -2993,7 +2963,7 @@
           <w:color w:val="000000"/>
           <w:kern w:val="0"/>
           <w:lang w:eastAsia="es-PE"/>
-          <ns2:ligatures ns2:val="none"/>
+          <w14:ligatures w14:val="none"/>
         </w:rPr>
         <w:t/>
       </w:r>
@@ -3001,7 +2971,7 @@
         <w:rPr>
           <w:rFonts w:ascii="Arial Narrow" w:eastAsia="Arial Narrow" w:hAnsi="Arial Narrow" w:cs="Arial Narrow"/>
           <w:kern w:val="0"/>
-          <ns2:ligatures ns2:val="none"/>
+          <w14:ligatures w14:val="none"/>
         </w:rPr>
         <w:t xml:space="preserve"> del Códig</w:t>
       </w:r>
@@ -3009,12 +2979,12 @@
         <w:rPr>
           <w:rFonts w:ascii="Arial Narrow" w:eastAsia="Arial Narrow" w:hAnsi="Arial Narrow" w:cs="Arial Narrow"/>
           <w:kern w:val="0"/>
-          <ns2:ligatures ns2:val="none"/>
+          <w14:ligatures w14:val="none"/>
         </w:rPr>
         <w:t>o.</w:t>
       </w:r>
     </w:p>
-    <w:p ns2:paraId="2E7770E0" ns2:textId="77777777">
+    <w:p>
       <w:pPr>
         <w:pStyle w:val="Prrafodelista"/>
         <w:spacing w:after="0" w:line="240" w:lineRule="auto"/>
@@ -3024,11 +2994,11 @@
           <w:rFonts w:ascii="Arial Narrow" w:eastAsia="Calibri" w:hAnsi="Arial Narrow" w:cs="Arial Narrow"/>
           <w:kern w:val="0"/>
           <w:lang w:eastAsia="es-PE"/>
-          <ns2:ligatures ns2:val="none"/>
-        </w:rPr>
-      </w:pPr>
-    </w:p>
-    <w:p ns2:paraId="17426A8E" ns2:textId="093B266A">
+          <w14:ligatures w14:val="none"/>
+        </w:rPr>
+      </w:pPr>
+    </w:p>
+    <w:p>
       <w:pPr>
         <w:pStyle w:val="Prrafodelista"/>
         <w:numPr>
@@ -3042,7 +3012,7 @@
           <w:rFonts w:ascii="Arial Narrow" w:eastAsia="Calibri" w:hAnsi="Arial Narrow" w:cs="Arial Narrow"/>
           <w:kern w:val="0"/>
           <w:lang w:eastAsia="es-PE"/>
-          <ns2:ligatures ns2:val="none"/>
+          <w14:ligatures w14:val="none"/>
         </w:rPr>
       </w:pPr>
       <w:r>
@@ -3051,7 +3021,7 @@
           <w:color w:val="000000"/>
           <w:kern w:val="0"/>
           <w:lang w:eastAsia="es-PE"/>
-          <ns2:ligatures ns2:val="none"/>
+          <w14:ligatures w14:val="none"/>
         </w:rPr>
         <w:t>En tanto la denuncia reúne los requisitos establecidos por la norma citada, corresponde admitirla a trámite</w:t>
       </w:r>
@@ -3061,7 +3031,7 @@
           <w:rFonts w:ascii="Arial Narrow" w:eastAsia="Arial Narrow" w:hAnsi="Arial Narrow" w:cs="Arial Narrow"/>
           <w:kern w:val="0"/>
           <w:vertAlign w:val="superscript"/>
-          <ns2:ligatures ns2:val="none"/>
+          <w14:ligatures w14:val="none"/>
         </w:rPr>
         <w:footnoteReference w:id="4"/>
       </w:r>
@@ -3071,12 +3041,12 @@
           <w:color w:val="000000"/>
           <w:kern w:val="0"/>
           <w:lang w:eastAsia="es-PE"/>
-          <ns2:ligatures ns2:val="none"/>
+          <w14:ligatures w14:val="none"/>
         </w:rPr>
         <w:t>.</w:t>
       </w:r>
     </w:p>
-    <w:p ns2:paraId="69FE781D" ns2:textId="77777777">
+    <w:p>
       <w:pPr>
         <w:pStyle w:val="Prrafodelista"/>
         <w:numPr>
@@ -3096,23 +3066,23 @@
           <w:color w:val="000000"/>
           <w:kern w:val="0"/>
           <w:lang w:eastAsia="es-PE"/>
-          <ns2:ligatures ns2:val="none"/>
-        </w:rPr>
-      </w:pPr>
-      <w:r>
-        <w:rPr>
-          <w:rFonts w:ascii="Arial Narrow" w:eastAsia="Arial Narrow" w:hAnsi="Arial Narrow" w:cs="Arial Narrow"/>
-          <w:b/>
-          <w:color w:val="000000"/>
-          <w:kern w:val="0"/>
-          <w:lang w:eastAsia="es-PE"/>
-          <ns2:ligatures ns2:val="none"/>
+          <w14:ligatures w14:val="none"/>
+        </w:rPr>
+      </w:pPr>
+      <w:r>
+        <w:rPr>
+          <w:rFonts w:ascii="Arial Narrow" w:eastAsia="Arial Narrow" w:hAnsi="Arial Narrow" w:cs="Arial Narrow"/>
+          <w:b/>
+          <w:color w:val="000000"/>
+          <w:kern w:val="0"/>
+          <w:lang w:eastAsia="es-PE"/>
+          <w14:ligatures w14:val="none"/>
         </w:rPr>
         <w:lastRenderedPageBreak/>
         <w:t>REQUERIMIENTO DE INFORMACION</w:t>
       </w:r>
     </w:p>
-    <w:p ns2:paraId="6252E905" ns2:textId="77777777">
+    <w:p>
       <w:pPr>
         <w:spacing w:after="0" w:line="240" w:lineRule="auto"/>
         <w:jc w:val="both"/>
@@ -3121,11 +3091,11 @@
           <w:color w:val="000000"/>
           <w:kern w:val="0"/>
           <w:lang w:val="es-ES" w:eastAsia="es-ES"/>
-          <ns2:ligatures ns2:val="none"/>
-        </w:rPr>
-      </w:pPr>
-    </w:p>
-    <w:p ns2:paraId="21C241A8" ns2:textId="77777777">
+          <w14:ligatures w14:val="none"/>
+        </w:rPr>
+      </w:pPr>
+    </w:p>
+    <w:p>
       <w:pPr>
         <w:pStyle w:val="Prrafodelista"/>
         <w:numPr>
@@ -3140,7 +3110,7 @@
           <w:color w:val="000000"/>
           <w:kern w:val="0"/>
           <w:lang w:val="es-ES" w:eastAsia="es-ES"/>
-          <ns2:ligatures ns2:val="none"/>
+          <w14:ligatures w14:val="none"/>
         </w:rPr>
       </w:pPr>
       <w:r>
@@ -3149,7 +3119,7 @@
           <w:color w:val="000000"/>
           <w:kern w:val="0"/>
           <w:lang w:val="es-ES" w:eastAsia="es-ES"/>
-          <ns2:ligatures ns2:val="none"/>
+          <w14:ligatures w14:val="none"/>
         </w:rPr>
         <w:t xml:space="preserve">A efectos de tener mayores elementos que sirvan para la resolución definitiva del presente caso, </w:t>
       </w:r>
@@ -3159,7 +3129,7 @@
           <w:color w:val="000000"/>
           <w:kern w:val="0"/>
           <w:lang w:val="es-ES" w:eastAsia="es-ES"/>
-          <ns2:ligatures ns2:val="none"/>
+          <w14:ligatures w14:val="none"/>
         </w:rPr>
         <w:t xml:space="preserve">la Secretaría Técnica, </w:t>
       </w:r>
@@ -3169,7 +3139,7 @@
           <w:color w:val="000000"/>
           <w:kern w:val="0"/>
           <w:lang w:val="es-ES" w:eastAsia="es-ES"/>
-          <ns2:ligatures ns2:val="none"/>
+          <w14:ligatures w14:val="none"/>
         </w:rPr>
         <w:t xml:space="preserve">en ejercicio de las facultades que la ley le </w:t>
       </w:r>
@@ -3179,7 +3149,7 @@
           <w:color w:val="000000"/>
           <w:kern w:val="0"/>
           <w:lang w:val="es-ES" w:eastAsia="es-ES"/>
-          <ns2:ligatures ns2:val="none"/>
+          <w14:ligatures w14:val="none"/>
         </w:rPr>
         <w:t xml:space="preserve">confiere, </w:t>
       </w:r>
@@ -3190,7 +3160,7 @@
           <w:color w:val="000000"/>
           <w:kern w:val="0"/>
           <w:lang w:val="es-ES" w:eastAsia="es-ES"/>
-          <ns2:ligatures ns2:val="none"/>
+          <w14:ligatures w14:val="none"/>
         </w:rPr>
         <w:t xml:space="preserve">conviene requerir a los proveedores denunciados </w:t>
       </w:r>
@@ -3201,7 +3171,7 @@
           <w:color w:val="000000"/>
           <w:kern w:val="0"/>
           <w:lang w:val="es-ES" w:eastAsia="es-ES"/>
-          <ns2:ligatures ns2:val="none"/>
+          <w14:ligatures w14:val="none"/>
         </w:rPr>
         <w:t>que, en</w:t>
       </w:r>
@@ -3211,7 +3181,7 @@
           <w:color w:val="000000"/>
           <w:kern w:val="0"/>
           <w:lang w:val="es-ES" w:eastAsia="es-ES"/>
-          <ns2:ligatures ns2:val="none"/>
+          <w14:ligatures w14:val="none"/>
         </w:rPr>
         <w:t xml:space="preserve"> un plazo no mayor de cinco (5) días hábiles contado a partir del día </w:t>
       </w:r>
@@ -3221,7 +3191,7 @@
           <w:color w:val="000000"/>
           <w:kern w:val="0"/>
           <w:lang w:val="es-ES" w:eastAsia="es-ES"/>
-          <ns2:ligatures ns2:val="none"/>
+          <w14:ligatures w14:val="none"/>
         </w:rPr>
         <w:t xml:space="preserve">siguiente de la notificación de la presente </w:t>
       </w:r>
@@ -3231,7 +3201,7 @@
           <w:color w:val="000000"/>
           <w:kern w:val="0"/>
           <w:lang w:val="es-ES" w:eastAsia="es-ES"/>
-          <ns2:ligatures ns2:val="none"/>
+          <w14:ligatures w14:val="none"/>
         </w:rPr>
         <w:t xml:space="preserve">resolución, </w:t>
       </w:r>
@@ -3242,12 +3212,12 @@
           <w:color w:val="000000"/>
           <w:kern w:val="0"/>
           <w:lang w:val="es-ES" w:eastAsia="es-ES"/>
-          <ns2:ligatures ns2:val="none"/>
+          <w14:ligatures w14:val="none"/>
         </w:rPr>
         <w:t>cumplan con lo siguiente:</w:t>
       </w:r>
     </w:p>
-    <w:p ns2:paraId="345D7F88" ns2:textId="77777777">
+    <w:p>
       <w:pPr>
         <w:pStyle w:val="Prrafodelista"/>
         <w:spacing w:after="0" w:line="240" w:lineRule="auto"/>
@@ -3258,11 +3228,11 @@
           <w:color w:val="000000"/>
           <w:kern w:val="0"/>
           <w:lang w:val="es-ES" w:eastAsia="es-ES"/>
-          <ns2:ligatures ns2:val="none"/>
-        </w:rPr>
-      </w:pPr>
-    </w:p>
-    <w:p ns2:paraId="01F25269" ns2:textId="2BF7B1AE">
+          <w14:ligatures w14:val="none"/>
+        </w:rPr>
+      </w:pPr>
+    </w:p>
+    <w:p>
       <w:pPr>
         <w:pStyle w:val="Prrafodelista"/>
         <w:spacing w:after="0" w:line="240" w:lineRule="auto"/>
@@ -3273,7 +3243,7 @@
           <w:color w:val="000000"/>
           <w:kern w:val="0"/>
           <w:lang w:val="es-ES" w:eastAsia="es-ES"/>
-          <ns2:ligatures ns2:val="none"/>
+          <w14:ligatures w14:val="none"/>
         </w:rPr>
       </w:pPr>
       <w:r>
@@ -3283,7 +3253,7 @@
           <w:kern w:val="0"/>
           <w:u w:val="single"/>
           <w:lang w:val="es-ES" w:eastAsia="es-ES"/>
-          <ns2:ligatures ns2:val="none"/>
+          <w14:ligatures w14:val="none"/>
         </w:rPr>
         <w:t xml:space="preserve">A </w:t>
       </w:r>
@@ -3294,7 +3264,7 @@
           <w:kern w:val="0"/>
           <w:u w:val="single"/>
           <w:lang w:val="es-ES" w:eastAsia="es-ES"/>
-          <ns2:ligatures ns2:val="none"/>
+          <w14:ligatures w14:val="none"/>
         </w:rPr>
         <w:t xml:space="preserve">BNP </w:t>
       </w:r>
@@ -3306,7 +3276,7 @@
           <w:kern w:val="0"/>
           <w:u w:val="single"/>
           <w:lang w:val="es-ES" w:eastAsia="es-ES"/>
-          <ns2:ligatures ns2:val="none"/>
+          <w14:ligatures w14:val="none"/>
         </w:rPr>
         <w:t>Paribas</w:t>
       </w:r>
@@ -3317,7 +3287,7 @@
           <w:color w:val="000000"/>
           <w:kern w:val="0"/>
           <w:lang w:val="es-ES" w:eastAsia="es-ES"/>
-          <ns2:ligatures ns2:val="none"/>
+          <w14:ligatures w14:val="none"/>
         </w:rPr>
         <w:t xml:space="preserve">: </w:t>
       </w:r>
@@ -3327,7 +3297,7 @@
           <w:color w:val="000000"/>
           <w:kern w:val="0"/>
           <w:lang w:val="es-ES" w:eastAsia="es-ES"/>
-          <ns2:ligatures ns2:val="none"/>
+          <w14:ligatures w14:val="none"/>
         </w:rPr>
         <w:t xml:space="preserve">(i) presentar una copia debidamente suscrita de la Póliza del Seguro de Protección de Pagos – Certificado </w:t>
       </w:r>
@@ -3338,7 +3308,7 @@
           <w:color w:val="000000"/>
           <w:kern w:val="0"/>
           <w:lang w:val="es-ES" w:eastAsia="es-ES"/>
-          <ns2:ligatures ns2:val="none"/>
+          <w14:ligatures w14:val="none"/>
         </w:rPr>
         <w:t/>
       </w:r>
@@ -3349,7 +3319,7 @@
           <w:color w:val="000000"/>
           <w:kern w:val="0"/>
           <w:lang w:val="es-ES" w:eastAsia="es-ES"/>
-          <ns2:ligatures ns2:val="none"/>
+          <w14:ligatures w14:val="none"/>
         </w:rPr>
         <w:t xml:space="preserve"> 063626185002867442 materia de denuncia, así como el cargo de remisión de la póliza; (</w:t>
       </w:r>
@@ -3360,7 +3330,7 @@
           <w:color w:val="000000"/>
           <w:kern w:val="0"/>
           <w:lang w:val="es-ES" w:eastAsia="es-ES"/>
-          <ns2:ligatures ns2:val="none"/>
+          <w14:ligatures w14:val="none"/>
         </w:rPr>
         <w:t>ii</w:t>
       </w:r>
@@ -3371,7 +3341,7 @@
           <w:color w:val="000000"/>
           <w:kern w:val="0"/>
           <w:lang w:val="es-ES" w:eastAsia="es-ES"/>
-          <ns2:ligatures ns2:val="none"/>
+          <w14:ligatures w14:val="none"/>
         </w:rPr>
         <w:t>) presentar los medios probatorios que acrediten que la negativa de otorgamiento de cobertura fue justificada y, (</w:t>
       </w:r>
@@ -3382,7 +3352,7 @@
           <w:color w:val="000000"/>
           <w:kern w:val="0"/>
           <w:lang w:val="es-ES" w:eastAsia="es-ES"/>
-          <ns2:ligatures ns2:val="none"/>
+          <w14:ligatures w14:val="none"/>
         </w:rPr>
         <w:t>iii</w:t>
       </w:r>
@@ -3393,7 +3363,7 @@
           <w:color w:val="000000"/>
           <w:kern w:val="0"/>
           <w:lang w:val="es-ES" w:eastAsia="es-ES"/>
-          <ns2:ligatures ns2:val="none"/>
+          <w14:ligatures w14:val="none"/>
         </w:rPr>
         <w:t>) presentar todas las comunicaciones cursadas con la parte denunciante en virtud de los hechos materia de denuncia</w:t>
       </w:r>
@@ -3403,12 +3373,12 @@
           <w:color w:val="000000"/>
           <w:kern w:val="0"/>
           <w:lang w:val="es-ES" w:eastAsia="es-ES"/>
-          <ns2:ligatures ns2:val="none"/>
+          <w14:ligatures w14:val="none"/>
         </w:rPr>
         <w:t>.</w:t>
       </w:r>
     </w:p>
-    <w:p ns2:paraId="48503CFE" ns2:textId="77777777">
+    <w:p>
       <w:pPr>
         <w:pStyle w:val="Prrafodelista"/>
         <w:spacing w:after="0" w:line="240" w:lineRule="auto"/>
@@ -3420,11 +3390,11 @@
           <w:kern w:val="0"/>
           <w:u w:val="single"/>
           <w:lang w:val="es-ES" w:eastAsia="es-ES"/>
-          <ns2:ligatures ns2:val="none"/>
-        </w:rPr>
-      </w:pPr>
-    </w:p>
-    <w:p ns2:paraId="4940B49E" ns2:textId="03A1823A">
+          <w14:ligatures w14:val="none"/>
+        </w:rPr>
+      </w:pPr>
+    </w:p>
+    <w:p>
       <w:pPr>
         <w:pStyle w:val="Prrafodelista"/>
         <w:spacing w:after="0" w:line="240" w:lineRule="auto"/>
@@ -3436,7 +3406,7 @@
           <w:kern w:val="0"/>
           <w:u w:val="single"/>
           <w:lang w:val="es-ES" w:eastAsia="es-ES"/>
-          <ns2:ligatures ns2:val="none"/>
+          <w14:ligatures w14:val="none"/>
         </w:rPr>
       </w:pPr>
       <w:r>
@@ -3446,7 +3416,7 @@
           <w:kern w:val="0"/>
           <w:u w:val="single"/>
           <w:lang w:val="es-ES" w:eastAsia="es-ES"/>
-          <ns2:ligatures ns2:val="none"/>
+          <w14:ligatures w14:val="none"/>
         </w:rPr>
         <w:t>A</w:t>
       </w:r>
@@ -3457,7 +3427,7 @@
           <w:kern w:val="0"/>
           <w:u w:val="single"/>
           <w:lang w:val="es-ES" w:eastAsia="es-ES"/>
-          <ns2:ligatures ns2:val="none"/>
+          <w14:ligatures w14:val="none"/>
         </w:rPr>
         <w:t>l</w:t>
       </w:r>
@@ -3468,7 +3438,7 @@
           <w:kern w:val="0"/>
           <w:u w:val="single"/>
           <w:lang w:val="es-ES" w:eastAsia="es-ES"/>
-          <ns2:ligatures ns2:val="none"/>
+          <w14:ligatures w14:val="none"/>
         </w:rPr>
         <w:t xml:space="preserve"> </w:t>
       </w:r>
@@ -3479,7 +3449,7 @@
           <w:kern w:val="0"/>
           <w:u w:val="single"/>
           <w:lang w:val="es-ES" w:eastAsia="es-ES"/>
-          <ns2:ligatures ns2:val="none"/>
+          <w14:ligatures w14:val="none"/>
         </w:rPr>
         <w:t>Banco</w:t>
       </w:r>
@@ -3489,7 +3459,7 @@
           <w:color w:val="000000"/>
           <w:kern w:val="0"/>
           <w:lang w:val="es-ES" w:eastAsia="es-ES"/>
-          <ns2:ligatures ns2:val="none"/>
+          <w14:ligatures w14:val="none"/>
         </w:rPr>
         <w:t>:</w:t>
       </w:r>
@@ -3499,7 +3469,7 @@
           <w:color w:val="000000"/>
           <w:kern w:val="0"/>
           <w:lang w:eastAsia="es-ES"/>
-          <ns2:ligatures ns2:val="none"/>
+          <w14:ligatures w14:val="none"/>
         </w:rPr>
         <w:t xml:space="preserve"> </w:t>
       </w:r>
@@ -3509,7 +3479,7 @@
           <w:color w:val="000000"/>
           <w:kern w:val="0"/>
           <w:lang w:val="es-ES" w:eastAsia="es-ES"/>
-          <ns2:ligatures ns2:val="none"/>
+          <w14:ligatures w14:val="none"/>
         </w:rPr>
         <w:t xml:space="preserve">(i) presentar una copia debidamente suscrita de la Póliza del Seguro de Protección de Pagos – Certificado </w:t>
       </w:r>
@@ -3520,7 +3490,7 @@
           <w:color w:val="000000"/>
           <w:kern w:val="0"/>
           <w:lang w:val="es-ES" w:eastAsia="es-ES"/>
-          <ns2:ligatures ns2:val="none"/>
+          <w14:ligatures w14:val="none"/>
         </w:rPr>
         <w:t/>
       </w:r>
@@ -3531,7 +3501,7 @@
           <w:color w:val="000000"/>
           <w:kern w:val="0"/>
           <w:lang w:val="es-ES" w:eastAsia="es-ES"/>
-          <ns2:ligatures ns2:val="none"/>
+          <w14:ligatures w14:val="none"/>
         </w:rPr>
         <w:t xml:space="preserve"> 063626185002867442 materia de denuncia, así como el cargo de remisión de la póliza; y, (</w:t>
       </w:r>
@@ -3542,7 +3512,7 @@
           <w:color w:val="000000"/>
           <w:kern w:val="0"/>
           <w:lang w:val="es-ES" w:eastAsia="es-ES"/>
-          <ns2:ligatures ns2:val="none"/>
+          <w14:ligatures w14:val="none"/>
         </w:rPr>
         <w:t>ii</w:t>
       </w:r>
@@ -3553,7 +3523,7 @@
           <w:color w:val="000000"/>
           <w:kern w:val="0"/>
           <w:lang w:val="es-ES" w:eastAsia="es-ES"/>
-          <ns2:ligatures ns2:val="none"/>
+          <w14:ligatures w14:val="none"/>
         </w:rPr>
         <w:t>) presentar todas las comunicaciones cursadas con la parte denunciante en virtud de los hechos materia de denuncia</w:t>
       </w:r>
@@ -3563,13 +3533,13 @@
           <w:color w:val="000000"/>
           <w:kern w:val="0"/>
           <w:lang w:val="es-ES" w:eastAsia="es-ES"/>
-          <ns2:ligatures ns2:val="none"/>
+          <w14:ligatures w14:val="none"/>
         </w:rPr>
         <w:t>.</w:t>
       </w:r>
     </w:p>
     <w:bookmarkEnd w:id="8"/>
-    <w:p ns2:paraId="525DE1CC" ns2:textId="77777777">
+    <w:p>
       <w:pPr>
         <w:spacing w:after="0" w:line="240" w:lineRule="auto"/>
         <w:jc w:val="both"/>
@@ -3578,11 +3548,11 @@
           <w:color w:val="000000"/>
           <w:kern w:val="0"/>
           <w:lang w:val="es-ES" w:eastAsia="es-ES"/>
-          <ns2:ligatures ns2:val="none"/>
-        </w:rPr>
-      </w:pPr>
-    </w:p>
-    <w:p ns2:paraId="76AC2520" ns2:textId="77777777">
+          <w14:ligatures w14:val="none"/>
+        </w:rPr>
+      </w:pPr>
+    </w:p>
+    <w:p>
       <w:pPr>
         <w:pStyle w:val="Prrafodelista"/>
         <w:spacing w:after="0" w:line="240" w:lineRule="auto"/>
@@ -3593,11 +3563,11 @@
           <w:color w:val="000000"/>
           <w:kern w:val="0"/>
           <w:lang w:val="es-ES" w:eastAsia="es-ES"/>
-          <ns2:ligatures ns2:val="none"/>
-        </w:rPr>
-      </w:pPr>
-    </w:p>
-    <w:p ns2:paraId="45192A8B" ns2:textId="77777777">
+          <w14:ligatures w14:val="none"/>
+        </w:rPr>
+      </w:pPr>
+    </w:p>
+    <w:p>
       <w:pPr>
         <w:pStyle w:val="Prrafodelista"/>
         <w:numPr>
@@ -3617,36 +3587,36 @@
           <w:color w:val="000000"/>
           <w:kern w:val="0"/>
           <w:lang w:eastAsia="es-PE"/>
-          <ns2:ligatures ns2:val="none"/>
-        </w:rPr>
-      </w:pPr>
-      <w:r>
-        <w:rPr>
-          <w:rFonts w:ascii="Arial Narrow" w:eastAsia="Arial Narrow" w:hAnsi="Arial Narrow" w:cs="Arial Narrow"/>
-          <w:b/>
-          <w:color w:val="000000"/>
-          <w:kern w:val="0"/>
-          <w:lang w:eastAsia="es-PE"/>
-          <ns2:ligatures ns2:val="none"/>
+          <w14:ligatures w14:val="none"/>
+        </w:rPr>
+      </w:pPr>
+      <w:r>
+        <w:rPr>
+          <w:rFonts w:ascii="Arial Narrow" w:eastAsia="Arial Narrow" w:hAnsi="Arial Narrow" w:cs="Arial Narrow"/>
+          <w:b/>
+          <w:color w:val="000000"/>
+          <w:kern w:val="0"/>
+          <w:lang w:eastAsia="es-PE"/>
+          <w14:ligatures w14:val="none"/>
         </w:rPr>
         <w:t xml:space="preserve">RESOLUCIÓN DE LA SECRETARÍA TÉCNICA </w:t>
       </w:r>
     </w:p>
-    <w:p ns2:paraId="71820251" ns2:textId="77777777">
-      <w:pPr>
-        <w:spacing w:after="0" w:line="240" w:lineRule="auto"/>
-        <w:jc w:val="both"/>
-        <w:rPr>
-          <w:rFonts w:ascii="Arial Narrow" w:eastAsia="Arial Narrow" w:hAnsi="Arial Narrow" w:cs="Arial Narrow"/>
-          <w:b/>
-          <w:color w:val="000000"/>
-          <w:kern w:val="0"/>
-          <w:lang w:eastAsia="es-PE"/>
-          <ns2:ligatures ns2:val="none"/>
-        </w:rPr>
-      </w:pPr>
-    </w:p>
-    <w:p ns2:paraId="0DDC9419" ns2:textId="622A4996">
+    <w:p>
+      <w:pPr>
+        <w:spacing w:after="0" w:line="240" w:lineRule="auto"/>
+        <w:jc w:val="both"/>
+        <w:rPr>
+          <w:rFonts w:ascii="Arial Narrow" w:eastAsia="Arial Narrow" w:hAnsi="Arial Narrow" w:cs="Arial Narrow"/>
+          <w:b/>
+          <w:color w:val="000000"/>
+          <w:kern w:val="0"/>
+          <w:lang w:eastAsia="es-PE"/>
+          <w14:ligatures w14:val="none"/>
+        </w:rPr>
+      </w:pPr>
+    </w:p>
+    <w:p>
       <w:pPr>
         <w:spacing w:after="0" w:line="240" w:lineRule="auto"/>
         <w:jc w:val="both"/>
@@ -3655,17 +3625,17 @@
           <w:color w:val="000000"/>
           <w:kern w:val="0"/>
           <w:lang w:eastAsia="es-PE"/>
-          <ns2:ligatures ns2:val="none"/>
-        </w:rPr>
-      </w:pPr>
-      <w:r>
-        <w:rPr>
-          <w:rFonts w:ascii="Arial Narrow" w:eastAsia="Arial Narrow" w:hAnsi="Arial Narrow" w:cs="Arial Narrow"/>
-          <w:b/>
-          <w:color w:val="000000"/>
-          <w:kern w:val="0"/>
-          <w:lang w:eastAsia="es-PE"/>
-          <ns2:ligatures ns2:val="none"/>
+          <w14:ligatures w14:val="none"/>
+        </w:rPr>
+      </w:pPr>
+      <w:r>
+        <w:rPr>
+          <w:rFonts w:ascii="Arial Narrow" w:eastAsia="Arial Narrow" w:hAnsi="Arial Narrow" w:cs="Arial Narrow"/>
+          <w:b/>
+          <w:color w:val="000000"/>
+          <w:kern w:val="0"/>
+          <w:lang w:eastAsia="es-PE"/>
+          <w14:ligatures w14:val="none"/>
         </w:rPr>
         <w:t xml:space="preserve">PRIMERO: admitir a trámite la denuncia del 15 de enero de 2026, complementado mediante escrito del 24 de enero de 2026, subsanada mediante escrito del 16 de febrero de 2026, interpuesta por el señor [DENUNCIANTE] contra BNP Paribas Cardif S.A. Compañía de Seguros y Reaseguros y Scotiabank Perú S.A.A., por lo siguiente:</w:t>
       </w:r>
@@ -3676,7 +3646,7 @@
           <w:kern w:val="0"/>
           <w:shd w:val="clear" w:color="auto" w:fill="FFFFFF"/>
           <w:lang w:eastAsia="es-PE"/>
-          <ns2:ligatures ns2:val="none"/>
+          <w14:ligatures w14:val="none"/>
         </w:rPr>
         <w:t xml:space="preserve"/>
       </w:r>
@@ -3686,7 +3656,7 @@
           <w:color w:val="000000"/>
           <w:kern w:val="0"/>
           <w:lang w:val="es-ES" w:eastAsia="es-ES"/>
-          <ns2:ligatures ns2:val="none"/>
+          <w14:ligatures w14:val="none"/>
         </w:rPr>
         <w:t/>
       </w:r>
@@ -3696,7 +3666,7 @@
           <w:color w:val="000000"/>
           <w:kern w:val="0"/>
           <w:lang w:val="es-ES" w:eastAsia="es-ES"/>
-          <ns2:ligatures ns2:val="none"/>
+          <w14:ligatures w14:val="none"/>
         </w:rPr>
         <w:t xml:space="preserve"/>
       </w:r>
@@ -3707,7 +3677,7 @@
           <w:kern w:val="0"/>
           <w:shd w:val="clear" w:color="auto" w:fill="FFFFFF"/>
           <w:lang w:eastAsia="es-PE"/>
-          <ns2:ligatures ns2:val="none"/>
+          <w14:ligatures w14:val="none"/>
         </w:rPr>
         <w:t xml:space="preserve"/>
       </w:r>
@@ -3718,7 +3688,7 @@
           <w:kern w:val="0"/>
           <w:shd w:val="clear" w:color="auto" w:fill="FFFFFF"/>
           <w:lang w:eastAsia="es-PE"/>
-          <ns2:ligatures ns2:val="none"/>
+          <w14:ligatures w14:val="none"/>
         </w:rPr>
         <w:t xml:space="preserve"/>
       </w:r>
@@ -3729,7 +3699,7 @@
           <w:kern w:val="0"/>
           <w:shd w:val="clear" w:color="auto" w:fill="FFFFFF"/>
           <w:lang w:eastAsia="es-PE"/>
-          <ns2:ligatures ns2:val="none"/>
+          <w14:ligatures w14:val="none"/>
         </w:rPr>
         <w:t xml:space="preserve"/>
       </w:r>
@@ -3740,7 +3710,7 @@
           <w:kern w:val="0"/>
           <w:shd w:val="clear" w:color="auto" w:fill="FFFFFF"/>
           <w:lang w:eastAsia="es-PE"/>
-          <ns2:ligatures ns2:val="none"/>
+          <w14:ligatures w14:val="none"/>
         </w:rPr>
         <w:t xml:space="preserve"/>
       </w:r>
@@ -3790,7 +3760,7 @@
           <w:kern w:val="0"/>
           <w:shd w:val="clear" w:color="auto" w:fill="FFFFFF"/>
           <w:lang w:eastAsia="es-PE"/>
-          <ns2:ligatures ns2:val="none"/>
+          <w14:ligatures w14:val="none"/>
         </w:rPr>
         <w:t/>
       </w:r>
@@ -3801,7 +3771,7 @@
           <w:kern w:val="0"/>
           <w:shd w:val="clear" w:color="auto" w:fill="FFFFFF"/>
           <w:lang w:eastAsia="es-PE"/>
-          <ns2:ligatures ns2:val="none"/>
+          <w14:ligatures w14:val="none"/>
         </w:rPr>
         <w:t xml:space="preserve"/>
       </w:r>
@@ -3812,12 +3782,12 @@
           <w:kern w:val="0"/>
           <w:shd w:val="clear" w:color="auto" w:fill="FFFFFF"/>
           <w:lang w:eastAsia="es-PE"/>
-          <ns2:ligatures ns2:val="none"/>
+          <w14:ligatures w14:val="none"/>
         </w:rPr>
         <w:t/>
       </w:r>
     </w:p>
-    <w:p ns2:paraId="7CCF0660" ns2:textId="77777777">
+    <w:p>
       <w:pPr>
         <w:spacing w:after="0" w:line="240" w:lineRule="auto"/>
         <w:jc w:val="both"/>
@@ -3826,11 +3796,11 @@
           <w:color w:val="000000"/>
           <w:kern w:val="0"/>
           <w:lang w:eastAsia="es-PE"/>
-          <ns2:ligatures ns2:val="none"/>
-        </w:rPr>
-      </w:pPr>
-    </w:p>
-    <w:p ns2:paraId="4B74DAC1" ns2:textId="5B970D02">
+          <w14:ligatures w14:val="none"/>
+        </w:rPr>
+      </w:pPr>
+    </w:p>
+    <w:p>
       <w:pPr>
         <w:pStyle w:val="Prrafodelista"/>
         <w:numPr>
@@ -3846,14 +3816,14 @@
         <w:rPr>
           <w:rFonts w:ascii="Arial Narrow" w:eastAsia="Arial Narrow" w:hAnsi="Arial Narrow" w:cs="Arial Narrow"/>
           <w:kern w:val="0"/>
-          <ns2:ligatures ns2:val="none"/>
-        </w:rPr>
-      </w:pPr>
-      <w:r>
-        <w:rPr>
-          <w:rFonts w:ascii="Arial Narrow" w:eastAsia="Arial Narrow" w:hAnsi="Arial Narrow" w:cs="Arial Narrow"/>
-          <w:kern w:val="0"/>
-          <ns2:ligatures ns2:val="none"/>
+          <w14:ligatures w14:val="none"/>
+        </w:rPr>
+      </w:pPr>
+      <w:r>
+        <w:rPr>
+          <w:rFonts w:ascii="Arial Narrow" w:eastAsia="Arial Narrow" w:hAnsi="Arial Narrow" w:cs="Arial Narrow"/>
+          <w:kern w:val="0"/>
+          <w14:ligatures w14:val="none"/>
         </w:rPr>
         <w:t xml:space="preserve">Presunta </w:t>
       </w:r>
@@ -3861,7 +3831,7 @@
         <w:rPr>
           <w:rFonts w:ascii="Arial Narrow" w:eastAsia="Arial Narrow" w:hAnsi="Arial Narrow" w:cs="Arial Narrow"/>
           <w:kern w:val="0"/>
-          <ns2:ligatures ns2:val="none"/>
+          <w14:ligatures w14:val="none"/>
         </w:rPr>
         <w:t>infracción a los artículos 18 y 19 de la Ley 29571, Código de Protección y Defensa del Consumidor</w:t>
       </w:r>
@@ -3869,7 +3839,7 @@
         <w:rPr>
           <w:rFonts w:ascii="Arial Narrow" w:eastAsia="Arial Narrow" w:hAnsi="Arial Narrow" w:cs="Arial Narrow"/>
           <w:kern w:val="0"/>
-          <ns2:ligatures ns2:val="none"/>
+          <w14:ligatures w14:val="none"/>
         </w:rPr>
         <w:t xml:space="preserve">, en tanto </w:t>
       </w:r>
@@ -3877,7 +3847,7 @@
         <w:rPr>
           <w:rFonts w:ascii="Arial Narrow" w:eastAsia="Arial Narrow" w:hAnsi="Arial Narrow" w:cs="Arial Narrow"/>
           <w:kern w:val="0"/>
-          <ns2:ligatures ns2:val="none"/>
+          <w14:ligatures w14:val="none"/>
         </w:rPr>
         <w:t xml:space="preserve">BNP </w:t>
       </w:r>
@@ -3886,7 +3856,7 @@
         <w:rPr>
           <w:rFonts w:ascii="Arial Narrow" w:eastAsia="Arial Narrow" w:hAnsi="Arial Narrow" w:cs="Arial Narrow"/>
           <w:kern w:val="0"/>
-          <ns2:ligatures ns2:val="none"/>
+          <w14:ligatures w14:val="none"/>
         </w:rPr>
         <w:t>Paribas</w:t>
       </w:r>
@@ -3895,7 +3865,7 @@
         <w:rPr>
           <w:rFonts w:ascii="Arial Narrow" w:eastAsia="Arial Narrow" w:hAnsi="Arial Narrow" w:cs="Arial Narrow"/>
           <w:kern w:val="0"/>
-          <ns2:ligatures ns2:val="none"/>
+          <w14:ligatures w14:val="none"/>
         </w:rPr>
         <w:t xml:space="preserve"> </w:t>
       </w:r>
@@ -3904,7 +3874,7 @@
         <w:rPr>
           <w:rFonts w:ascii="Arial Narrow" w:eastAsia="Arial Narrow" w:hAnsi="Arial Narrow" w:cs="Arial Narrow"/>
           <w:kern w:val="0"/>
-          <ns2:ligatures ns2:val="none"/>
+          <w14:ligatures w14:val="none"/>
         </w:rPr>
         <w:t>Cardif</w:t>
       </w:r>
@@ -3913,7 +3883,7 @@
         <w:rPr>
           <w:rFonts w:ascii="Arial Narrow" w:eastAsia="Arial Narrow" w:hAnsi="Arial Narrow" w:cs="Arial Narrow"/>
           <w:kern w:val="0"/>
-          <ns2:ligatures ns2:val="none"/>
+          <w14:ligatures w14:val="none"/>
         </w:rPr>
         <w:t xml:space="preserve"> S.A. Compañía de Seguros y Reaseguros </w:t>
       </w:r>
@@ -3921,7 +3891,7 @@
         <w:rPr>
           <w:rFonts w:ascii="Arial Narrow" w:eastAsia="Arial Narrow" w:hAnsi="Arial Narrow" w:cs="Arial Narrow"/>
           <w:kern w:val="0"/>
-          <ns2:ligatures ns2:val="none"/>
+          <w14:ligatures w14:val="none"/>
         </w:rPr>
         <w:t>habría negado injustificadamente</w:t>
       </w:r>
@@ -3929,7 +3899,7 @@
         <w:rPr>
           <w:rFonts w:ascii="Arial Narrow" w:eastAsia="Arial Narrow" w:hAnsi="Arial Narrow" w:cs="Arial Narrow"/>
           <w:kern w:val="0"/>
-          <ns2:ligatures ns2:val="none"/>
+          <w14:ligatures w14:val="none"/>
         </w:rPr>
         <w:t xml:space="preserve"> al denunciante</w:t>
       </w:r>
@@ -3937,7 +3907,7 @@
         <w:rPr>
           <w:rFonts w:ascii="Arial Narrow" w:eastAsia="Arial Narrow" w:hAnsi="Arial Narrow" w:cs="Arial Narrow"/>
           <w:kern w:val="0"/>
-          <ns2:ligatures ns2:val="none"/>
+          <w14:ligatures w14:val="none"/>
         </w:rPr>
         <w:t xml:space="preserve"> la cobertura por desempleo involuntario</w:t>
       </w:r>
@@ -3945,7 +3915,7 @@
         <w:rPr>
           <w:rFonts w:ascii="Arial Narrow" w:eastAsia="Arial Narrow" w:hAnsi="Arial Narrow" w:cs="Arial Narrow"/>
           <w:kern w:val="0"/>
-          <ns2:ligatures ns2:val="none"/>
+          <w14:ligatures w14:val="none"/>
         </w:rPr>
         <w:t xml:space="preserve"> de la</w:t>
       </w:r>
@@ -3953,7 +3923,7 @@
         <w:rPr>
           <w:rFonts w:ascii="Arial Narrow" w:eastAsia="Arial Narrow" w:hAnsi="Arial Narrow" w:cs="Arial Narrow"/>
           <w:kern w:val="0"/>
-          <ns2:ligatures ns2:val="none"/>
+          <w14:ligatures w14:val="none"/>
         </w:rPr>
         <w:t xml:space="preserve"> </w:t>
       </w:r>
@@ -3961,7 +3931,7 @@
         <w:rPr>
           <w:rFonts w:ascii="Arial Narrow" w:eastAsia="Arial Narrow" w:hAnsi="Arial Narrow" w:cs="Arial Narrow"/>
           <w:kern w:val="0"/>
-          <ns2:ligatures ns2:val="none"/>
+          <w14:ligatures w14:val="none"/>
         </w:rPr>
         <w:t xml:space="preserve">Póliza del Seguro de Protección de Pagos – Certificado </w:t>
       </w:r>
@@ -3970,7 +3940,7 @@
         <w:rPr>
           <w:rFonts w:ascii="Arial Narrow" w:eastAsia="Arial Narrow" w:hAnsi="Arial Narrow" w:cs="Arial Narrow"/>
           <w:kern w:val="0"/>
-          <ns2:ligatures ns2:val="none"/>
+          <w14:ligatures w14:val="none"/>
         </w:rPr>
         <w:t/>
       </w:r>
@@ -3979,7 +3949,7 @@
         <w:rPr>
           <w:rFonts w:ascii="Arial Narrow" w:eastAsia="Arial Narrow" w:hAnsi="Arial Narrow" w:cs="Arial Narrow"/>
           <w:kern w:val="0"/>
-          <ns2:ligatures ns2:val="none"/>
+          <w14:ligatures w14:val="none"/>
         </w:rPr>
         <w:t xml:space="preserve"> 063626185002867442</w:t>
       </w:r>
@@ -3987,23 +3957,23 @@
         <w:rPr>
           <w:rFonts w:ascii="Arial Narrow" w:eastAsia="Arial Narrow" w:hAnsi="Arial Narrow" w:cs="Arial Narrow"/>
           <w:kern w:val="0"/>
-          <ns2:ligatures ns2:val="none"/>
+          <w14:ligatures w14:val="none"/>
         </w:rPr>
         <w:t>.</w:t>
       </w:r>
     </w:p>
-    <w:p ns2:paraId="4595E34B" ns2:textId="77777777">
+    <w:p>
       <w:pPr>
         <w:pStyle w:val="Prrafodelista"/>
         <w:spacing w:line="240" w:lineRule="auto"/>
         <w:rPr>
           <w:rFonts w:ascii="Arial Narrow" w:eastAsia="Arial Narrow" w:hAnsi="Arial Narrow" w:cs="Arial Narrow"/>
           <w:kern w:val="0"/>
-          <ns2:ligatures ns2:val="none"/>
-        </w:rPr>
-      </w:pPr>
-    </w:p>
-    <w:p ns2:paraId="50E03D20" ns2:textId="03C3B281">
+          <w14:ligatures w14:val="none"/>
+        </w:rPr>
+      </w:pPr>
+    </w:p>
+    <w:p>
       <w:pPr>
         <w:pStyle w:val="Prrafodelista"/>
         <w:numPr>
@@ -4016,14 +3986,14 @@
         <w:rPr>
           <w:rFonts w:ascii="Arial Narrow" w:eastAsia="Arial Narrow" w:hAnsi="Arial Narrow" w:cs="Arial Narrow"/>
           <w:kern w:val="0"/>
-          <ns2:ligatures ns2:val="none"/>
-        </w:rPr>
-      </w:pPr>
-      <w:r>
-        <w:rPr>
-          <w:rFonts w:ascii="Arial Narrow" w:eastAsia="Arial Narrow" w:hAnsi="Arial Narrow" w:cs="Arial Narrow"/>
-          <w:kern w:val="0"/>
-          <ns2:ligatures ns2:val="none"/>
+          <w14:ligatures w14:val="none"/>
+        </w:rPr>
+      </w:pPr>
+      <w:r>
+        <w:rPr>
+          <w:rFonts w:ascii="Arial Narrow" w:eastAsia="Arial Narrow" w:hAnsi="Arial Narrow" w:cs="Arial Narrow"/>
+          <w:kern w:val="0"/>
+          <w14:ligatures w14:val="none"/>
         </w:rPr>
         <w:t xml:space="preserve">Presunta </w:t>
       </w:r>
@@ -4031,7 +4001,7 @@
         <w:rPr>
           <w:rFonts w:ascii="Arial Narrow" w:eastAsia="Arial Narrow" w:hAnsi="Arial Narrow" w:cs="Arial Narrow"/>
           <w:kern w:val="0"/>
-          <ns2:ligatures ns2:val="none"/>
+          <w14:ligatures w14:val="none"/>
         </w:rPr>
         <w:t>infracción a los artículos 18 y 19 de la Ley 29571, Código de Protección y Defensa del Consumidor</w:t>
       </w:r>
@@ -4039,7 +4009,7 @@
         <w:rPr>
           <w:rFonts w:ascii="Arial Narrow" w:eastAsia="Arial Narrow" w:hAnsi="Arial Narrow" w:cs="Arial Narrow"/>
           <w:kern w:val="0"/>
-          <ns2:ligatures ns2:val="none"/>
+          <w14:ligatures w14:val="none"/>
         </w:rPr>
         <w:t xml:space="preserve">, en tanto </w:t>
       </w:r>
@@ -4047,7 +4017,7 @@
         <w:rPr>
           <w:rFonts w:ascii="Arial Narrow" w:eastAsia="Arial Narrow" w:hAnsi="Arial Narrow" w:cs="Arial Narrow"/>
           <w:kern w:val="0"/>
-          <ns2:ligatures ns2:val="none"/>
+          <w14:ligatures w14:val="none"/>
         </w:rPr>
         <w:t xml:space="preserve">Scotiabank Perú S.A.A. </w:t>
       </w:r>
@@ -4055,7 +4025,7 @@
         <w:rPr>
           <w:rFonts w:ascii="Arial Narrow" w:eastAsia="Arial Narrow" w:hAnsi="Arial Narrow" w:cs="Arial Narrow"/>
           <w:kern w:val="0"/>
-          <ns2:ligatures ns2:val="none"/>
+          <w14:ligatures w14:val="none"/>
         </w:rPr>
         <w:t xml:space="preserve">habría realizado requerimientos de pago </w:t>
       </w:r>
@@ -4063,7 +4033,7 @@
         <w:rPr>
           <w:rFonts w:ascii="Arial Narrow" w:eastAsia="Arial Narrow" w:hAnsi="Arial Narrow" w:cs="Arial Narrow"/>
           <w:kern w:val="0"/>
-          <ns2:ligatures ns2:val="none"/>
+          <w14:ligatures w14:val="none"/>
         </w:rPr>
         <w:t xml:space="preserve">al denunciante </w:t>
       </w:r>
@@ -4071,7 +4041,7 @@
         <w:rPr>
           <w:rFonts w:ascii="Arial Narrow" w:eastAsia="Arial Narrow" w:hAnsi="Arial Narrow" w:cs="Arial Narrow"/>
           <w:kern w:val="0"/>
-          <ns2:ligatures ns2:val="none"/>
+          <w14:ligatures w14:val="none"/>
         </w:rPr>
         <w:t xml:space="preserve">mediante mensajes vía aplicativo WhatsApp y llamadas constantes respecto de cuotas vencidas del </w:t>
       </w:r>
@@ -4079,7 +4049,7 @@
         <w:rPr>
           <w:rFonts w:ascii="Arial Narrow" w:eastAsia="Arial Narrow" w:hAnsi="Arial Narrow" w:cs="Arial Narrow"/>
           <w:kern w:val="0"/>
-          <ns2:ligatures ns2:val="none"/>
+          <w14:ligatures w14:val="none"/>
         </w:rPr>
         <w:t xml:space="preserve">crédito bancario adquirido </w:t>
       </w:r>
@@ -4089,7 +4059,7 @@
           <w:color w:val="000000"/>
           <w:kern w:val="0"/>
           <w:lang w:eastAsia="es-ES"/>
-          <ns2:ligatures ns2:val="none"/>
+          <w14:ligatures w14:val="none"/>
         </w:rPr>
         <w:t>23 de febrero de 2024</w:t>
       </w:r>
@@ -4097,7 +4067,7 @@
         <w:rPr>
           <w:rFonts w:ascii="Arial Narrow" w:eastAsia="Arial Narrow" w:hAnsi="Arial Narrow" w:cs="Arial Narrow"/>
           <w:kern w:val="0"/>
-          <ns2:ligatures ns2:val="none"/>
+          <w14:ligatures w14:val="none"/>
         </w:rPr>
         <w:t xml:space="preserve">, pese a encontrarse en trámite la solicitud de activación </w:t>
       </w:r>
@@ -4105,7 +4075,7 @@
         <w:rPr>
           <w:rFonts w:ascii="Arial Narrow" w:eastAsia="Arial Narrow" w:hAnsi="Arial Narrow" w:cs="Arial Narrow"/>
           <w:kern w:val="0"/>
-          <ns2:ligatures ns2:val="none"/>
+          <w14:ligatures w14:val="none"/>
         </w:rPr>
         <w:t xml:space="preserve">de la Póliza del Seguro de Protección de Pagos – Certificado </w:t>
       </w:r>
@@ -4114,7 +4084,7 @@
         <w:rPr>
           <w:rFonts w:ascii="Arial Narrow" w:eastAsia="Arial Narrow" w:hAnsi="Arial Narrow" w:cs="Arial Narrow"/>
           <w:kern w:val="0"/>
-          <ns2:ligatures ns2:val="none"/>
+          <w14:ligatures w14:val="none"/>
         </w:rPr>
         <w:t/>
       </w:r>
@@ -4123,7 +4093,7 @@
         <w:rPr>
           <w:rFonts w:ascii="Arial Narrow" w:eastAsia="Arial Narrow" w:hAnsi="Arial Narrow" w:cs="Arial Narrow"/>
           <w:kern w:val="0"/>
-          <ns2:ligatures ns2:val="none"/>
+          <w14:ligatures w14:val="none"/>
         </w:rPr>
         <w:t xml:space="preserve"> 063626185002867442</w:t>
       </w:r>
@@ -4131,23 +4101,23 @@
         <w:rPr>
           <w:rFonts w:ascii="Arial Narrow" w:eastAsia="Arial Narrow" w:hAnsi="Arial Narrow" w:cs="Arial Narrow"/>
           <w:kern w:val="0"/>
-          <ns2:ligatures ns2:val="none"/>
+          <w14:ligatures w14:val="none"/>
         </w:rPr>
         <w:t>.</w:t>
       </w:r>
     </w:p>
-    <w:p ns2:paraId="1DEB3481" ns2:textId="77777777">
-      <w:pPr>
-        <w:spacing w:after="0" w:line="240" w:lineRule="auto"/>
-        <w:jc w:val="both"/>
-        <w:rPr>
-          <w:rFonts w:ascii="Arial Narrow" w:eastAsia="Arial Narrow" w:hAnsi="Arial Narrow" w:cs="Arial Narrow"/>
-          <w:kern w:val="0"/>
-          <ns2:ligatures ns2:val="none"/>
-        </w:rPr>
-      </w:pPr>
-    </w:p>
-    <w:p ns2:paraId="634A0D61" ns2:textId="6A1F2545">
+    <w:p>
+      <w:pPr>
+        <w:spacing w:after="0" w:line="240" w:lineRule="auto"/>
+        <w:jc w:val="both"/>
+        <w:rPr>
+          <w:rFonts w:ascii="Arial Narrow" w:eastAsia="Arial Narrow" w:hAnsi="Arial Narrow" w:cs="Arial Narrow"/>
+          <w:kern w:val="0"/>
+          <w14:ligatures w14:val="none"/>
+        </w:rPr>
+      </w:pPr>
+    </w:p>
+    <w:p>
       <w:pPr>
         <w:spacing w:line="240" w:lineRule="auto"/>
         <w:contextualSpacing/>
@@ -4155,17 +4125,17 @@
         <w:rPr>
           <w:rFonts w:ascii="Arial Narrow" w:eastAsia="Calibri" w:hAnsi="Arial Narrow" w:cs="Arial"/>
           <w:kern w:val="0"/>
-          <ns2:ligatures ns2:val="none"/>
-        </w:rPr>
-      </w:pPr>
-      <w:r>
-        <w:rPr>
-          <w:rFonts w:ascii="Arial Narrow" w:eastAsia="Arial Narrow" w:hAnsi="Arial Narrow" w:cs="Arial Narrow"/>
-          <w:b/>
-          <w:color w:val="000000"/>
-          <w:kern w:val="0"/>
-          <w:lang w:eastAsia="es-PE"/>
-          <ns2:ligatures ns2:val="none"/>
+          <w14:ligatures w14:val="none"/>
+        </w:rPr>
+      </w:pPr>
+      <w:r>
+        <w:rPr>
+          <w:rFonts w:ascii="Arial Narrow" w:eastAsia="Arial Narrow" w:hAnsi="Arial Narrow" w:cs="Arial Narrow"/>
+          <w:b/>
+          <w:color w:val="000000"/>
+          <w:kern w:val="0"/>
+          <w:lang w:eastAsia="es-PE"/>
+          <w14:ligatures w14:val="none"/>
         </w:rPr>
         <w:t>SEGUNDO:</w:t>
       </w:r>
@@ -4175,7 +4145,7 @@
           <w:color w:val="000000"/>
           <w:kern w:val="0"/>
           <w:lang w:eastAsia="es-PE"/>
-          <ns2:ligatures ns2:val="none"/>
+          <w14:ligatures w14:val="none"/>
         </w:rPr>
         <w:t xml:space="preserve"> tener por ofrecidos los medios probatorios presentados en el escrito de denuncia </w:t>
       </w:r>
@@ -4185,7 +4155,7 @@
           <w:color w:val="000000"/>
           <w:kern w:val="0"/>
           <w:lang w:val="es-ES" w:eastAsia="es-ES"/>
-          <ns2:ligatures ns2:val="none"/>
+          <w14:ligatures w14:val="none"/>
         </w:rPr>
         <w:t xml:space="preserve">del </w:t>
       </w:r>
@@ -4195,7 +4165,7 @@
           <w:color w:val="000000"/>
           <w:kern w:val="0"/>
           <w:lang w:val="es-ES" w:eastAsia="es-ES"/>
-          <ns2:ligatures ns2:val="none"/>
+          <w14:ligatures w14:val="none"/>
         </w:rPr>
         <w:t>15 de enero de 2026, complementado mediante escrito</w:t>
       </w:r>
@@ -4205,7 +4175,7 @@
           <w:color w:val="000000"/>
           <w:kern w:val="0"/>
           <w:lang w:val="es-ES" w:eastAsia="es-ES"/>
-          <ns2:ligatures ns2:val="none"/>
+          <w14:ligatures w14:val="none"/>
         </w:rPr>
         <w:t xml:space="preserve"> del 24 de enero de 2026, subsanada mediante escrito del 16 de febrero de 2026</w:t>
       </w:r>
@@ -4213,12 +4183,12 @@
         <w:rPr>
           <w:rFonts w:ascii="Arial Narrow" w:eastAsia="Calibri" w:hAnsi="Arial Narrow" w:cs="Arial"/>
           <w:kern w:val="0"/>
-          <ns2:ligatures ns2:val="none"/>
+          <w14:ligatures w14:val="none"/>
         </w:rPr>
         <w:t>.</w:t>
       </w:r>
     </w:p>
-    <w:p ns2:paraId="2AF03E3F" ns2:textId="77777777">
+    <w:p>
       <w:pPr>
         <w:spacing w:line="240" w:lineRule="auto"/>
         <w:contextualSpacing/>
@@ -4228,30 +4198,30 @@
           <w:color w:val="000000"/>
           <w:kern w:val="0"/>
           <w:lang w:eastAsia="es-PE"/>
-          <ns2:ligatures ns2:val="none"/>
-        </w:rPr>
-      </w:pPr>
-    </w:p>
-    <w:p ns2:paraId="5D90C1F7" ns2:textId="55FF7DFF">
-      <w:pPr>
-        <w:spacing w:after="0" w:line="240" w:lineRule="auto"/>
-        <w:jc w:val="both"/>
-        <w:rPr>
-          <w:rFonts w:ascii="Arial Narrow" w:eastAsia="Arial Narrow" w:hAnsi="Arial Narrow" w:cs="Arial Narrow"/>
-          <w:color w:val="000000"/>
-          <w:kern w:val="0"/>
-          <w:lang w:eastAsia="es-PE"/>
-          <ns2:ligatures ns2:val="none"/>
-        </w:rPr>
-      </w:pPr>
-      <w:r>
-        <w:rPr>
-          <w:rFonts w:ascii="Arial Narrow" w:eastAsia="Arial Narrow" w:hAnsi="Arial Narrow" w:cs="Arial Narrow"/>
-          <w:b/>
-          <w:color w:val="000000"/>
-          <w:kern w:val="0"/>
-          <w:lang w:eastAsia="es-PE"/>
-          <ns2:ligatures ns2:val="none"/>
+          <w14:ligatures w14:val="none"/>
+        </w:rPr>
+      </w:pPr>
+    </w:p>
+    <w:p>
+      <w:pPr>
+        <w:spacing w:after="0" w:line="240" w:lineRule="auto"/>
+        <w:jc w:val="both"/>
+        <w:rPr>
+          <w:rFonts w:ascii="Arial Narrow" w:eastAsia="Arial Narrow" w:hAnsi="Arial Narrow" w:cs="Arial Narrow"/>
+          <w:color w:val="000000"/>
+          <w:kern w:val="0"/>
+          <w:lang w:eastAsia="es-PE"/>
+          <w14:ligatures w14:val="none"/>
+        </w:rPr>
+      </w:pPr>
+      <w:r>
+        <w:rPr>
+          <w:rFonts w:ascii="Arial Narrow" w:eastAsia="Arial Narrow" w:hAnsi="Arial Narrow" w:cs="Arial Narrow"/>
+          <w:b/>
+          <w:color w:val="000000"/>
+          <w:kern w:val="0"/>
+          <w:lang w:eastAsia="es-PE"/>
+          <w14:ligatures w14:val="none"/>
         </w:rPr>
         <w:t xml:space="preserve">TERCERO: </w:t>
       </w:r>
@@ -4261,7 +4231,7 @@
           <w:color w:val="000000"/>
           <w:kern w:val="0"/>
           <w:lang w:eastAsia="es-PE"/>
-          <ns2:ligatures ns2:val="none"/>
+          <w14:ligatures w14:val="none"/>
         </w:rPr>
         <w:t xml:space="preserve">requerir a </w:t>
       </w:r>
@@ -4324,7 +4294,7 @@
           <w:color w:val="000000"/>
           <w:kern w:val="0"/>
           <w:lang w:eastAsia="es-PE"/>
-          <ns2:ligatures ns2:val="none"/>
+          <w14:ligatures w14:val="none"/>
         </w:rPr>
         <w:t>que cumpla</w:t>
       </w:r>
@@ -4334,7 +4304,7 @@
           <w:color w:val="000000"/>
           <w:kern w:val="0"/>
           <w:lang w:eastAsia="es-PE"/>
-          <ns2:ligatures ns2:val="none"/>
+          <w14:ligatures w14:val="none"/>
         </w:rPr>
         <w:t>n</w:t>
       </w:r>
@@ -4344,12 +4314,12 @@
           <w:color w:val="000000"/>
           <w:kern w:val="0"/>
           <w:lang w:eastAsia="es-PE"/>
-          <ns2:ligatures ns2:val="none"/>
+          <w14:ligatures w14:val="none"/>
         </w:rPr>
         <w:t xml:space="preserve"> con lo siguiente:</w:t>
       </w:r>
     </w:p>
-    <w:p ns2:paraId="156DFAB9" ns2:textId="77777777">
+    <w:p>
       <w:pPr>
         <w:spacing w:after="0" w:line="240" w:lineRule="auto"/>
         <w:jc w:val="both"/>
@@ -4358,11 +4328,11 @@
           <w:color w:val="000000"/>
           <w:kern w:val="0"/>
           <w:lang w:eastAsia="es-PE"/>
-          <ns2:ligatures ns2:val="none"/>
-        </w:rPr>
-      </w:pPr>
-    </w:p>
-    <w:p ns2:paraId="37384474" ns2:textId="77777777">
+          <w14:ligatures w14:val="none"/>
+        </w:rPr>
+      </w:pPr>
+    </w:p>
+    <w:p>
       <w:pPr>
         <w:numPr>
           <w:ilvl w:val="0"/>
@@ -4376,22 +4346,22 @@
           <w:color w:val="000000"/>
           <w:kern w:val="0"/>
           <w:lang w:eastAsia="es-PE"/>
-          <ns2:ligatures ns2:val="none"/>
-        </w:rPr>
-      </w:pPr>
-      <w:r>
-        <w:rPr>
-          <w:rFonts w:ascii="Arial Narrow" w:eastAsia="Arial Narrow" w:hAnsi="Arial Narrow" w:cs="Arial Narrow"/>
-          <w:color w:val="000000"/>
-          <w:kern w:val="0"/>
-          <w:lang w:eastAsia="es-PE"/>
-          <ns2:ligatures ns2:val="none"/>
+          <w14:ligatures w14:val="none"/>
+        </w:rPr>
+      </w:pPr>
+      <w:r>
+        <w:rPr>
+          <w:rFonts w:ascii="Arial Narrow" w:eastAsia="Arial Narrow" w:hAnsi="Arial Narrow" w:cs="Arial Narrow"/>
+          <w:color w:val="000000"/>
+          <w:kern w:val="0"/>
+          <w:lang w:eastAsia="es-PE"/>
+          <w14:ligatures w14:val="none"/>
         </w:rPr>
         <w:lastRenderedPageBreak/>
         <w:t>presentar documentos que acrediten su inscripción en los Registros Públicos o una declaración jurada que indique que cuenta con dicha inscripción;</w:t>
       </w:r>
     </w:p>
-    <w:p ns2:paraId="04A6E74B" ns2:textId="77777777">
+    <w:p>
       <w:pPr>
         <w:numPr>
           <w:ilvl w:val="0"/>
@@ -4405,21 +4375,21 @@
           <w:color w:val="000000"/>
           <w:kern w:val="0"/>
           <w:lang w:eastAsia="es-PE"/>
-          <ns2:ligatures ns2:val="none"/>
-        </w:rPr>
-      </w:pPr>
-      <w:r>
-        <w:rPr>
-          <w:rFonts w:ascii="Arial Narrow" w:eastAsia="Arial Narrow" w:hAnsi="Arial Narrow" w:cs="Arial Narrow"/>
-          <w:color w:val="000000"/>
-          <w:kern w:val="0"/>
-          <w:lang w:eastAsia="es-PE"/>
-          <ns2:ligatures ns2:val="none"/>
+          <w14:ligatures w14:val="none"/>
+        </w:rPr>
+      </w:pPr>
+      <w:r>
+        <w:rPr>
+          <w:rFonts w:ascii="Arial Narrow" w:eastAsia="Arial Narrow" w:hAnsi="Arial Narrow" w:cs="Arial Narrow"/>
+          <w:color w:val="000000"/>
+          <w:kern w:val="0"/>
+          <w:lang w:eastAsia="es-PE"/>
+          <w14:ligatures w14:val="none"/>
         </w:rPr>
         <w:t>presentar copia simple de las facultades de representación de su representante legal en el presente procedimiento o la declaración jurada que indique que cuenta con dichas facultades y que estas se encuentran vigentes;</w:t>
       </w:r>
     </w:p>
-    <w:p ns2:paraId="1203D0DC" ns2:textId="77777777">
+    <w:p>
       <w:pPr>
         <w:numPr>
           <w:ilvl w:val="0"/>
@@ -4433,21 +4403,21 @@
           <w:color w:val="000000"/>
           <w:kern w:val="0"/>
           <w:lang w:eastAsia="es-PE"/>
-          <ns2:ligatures ns2:val="none"/>
-        </w:rPr>
-      </w:pPr>
-      <w:r>
-        <w:rPr>
-          <w:rFonts w:ascii="Arial Narrow" w:eastAsia="Arial Narrow" w:hAnsi="Arial Narrow" w:cs="Arial Narrow"/>
-          <w:color w:val="000000"/>
-          <w:kern w:val="0"/>
-          <w:lang w:eastAsia="es-PE"/>
-          <ns2:ligatures ns2:val="none"/>
+          <w14:ligatures w14:val="none"/>
+        </w:rPr>
+      </w:pPr>
+      <w:r>
+        <w:rPr>
+          <w:rFonts w:ascii="Arial Narrow" w:eastAsia="Arial Narrow" w:hAnsi="Arial Narrow" w:cs="Arial Narrow"/>
+          <w:color w:val="000000"/>
+          <w:kern w:val="0"/>
+          <w:lang w:eastAsia="es-PE"/>
+          <w14:ligatures w14:val="none"/>
         </w:rPr>
         <w:t>consignar el Número de Registro Único de Contribuyentes (RUC); y,</w:t>
       </w:r>
     </w:p>
-    <w:p ns2:paraId="37704CA2" ns2:textId="77777777">
+    <w:p>
       <w:pPr>
         <w:numPr>
           <w:ilvl w:val="0"/>
@@ -4459,16 +4429,16 @@
         <w:rPr>
           <w:rFonts w:ascii="Arial Narrow" w:eastAsia="Calibri" w:hAnsi="Arial Narrow" w:cs="Arial"/>
           <w:kern w:val="0"/>
-          <ns2:ligatures ns2:val="none"/>
-        </w:rPr>
-      </w:pPr>
-      <w:r>
-        <w:rPr>
-          <w:rFonts w:ascii="Arial Narrow" w:eastAsia="Arial Narrow" w:hAnsi="Arial Narrow" w:cs="Arial Narrow"/>
-          <w:color w:val="000000"/>
-          <w:kern w:val="0"/>
-          <w:lang w:eastAsia="es-PE"/>
-          <ns2:ligatures ns2:val="none"/>
+          <w14:ligatures w14:val="none"/>
+        </w:rPr>
+      </w:pPr>
+      <w:r>
+        <w:rPr>
+          <w:rFonts w:ascii="Arial Narrow" w:eastAsia="Arial Narrow" w:hAnsi="Arial Narrow" w:cs="Arial Narrow"/>
+          <w:color w:val="000000"/>
+          <w:kern w:val="0"/>
+          <w:lang w:eastAsia="es-PE"/>
+          <w14:ligatures w14:val="none"/>
         </w:rPr>
         <w:t>fijar domicilio procesal para el procedimiento, de conformidad con el numeral 1 del artículo 442</w:t>
       </w:r>
@@ -4478,7 +4448,7 @@
           <w:color w:val="000000"/>
           <w:kern w:val="0"/>
           <w:lang w:eastAsia="es-PE"/>
-          <ns2:ligatures ns2:val="none"/>
+          <w14:ligatures w14:val="none"/>
         </w:rPr>
         <w:t/>
       </w:r>
@@ -4488,7 +4458,7 @@
           <w:color w:val="000000"/>
           <w:kern w:val="0"/>
           <w:lang w:eastAsia="es-PE"/>
-          <ns2:ligatures ns2:val="none"/>
+          <w14:ligatures w14:val="none"/>
         </w:rPr>
         <w:t xml:space="preserve"> del Código Procesal Civil. </w:t>
       </w:r>
@@ -4496,7 +4466,7 @@
         <w:rPr>
           <w:rFonts w:ascii="Arial Narrow" w:eastAsia="Calibri" w:hAnsi="Arial Narrow" w:cs="Arial"/>
           <w:kern w:val="0"/>
-          <ns2:ligatures ns2:val="none"/>
+          <w14:ligatures w14:val="none"/>
         </w:rPr>
         <w:t>Para ello podrá señalar domicilio físico o una dirección electrónica a la que pueda remitirse las notificaciones</w:t>
       </w:r>
@@ -4505,12 +4475,12 @@
           <w:rFonts w:ascii="Arial Narrow" w:eastAsia="Arial" w:hAnsi="Arial Narrow" w:cs="Arial"/>
           <w:kern w:val="0"/>
           <w:lang w:val="es"/>
-          <ns2:ligatures ns2:val="none"/>
+          <w14:ligatures w14:val="none"/>
         </w:rPr>
         <w:t>;</w:t>
       </w:r>
     </w:p>
-    <w:p ns2:paraId="6A38ABFB" ns2:textId="77777777">
+    <w:p>
       <w:pPr>
         <w:numPr>
           <w:ilvl w:val="0"/>
@@ -4522,14 +4492,14 @@
         <w:rPr>
           <w:rFonts w:ascii="Arial Narrow" w:eastAsia="Calibri" w:hAnsi="Arial Narrow" w:cs="Arial"/>
           <w:kern w:val="0"/>
-          <ns2:ligatures ns2:val="none"/>
+          <w14:ligatures w14:val="none"/>
         </w:rPr>
       </w:pPr>
       <w:r>
         <w:rPr>
           <w:rFonts w:ascii="Arial Narrow" w:eastAsia="Calibri" w:hAnsi="Arial Narrow" w:cs="Arial"/>
           <w:kern w:val="0"/>
-          <ns2:ligatures ns2:val="none"/>
+          <w14:ligatures w14:val="none"/>
         </w:rPr>
         <w:t xml:space="preserve">en caso califique como </w:t>
       </w:r>
@@ -4538,7 +4508,7 @@
         <w:rPr>
           <w:rFonts w:ascii="Arial Narrow" w:eastAsia="Calibri" w:hAnsi="Arial Narrow" w:cs="Arial"/>
           <w:kern w:val="0"/>
-          <ns2:ligatures ns2:val="none"/>
+          <w14:ligatures w14:val="none"/>
         </w:rPr>
         <w:t>micro empresa</w:t>
       </w:r>
@@ -4547,7 +4517,7 @@
         <w:rPr>
           <w:rFonts w:ascii="Arial Narrow" w:eastAsia="Calibri" w:hAnsi="Arial Narrow" w:cs="Arial"/>
           <w:kern w:val="0"/>
-          <ns2:ligatures ns2:val="none"/>
+          <w14:ligatures w14:val="none"/>
         </w:rPr>
         <w:t xml:space="preserve"> o pequeña empresa, presentar los documentos que acrediten su volumen de ventas o ingresos brutos percibidos el año anterior relativo a todas sus actividades económicas y el número de trabajadores con el que cuenta</w:t>
       </w:r>
@@ -4557,7 +4527,7 @@
           <w:rFonts w:ascii="Arial Narrow" w:eastAsia="Calibri" w:hAnsi="Arial Narrow" w:cs="Arial"/>
           <w:kern w:val="0"/>
           <w:vertAlign w:val="superscript"/>
-          <ns2:ligatures ns2:val="none"/>
+          <w14:ligatures w14:val="none"/>
         </w:rPr>
         <w:footnoteReference w:id="5"/>
       </w:r>
@@ -4565,7 +4535,7 @@
         <w:rPr>
           <w:rFonts w:ascii="Arial Narrow" w:eastAsia="Calibri" w:hAnsi="Arial Narrow" w:cs="Arial"/>
           <w:kern w:val="0"/>
-          <ns2:ligatures ns2:val="none"/>
+          <w14:ligatures w14:val="none"/>
         </w:rPr>
         <w:t>. Ello, a fin de que la Comisión pueda meritar dicha documentación, conforme lo establece el artículo 110</w:t>
       </w:r>
@@ -4575,7 +4545,7 @@
           <w:color w:val="000000"/>
           <w:kern w:val="0"/>
           <w:lang w:eastAsia="es-PE"/>
-          <ns2:ligatures ns2:val="none"/>
+          <w14:ligatures w14:val="none"/>
         </w:rPr>
         <w:t/>
       </w:r>
@@ -4583,7 +4553,7 @@
         <w:rPr>
           <w:rFonts w:ascii="Arial Narrow" w:eastAsia="Calibri" w:hAnsi="Arial Narrow" w:cs="Arial"/>
           <w:kern w:val="0"/>
-          <ns2:ligatures ns2:val="none"/>
+          <w14:ligatures w14:val="none"/>
         </w:rPr>
         <w:t xml:space="preserve"> del </w:t>
       </w:r>
@@ -4592,7 +4562,7 @@
           <w:rFonts w:ascii="Arial Narrow" w:eastAsia="Calibri" w:hAnsi="Arial Narrow" w:cs="Arial"/>
           <w:spacing w:val="-2"/>
           <w:kern w:val="0"/>
-          <ns2:ligatures ns2:val="none"/>
+          <w14:ligatures w14:val="none"/>
         </w:rPr>
         <w:t>Código</w:t>
       </w:r>
@@ -4603,7 +4573,7 @@
           <w:spacing w:val="-2"/>
           <w:kern w:val="0"/>
           <w:vertAlign w:val="superscript"/>
-          <ns2:ligatures ns2:val="none"/>
+          <w14:ligatures w14:val="none"/>
         </w:rPr>
         <w:footnoteReference w:id="6"/>
       </w:r>
@@ -4612,12 +4582,12 @@
           <w:rFonts w:ascii="Arial Narrow" w:eastAsia="Calibri" w:hAnsi="Arial Narrow" w:cs="Arial"/>
           <w:spacing w:val="-2"/>
           <w:kern w:val="0"/>
-          <ns2:ligatures ns2:val="none"/>
+          <w14:ligatures w14:val="none"/>
         </w:rPr>
         <w:t>.</w:t>
       </w:r>
     </w:p>
-    <w:p ns2:paraId="1B2AA0D1" ns2:textId="77777777">
+    <w:p>
       <w:pPr>
         <w:spacing w:after="0" w:line="240" w:lineRule="auto"/>
         <w:ind w:left="567"/>
@@ -4627,20 +4597,20 @@
           <w:color w:val="000000"/>
           <w:kern w:val="0"/>
           <w:lang w:eastAsia="es-PE"/>
-          <ns2:ligatures ns2:val="none"/>
-        </w:rPr>
-      </w:pPr>
-    </w:p>
-    <w:p>
-      <w:pPr>
-        <w:spacing w:after="0" w:line="240" w:lineRule="auto"/>
-        <w:jc w:val="both"/>
-        <w:rPr>
-          <w:rFonts w:ascii="Arial Narrow" w:eastAsia="Arial Narrow" w:hAnsi="Arial Narrow" w:cs="Arial Narrow"/>
-          <w:color w:val="000000"/>
-          <w:kern w:val="0"/>
-          <w:lang w:eastAsia="es-PE"/>
-          <ns2:ligatures ns2:val="none"/>
+          <w14:ligatures w14:val="none"/>
+        </w:rPr>
+      </w:pPr>
+    </w:p>
+    <w:p>
+      <w:pPr>
+        <w:spacing w:after="0" w:line="240" w:lineRule="auto"/>
+        <w:jc w:val="both"/>
+        <w:rPr>
+          <w:rFonts w:ascii="Arial Narrow" w:eastAsia="Arial Narrow" w:hAnsi="Arial Narrow" w:cs="Arial Narrow"/>
+          <w:color w:val="000000"/>
+          <w:kern w:val="0"/>
+          <w:lang w:eastAsia="es-PE"/>
+          <w14:ligatures w14:val="none"/>
         </w:rPr>
       </w:pPr>
       <w:r>
@@ -4659,42 +4629,82 @@
           <w:sz w:val="20"/>
           <w:szCs w:val="20"/>
         </w:rPr>
-        <w:t xml:space="preserve">correr traslado de la presente resolución a BNP Paribas Cardif S.A. Compañía de Seguros y Reaseguros y Scotiabank Perú S.A.A. para que, de conformidad con lo dispuesto por el artículo 26 de la Ley sobre Facultades, Normas y Organización del Indecopi, aprobada por Decreto Legislativo 807, presenten sus descargos sobre la imputación de cargos realizada en un plazo no mayor a cinco (5) días hábiles contado a partir del día siguiente de la notificación de la presente resolución, vencido el cual, el Secretario Técnico declarará en rebeldía a los denunciados que no lo hubieran presentado. Debe precisarse que de conformidad con lo establecido por el artículo 223 del Texto Único Ordenado de la Ley 27444, Ley del Procedimiento Administrativo General, las alegaciones y los hechos relevantes de la reclamación, salvo que hayan sido específicamente negadas en la contestación, se tendrán por aceptadas o merituadas como ciertas.</w:t>
-      </w:r>
-    </w:p>
-    <w:p ns2:paraId="2F1C55D7" ns2:textId="77777777">
-      <w:pPr>
-        <w:spacing w:after="0" w:line="240" w:lineRule="auto"/>
-        <w:jc w:val="both"/>
-        <w:rPr>
-          <w:rFonts w:ascii="Arial Narrow" w:eastAsia="Arial Narrow" w:hAnsi="Arial Narrow" w:cs="Arial Narrow"/>
-          <w:color w:val="000000"/>
-          <w:kern w:val="0"/>
-          <w:lang w:eastAsia="es-PE"/>
-          <ns2:ligatures ns2:val="none"/>
-        </w:rPr>
-      </w:pPr>
-    </w:p>
-    <w:p ns2:paraId="6D15F6EA" ns2:textId="0499BF34">
-      <w:pPr>
-        <w:spacing w:after="0" w:line="240" w:lineRule="auto"/>
-        <w:jc w:val="both"/>
-        <w:rPr>
-          <w:rFonts w:ascii="Arial Narrow" w:eastAsia="Times New Roman" w:hAnsi="Arial Narrow" w:cs="Arial"/>
-          <w:color w:val="000000"/>
-          <w:kern w:val="0"/>
+        <w:t xml:space="preserve">correr traslado de la presente resolución a BNP Paribas Cardif S.A. Compañía de Seguros y Reaseguros y Scotiabank Perú S.A.A. para que, de conformidad con lo dispuesto por el artículo 26 de la Ley sobre Facultades, Normas y Organización del Indecopi, aprobada por Decreto Legislativo 807</w:t>
+      </w:r>
+      <w:r>
+        <w:rPr>
+          <w:rStyle w:val="Refdenotaalpie"/>
+          <w:rFonts w:ascii="Arial Narrow" w:eastAsia="Times New Roman" w:hAnsi="Arial Narrow" w:cs="Times New Roman"/>
+          <w:color w:val="000000"/>
+          <w:kern w:val="0"/>
+          <w:vertAlign w:val="superscript"/>
           <w:lang w:val="es-ES" w:eastAsia="es-ES"/>
-          <ns2:ligatures ns2:val="none"/>
-        </w:rPr>
-      </w:pPr>
-      <w:r>
-        <w:rPr>
-          <w:rFonts w:ascii="Arial Narrow" w:eastAsia="Arial Narrow" w:hAnsi="Arial Narrow" w:cs="Arial Narrow"/>
-          <w:b/>
-          <w:color w:val="000000"/>
-          <w:kern w:val="0"/>
-          <w:lang w:eastAsia="es-PE"/>
-          <ns2:ligatures ns2:val="none"/>
+          <w14:ligatures w14:val="none"/>
+        </w:rPr>
+        <w:footnoteReference w:id="12"/>
+      </w:r>
+      <w:r>
+        <w:rPr>
+          <w:rFonts w:ascii="Arial Narrow" w:hAnsi="Arial Narrow" w:cs="Arial Narrow"/>
+          <w:sz w:val="20"/>
+          <w:szCs w:val="20"/>
+        </w:rPr>
+        <w:t xml:space="preserve">, presenten sus descargos sobre la imputación de cargos realizada en un plazo no mayor a cinco (5) días hábiles contado a partir del día siguiente de la notificación de la presente resolución, vencido el cual, el Secretario Técnico declarará en rebeldía a los denunciados que no lo hubieran presentado. Debe precisarse que de conformidad con lo establecido por el artículo 223 del Texto Único Ordenado de la Ley 27444, Ley del Procedimiento Administrativo General</w:t>
+      </w:r>
+      <w:r>
+        <w:rPr>
+          <w:rStyle w:val="Refdenotaalpie"/>
+          <w:rFonts w:ascii="Arial Narrow" w:eastAsia="Times New Roman" w:hAnsi="Arial Narrow" w:cs="Times New Roman"/>
+          <w:color w:val="000000"/>
+          <w:kern w:val="0"/>
+          <w:vertAlign w:val="superscript"/>
+          <w:lang w:val="es-ES" w:eastAsia="es-ES"/>
+          <w14:ligatures w14:val="none"/>
+        </w:rPr>
+        <w:footnoteReference w:id="13"/>
+      </w:r>
+      <w:r>
+        <w:rPr>
+          <w:rFonts w:ascii="Arial Narrow" w:hAnsi="Arial Narrow" w:cs="Arial Narrow"/>
+          <w:sz w:val="20"/>
+          <w:szCs w:val="20"/>
+        </w:rPr>
+        <w:t xml:space="preserve">, las alegaciones y los hechos relevantes de la reclamación, salvo que hayan sido específicamente negadas en la contestación, se tendrán por aceptadas o merituadas como ciertas.</w:t>
+      </w:r>
+    </w:p>
+    <w:p>
+      <w:pPr>
+        <w:spacing w:after="0" w:line="240" w:lineRule="auto"/>
+        <w:jc w:val="both"/>
+        <w:rPr>
+          <w:rFonts w:ascii="Arial Narrow" w:eastAsia="Arial Narrow" w:hAnsi="Arial Narrow" w:cs="Arial Narrow"/>
+          <w:color w:val="000000"/>
+          <w:kern w:val="0"/>
+          <w:lang w:eastAsia="es-PE"/>
+          <w14:ligatures w14:val="none"/>
+        </w:rPr>
+      </w:pPr>
+    </w:p>
+    <w:p>
+      <w:pPr>
+        <w:spacing w:after="0" w:line="240" w:lineRule="auto"/>
+        <w:jc w:val="both"/>
+        <w:rPr>
+          <w:rFonts w:ascii="Arial Narrow" w:eastAsia="Times New Roman" w:hAnsi="Arial Narrow" w:cs="Arial"/>
+          <w:color w:val="000000"/>
+          <w:kern w:val="0"/>
+          <w:lang w:val="es-ES" w:eastAsia="es-ES"/>
+          <w14:ligatures w14:val="none"/>
+        </w:rPr>
+      </w:pPr>
+      <w:r>
+        <w:rPr>
+          <w:rFonts w:ascii="Arial Narrow" w:eastAsia="Arial Narrow" w:hAnsi="Arial Narrow" w:cs="Arial Narrow"/>
+          <w:b/>
+          <w:color w:val="000000"/>
+          <w:kern w:val="0"/>
+          <w:lang w:eastAsia="es-PE"/>
+          <w14:ligatures w14:val="none"/>
         </w:rPr>
         <w:t xml:space="preserve">QUINTO: </w:t>
       </w:r>
@@ -4705,7 +4715,7 @@
           <w:color w:val="000000"/>
           <w:kern w:val="0"/>
           <w:lang w:eastAsia="es-ES"/>
-          <ns2:ligatures ns2:val="none"/>
+          <w14:ligatures w14:val="none"/>
         </w:rPr>
         <w:t xml:space="preserve">requerir </w:t>
       </w:r>
@@ -4715,7 +4725,7 @@
           <w:color w:val="000000"/>
           <w:kern w:val="0"/>
           <w:lang w:val="es-ES" w:eastAsia="es-ES"/>
-          <ns2:ligatures ns2:val="none"/>
+          <w14:ligatures w14:val="none"/>
         </w:rPr>
         <w:t xml:space="preserve">que, en un </w:t>
       </w:r>
@@ -4725,7 +4735,7 @@
           <w:color w:val="000000"/>
           <w:kern w:val="0"/>
           <w:lang w:eastAsia="es-ES"/>
-          <ns2:ligatures ns2:val="none"/>
+          <w14:ligatures w14:val="none"/>
         </w:rPr>
         <w:t>plazo no mayor de cinco (5) días hábiles contado a partir del día siguiente de la notificación de la presente resolución</w:t>
       </w:r>
@@ -4736,7 +4746,7 @@
           <w:color w:val="000000"/>
           <w:kern w:val="0"/>
           <w:lang w:eastAsia="es-ES"/>
-          <ns2:ligatures ns2:val="none"/>
+          <w14:ligatures w14:val="none"/>
         </w:rPr>
         <w:t xml:space="preserve">, </w:t>
       </w:r>
@@ -4786,7 +4796,7 @@
           <w:color w:val="000000"/>
           <w:kern w:val="0"/>
           <w:lang w:eastAsia="es-ES"/>
-          <ns2:ligatures ns2:val="none"/>
+          <w14:ligatures w14:val="none"/>
         </w:rPr>
         <w:t xml:space="preserve">, </w:t>
       </w:r>
@@ -4797,7 +4807,7 @@
           <w:color w:val="000000"/>
           <w:kern w:val="0"/>
           <w:lang w:val="es-ES" w:eastAsia="es-ES"/>
-          <ns2:ligatures ns2:val="none"/>
+          <w14:ligatures w14:val="none"/>
         </w:rPr>
         <w:t>cumpla</w:t>
       </w:r>
@@ -4807,7 +4817,7 @@
           <w:color w:val="000000"/>
           <w:kern w:val="0"/>
           <w:lang w:val="es-ES" w:eastAsia="es-ES"/>
-          <ns2:ligatures ns2:val="none"/>
+          <w14:ligatures w14:val="none"/>
         </w:rPr>
         <w:t xml:space="preserve"> con: </w:t>
       </w:r>
@@ -4817,7 +4827,7 @@
           <w:color w:val="000000"/>
           <w:kern w:val="0"/>
           <w:lang w:val="es-ES" w:eastAsia="es-ES"/>
-          <ns2:ligatures ns2:val="none"/>
+          <w14:ligatures w14:val="none"/>
         </w:rPr>
         <w:t xml:space="preserve">(i) presentar una copia debidamente suscrita de la Póliza del Seguro de Protección de Pagos – Certificado </w:t>
       </w:r>
@@ -4828,7 +4838,7 @@
           <w:color w:val="000000"/>
           <w:kern w:val="0"/>
           <w:lang w:val="es-ES" w:eastAsia="es-ES"/>
-          <ns2:ligatures ns2:val="none"/>
+          <w14:ligatures w14:val="none"/>
         </w:rPr>
         <w:t/>
       </w:r>
@@ -4839,7 +4849,7 @@
           <w:color w:val="000000"/>
           <w:kern w:val="0"/>
           <w:lang w:val="es-ES" w:eastAsia="es-ES"/>
-          <ns2:ligatures ns2:val="none"/>
+          <w14:ligatures w14:val="none"/>
         </w:rPr>
         <w:t xml:space="preserve"> 063626185002867442 materia de denuncia, así como el cargo de remisión de la póliza; (</w:t>
       </w:r>
@@ -4850,7 +4860,7 @@
           <w:color w:val="000000"/>
           <w:kern w:val="0"/>
           <w:lang w:val="es-ES" w:eastAsia="es-ES"/>
-          <ns2:ligatures ns2:val="none"/>
+          <w14:ligatures w14:val="none"/>
         </w:rPr>
         <w:t>ii</w:t>
       </w:r>
@@ -4861,7 +4871,7 @@
           <w:color w:val="000000"/>
           <w:kern w:val="0"/>
           <w:lang w:val="es-ES" w:eastAsia="es-ES"/>
-          <ns2:ligatures ns2:val="none"/>
+          <w14:ligatures w14:val="none"/>
         </w:rPr>
         <w:t>) presentar los medios probatorios que acrediten que la negativa de otorgamiento de cobertura fue justificada y, (</w:t>
       </w:r>
@@ -4872,7 +4882,7 @@
           <w:color w:val="000000"/>
           <w:kern w:val="0"/>
           <w:lang w:val="es-ES" w:eastAsia="es-ES"/>
-          <ns2:ligatures ns2:val="none"/>
+          <w14:ligatures w14:val="none"/>
         </w:rPr>
         <w:t>iii</w:t>
       </w:r>
@@ -4883,7 +4893,7 @@
           <w:color w:val="000000"/>
           <w:kern w:val="0"/>
           <w:lang w:val="es-ES" w:eastAsia="es-ES"/>
-          <ns2:ligatures ns2:val="none"/>
+          <w14:ligatures w14:val="none"/>
         </w:rPr>
         <w:t>) presentar todas las comunicaciones cursadas con la parte denunciante en virtud de los hechos materia de denuncia</w:t>
       </w:r>
@@ -4893,12 +4903,12 @@
           <w:color w:val="000000"/>
           <w:kern w:val="0"/>
           <w:lang w:val="es-ES" w:eastAsia="es-ES"/>
-          <ns2:ligatures ns2:val="none"/>
+          <w14:ligatures w14:val="none"/>
         </w:rPr>
         <w:t>.</w:t>
       </w:r>
     </w:p>
-    <w:p ns2:paraId="7EAE58BA" ns2:textId="77777777">
+    <w:p>
       <w:pPr>
         <w:spacing w:after="0" w:line="240" w:lineRule="auto"/>
         <w:jc w:val="both"/>
@@ -4907,11 +4917,11 @@
           <w:color w:val="000000"/>
           <w:kern w:val="0"/>
           <w:lang w:val="es-ES" w:eastAsia="es-ES"/>
-          <ns2:ligatures ns2:val="none"/>
-        </w:rPr>
-      </w:pPr>
-    </w:p>
-    <w:p ns2:paraId="018EE32A" ns2:textId="71B29B90">
+          <w14:ligatures w14:val="none"/>
+        </w:rPr>
+      </w:pPr>
+    </w:p>
+    <w:p>
       <w:pPr>
         <w:spacing w:after="0" w:line="240" w:lineRule="auto"/>
         <w:jc w:val="both"/>
@@ -4920,17 +4930,17 @@
           <w:color w:val="000000"/>
           <w:kern w:val="0"/>
           <w:lang w:val="es-ES" w:eastAsia="es-ES"/>
-          <ns2:ligatures ns2:val="none"/>
-        </w:rPr>
-      </w:pPr>
-      <w:r>
-        <w:rPr>
-          <w:rFonts w:ascii="Arial Narrow" w:eastAsia="Arial Narrow" w:hAnsi="Arial Narrow" w:cs="Arial Narrow"/>
-          <w:b/>
-          <w:color w:val="000000"/>
-          <w:kern w:val="0"/>
-          <w:lang w:eastAsia="es-PE"/>
-          <ns2:ligatures ns2:val="none"/>
+          <w14:ligatures w14:val="none"/>
+        </w:rPr>
+      </w:pPr>
+      <w:r>
+        <w:rPr>
+          <w:rFonts w:ascii="Arial Narrow" w:eastAsia="Arial Narrow" w:hAnsi="Arial Narrow" w:cs="Arial Narrow"/>
+          <w:b/>
+          <w:color w:val="000000"/>
+          <w:kern w:val="0"/>
+          <w:lang w:eastAsia="es-PE"/>
+          <w14:ligatures w14:val="none"/>
         </w:rPr>
         <w:t xml:space="preserve">SEXTO: </w:t>
       </w:r>
@@ -4940,7 +4950,7 @@
           <w:color w:val="000000"/>
           <w:kern w:val="0"/>
           <w:lang w:eastAsia="es-ES"/>
-          <ns2:ligatures ns2:val="none"/>
+          <w14:ligatures w14:val="none"/>
         </w:rPr>
         <w:t xml:space="preserve">requerir </w:t>
       </w:r>
@@ -4950,7 +4960,7 @@
           <w:color w:val="000000"/>
           <w:kern w:val="0"/>
           <w:lang w:val="es-ES" w:eastAsia="es-ES"/>
-          <ns2:ligatures ns2:val="none"/>
+          <w14:ligatures w14:val="none"/>
         </w:rPr>
         <w:t xml:space="preserve">que, en un </w:t>
       </w:r>
@@ -4960,7 +4970,7 @@
           <w:color w:val="000000"/>
           <w:kern w:val="0"/>
           <w:lang w:eastAsia="es-ES"/>
-          <ns2:ligatures ns2:val="none"/>
+          <w14:ligatures w14:val="none"/>
         </w:rPr>
         <w:t xml:space="preserve">plazo no mayor de cinco (5) días hábiles contado a partir del día siguiente de la notificación de la presente resolución, </w:t>
       </w:r>
@@ -4978,7 +4988,7 @@
           <w:kern w:val="0"/>
           <w:shd w:val="clear" w:color="auto" w:fill="FFFFFF"/>
           <w:lang w:eastAsia="es-PE"/>
-          <ns2:ligatures ns2:val="none"/>
+          <w14:ligatures w14:val="none"/>
         </w:rPr>
         <w:t>.</w:t>
       </w:r>
@@ -4988,7 +4998,7 @@
           <w:color w:val="000000"/>
           <w:kern w:val="0"/>
           <w:lang w:eastAsia="es-ES"/>
-          <ns2:ligatures ns2:val="none"/>
+          <w14:ligatures w14:val="none"/>
         </w:rPr>
         <w:t>,</w:t>
       </w:r>
@@ -4998,7 +5008,7 @@
           <w:color w:val="000000"/>
           <w:kern w:val="0"/>
           <w:lang w:eastAsia="es-ES"/>
-          <ns2:ligatures ns2:val="none"/>
+          <w14:ligatures w14:val="none"/>
         </w:rPr>
         <w:t xml:space="preserve"> </w:t>
       </w:r>
@@ -5008,7 +5018,7 @@
           <w:color w:val="000000"/>
           <w:kern w:val="0"/>
           <w:lang w:val="es-ES" w:eastAsia="es-ES"/>
-          <ns2:ligatures ns2:val="none"/>
+          <w14:ligatures w14:val="none"/>
         </w:rPr>
         <w:t xml:space="preserve">cumpla con: </w:t>
       </w:r>
@@ -5018,7 +5028,7 @@
           <w:color w:val="000000"/>
           <w:kern w:val="0"/>
           <w:lang w:val="es-ES" w:eastAsia="es-ES"/>
-          <ns2:ligatures ns2:val="none"/>
+          <w14:ligatures w14:val="none"/>
         </w:rPr>
         <w:t xml:space="preserve">(i) presentar una copia debidamente suscrita de la Póliza del Seguro de Protección de Pagos – Certificado </w:t>
       </w:r>
@@ -5029,7 +5039,7 @@
           <w:color w:val="000000"/>
           <w:kern w:val="0"/>
           <w:lang w:val="es-ES" w:eastAsia="es-ES"/>
-          <ns2:ligatures ns2:val="none"/>
+          <w14:ligatures w14:val="none"/>
         </w:rPr>
         <w:t/>
       </w:r>
@@ -5040,7 +5050,7 @@
           <w:color w:val="000000"/>
           <w:kern w:val="0"/>
           <w:lang w:val="es-ES" w:eastAsia="es-ES"/>
-          <ns2:ligatures ns2:val="none"/>
+          <w14:ligatures w14:val="none"/>
         </w:rPr>
         <w:t xml:space="preserve"> 063626185002867442 materia de denuncia, así como el cargo de remisión de la póliza; y, (</w:t>
       </w:r>
@@ -5051,7 +5061,7 @@
           <w:color w:val="000000"/>
           <w:kern w:val="0"/>
           <w:lang w:val="es-ES" w:eastAsia="es-ES"/>
-          <ns2:ligatures ns2:val="none"/>
+          <w14:ligatures w14:val="none"/>
         </w:rPr>
         <w:t>ii</w:t>
       </w:r>
@@ -5062,7 +5072,7 @@
           <w:color w:val="000000"/>
           <w:kern w:val="0"/>
           <w:lang w:val="es-ES" w:eastAsia="es-ES"/>
-          <ns2:ligatures ns2:val="none"/>
+          <w14:ligatures w14:val="none"/>
         </w:rPr>
         <w:t>) presentar todas las comunicaciones cursadas con la parte denunciante en virtud de los hechos materia de denuncia</w:t>
       </w:r>
@@ -5072,12 +5082,12 @@
           <w:color w:val="000000"/>
           <w:kern w:val="0"/>
           <w:lang w:val="es-ES" w:eastAsia="es-ES"/>
-          <ns2:ligatures ns2:val="none"/>
+          <w14:ligatures w14:val="none"/>
         </w:rPr>
         <w:t>.</w:t>
       </w:r>
     </w:p>
-    <w:p ns2:paraId="61AD8504" ns2:textId="77777777">
+    <w:p>
       <w:pPr>
         <w:spacing w:after="0" w:line="240" w:lineRule="auto"/>
         <w:jc w:val="both"/>
@@ -5087,30 +5097,30 @@
           <w:color w:val="000000"/>
           <w:kern w:val="0"/>
           <w:lang w:val="es-ES" w:eastAsia="es-PE"/>
-          <ns2:ligatures ns2:val="none"/>
-        </w:rPr>
-      </w:pPr>
-    </w:p>
-    <w:p ns2:paraId="58D4E496" ns2:textId="77777777">
-      <w:pPr>
-        <w:spacing w:after="0" w:line="240" w:lineRule="auto"/>
-        <w:jc w:val="both"/>
-        <w:rPr>
-          <w:rFonts w:ascii="Arial Narrow" w:eastAsia="Arial Narrow" w:hAnsi="Arial Narrow" w:cs="Arial Narrow"/>
-          <w:color w:val="000000"/>
-          <w:kern w:val="0"/>
-          <w:lang w:eastAsia="es-PE"/>
-          <ns2:ligatures ns2:val="none"/>
-        </w:rPr>
-      </w:pPr>
-      <w:r>
-        <w:rPr>
-          <w:rFonts w:ascii="Arial Narrow" w:eastAsia="Arial Narrow" w:hAnsi="Arial Narrow" w:cs="Arial Narrow"/>
-          <w:b/>
-          <w:color w:val="000000"/>
-          <w:kern w:val="0"/>
-          <w:lang w:eastAsia="es-PE"/>
-          <ns2:ligatures ns2:val="none"/>
+          <w14:ligatures w14:val="none"/>
+        </w:rPr>
+      </w:pPr>
+    </w:p>
+    <w:p>
+      <w:pPr>
+        <w:spacing w:after="0" w:line="240" w:lineRule="auto"/>
+        <w:jc w:val="both"/>
+        <w:rPr>
+          <w:rFonts w:ascii="Arial Narrow" w:eastAsia="Arial Narrow" w:hAnsi="Arial Narrow" w:cs="Arial Narrow"/>
+          <w:color w:val="000000"/>
+          <w:kern w:val="0"/>
+          <w:lang w:eastAsia="es-PE"/>
+          <w14:ligatures w14:val="none"/>
+        </w:rPr>
+      </w:pPr>
+      <w:r>
+        <w:rPr>
+          <w:rFonts w:ascii="Arial Narrow" w:eastAsia="Arial Narrow" w:hAnsi="Arial Narrow" w:cs="Arial Narrow"/>
+          <w:b/>
+          <w:color w:val="000000"/>
+          <w:kern w:val="0"/>
+          <w:lang w:eastAsia="es-PE"/>
+          <w14:ligatures w14:val="none"/>
         </w:rPr>
         <w:lastRenderedPageBreak/>
         <w:t>SÉTIMO:</w:t>
@@ -5121,7 +5131,7 @@
           <w:color w:val="000000"/>
           <w:kern w:val="0"/>
           <w:lang w:eastAsia="es-PE"/>
-          <ns2:ligatures ns2:val="none"/>
+          <w14:ligatures w14:val="none"/>
         </w:rPr>
         <w:t xml:space="preserve"> </w:t>
       </w:r>
@@ -5132,7 +5142,7 @@
           <w:color w:val="000000"/>
           <w:kern w:val="0"/>
           <w:lang w:eastAsia="es-PE"/>
-          <ns2:ligatures ns2:val="none"/>
+          <w14:ligatures w14:val="none"/>
         </w:rPr>
         <w:t>informar a las partes que el artículo 110</w:t>
       </w:r>
@@ -5142,7 +5152,7 @@
           <w:color w:val="000000"/>
           <w:kern w:val="0"/>
           <w:lang w:eastAsia="es-PE"/>
-          <ns2:ligatures ns2:val="none"/>
+          <w14:ligatures w14:val="none"/>
         </w:rPr>
         <w:t/>
       </w:r>
@@ -5152,7 +5162,7 @@
           <w:color w:val="000000"/>
           <w:kern w:val="0"/>
           <w:lang w:eastAsia="es-PE"/>
-          <ns2:ligatures ns2:val="none"/>
+          <w14:ligatures w14:val="none"/>
         </w:rPr>
         <w:t xml:space="preserve"> de la Ley 29571, Código de Protección y Defensa del Consumidor</w:t>
       </w:r>
@@ -5164,7 +5174,7 @@
           <w:kern w:val="0"/>
           <w:vertAlign w:val="superscript"/>
           <w:lang w:eastAsia="es-PE"/>
-          <ns2:ligatures ns2:val="none"/>
+          <w14:ligatures w14:val="none"/>
         </w:rPr>
         <w:footnoteReference w:id="7"/>
       </w:r>
@@ -5174,7 +5184,7 @@
           <w:color w:val="000000"/>
           <w:kern w:val="0"/>
           <w:lang w:eastAsia="es-PE"/>
-          <ns2:ligatures ns2:val="none"/>
+          <w14:ligatures w14:val="none"/>
         </w:rPr>
         <w:t>, faculta a la Comisión a calificar las infracciones de la referida norma como leves, graves o muy graves e imponer sanciones que van desde una amonestación hasta una multa por un máximo de 450 Unidades Impositivas Tributarias, sin perjuicio de las medidas correctivas, reparadoras y complementarias, que puedan ordenarse de acuerdo a lo estipulado en los artículos 114</w:t>
       </w:r>
@@ -5184,7 +5194,7 @@
           <w:color w:val="000000"/>
           <w:kern w:val="0"/>
           <w:lang w:eastAsia="es-PE"/>
-          <ns2:ligatures ns2:val="none"/>
+          <w14:ligatures w14:val="none"/>
         </w:rPr>
         <w:t/>
       </w:r>
@@ -5194,7 +5204,7 @@
           <w:color w:val="000000"/>
           <w:kern w:val="0"/>
           <w:lang w:eastAsia="es-PE"/>
-          <ns2:ligatures ns2:val="none"/>
+          <w14:ligatures w14:val="none"/>
         </w:rPr>
         <w:t>, 115</w:t>
       </w:r>
@@ -5204,7 +5214,7 @@
           <w:color w:val="000000"/>
           <w:kern w:val="0"/>
           <w:lang w:eastAsia="es-PE"/>
-          <ns2:ligatures ns2:val="none"/>
+          <w14:ligatures w14:val="none"/>
         </w:rPr>
         <w:t/>
       </w:r>
@@ -5214,7 +5224,7 @@
           <w:color w:val="000000"/>
           <w:kern w:val="0"/>
           <w:lang w:eastAsia="es-PE"/>
-          <ns2:ligatures ns2:val="none"/>
+          <w14:ligatures w14:val="none"/>
         </w:rPr>
         <w:t xml:space="preserve"> y 116</w:t>
       </w:r>
@@ -5224,7 +5234,7 @@
           <w:color w:val="000000"/>
           <w:kern w:val="0"/>
           <w:lang w:eastAsia="es-PE"/>
-          <ns2:ligatures ns2:val="none"/>
+          <w14:ligatures w14:val="none"/>
         </w:rPr>
         <w:t/>
       </w:r>
@@ -5234,7 +5244,7 @@
           <w:color w:val="000000"/>
           <w:kern w:val="0"/>
           <w:lang w:eastAsia="es-PE"/>
-          <ns2:ligatures ns2:val="none"/>
+          <w14:ligatures w14:val="none"/>
         </w:rPr>
         <w:t xml:space="preserve"> de la referida norma</w:t>
       </w:r>
@@ -5246,7 +5256,7 @@
           <w:kern w:val="0"/>
           <w:vertAlign w:val="superscript"/>
           <w:lang w:eastAsia="es-PE"/>
-          <ns2:ligatures ns2:val="none"/>
+          <w14:ligatures w14:val="none"/>
         </w:rPr>
         <w:footnoteReference w:id="8"/>
       </w:r>
@@ -5256,7 +5266,7 @@
           <w:color w:val="000000"/>
           <w:kern w:val="0"/>
           <w:lang w:eastAsia="es-PE"/>
-          <ns2:ligatures ns2:val="none"/>
+          <w14:ligatures w14:val="none"/>
         </w:rPr>
         <w:t xml:space="preserve">. </w:t>
       </w:r>
@@ -5267,7 +5277,7 @@
           <w:color w:val="000000"/>
           <w:kern w:val="0"/>
           <w:lang w:eastAsia="es-PE"/>
-          <ns2:ligatures ns2:val="none"/>
+          <w14:ligatures w14:val="none"/>
         </w:rPr>
         <w:lastRenderedPageBreak/>
         <w:t>Asimismo, se consideran circunstancias atenuantes para la graduación de la sanción, el allanamiento de la denuncia o el reconocimiento de las pretensiones en ella contenidas, de acuerdo con el artículo 112</w:t>
@@ -5278,7 +5288,7 @@
           <w:color w:val="000000"/>
           <w:kern w:val="0"/>
           <w:lang w:eastAsia="es-PE"/>
-          <ns2:ligatures ns2:val="none"/>
+          <w14:ligatures w14:val="none"/>
         </w:rPr>
         <w:t/>
       </w:r>
@@ -5288,7 +5298,7 @@
           <w:color w:val="000000"/>
           <w:kern w:val="0"/>
           <w:lang w:eastAsia="es-PE"/>
-          <ns2:ligatures ns2:val="none"/>
+          <w14:ligatures w14:val="none"/>
         </w:rPr>
         <w:t xml:space="preserve"> del Código</w:t>
       </w:r>
@@ -5300,7 +5310,7 @@
           <w:kern w:val="0"/>
           <w:vertAlign w:val="superscript"/>
           <w:lang w:eastAsia="es-PE"/>
-          <ns2:ligatures ns2:val="none"/>
+          <w14:ligatures w14:val="none"/>
         </w:rPr>
         <w:footnoteReference w:id="9"/>
       </w:r>
@@ -5310,12 +5320,12 @@
           <w:color w:val="000000"/>
           <w:kern w:val="0"/>
           <w:lang w:eastAsia="es-PE"/>
-          <ns2:ligatures ns2:val="none"/>
+          <w14:ligatures w14:val="none"/>
         </w:rPr>
         <w:t>.</w:t>
       </w:r>
     </w:p>
-    <w:p ns2:paraId="7A5236A4" ns2:textId="77777777">
+    <w:p>
       <w:pPr>
         <w:shd w:val="clear" w:color="auto" w:fill="FFFFFF"/>
         <w:spacing w:after="0" w:line="240" w:lineRule="auto"/>
@@ -5326,11 +5336,11 @@
           <w:color w:val="000000"/>
           <w:kern w:val="0"/>
           <w:lang w:eastAsia="es-PE"/>
-          <ns2:ligatures ns2:val="none"/>
-        </w:rPr>
-      </w:pPr>
-    </w:p>
-    <w:p ns2:paraId="3F071DDA" ns2:textId="77777777">
+          <w14:ligatures w14:val="none"/>
+        </w:rPr>
+      </w:pPr>
+    </w:p>
+    <w:p>
       <w:pPr>
         <w:shd w:val="clear" w:color="auto" w:fill="FFFFFF"/>
         <w:spacing w:after="0" w:line="240" w:lineRule="auto"/>
@@ -5340,7 +5350,7 @@
           <w:color w:val="000000"/>
           <w:kern w:val="0"/>
           <w:lang w:eastAsia="es-PE"/>
-          <ns2:ligatures ns2:val="none"/>
+          <w14:ligatures w14:val="none"/>
         </w:rPr>
       </w:pPr>
       <w:r>
@@ -5349,7 +5359,7 @@
           <w:b/>
           <w:bCs/>
           <w:kern w:val="0"/>
-          <ns2:ligatures ns2:val="none"/>
+          <w14:ligatures w14:val="none"/>
         </w:rPr>
         <w:t>OCTAVO</w:t>
       </w:r>
@@ -5360,7 +5370,7 @@
           <w:color w:val="000000"/>
           <w:kern w:val="0"/>
           <w:lang w:eastAsia="es-PE"/>
-          <ns2:ligatures ns2:val="none"/>
+          <w14:ligatures w14:val="none"/>
         </w:rPr>
         <w:t>:</w:t>
       </w:r>
@@ -5370,7 +5380,7 @@
           <w:color w:val="000000"/>
           <w:kern w:val="0"/>
           <w:lang w:eastAsia="es-PE"/>
-          <ns2:ligatures ns2:val="none"/>
+          <w14:ligatures w14:val="none"/>
         </w:rPr>
         <w:t xml:space="preserve"> informar a las partes que conforme a lo establecido en el artículo 39</w:t>
       </w:r>
@@ -5380,7 +5390,7 @@
           <w:color w:val="000000"/>
           <w:kern w:val="0"/>
           <w:lang w:eastAsia="es-PE"/>
-          <ns2:ligatures ns2:val="none"/>
+          <w14:ligatures w14:val="none"/>
         </w:rPr>
         <w:t/>
       </w:r>
@@ -5390,12 +5400,12 @@
           <w:color w:val="000000"/>
           <w:kern w:val="0"/>
           <w:lang w:eastAsia="es-PE"/>
-          <ns2:ligatures ns2:val="none"/>
+          <w14:ligatures w14:val="none"/>
         </w:rPr>
         <w:t xml:space="preserve"> de la Ley sobre Facultades, Normas y Organización del Indecopi, aprobada por Decreto Legislativo 807, los gastos por los peritajes realizados, actuación de pruebas, inspecciones y otros derivados de la tramitación del proceso serán de cargo de la parte que solicita la prueba, salvo pacto en contrario. En todos los casos, la resolución final determinará si los gastos deben ser asumidos por alguna de las partes, o reembolsados a la otra parte o al Indecopi, según sea el caso, de manera adicional a la sanción que haya podido imponerse. </w:t>
       </w:r>
     </w:p>
-    <w:p ns2:paraId="0F10F9CF" ns2:textId="77777777">
+    <w:p>
       <w:pPr>
         <w:shd w:val="clear" w:color="auto" w:fill="FFFFFF"/>
         <w:spacing w:after="0" w:line="240" w:lineRule="auto"/>
@@ -5405,11 +5415,11 @@
           <w:color w:val="000000"/>
           <w:kern w:val="0"/>
           <w:lang w:eastAsia="es-PE"/>
-          <ns2:ligatures ns2:val="none"/>
-        </w:rPr>
-      </w:pPr>
-    </w:p>
-    <w:p ns2:paraId="194C23DD" ns2:textId="77777777">
+          <w14:ligatures w14:val="none"/>
+        </w:rPr>
+      </w:pPr>
+    </w:p>
+    <w:p>
       <w:pPr>
         <w:suppressAutoHyphens/>
         <w:spacing w:after="0" w:line="240" w:lineRule="auto"/>
@@ -5418,7 +5428,7 @@
           <w:rFonts w:ascii="Arial Narrow" w:eastAsia="Calibri" w:hAnsi="Arial Narrow" w:cs="Arial"/>
           <w:kern w:val="0"/>
           <w:u w:val="single"/>
-          <ns2:ligatures ns2:val="none"/>
+          <w14:ligatures w14:val="none"/>
         </w:rPr>
       </w:pPr>
       <w:r>
@@ -5428,7 +5438,7 @@
           <w:color w:val="000000"/>
           <w:kern w:val="0"/>
           <w:lang w:eastAsia="es-PE"/>
-          <ns2:ligatures ns2:val="none"/>
+          <w14:ligatures w14:val="none"/>
         </w:rPr>
         <w:t>NOVENO</w:t>
       </w:r>
@@ -5437,7 +5447,7 @@
           <w:rFonts w:ascii="Arial Narrow" w:eastAsia="Calibri" w:hAnsi="Arial Narrow" w:cs="Arial"/>
           <w:b/>
           <w:kern w:val="0"/>
-          <ns2:ligatures ns2:val="none"/>
+          <w14:ligatures w14:val="none"/>
         </w:rPr>
         <w:t>:</w:t>
       </w:r>
@@ -5445,7 +5455,7 @@
         <w:rPr>
           <w:rFonts w:ascii="Arial Narrow" w:eastAsia="Calibri" w:hAnsi="Arial Narrow" w:cs="Arial"/>
           <w:kern w:val="0"/>
-          <ns2:ligatures ns2:val="none"/>
+          <w14:ligatures w14:val="none"/>
         </w:rPr>
         <w:t xml:space="preserve"> comunicar a las partes que, </w:t>
       </w:r>
@@ -5454,7 +5464,7 @@
         <w:rPr>
           <w:rFonts w:ascii="Arial Narrow" w:eastAsia="Calibri" w:hAnsi="Arial Narrow" w:cs="Arial"/>
           <w:kern w:val="0"/>
-          <ns2:ligatures ns2:val="none"/>
+          <w14:ligatures w14:val="none"/>
         </w:rPr>
         <w:t>de acuerdo a</w:t>
       </w:r>
@@ -5463,7 +5473,7 @@
         <w:rPr>
           <w:rFonts w:ascii="Arial Narrow" w:eastAsia="Calibri" w:hAnsi="Arial Narrow" w:cs="Arial"/>
           <w:kern w:val="0"/>
-          <ns2:ligatures ns2:val="none"/>
+          <w14:ligatures w14:val="none"/>
         </w:rPr>
         <w:t xml:space="preserve"> lo señalado por el artículo 29</w:t>
       </w:r>
@@ -5473,7 +5483,7 @@
           <w:color w:val="000000"/>
           <w:kern w:val="0"/>
           <w:lang w:eastAsia="es-PE"/>
-          <ns2:ligatures ns2:val="none"/>
+          <w14:ligatures w14:val="none"/>
         </w:rPr>
         <w:t/>
       </w:r>
@@ -5481,7 +5491,7 @@
         <w:rPr>
           <w:rFonts w:ascii="Arial Narrow" w:eastAsia="Calibri" w:hAnsi="Arial Narrow" w:cs="Arial"/>
           <w:kern w:val="0"/>
-          <ns2:ligatures ns2:val="none"/>
+          <w14:ligatures w14:val="none"/>
         </w:rPr>
         <w:t xml:space="preserve"> del Decreto Legislativo </w:t>
       </w:r>
@@ -5490,7 +5500,7 @@
         <w:rPr>
           <w:rFonts w:ascii="Arial Narrow" w:eastAsia="Calibri" w:hAnsi="Arial Narrow" w:cs="Arial"/>
           <w:kern w:val="0"/>
-          <ns2:ligatures ns2:val="none"/>
+          <w14:ligatures w14:val="none"/>
         </w:rPr>
         <w:t/>
       </w:r>
@@ -5499,7 +5509,7 @@
         <w:rPr>
           <w:rFonts w:ascii="Arial Narrow" w:eastAsia="Calibri" w:hAnsi="Arial Narrow" w:cs="Arial"/>
           <w:kern w:val="0"/>
-          <ns2:ligatures ns2:val="none"/>
+          <w14:ligatures w14:val="none"/>
         </w:rPr>
         <w:t xml:space="preserve"> 807</w:t>
       </w:r>
@@ -5509,7 +5519,7 @@
           <w:rFonts w:ascii="Arial Narrow" w:eastAsia="Calibri" w:hAnsi="Arial Narrow" w:cs="Arial"/>
           <w:kern w:val="0"/>
           <w:vertAlign w:val="superscript"/>
-          <ns2:ligatures ns2:val="none"/>
+          <w14:ligatures w14:val="none"/>
         </w:rPr>
         <w:footnoteReference w:id="10"/>
       </w:r>
@@ -5517,7 +5527,7 @@
         <w:rPr>
           <w:rFonts w:ascii="Arial Narrow" w:eastAsia="Calibri" w:hAnsi="Arial Narrow" w:cs="Arial"/>
           <w:kern w:val="0"/>
-          <ns2:ligatures ns2:val="none"/>
+          <w14:ligatures w14:val="none"/>
         </w:rPr>
         <w:t xml:space="preserve">, hasta antes de la emisión de la Resolución Final tienen la posibilidad de solicitar una audiencia de conciliación. En caso deleguen a favor de una tercera persona su actuación en la diligencia programada, esta deberá presentar un poder especial con firma legalizada ante Notario Público, donde conste </w:t>
       </w:r>
@@ -5526,7 +5536,7 @@
           <w:rFonts w:ascii="Arial Narrow" w:eastAsia="Calibri" w:hAnsi="Arial Narrow" w:cs="Arial"/>
           <w:kern w:val="0"/>
           <w:u w:val="single"/>
-          <ns2:ligatures ns2:val="none"/>
+          <w14:ligatures w14:val="none"/>
         </w:rPr>
         <w:t>expresamente su facultad para asistir y conciliar en su representación</w:t>
       </w:r>
@@ -5535,7 +5545,7 @@
           <w:rFonts w:ascii="Arial Narrow" w:eastAsia="Calibri" w:hAnsi="Arial Narrow" w:cs="Arial"/>
           <w:bCs/>
           <w:kern w:val="0"/>
-          <ns2:ligatures ns2:val="none"/>
+          <w14:ligatures w14:val="none"/>
         </w:rPr>
         <w:t>.</w:t>
       </w:r>
@@ -5545,7 +5555,7 @@
           <w:b/>
           <w:bCs/>
           <w:kern w:val="0"/>
-          <ns2:ligatures ns2:val="none"/>
+          <w14:ligatures w14:val="none"/>
         </w:rPr>
         <w:t xml:space="preserve"> </w:t>
       </w:r>
@@ -5554,12 +5564,12 @@
           <w:rFonts w:ascii="Arial Narrow" w:eastAsia="Calibri" w:hAnsi="Arial Narrow" w:cs="Arial"/>
           <w:kern w:val="0"/>
           <w:u w:val="single"/>
-          <ns2:ligatures ns2:val="none"/>
+          <w14:ligatures w14:val="none"/>
         </w:rPr>
         <w:t xml:space="preserve">Ello bajo apercibimiento de no realizar la audiencia de conciliación y levantar el acta de inasistencia correspondiente. </w:t>
       </w:r>
     </w:p>
-    <w:p ns2:paraId="19088877" ns2:textId="77777777">
+    <w:p>
       <w:pPr>
         <w:suppressAutoHyphens/>
         <w:spacing w:after="0" w:line="240" w:lineRule="auto"/>
@@ -5568,11 +5578,11 @@
           <w:rFonts w:ascii="Arial Narrow" w:eastAsia="Calibri" w:hAnsi="Arial Narrow" w:cs="Arial"/>
           <w:kern w:val="0"/>
           <w:u w:val="single"/>
-          <ns2:ligatures ns2:val="none"/>
-        </w:rPr>
-      </w:pPr>
-    </w:p>
-    <w:p ns2:paraId="7767F307" ns2:textId="77777777">
+          <w14:ligatures w14:val="none"/>
+        </w:rPr>
+      </w:pPr>
+    </w:p>
+    <w:p>
       <w:pPr>
         <w:suppressAutoHyphens/>
         <w:spacing w:after="0" w:line="240" w:lineRule="auto"/>
@@ -5589,7 +5599,7 @@
           <w:b/>
           <w:spacing w:val="-3"/>
           <w:kern w:val="0"/>
-          <ns2:ligatures ns2:val="none"/>
+          <w14:ligatures w14:val="none"/>
         </w:rPr>
         <w:lastRenderedPageBreak/>
         <w:t>DÉCIMO</w:t>
@@ -5601,7 +5611,7 @@
           <w:color w:val="000000"/>
           <w:kern w:val="0"/>
           <w:lang w:eastAsia="es-PE"/>
-          <ns2:ligatures ns2:val="none"/>
+          <w14:ligatures w14:val="none"/>
         </w:rPr>
         <w:t>:</w:t>
       </w:r>
@@ -5611,14 +5621,14 @@
           <w:color w:val="000000"/>
           <w:kern w:val="0"/>
           <w:lang w:eastAsia="es-PE"/>
-          <ns2:ligatures ns2:val="none"/>
+          <w14:ligatures w14:val="none"/>
         </w:rPr>
         <w:t xml:space="preserve"> poner en conocimiento de las partes que, antes de la emisión de la Resolución Final, tienen la posibilidad de formular su desistimiento o presentar el acuerdo arribado mediante la conciliación, mediación, transacción o cualquier otro que, de forma indubitable, deje constancia que se ha solucionado la controversia materia de denuncia.</w:t>
       </w:r>
       <w:bookmarkStart w:id="12" w:name="h.gjdgxs" w:colFirst="0" w:colLast="0"/>
       <w:bookmarkEnd w:id="12"/>
     </w:p>
-    <w:p ns2:paraId="69E33D6A" ns2:textId="77777777">
+    <w:p>
       <w:pPr>
         <w:suppressAutoHyphens/>
         <w:spacing w:after="0" w:line="240" w:lineRule="auto"/>
@@ -5628,11 +5638,11 @@
           <w:color w:val="000000"/>
           <w:kern w:val="0"/>
           <w:lang w:eastAsia="es-PE"/>
-          <ns2:ligatures ns2:val="none"/>
-        </w:rPr>
-      </w:pPr>
-    </w:p>
-    <w:p ns2:paraId="4DB7FEAC" ns2:textId="113D6CA4">
+          <w14:ligatures w14:val="none"/>
+        </w:rPr>
+      </w:pPr>
+    </w:p>
+    <w:p>
       <w:pPr>
         <w:suppressAutoHyphens/>
         <w:spacing w:after="0" w:line="240" w:lineRule="auto"/>
@@ -5663,7 +5673,7 @@
           <w:b/>
           <w:spacing w:val="-3"/>
           <w:kern w:val="0"/>
-          <ns2:ligatures ns2:val="none"/>
+          <w14:ligatures w14:val="none"/>
         </w:rPr>
         <w:t/>
       </w:r>
@@ -5673,7 +5683,7 @@
           <w:bCs/>
           <w:spacing w:val="-3"/>
           <w:kern w:val="0"/>
-          <ns2:ligatures ns2:val="none"/>
+          <w14:ligatures w14:val="none"/>
         </w:rPr>
         <w:t xml:space="preserve"/>
       </w:r>
@@ -5683,7 +5693,7 @@
           <w:bCs/>
           <w:spacing w:val="-3"/>
           <w:kern w:val="0"/>
-          <ns2:ligatures ns2:val="none"/>
+          <w14:ligatures w14:val="none"/>
         </w:rPr>
         <w:t/>
       </w:r>
@@ -5693,7 +5703,7 @@
           <w:bCs/>
           <w:spacing w:val="-3"/>
           <w:kern w:val="0"/>
-          <ns2:ligatures ns2:val="none"/>
+          <w14:ligatures w14:val="none"/>
         </w:rPr>
         <w:t xml:space="preserve"/>
       </w:r>
@@ -5704,7 +5714,7 @@
           <w:kern w:val="0"/>
           <w:shd w:val="clear" w:color="auto" w:fill="FFFFFF"/>
           <w:lang w:eastAsia="es-PE"/>
-          <ns2:ligatures ns2:val="none"/>
+          <w14:ligatures w14:val="none"/>
         </w:rPr>
         <w:t xml:space="preserve"/>
       </w:r>
@@ -5826,7 +5836,7 @@
           <w:color w:val="000000"/>
           <w:kern w:val="0"/>
           <w:lang w:eastAsia="es-PE"/>
-          <ns2:ligatures ns2:val="none"/>
+          <w14:ligatures w14:val="none"/>
         </w:rPr>
         <w:t/>
       </w:r>
@@ -5859,7 +5869,7 @@
           <w:color w:val="000000"/>
           <w:kern w:val="0"/>
           <w:lang w:eastAsia="es-PE"/>
-          <ns2:ligatures ns2:val="none"/>
+          <w14:ligatures w14:val="none"/>
         </w:rPr>
         <w:t/>
       </w:r>
@@ -5885,7 +5895,7 @@
         <w:t/>
       </w:r>
     </w:p>
-    <w:p ns2:paraId="26B1ED4B" ns2:textId="77777777">
+    <w:p>
       <w:pPr>
         <w:suppressAutoHyphens/>
         <w:spacing w:after="0" w:line="240" w:lineRule="auto"/>
@@ -5895,7 +5905,7 @@
         </w:rPr>
       </w:pPr>
     </w:p>
-    <w:p ns2:paraId="12E923CD" ns2:textId="4FAFFD9F">
+    <w:p>
       <w:pPr>
         <w:suppressAutoHyphens/>
         <w:spacing w:line="240" w:lineRule="auto"/>
@@ -6001,7 +6011,7 @@
         <w:t>efectúe el acuse de recibo mediante la confirmación de recepción de la notificación remitida por este despacho a su Casilla Electrónica, dentro de los cinco (5) primeros días hábiles siguientes a la fecha en que recibe la notificación.</w:t>
       </w:r>
     </w:p>
-    <w:p ns2:paraId="00B9B615" ns2:textId="77777777">
+    <w:p>
       <w:pPr>
         <w:suppressAutoHyphens/>
         <w:spacing w:after="0" w:line="240" w:lineRule="auto"/>
@@ -6012,55 +6022,55 @@
           <w:color w:val="000000"/>
           <w:kern w:val="0"/>
           <w:lang w:eastAsia="es-PE"/>
-          <ns2:ligatures ns2:val="none"/>
+          <w14:ligatures w14:val="none"/>
         </w:rPr>
       </w:pPr>
     </w:p>
     <w:bookmarkEnd w:id="0"/>
-    <w:p ns2:paraId="6F8AFAC6" ns2:textId="77777777">
-      <w:pPr>
-        <w:spacing w:after="0" w:line="240" w:lineRule="auto"/>
-        <w:jc w:val="both"/>
-        <w:rPr>
-          <w:rFonts w:ascii="Arial Narrow" w:eastAsia="Arial Narrow" w:hAnsi="Arial Narrow" w:cs="Arial Narrow"/>
-          <w:b/>
-          <w:color w:val="000000"/>
-          <w:kern w:val="0"/>
-          <w:lang w:eastAsia="es-PE"/>
-          <ns2:ligatures ns2:val="none"/>
-        </w:rPr>
-      </w:pPr>
-    </w:p>
-    <w:p ns2:paraId="5BECE2A9" ns2:textId="77777777">
-      <w:pPr>
-        <w:spacing w:after="0" w:line="240" w:lineRule="auto"/>
-        <w:jc w:val="both"/>
-        <w:rPr>
-          <w:rFonts w:ascii="Arial Narrow" w:eastAsia="Arial Narrow" w:hAnsi="Arial Narrow" w:cs="Arial Narrow"/>
-          <w:b/>
-          <w:color w:val="000000"/>
-          <w:kern w:val="0"/>
-          <w:lang w:eastAsia="es-PE"/>
-          <ns2:ligatures ns2:val="none"/>
-        </w:rPr>
-      </w:pPr>
-    </w:p>
-    <w:p ns2:paraId="5290426A" ns2:textId="77777777">
-      <w:pPr>
-        <w:spacing w:after="0" w:line="240" w:lineRule="auto"/>
-        <w:jc w:val="both"/>
-        <w:rPr>
-          <w:rFonts w:ascii="Arial Narrow" w:eastAsia="Arial Narrow" w:hAnsi="Arial Narrow" w:cs="Arial Narrow"/>
-          <w:b/>
-          <w:color w:val="000000"/>
-          <w:kern w:val="0"/>
-          <w:lang w:eastAsia="es-PE"/>
-          <ns2:ligatures ns2:val="none"/>
+    <w:p>
+      <w:pPr>
+        <w:spacing w:after="0" w:line="240" w:lineRule="auto"/>
+        <w:jc w:val="both"/>
+        <w:rPr>
+          <w:rFonts w:ascii="Arial Narrow" w:eastAsia="Arial Narrow" w:hAnsi="Arial Narrow" w:cs="Arial Narrow"/>
+          <w:b/>
+          <w:color w:val="000000"/>
+          <w:kern w:val="0"/>
+          <w:lang w:eastAsia="es-PE"/>
+          <w14:ligatures w14:val="none"/>
+        </w:rPr>
+      </w:pPr>
+    </w:p>
+    <w:p>
+      <w:pPr>
+        <w:spacing w:after="0" w:line="240" w:lineRule="auto"/>
+        <w:jc w:val="both"/>
+        <w:rPr>
+          <w:rFonts w:ascii="Arial Narrow" w:eastAsia="Arial Narrow" w:hAnsi="Arial Narrow" w:cs="Arial Narrow"/>
+          <w:b/>
+          <w:color w:val="000000"/>
+          <w:kern w:val="0"/>
+          <w:lang w:eastAsia="es-PE"/>
+          <w14:ligatures w14:val="none"/>
+        </w:rPr>
+      </w:pPr>
+    </w:p>
+    <w:p>
+      <w:pPr>
+        <w:spacing w:after="0" w:line="240" w:lineRule="auto"/>
+        <w:jc w:val="both"/>
+        <w:rPr>
+          <w:rFonts w:ascii="Arial Narrow" w:eastAsia="Arial Narrow" w:hAnsi="Arial Narrow" w:cs="Arial Narrow"/>
+          <w:b/>
+          <w:color w:val="000000"/>
+          <w:kern w:val="0"/>
+          <w:lang w:eastAsia="es-PE"/>
+          <w14:ligatures w14:val="none"/>
         </w:rPr>
       </w:pPr>
       <w:bookmarkStart w:id="14" w:name="_Hlk218074855"/>
     </w:p>
-    <w:p ns2:paraId="59FDFBB8" ns2:textId="384BF311">
+    <w:p>
       <w:pPr>
         <w:spacing w:after="0" w:line="240" w:lineRule="auto"/>
         <w:jc w:val="center"/>
@@ -6070,7 +6080,7 @@
           <w:bCs/>
           <w:color w:val="000000"/>
           <w:kern w:val="0"/>
-          <ns2:ligatures ns2:val="none"/>
+          <w14:ligatures w14:val="none"/>
         </w:rPr>
       </w:pPr>
       <w:r>
@@ -6080,12 +6090,12 @@
           <w:bCs/>
           <w:color w:val="000000"/>
           <w:kern w:val="0"/>
-          <ns2:ligatures ns2:val="none"/>
+          <w14:ligatures w14:val="none"/>
         </w:rPr>
         <w:t>Firmado digitalmente por</w:t>
       </w:r>
     </w:p>
-    <w:p ns2:paraId="6A4F2675" ns2:textId="54B8A6A5">
+    <w:p>
       <w:pPr>
         <w:spacing w:after="0" w:line="240" w:lineRule="auto"/>
         <w:jc w:val="center"/>
@@ -6095,7 +6105,7 @@
           <w:bCs/>
           <w:color w:val="000000"/>
           <w:kern w:val="0"/>
-          <ns2:ligatures ns2:val="none"/>
+          <w14:ligatures w14:val="none"/>
         </w:rPr>
       </w:pPr>
       <w:r>
@@ -6105,12 +6115,12 @@
           <w:bCs/>
           <w:color w:val="000000"/>
           <w:kern w:val="0"/>
-          <ns2:ligatures ns2:val="none"/>
+          <w14:ligatures w14:val="none"/>
         </w:rPr>
         <w:t xml:space="preserve">EVELING ROA QUISPE</w:t>
       </w:r>
     </w:p>
-    <w:p ns2:paraId="3C12CCEA" ns2:textId="4ADDEF1E">
+    <w:p>
       <w:pPr>
         <w:spacing w:after="0" w:line="240" w:lineRule="auto"/>
         <w:jc w:val="center"/>
@@ -6120,7 +6130,7 @@
           <w:bCs/>
           <w:color w:val="000000"/>
           <w:kern w:val="0"/>
-          <ns2:ligatures ns2:val="none"/>
+          <w14:ligatures w14:val="none"/>
         </w:rPr>
       </w:pPr>
       <w:r>
@@ -6130,12 +6140,12 @@
           <w:bCs/>
           <w:color w:val="000000"/>
           <w:kern w:val="0"/>
-          <ns2:ligatures ns2:val="none"/>
+          <w14:ligatures w14:val="none"/>
         </w:rPr>
         <w:t xml:space="preserve">Secretaria Técnica</w:t>
       </w:r>
     </w:p>
-    <w:p ns2:paraId="15733869" ns2:textId="7983459F">
+    <w:p>
       <w:pPr>
         <w:spacing w:after="0" w:line="240" w:lineRule="auto"/>
         <w:jc w:val="center"/>
@@ -6145,7 +6155,7 @@
           <w:bCs/>
           <w:color w:val="000000"/>
           <w:kern w:val="0"/>
-          <ns2:ligatures ns2:val="none"/>
+          <w14:ligatures w14:val="none"/>
         </w:rPr>
       </w:pPr>
       <w:r>
@@ -6155,26 +6165,26 @@
           <w:bCs/>
           <w:color w:val="000000"/>
           <w:kern w:val="0"/>
-          <ns2:ligatures ns2:val="none"/>
+          <w14:ligatures w14:val="none"/>
         </w:rPr>
         <w:t>Comisión de Protección al Consumidor 1</w:t>
       </w:r>
     </w:p>
-    <w:p ns2:paraId="2B7AB659" ns2:textId="77777777">
-      <w:pPr>
-        <w:spacing w:after="0" w:line="240" w:lineRule="auto"/>
-        <w:jc w:val="both"/>
-        <w:rPr>
-          <w:rFonts w:ascii="Arial Narrow" w:eastAsia="Arial Narrow" w:hAnsi="Arial Narrow" w:cs="Arial Narrow"/>
-          <w:b/>
-          <w:color w:val="000000"/>
-          <w:kern w:val="0"/>
-          <w:lang w:eastAsia="es-PE"/>
-          <ns2:ligatures ns2:val="none"/>
-        </w:rPr>
-      </w:pPr>
-    </w:p>
-    <w:p ns2:paraId="0047CB25" ns2:textId="77777777">
+    <w:p>
+      <w:pPr>
+        <w:spacing w:after="0" w:line="240" w:lineRule="auto"/>
+        <w:jc w:val="both"/>
+        <w:rPr>
+          <w:rFonts w:ascii="Arial Narrow" w:eastAsia="Arial Narrow" w:hAnsi="Arial Narrow" w:cs="Arial Narrow"/>
+          <w:b/>
+          <w:color w:val="000000"/>
+          <w:kern w:val="0"/>
+          <w:lang w:eastAsia="es-PE"/>
+          <w14:ligatures w14:val="none"/>
+        </w:rPr>
+      </w:pPr>
+    </w:p>
+    <w:p>
       <w:pPr>
         <w:spacing w:after="0" w:line="240" w:lineRule="auto"/>
         <w:jc w:val="both"/>
@@ -6192,13 +6202,13 @@
           <w:sz w:val="16"/>
           <w:szCs w:val="16"/>
           <w:lang w:eastAsia="es-PE"/>
-          <ns2:ligatures ns2:val="none"/>
+          <w14:ligatures w14:val="none"/>
         </w:rPr>
         <w:t>LSM/JCQ</w:t>
       </w:r>
     </w:p>
     <w:bookmarkEnd w:id="14"/>
-    <w:p ns2:paraId="68107EE2" ns2:textId="77777777">
+    <w:p>
       <w:pPr>
         <w:spacing w:line="240" w:lineRule="auto"/>
         <w:rPr>
@@ -6207,8 +6217,8 @@
       </w:pPr>
     </w:p>
     <w:sectPr>
-      <w:headerReference w:type="default" ns3:id="rId8"/>
-      <w:footerReference w:type="default" ns3:id="rId9"/>
+      <w:headerReference w:type="default" r:id="rId8"/>
+      <w:footerReference w:type="default" r:id="rId9"/>
       <w:pgSz w:w="11906" w:h="16838"/>
       <w:pgMar w:top="1417" w:right="1701" w:bottom="1417" w:left="1701" w:header="708" w:footer="708" w:gutter="0"/>
       <w:cols w:space="708"/>
@@ -6219,7 +6229,7 @@
 </file>
 
 <file path=word/endnotes.xml><?xml version="1.0" encoding="utf-8"?>
-<w:endnotes xmlns:wpc="http://schemas.microsoft.com/office/word/2010/wordprocessingCanvas" xmlns:cx="http://schemas.microsoft.com/office/drawing/2014/chartex" xmlns:cx1="http://schemas.microsoft.com/office/drawing/2015/9/8/chartex" xmlns:cx2="http://schemas.microsoft.com/office/drawing/2015/10/21/chartex" xmlns:cx3="http://schemas.microsoft.com/office/drawing/2016/5/9/chartex" xmlns:cx4="http://schemas.microsoft.com/office/drawing/2016/5/10/chartex" xmlns:cx5="http://schemas.microsoft.com/office/drawing/2016/5/11/chartex" xmlns:cx6="http://schemas.microsoft.com/office/drawing/2016/5/12/chartex" xmlns:cx7="http://schemas.microsoft.com/office/drawing/2016/5/13/chartex" xmlns:cx8="http://schemas.microsoft.com/office/drawing/2016/5/14/chartex" xmlns:mc="http://schemas.openxmlformats.org/markup-compatibility/2006" xmlns:aink="http://schemas.microsoft.com/office/drawing/2016/ink" xmlns:am3d="http://schemas.microsoft.com/office/drawing/2017/model3d" xmlns:o="urn:schemas-microsoft-com:office:office" xmlns:oel="http://schemas.microsoft.com/office/2019/extlst" xmlns:r="http://schemas.openxmlformats.org/officeDocument/2006/relationships" xmlns:m="http://schemas.openxmlformats.org/officeDocument/2006/math" xmlns:v="urn:schemas-microsoft-com:vml" xmlns:wp14="http://schemas.microsoft.com/office/word/2010/wordprocessingDrawing" xmlns:wp="http://schemas.openxmlformats.org/drawingml/2006/wordprocessingDrawing" xmlns:w10="urn:schemas-microsoft-com:office:word" xmlns:w="http://schemas.openxmlformats.org/wordprocessingml/2006/main" xmlns:w14="http://schemas.microsoft.com/office/word/2010/wordml" xmlns:w15="http://schemas.microsoft.com/office/word/2012/wordml" xmlns:w16cex="http://schemas.microsoft.com/office/word/2018/wordml/cex" xmlns:w16cid="http://schemas.microsoft.com/office/word/2016/wordml/cid" xmlns:w16="http://schemas.microsoft.com/office/word/2018/wordml" xmlns:w16du="http://schemas.microsoft.com/office/word/2023/wordml/word16du" xmlns:w16sdtdh="http://schemas.microsoft.com/office/word/2020/wordml/sdtdatahash" xmlns:w16sdtfl="http://schemas.microsoft.com/office/word/2024/wordml/sdtformatlock" xmlns:w16se="http://schemas.microsoft.com/office/word/2015/wordml/symex" xmlns:wpg="http://schemas.microsoft.com/office/word/2010/wordprocessingGroup" xmlns:wpi="http://schemas.microsoft.com/office/word/2010/wordprocessingInk" xmlns:wne="http://schemas.microsoft.com/office/word/2006/wordml" xmlns:wps="http://schemas.microsoft.com/office/word/2010/wordprocessingShape" mc:Ignorable="w14 w15 w16se w16cid w16 w16cex w16sdtdh w16sdtfl w16du wp14">
+<w:endnotes xmlns:mc="http://schemas.openxmlformats.org/markup-compatibility/2006" xmlns:r="http://schemas.openxmlformats.org/officeDocument/2006/relationships" xmlns:w="http://schemas.openxmlformats.org/wordprocessingml/2006/main" xmlns:w14="http://schemas.microsoft.com/office/word/2010/wordml" xmlns:w15="http://schemas.microsoft.com/office/word/2012/wordml" xmlns:w16="http://schemas.microsoft.com/office/word/2018/wordml" xmlns:w16cex="http://schemas.microsoft.com/office/word/2018/wordml/cex" xmlns:w16cid="http://schemas.microsoft.com/office/word/2016/wordml/cid" xmlns:w16du="http://schemas.microsoft.com/office/word/2023/wordml/word16du" xmlns:w16sdtdh="http://schemas.microsoft.com/office/word/2020/wordml/sdtdatahash" xmlns:w16se="http://schemas.microsoft.com/office/word/2015/wordml/symex" xmlns:wp14="http://schemas.microsoft.com/office/word/2010/wordprocessingDrawing" mc:Ignorable="w14 w15 w16se w16cid w16 w16cex w16sdtdh w16du wp14">
   <w:endnote w:type="separator" w:id="-1">
     <w:p>
       <w:pPr>
@@ -6244,7 +6254,7 @@
 </file>
 
 <file path=word/footer1.xml><?xml version="1.0" encoding="utf-8"?>
-<w:ftr xmlns:wpc="http://schemas.microsoft.com/office/word/2010/wordprocessingCanvas" xmlns:cx="http://schemas.microsoft.com/office/drawing/2014/chartex" xmlns:cx1="http://schemas.microsoft.com/office/drawing/2015/9/8/chartex" xmlns:cx2="http://schemas.microsoft.com/office/drawing/2015/10/21/chartex" xmlns:cx3="http://schemas.microsoft.com/office/drawing/2016/5/9/chartex" xmlns:cx4="http://schemas.microsoft.com/office/drawing/2016/5/10/chartex" xmlns:cx5="http://schemas.microsoft.com/office/drawing/2016/5/11/chartex" xmlns:cx6="http://schemas.microsoft.com/office/drawing/2016/5/12/chartex" xmlns:cx7="http://schemas.microsoft.com/office/drawing/2016/5/13/chartex" xmlns:cx8="http://schemas.microsoft.com/office/drawing/2016/5/14/chartex" xmlns:mc="http://schemas.openxmlformats.org/markup-compatibility/2006" xmlns:aink="http://schemas.microsoft.com/office/drawing/2016/ink" xmlns:am3d="http://schemas.microsoft.com/office/drawing/2017/model3d" xmlns:o="urn:schemas-microsoft-com:office:office" xmlns:oel="http://schemas.microsoft.com/office/2019/extlst" xmlns:r="http://schemas.openxmlformats.org/officeDocument/2006/relationships" xmlns:m="http://schemas.openxmlformats.org/officeDocument/2006/math" xmlns:v="urn:schemas-microsoft-com:vml" xmlns:wp14="http://schemas.microsoft.com/office/word/2010/wordprocessingDrawing" xmlns:wp="http://schemas.openxmlformats.org/drawingml/2006/wordprocessingDrawing" xmlns:w10="urn:schemas-microsoft-com:office:word" xmlns:w="http://schemas.openxmlformats.org/wordprocessingml/2006/main" xmlns:w14="http://schemas.microsoft.com/office/word/2010/wordml" xmlns:w15="http://schemas.microsoft.com/office/word/2012/wordml" xmlns:w16cex="http://schemas.microsoft.com/office/word/2018/wordml/cex" xmlns:w16cid="http://schemas.microsoft.com/office/word/2016/wordml/cid" xmlns:w16="http://schemas.microsoft.com/office/word/2018/wordml" xmlns:w16du="http://schemas.microsoft.com/office/word/2023/wordml/word16du" xmlns:w16sdtdh="http://schemas.microsoft.com/office/word/2020/wordml/sdtdatahash" xmlns:w16sdtfl="http://schemas.microsoft.com/office/word/2024/wordml/sdtformatlock" xmlns:w16se="http://schemas.microsoft.com/office/word/2015/wordml/symex" xmlns:wpg="http://schemas.microsoft.com/office/word/2010/wordprocessingGroup" xmlns:wpi="http://schemas.microsoft.com/office/word/2010/wordprocessingInk" xmlns:wne="http://schemas.microsoft.com/office/word/2006/wordml" xmlns:wps="http://schemas.microsoft.com/office/word/2010/wordprocessingShape" mc:Ignorable="w14 w15 w16se w16cid w16 w16cex w16sdtdh w16sdtfl w16du wp14">
+<w:ftr xmlns:mc="http://schemas.openxmlformats.org/markup-compatibility/2006" xmlns:r="http://schemas.openxmlformats.org/officeDocument/2006/relationships" xmlns:w="http://schemas.openxmlformats.org/wordprocessingml/2006/main" xmlns:w14="http://schemas.microsoft.com/office/word/2010/wordml" xmlns:w15="http://schemas.microsoft.com/office/word/2012/wordml" xmlns:w16="http://schemas.microsoft.com/office/word/2018/wordml" xmlns:w16cex="http://schemas.microsoft.com/office/word/2018/wordml/cex" xmlns:w16cid="http://schemas.microsoft.com/office/word/2016/wordml/cid" xmlns:w16du="http://schemas.microsoft.com/office/word/2023/wordml/word16du" xmlns:w16sdtdh="http://schemas.microsoft.com/office/word/2020/wordml/sdtdatahash" xmlns:w16se="http://schemas.microsoft.com/office/word/2015/wordml/symex" xmlns:wp14="http://schemas.microsoft.com/office/word/2010/wordprocessingDrawing" mc:Ignorable="w14 w15 w16se w16cid w16 w16cex w16sdtdh w16du wp14">
   <w:p>
     <w:pPr>
       <w:pBdr>
@@ -6323,7 +6333,7 @@
 </file>
 
 <file path=word/footnotes.xml><?xml version="1.0" encoding="utf-8"?>
-<w:footnotes xmlns:wpc="http://schemas.microsoft.com/office/word/2010/wordprocessingCanvas" xmlns:cx="http://schemas.microsoft.com/office/drawing/2014/chartex" xmlns:cx1="http://schemas.microsoft.com/office/drawing/2015/9/8/chartex" xmlns:cx2="http://schemas.microsoft.com/office/drawing/2015/10/21/chartex" xmlns:cx3="http://schemas.microsoft.com/office/drawing/2016/5/9/chartex" xmlns:cx4="http://schemas.microsoft.com/office/drawing/2016/5/10/chartex" xmlns:cx5="http://schemas.microsoft.com/office/drawing/2016/5/11/chartex" xmlns:cx6="http://schemas.microsoft.com/office/drawing/2016/5/12/chartex" xmlns:cx7="http://schemas.microsoft.com/office/drawing/2016/5/13/chartex" xmlns:cx8="http://schemas.microsoft.com/office/drawing/2016/5/14/chartex" xmlns:mc="http://schemas.openxmlformats.org/markup-compatibility/2006" xmlns:aink="http://schemas.microsoft.com/office/drawing/2016/ink" xmlns:am3d="http://schemas.microsoft.com/office/drawing/2017/model3d" xmlns:o="urn:schemas-microsoft-com:office:office" xmlns:oel="http://schemas.microsoft.com/office/2019/extlst" xmlns:r="http://schemas.openxmlformats.org/officeDocument/2006/relationships" xmlns:m="http://schemas.openxmlformats.org/officeDocument/2006/math" xmlns:v="urn:schemas-microsoft-com:vml" xmlns:wp14="http://schemas.microsoft.com/office/word/2010/wordprocessingDrawing" xmlns:wp="http://schemas.openxmlformats.org/drawingml/2006/wordprocessingDrawing" xmlns:w10="urn:schemas-microsoft-com:office:word" xmlns:w="http://schemas.openxmlformats.org/wordprocessingml/2006/main" xmlns:w14="http://schemas.microsoft.com/office/word/2010/wordml" xmlns:w15="http://schemas.microsoft.com/office/word/2012/wordml" xmlns:w16cex="http://schemas.microsoft.com/office/word/2018/wordml/cex" xmlns:w16cid="http://schemas.microsoft.com/office/word/2016/wordml/cid" xmlns:w16="http://schemas.microsoft.com/office/word/2018/wordml" xmlns:w16du="http://schemas.microsoft.com/office/word/2023/wordml/word16du" xmlns:w16sdtdh="http://schemas.microsoft.com/office/word/2020/wordml/sdtdatahash" xmlns:w16sdtfl="http://schemas.microsoft.com/office/word/2024/wordml/sdtformatlock" xmlns:w16se="http://schemas.microsoft.com/office/word/2015/wordml/symex" xmlns:wpg="http://schemas.microsoft.com/office/word/2010/wordprocessingGroup" xmlns:wpi="http://schemas.microsoft.com/office/word/2010/wordprocessingInk" xmlns:wne="http://schemas.microsoft.com/office/word/2006/wordml" xmlns:wps="http://schemas.microsoft.com/office/word/2010/wordprocessingShape" mc:Ignorable="w14 w15 w16se w16cid w16 w16cex w16sdtdh w16sdtfl w16du wp14">
+<w:footnotes xmlns:mc="http://schemas.openxmlformats.org/markup-compatibility/2006" xmlns:r="http://schemas.openxmlformats.org/officeDocument/2006/relationships" xmlns:w="http://schemas.openxmlformats.org/wordprocessingml/2006/main" xmlns:w14="http://schemas.microsoft.com/office/word/2010/wordml" xmlns:w15="http://schemas.microsoft.com/office/word/2012/wordml" xmlns:w16="http://schemas.microsoft.com/office/word/2018/wordml" xmlns:w16cex="http://schemas.microsoft.com/office/word/2018/wordml/cex" xmlns:w16cid="http://schemas.microsoft.com/office/word/2016/wordml/cid" xmlns:w16du="http://schemas.microsoft.com/office/word/2023/wordml/word16du" xmlns:w16sdtdh="http://schemas.microsoft.com/office/word/2020/wordml/sdtdatahash" xmlns:w16se="http://schemas.microsoft.com/office/word/2015/wordml/symex" xmlns:wp14="http://schemas.microsoft.com/office/word/2010/wordprocessingDrawing" mc:Ignorable="w14 w15 w16se w16cid w16 w16cex w16sdtdh w16du wp14">
   <w:footnote w:type="separator" w:id="-1">
     <w:p>
       <w:pPr>
@@ -7510,6 +7520,161 @@
       </w:pPr>
     </w:p>
   </w:footnote>
+  <w:footnote w:id="12">
+    <w:p>
+      <w:pPr>
+        <w:pStyle w:val="Textonotapie"/>
+        <w:ind w:left="567" w:hanging="567"/>
+        <w:jc w:val="both"/>
+      </w:pPr>
+      <w:r>
+        <w:rPr>
+          <w:rStyle w:val="Refdenotaalpie"/>
+          <w:rFonts w:ascii="Arial Narrow" w:hAnsi="Arial Narrow" w:cs="Arial"/>
+          <w:sz w:val="16"/>
+          <w:szCs w:val="16"/>
+          <w:vertAlign w:val="superscript"/>
+        </w:rPr>
+        <w:footnoteRef/>
+      </w:r>
+      <w:r>
+        <w:rPr>
+          <w:rFonts w:ascii="Arial Narrow" w:hAnsi="Arial Narrow" w:cs="Arial"/>
+          <w:sz w:val="16"/>
+          <w:szCs w:val="16"/>
+        </w:rPr>
+        <w:tab/>
+      </w:r>
+      <w:r>
+        <w:rPr>
+          <w:rFonts w:ascii="Arial Narrow" w:hAnsi="Arial Narrow" w:cs="Arial"/>
+          <w:b/>
+          <w:bCs/>
+          <w:sz w:val="16"/>
+          <w:szCs w:val="16"/>
+        </w:rPr>
+        <w:t xml:space="preserve">DECRETO LEGISLATIVO 807, LEY SOBRE FACULTADES, NORMAS Y ORGANIZACIÓN DEL INDECOPI, publicado el 18 de abril de 1996</w:t>
+      </w:r>
+    </w:p>
+    <w:p>
+      <w:pPr>
+        <w:pStyle w:val="Textonotapie"/>
+        <w:ind w:left="567" w:hanging="567"/>
+        <w:jc w:val="both"/>
+      </w:pPr>
+      <w:r>
+        <w:rPr>
+          <w:rFonts w:ascii="Arial Narrow" w:hAnsi="Arial Narrow" w:cs="Arial"/>
+          <w:sz w:val="16"/>
+          <w:szCs w:val="16"/>
+        </w:rPr>
+        <w:tab/>
+      </w:r>
+      <w:r>
+        <w:rPr>
+          <w:rFonts w:ascii="Arial Narrow" w:hAnsi="Arial Narrow" w:cs="Arial"/>
+          <w:b/>
+          <w:bCs/>
+          <w:sz w:val="16"/>
+          <w:szCs w:val="16"/>
+        </w:rPr>
+        <w:t xml:space="preserve">Artículo 26.-</w:t>
+      </w:r>
+      <w:r>
+        <w:rPr>
+          <w:rFonts w:ascii="Arial Narrow" w:hAnsi="Arial Narrow" w:cs="Arial"/>
+          <w:sz w:val="16"/>
+          <w:szCs w:val="16"/>
+        </w:rPr>
+        <w:t xml:space="preserve"> Una vez admitida a trámite la denuncia, se correrá traslado de la misma al denunciado, a fin de que éste presente su descargo. El plazo para la presentación del descargo será de cinco (5) días contados desde la notificación, vencido el cual, el Secretario Técnico declarará en rebeldía al denunciado que no lo hubiera presentado.</w:t>
+      </w:r>
+    </w:p>
+  </w:footnote>
+  <w:footnote w:id="13">
+    <w:p>
+      <w:pPr>
+        <w:pStyle w:val="Textonotapie"/>
+        <w:ind w:left="567" w:hanging="567"/>
+        <w:jc w:val="both"/>
+      </w:pPr>
+      <w:r>
+        <w:rPr>
+          <w:rStyle w:val="Refdenotaalpie"/>
+          <w:rFonts w:ascii="Arial Narrow" w:hAnsi="Arial Narrow" w:cs="Arial"/>
+          <w:sz w:val="16"/>
+          <w:szCs w:val="16"/>
+          <w:vertAlign w:val="superscript"/>
+        </w:rPr>
+        <w:footnoteRef/>
+      </w:r>
+      <w:r>
+        <w:rPr>
+          <w:rFonts w:ascii="Arial Narrow" w:hAnsi="Arial Narrow" w:cs="Arial"/>
+          <w:sz w:val="16"/>
+          <w:szCs w:val="16"/>
+        </w:rPr>
+        <w:tab/>
+      </w:r>
+      <w:r>
+        <w:rPr>
+          <w:rFonts w:ascii="Arial Narrow" w:hAnsi="Arial Narrow" w:cs="Arial"/>
+          <w:b/>
+          <w:bCs/>
+          <w:sz w:val="16"/>
+          <w:szCs w:val="16"/>
+        </w:rPr>
+        <w:t xml:space="preserve">DECRETO SUPREMO 006-2026-JUS, TEXTO ÚNICO ORDENADO DE LA LEY 27444, LEY DEL PROCEDIMIENTO ADMINISTRATIVO GENERAL, publicado el 30 de abril de 2026</w:t>
+      </w:r>
+    </w:p>
+    <w:p>
+      <w:pPr>
+        <w:pStyle w:val="Textonotapie"/>
+        <w:ind w:left="567" w:hanging="567"/>
+        <w:jc w:val="both"/>
+      </w:pPr>
+      <w:r>
+        <w:rPr>
+          <w:rFonts w:ascii="Arial Narrow" w:hAnsi="Arial Narrow" w:cs="Arial"/>
+          <w:sz w:val="16"/>
+          <w:szCs w:val="16"/>
+        </w:rPr>
+        <w:tab/>
+      </w:r>
+      <w:r>
+        <w:rPr>
+          <w:rFonts w:ascii="Arial Narrow" w:hAnsi="Arial Narrow" w:cs="Arial"/>
+          <w:b/>
+          <w:bCs/>
+          <w:sz w:val="16"/>
+          <w:szCs w:val="16"/>
+        </w:rPr>
+        <w:t xml:space="preserve">Artículo 223.- Contestación de la reclamación</w:t>
+      </w:r>
+    </w:p>
+    <w:p>
+      <w:pPr>
+        <w:pStyle w:val="Textonotapie"/>
+        <w:ind w:left="567" w:hanging="567"/>
+        <w:jc w:val="both"/>
+      </w:pPr>
+      <w:r>
+        <w:rPr>
+          <w:rFonts w:ascii="Arial Narrow" w:hAnsi="Arial Narrow" w:cs="Arial"/>
+          <w:sz w:val="16"/>
+          <w:szCs w:val="16"/>
+        </w:rPr>
+        <w:tab/>
+      </w:r>
+      <w:r>
+        <w:rPr>
+          <w:rFonts w:ascii="Arial Narrow" w:hAnsi="Arial Narrow" w:cs="Arial"/>
+          <w:sz w:val="16"/>
+          <w:szCs w:val="16"/>
+        </w:rPr>
+        <w:t xml:space="preserve">223.1 El reclamado deberá presentar la contestación de la reclamación dentro de los quince (15) días posteriores a la notificación de ésta; vencido este plazo, la Administración declarará en rebeldía al reclamado que no la hubiera presentado. La contestación deberá contener los requisitos de los escritos previstos en el artículo 113 de la presente Ley, así como la absolución de todos los asuntos controvertidos de hecho y de derecho, Las alegaciones y los hechos relevantes de la reclamación, salvo que hayan sido específicamente negadas en la contestación, se tendrán por aceptadas o merituadas como ciertas.</w:t>
+      </w:r>
+    </w:p>
+  </w:footnote>
   <w:footnote w:id="7">
     <w:p>
       <w:pPr>
@@ -9116,7 +9281,7 @@
 </file>
 
 <file path=word/header1.xml><?xml version="1.0" encoding="utf-8"?>
-<w:hdr xmlns:wpc="http://schemas.microsoft.com/office/word/2010/wordprocessingCanvas" xmlns:cx="http://schemas.microsoft.com/office/drawing/2014/chartex" xmlns:cx1="http://schemas.microsoft.com/office/drawing/2015/9/8/chartex" xmlns:cx2="http://schemas.microsoft.com/office/drawing/2015/10/21/chartex" xmlns:cx3="http://schemas.microsoft.com/office/drawing/2016/5/9/chartex" xmlns:cx4="http://schemas.microsoft.com/office/drawing/2016/5/10/chartex" xmlns:cx5="http://schemas.microsoft.com/office/drawing/2016/5/11/chartex" xmlns:cx6="http://schemas.microsoft.com/office/drawing/2016/5/12/chartex" xmlns:cx7="http://schemas.microsoft.com/office/drawing/2016/5/13/chartex" xmlns:cx8="http://schemas.microsoft.com/office/drawing/2016/5/14/chartex" xmlns:mc="http://schemas.openxmlformats.org/markup-compatibility/2006" xmlns:aink="http://schemas.microsoft.com/office/drawing/2016/ink" xmlns:am3d="http://schemas.microsoft.com/office/drawing/2017/model3d" xmlns:o="urn:schemas-microsoft-com:office:office" xmlns:oel="http://schemas.microsoft.com/office/2019/extlst" xmlns:r="http://schemas.openxmlformats.org/officeDocument/2006/relationships" xmlns:m="http://schemas.openxmlformats.org/officeDocument/2006/math" xmlns:v="urn:schemas-microsoft-com:vml" xmlns:wp14="http://schemas.microsoft.com/office/word/2010/wordprocessingDrawing" xmlns:wp="http://schemas.openxmlformats.org/drawingml/2006/wordprocessingDrawing" xmlns:w10="urn:schemas-microsoft-com:office:word" xmlns:w="http://schemas.openxmlformats.org/wordprocessingml/2006/main" xmlns:w14="http://schemas.microsoft.com/office/word/2010/wordml" xmlns:w15="http://schemas.microsoft.com/office/word/2012/wordml" xmlns:w16cex="http://schemas.microsoft.com/office/word/2018/wordml/cex" xmlns:w16cid="http://schemas.microsoft.com/office/word/2016/wordml/cid" xmlns:w16="http://schemas.microsoft.com/office/word/2018/wordml" xmlns:w16du="http://schemas.microsoft.com/office/word/2023/wordml/word16du" xmlns:w16sdtdh="http://schemas.microsoft.com/office/word/2020/wordml/sdtdatahash" xmlns:w16sdtfl="http://schemas.microsoft.com/office/word/2024/wordml/sdtformatlock" xmlns:w16se="http://schemas.microsoft.com/office/word/2015/wordml/symex" xmlns:wpg="http://schemas.microsoft.com/office/word/2010/wordprocessingGroup" xmlns:wpi="http://schemas.microsoft.com/office/word/2010/wordprocessingInk" xmlns:wne="http://schemas.microsoft.com/office/word/2006/wordml" xmlns:wps="http://schemas.microsoft.com/office/word/2010/wordprocessingShape" mc:Ignorable="w14 w15 w16se w16cid w16 w16cex w16sdtdh w16sdtfl w16du wp14">
+<w:hdr xmlns:a="http://schemas.openxmlformats.org/drawingml/2006/main" xmlns:a14="http://schemas.microsoft.com/office/drawing/2010/main" xmlns:mc="http://schemas.openxmlformats.org/markup-compatibility/2006" xmlns:pic="http://schemas.openxmlformats.org/drawingml/2006/picture" xmlns:r="http://schemas.openxmlformats.org/officeDocument/2006/relationships" xmlns:w="http://schemas.openxmlformats.org/wordprocessingml/2006/main" xmlns:w14="http://schemas.microsoft.com/office/word/2010/wordml" xmlns:w15="http://schemas.microsoft.com/office/word/2012/wordml" xmlns:w16="http://schemas.microsoft.com/office/word/2018/wordml" xmlns:w16cex="http://schemas.microsoft.com/office/word/2018/wordml/cex" xmlns:w16cid="http://schemas.microsoft.com/office/word/2016/wordml/cid" xmlns:w16du="http://schemas.microsoft.com/office/word/2023/wordml/word16du" xmlns:w16sdtdh="http://schemas.microsoft.com/office/word/2020/wordml/sdtdatahash" xmlns:w16se="http://schemas.microsoft.com/office/word/2015/wordml/symex" xmlns:wp="http://schemas.openxmlformats.org/drawingml/2006/wordprocessingDrawing" xmlns:wp14="http://schemas.microsoft.com/office/word/2010/wordprocessingDrawing" mc:Ignorable="w14 w15 w16se w16cid w16 w16cex w16sdtdh w16du wp14">
   <w:tbl>
     <w:tblPr>
       <w:tblW w:w="8645" w:type="dxa"/>

--- a/plantillas_maestras/17_seguro_no_especificado/materia_general_asegurativa/2_ddos_banco_y_aseguradora/varon/TPL_191_2026_SEGURO_NO_ESPECIFICADO_MATERIA_GENERAL_ASEGURATIVA_BANCO_VARON_R2.docx
+++ b/plantillas_maestras/17_seguro_no_especificado/materia_general_asegurativa/2_ddos_banco_y_aseguradora/varon/TPL_191_2026_SEGURO_NO_ESPECIFICADO_MATERIA_GENERAL_ASEGURATIVA_BANCO_VARON_R2.docx
@@ -708,171 +708,7 @@
           <w:lang w:val="es-ES" w:eastAsia="es-ES"/>
           <w14:ligatures w14:val="none"/>
         </w:rPr>
-        <w:t xml:space="preserve">Mediante la denuncia del 15 de enero de 2026, complementado mediante escrito del 24 de enero de 2026, subsanada mediante escrito del 16 de febrero de 2026, el señor [APELLIDO] denunció a BNP Paribas y al Banco por presuntas infracciones a la Ley 29571, Código de Protección y Defensa del Consumidor (en adelante, Código), señalando lo siguiente:</w:t>
-      </w:r>
-      <w:r>
-        <w:rPr>
-          <w:rFonts w:ascii="Arial Narrow" w:eastAsia="Arial Narrow" w:hAnsi="Arial Narrow" w:cs="Arial Narrow"/>
-          <w:color w:val="000000"/>
-          <w:kern w:val="0"/>
-          <w:sz w:val="22"/>
-          <w:szCs w:val="22"/>
-          <w:lang w:val="es-ES" w:eastAsia="es-ES"/>
-          <w14:ligatures w14:val="none"/>
-        </w:rPr>
-        <w:t/>
-      </w:r>
-      <w:r>
-        <w:rPr>
-          <w:rFonts w:ascii="Arial Narrow" w:eastAsia="Arial Narrow" w:hAnsi="Arial Narrow" w:cs="Arial Narrow"/>
-          <w:color w:val="000000"/>
-          <w:kern w:val="0"/>
-          <w:sz w:val="22"/>
-          <w:szCs w:val="22"/>
-          <w:lang w:val="es-ES" w:eastAsia="es-ES"/>
-          <w14:ligatures w14:val="none"/>
-        </w:rPr>
-        <w:t xml:space="preserve"/>
-      </w:r>
-      <w:r>
-        <w:rPr>
-          <w:rFonts w:ascii="Arial Narrow" w:eastAsia="Arial Narrow" w:hAnsi="Arial Narrow" w:cs="Arial Narrow"/>
-          <w:color w:val="000000"/>
-          <w:kern w:val="0"/>
-          <w:sz w:val="22"/>
-          <w:szCs w:val="22"/>
-          <w:lang w:val="es-ES" w:eastAsia="es-ES"/>
-          <w14:ligatures w14:val="none"/>
-        </w:rPr>
-        <w:t/>
-      </w:r>
-      <w:r>
-        <w:rPr>
-          <w:rFonts w:ascii="Arial Narrow" w:eastAsia="Arial Narrow" w:hAnsi="Arial Narrow" w:cs="Arial Narrow"/>
-          <w:kern w:val="0"/>
-          <w14:ligatures w14:val="none"/>
-          <w:sz w:val="22"/>
-          <w:szCs w:val="22"/>
-        </w:rPr>
-        <w:t xml:space="preserve"/>
-      </w:r>
-      <w:r>
-        <w:rPr>
-          <w:rFonts w:ascii="Arial Narrow" w:eastAsia="Arial Narrow" w:hAnsi="Arial Narrow" w:cs="Arial Narrow"/>
-          <w:kern w:val="0"/>
-          <w14:ligatures w14:val="none"/>
-          <w:sz w:val="22"/>
-          <w:szCs w:val="22"/>
-        </w:rPr>
-        <w:t xml:space="preserve"/>
-      </w:r>
-      <w:r>
-        <w:rPr>
-          <w:rFonts w:ascii="Arial Narrow" w:eastAsia="Arial Narrow" w:hAnsi="Arial Narrow" w:cs="Arial Narrow"/>
-          <w:kern w:val="0"/>
-          <w14:ligatures w14:val="none"/>
-          <w:sz w:val="22"/>
-          <w:szCs w:val="22"/>
-        </w:rPr>
-        <w:t/>
-      </w:r>
-      <w:r>
-        <w:rPr>
-          <w:rFonts w:ascii="Arial Narrow" w:eastAsia="Arial Narrow" w:hAnsi="Arial Narrow" w:cs="Arial Narrow"/>
-          <w:color w:val="000000"/>
-          <w:kern w:val="0"/>
-          <w:sz w:val="22"/>
-          <w:szCs w:val="22"/>
-          <w:lang w:val="es-ES" w:eastAsia="es-ES"/>
-          <w14:ligatures w14:val="none"/>
-        </w:rPr>
-        <w:t xml:space="preserve"/>
-      </w:r>
-      <w:r>
-        <w:rPr>
-          <w:rFonts w:ascii="Arial Narrow" w:eastAsia="Arial Narrow" w:hAnsi="Arial Narrow" w:cs="Arial Narrow"/>
-          <w:color w:val="000000"/>
-          <w:kern w:val="0"/>
-          <w:sz w:val="22"/>
-          <w:szCs w:val="22"/>
-          <w:lang w:val="es-ES" w:eastAsia="es-ES"/>
-          <w14:ligatures w14:val="none"/>
-        </w:rPr>
-        <w:t xml:space="preserve"/>
-      </w:r>
-      <w:proofErr w:type="spellStart"/>
-      <w:r>
-        <w:rPr>
-          <w:rFonts w:ascii="Arial Narrow" w:eastAsia="Arial Narrow" w:hAnsi="Arial Narrow" w:cs="Arial Narrow"/>
-          <w:color w:val="000000"/>
-          <w:kern w:val="0"/>
-          <w:sz w:val="22"/>
-          <w:szCs w:val="22"/>
-          <w:lang w:val="es-ES" w:eastAsia="es-ES"/>
-          <w14:ligatures w14:val="none"/>
-        </w:rPr>
-        <w:t/>
-      </w:r>
-      <w:proofErr w:type="spellEnd"/>
-      <w:r>
-        <w:rPr>
-          <w:rFonts w:ascii="Arial Narrow" w:eastAsia="Arial Narrow" w:hAnsi="Arial Narrow" w:cs="Arial Narrow"/>
-          <w:color w:val="000000"/>
-          <w:kern w:val="0"/>
-          <w:sz w:val="22"/>
-          <w:szCs w:val="22"/>
-          <w:lang w:val="es-ES" w:eastAsia="es-ES"/>
-          <w14:ligatures w14:val="none"/>
-        </w:rPr>
-        <w:t xml:space="preserve"/>
-      </w:r>
-      <w:r>
-        <w:rPr>
-          <w:rFonts w:ascii="Arial Narrow" w:eastAsia="Arial Narrow" w:hAnsi="Arial Narrow" w:cs="Arial Narrow"/>
-          <w:color w:val="000000"/>
-          <w:kern w:val="0"/>
-          <w:sz w:val="22"/>
-          <w:szCs w:val="22"/>
-          <w:lang w:val="es-ES" w:eastAsia="es-ES"/>
-          <w14:ligatures w14:val="none"/>
-        </w:rPr>
-        <w:t xml:space="preserve"/>
-      </w:r>
-      <w:r>
-        <w:rPr>
-          <w:rFonts w:ascii="Arial Narrow" w:eastAsia="Arial Narrow" w:hAnsi="Arial Narrow" w:cs="Arial Narrow"/>
-          <w:color w:val="000000"/>
-          <w:kern w:val="0"/>
-          <w:sz w:val="22"/>
-          <w:szCs w:val="22"/>
-          <w:lang w:val="es-ES" w:eastAsia="es-ES"/>
-          <w14:ligatures w14:val="none"/>
-        </w:rPr>
-        <w:t xml:space="preserve"/>
-      </w:r>
-      <w:r>
-        <w:rPr>
-          <w:rFonts w:ascii="Arial Narrow" w:eastAsia="Arial Narrow" w:hAnsi="Arial Narrow" w:cs="Arial Narrow"/>
-          <w:color w:val="000000"/>
-          <w:kern w:val="0"/>
-          <w:sz w:val="22"/>
-          <w:szCs w:val="22"/>
-          <w:lang w:val="es-ES" w:eastAsia="es-ES"/>
-          <w14:ligatures w14:val="none"/>
-        </w:rPr>
-        <w:t/>
-      </w:r>
-      <w:r>
-        <w:rPr>
-          <w:rFonts w:ascii="Arial Narrow" w:eastAsia="Arial Narrow" w:hAnsi="Arial Narrow" w:cs="Arial Narrow"/>
-          <w:color w:val="000000"/>
-          <w:kern w:val="0"/>
-          <w:sz w:val="22"/>
-          <w:szCs w:val="22"/>
-          <w:lang w:val="es-ES" w:eastAsia="es-ES"/>
-          <w14:ligatures w14:val="none"/>
-        </w:rPr>
-        <w:t xml:space="preserve"/>
+        <w:t xml:space="preserve">Mediante la denuncia del 15 de enero de 2026, complementado mediante escrito del 24 de enero de 2026, subsanada mediante escrito del 16 de febrero de 2026, el señor [APELLIDO] denunció a BNP Paribas y al Banco por presuntas infracciones a la Ley 29571, Código de Protección y Defensa del Consumidor</w:t>
       </w:r>
       <w:r>
         <w:rPr>
@@ -887,6 +723,182 @@
           <w14:ligatures w14:val="none"/>
         </w:rPr>
         <w:footnoteReference w:id="1"/>
+      </w:r>
+      <w:r>
+        <w:rPr>
+          <w:rFonts w:ascii="Arial Narrow" w:eastAsia="Arial Narrow" w:hAnsi="Arial Narrow" w:cs="Arial Narrow"/>
+          <w:color w:val="000000"/>
+          <w:kern w:val="0"/>
+          <w:sz w:val="22"/>
+          <w:szCs w:val="22"/>
+          <w:lang w:val="es-ES" w:eastAsia="es-ES"/>
+          <w14:ligatures w14:val="none"/>
+        </w:rPr>
+        <w:t xml:space="preserve"> (en adelante, Código), señalando lo siguiente:</w:t>
+      </w:r>
+      <w:r>
+        <w:rPr>
+          <w:rFonts w:ascii="Arial Narrow" w:eastAsia="Arial Narrow" w:hAnsi="Arial Narrow" w:cs="Arial Narrow"/>
+          <w:color w:val="000000"/>
+          <w:kern w:val="0"/>
+          <w:sz w:val="22"/>
+          <w:szCs w:val="22"/>
+          <w:lang w:val="es-ES" w:eastAsia="es-ES"/>
+          <w14:ligatures w14:val="none"/>
+        </w:rPr>
+        <w:t/>
+      </w:r>
+      <w:r>
+        <w:rPr>
+          <w:rFonts w:ascii="Arial Narrow" w:eastAsia="Arial Narrow" w:hAnsi="Arial Narrow" w:cs="Arial Narrow"/>
+          <w:color w:val="000000"/>
+          <w:kern w:val="0"/>
+          <w:sz w:val="22"/>
+          <w:szCs w:val="22"/>
+          <w:lang w:val="es-ES" w:eastAsia="es-ES"/>
+          <w14:ligatures w14:val="none"/>
+        </w:rPr>
+        <w:t xml:space="preserve"/>
+      </w:r>
+      <w:r>
+        <w:rPr>
+          <w:rFonts w:ascii="Arial Narrow" w:eastAsia="Arial Narrow" w:hAnsi="Arial Narrow" w:cs="Arial Narrow"/>
+          <w:color w:val="000000"/>
+          <w:kern w:val="0"/>
+          <w:sz w:val="22"/>
+          <w:szCs w:val="22"/>
+          <w:lang w:val="es-ES" w:eastAsia="es-ES"/>
+          <w14:ligatures w14:val="none"/>
+        </w:rPr>
+        <w:t/>
+      </w:r>
+      <w:r>
+        <w:rPr>
+          <w:rFonts w:ascii="Arial Narrow" w:eastAsia="Arial Narrow" w:hAnsi="Arial Narrow" w:cs="Arial Narrow"/>
+          <w:kern w:val="0"/>
+          <w14:ligatures w14:val="none"/>
+          <w:sz w:val="22"/>
+          <w:szCs w:val="22"/>
+        </w:rPr>
+        <w:t xml:space="preserve"/>
+      </w:r>
+      <w:r>
+        <w:rPr>
+          <w:rFonts w:ascii="Arial Narrow" w:eastAsia="Arial Narrow" w:hAnsi="Arial Narrow" w:cs="Arial Narrow"/>
+          <w:kern w:val="0"/>
+          <w14:ligatures w14:val="none"/>
+          <w:sz w:val="22"/>
+          <w:szCs w:val="22"/>
+        </w:rPr>
+        <w:t xml:space="preserve"/>
+      </w:r>
+      <w:r>
+        <w:rPr>
+          <w:rFonts w:ascii="Arial Narrow" w:eastAsia="Arial Narrow" w:hAnsi="Arial Narrow" w:cs="Arial Narrow"/>
+          <w:kern w:val="0"/>
+          <w14:ligatures w14:val="none"/>
+          <w:sz w:val="22"/>
+          <w:szCs w:val="22"/>
+        </w:rPr>
+        <w:t/>
+      </w:r>
+      <w:r>
+        <w:rPr>
+          <w:rFonts w:ascii="Arial Narrow" w:eastAsia="Arial Narrow" w:hAnsi="Arial Narrow" w:cs="Arial Narrow"/>
+          <w:color w:val="000000"/>
+          <w:kern w:val="0"/>
+          <w:sz w:val="22"/>
+          <w:szCs w:val="22"/>
+          <w:lang w:val="es-ES" w:eastAsia="es-ES"/>
+          <w14:ligatures w14:val="none"/>
+        </w:rPr>
+        <w:t xml:space="preserve"/>
+      </w:r>
+      <w:r>
+        <w:rPr>
+          <w:rFonts w:ascii="Arial Narrow" w:eastAsia="Arial Narrow" w:hAnsi="Arial Narrow" w:cs="Arial Narrow"/>
+          <w:color w:val="000000"/>
+          <w:kern w:val="0"/>
+          <w:sz w:val="22"/>
+          <w:szCs w:val="22"/>
+          <w:lang w:val="es-ES" w:eastAsia="es-ES"/>
+          <w14:ligatures w14:val="none"/>
+        </w:rPr>
+        <w:t xml:space="preserve"/>
+      </w:r>
+      <w:proofErr w:type="spellStart"/>
+      <w:r>
+        <w:rPr>
+          <w:rFonts w:ascii="Arial Narrow" w:eastAsia="Arial Narrow" w:hAnsi="Arial Narrow" w:cs="Arial Narrow"/>
+          <w:color w:val="000000"/>
+          <w:kern w:val="0"/>
+          <w:sz w:val="22"/>
+          <w:szCs w:val="22"/>
+          <w:lang w:val="es-ES" w:eastAsia="es-ES"/>
+          <w14:ligatures w14:val="none"/>
+        </w:rPr>
+        <w:t/>
+      </w:r>
+      <w:proofErr w:type="spellEnd"/>
+      <w:r>
+        <w:rPr>
+          <w:rFonts w:ascii="Arial Narrow" w:eastAsia="Arial Narrow" w:hAnsi="Arial Narrow" w:cs="Arial Narrow"/>
+          <w:color w:val="000000"/>
+          <w:kern w:val="0"/>
+          <w:sz w:val="22"/>
+          <w:szCs w:val="22"/>
+          <w:lang w:val="es-ES" w:eastAsia="es-ES"/>
+          <w14:ligatures w14:val="none"/>
+        </w:rPr>
+        <w:t xml:space="preserve"/>
+      </w:r>
+      <w:r>
+        <w:rPr>
+          <w:rFonts w:ascii="Arial Narrow" w:eastAsia="Arial Narrow" w:hAnsi="Arial Narrow" w:cs="Arial Narrow"/>
+          <w:color w:val="000000"/>
+          <w:kern w:val="0"/>
+          <w:sz w:val="22"/>
+          <w:szCs w:val="22"/>
+          <w:lang w:val="es-ES" w:eastAsia="es-ES"/>
+          <w14:ligatures w14:val="none"/>
+        </w:rPr>
+        <w:t xml:space="preserve"/>
+      </w:r>
+      <w:r>
+        <w:rPr>
+          <w:rFonts w:ascii="Arial Narrow" w:eastAsia="Arial Narrow" w:hAnsi="Arial Narrow" w:cs="Arial Narrow"/>
+          <w:color w:val="000000"/>
+          <w:kern w:val="0"/>
+          <w:sz w:val="22"/>
+          <w:szCs w:val="22"/>
+          <w:lang w:val="es-ES" w:eastAsia="es-ES"/>
+          <w14:ligatures w14:val="none"/>
+        </w:rPr>
+        <w:t xml:space="preserve"/>
+      </w:r>
+      <w:r>
+        <w:rPr>
+          <w:rFonts w:ascii="Arial Narrow" w:eastAsia="Arial Narrow" w:hAnsi="Arial Narrow" w:cs="Arial Narrow"/>
+          <w:color w:val="000000"/>
+          <w:kern w:val="0"/>
+          <w:sz w:val="22"/>
+          <w:szCs w:val="22"/>
+          <w:lang w:val="es-ES" w:eastAsia="es-ES"/>
+          <w14:ligatures w14:val="none"/>
+        </w:rPr>
+        <w:t/>
+      </w:r>
+      <w:r>
+        <w:rPr>
+          <w:rFonts w:ascii="Arial Narrow" w:eastAsia="Arial Narrow" w:hAnsi="Arial Narrow" w:cs="Arial Narrow"/>
+          <w:color w:val="000000"/>
+          <w:kern w:val="0"/>
+          <w:sz w:val="22"/>
+          <w:szCs w:val="22"/>
+          <w:lang w:val="es-ES" w:eastAsia="es-ES"/>
+          <w14:ligatures w14:val="none"/>
+        </w:rPr>
+        <w:t xml:space="preserve"/>
       </w:r>
       <w:r>
         <w:rPr>
@@ -4161,23 +4173,6 @@
     <w:p>
       <w:pPr>
         <w:pStyle w:val="Prrafodelista"/>
-        <w:spacing w:after="0" w:line="240" w:lineRule="auto"/>
-        <w:ind w:left="567"/>
-        <w:jc w:val="both"/>
-        <w:rPr>
-          <w:rFonts w:ascii="Arial Narrow" w:eastAsia="Arial Narrow" w:hAnsi="Arial Narrow" w:cs="Arial Narrow"/>
-          <w:color w:val="000000"/>
-          <w:kern w:val="0"/>
-          <w:sz w:val="22"/>
-          <w:szCs w:val="22"/>
-          <w:lang w:val="es-ES" w:eastAsia="es-ES"/>
-          <w14:ligatures w14:val="none"/>
-        </w:rPr>
-      </w:pPr>
-    </w:p>
-    <w:p>
-      <w:pPr>
-        <w:pStyle w:val="Prrafodelista"/>
         <w:numPr>
           <w:ilvl w:val="0"/>
           <w:numId w:val="5"/>
@@ -4255,7 +4250,19 @@
           <w:lang w:eastAsia="es-PE"/>
           <w14:ligatures w14:val="none"/>
         </w:rPr>
-        <w:t xml:space="preserve">PRIMERO: admitir a trámite la denuncia del 15 de enero de 2026, complementado mediante escrito del 24 de enero de 2026, subsanada mediante escrito del 16 de febrero de 2026, interpuesta por el señor [DENUNCIANTE] contra BNP Paribas Cardif S.A. Compañía de Seguros y Reaseguros y Scotiabank Perú S.A.A., por lo siguiente:</w:t>
+        <w:t xml:space="preserve">PRIMERO:</w:t>
+      </w:r>
+      <w:r>
+        <w:rPr>
+          <w:rFonts w:ascii="Arial Narrow" w:eastAsia="Arial Narrow" w:hAnsi="Arial Narrow" w:cs="Arial Narrow"/>
+          <w:color w:val="000000"/>
+          <w:kern w:val="0"/>
+          <w:sz w:val="22"/>
+          <w:szCs w:val="22"/>
+          <w:lang w:eastAsia="es-PE"/>
+          <w14:ligatures w14:val="none"/>
+        </w:rPr>
+        <w:t xml:space="preserve"> admitir a trámite la denuncia del 15 de enero de 2026, complementado mediante escrito del 24 de enero de 2026, subsanada mediante escrito del 16 de febrero de 2026, interpuesta por el señor [DENUNCIANTE] contra BNP Paribas Cardif S.A. Compañía de Seguros y Reaseguros y Scotiabank Perú S.A.A., por lo siguiente:</w:t>
       </w:r>
       <w:r>
         <w:rPr>
@@ -4349,7 +4356,6 @@
       <w:r>
         <w:rPr>
           <w:rFonts w:ascii="Arial Narrow" w:eastAsia="Arial Narrow" w:hAnsi="Arial Narrow" w:cs="Arial Narrow"/>
-          <w:bCs/>
           <w:sz w:val="22"/>
           <w:szCs w:val="22"/>
         </w:rPr>
@@ -4359,7 +4365,6 @@
       <w:r>
         <w:rPr>
           <w:rFonts w:ascii="Arial Narrow" w:eastAsia="Arial Narrow" w:hAnsi="Arial Narrow" w:cs="Arial Narrow"/>
-          <w:bCs/>
           <w:sz w:val="22"/>
           <w:szCs w:val="22"/>
         </w:rPr>
@@ -4369,7 +4374,6 @@
       <w:r>
         <w:rPr>
           <w:rFonts w:ascii="Arial Narrow" w:eastAsia="Arial Narrow" w:hAnsi="Arial Narrow" w:cs="Arial Narrow"/>
-          <w:bCs/>
           <w:sz w:val="22"/>
           <w:szCs w:val="22"/>
         </w:rPr>
@@ -4379,7 +4383,6 @@
       <w:r>
         <w:rPr>
           <w:rFonts w:ascii="Arial Narrow" w:eastAsia="Arial Narrow" w:hAnsi="Arial Narrow" w:cs="Arial Narrow"/>
-          <w:bCs/>
           <w:sz w:val="22"/>
           <w:szCs w:val="22"/>
         </w:rPr>
@@ -4389,7 +4392,6 @@
       <w:r>
         <w:rPr>
           <w:rFonts w:ascii="Arial Narrow" w:eastAsia="Arial Narrow" w:hAnsi="Arial Narrow" w:cs="Arial Narrow"/>
-          <w:bCs/>
           <w:sz w:val="22"/>
           <w:szCs w:val="22"/>
         </w:rPr>
@@ -4963,7 +4965,19 @@
           <w:lang w:eastAsia="es-PE"/>
           <w14:ligatures w14:val="none"/>
         </w:rPr>
-        <w:t xml:space="preserve">TERCERO: </w:t>
+        <w:t xml:space="preserve">TERCERO:</w:t>
+      </w:r>
+      <w:r>
+        <w:rPr>
+          <w:rFonts w:ascii="Arial Narrow" w:eastAsia="Arial Narrow" w:hAnsi="Arial Narrow" w:cs="Arial Narrow"/>
+          <w:color w:val="000000"/>
+          <w:kern w:val="0"/>
+          <w:sz w:val="22"/>
+          <w:szCs w:val="22"/>
+          <w:lang w:eastAsia="es-PE"/>
+          <w14:ligatures w14:val="none"/>
+        </w:rPr>
+        <w:t xml:space="preserve"> </w:t>
       </w:r>
       <w:r>
         <w:rPr>
@@ -4980,7 +4994,6 @@
       <w:r>
         <w:rPr>
           <w:rFonts w:ascii="Arial Narrow" w:eastAsia="Arial Narrow" w:hAnsi="Arial Narrow" w:cs="Arial Narrow"/>
-          <w:bCs/>
           <w:sz w:val="22"/>
           <w:szCs w:val="22"/>
         </w:rPr>
@@ -4990,7 +5003,6 @@
       <w:r>
         <w:rPr>
           <w:rFonts w:ascii="Arial Narrow" w:eastAsia="Arial Narrow" w:hAnsi="Arial Narrow" w:cs="Arial Narrow"/>
-          <w:bCs/>
           <w:sz w:val="22"/>
           <w:szCs w:val="22"/>
         </w:rPr>
@@ -5000,7 +5012,6 @@
       <w:r>
         <w:rPr>
           <w:rFonts w:ascii="Arial Narrow" w:eastAsia="Arial Narrow" w:hAnsi="Arial Narrow" w:cs="Arial Narrow"/>
-          <w:bCs/>
           <w:sz w:val="22"/>
           <w:szCs w:val="22"/>
         </w:rPr>
@@ -5010,7 +5021,6 @@
       <w:r>
         <w:rPr>
           <w:rFonts w:ascii="Arial Narrow" w:eastAsia="Arial Narrow" w:hAnsi="Arial Narrow" w:cs="Arial Narrow"/>
-          <w:bCs/>
           <w:sz w:val="22"/>
           <w:szCs w:val="22"/>
         </w:rPr>
@@ -5020,7 +5030,6 @@
       <w:r>
         <w:rPr>
           <w:rFonts w:ascii="Arial Narrow" w:eastAsia="Arial Narrow" w:hAnsi="Arial Narrow" w:cs="Arial Narrow"/>
-          <w:bCs/>
           <w:sz w:val="22"/>
           <w:szCs w:val="22"/>
         </w:rPr>
@@ -5029,7 +5038,6 @@
       <w:r>
         <w:rPr>
           <w:rFonts w:ascii="Arial Narrow" w:eastAsia="Arial Narrow" w:hAnsi="Arial Narrow" w:cs="Arial Narrow"/>
-          <w:bCs/>
           <w:sz w:val="22"/>
           <w:szCs w:val="22"/>
         </w:rPr>
@@ -5038,7 +5046,6 @@
       <w:r>
         <w:rPr>
           <w:rFonts w:ascii="Arial Narrow" w:eastAsia="Arial Narrow" w:hAnsi="Arial Narrow" w:cs="Arial Narrow"/>
-          <w:bCs/>
           <w:sz w:val="22"/>
           <w:szCs w:val="22"/>
         </w:rPr>
@@ -5435,7 +5442,15 @@
           <w:sz w:val="22"/>
           <w:szCs w:val="22"/>
         </w:rPr>
-        <w:t xml:space="preserve">CUARTO: </w:t>
+        <w:t xml:space="preserve">CUARTO:</w:t>
+      </w:r>
+      <w:r>
+        <w:rPr>
+          <w:rFonts w:ascii="Arial Narrow" w:eastAsia="Arial Narrow" w:hAnsi="Arial Narrow" w:cs="Arial Narrow"/>
+          <w:sz w:val="22"/>
+          <w:szCs w:val="22"/>
+        </w:rPr>
+        <w:t xml:space="preserve"> </w:t>
       </w:r>
       <w:r>
         <w:rPr>
@@ -5457,7 +5472,7 @@
           <w:lang w:val="es-ES" w:eastAsia="es-ES"/>
           <w14:ligatures w14:val="none"/>
         </w:rPr>
-        <w:footnoteReference w:id="12"/>
+        <w:footnoteReference w:id="7"/>
       </w:r>
       <w:r>
         <w:rPr>
@@ -5479,7 +5494,7 @@
           <w:lang w:val="es-ES" w:eastAsia="es-ES"/>
           <w14:ligatures w14:val="none"/>
         </w:rPr>
-        <w:footnoteReference w:id="13"/>
+        <w:footnoteReference w:id="8"/>
       </w:r>
       <w:r>
         <w:rPr>
@@ -5530,7 +5545,19 @@
           <w:lang w:eastAsia="es-PE"/>
           <w14:ligatures w14:val="none"/>
         </w:rPr>
-        <w:t xml:space="preserve">QUINTO: </w:t>
+        <w:t xml:space="preserve">QUINTO:</w:t>
+      </w:r>
+      <w:r>
+        <w:rPr>
+          <w:rFonts w:ascii="Arial Narrow" w:eastAsia="Arial Narrow" w:hAnsi="Arial Narrow" w:cs="Arial Narrow"/>
+          <w:color w:val="000000"/>
+          <w:kern w:val="0"/>
+          <w:sz w:val="22"/>
+          <w:szCs w:val="22"/>
+          <w:lang w:eastAsia="es-PE"/>
+          <w14:ligatures w14:val="none"/>
+        </w:rPr>
+        <w:t xml:space="preserve"> </w:t>
       </w:r>
       <w:bookmarkStart w:id="9" w:name="_Hlk188286813"/>
       <w:r>
@@ -5586,7 +5613,6 @@
       <w:r>
         <w:rPr>
           <w:rFonts w:ascii="Arial Narrow" w:eastAsia="Arial Narrow" w:hAnsi="Arial Narrow" w:cs="Arial Narrow"/>
-          <w:bCs/>
           <w:sz w:val="22"/>
           <w:szCs w:val="22"/>
         </w:rPr>
@@ -5596,7 +5622,6 @@
       <w:r>
         <w:rPr>
           <w:rFonts w:ascii="Arial Narrow" w:eastAsia="Arial Narrow" w:hAnsi="Arial Narrow" w:cs="Arial Narrow"/>
-          <w:bCs/>
           <w:sz w:val="22"/>
           <w:szCs w:val="22"/>
         </w:rPr>
@@ -5606,7 +5631,6 @@
       <w:r>
         <w:rPr>
           <w:rFonts w:ascii="Arial Narrow" w:eastAsia="Arial Narrow" w:hAnsi="Arial Narrow" w:cs="Arial Narrow"/>
-          <w:bCs/>
           <w:sz w:val="22"/>
           <w:szCs w:val="22"/>
         </w:rPr>
@@ -5616,7 +5640,6 @@
       <w:r>
         <w:rPr>
           <w:rFonts w:ascii="Arial Narrow" w:eastAsia="Arial Narrow" w:hAnsi="Arial Narrow" w:cs="Arial Narrow"/>
-          <w:bCs/>
           <w:sz w:val="22"/>
           <w:szCs w:val="22"/>
         </w:rPr>
@@ -5626,7 +5649,6 @@
       <w:r>
         <w:rPr>
           <w:rFonts w:ascii="Arial Narrow" w:eastAsia="Arial Narrow" w:hAnsi="Arial Narrow" w:cs="Arial Narrow"/>
-          <w:bCs/>
           <w:sz w:val="22"/>
           <w:szCs w:val="22"/>
         </w:rPr>
@@ -5812,7 +5834,19 @@
           <w:lang w:eastAsia="es-PE"/>
           <w14:ligatures w14:val="none"/>
         </w:rPr>
-        <w:t xml:space="preserve">SEXTO: </w:t>
+        <w:t xml:space="preserve">SEXTO:</w:t>
+      </w:r>
+      <w:r>
+        <w:rPr>
+          <w:rFonts w:ascii="Arial Narrow" w:eastAsia="Arial Narrow" w:hAnsi="Arial Narrow" w:cs="Arial Narrow"/>
+          <w:color w:val="000000"/>
+          <w:kern w:val="0"/>
+          <w:sz w:val="22"/>
+          <w:szCs w:val="22"/>
+          <w:lang w:eastAsia="es-PE"/>
+          <w14:ligatures w14:val="none"/>
+        </w:rPr>
+        <w:t xml:space="preserve"> </w:t>
       </w:r>
       <w:r>
         <w:rPr>
@@ -5853,7 +5887,6 @@
       <w:r>
         <w:rPr>
           <w:rFonts w:ascii="Arial Narrow" w:eastAsia="Arial Narrow" w:hAnsi="Arial Narrow" w:cs="Arial Narrow"/>
-          <w:bCs/>
           <w:sz w:val="22"/>
           <w:szCs w:val="22"/>
         </w:rPr>
@@ -6090,7 +6123,7 @@
           <w:lang w:eastAsia="es-PE"/>
           <w14:ligatures w14:val="none"/>
         </w:rPr>
-        <w:footnoteReference w:id="7"/>
+        <w:footnoteReference w:id="9"/>
       </w:r>
       <w:r>
         <w:rPr>
@@ -6188,7 +6221,7 @@
           <w:lang w:eastAsia="es-PE"/>
           <w14:ligatures w14:val="none"/>
         </w:rPr>
-        <w:footnoteReference w:id="8"/>
+        <w:footnoteReference w:id="10"/>
       </w:r>
       <w:r>
         <w:rPr>
@@ -6252,7 +6285,7 @@
           <w:lang w:eastAsia="es-PE"/>
           <w14:ligatures w14:val="none"/>
         </w:rPr>
-        <w:footnoteReference w:id="9"/>
+        <w:footnoteReference w:id="11"/>
       </w:r>
       <w:r>
         <w:rPr>
@@ -6501,7 +6534,7 @@
           <w:vertAlign w:val="superscript"/>
           <w14:ligatures w14:val="none"/>
         </w:rPr>
-        <w:footnoteReference w:id="10"/>
+        <w:footnoteReference w:id="12"/>
       </w:r>
       <w:r>
         <w:rPr>
@@ -6519,7 +6552,6 @@
           <w:kern w:val="0"/>
           <w:sz w:val="22"/>
           <w:szCs w:val="22"/>
-          <w:u w:val="single"/>
           <w14:ligatures w14:val="none"/>
         </w:rPr>
         <w:t>expresamente su facultad para asistir y conciliar en su representación</w:t>
@@ -6527,7 +6559,6 @@
       <w:r>
         <w:rPr>
           <w:rFonts w:ascii="Arial Narrow" w:eastAsia="Arial Narrow" w:hAnsi="Arial Narrow" w:cs="Arial Narrow"/>
-          <w:bCs/>
           <w:kern w:val="0"/>
           <w14:ligatures w14:val="none"/>
           <w:sz w:val="22"/>
@@ -6538,8 +6569,6 @@
       <w:r>
         <w:rPr>
           <w:rFonts w:ascii="Arial Narrow" w:eastAsia="Arial Narrow" w:hAnsi="Arial Narrow" w:cs="Arial Narrow"/>
-          <w:b/>
-          <w:bCs/>
           <w:kern w:val="0"/>
           <w14:ligatures w14:val="none"/>
           <w:sz w:val="22"/>
@@ -6553,7 +6582,6 @@
           <w:kern w:val="0"/>
           <w:sz w:val="22"/>
           <w:szCs w:val="22"/>
-          <w:u w:val="single"/>
           <w14:ligatures w14:val="none"/>
         </w:rPr>
         <w:t xml:space="preserve">Ello bajo apercibimiento de no realizar la audiencia de conciliación y levantar el acta de inasistencia correspondiente. </w:t>
@@ -6675,15 +6703,23 @@
           <w:sz w:val="22"/>
           <w:szCs w:val="22"/>
         </w:rPr>
-        <w:t xml:space="preserve">DÉCIMO PRIMERO: </w:t>
-      </w:r>
-      <w:r>
-        <w:rPr>
-          <w:rFonts w:ascii="Arial Narrow" w:eastAsia="Arial Narrow" w:hAnsi="Arial Narrow" w:cs="Arial Narrow"/>
-          <w:sz w:val="22"/>
-          <w:szCs w:val="22"/>
-        </w:rPr>
-        <w:t xml:space="preserve">requerir al señor [DENUNCIANTE] y Scotiabank Perú S.A.A. para que, dentro del plazo de dos (2) días hábiles siguientes a la fecha en que reciban la notificación en sus bandejas de correo electrónico, efectúen la confirmación de recepción de la notificación remitida por este despacho a sus correos electrónicos, de conformidad con el segundo párrafo del numeral 4 del artículo 20 del Texto Único Ordenado de la Ley del Procedimiento Administrativo General, aprobado mediante Decreto Supremo 006-2026-JUS, bajo apercibimiento de rehacer el acto de notificación y notificarle conforme al numeral 1 del artículo 20 del citado cuerpo normativo.</w:t>
+        <w:t xml:space="preserve">DÉCIMO PRIMERO:</w:t>
+      </w:r>
+      <w:r>
+        <w:rPr>
+          <w:rFonts w:ascii="Arial Narrow" w:eastAsia="Arial Narrow" w:hAnsi="Arial Narrow" w:cs="Arial Narrow"/>
+          <w:sz w:val="22"/>
+          <w:szCs w:val="22"/>
+        </w:rPr>
+        <w:t xml:space="preserve"> </w:t>
+      </w:r>
+      <w:r>
+        <w:rPr>
+          <w:rFonts w:ascii="Arial Narrow" w:eastAsia="Arial Narrow" w:hAnsi="Arial Narrow" w:cs="Arial Narrow"/>
+          <w:sz w:val="22"/>
+          <w:szCs w:val="22"/>
+        </w:rPr>
+        <w:t xml:space="preserve">requerir al señor [DENUNCIANTE] y Scotiabank Perú S.A.A. para que, dentro del plazo de dos (2) días hábiles siguientes a la fecha en que reciban la notificación en sus bandejas de correo electrónico, efectúen la confirmación de recepción de la notificación remitida por este despacho a sus correos electrónicos, de conformidad con el segundo párrafo del numeral 4 del artículo 20 del Texto Único Ordenado de la Ley del Procedimiento Administrativo General, aprobado mediante Decreto Supremo 006-2026-JUS, bajo apercibimiento de rehacer el acto de notificación y notificarles conforme al numeral 1 del artículo 20 del citado cuerpo normativo.</w:t>
       </w:r>
       <w:r>
         <w:rPr>
@@ -6964,7 +7000,7 @@
           <w:szCs w:val="22"/>
           <w:vertAlign w:val="superscript"/>
         </w:rPr>
-        <w:footnoteReference w:id="11"/>
+        <w:footnoteReference w:id="13"/>
       </w:r>
       <w:r>
         <w:rPr>
@@ -7492,6 +7528,9 @@
     <w:p>
       <w:pPr>
         <w:pStyle w:val="Textonotapie"/>
+        <w:tabs>
+          <w:tab w:val="left" w:pos="567"/>
+        </w:tabs>
         <w:ind w:left="567" w:hanging="567"/>
         <w:jc w:val="both"/>
         <w:rPr>
@@ -7516,7 +7555,8 @@
           <w:sz w:val="16"/>
           <w:szCs w:val="16"/>
         </w:rPr>
-        <w:t xml:space="preserve"> </w:t>
+        <w:tab/>
+        <w:t xml:space="preserve"/>
       </w:r>
       <w:r>
         <w:rPr>
@@ -7591,15 +7631,16 @@
           <w:sz w:val="16"/>
           <w:szCs w:val="16"/>
         </w:rPr>
-        <w:t xml:space="preserve"> </w:t>
-      </w:r>
-      <w:r>
-        <w:rPr>
-          <w:rFonts w:ascii="Arial Narrow" w:eastAsia="Arial Narrow" w:hAnsi="Arial Narrow" w:cs="Arial Narrow"/>
-          <w:sz w:val="16"/>
-          <w:szCs w:val="16"/>
-        </w:rPr>
         <w:tab/>
+        <w:t xml:space="preserve"/>
+      </w:r>
+      <w:r>
+        <w:rPr>
+          <w:rFonts w:ascii="Arial Narrow" w:eastAsia="Arial Narrow" w:hAnsi="Arial Narrow" w:cs="Arial Narrow"/>
+          <w:sz w:val="16"/>
+          <w:szCs w:val="16"/>
+        </w:rPr>
+        <w:tab/>
       </w:r>
       <w:r>
         <w:rPr>
@@ -7631,7 +7672,7 @@
           <w:sz w:val="16"/>
           <w:szCs w:val="16"/>
         </w:rPr>
-        <w:t xml:space="preserve"> 29571, CÓDIGO DE PROTECCIÓN Y DEFENSA DEL CONSUMIDOR, publicado el 2 de setiembre de 2010 y modificado por Decreto Legislativo </w:t>
+        <w:t xml:space="preserve">29571, CÓDIGO DE PROTECCIÓN Y DEFENSA DEL CONSUMIDOR, publicado el 2 de setiembre de 2010 y modificado por Decreto Legislativo </w:t>
       </w:r>
       <w:proofErr w:type="spellStart"/>
       <w:r>
@@ -7653,7 +7694,7 @@
           <w:sz w:val="16"/>
           <w:szCs w:val="16"/>
         </w:rPr>
-        <w:t xml:space="preserve"> 1308 </w:t>
+        <w:t xml:space="preserve">1308 </w:t>
       </w:r>
     </w:p>
     <w:p>
@@ -7723,7 +7764,7 @@
           <w:sz w:val="16"/>
           <w:szCs w:val="16"/>
         </w:rPr>
-        <w:t xml:space="preserve"> 1033, Ley de Organización y Funciones del Indecopi. Dicha competencia solo puede ser negada cuando ella haya sido asignada o se asigne a favor de otro organismo por norma expresa con rango de ley. </w:t>
+        <w:t xml:space="preserve">1033, Ley de Organización y Funciones del Indecopi. Dicha competencia solo puede ser negada cuando ella haya sido asignada o se asigne a favor de otro organismo por norma expresa con rango de ley. </w:t>
       </w:r>
     </w:p>
     <w:p>
@@ -7760,10 +7801,52 @@
         <w:jc w:val="both"/>
         <w:rPr>
           <w:rFonts w:ascii="Arial Narrow" w:eastAsia="Arial Narrow" w:hAnsi="Arial Narrow" w:cs="Arial Narrow"/>
-          <w:sz w:val="16"/>
-          <w:szCs w:val="16"/>
-        </w:rPr>
-      </w:pPr>
+          <w:b/>
+          <w:bCs/>
+          <w:sz w:val="16"/>
+          <w:szCs w:val="16"/>
+        </w:rPr>
+      </w:pPr>
+      <w:r>
+        <w:rPr>
+          <w:rFonts w:ascii="Arial Narrow" w:eastAsia="Arial Narrow" w:hAnsi="Arial Narrow" w:cs="Arial Narrow"/>
+          <w:sz w:val="16"/>
+          <w:szCs w:val="16"/>
+        </w:rPr>
+        <w:tab/>
+      </w:r>
+      <w:r>
+        <w:rPr>
+          <w:rFonts w:ascii="Arial Narrow" w:eastAsia="Arial Narrow" w:hAnsi="Arial Narrow" w:cs="Arial Narrow"/>
+          <w:b/>
+          <w:bCs/>
+          <w:sz w:val="16"/>
+          <w:szCs w:val="16"/>
+        </w:rPr>
+        <w:t xml:space="preserve">LEY DE ORGANIZACIÓN Y FUNCIONES DEL INDECOPI, APROBADA POR DECRETO LEGISLATIVO </w:t>
+      </w:r>
+      <w:proofErr w:type="spellStart"/>
+      <w:r>
+        <w:rPr>
+          <w:rFonts w:ascii="Arial Narrow" w:eastAsia="Arial Narrow" w:hAnsi="Arial Narrow" w:cs="Arial Narrow"/>
+          <w:b/>
+          <w:bCs/>
+          <w:sz w:val="16"/>
+          <w:szCs w:val="16"/>
+        </w:rPr>
+        <w:t/>
+      </w:r>
+      <w:proofErr w:type="spellEnd"/>
+      <w:r>
+        <w:rPr>
+          <w:rFonts w:ascii="Arial Narrow" w:eastAsia="Arial Narrow" w:hAnsi="Arial Narrow" w:cs="Arial Narrow"/>
+          <w:b/>
+          <w:bCs/>
+          <w:sz w:val="16"/>
+          <w:szCs w:val="16"/>
+        </w:rPr>
+        <w:t xml:space="preserve">1033 </w:t>
+      </w:r>
     </w:p>
     <w:p>
       <w:pPr>
@@ -7775,51 +7858,46 @@
         <w:jc w:val="both"/>
         <w:rPr>
           <w:rFonts w:ascii="Arial Narrow" w:eastAsia="Arial Narrow" w:hAnsi="Arial Narrow" w:cs="Arial Narrow"/>
+          <w:sz w:val="16"/>
+          <w:szCs w:val="16"/>
+        </w:rPr>
+      </w:pPr>
+      <w:r>
+        <w:rPr>
+          <w:rFonts w:ascii="Arial Narrow" w:eastAsia="Arial Narrow" w:hAnsi="Arial Narrow" w:cs="Arial Narrow"/>
           <w:b/>
           <w:bCs/>
           <w:sz w:val="16"/>
           <w:szCs w:val="16"/>
         </w:rPr>
-      </w:pPr>
-      <w:r>
-        <w:rPr>
-          <w:rFonts w:ascii="Arial Narrow" w:eastAsia="Arial Narrow" w:hAnsi="Arial Narrow" w:cs="Arial Narrow"/>
-          <w:sz w:val="16"/>
-          <w:szCs w:val="16"/>
-        </w:rPr>
         <w:tab/>
-      </w:r>
-      <w:r>
-        <w:rPr>
-          <w:rFonts w:ascii="Arial Narrow" w:eastAsia="Arial Narrow" w:hAnsi="Arial Narrow" w:cs="Arial Narrow"/>
-          <w:b/>
-          <w:bCs/>
-          <w:sz w:val="16"/>
-          <w:szCs w:val="16"/>
-        </w:rPr>
-        <w:t xml:space="preserve">LEY DE ORGANIZACIÓN Y FUNCIONES DEL INDECOPI, APROBADA POR DECRETO LEGISLATIVO </w:t>
-      </w:r>
-      <w:proofErr w:type="spellStart"/>
-      <w:r>
-        <w:rPr>
-          <w:rFonts w:ascii="Arial Narrow" w:eastAsia="Arial Narrow" w:hAnsi="Arial Narrow" w:cs="Arial Narrow"/>
-          <w:b/>
-          <w:bCs/>
-          <w:sz w:val="16"/>
-          <w:szCs w:val="16"/>
-        </w:rPr>
-        <w:t/>
-      </w:r>
-      <w:proofErr w:type="spellEnd"/>
-      <w:r>
-        <w:rPr>
-          <w:rFonts w:ascii="Arial Narrow" w:eastAsia="Arial Narrow" w:hAnsi="Arial Narrow" w:cs="Arial Narrow"/>
-          <w:b/>
-          <w:bCs/>
-          <w:sz w:val="16"/>
-          <w:szCs w:val="16"/>
-        </w:rPr>
-        <w:t xml:space="preserve"> 1033 </w:t>
+        <w:t>Artículo 27.-</w:t>
+      </w:r>
+      <w:r>
+        <w:rPr>
+          <w:rFonts w:ascii="Arial Narrow" w:eastAsia="Arial Narrow" w:hAnsi="Arial Narrow" w:cs="Arial Narrow"/>
+          <w:sz w:val="16"/>
+          <w:szCs w:val="16"/>
+        </w:rPr>
+        <w:t xml:space="preserve"> De la Comisión de Protección al </w:t>
+      </w:r>
+      <w:proofErr w:type="gramStart"/>
+      <w:r>
+        <w:rPr>
+          <w:rFonts w:ascii="Arial Narrow" w:eastAsia="Arial Narrow" w:hAnsi="Arial Narrow" w:cs="Arial Narrow"/>
+          <w:sz w:val="16"/>
+          <w:szCs w:val="16"/>
+        </w:rPr>
+        <w:t>Consumidor.-</w:t>
+      </w:r>
+      <w:proofErr w:type="gramEnd"/>
+      <w:r>
+        <w:rPr>
+          <w:rFonts w:ascii="Arial Narrow" w:eastAsia="Arial Narrow" w:hAnsi="Arial Narrow" w:cs="Arial Narrow"/>
+          <w:sz w:val="16"/>
+          <w:szCs w:val="16"/>
+        </w:rPr>
+        <w:t xml:space="preserve"> </w:t>
       </w:r>
     </w:p>
     <w:p>
@@ -7839,39 +7917,11 @@
       <w:r>
         <w:rPr>
           <w:rFonts w:ascii="Arial Narrow" w:eastAsia="Arial Narrow" w:hAnsi="Arial Narrow" w:cs="Arial Narrow"/>
-          <w:b/>
-          <w:bCs/>
           <w:sz w:val="16"/>
           <w:szCs w:val="16"/>
         </w:rPr>
         <w:tab/>
-        <w:t>Artículo 27.-</w:t>
-      </w:r>
-      <w:r>
-        <w:rPr>
-          <w:rFonts w:ascii="Arial Narrow" w:eastAsia="Arial Narrow" w:hAnsi="Arial Narrow" w:cs="Arial Narrow"/>
-          <w:sz w:val="16"/>
-          <w:szCs w:val="16"/>
-        </w:rPr>
-        <w:t xml:space="preserve"> De la Comisión de Protección al </w:t>
-      </w:r>
-      <w:proofErr w:type="gramStart"/>
-      <w:r>
-        <w:rPr>
-          <w:rFonts w:ascii="Arial Narrow" w:eastAsia="Arial Narrow" w:hAnsi="Arial Narrow" w:cs="Arial Narrow"/>
-          <w:sz w:val="16"/>
-          <w:szCs w:val="16"/>
-        </w:rPr>
-        <w:t>Consumidor.-</w:t>
-      </w:r>
-      <w:proofErr w:type="gramEnd"/>
-      <w:r>
-        <w:rPr>
-          <w:rFonts w:ascii="Arial Narrow" w:eastAsia="Arial Narrow" w:hAnsi="Arial Narrow" w:cs="Arial Narrow"/>
-          <w:sz w:val="16"/>
-          <w:szCs w:val="16"/>
-        </w:rPr>
-        <w:t xml:space="preserve"> </w:t>
+        <w:t>Corresponde a la Comisión de Protección al Consumidor velar por el cumplimiento de la Ley de Protección al Consumidor y de las leyes que, en general, protegen a los consumidores de la falta de idoneidad de los bienes y servicios en función de la información brindada, de las omisiones de información y de la discriminación en el consumo, así como de aquellas que complementen o sustituyan a las anteriores.</w:t>
       </w:r>
     </w:p>
     <w:p>
@@ -7884,20 +7934,15 @@
         <w:jc w:val="both"/>
         <w:rPr>
           <w:rFonts w:ascii="Arial Narrow" w:eastAsia="Arial Narrow" w:hAnsi="Arial Narrow" w:cs="Arial Narrow"/>
-          <w:sz w:val="16"/>
-          <w:szCs w:val="16"/>
-        </w:rPr>
-      </w:pPr>
-      <w:r>
-        <w:rPr>
-          <w:rFonts w:ascii="Arial Narrow" w:eastAsia="Arial Narrow" w:hAnsi="Arial Narrow" w:cs="Arial Narrow"/>
-          <w:sz w:val="16"/>
-          <w:szCs w:val="16"/>
-        </w:rPr>
-        <w:tab/>
-        <w:t>Corresponde a la Comisión de Protección al Consumidor velar por el cumplimiento de la Ley de Protección al Consumidor y de las leyes que, en general, protegen a los consumidores de la falta de idoneidad de los bienes y servicios en función de la información brindada, de las omisiones de información y de la discriminación en el consumo, así como de aquellas que complementen o sustituyan a las anteriores.</w:t>
-      </w:r>
-    </w:p>
+          <w:b/>
+          <w:bCs/>
+          <w:sz w:val="16"/>
+          <w:szCs w:val="16"/>
+        </w:rPr>
+      </w:pPr>
+    </w:p>
+  </w:footnote>
+  <w:footnote w:id="3">
     <w:p>
       <w:pPr>
         <w:pStyle w:val="Textonotapie"/>
@@ -7914,9 +7959,194 @@
           <w:szCs w:val="16"/>
         </w:rPr>
       </w:pPr>
-    </w:p>
-  </w:footnote>
-  <w:footnote w:id="3">
+      <w:r>
+        <w:rPr>
+          <w:rStyle w:val="Refdenotaalpie"/>
+          <w:rFonts w:ascii="Arial Narrow" w:eastAsia="Arial Narrow" w:hAnsi="Arial Narrow" w:cs="Arial Narrow"/>
+          <w:sz w:val="16"/>
+          <w:szCs w:val="16"/>
+          <w:vertAlign w:val="superscript"/>
+        </w:rPr>
+        <w:footnoteRef/>
+      </w:r>
+      <w:r>
+        <w:rPr>
+          <w:rFonts w:ascii="Arial Narrow" w:eastAsia="Arial Narrow" w:hAnsi="Arial Narrow" w:cs="Arial Narrow"/>
+          <w:sz w:val="16"/>
+          <w:szCs w:val="16"/>
+        </w:rPr>
+        <w:tab/>
+        <w:t xml:space="preserve"/>
+      </w:r>
+      <w:r>
+        <w:rPr>
+          <w:rFonts w:ascii="Arial Narrow" w:eastAsia="Arial Narrow" w:hAnsi="Arial Narrow" w:cs="Arial Narrow"/>
+          <w:sz w:val="16"/>
+          <w:szCs w:val="16"/>
+        </w:rPr>
+        <w:tab/>
+      </w:r>
+      <w:r>
+        <w:rPr>
+          <w:rFonts w:ascii="Arial Narrow" w:eastAsia="Arial Narrow" w:hAnsi="Arial Narrow" w:cs="Arial Narrow"/>
+          <w:b/>
+          <w:bCs/>
+          <w:sz w:val="16"/>
+          <w:szCs w:val="16"/>
+        </w:rPr>
+        <w:t xml:space="preserve">LEY </w:t>
+      </w:r>
+      <w:proofErr w:type="spellStart"/>
+      <w:r>
+        <w:rPr>
+          <w:rFonts w:ascii="Arial Narrow" w:eastAsia="Arial Narrow" w:hAnsi="Arial Narrow" w:cs="Arial Narrow"/>
+          <w:b/>
+          <w:bCs/>
+          <w:sz w:val="16"/>
+          <w:szCs w:val="16"/>
+        </w:rPr>
+        <w:t/>
+      </w:r>
+      <w:proofErr w:type="spellEnd"/>
+      <w:r>
+        <w:rPr>
+          <w:rFonts w:ascii="Arial Narrow" w:eastAsia="Arial Narrow" w:hAnsi="Arial Narrow" w:cs="Arial Narrow"/>
+          <w:b/>
+          <w:bCs/>
+          <w:sz w:val="16"/>
+          <w:szCs w:val="16"/>
+        </w:rPr>
+        <w:t xml:space="preserve">29571, CÓDIGO DE PROTECCIÓN Y DEFENSA DEL CONSUMIDOR, publicado el 2 de setiembre de 2010 y modificado por Decreto Legislativo </w:t>
+      </w:r>
+      <w:proofErr w:type="spellStart"/>
+      <w:r>
+        <w:rPr>
+          <w:rFonts w:ascii="Arial Narrow" w:eastAsia="Arial Narrow" w:hAnsi="Arial Narrow" w:cs="Arial Narrow"/>
+          <w:b/>
+          <w:bCs/>
+          <w:sz w:val="16"/>
+          <w:szCs w:val="16"/>
+        </w:rPr>
+        <w:t/>
+      </w:r>
+      <w:proofErr w:type="spellEnd"/>
+      <w:r>
+        <w:rPr>
+          <w:rFonts w:ascii="Arial Narrow" w:eastAsia="Arial Narrow" w:hAnsi="Arial Narrow" w:cs="Arial Narrow"/>
+          <w:b/>
+          <w:bCs/>
+          <w:sz w:val="16"/>
+          <w:szCs w:val="16"/>
+        </w:rPr>
+        <w:t xml:space="preserve">1308 </w:t>
+      </w:r>
+    </w:p>
+    <w:p>
+      <w:pPr>
+        <w:pStyle w:val="Textonotapie"/>
+        <w:ind w:left="567" w:right="-1"/>
+        <w:jc w:val="both"/>
+        <w:rPr>
+          <w:rFonts w:ascii="Arial Narrow" w:eastAsia="Arial Narrow" w:hAnsi="Arial Narrow" w:cs="Arial Narrow"/>
+          <w:b/>
+          <w:bCs/>
+          <w:sz w:val="16"/>
+          <w:szCs w:val="16"/>
+        </w:rPr>
+      </w:pPr>
+      <w:r>
+        <w:rPr>
+          <w:rFonts w:ascii="Arial Narrow" w:eastAsia="Arial Narrow" w:hAnsi="Arial Narrow" w:cs="Arial Narrow"/>
+          <w:b/>
+          <w:bCs/>
+          <w:sz w:val="16"/>
+          <w:szCs w:val="16"/>
+        </w:rPr>
+        <w:t xml:space="preserve">Artículo 18.- Idoneidad </w:t>
+      </w:r>
+    </w:p>
+    <w:p>
+      <w:pPr>
+        <w:pStyle w:val="Textonotapie"/>
+        <w:ind w:left="567" w:right="-1"/>
+        <w:jc w:val="both"/>
+        <w:rPr>
+          <w:rFonts w:ascii="Arial Narrow" w:eastAsia="Arial Narrow" w:hAnsi="Arial Narrow" w:cs="Arial Narrow"/>
+          <w:sz w:val="16"/>
+          <w:szCs w:val="16"/>
+        </w:rPr>
+      </w:pPr>
+      <w:r>
+        <w:rPr>
+          <w:rFonts w:ascii="Arial Narrow" w:eastAsia="Arial Narrow" w:hAnsi="Arial Narrow" w:cs="Arial Narrow"/>
+          <w:sz w:val="16"/>
+          <w:szCs w:val="16"/>
+        </w:rPr>
+        <w:t xml:space="preserve">Se entiende por idoneidad la correspondencia entre lo que un consumidor espera y lo que efectivamente recibe, en función a lo que se le hubiera ofrecido, la publicidad e información transmitida, las condiciones y circunstancias de la transacción, las características y naturaleza del producto o servicio, el precio, entre otros factores, atendiendo a las circunstancias del caso. </w:t>
+      </w:r>
+    </w:p>
+    <w:p>
+      <w:pPr>
+        <w:pStyle w:val="Textonotapie"/>
+        <w:ind w:left="567" w:right="-1"/>
+        <w:jc w:val="both"/>
+        <w:rPr>
+          <w:rFonts w:ascii="Arial Narrow" w:eastAsia="Arial Narrow" w:hAnsi="Arial Narrow" w:cs="Arial Narrow"/>
+          <w:sz w:val="16"/>
+          <w:szCs w:val="16"/>
+        </w:rPr>
+      </w:pPr>
+      <w:r>
+        <w:rPr>
+          <w:rFonts w:ascii="Arial Narrow" w:eastAsia="Arial Narrow" w:hAnsi="Arial Narrow" w:cs="Arial Narrow"/>
+          <w:sz w:val="16"/>
+          <w:szCs w:val="16"/>
+        </w:rPr>
+        <w:t xml:space="preserve">La idoneidad es evaluada en función a la propia naturaleza del producto o servicio y a su aptitud para satisfacer la finalidad para la cual ha sido puesto en el mercado. Las autorizaciones por parte de los organismos del Estado para la fabricación de un producto o la prestación de un servicio, en los casos que sea necesario, no eximen de responsabilidad al proveedor frente al consumidor. </w:t>
+      </w:r>
+    </w:p>
+    <w:p>
+      <w:pPr>
+        <w:pStyle w:val="Textonotapie"/>
+        <w:ind w:left="567" w:right="-1"/>
+        <w:jc w:val="both"/>
+        <w:rPr>
+          <w:rFonts w:ascii="Arial Narrow" w:eastAsia="Arial Narrow" w:hAnsi="Arial Narrow" w:cs="Arial Narrow"/>
+          <w:sz w:val="16"/>
+          <w:szCs w:val="16"/>
+        </w:rPr>
+      </w:pPr>
+      <w:r>
+        <w:rPr>
+          <w:rFonts w:ascii="Arial Narrow" w:eastAsia="Arial Narrow" w:hAnsi="Arial Narrow" w:cs="Arial Narrow"/>
+          <w:b/>
+          <w:bCs/>
+          <w:sz w:val="16"/>
+          <w:szCs w:val="16"/>
+        </w:rPr>
+        <w:t xml:space="preserve">Artículo 19.- Obligación de los proveedores </w:t>
+      </w:r>
+    </w:p>
+    <w:p>
+      <w:pPr>
+        <w:pStyle w:val="Textonotapie"/>
+        <w:ind w:left="567" w:right="-1"/>
+        <w:jc w:val="both"/>
+        <w:rPr>
+          <w:rFonts w:ascii="Arial Narrow" w:eastAsia="Arial Narrow" w:hAnsi="Arial Narrow" w:cs="Arial Narrow"/>
+          <w:sz w:val="16"/>
+          <w:szCs w:val="16"/>
+        </w:rPr>
+      </w:pPr>
+      <w:r>
+        <w:rPr>
+          <w:rFonts w:ascii="Arial Narrow" w:eastAsia="Arial Narrow" w:hAnsi="Arial Narrow" w:cs="Arial Narrow"/>
+          <w:sz w:val="16"/>
+          <w:szCs w:val="16"/>
+        </w:rPr>
+        <w:t>El proveedor responde por la idoneidad y calidad de los productos y servicios ofrecidos; por la autenticidad de las marcas y leyendas que exhiben sus productos o del signo que respalda al prestador del servicio, por la falta de conformidad entre la publicidad comercial de los productos y servicios y estos, así como por el contenido y la vida útil del producto indicado en el envase, en lo que corresponda.</w:t>
+      </w:r>
+    </w:p>
     <w:p>
       <w:pPr>
         <w:pStyle w:val="Textonotapie"/>
@@ -7933,205 +8163,9 @@
           <w:szCs w:val="16"/>
         </w:rPr>
       </w:pPr>
-      <w:r>
-        <w:rPr>
-          <w:rStyle w:val="Refdenotaalpie"/>
-          <w:rFonts w:ascii="Arial Narrow" w:eastAsia="Arial Narrow" w:hAnsi="Arial Narrow" w:cs="Arial Narrow"/>
-          <w:sz w:val="16"/>
-          <w:szCs w:val="16"/>
-          <w:vertAlign w:val="superscript"/>
-        </w:rPr>
-        <w:footnoteRef/>
-      </w:r>
-      <w:r>
-        <w:rPr>
-          <w:rFonts w:ascii="Arial Narrow" w:eastAsia="Arial Narrow" w:hAnsi="Arial Narrow" w:cs="Arial Narrow"/>
-          <w:sz w:val="16"/>
-          <w:szCs w:val="16"/>
-        </w:rPr>
-        <w:t xml:space="preserve"> </w:t>
-      </w:r>
-      <w:r>
-        <w:rPr>
-          <w:rFonts w:ascii="Arial Narrow" w:eastAsia="Arial Narrow" w:hAnsi="Arial Narrow" w:cs="Arial Narrow"/>
-          <w:sz w:val="16"/>
-          <w:szCs w:val="16"/>
-        </w:rPr>
-        <w:tab/>
-      </w:r>
-      <w:r>
-        <w:rPr>
-          <w:rFonts w:ascii="Arial Narrow" w:eastAsia="Arial Narrow" w:hAnsi="Arial Narrow" w:cs="Arial Narrow"/>
-          <w:b/>
-          <w:bCs/>
-          <w:sz w:val="16"/>
-          <w:szCs w:val="16"/>
-        </w:rPr>
-        <w:t xml:space="preserve">LEY </w:t>
-      </w:r>
-      <w:proofErr w:type="spellStart"/>
-      <w:r>
-        <w:rPr>
-          <w:rFonts w:ascii="Arial Narrow" w:eastAsia="Arial Narrow" w:hAnsi="Arial Narrow" w:cs="Arial Narrow"/>
-          <w:b/>
-          <w:bCs/>
-          <w:sz w:val="16"/>
-          <w:szCs w:val="16"/>
-        </w:rPr>
-        <w:t/>
-      </w:r>
-      <w:proofErr w:type="spellEnd"/>
-      <w:r>
-        <w:rPr>
-          <w:rFonts w:ascii="Arial Narrow" w:eastAsia="Arial Narrow" w:hAnsi="Arial Narrow" w:cs="Arial Narrow"/>
-          <w:b/>
-          <w:bCs/>
-          <w:sz w:val="16"/>
-          <w:szCs w:val="16"/>
-        </w:rPr>
-        <w:t xml:space="preserve"> 29571, CÓDIGO DE PROTECCIÓN Y DEFENSA DEL CONSUMIDOR, publicado el 2 de setiembre de 2010 y modificado por Decreto Legislativo </w:t>
-      </w:r>
-      <w:proofErr w:type="spellStart"/>
-      <w:r>
-        <w:rPr>
-          <w:rFonts w:ascii="Arial Narrow" w:eastAsia="Arial Narrow" w:hAnsi="Arial Narrow" w:cs="Arial Narrow"/>
-          <w:b/>
-          <w:bCs/>
-          <w:sz w:val="16"/>
-          <w:szCs w:val="16"/>
-        </w:rPr>
-        <w:t/>
-      </w:r>
-      <w:proofErr w:type="spellEnd"/>
-      <w:r>
-        <w:rPr>
-          <w:rFonts w:ascii="Arial Narrow" w:eastAsia="Arial Narrow" w:hAnsi="Arial Narrow" w:cs="Arial Narrow"/>
-          <w:b/>
-          <w:bCs/>
-          <w:sz w:val="16"/>
-          <w:szCs w:val="16"/>
-        </w:rPr>
-        <w:t xml:space="preserve"> 1308 </w:t>
-      </w:r>
-    </w:p>
-    <w:p>
-      <w:pPr>
-        <w:pStyle w:val="Textonotapie"/>
-        <w:ind w:left="567" w:right="-1"/>
-        <w:jc w:val="both"/>
-        <w:rPr>
-          <w:rFonts w:ascii="Arial Narrow" w:eastAsia="Arial Narrow" w:hAnsi="Arial Narrow" w:cs="Arial Narrow"/>
-          <w:b/>
-          <w:bCs/>
-          <w:sz w:val="16"/>
-          <w:szCs w:val="16"/>
-        </w:rPr>
-      </w:pPr>
-      <w:r>
-        <w:rPr>
-          <w:rFonts w:ascii="Arial Narrow" w:eastAsia="Arial Narrow" w:hAnsi="Arial Narrow" w:cs="Arial Narrow"/>
-          <w:b/>
-          <w:bCs/>
-          <w:sz w:val="16"/>
-          <w:szCs w:val="16"/>
-        </w:rPr>
-        <w:t xml:space="preserve">Artículo 18.- Idoneidad </w:t>
-      </w:r>
-    </w:p>
-    <w:p>
-      <w:pPr>
-        <w:pStyle w:val="Textonotapie"/>
-        <w:ind w:left="567" w:right="-1"/>
-        <w:jc w:val="both"/>
-        <w:rPr>
-          <w:rFonts w:ascii="Arial Narrow" w:eastAsia="Arial Narrow" w:hAnsi="Arial Narrow" w:cs="Arial Narrow"/>
-          <w:sz w:val="16"/>
-          <w:szCs w:val="16"/>
-        </w:rPr>
-      </w:pPr>
-      <w:r>
-        <w:rPr>
-          <w:rFonts w:ascii="Arial Narrow" w:eastAsia="Arial Narrow" w:hAnsi="Arial Narrow" w:cs="Arial Narrow"/>
-          <w:sz w:val="16"/>
-          <w:szCs w:val="16"/>
-        </w:rPr>
-        <w:t xml:space="preserve">Se entiende por idoneidad la correspondencia entre lo que un consumidor espera y lo que efectivamente recibe, en función a lo que se le hubiera ofrecido, la publicidad e información transmitida, las condiciones y circunstancias de la transacción, las características y naturaleza del producto o servicio, el precio, entre otros factores, atendiendo a las circunstancias del caso. </w:t>
-      </w:r>
-    </w:p>
-    <w:p>
-      <w:pPr>
-        <w:pStyle w:val="Textonotapie"/>
-        <w:ind w:left="567" w:right="-1"/>
-        <w:jc w:val="both"/>
-        <w:rPr>
-          <w:rFonts w:ascii="Arial Narrow" w:eastAsia="Arial Narrow" w:hAnsi="Arial Narrow" w:cs="Arial Narrow"/>
-          <w:sz w:val="16"/>
-          <w:szCs w:val="16"/>
-        </w:rPr>
-      </w:pPr>
-      <w:r>
-        <w:rPr>
-          <w:rFonts w:ascii="Arial Narrow" w:eastAsia="Arial Narrow" w:hAnsi="Arial Narrow" w:cs="Arial Narrow"/>
-          <w:sz w:val="16"/>
-          <w:szCs w:val="16"/>
-        </w:rPr>
-        <w:t xml:space="preserve">La idoneidad es evaluada en función a la propia naturaleza del producto o servicio y a su aptitud para satisfacer la finalidad para la cual ha sido puesto en el mercado. Las autorizaciones por parte de los organismos del Estado para la fabricación de un producto o la prestación de un servicio, en los casos que sea necesario, no eximen de responsabilidad al proveedor frente al consumidor. </w:t>
-      </w:r>
-    </w:p>
-    <w:p>
-      <w:pPr>
-        <w:pStyle w:val="Textonotapie"/>
-        <w:ind w:left="567" w:right="-1"/>
-        <w:jc w:val="both"/>
-        <w:rPr>
-          <w:rFonts w:ascii="Arial Narrow" w:eastAsia="Arial Narrow" w:hAnsi="Arial Narrow" w:cs="Arial Narrow"/>
-          <w:sz w:val="16"/>
-          <w:szCs w:val="16"/>
-        </w:rPr>
-      </w:pPr>
-    </w:p>
-    <w:p>
-      <w:pPr>
-        <w:pStyle w:val="Textonotapie"/>
-        <w:ind w:left="567" w:right="-1"/>
-        <w:jc w:val="both"/>
-        <w:rPr>
-          <w:rFonts w:ascii="Arial Narrow" w:eastAsia="Arial Narrow" w:hAnsi="Arial Narrow" w:cs="Arial Narrow"/>
-          <w:sz w:val="16"/>
-          <w:szCs w:val="16"/>
-        </w:rPr>
-      </w:pPr>
-      <w:r>
-        <w:rPr>
-          <w:rFonts w:ascii="Arial Narrow" w:eastAsia="Arial Narrow" w:hAnsi="Arial Narrow" w:cs="Arial Narrow"/>
-          <w:b/>
-          <w:bCs/>
-          <w:sz w:val="16"/>
-          <w:szCs w:val="16"/>
-        </w:rPr>
-        <w:t xml:space="preserve">Artículo 19.- Obligación de los proveedores </w:t>
-      </w:r>
-    </w:p>
-    <w:p>
-      <w:pPr>
-        <w:pStyle w:val="Textonotapie"/>
-        <w:ind w:left="567" w:right="-1"/>
-        <w:jc w:val="both"/>
-        <w:rPr>
-          <w:rFonts w:ascii="Arial Narrow" w:eastAsia="Arial Narrow" w:hAnsi="Arial Narrow" w:cs="Arial Narrow"/>
-          <w:sz w:val="16"/>
-          <w:szCs w:val="16"/>
-        </w:rPr>
-      </w:pPr>
-      <w:r>
-        <w:rPr>
-          <w:rFonts w:ascii="Arial Narrow" w:eastAsia="Arial Narrow" w:hAnsi="Arial Narrow" w:cs="Arial Narrow"/>
-          <w:sz w:val="16"/>
-          <w:szCs w:val="16"/>
-        </w:rPr>
-        <w:t>El proveedor responde por la idoneidad y calidad de los productos y servicios ofrecidos; por la autenticidad de las marcas y leyendas que exhiben sus productos o del signo que respalda al prestador del servicio, por la falta de conformidad entre la publicidad comercial de los productos y servicios y estos, así como por el contenido y la vida útil del producto indicado en el envase, en lo que corresponda.</w:t>
-      </w:r>
-    </w:p>
+    </w:p>
+  </w:footnote>
+  <w:footnote w:id="4">
     <w:p>
       <w:pPr>
         <w:pStyle w:val="Textonotapie"/>
@@ -8142,15 +8176,96 @@
         <w:jc w:val="both"/>
         <w:rPr>
           <w:rFonts w:ascii="Arial Narrow" w:eastAsia="Arial Narrow" w:hAnsi="Arial Narrow" w:cs="Arial Narrow"/>
+          <w:sz w:val="16"/>
+          <w:szCs w:val="16"/>
+        </w:rPr>
+      </w:pPr>
+      <w:r>
+        <w:rPr>
+          <w:rStyle w:val="Refdenotaalpie"/>
+          <w:rFonts w:ascii="Arial Narrow" w:eastAsia="Arial Narrow" w:hAnsi="Arial Narrow" w:cs="Arial Narrow"/>
+          <w:sz w:val="16"/>
+          <w:szCs w:val="16"/>
+          <w:vertAlign w:val="superscript"/>
+        </w:rPr>
+        <w:footnoteRef/>
+      </w:r>
+      <w:r>
+        <w:rPr>
+          <w:rFonts w:ascii="Arial Narrow" w:eastAsia="Arial Narrow" w:hAnsi="Arial Narrow" w:cs="Arial Narrow"/>
+          <w:sz w:val="16"/>
+          <w:szCs w:val="16"/>
+        </w:rPr>
+        <w:tab/>
+        <w:t xml:space="preserve"/>
+      </w:r>
+      <w:r>
+        <w:rPr>
+          <w:rFonts w:ascii="Arial Narrow" w:eastAsia="Arial Narrow" w:hAnsi="Arial Narrow" w:cs="Arial Narrow"/>
+          <w:sz w:val="16"/>
+          <w:szCs w:val="16"/>
+        </w:rPr>
+        <w:tab/>
+      </w:r>
+      <w:r>
+        <w:rPr>
+          <w:rFonts w:ascii="Arial Narrow" w:eastAsia="Arial Narrow" w:hAnsi="Arial Narrow" w:cs="Arial Narrow"/>
           <w:b/>
           <w:bCs/>
           <w:sz w:val="16"/>
           <w:szCs w:val="16"/>
         </w:rPr>
-      </w:pPr>
-    </w:p>
-  </w:footnote>
-  <w:footnote w:id="4">
+        <w:t xml:space="preserve">LEY SOBRE FACULTADES, NORMAS Y ORGANIZACIÓN DEL INDECOPI, APROBADA POR DECRETO LEGISLATIVO </w:t>
+      </w:r>
+      <w:proofErr w:type="spellStart"/>
+      <w:r>
+        <w:rPr>
+          <w:rFonts w:ascii="Arial Narrow" w:eastAsia="Arial Narrow" w:hAnsi="Arial Narrow" w:cs="Arial Narrow"/>
+          <w:b/>
+          <w:bCs/>
+          <w:sz w:val="16"/>
+          <w:szCs w:val="16"/>
+        </w:rPr>
+        <w:t/>
+      </w:r>
+      <w:proofErr w:type="spellEnd"/>
+      <w:r>
+        <w:rPr>
+          <w:rFonts w:ascii="Arial Narrow" w:eastAsia="Arial Narrow" w:hAnsi="Arial Narrow" w:cs="Arial Narrow"/>
+          <w:b/>
+          <w:bCs/>
+          <w:sz w:val="16"/>
+          <w:szCs w:val="16"/>
+        </w:rPr>
+        <w:t xml:space="preserve">807 Artículo 24.-</w:t>
+      </w:r>
+      <w:r>
+        <w:rPr>
+          <w:rFonts w:ascii="Arial Narrow" w:eastAsia="Arial Narrow" w:hAnsi="Arial Narrow" w:cs="Arial Narrow"/>
+          <w:sz w:val="16"/>
+          <w:szCs w:val="16"/>
+        </w:rPr>
+        <w:t xml:space="preserve"> El </w:t>
+      </w:r>
+      <w:proofErr w:type="gramStart"/>
+      <w:r>
+        <w:rPr>
+          <w:rFonts w:ascii="Arial Narrow" w:eastAsia="Arial Narrow" w:hAnsi="Arial Narrow" w:cs="Arial Narrow"/>
+          <w:sz w:val="16"/>
+          <w:szCs w:val="16"/>
+        </w:rPr>
+        <w:t>Secretario Técnico</w:t>
+      </w:r>
+      <w:proofErr w:type="gramEnd"/>
+      <w:r>
+        <w:rPr>
+          <w:rFonts w:ascii="Arial Narrow" w:eastAsia="Arial Narrow" w:hAnsi="Arial Narrow" w:cs="Arial Narrow"/>
+          <w:sz w:val="16"/>
+          <w:szCs w:val="16"/>
+        </w:rPr>
+        <w:t xml:space="preserve"> se encargará de la tramitación del procedimiento. Para ello, cuenta con las siguientes facultades:</w:t>
+      </w:r>
+    </w:p>
     <w:p>
       <w:pPr>
         <w:pStyle w:val="Textonotapie"/>
@@ -8167,87 +8282,12 @@
       </w:pPr>
       <w:r>
         <w:rPr>
-          <w:rStyle w:val="Refdenotaalpie"/>
-          <w:rFonts w:ascii="Arial Narrow" w:eastAsia="Arial Narrow" w:hAnsi="Arial Narrow" w:cs="Arial Narrow"/>
-          <w:sz w:val="16"/>
-          <w:szCs w:val="16"/>
-          <w:vertAlign w:val="superscript"/>
-        </w:rPr>
-        <w:footnoteRef/>
-      </w:r>
-      <w:r>
-        <w:rPr>
-          <w:rFonts w:ascii="Arial Narrow" w:eastAsia="Arial Narrow" w:hAnsi="Arial Narrow" w:cs="Arial Narrow"/>
-          <w:sz w:val="16"/>
-          <w:szCs w:val="16"/>
-        </w:rPr>
-        <w:t xml:space="preserve"> </w:t>
-      </w:r>
-      <w:r>
-        <w:rPr>
           <w:rFonts w:ascii="Arial Narrow" w:eastAsia="Arial Narrow" w:hAnsi="Arial Narrow" w:cs="Arial Narrow"/>
           <w:sz w:val="16"/>
           <w:szCs w:val="16"/>
         </w:rPr>
         <w:tab/>
-      </w:r>
-      <w:r>
-        <w:rPr>
-          <w:rFonts w:ascii="Arial Narrow" w:eastAsia="Arial Narrow" w:hAnsi="Arial Narrow" w:cs="Arial Narrow"/>
-          <w:b/>
-          <w:bCs/>
-          <w:sz w:val="16"/>
-          <w:szCs w:val="16"/>
-        </w:rPr>
-        <w:t xml:space="preserve">LEY SOBRE FACULTADES, NORMAS Y ORGANIZACIÓN DEL INDECOPI, APROBADA POR DECRETO LEGISLATIVO </w:t>
-      </w:r>
-      <w:proofErr w:type="spellStart"/>
-      <w:r>
-        <w:rPr>
-          <w:rFonts w:ascii="Arial Narrow" w:eastAsia="Arial Narrow" w:hAnsi="Arial Narrow" w:cs="Arial Narrow"/>
-          <w:b/>
-          <w:bCs/>
-          <w:sz w:val="16"/>
-          <w:szCs w:val="16"/>
-        </w:rPr>
-        <w:t/>
-      </w:r>
-      <w:proofErr w:type="spellEnd"/>
-      <w:r>
-        <w:rPr>
-          <w:rFonts w:ascii="Arial Narrow" w:eastAsia="Arial Narrow" w:hAnsi="Arial Narrow" w:cs="Arial Narrow"/>
-          <w:b/>
-          <w:bCs/>
-          <w:sz w:val="16"/>
-          <w:szCs w:val="16"/>
-        </w:rPr>
-        <w:t xml:space="preserve"> 807 Artículo 24.-</w:t>
-      </w:r>
-      <w:r>
-        <w:rPr>
-          <w:rFonts w:ascii="Arial Narrow" w:eastAsia="Arial Narrow" w:hAnsi="Arial Narrow" w:cs="Arial Narrow"/>
-          <w:sz w:val="16"/>
-          <w:szCs w:val="16"/>
-        </w:rPr>
-        <w:t xml:space="preserve"> El </w:t>
-      </w:r>
-      <w:proofErr w:type="gramStart"/>
-      <w:r>
-        <w:rPr>
-          <w:rFonts w:ascii="Arial Narrow" w:eastAsia="Arial Narrow" w:hAnsi="Arial Narrow" w:cs="Arial Narrow"/>
-          <w:sz w:val="16"/>
-          <w:szCs w:val="16"/>
-        </w:rPr>
-        <w:t>Secretario Técnico</w:t>
-      </w:r>
-      <w:proofErr w:type="gramEnd"/>
-      <w:r>
-        <w:rPr>
-          <w:rFonts w:ascii="Arial Narrow" w:eastAsia="Arial Narrow" w:hAnsi="Arial Narrow" w:cs="Arial Narrow"/>
-          <w:sz w:val="16"/>
-          <w:szCs w:val="16"/>
-        </w:rPr>
-        <w:t xml:space="preserve"> se encargará de la tramitación del procedimiento. Para ello, cuenta con las siguientes facultades:</w:t>
+        <w:t xml:space="preserve">(...) </w:t>
       </w:r>
     </w:p>
     <w:p>
@@ -8271,7 +8311,7 @@
           <w:szCs w:val="16"/>
         </w:rPr>
         <w:tab/>
-        <w:t xml:space="preserve">(...) </w:t>
+        <w:t xml:space="preserve">c) Admitir denuncias a trámite, en aquellos casos en que la Comisión le haya delegado esta facultad. </w:t>
       </w:r>
     </w:p>
     <w:p>
@@ -8295,7 +8335,7 @@
           <w:szCs w:val="16"/>
         </w:rPr>
         <w:tab/>
-        <w:t xml:space="preserve">c) Admitir denuncias a trámite, en aquellos casos en que la Comisión le haya delegado esta facultad. </w:t>
+        <w:t>(...).</w:t>
       </w:r>
     </w:p>
     <w:p>
@@ -8312,6 +8352,33 @@
           <w:szCs w:val="16"/>
         </w:rPr>
       </w:pPr>
+    </w:p>
+  </w:footnote>
+  <w:footnote w:id="5">
+    <w:p>
+      <w:pPr>
+        <w:pStyle w:val="Textonotapie"/>
+        <w:tabs>
+          <w:tab w:val="left" w:pos="567"/>
+        </w:tabs>
+        <w:ind w:left="567" w:hanging="567"/>
+        <w:jc w:val="both"/>
+        <w:rPr>
+          <w:rFonts w:ascii="Arial Narrow" w:eastAsia="Arial Narrow" w:hAnsi="Arial Narrow" w:cs="Arial Narrow"/>
+          <w:sz w:val="16"/>
+          <w:szCs w:val="16"/>
+        </w:rPr>
+      </w:pPr>
+      <w:r>
+        <w:rPr>
+          <w:rStyle w:val="Refdenotaalpie"/>
+          <w:rFonts w:ascii="Arial Narrow" w:eastAsia="Arial Narrow" w:hAnsi="Arial Narrow" w:cs="Arial Narrow"/>
+          <w:sz w:val="16"/>
+          <w:szCs w:val="16"/>
+          <w:vertAlign w:val="superscript"/>
+        </w:rPr>
+        <w:footnoteRef/>
+      </w:r>
       <w:r>
         <w:rPr>
           <w:rFonts w:ascii="Arial Narrow" w:eastAsia="Arial Narrow" w:hAnsi="Arial Narrow" w:cs="Arial Narrow"/>
@@ -8319,9 +8386,737 @@
           <w:szCs w:val="16"/>
         </w:rPr>
         <w:tab/>
-        <w:t>(...).</w:t>
-      </w:r>
-    </w:p>
+        <w:t xml:space="preserve"/>
+      </w:r>
+      <w:r>
+        <w:rPr>
+          <w:rFonts w:ascii="Arial Narrow" w:eastAsia="Arial Narrow" w:hAnsi="Arial Narrow" w:cs="Arial Narrow"/>
+          <w:sz w:val="16"/>
+          <w:szCs w:val="16"/>
+        </w:rPr>
+        <w:tab/>
+        <w:t xml:space="preserve">El número de trabajadores se atenderá siempre que la empresa haya sido constituida antes de la vigencia de la Ley </w:t>
+      </w:r>
+      <w:proofErr w:type="spellStart"/>
+      <w:r>
+        <w:rPr>
+          <w:rFonts w:ascii="Arial Narrow" w:eastAsia="Arial Narrow" w:hAnsi="Arial Narrow" w:cs="Arial Narrow"/>
+          <w:sz w:val="16"/>
+          <w:szCs w:val="16"/>
+        </w:rPr>
+        <w:t/>
+      </w:r>
+      <w:proofErr w:type="spellEnd"/>
+      <w:r>
+        <w:rPr>
+          <w:rFonts w:ascii="Arial Narrow" w:eastAsia="Arial Narrow" w:hAnsi="Arial Narrow" w:cs="Arial Narrow"/>
+          <w:sz w:val="16"/>
+          <w:szCs w:val="16"/>
+        </w:rPr>
+        <w:t xml:space="preserve">30056, publicada el 2 de julio de 2013, que modificó el artículo 5 del Texto Único Ordenado de la Ley de Promoción de la Competitividad, Formalización y Desarrollo de la Micro y Pequeña Empresa y de Acceso al Empleo Decente (LEY MYPE). Ello, en la medida que la Tercera Disposición Complementaria Transitoria de la norma modificatoria precisa que las empresas constituidas antes de la </w:t>
+      </w:r>
+      <w:proofErr w:type="gramStart"/>
+      <w:r>
+        <w:rPr>
+          <w:rFonts w:ascii="Arial Narrow" w:eastAsia="Arial Narrow" w:hAnsi="Arial Narrow" w:cs="Arial Narrow"/>
+          <w:sz w:val="16"/>
+          <w:szCs w:val="16"/>
+        </w:rPr>
+        <w:t>entrada en vigencia</w:t>
+      </w:r>
+      <w:proofErr w:type="gramEnd"/>
+      <w:r>
+        <w:rPr>
+          <w:rFonts w:ascii="Arial Narrow" w:eastAsia="Arial Narrow" w:hAnsi="Arial Narrow" w:cs="Arial Narrow"/>
+          <w:sz w:val="16"/>
+          <w:szCs w:val="16"/>
+        </w:rPr>
+        <w:t xml:space="preserve"> de dicha Ley se rigen por los requisitos de acogimiento al régimen de las micro y pequeñas empresas regulados en el Decreto Legislativo 1086.</w:t>
+      </w:r>
+    </w:p>
+    <w:p>
+      <w:pPr>
+        <w:pStyle w:val="Textonotapie"/>
+        <w:ind w:left="567" w:hanging="567"/>
+        <w:jc w:val="both"/>
+        <w:rPr>
+          <w:rFonts w:ascii="Arial Narrow" w:eastAsia="Arial Narrow" w:hAnsi="Arial Narrow" w:cs="Arial Narrow"/>
+          <w:sz w:val="16"/>
+          <w:szCs w:val="16"/>
+        </w:rPr>
+      </w:pPr>
+    </w:p>
+  </w:footnote>
+  <w:footnote w:id="6">
+    <w:p>
+      <w:pPr>
+        <w:pStyle w:val="Textonotapie"/>
+        <w:tabs>
+          <w:tab w:val="left" w:pos="567"/>
+        </w:tabs>
+        <w:ind w:left="567" w:hanging="567"/>
+        <w:jc w:val="both"/>
+        <w:rPr>
+          <w:rFonts w:ascii="Arial Narrow" w:eastAsia="Arial Narrow" w:hAnsi="Arial Narrow" w:cs="Arial Narrow"/>
+          <w:sz w:val="16"/>
+          <w:szCs w:val="16"/>
+        </w:rPr>
+      </w:pPr>
+      <w:r>
+        <w:rPr>
+          <w:rStyle w:val="Refdenotaalpie"/>
+          <w:rFonts w:ascii="Arial Narrow" w:eastAsia="Arial Narrow" w:hAnsi="Arial Narrow" w:cs="Arial Narrow"/>
+          <w:sz w:val="16"/>
+          <w:szCs w:val="16"/>
+          <w:vertAlign w:val="superscript"/>
+        </w:rPr>
+        <w:footnoteRef/>
+      </w:r>
+      <w:r>
+        <w:rPr>
+          <w:rFonts w:ascii="Arial Narrow" w:eastAsia="Arial Narrow" w:hAnsi="Arial Narrow" w:cs="Arial Narrow"/>
+          <w:sz w:val="16"/>
+          <w:szCs w:val="16"/>
+        </w:rPr>
+        <w:tab/>
+        <w:t xml:space="preserve"/>
+      </w:r>
+      <w:r>
+        <w:rPr>
+          <w:rFonts w:ascii="Arial Narrow" w:eastAsia="Arial Narrow" w:hAnsi="Arial Narrow" w:cs="Arial Narrow"/>
+          <w:sz w:val="16"/>
+          <w:szCs w:val="16"/>
+        </w:rPr>
+        <w:tab/>
+      </w:r>
+      <w:r>
+        <w:rPr>
+          <w:rFonts w:ascii="Arial Narrow" w:eastAsia="Arial Narrow" w:hAnsi="Arial Narrow" w:cs="Arial Narrow"/>
+          <w:b/>
+          <w:sz w:val="16"/>
+          <w:szCs w:val="16"/>
+        </w:rPr>
+        <w:t>LEY 29571, CÓDIGO DE PROTECCIÓN Y DEFENSA DEL CONSUMIDOR</w:t>
+      </w:r>
+      <w:r>
+        <w:rPr>
+          <w:rFonts w:ascii="Arial Narrow" w:eastAsia="Arial Narrow" w:hAnsi="Arial Narrow" w:cs="Arial Narrow"/>
+          <w:b/>
+          <w:bCs/>
+          <w:sz w:val="16"/>
+          <w:szCs w:val="16"/>
+        </w:rPr>
+        <w:t xml:space="preserve">, </w:t>
+      </w:r>
+      <w:r>
+        <w:rPr>
+          <w:rFonts w:ascii="Arial Narrow" w:eastAsia="Arial Narrow" w:hAnsi="Arial Narrow" w:cs="Arial Narrow"/>
+          <w:b/>
+          <w:sz w:val="16"/>
+          <w:szCs w:val="16"/>
+        </w:rPr>
+        <w:t xml:space="preserve">publicado el 2 de setiembre de 2010 y modificado por Decreto Legislativo </w:t>
+      </w:r>
+      <w:proofErr w:type="spellStart"/>
+      <w:r>
+        <w:rPr>
+          <w:rFonts w:ascii="Arial Narrow" w:eastAsia="Arial Narrow" w:hAnsi="Arial Narrow" w:cs="Arial Narrow"/>
+          <w:b/>
+          <w:sz w:val="16"/>
+          <w:szCs w:val="16"/>
+        </w:rPr>
+        <w:t/>
+      </w:r>
+      <w:proofErr w:type="spellEnd"/>
+      <w:r>
+        <w:rPr>
+          <w:rFonts w:ascii="Arial Narrow" w:eastAsia="Arial Narrow" w:hAnsi="Arial Narrow" w:cs="Arial Narrow"/>
+          <w:b/>
+          <w:sz w:val="16"/>
+          <w:szCs w:val="16"/>
+        </w:rPr>
+        <w:t xml:space="preserve">1308</w:t>
+      </w:r>
+    </w:p>
+    <w:p>
+      <w:pPr>
+        <w:pStyle w:val="Textonotapie"/>
+        <w:ind w:left="567" w:hanging="567"/>
+        <w:jc w:val="both"/>
+        <w:rPr>
+          <w:rFonts w:ascii="Arial Narrow" w:eastAsia="Arial Narrow" w:hAnsi="Arial Narrow" w:cs="Arial Narrow"/>
+          <w:b/>
+          <w:bCs/>
+          <w:sz w:val="16"/>
+          <w:szCs w:val="16"/>
+        </w:rPr>
+      </w:pPr>
+      <w:r>
+        <w:rPr>
+          <w:rFonts w:ascii="Arial Narrow" w:eastAsia="Arial Narrow" w:hAnsi="Arial Narrow" w:cs="Arial Narrow"/>
+          <w:sz w:val="16"/>
+          <w:szCs w:val="16"/>
+        </w:rPr>
+        <w:tab/>
+      </w:r>
+      <w:r>
+        <w:rPr>
+          <w:rFonts w:ascii="Arial Narrow" w:eastAsia="Arial Narrow" w:hAnsi="Arial Narrow" w:cs="Arial Narrow"/>
+          <w:b/>
+          <w:bCs/>
+          <w:sz w:val="16"/>
+          <w:szCs w:val="16"/>
+        </w:rPr>
+        <w:t>Artículo 110.- Sanciones Administrativas</w:t>
+      </w:r>
+    </w:p>
+    <w:p>
+      <w:pPr>
+        <w:autoSpaceDE w:val="0"/>
+        <w:autoSpaceDN w:val="0"/>
+        <w:adjustRightInd w:val="0"/>
+        <w:spacing w:after="0" w:line="240" w:lineRule="auto"/>
+        <w:ind w:left="567"/>
+        <w:jc w:val="both"/>
+        <w:rPr>
+          <w:rFonts w:ascii="Arial Narrow" w:eastAsia="Arial Narrow" w:hAnsi="Arial Narrow" w:cs="Arial Narrow"/>
+          <w:sz w:val="16"/>
+          <w:szCs w:val="16"/>
+          <w:lang w:eastAsia="es-PE"/>
+        </w:rPr>
+      </w:pPr>
+      <w:r>
+        <w:rPr>
+          <w:rFonts w:ascii="Arial Narrow" w:eastAsia="Arial Narrow" w:hAnsi="Arial Narrow" w:cs="Arial Narrow"/>
+          <w:sz w:val="16"/>
+          <w:szCs w:val="16"/>
+          <w:lang w:eastAsia="es-PE"/>
+        </w:rPr>
+        <w:t>(…)</w:t>
+      </w:r>
+    </w:p>
+    <w:p>
+      <w:pPr>
+        <w:autoSpaceDE w:val="0"/>
+        <w:autoSpaceDN w:val="0"/>
+        <w:adjustRightInd w:val="0"/>
+        <w:spacing w:after="0" w:line="240" w:lineRule="auto"/>
+        <w:ind w:left="567"/>
+        <w:jc w:val="both"/>
+        <w:rPr>
+          <w:rFonts w:ascii="Arial Narrow" w:eastAsia="Arial Narrow" w:hAnsi="Arial Narrow" w:cs="Arial Narrow"/>
+          <w:sz w:val="16"/>
+          <w:szCs w:val="16"/>
+          <w:lang w:eastAsia="es-PE"/>
+        </w:rPr>
+      </w:pPr>
+      <w:r>
+        <w:rPr>
+          <w:rFonts w:ascii="Arial Narrow" w:eastAsia="Arial Narrow" w:hAnsi="Arial Narrow" w:cs="Arial Narrow"/>
+          <w:sz w:val="16"/>
+          <w:szCs w:val="16"/>
+          <w:lang w:eastAsia="es-PE"/>
+        </w:rPr>
+        <w:t>En el caso de las microempresas, la multa no puede superar el diez por ciento (10%) de las ventas o ingresos brutos percibidos por el infractor, relativos a todas sus actividades económicas, correspondientes al ejercicio inmediato anterior al de la expedición de la resolución de primera instancia, siempre que se haya acreditado dichos ingresos, no se encuentre en una situación de reincidencia y el caso no verse sobre la vida, salud o integridad de los consumidores. Para el caso de las pequeñas empresas, la multa no puede superar el veinte por ciento (20%) de las ventas o ingresos brutos percibidos por el infractor, conforme a los requisitos señalados anteriormente.</w:t>
+      </w:r>
+    </w:p>
+    <w:p>
+      <w:pPr>
+        <w:autoSpaceDE w:val="0"/>
+        <w:autoSpaceDN w:val="0"/>
+        <w:adjustRightInd w:val="0"/>
+        <w:spacing w:after="0" w:line="240" w:lineRule="auto"/>
+        <w:ind w:left="567"/>
+        <w:jc w:val="both"/>
+        <w:rPr>
+          <w:rFonts w:ascii="Arial Narrow" w:eastAsia="Arial Narrow" w:hAnsi="Arial Narrow" w:cs="Arial Narrow"/>
+          <w:sz w:val="16"/>
+          <w:szCs w:val="16"/>
+          <w:lang w:eastAsia="es-PE"/>
+        </w:rPr>
+      </w:pPr>
+      <w:r>
+        <w:rPr>
+          <w:rFonts w:ascii="Arial Narrow" w:eastAsia="Arial Narrow" w:hAnsi="Arial Narrow" w:cs="Arial Narrow"/>
+          <w:sz w:val="16"/>
+          <w:szCs w:val="16"/>
+          <w:lang w:eastAsia="es-PE"/>
+        </w:rPr>
+        <w:t>(…).</w:t>
+      </w:r>
+    </w:p>
+    <w:p>
+      <w:pPr>
+        <w:pStyle w:val="Textonotapie"/>
+        <w:ind w:left="567" w:hanging="567"/>
+        <w:jc w:val="both"/>
+        <w:rPr>
+          <w:rFonts w:ascii="Arial Narrow" w:eastAsia="Arial Narrow" w:hAnsi="Arial Narrow" w:cs="Arial Narrow"/>
+          <w:sz w:val="16"/>
+          <w:szCs w:val="16"/>
+        </w:rPr>
+      </w:pPr>
+    </w:p>
+  </w:footnote>
+  <w:footnote w:id="7">
+    <w:p>
+      <w:pPr>
+        <w:pStyle w:val="Textonotapie"/>
+        <w:tabs>
+          <w:tab w:val="left" w:pos="567"/>
+        </w:tabs>
+        <w:ind w:left="567" w:hanging="567"/>
+        <w:jc w:val="both"/>
+        <w:rPr>
+          <w:rFonts w:ascii="Arial Narrow" w:eastAsia="Arial Narrow" w:hAnsi="Arial Narrow" w:cs="Arial Narrow"/>
+          <w:sz w:val="16"/>
+          <w:szCs w:val="16"/>
+        </w:rPr>
+      </w:pPr>
+      <w:r>
+        <w:rPr>
+          <w:rStyle w:val="Refdenotaalpie"/>
+          <w:rFonts w:ascii="Arial Narrow" w:eastAsia="Arial Narrow" w:hAnsi="Arial Narrow" w:cs="Arial Narrow"/>
+          <w:sz w:val="16"/>
+          <w:szCs w:val="16"/>
+          <w:vertAlign w:val="superscript"/>
+        </w:rPr>
+        <w:footnoteRef/>
+      </w:r>
+      <w:r>
+        <w:rPr>
+          <w:rFonts w:ascii="Arial Narrow" w:eastAsia="Arial Narrow" w:hAnsi="Arial Narrow" w:cs="Arial Narrow"/>
+          <w:sz w:val="16"/>
+          <w:szCs w:val="16"/>
+        </w:rPr>
+        <w:tab/>
+      </w:r>
+      <w:r>
+        <w:rPr>
+          <w:rFonts w:ascii="Arial Narrow" w:eastAsia="Arial Narrow" w:hAnsi="Arial Narrow" w:cs="Arial Narrow"/>
+          <w:b/>
+          <w:bCs/>
+          <w:sz w:val="16"/>
+          <w:szCs w:val="16"/>
+        </w:rPr>
+        <w:t xml:space="preserve">DECRETO LEGISLATIVO 807, LEY SOBRE FACULTADES, NORMAS Y ORGANIZACIÓN DEL INDECOPI, publicado el 18 de abril de 1996</w:t>
+      </w:r>
+    </w:p>
+    <w:p>
+      <w:pPr>
+        <w:pStyle w:val="Textonotapie"/>
+        <w:ind w:left="567" w:hanging="567"/>
+        <w:jc w:val="both"/>
+        <w:rPr>
+          <w:rFonts w:ascii="Arial Narrow" w:eastAsia="Arial Narrow" w:hAnsi="Arial Narrow" w:cs="Arial Narrow"/>
+          <w:sz w:val="16"/>
+          <w:szCs w:val="16"/>
+        </w:rPr>
+      </w:pPr>
+      <w:r>
+        <w:rPr>
+          <w:rFonts w:ascii="Arial Narrow" w:eastAsia="Arial Narrow" w:hAnsi="Arial Narrow" w:cs="Arial Narrow"/>
+          <w:sz w:val="16"/>
+          <w:szCs w:val="16"/>
+        </w:rPr>
+        <w:tab/>
+      </w:r>
+      <w:r>
+        <w:rPr>
+          <w:rFonts w:ascii="Arial Narrow" w:eastAsia="Arial Narrow" w:hAnsi="Arial Narrow" w:cs="Arial Narrow"/>
+          <w:b/>
+          <w:bCs/>
+          <w:sz w:val="16"/>
+          <w:szCs w:val="16"/>
+        </w:rPr>
+        <w:t xml:space="preserve">Artículo 26.-</w:t>
+      </w:r>
+      <w:r>
+        <w:rPr>
+          <w:rFonts w:ascii="Arial Narrow" w:eastAsia="Arial Narrow" w:hAnsi="Arial Narrow" w:cs="Arial Narrow"/>
+          <w:sz w:val="16"/>
+          <w:szCs w:val="16"/>
+        </w:rPr>
+        <w:t xml:space="preserve"> Una vez admitida a trámite la denuncia, se correrá traslado de la misma al denunciado, a fin de que éste presente su descargo. El plazo para la presentación del descargo será de cinco (5) días contados desde la notificación, vencido el cual, el Secretario Técnico declarará en rebeldía al denunciado que no lo hubiera presentado.</w:t>
+      </w:r>
+    </w:p>
+    <w:p>
+      <w:pPr>
+        <w:pStyle w:val="Textonotapie"/>
+        <w:ind w:left="567" w:hanging="567"/>
+        <w:jc w:val="both"/>
+        <w:rPr>
+          <w:rFonts w:ascii="Arial Narrow" w:eastAsia="Arial Narrow" w:hAnsi="Arial Narrow" w:cs="Arial Narrow"/>
+          <w:sz w:val="16"/>
+          <w:szCs w:val="16"/>
+        </w:rPr>
+      </w:pPr>
+    </w:p>
+  </w:footnote>
+  <w:footnote w:id="8">
+    <w:p>
+      <w:pPr>
+        <w:pStyle w:val="Textonotapie"/>
+        <w:tabs>
+          <w:tab w:val="left" w:pos="567"/>
+        </w:tabs>
+        <w:ind w:left="567" w:hanging="567"/>
+        <w:jc w:val="both"/>
+        <w:rPr>
+          <w:rFonts w:ascii="Arial Narrow" w:eastAsia="Arial Narrow" w:hAnsi="Arial Narrow" w:cs="Arial Narrow"/>
+          <w:sz w:val="16"/>
+          <w:szCs w:val="16"/>
+        </w:rPr>
+      </w:pPr>
+      <w:r>
+        <w:rPr>
+          <w:rStyle w:val="Refdenotaalpie"/>
+          <w:rFonts w:ascii="Arial Narrow" w:eastAsia="Arial Narrow" w:hAnsi="Arial Narrow" w:cs="Arial Narrow"/>
+          <w:sz w:val="16"/>
+          <w:szCs w:val="16"/>
+          <w:vertAlign w:val="superscript"/>
+        </w:rPr>
+        <w:footnoteRef/>
+      </w:r>
+      <w:r>
+        <w:rPr>
+          <w:rFonts w:ascii="Arial Narrow" w:eastAsia="Arial Narrow" w:hAnsi="Arial Narrow" w:cs="Arial Narrow"/>
+          <w:sz w:val="16"/>
+          <w:szCs w:val="16"/>
+        </w:rPr>
+        <w:tab/>
+      </w:r>
+      <w:r>
+        <w:rPr>
+          <w:rFonts w:ascii="Arial Narrow" w:eastAsia="Arial Narrow" w:hAnsi="Arial Narrow" w:cs="Arial Narrow"/>
+          <w:b/>
+          <w:bCs/>
+          <w:sz w:val="16"/>
+          <w:szCs w:val="16"/>
+        </w:rPr>
+        <w:t xml:space="preserve">DECRETO SUPREMO 006-2026-JUS, TEXTO ÚNICO ORDENADO DE LA LEY 27444, LEY DEL PROCEDIMIENTO ADMINISTRATIVO GENERAL, publicado el 30 de abril de 2026</w:t>
+      </w:r>
+    </w:p>
+    <w:p>
+      <w:pPr>
+        <w:pStyle w:val="Textonotapie"/>
+        <w:ind w:left="567" w:hanging="567"/>
+        <w:jc w:val="both"/>
+        <w:rPr>
+          <w:rFonts w:ascii="Arial Narrow" w:eastAsia="Arial Narrow" w:hAnsi="Arial Narrow" w:cs="Arial Narrow"/>
+          <w:sz w:val="16"/>
+          <w:szCs w:val="16"/>
+        </w:rPr>
+      </w:pPr>
+      <w:r>
+        <w:rPr>
+          <w:rFonts w:ascii="Arial Narrow" w:eastAsia="Arial Narrow" w:hAnsi="Arial Narrow" w:cs="Arial Narrow"/>
+          <w:sz w:val="16"/>
+          <w:szCs w:val="16"/>
+        </w:rPr>
+        <w:tab/>
+      </w:r>
+      <w:r>
+        <w:rPr>
+          <w:rFonts w:ascii="Arial Narrow" w:eastAsia="Arial Narrow" w:hAnsi="Arial Narrow" w:cs="Arial Narrow"/>
+          <w:b/>
+          <w:bCs/>
+          <w:sz w:val="16"/>
+          <w:szCs w:val="16"/>
+        </w:rPr>
+        <w:t xml:space="preserve">Artículo 223.- Contestación de la reclamación</w:t>
+      </w:r>
+    </w:p>
+    <w:p>
+      <w:pPr>
+        <w:pStyle w:val="Textonotapie"/>
+        <w:ind w:left="567" w:hanging="567"/>
+        <w:jc w:val="both"/>
+        <w:rPr>
+          <w:rFonts w:ascii="Arial Narrow" w:eastAsia="Arial Narrow" w:hAnsi="Arial Narrow" w:cs="Arial Narrow"/>
+          <w:sz w:val="16"/>
+          <w:szCs w:val="16"/>
+        </w:rPr>
+      </w:pPr>
+      <w:r>
+        <w:rPr>
+          <w:rFonts w:ascii="Arial Narrow" w:eastAsia="Arial Narrow" w:hAnsi="Arial Narrow" w:cs="Arial Narrow"/>
+          <w:sz w:val="16"/>
+          <w:szCs w:val="16"/>
+        </w:rPr>
+        <w:tab/>
+      </w:r>
+      <w:r>
+        <w:rPr>
+          <w:rFonts w:ascii="Arial Narrow" w:eastAsia="Arial Narrow" w:hAnsi="Arial Narrow" w:cs="Arial Narrow"/>
+          <w:sz w:val="16"/>
+          <w:szCs w:val="16"/>
+        </w:rPr>
+        <w:t xml:space="preserve">223.1 El reclamado deberá presentar la contestación de la reclamación dentro de los quince (15) días posteriores a la notificación de ésta; vencido este plazo, la Administración declarará en rebeldía al reclamado que no la hubiera presentado. La contestación deberá contener los requisitos de los escritos previstos en el artículo 113 de la presente Ley, así como la absolución de todos los asuntos controvertidos de hecho y de derecho, Las alegaciones y los hechos relevantes de la reclamación, salvo que hayan sido específicamente negadas en la contestación, se tendrán por aceptadas o merituadas como ciertas.</w:t>
+      </w:r>
+    </w:p>
+    <w:p>
+      <w:pPr>
+        <w:pStyle w:val="Textonotapie"/>
+        <w:ind w:left="567" w:hanging="567"/>
+        <w:jc w:val="both"/>
+        <w:rPr>
+          <w:rFonts w:ascii="Arial Narrow" w:eastAsia="Arial Narrow" w:hAnsi="Arial Narrow" w:cs="Arial Narrow"/>
+          <w:sz w:val="16"/>
+          <w:szCs w:val="16"/>
+        </w:rPr>
+      </w:pPr>
+    </w:p>
+  </w:footnote>
+  <w:footnote w:id="9">
+    <w:p>
+      <w:pPr>
+        <w:tabs>
+          <w:tab w:val="left" w:pos="567"/>
+        </w:tabs>
+        <w:spacing w:after="0" w:line="240" w:lineRule="auto"/>
+        <w:ind w:left="567" w:hanging="567"/>
+        <w:jc w:val="both"/>
+        <w:rPr>
+          <w:rFonts w:ascii="Arial Narrow" w:eastAsia="Arial Narrow" w:hAnsi="Arial Narrow" w:cs="Arial Narrow"/>
+          <w:sz w:val="16"/>
+          <w:szCs w:val="16"/>
+        </w:rPr>
+      </w:pPr>
+      <w:r>
+        <w:rPr>
+          <w:rStyle w:val="Refdenotaalpie"/>
+          <w:rFonts w:ascii="Arial Narrow" w:eastAsia="Arial Narrow" w:hAnsi="Arial Narrow" w:cs="Arial Narrow"/>
+          <w:sz w:val="16"/>
+          <w:szCs w:val="16"/>
+          <w:vertAlign w:val="superscript"/>
+        </w:rPr>
+        <w:footnoteRef/>
+      </w:r>
+      <w:r>
+        <w:rPr>
+          <w:rFonts w:ascii="Arial Narrow" w:eastAsia="Arial Narrow" w:hAnsi="Arial Narrow" w:cs="Arial Narrow"/>
+          <w:sz w:val="16"/>
+          <w:szCs w:val="16"/>
+          <w:vertAlign w:val="superscript"/>
+        </w:rPr>
+        <w:tab/>
+        <w:t xml:space="preserve"/>
+      </w:r>
+      <w:r>
+        <w:rPr>
+          <w:rFonts w:ascii="Arial Narrow" w:eastAsia="Arial Narrow" w:hAnsi="Arial Narrow" w:cs="Arial Narrow"/>
+          <w:sz w:val="16"/>
+          <w:szCs w:val="16"/>
+        </w:rPr>
+        <w:t xml:space="preserve"> </w:t>
+      </w:r>
+      <w:r>
+        <w:rPr>
+          <w:rFonts w:ascii="Arial Narrow" w:eastAsia="Arial Narrow" w:hAnsi="Arial Narrow" w:cs="Arial Narrow"/>
+          <w:sz w:val="16"/>
+          <w:szCs w:val="16"/>
+        </w:rPr>
+        <w:tab/>
+      </w:r>
+      <w:r>
+        <w:rPr>
+          <w:rFonts w:ascii="Arial Narrow" w:eastAsia="Arial Narrow" w:hAnsi="Arial Narrow" w:cs="Arial Narrow"/>
+          <w:b/>
+          <w:sz w:val="16"/>
+          <w:szCs w:val="16"/>
+        </w:rPr>
+        <w:t>LEY 29571, CÓDIGO DE PROTECCIÓN Y DEFENSA DEL CONSUMIDOR</w:t>
+      </w:r>
+      <w:r>
+        <w:rPr>
+          <w:rFonts w:ascii="Arial Narrow" w:eastAsia="Arial Narrow" w:hAnsi="Arial Narrow" w:cs="Arial Narrow"/>
+          <w:b/>
+          <w:bCs/>
+          <w:sz w:val="16"/>
+          <w:szCs w:val="16"/>
+        </w:rPr>
+        <w:t xml:space="preserve">, </w:t>
+      </w:r>
+      <w:r>
+        <w:rPr>
+          <w:rFonts w:ascii="Arial Narrow" w:eastAsia="Arial Narrow" w:hAnsi="Arial Narrow" w:cs="Arial Narrow"/>
+          <w:b/>
+          <w:sz w:val="16"/>
+          <w:szCs w:val="16"/>
+        </w:rPr>
+        <w:t xml:space="preserve">publicado el 2 de setiembre de 2010 y modificado por Decreto Legislativo </w:t>
+      </w:r>
+      <w:proofErr w:type="spellStart"/>
+      <w:r>
+        <w:rPr>
+          <w:rFonts w:ascii="Arial Narrow" w:eastAsia="Arial Narrow" w:hAnsi="Arial Narrow" w:cs="Arial Narrow"/>
+          <w:b/>
+          <w:sz w:val="16"/>
+          <w:szCs w:val="16"/>
+        </w:rPr>
+        <w:t/>
+      </w:r>
+      <w:proofErr w:type="spellEnd"/>
+      <w:r>
+        <w:rPr>
+          <w:rFonts w:ascii="Arial Narrow" w:eastAsia="Arial Narrow" w:hAnsi="Arial Narrow" w:cs="Arial Narrow"/>
+          <w:b/>
+          <w:sz w:val="16"/>
+          <w:szCs w:val="16"/>
+        </w:rPr>
+        <w:t xml:space="preserve">1308</w:t>
+      </w:r>
+    </w:p>
+    <w:p>
+      <w:pPr>
+        <w:spacing w:after="0" w:line="240" w:lineRule="auto"/>
+        <w:ind w:left="567" w:hanging="567"/>
+        <w:jc w:val="both"/>
+        <w:rPr>
+          <w:rFonts w:ascii="Arial Narrow" w:eastAsia="Arial Narrow" w:hAnsi="Arial Narrow" w:cs="Arial Narrow"/>
+          <w:b/>
+          <w:sz w:val="16"/>
+          <w:szCs w:val="16"/>
+        </w:rPr>
+      </w:pPr>
+      <w:r>
+        <w:rPr>
+          <w:rFonts w:ascii="Arial Narrow" w:eastAsia="Arial Narrow" w:hAnsi="Arial Narrow" w:cs="Arial Narrow"/>
+          <w:b/>
+          <w:sz w:val="16"/>
+          <w:szCs w:val="16"/>
+        </w:rPr>
+        <w:tab/>
+        <w:t>Artículo 110.- Sanciones administrativas</w:t>
+      </w:r>
+    </w:p>
+    <w:p>
+      <w:pPr>
+        <w:spacing w:after="0" w:line="240" w:lineRule="auto"/>
+        <w:ind w:left="567"/>
+        <w:jc w:val="both"/>
+        <w:rPr>
+          <w:rFonts w:ascii="Arial Narrow" w:eastAsia="Arial Narrow" w:hAnsi="Arial Narrow" w:cs="Arial Narrow"/>
+          <w:sz w:val="16"/>
+          <w:szCs w:val="16"/>
+        </w:rPr>
+      </w:pPr>
+      <w:r>
+        <w:rPr>
+          <w:rFonts w:ascii="Arial Narrow" w:eastAsia="Arial Narrow" w:hAnsi="Arial Narrow" w:cs="Arial Narrow"/>
+          <w:sz w:val="16"/>
+          <w:szCs w:val="16"/>
+        </w:rPr>
+        <w:t>El órgano resolutivo puede sancionar las infracciones administrativas a que se refiere el artículo 108 con amonestación y multas de hasta cuatrocientos cincuenta (450) Unidades Impositivas Tributarias (UIT), las cuales son calificadas de la siguiente manera:</w:t>
+      </w:r>
+    </w:p>
+    <w:p>
+      <w:pPr>
+        <w:numPr>
+          <w:ilvl w:val="0"/>
+          <w:numId w:val="2"/>
+        </w:numPr>
+        <w:spacing w:after="0" w:line="240" w:lineRule="auto"/>
+        <w:ind w:left="426" w:firstLine="141"/>
+        <w:jc w:val="both"/>
+        <w:rPr>
+          <w:rFonts w:ascii="Arial Narrow" w:eastAsia="Arial Narrow" w:hAnsi="Arial Narrow" w:cs="Arial Narrow"/>
+          <w:sz w:val="16"/>
+          <w:szCs w:val="16"/>
+        </w:rPr>
+      </w:pPr>
+      <w:r>
+        <w:rPr>
+          <w:rFonts w:ascii="Arial Narrow" w:eastAsia="Arial Narrow" w:hAnsi="Arial Narrow" w:cs="Arial Narrow"/>
+          <w:sz w:val="16"/>
+          <w:szCs w:val="16"/>
+        </w:rPr>
+        <w:t>Infracciones leves, con una amonestación o con una multa de hasta cincuenta (50) UIT.</w:t>
+      </w:r>
+    </w:p>
+    <w:p>
+      <w:pPr>
+        <w:numPr>
+          <w:ilvl w:val="0"/>
+          <w:numId w:val="2"/>
+        </w:numPr>
+        <w:spacing w:after="0" w:line="240" w:lineRule="auto"/>
+        <w:ind w:left="426" w:firstLine="141"/>
+        <w:jc w:val="both"/>
+        <w:rPr>
+          <w:rFonts w:ascii="Arial Narrow" w:eastAsia="Arial Narrow" w:hAnsi="Arial Narrow" w:cs="Arial Narrow"/>
+          <w:sz w:val="16"/>
+          <w:szCs w:val="16"/>
+        </w:rPr>
+      </w:pPr>
+      <w:r>
+        <w:rPr>
+          <w:rFonts w:ascii="Arial Narrow" w:eastAsia="Arial Narrow" w:hAnsi="Arial Narrow" w:cs="Arial Narrow"/>
+          <w:sz w:val="16"/>
+          <w:szCs w:val="16"/>
+        </w:rPr>
+        <w:t>Infracciones graves, con una multa de hasta ciento cincuenta (150) UIT.</w:t>
+      </w:r>
+    </w:p>
+    <w:p>
+      <w:pPr>
+        <w:numPr>
+          <w:ilvl w:val="0"/>
+          <w:numId w:val="2"/>
+        </w:numPr>
+        <w:spacing w:after="0" w:line="240" w:lineRule="auto"/>
+        <w:ind w:left="426" w:firstLine="141"/>
+        <w:jc w:val="both"/>
+        <w:rPr>
+          <w:rFonts w:ascii="Arial Narrow" w:eastAsia="Arial Narrow" w:hAnsi="Arial Narrow" w:cs="Arial Narrow"/>
+          <w:sz w:val="16"/>
+          <w:szCs w:val="16"/>
+        </w:rPr>
+      </w:pPr>
+      <w:r>
+        <w:rPr>
+          <w:rFonts w:ascii="Arial Narrow" w:eastAsia="Arial Narrow" w:hAnsi="Arial Narrow" w:cs="Arial Narrow"/>
+          <w:sz w:val="16"/>
+          <w:szCs w:val="16"/>
+        </w:rPr>
+        <w:t>Infracciones muy graves, con una multa de hasta cuatrocientos cincuenta (450) UIT.</w:t>
+      </w:r>
+    </w:p>
+    <w:p>
+      <w:pPr>
+        <w:spacing w:after="0" w:line="240" w:lineRule="auto"/>
+        <w:ind w:left="567"/>
+        <w:jc w:val="both"/>
+        <w:rPr>
+          <w:rFonts w:ascii="Arial Narrow" w:eastAsia="Arial Narrow" w:hAnsi="Arial Narrow" w:cs="Arial Narrow"/>
+          <w:sz w:val="16"/>
+          <w:szCs w:val="16"/>
+        </w:rPr>
+      </w:pPr>
+      <w:r>
+        <w:rPr>
+          <w:rFonts w:ascii="Arial Narrow" w:eastAsia="Arial Narrow" w:hAnsi="Arial Narrow" w:cs="Arial Narrow"/>
+          <w:sz w:val="16"/>
+          <w:szCs w:val="16"/>
+        </w:rPr>
+        <w:t>(…).</w:t>
+      </w:r>
+    </w:p>
+    <w:p>
+      <w:pPr>
+        <w:spacing w:after="0" w:line="240" w:lineRule="auto"/>
+        <w:ind w:left="567" w:hanging="567"/>
+        <w:jc w:val="both"/>
+        <w:rPr>
+          <w:rFonts w:ascii="Arial Narrow" w:eastAsia="Arial Narrow" w:hAnsi="Arial Narrow" w:cs="Arial Narrow"/>
+          <w:sz w:val="16"/>
+          <w:szCs w:val="16"/>
+        </w:rPr>
+      </w:pPr>
+    </w:p>
+  </w:footnote>
+  <w:footnote w:id="10">
     <w:p>
       <w:pPr>
         <w:pStyle w:val="Textonotapie"/>
@@ -8332,39 +9127,100 @@
         <w:jc w:val="both"/>
         <w:rPr>
           <w:rFonts w:ascii="Arial Narrow" w:eastAsia="Arial Narrow" w:hAnsi="Arial Narrow" w:cs="Arial Narrow"/>
-          <w:sz w:val="16"/>
-          <w:szCs w:val="16"/>
-        </w:rPr>
-      </w:pPr>
-      <w:r>
-        <w:rPr>
-          <w:rFonts w:ascii="Arial Narrow" w:eastAsia="Arial Narrow" w:hAnsi="Arial Narrow" w:cs="Arial Narrow"/>
-          <w:sz w:val="16"/>
-          <w:szCs w:val="16"/>
-        </w:rPr>
-        <w:t xml:space="preserve">. </w:t>
-      </w:r>
-    </w:p>
-    <w:p>
-      <w:pPr>
-        <w:pStyle w:val="Textonotapie"/>
+          <w:b/>
+          <w:bCs/>
+          <w:sz w:val="16"/>
+          <w:szCs w:val="16"/>
+        </w:rPr>
+      </w:pPr>
+      <w:r>
+        <w:rPr>
+          <w:rStyle w:val="Refdenotaalpie"/>
+          <w:rFonts w:ascii="Arial Narrow" w:eastAsia="Arial Narrow" w:hAnsi="Arial Narrow" w:cs="Arial Narrow"/>
+          <w:sz w:val="16"/>
+          <w:szCs w:val="16"/>
+          <w:vertAlign w:val="superscript"/>
+        </w:rPr>
+        <w:footnoteRef/>
+      </w:r>
+      <w:r>
+        <w:rPr>
+          <w:rFonts w:ascii="Arial Narrow" w:eastAsia="Arial Narrow" w:hAnsi="Arial Narrow" w:cs="Arial Narrow"/>
+          <w:sz w:val="16"/>
+          <w:szCs w:val="16"/>
+        </w:rPr>
+        <w:tab/>
+        <w:t xml:space="preserve"/>
+      </w:r>
+      <w:r>
+        <w:rPr>
+          <w:rFonts w:ascii="Arial Narrow" w:eastAsia="Arial Narrow" w:hAnsi="Arial Narrow" w:cs="Arial Narrow"/>
+          <w:sz w:val="16"/>
+          <w:szCs w:val="16"/>
+        </w:rPr>
+        <w:tab/>
+      </w:r>
+      <w:r>
+        <w:rPr>
+          <w:rFonts w:ascii="Arial Narrow" w:eastAsia="Arial Narrow" w:hAnsi="Arial Narrow" w:cs="Arial Narrow"/>
+          <w:b/>
+          <w:bCs/>
+          <w:sz w:val="16"/>
+          <w:szCs w:val="16"/>
+        </w:rPr>
+        <w:t xml:space="preserve">LEY </w:t>
+      </w:r>
+      <w:proofErr w:type="spellStart"/>
+      <w:r>
+        <w:rPr>
+          <w:rFonts w:ascii="Arial Narrow" w:eastAsia="Arial Narrow" w:hAnsi="Arial Narrow" w:cs="Arial Narrow"/>
+          <w:b/>
+          <w:bCs/>
+          <w:sz w:val="16"/>
+          <w:szCs w:val="16"/>
+        </w:rPr>
+        <w:t/>
+      </w:r>
+      <w:proofErr w:type="spellEnd"/>
+      <w:r>
+        <w:rPr>
+          <w:rFonts w:ascii="Arial Narrow" w:eastAsia="Arial Narrow" w:hAnsi="Arial Narrow" w:cs="Arial Narrow"/>
+          <w:b/>
+          <w:bCs/>
+          <w:sz w:val="16"/>
+          <w:szCs w:val="16"/>
+        </w:rPr>
+        <w:t xml:space="preserve">29571, CÓDIGO DE PROTECCIÓN Y DEFENSA DEL CONSUMIDOR, publicado el 2 de setiembre de 2010 y modificado por Decreto Legislativo </w:t>
+      </w:r>
+      <w:proofErr w:type="spellStart"/>
+      <w:r>
+        <w:rPr>
+          <w:rFonts w:ascii="Arial Narrow" w:eastAsia="Arial Narrow" w:hAnsi="Arial Narrow" w:cs="Arial Narrow"/>
+          <w:b/>
+          <w:bCs/>
+          <w:sz w:val="16"/>
+          <w:szCs w:val="16"/>
+        </w:rPr>
+        <w:t/>
+      </w:r>
+      <w:proofErr w:type="spellEnd"/>
+      <w:r>
+        <w:rPr>
+          <w:rFonts w:ascii="Arial Narrow" w:eastAsia="Arial Narrow" w:hAnsi="Arial Narrow" w:cs="Arial Narrow"/>
+          <w:b/>
+          <w:bCs/>
+          <w:sz w:val="16"/>
+          <w:szCs w:val="16"/>
+        </w:rPr>
+        <w:t xml:space="preserve">1308 </w:t>
+      </w:r>
+    </w:p>
+    <w:p>
+      <w:pPr>
         <w:tabs>
           <w:tab w:val="left" w:pos="567"/>
         </w:tabs>
-        <w:ind w:left="567" w:right="-1" w:hanging="567"/>
-        <w:jc w:val="both"/>
-        <w:rPr>
-          <w:rFonts w:ascii="Arial Narrow" w:eastAsia="Arial Narrow" w:hAnsi="Arial Narrow" w:cs="Arial Narrow"/>
-          <w:sz w:val="16"/>
-          <w:szCs w:val="16"/>
-        </w:rPr>
-      </w:pPr>
-    </w:p>
-  </w:footnote>
-  <w:footnote w:id="5">
-    <w:p>
-      <w:pPr>
-        <w:pStyle w:val="Textonotapie"/>
+        <w:spacing w:after="0" w:line="240" w:lineRule="auto"/>
         <w:ind w:left="567" w:hanging="567"/>
         <w:jc w:val="both"/>
         <w:rPr>
@@ -8375,773 +9231,12 @@
       </w:pPr>
       <w:r>
         <w:rPr>
-          <w:rStyle w:val="Refdenotaalpie"/>
-          <w:rFonts w:ascii="Arial Narrow" w:eastAsia="Arial Narrow" w:hAnsi="Arial Narrow" w:cs="Arial Narrow"/>
-          <w:sz w:val="16"/>
-          <w:szCs w:val="16"/>
-          <w:vertAlign w:val="superscript"/>
-        </w:rPr>
-        <w:footnoteRef/>
-      </w:r>
-      <w:r>
-        <w:rPr>
-          <w:rFonts w:ascii="Arial Narrow" w:eastAsia="Arial Narrow" w:hAnsi="Arial Narrow" w:cs="Arial Narrow"/>
-          <w:sz w:val="16"/>
-          <w:szCs w:val="16"/>
-        </w:rPr>
-        <w:t xml:space="preserve"> </w:t>
-      </w:r>
-      <w:r>
-        <w:rPr>
           <w:rFonts w:ascii="Arial Narrow" w:eastAsia="Arial Narrow" w:hAnsi="Arial Narrow" w:cs="Arial Narrow"/>
           <w:sz w:val="16"/>
           <w:szCs w:val="16"/>
         </w:rPr>
         <w:tab/>
-        <w:t xml:space="preserve">El número de trabajadores se atenderá siempre que la empresa haya sido constituida antes de la vigencia de la Ley </w:t>
-      </w:r>
-      <w:proofErr w:type="spellStart"/>
-      <w:r>
-        <w:rPr>
-          <w:rFonts w:ascii="Arial Narrow" w:eastAsia="Arial Narrow" w:hAnsi="Arial Narrow" w:cs="Arial Narrow"/>
-          <w:sz w:val="16"/>
-          <w:szCs w:val="16"/>
-        </w:rPr>
-        <w:t/>
-      </w:r>
-      <w:proofErr w:type="spellEnd"/>
-      <w:r>
-        <w:rPr>
-          <w:rFonts w:ascii="Arial Narrow" w:eastAsia="Arial Narrow" w:hAnsi="Arial Narrow" w:cs="Arial Narrow"/>
-          <w:sz w:val="16"/>
-          <w:szCs w:val="16"/>
-        </w:rPr>
-        <w:t xml:space="preserve"> 30056, publicada el 2 de julio de 2013, que modificó el artículo 5 del Texto Único Ordenado de la Ley de Promoción de la Competitividad, Formalización y Desarrollo de la Micro y Pequeña Empresa y de Acceso al Empleo Decente (LEY MYPE). Ello, en la medida que la Tercera Disposición Complementaria Transitoria de la norma modificatoria precisa que las empresas constituidas antes de la </w:t>
-      </w:r>
-      <w:proofErr w:type="gramStart"/>
-      <w:r>
-        <w:rPr>
-          <w:rFonts w:ascii="Arial Narrow" w:eastAsia="Arial Narrow" w:hAnsi="Arial Narrow" w:cs="Arial Narrow"/>
-          <w:sz w:val="16"/>
-          <w:szCs w:val="16"/>
-        </w:rPr>
-        <w:t>entrada en vigencia</w:t>
-      </w:r>
-      <w:proofErr w:type="gramEnd"/>
-      <w:r>
-        <w:rPr>
-          <w:rFonts w:ascii="Arial Narrow" w:eastAsia="Arial Narrow" w:hAnsi="Arial Narrow" w:cs="Arial Narrow"/>
-          <w:sz w:val="16"/>
-          <w:szCs w:val="16"/>
-        </w:rPr>
-        <w:t xml:space="preserve"> de dicha Ley se rigen por los requisitos de acogimiento al régimen de las micro y pequeñas empresas regulados en el Decreto Legislativo 1086.</w:t>
-      </w:r>
-    </w:p>
-    <w:p>
-      <w:pPr>
-        <w:pStyle w:val="Textonotapie"/>
-        <w:ind w:left="567" w:hanging="567"/>
-        <w:jc w:val="both"/>
-        <w:rPr>
-          <w:rFonts w:ascii="Arial Narrow" w:eastAsia="Arial Narrow" w:hAnsi="Arial Narrow" w:cs="Arial Narrow"/>
-          <w:sz w:val="16"/>
-          <w:szCs w:val="16"/>
-        </w:rPr>
-      </w:pPr>
-    </w:p>
-  </w:footnote>
-  <w:footnote w:id="6">
-    <w:p>
-      <w:pPr>
-        <w:pStyle w:val="Textonotapie"/>
-        <w:ind w:left="567" w:hanging="567"/>
-        <w:jc w:val="both"/>
-        <w:rPr>
-          <w:rFonts w:ascii="Arial Narrow" w:eastAsia="Arial Narrow" w:hAnsi="Arial Narrow" w:cs="Arial Narrow"/>
-          <w:sz w:val="16"/>
-          <w:szCs w:val="16"/>
-        </w:rPr>
-      </w:pPr>
-      <w:r>
-        <w:rPr>
-          <w:rStyle w:val="Refdenotaalpie"/>
-          <w:rFonts w:ascii="Arial Narrow" w:eastAsia="Arial Narrow" w:hAnsi="Arial Narrow" w:cs="Arial Narrow"/>
-          <w:sz w:val="16"/>
-          <w:szCs w:val="16"/>
-          <w:vertAlign w:val="superscript"/>
-        </w:rPr>
-        <w:footnoteRef/>
-      </w:r>
-      <w:r>
-        <w:rPr>
-          <w:rFonts w:ascii="Arial Narrow" w:eastAsia="Arial Narrow" w:hAnsi="Arial Narrow" w:cs="Arial Narrow"/>
-          <w:sz w:val="16"/>
-          <w:szCs w:val="16"/>
-        </w:rPr>
-        <w:t xml:space="preserve"> </w:t>
-      </w:r>
-      <w:r>
-        <w:rPr>
-          <w:rFonts w:ascii="Arial Narrow" w:eastAsia="Arial Narrow" w:hAnsi="Arial Narrow" w:cs="Arial Narrow"/>
-          <w:sz w:val="16"/>
-          <w:szCs w:val="16"/>
-        </w:rPr>
-        <w:tab/>
-      </w:r>
-      <w:r>
-        <w:rPr>
-          <w:rFonts w:ascii="Arial Narrow" w:eastAsia="Arial Narrow" w:hAnsi="Arial Narrow" w:cs="Arial Narrow"/>
-          <w:b/>
-          <w:sz w:val="16"/>
-          <w:szCs w:val="16"/>
-        </w:rPr>
-        <w:t>LEY 29571, CÓDIGO DE PROTECCIÓN Y DEFENSA DEL CONSUMIDOR</w:t>
-      </w:r>
-      <w:r>
-        <w:rPr>
-          <w:rFonts w:ascii="Arial Narrow" w:eastAsia="Arial Narrow" w:hAnsi="Arial Narrow" w:cs="Arial Narrow"/>
-          <w:b/>
-          <w:bCs/>
-          <w:sz w:val="16"/>
-          <w:szCs w:val="16"/>
-        </w:rPr>
-        <w:t xml:space="preserve">, </w:t>
-      </w:r>
-      <w:r>
-        <w:rPr>
-          <w:rFonts w:ascii="Arial Narrow" w:eastAsia="Arial Narrow" w:hAnsi="Arial Narrow" w:cs="Arial Narrow"/>
-          <w:b/>
-          <w:sz w:val="16"/>
-          <w:szCs w:val="16"/>
-        </w:rPr>
-        <w:t xml:space="preserve">publicado el 2 de setiembre de 2010 y modificado por Decreto Legislativo </w:t>
-      </w:r>
-      <w:proofErr w:type="spellStart"/>
-      <w:r>
-        <w:rPr>
-          <w:rFonts w:ascii="Arial Narrow" w:eastAsia="Arial Narrow" w:hAnsi="Arial Narrow" w:cs="Arial Narrow"/>
-          <w:b/>
-          <w:sz w:val="16"/>
-          <w:szCs w:val="16"/>
-        </w:rPr>
-        <w:t/>
-      </w:r>
-      <w:proofErr w:type="spellEnd"/>
-      <w:r>
-        <w:rPr>
-          <w:rFonts w:ascii="Arial Narrow" w:eastAsia="Arial Narrow" w:hAnsi="Arial Narrow" w:cs="Arial Narrow"/>
-          <w:b/>
-          <w:sz w:val="16"/>
-          <w:szCs w:val="16"/>
-        </w:rPr>
-        <w:t xml:space="preserve"> 1308</w:t>
-      </w:r>
-    </w:p>
-    <w:p>
-      <w:pPr>
-        <w:pStyle w:val="Textonotapie"/>
-        <w:ind w:left="567" w:hanging="567"/>
-        <w:jc w:val="both"/>
-        <w:rPr>
-          <w:rFonts w:ascii="Arial Narrow" w:eastAsia="Arial Narrow" w:hAnsi="Arial Narrow" w:cs="Arial Narrow"/>
-          <w:b/>
-          <w:bCs/>
-          <w:sz w:val="16"/>
-          <w:szCs w:val="16"/>
-        </w:rPr>
-      </w:pPr>
-      <w:r>
-        <w:rPr>
-          <w:rFonts w:ascii="Arial Narrow" w:eastAsia="Arial Narrow" w:hAnsi="Arial Narrow" w:cs="Arial Narrow"/>
-          <w:sz w:val="16"/>
-          <w:szCs w:val="16"/>
-        </w:rPr>
-        <w:tab/>
-      </w:r>
-      <w:r>
-        <w:rPr>
-          <w:rFonts w:ascii="Arial Narrow" w:eastAsia="Arial Narrow" w:hAnsi="Arial Narrow" w:cs="Arial Narrow"/>
-          <w:b/>
-          <w:bCs/>
-          <w:sz w:val="16"/>
-          <w:szCs w:val="16"/>
-        </w:rPr>
-        <w:t>Artículo 110.- Sanciones Administrativas</w:t>
-      </w:r>
-    </w:p>
-    <w:p>
-      <w:pPr>
-        <w:autoSpaceDE w:val="0"/>
-        <w:autoSpaceDN w:val="0"/>
-        <w:adjustRightInd w:val="0"/>
-        <w:spacing w:after="0" w:line="240" w:lineRule="auto"/>
-        <w:ind w:left="567"/>
-        <w:jc w:val="both"/>
-        <w:rPr>
-          <w:rFonts w:ascii="Arial Narrow" w:eastAsia="Arial Narrow" w:hAnsi="Arial Narrow" w:cs="Arial Narrow"/>
-          <w:sz w:val="16"/>
-          <w:szCs w:val="16"/>
-          <w:lang w:eastAsia="es-PE"/>
-        </w:rPr>
-      </w:pPr>
-      <w:r>
-        <w:rPr>
-          <w:rFonts w:ascii="Arial Narrow" w:eastAsia="Arial Narrow" w:hAnsi="Arial Narrow" w:cs="Arial Narrow"/>
-          <w:sz w:val="16"/>
-          <w:szCs w:val="16"/>
-          <w:lang w:eastAsia="es-PE"/>
-        </w:rPr>
-        <w:t>(…)</w:t>
-      </w:r>
-    </w:p>
-    <w:p>
-      <w:pPr>
-        <w:autoSpaceDE w:val="0"/>
-        <w:autoSpaceDN w:val="0"/>
-        <w:adjustRightInd w:val="0"/>
-        <w:spacing w:after="0" w:line="240" w:lineRule="auto"/>
-        <w:ind w:left="567"/>
-        <w:jc w:val="both"/>
-        <w:rPr>
-          <w:rFonts w:ascii="Arial Narrow" w:eastAsia="Arial Narrow" w:hAnsi="Arial Narrow" w:cs="Arial Narrow"/>
-          <w:sz w:val="16"/>
-          <w:szCs w:val="16"/>
-          <w:lang w:eastAsia="es-PE"/>
-        </w:rPr>
-      </w:pPr>
-      <w:r>
-        <w:rPr>
-          <w:rFonts w:ascii="Arial Narrow" w:eastAsia="Arial Narrow" w:hAnsi="Arial Narrow" w:cs="Arial Narrow"/>
-          <w:sz w:val="16"/>
-          <w:szCs w:val="16"/>
-          <w:lang w:eastAsia="es-PE"/>
-        </w:rPr>
-        <w:t>En el caso de las microempresas, la multa no puede superar el diez por ciento (10%) de las ventas o ingresos brutos percibidos por el infractor, relativos a todas sus actividades económicas, correspondientes al ejercicio inmediato anterior al de la expedición de la resolución de primera instancia, siempre que se haya acreditado dichos ingresos, no se encuentre en una situación de reincidencia y el caso no verse sobre la vida, salud o integridad de los consumidores. Para el caso de las pequeñas empresas, la multa no puede superar el veinte por ciento (20%) de las ventas o ingresos brutos percibidos por el infractor, conforme a los requisitos señalados anteriormente.</w:t>
-      </w:r>
-    </w:p>
-    <w:p>
-      <w:pPr>
-        <w:autoSpaceDE w:val="0"/>
-        <w:autoSpaceDN w:val="0"/>
-        <w:adjustRightInd w:val="0"/>
-        <w:spacing w:after="0" w:line="240" w:lineRule="auto"/>
-        <w:ind w:left="567"/>
-        <w:jc w:val="both"/>
-        <w:rPr>
-          <w:rFonts w:ascii="Arial Narrow" w:eastAsia="Arial Narrow" w:hAnsi="Arial Narrow" w:cs="Arial Narrow"/>
-          <w:sz w:val="16"/>
-          <w:szCs w:val="16"/>
-          <w:lang w:eastAsia="es-PE"/>
-        </w:rPr>
-      </w:pPr>
-      <w:r>
-        <w:rPr>
-          <w:rFonts w:ascii="Arial Narrow" w:eastAsia="Arial Narrow" w:hAnsi="Arial Narrow" w:cs="Arial Narrow"/>
-          <w:sz w:val="16"/>
-          <w:szCs w:val="16"/>
-          <w:lang w:eastAsia="es-PE"/>
-        </w:rPr>
-        <w:t>(…).</w:t>
-      </w:r>
-    </w:p>
-    <w:p>
-      <w:pPr>
-        <w:pStyle w:val="Textonotapie"/>
-        <w:ind w:left="567" w:hanging="567"/>
-        <w:jc w:val="both"/>
-        <w:rPr>
-          <w:rFonts w:ascii="Arial Narrow" w:eastAsia="Arial Narrow" w:hAnsi="Arial Narrow" w:cs="Arial Narrow"/>
-          <w:sz w:val="16"/>
-          <w:szCs w:val="16"/>
-        </w:rPr>
-      </w:pPr>
-    </w:p>
-  </w:footnote>
-  <w:footnote w:id="12">
-    <w:p>
-      <w:pPr>
-        <w:pStyle w:val="Textonotapie"/>
-        <w:ind w:left="567" w:hanging="567"/>
-        <w:jc w:val="both"/>
-        <w:rPr>
-          <w:rFonts w:ascii="Arial Narrow" w:eastAsia="Arial Narrow" w:hAnsi="Arial Narrow" w:cs="Arial Narrow"/>
-          <w:sz w:val="16"/>
-          <w:szCs w:val="16"/>
-        </w:rPr>
-      </w:pPr>
-      <w:r>
-        <w:rPr>
-          <w:rStyle w:val="Refdenotaalpie"/>
-          <w:rFonts w:ascii="Arial Narrow" w:eastAsia="Arial Narrow" w:hAnsi="Arial Narrow" w:cs="Arial Narrow"/>
-          <w:sz w:val="16"/>
-          <w:szCs w:val="16"/>
-          <w:vertAlign w:val="superscript"/>
-        </w:rPr>
-        <w:footnoteRef/>
-      </w:r>
-      <w:r>
-        <w:rPr>
-          <w:rFonts w:ascii="Arial Narrow" w:eastAsia="Arial Narrow" w:hAnsi="Arial Narrow" w:cs="Arial Narrow"/>
-          <w:sz w:val="16"/>
-          <w:szCs w:val="16"/>
-        </w:rPr>
-        <w:tab/>
-      </w:r>
-      <w:r>
-        <w:rPr>
-          <w:rFonts w:ascii="Arial Narrow" w:eastAsia="Arial Narrow" w:hAnsi="Arial Narrow" w:cs="Arial Narrow"/>
-          <w:b/>
-          <w:bCs/>
-          <w:sz w:val="16"/>
-          <w:szCs w:val="16"/>
-        </w:rPr>
-        <w:t xml:space="preserve">DECRETO LEGISLATIVO 807, LEY SOBRE FACULTADES, NORMAS Y ORGANIZACIÓN DEL INDECOPI, publicado el 18 de abril de 1996</w:t>
-      </w:r>
-    </w:p>
-    <w:p>
-      <w:pPr>
-        <w:pStyle w:val="Textonotapie"/>
-        <w:ind w:left="567" w:hanging="567"/>
-        <w:jc w:val="both"/>
-        <w:rPr>
-          <w:rFonts w:ascii="Arial Narrow" w:eastAsia="Arial Narrow" w:hAnsi="Arial Narrow" w:cs="Arial Narrow"/>
-          <w:sz w:val="16"/>
-          <w:szCs w:val="16"/>
-        </w:rPr>
-      </w:pPr>
-      <w:r>
-        <w:rPr>
-          <w:rFonts w:ascii="Arial Narrow" w:eastAsia="Arial Narrow" w:hAnsi="Arial Narrow" w:cs="Arial Narrow"/>
-          <w:sz w:val="16"/>
-          <w:szCs w:val="16"/>
-        </w:rPr>
-        <w:tab/>
-      </w:r>
-      <w:r>
-        <w:rPr>
-          <w:rFonts w:ascii="Arial Narrow" w:eastAsia="Arial Narrow" w:hAnsi="Arial Narrow" w:cs="Arial Narrow"/>
-          <w:b/>
-          <w:bCs/>
-          <w:sz w:val="16"/>
-          <w:szCs w:val="16"/>
-        </w:rPr>
-        <w:t xml:space="preserve">Artículo 26.-</w:t>
-      </w:r>
-      <w:r>
-        <w:rPr>
-          <w:rFonts w:ascii="Arial Narrow" w:eastAsia="Arial Narrow" w:hAnsi="Arial Narrow" w:cs="Arial Narrow"/>
-          <w:sz w:val="16"/>
-          <w:szCs w:val="16"/>
-        </w:rPr>
-        <w:t xml:space="preserve"> Una vez admitida a trámite la denuncia, se correrá traslado de la misma al denunciado, a fin de que éste presente su descargo. El plazo para la presentación del descargo será de cinco (5) días contados desde la notificación, vencido el cual, el Secretario Técnico declarará en rebeldía al denunciado que no lo hubiera presentado.</w:t>
-      </w:r>
-    </w:p>
-    <w:p>
-      <w:pPr>
-        <w:pStyle w:val="Textonotapie"/>
-        <w:ind w:left="567" w:hanging="567"/>
-        <w:jc w:val="both"/>
-        <w:rPr>
-          <w:rFonts w:ascii="Arial Narrow" w:eastAsia="Arial Narrow" w:hAnsi="Arial Narrow" w:cs="Arial Narrow"/>
-          <w:sz w:val="16"/>
-          <w:szCs w:val="16"/>
-        </w:rPr>
-      </w:pPr>
-    </w:p>
-  </w:footnote>
-  <w:footnote w:id="13">
-    <w:p>
-      <w:pPr>
-        <w:pStyle w:val="Textonotapie"/>
-        <w:ind w:left="567" w:hanging="567"/>
-        <w:jc w:val="both"/>
-        <w:rPr>
-          <w:rFonts w:ascii="Arial Narrow" w:eastAsia="Arial Narrow" w:hAnsi="Arial Narrow" w:cs="Arial Narrow"/>
-          <w:sz w:val="16"/>
-          <w:szCs w:val="16"/>
-        </w:rPr>
-      </w:pPr>
-      <w:r>
-        <w:rPr>
-          <w:rStyle w:val="Refdenotaalpie"/>
-          <w:rFonts w:ascii="Arial Narrow" w:eastAsia="Arial Narrow" w:hAnsi="Arial Narrow" w:cs="Arial Narrow"/>
-          <w:sz w:val="16"/>
-          <w:szCs w:val="16"/>
-          <w:vertAlign w:val="superscript"/>
-        </w:rPr>
-        <w:footnoteRef/>
-      </w:r>
-      <w:r>
-        <w:rPr>
-          <w:rFonts w:ascii="Arial Narrow" w:eastAsia="Arial Narrow" w:hAnsi="Arial Narrow" w:cs="Arial Narrow"/>
-          <w:sz w:val="16"/>
-          <w:szCs w:val="16"/>
-        </w:rPr>
-        <w:tab/>
-      </w:r>
-      <w:r>
-        <w:rPr>
-          <w:rFonts w:ascii="Arial Narrow" w:eastAsia="Arial Narrow" w:hAnsi="Arial Narrow" w:cs="Arial Narrow"/>
-          <w:b/>
-          <w:bCs/>
-          <w:sz w:val="16"/>
-          <w:szCs w:val="16"/>
-        </w:rPr>
-        <w:t xml:space="preserve">DECRETO SUPREMO 006-2026-JUS, TEXTO ÚNICO ORDENADO DE LA LEY 27444, LEY DEL PROCEDIMIENTO ADMINISTRATIVO GENERAL, publicado el 30 de abril de 2026</w:t>
-      </w:r>
-    </w:p>
-    <w:p>
-      <w:pPr>
-        <w:pStyle w:val="Textonotapie"/>
-        <w:ind w:left="567" w:hanging="567"/>
-        <w:jc w:val="both"/>
-        <w:rPr>
-          <w:rFonts w:ascii="Arial Narrow" w:eastAsia="Arial Narrow" w:hAnsi="Arial Narrow" w:cs="Arial Narrow"/>
-          <w:sz w:val="16"/>
-          <w:szCs w:val="16"/>
-        </w:rPr>
-      </w:pPr>
-      <w:r>
-        <w:rPr>
-          <w:rFonts w:ascii="Arial Narrow" w:eastAsia="Arial Narrow" w:hAnsi="Arial Narrow" w:cs="Arial Narrow"/>
-          <w:sz w:val="16"/>
-          <w:szCs w:val="16"/>
-        </w:rPr>
-        <w:tab/>
-      </w:r>
-      <w:r>
-        <w:rPr>
-          <w:rFonts w:ascii="Arial Narrow" w:eastAsia="Arial Narrow" w:hAnsi="Arial Narrow" w:cs="Arial Narrow"/>
-          <w:b/>
-          <w:bCs/>
-          <w:sz w:val="16"/>
-          <w:szCs w:val="16"/>
-        </w:rPr>
-        <w:t xml:space="preserve">Artículo 223.- Contestación de la reclamación</w:t>
-      </w:r>
-    </w:p>
-    <w:p>
-      <w:pPr>
-        <w:pStyle w:val="Textonotapie"/>
-        <w:ind w:left="567" w:hanging="567"/>
-        <w:jc w:val="both"/>
-        <w:rPr>
-          <w:rFonts w:ascii="Arial Narrow" w:eastAsia="Arial Narrow" w:hAnsi="Arial Narrow" w:cs="Arial Narrow"/>
-          <w:sz w:val="16"/>
-          <w:szCs w:val="16"/>
-        </w:rPr>
-      </w:pPr>
-      <w:r>
-        <w:rPr>
-          <w:rFonts w:ascii="Arial Narrow" w:eastAsia="Arial Narrow" w:hAnsi="Arial Narrow" w:cs="Arial Narrow"/>
-          <w:sz w:val="16"/>
-          <w:szCs w:val="16"/>
-        </w:rPr>
-        <w:tab/>
-      </w:r>
-      <w:r>
-        <w:rPr>
-          <w:rFonts w:ascii="Arial Narrow" w:eastAsia="Arial Narrow" w:hAnsi="Arial Narrow" w:cs="Arial Narrow"/>
-          <w:sz w:val="16"/>
-          <w:szCs w:val="16"/>
-        </w:rPr>
-        <w:t xml:space="preserve">223.1 El reclamado deberá presentar la contestación de la reclamación dentro de los quince (15) días posteriores a la notificación de ésta; vencido este plazo, la Administración declarará en rebeldía al reclamado que no la hubiera presentado. La contestación deberá contener los requisitos de los escritos previstos en el artículo 113 de la presente Ley, así como la absolución de todos los asuntos controvertidos de hecho y de derecho, Las alegaciones y los hechos relevantes de la reclamación, salvo que hayan sido específicamente negadas en la contestación, se tendrán por aceptadas o merituadas como ciertas.</w:t>
-      </w:r>
-    </w:p>
-    <w:p>
-      <w:pPr>
-        <w:pStyle w:val="Textonotapie"/>
-        <w:ind w:left="567" w:hanging="567"/>
-        <w:jc w:val="both"/>
-        <w:rPr>
-          <w:rFonts w:ascii="Arial Narrow" w:eastAsia="Arial Narrow" w:hAnsi="Arial Narrow" w:cs="Arial Narrow"/>
-          <w:sz w:val="16"/>
-          <w:szCs w:val="16"/>
-        </w:rPr>
-      </w:pPr>
-    </w:p>
-  </w:footnote>
-  <w:footnote w:id="7">
-    <w:p>
-      <w:pPr>
-        <w:spacing w:after="0" w:line="240" w:lineRule="auto"/>
-        <w:ind w:left="567" w:hanging="567"/>
-        <w:jc w:val="both"/>
-        <w:rPr>
-          <w:rFonts w:ascii="Arial Narrow" w:eastAsia="Arial Narrow" w:hAnsi="Arial Narrow" w:cs="Arial Narrow"/>
-          <w:sz w:val="16"/>
-          <w:szCs w:val="16"/>
-        </w:rPr>
-      </w:pPr>
-      <w:r>
-        <w:rPr>
-          <w:rStyle w:val="Refdenotaalpie"/>
-          <w:rFonts w:ascii="Arial Narrow" w:eastAsia="Arial Narrow" w:hAnsi="Arial Narrow" w:cs="Arial Narrow"/>
-          <w:sz w:val="16"/>
-          <w:szCs w:val="16"/>
-          <w:vertAlign w:val="superscript"/>
-        </w:rPr>
-        <w:footnoteRef/>
-      </w:r>
-      <w:r>
-        <w:rPr>
-          <w:rFonts w:ascii="Arial Narrow" w:eastAsia="Arial Narrow" w:hAnsi="Arial Narrow" w:cs="Arial Narrow"/>
-          <w:sz w:val="16"/>
-          <w:szCs w:val="16"/>
-          <w:vertAlign w:val="superscript"/>
-        </w:rPr>
-        <w:t xml:space="preserve"> </w:t>
-      </w:r>
-      <w:r>
-        <w:rPr>
-          <w:rFonts w:ascii="Arial Narrow" w:eastAsia="Arial Narrow" w:hAnsi="Arial Narrow" w:cs="Arial Narrow"/>
-          <w:sz w:val="16"/>
-          <w:szCs w:val="16"/>
-        </w:rPr>
-        <w:t xml:space="preserve"> </w:t>
-      </w:r>
-      <w:r>
-        <w:rPr>
-          <w:rFonts w:ascii="Arial Narrow" w:eastAsia="Arial Narrow" w:hAnsi="Arial Narrow" w:cs="Arial Narrow"/>
-          <w:sz w:val="16"/>
-          <w:szCs w:val="16"/>
-        </w:rPr>
-        <w:tab/>
-      </w:r>
-      <w:r>
-        <w:rPr>
-          <w:rFonts w:ascii="Arial Narrow" w:eastAsia="Arial Narrow" w:hAnsi="Arial Narrow" w:cs="Arial Narrow"/>
-          <w:b/>
-          <w:sz w:val="16"/>
-          <w:szCs w:val="16"/>
-        </w:rPr>
-        <w:t>LEY 29571, CÓDIGO DE PROTECCIÓN Y DEFENSA DEL CONSUMIDOR</w:t>
-      </w:r>
-      <w:r>
-        <w:rPr>
-          <w:rFonts w:ascii="Arial Narrow" w:eastAsia="Arial Narrow" w:hAnsi="Arial Narrow" w:cs="Arial Narrow"/>
-          <w:b/>
-          <w:bCs/>
-          <w:sz w:val="16"/>
-          <w:szCs w:val="16"/>
-        </w:rPr>
-        <w:t xml:space="preserve">, </w:t>
-      </w:r>
-      <w:r>
-        <w:rPr>
-          <w:rFonts w:ascii="Arial Narrow" w:eastAsia="Arial Narrow" w:hAnsi="Arial Narrow" w:cs="Arial Narrow"/>
-          <w:b/>
-          <w:sz w:val="16"/>
-          <w:szCs w:val="16"/>
-        </w:rPr>
-        <w:t xml:space="preserve">publicado el 2 de setiembre de 2010 y modificado por Decreto Legislativo </w:t>
-      </w:r>
-      <w:proofErr w:type="spellStart"/>
-      <w:r>
-        <w:rPr>
-          <w:rFonts w:ascii="Arial Narrow" w:eastAsia="Arial Narrow" w:hAnsi="Arial Narrow" w:cs="Arial Narrow"/>
-          <w:b/>
-          <w:sz w:val="16"/>
-          <w:szCs w:val="16"/>
-        </w:rPr>
-        <w:t/>
-      </w:r>
-      <w:proofErr w:type="spellEnd"/>
-      <w:r>
-        <w:rPr>
-          <w:rFonts w:ascii="Arial Narrow" w:eastAsia="Arial Narrow" w:hAnsi="Arial Narrow" w:cs="Arial Narrow"/>
-          <w:b/>
-          <w:sz w:val="16"/>
-          <w:szCs w:val="16"/>
-        </w:rPr>
-        <w:t xml:space="preserve"> 1308</w:t>
-      </w:r>
-    </w:p>
-    <w:p>
-      <w:pPr>
-        <w:spacing w:after="0" w:line="240" w:lineRule="auto"/>
-        <w:ind w:left="567" w:hanging="567"/>
-        <w:jc w:val="both"/>
-        <w:rPr>
-          <w:rFonts w:ascii="Arial Narrow" w:eastAsia="Arial Narrow" w:hAnsi="Arial Narrow" w:cs="Arial Narrow"/>
-          <w:b/>
-          <w:sz w:val="16"/>
-          <w:szCs w:val="16"/>
-        </w:rPr>
-      </w:pPr>
-      <w:r>
-        <w:rPr>
-          <w:rFonts w:ascii="Arial Narrow" w:eastAsia="Arial Narrow" w:hAnsi="Arial Narrow" w:cs="Arial Narrow"/>
-          <w:b/>
-          <w:sz w:val="16"/>
-          <w:szCs w:val="16"/>
-        </w:rPr>
-        <w:tab/>
-        <w:t>Artículo 110.- Sanciones administrativas</w:t>
-      </w:r>
-    </w:p>
-    <w:p>
-      <w:pPr>
-        <w:spacing w:after="0" w:line="240" w:lineRule="auto"/>
-        <w:ind w:left="567"/>
-        <w:jc w:val="both"/>
-        <w:rPr>
-          <w:rFonts w:ascii="Arial Narrow" w:eastAsia="Arial Narrow" w:hAnsi="Arial Narrow" w:cs="Arial Narrow"/>
-          <w:sz w:val="16"/>
-          <w:szCs w:val="16"/>
-        </w:rPr>
-      </w:pPr>
-      <w:r>
-        <w:rPr>
-          <w:rFonts w:ascii="Arial Narrow" w:eastAsia="Arial Narrow" w:hAnsi="Arial Narrow" w:cs="Arial Narrow"/>
-          <w:sz w:val="16"/>
-          <w:szCs w:val="16"/>
-        </w:rPr>
-        <w:t>El órgano resolutivo puede sancionar las infracciones administrativas a que se refiere el artículo 108 con amonestación y multas de hasta cuatrocientos cincuenta (450) Unidades Impositivas Tributarias (UIT), las cuales son calificadas de la siguiente manera:</w:t>
-      </w:r>
-    </w:p>
-    <w:p>
-      <w:pPr>
-        <w:numPr>
-          <w:ilvl w:val="0"/>
-          <w:numId w:val="2"/>
-        </w:numPr>
-        <w:spacing w:after="0" w:line="240" w:lineRule="auto"/>
-        <w:ind w:left="426" w:firstLine="141"/>
-        <w:jc w:val="both"/>
-        <w:rPr>
-          <w:rFonts w:ascii="Arial Narrow" w:eastAsia="Arial Narrow" w:hAnsi="Arial Narrow" w:cs="Arial Narrow"/>
-          <w:sz w:val="16"/>
-          <w:szCs w:val="16"/>
-        </w:rPr>
-      </w:pPr>
-      <w:r>
-        <w:rPr>
-          <w:rFonts w:ascii="Arial Narrow" w:eastAsia="Arial Narrow" w:hAnsi="Arial Narrow" w:cs="Arial Narrow"/>
-          <w:sz w:val="16"/>
-          <w:szCs w:val="16"/>
-        </w:rPr>
-        <w:t>Infracciones leves, con una amonestación o con una multa de hasta cincuenta (50) UIT.</w:t>
-      </w:r>
-    </w:p>
-    <w:p>
-      <w:pPr>
-        <w:numPr>
-          <w:ilvl w:val="0"/>
-          <w:numId w:val="2"/>
-        </w:numPr>
-        <w:spacing w:after="0" w:line="240" w:lineRule="auto"/>
-        <w:ind w:left="426" w:firstLine="141"/>
-        <w:jc w:val="both"/>
-        <w:rPr>
-          <w:rFonts w:ascii="Arial Narrow" w:eastAsia="Arial Narrow" w:hAnsi="Arial Narrow" w:cs="Arial Narrow"/>
-          <w:sz w:val="16"/>
-          <w:szCs w:val="16"/>
-        </w:rPr>
-      </w:pPr>
-      <w:r>
-        <w:rPr>
-          <w:rFonts w:ascii="Arial Narrow" w:eastAsia="Arial Narrow" w:hAnsi="Arial Narrow" w:cs="Arial Narrow"/>
-          <w:sz w:val="16"/>
-          <w:szCs w:val="16"/>
-        </w:rPr>
-        <w:t>Infracciones graves, con una multa de hasta ciento cincuenta (150) UIT.</w:t>
-      </w:r>
-    </w:p>
-    <w:p>
-      <w:pPr>
-        <w:numPr>
-          <w:ilvl w:val="0"/>
-          <w:numId w:val="2"/>
-        </w:numPr>
-        <w:spacing w:after="0" w:line="240" w:lineRule="auto"/>
-        <w:ind w:left="426" w:firstLine="141"/>
-        <w:jc w:val="both"/>
-        <w:rPr>
-          <w:rFonts w:ascii="Arial Narrow" w:eastAsia="Arial Narrow" w:hAnsi="Arial Narrow" w:cs="Arial Narrow"/>
-          <w:sz w:val="16"/>
-          <w:szCs w:val="16"/>
-        </w:rPr>
-      </w:pPr>
-      <w:r>
-        <w:rPr>
-          <w:rFonts w:ascii="Arial Narrow" w:eastAsia="Arial Narrow" w:hAnsi="Arial Narrow" w:cs="Arial Narrow"/>
-          <w:sz w:val="16"/>
-          <w:szCs w:val="16"/>
-        </w:rPr>
-        <w:t>Infracciones muy graves, con una multa de hasta cuatrocientos cincuenta (450) UIT.</w:t>
-      </w:r>
-    </w:p>
-    <w:p>
-      <w:pPr>
-        <w:spacing w:after="0" w:line="240" w:lineRule="auto"/>
-        <w:ind w:left="567"/>
-        <w:jc w:val="both"/>
-        <w:rPr>
-          <w:rFonts w:ascii="Arial Narrow" w:eastAsia="Arial Narrow" w:hAnsi="Arial Narrow" w:cs="Arial Narrow"/>
-          <w:sz w:val="16"/>
-          <w:szCs w:val="16"/>
-        </w:rPr>
-      </w:pPr>
-      <w:r>
-        <w:rPr>
-          <w:rFonts w:ascii="Arial Narrow" w:eastAsia="Arial Narrow" w:hAnsi="Arial Narrow" w:cs="Arial Narrow"/>
-          <w:sz w:val="16"/>
-          <w:szCs w:val="16"/>
-        </w:rPr>
-        <w:t>(…).</w:t>
-      </w:r>
-    </w:p>
-    <w:p>
-      <w:pPr>
-        <w:spacing w:after="0" w:line="240" w:lineRule="auto"/>
-        <w:ind w:left="567" w:hanging="567"/>
-        <w:jc w:val="both"/>
-        <w:rPr>
-          <w:rFonts w:ascii="Arial Narrow" w:eastAsia="Arial Narrow" w:hAnsi="Arial Narrow" w:cs="Arial Narrow"/>
-          <w:sz w:val="16"/>
-          <w:szCs w:val="16"/>
-        </w:rPr>
-      </w:pPr>
-    </w:p>
-  </w:footnote>
-  <w:footnote w:id="8">
-    <w:p>
-      <w:pPr>
-        <w:spacing w:after="0" w:line="240" w:lineRule="auto"/>
-        <w:ind w:left="567" w:hanging="567"/>
-        <w:jc w:val="both"/>
-        <w:rPr>
-          <w:rFonts w:ascii="Arial Narrow" w:eastAsia="Arial Narrow" w:hAnsi="Arial Narrow" w:cs="Arial Narrow"/>
-          <w:sz w:val="16"/>
-          <w:szCs w:val="16"/>
-        </w:rPr>
-      </w:pPr>
-      <w:r>
-        <w:rPr>
-          <w:rStyle w:val="Refdenotaalpie"/>
-          <w:rFonts w:ascii="Arial Narrow" w:eastAsia="Arial Narrow" w:hAnsi="Arial Narrow" w:cs="Arial Narrow"/>
-          <w:sz w:val="16"/>
-          <w:szCs w:val="16"/>
-          <w:vertAlign w:val="superscript"/>
-        </w:rPr>
-        <w:footnoteRef/>
-      </w:r>
-      <w:r>
-        <w:rPr>
-          <w:rFonts w:ascii="Arial Narrow" w:eastAsia="Arial Narrow" w:hAnsi="Arial Narrow" w:cs="Arial Narrow"/>
-          <w:sz w:val="16"/>
-          <w:szCs w:val="16"/>
-        </w:rPr>
-        <w:t xml:space="preserve"> </w:t>
-      </w:r>
-      <w:r>
-        <w:rPr>
-          <w:rFonts w:ascii="Arial Narrow" w:eastAsia="Arial Narrow" w:hAnsi="Arial Narrow" w:cs="Arial Narrow"/>
-          <w:sz w:val="16"/>
-          <w:szCs w:val="16"/>
-        </w:rPr>
-        <w:tab/>
+        <w:t xml:space="preserve"/>
       </w:r>
       <w:r>
         <w:rPr>
@@ -9214,18 +9309,6 @@
         <w:tab/>
         <w:t>Las medidas correctivas complementarias pueden dictarse de oficio o a pedido de parte.</w:t>
       </w:r>
-    </w:p>
-    <w:p>
-      <w:pPr>
-        <w:spacing w:after="0" w:line="240" w:lineRule="auto"/>
-        <w:ind w:left="567" w:hanging="567"/>
-        <w:jc w:val="both"/>
-        <w:rPr>
-          <w:rFonts w:ascii="Arial Narrow" w:eastAsia="Arial Narrow" w:hAnsi="Arial Narrow" w:cs="Arial Narrow"/>
-          <w:sz w:val="16"/>
-          <w:szCs w:val="16"/>
-        </w:rPr>
-      </w:pPr>
     </w:p>
     <w:p>
       <w:pPr>
@@ -9440,8 +9523,12 @@
     </w:p>
     <w:p>
       <w:pPr>
-        <w:pStyle w:val="Sinespaciado"/>
-        <w:ind w:firstLine="567"/>
+        <w:numPr>
+          <w:ilvl w:val="0"/>
+          <w:numId w:val="1"/>
+        </w:numPr>
+        <w:spacing w:after="0" w:line="240" w:lineRule="auto"/>
+        <w:ind w:left="567" w:firstLine="0"/>
         <w:jc w:val="both"/>
         <w:rPr>
           <w:rFonts w:ascii="Arial Narrow" w:eastAsia="Arial Narrow" w:hAnsi="Arial Narrow" w:cs="Arial Narrow"/>
@@ -9460,8 +9547,12 @@
     </w:p>
     <w:p>
       <w:pPr>
-        <w:pStyle w:val="Sinespaciado"/>
-        <w:ind w:firstLine="567"/>
+        <w:numPr>
+          <w:ilvl w:val="0"/>
+          <w:numId w:val="1"/>
+        </w:numPr>
+        <w:spacing w:after="0" w:line="240" w:lineRule="auto"/>
+        <w:ind w:left="567" w:firstLine="0"/>
         <w:jc w:val="both"/>
         <w:rPr>
           <w:rFonts w:ascii="Arial Narrow" w:eastAsia="Arial Narrow" w:hAnsi="Arial Narrow" w:cs="Arial Narrow"/>
@@ -9623,10 +9714,22 @@
         <w:jc w:val="both"/>
         <w:rPr>
           <w:rFonts w:ascii="Arial Narrow" w:eastAsia="Arial Narrow" w:hAnsi="Arial Narrow" w:cs="Arial Narrow"/>
-          <w:sz w:val="16"/>
-          <w:szCs w:val="16"/>
-        </w:rPr>
-      </w:pPr>
+          <w:b/>
+          <w:bCs/>
+          <w:sz w:val="16"/>
+          <w:szCs w:val="16"/>
+        </w:rPr>
+      </w:pPr>
+      <w:r>
+        <w:rPr>
+          <w:rFonts w:ascii="Arial Narrow" w:eastAsia="Arial Narrow" w:hAnsi="Arial Narrow" w:cs="Arial Narrow"/>
+          <w:b/>
+          <w:bCs/>
+          <w:sz w:val="16"/>
+          <w:szCs w:val="16"/>
+        </w:rPr>
+        <w:t>Artículo 116.- Medidas correctivas complementarias</w:t>
+      </w:r>
     </w:p>
     <w:p>
       <w:pPr>
@@ -9635,21 +9738,17 @@
         <w:jc w:val="both"/>
         <w:rPr>
           <w:rFonts w:ascii="Arial Narrow" w:eastAsia="Arial Narrow" w:hAnsi="Arial Narrow" w:cs="Arial Narrow"/>
-          <w:b/>
-          <w:bCs/>
-          <w:sz w:val="16"/>
-          <w:szCs w:val="16"/>
-        </w:rPr>
-      </w:pPr>
-      <w:r>
-        <w:rPr>
-          <w:rFonts w:ascii="Arial Narrow" w:eastAsia="Arial Narrow" w:hAnsi="Arial Narrow" w:cs="Arial Narrow"/>
-          <w:b/>
-          <w:bCs/>
-          <w:sz w:val="16"/>
-          <w:szCs w:val="16"/>
-        </w:rPr>
-        <w:t>Artículo 116.- Medidas correctivas complementarias</w:t>
+          <w:sz w:val="16"/>
+          <w:szCs w:val="16"/>
+        </w:rPr>
+      </w:pPr>
+      <w:r>
+        <w:rPr>
+          <w:rFonts w:ascii="Arial Narrow" w:eastAsia="Arial Narrow" w:hAnsi="Arial Narrow" w:cs="Arial Narrow"/>
+          <w:sz w:val="16"/>
+          <w:szCs w:val="16"/>
+        </w:rPr>
+        <w:t xml:space="preserve">Las medidas correctivas complementarias tienen el objeto de revertir los efectos de la conducta infractora o evitar que esta se produzca nuevamente en el futuro y pueden ser, entre otras, las siguientes: </w:t>
       </w:r>
     </w:p>
     <w:p>
@@ -9669,7 +9768,7 @@
           <w:sz w:val="16"/>
           <w:szCs w:val="16"/>
         </w:rPr>
-        <w:t xml:space="preserve">Las medidas correctivas complementarias tienen el objeto de revertir los efectos de la conducta infractora o evitar que esta se produzca nuevamente en el futuro y pueden ser, entre otras, las siguientes: </w:t>
+        <w:t xml:space="preserve">a. Que el proveedor cumpla con atender la solicitud de información requerida por el consumidor, siempre que dicho requerimiento guarde relación con el producto adquirido o servicio contratado. </w:t>
       </w:r>
     </w:p>
     <w:p>
@@ -9689,7 +9788,7 @@
           <w:sz w:val="16"/>
           <w:szCs w:val="16"/>
         </w:rPr>
-        <w:t xml:space="preserve">a. Que el proveedor cumpla con atender la solicitud de información requerida por el consumidor, siempre que dicho requerimiento guarde relación con el producto adquirido o servicio contratado. </w:t>
+        <w:t xml:space="preserve">b. Declarar inexigibles las cláusulas que han sido identificadas como abusivas en el procedimiento. </w:t>
       </w:r>
     </w:p>
     <w:p>
@@ -9709,7 +9808,7 @@
           <w:sz w:val="16"/>
           <w:szCs w:val="16"/>
         </w:rPr>
-        <w:t xml:space="preserve">b. Declarar inexigibles las cláusulas que han sido identificadas como abusivas en el procedimiento. </w:t>
+        <w:t xml:space="preserve">c. El decomiso y destrucción de la mercadería, envases, envolturas o etiquetas. </w:t>
       </w:r>
     </w:p>
     <w:p>
@@ -9729,7 +9828,25 @@
           <w:sz w:val="16"/>
           <w:szCs w:val="16"/>
         </w:rPr>
-        <w:t xml:space="preserve">c. El decomiso y destrucción de la mercadería, envases, envolturas o etiquetas. </w:t>
+        <w:t xml:space="preserve">d. En caso de infracciones muy graves y de reincidencia o </w:t>
+      </w:r>
+      <w:proofErr w:type="spellStart"/>
+      <w:r>
+        <w:rPr>
+          <w:rFonts w:ascii="Arial Narrow" w:eastAsia="Arial Narrow" w:hAnsi="Arial Narrow" w:cs="Arial Narrow"/>
+          <w:sz w:val="16"/>
+          <w:szCs w:val="16"/>
+        </w:rPr>
+        <w:t>reiterancia</w:t>
+      </w:r>
+      <w:proofErr w:type="spellEnd"/>
+      <w:r>
+        <w:rPr>
+          <w:rFonts w:ascii="Arial Narrow" w:eastAsia="Arial Narrow" w:hAnsi="Arial Narrow" w:cs="Arial Narrow"/>
+          <w:sz w:val="16"/>
+          <w:szCs w:val="16"/>
+        </w:rPr>
+        <w:t xml:space="preserve">: </w:t>
       </w:r>
     </w:p>
     <w:p>
@@ -9749,7 +9866,27 @@
           <w:sz w:val="16"/>
           <w:szCs w:val="16"/>
         </w:rPr>
-        <w:t xml:space="preserve">d. En caso de infracciones muy graves y de reincidencia o </w:t>
+        <w:t xml:space="preserve">(i) Solicitar a la autoridad correspondiente la clausura temporal del establecimiento industrial, comercial o de servicios por un plazo máximo de seis (6) meses. </w:t>
+      </w:r>
+    </w:p>
+    <w:p>
+      <w:pPr>
+        <w:spacing w:after="0" w:line="240" w:lineRule="auto"/>
+        <w:ind w:left="567"/>
+        <w:jc w:val="both"/>
+        <w:rPr>
+          <w:rFonts w:ascii="Arial Narrow" w:eastAsia="Arial Narrow" w:hAnsi="Arial Narrow" w:cs="Arial Narrow"/>
+          <w:sz w:val="16"/>
+          <w:szCs w:val="16"/>
+        </w:rPr>
+      </w:pPr>
+      <w:r>
+        <w:rPr>
+          <w:rFonts w:ascii="Arial Narrow" w:eastAsia="Arial Narrow" w:hAnsi="Arial Narrow" w:cs="Arial Narrow"/>
+          <w:sz w:val="16"/>
+          <w:szCs w:val="16"/>
+        </w:rPr>
+        <w:t>(</w:t>
       </w:r>
       <w:proofErr w:type="spellStart"/>
       <w:r>
@@ -9758,7 +9895,7 @@
           <w:sz w:val="16"/>
           <w:szCs w:val="16"/>
         </w:rPr>
-        <w:t>reiterancia</w:t>
+        <w:t>ii</w:t>
       </w:r>
       <w:proofErr w:type="spellEnd"/>
       <w:r>
@@ -9767,7 +9904,7 @@
           <w:sz w:val="16"/>
           <w:szCs w:val="16"/>
         </w:rPr>
-        <w:t xml:space="preserve">: </w:t>
+        <w:t xml:space="preserve">) Solicitar a la autoridad competente la inhabilitación, temporal o permanente, del proveedor en función de los alcances de la infracción sancionada. </w:t>
       </w:r>
     </w:p>
     <w:p>
@@ -9787,7 +9924,25 @@
           <w:sz w:val="16"/>
           <w:szCs w:val="16"/>
         </w:rPr>
-        <w:t xml:space="preserve">(i) Solicitar a la autoridad correspondiente la clausura temporal del establecimiento industrial, comercial o de servicios por un plazo máximo de seis (6) meses. </w:t>
+        <w:t xml:space="preserve">e. Publicación de avisos </w:t>
+      </w:r>
+      <w:proofErr w:type="spellStart"/>
+      <w:r>
+        <w:rPr>
+          <w:rFonts w:ascii="Arial Narrow" w:eastAsia="Arial Narrow" w:hAnsi="Arial Narrow" w:cs="Arial Narrow"/>
+          <w:sz w:val="16"/>
+          <w:szCs w:val="16"/>
+        </w:rPr>
+        <w:t>rectificatorios</w:t>
+      </w:r>
+      <w:proofErr w:type="spellEnd"/>
+      <w:r>
+        <w:rPr>
+          <w:rFonts w:ascii="Arial Narrow" w:eastAsia="Arial Narrow" w:hAnsi="Arial Narrow" w:cs="Arial Narrow"/>
+          <w:sz w:val="16"/>
+          <w:szCs w:val="16"/>
+        </w:rPr>
+        <w:t xml:space="preserve"> o informativos en la forma que determine el Indecopi, tomando en consideración los medios que resulten idóneos para revertir los efectos que el acto objeto de sanción ha ocasionado. </w:t>
       </w:r>
     </w:p>
     <w:p>
@@ -9807,25 +9962,7 @@
           <w:sz w:val="16"/>
           <w:szCs w:val="16"/>
         </w:rPr>
-        <w:t>(</w:t>
-      </w:r>
-      <w:proofErr w:type="spellStart"/>
-      <w:r>
-        <w:rPr>
-          <w:rFonts w:ascii="Arial Narrow" w:eastAsia="Arial Narrow" w:hAnsi="Arial Narrow" w:cs="Arial Narrow"/>
-          <w:sz w:val="16"/>
-          <w:szCs w:val="16"/>
-        </w:rPr>
-        <w:t>ii</w:t>
-      </w:r>
-      <w:proofErr w:type="spellEnd"/>
-      <w:r>
-        <w:rPr>
-          <w:rFonts w:ascii="Arial Narrow" w:eastAsia="Arial Narrow" w:hAnsi="Arial Narrow" w:cs="Arial Narrow"/>
-          <w:sz w:val="16"/>
-          <w:szCs w:val="16"/>
-        </w:rPr>
-        <w:t xml:space="preserve">) Solicitar a la autoridad competente la inhabilitación, temporal o permanente, del proveedor en función de los alcances de la infracción sancionada. </w:t>
+        <w:t xml:space="preserve">f. Cualquier otra medida correctiva que tenga el objeto de revertir los efectos de la conducta infractora o evitar que esta se produzca nuevamente en el futuro. </w:t>
       </w:r>
     </w:p>
     <w:p>
@@ -9845,64 +9982,6 @@
           <w:sz w:val="16"/>
           <w:szCs w:val="16"/>
         </w:rPr>
-        <w:t xml:space="preserve">e. Publicación de avisos </w:t>
-      </w:r>
-      <w:proofErr w:type="spellStart"/>
-      <w:r>
-        <w:rPr>
-          <w:rFonts w:ascii="Arial Narrow" w:eastAsia="Arial Narrow" w:hAnsi="Arial Narrow" w:cs="Arial Narrow"/>
-          <w:sz w:val="16"/>
-          <w:szCs w:val="16"/>
-        </w:rPr>
-        <w:t>rectificatorios</w:t>
-      </w:r>
-      <w:proofErr w:type="spellEnd"/>
-      <w:r>
-        <w:rPr>
-          <w:rFonts w:ascii="Arial Narrow" w:eastAsia="Arial Narrow" w:hAnsi="Arial Narrow" w:cs="Arial Narrow"/>
-          <w:sz w:val="16"/>
-          <w:szCs w:val="16"/>
-        </w:rPr>
-        <w:t xml:space="preserve"> o informativos en la forma que determine el Indecopi, tomando en consideración los medios que resulten idóneos para revertir los efectos que el acto objeto de sanción ha ocasionado. </w:t>
-      </w:r>
-    </w:p>
-    <w:p>
-      <w:pPr>
-        <w:spacing w:after="0" w:line="240" w:lineRule="auto"/>
-        <w:ind w:left="567"/>
-        <w:jc w:val="both"/>
-        <w:rPr>
-          <w:rFonts w:ascii="Arial Narrow" w:eastAsia="Arial Narrow" w:hAnsi="Arial Narrow" w:cs="Arial Narrow"/>
-          <w:sz w:val="16"/>
-          <w:szCs w:val="16"/>
-        </w:rPr>
-      </w:pPr>
-      <w:r>
-        <w:rPr>
-          <w:rFonts w:ascii="Arial Narrow" w:eastAsia="Arial Narrow" w:hAnsi="Arial Narrow" w:cs="Arial Narrow"/>
-          <w:sz w:val="16"/>
-          <w:szCs w:val="16"/>
-        </w:rPr>
-        <w:t xml:space="preserve">f. Cualquier otra medida correctiva que tenga el objeto de revertir los efectos de la conducta infractora o evitar que esta se produzca nuevamente en el futuro. </w:t>
-      </w:r>
-    </w:p>
-    <w:p>
-      <w:pPr>
-        <w:spacing w:after="0" w:line="240" w:lineRule="auto"/>
-        <w:ind w:left="567"/>
-        <w:jc w:val="both"/>
-        <w:rPr>
-          <w:rFonts w:ascii="Arial Narrow" w:eastAsia="Arial Narrow" w:hAnsi="Arial Narrow" w:cs="Arial Narrow"/>
-          <w:sz w:val="16"/>
-          <w:szCs w:val="16"/>
-        </w:rPr>
-      </w:pPr>
-      <w:r>
-        <w:rPr>
-          <w:rFonts w:ascii="Arial Narrow" w:eastAsia="Arial Narrow" w:hAnsi="Arial Narrow" w:cs="Arial Narrow"/>
-          <w:sz w:val="16"/>
-          <w:szCs w:val="16"/>
-        </w:rPr>
         <w:t>El Indecopi está facultado para solicitar a la autoridad municipal y policial el apoyo respectivo para la ejecución de las medidas correctivas complementarias correspondientes.</w:t>
       </w:r>
     </w:p>
@@ -9919,7 +9998,7 @@
       </w:pPr>
     </w:p>
   </w:footnote>
-  <w:footnote w:id="9">
+  <w:footnote w:id="11">
     <w:p>
       <w:pPr>
         <w:pStyle w:val="Textonotapie"/>
@@ -9951,15 +10030,16 @@
           <w:sz w:val="16"/>
           <w:szCs w:val="16"/>
         </w:rPr>
-        <w:t xml:space="preserve"> </w:t>
-      </w:r>
-      <w:r>
-        <w:rPr>
-          <w:rFonts w:ascii="Arial Narrow" w:eastAsia="Arial Narrow" w:hAnsi="Arial Narrow" w:cs="Arial Narrow"/>
-          <w:sz w:val="16"/>
-          <w:szCs w:val="16"/>
-        </w:rPr>
         <w:tab/>
+        <w:t xml:space="preserve"/>
+      </w:r>
+      <w:r>
+        <w:rPr>
+          <w:rFonts w:ascii="Arial Narrow" w:eastAsia="Arial Narrow" w:hAnsi="Arial Narrow" w:cs="Arial Narrow"/>
+          <w:sz w:val="16"/>
+          <w:szCs w:val="16"/>
+        </w:rPr>
+        <w:tab/>
       </w:r>
       <w:r>
         <w:rPr>
@@ -10007,7 +10087,7 @@
           <w:sz w:val="16"/>
           <w:szCs w:val="16"/>
         </w:rPr>
-        <w:t xml:space="preserve"> 1308</w:t>
+        <w:t xml:space="preserve">1308</w:t>
       </w:r>
     </w:p>
     <w:p>
@@ -10162,12 +10242,15 @@
       </w:pPr>
     </w:p>
   </w:footnote>
-  <w:footnote w:id="10">
+  <w:footnote w:id="12">
     <w:p>
       <w:pPr>
         <w:autoSpaceDE w:val="0"/>
         <w:autoSpaceDN w:val="0"/>
         <w:adjustRightInd w:val="0"/>
+        <w:tabs>
+          <w:tab w:val="left" w:pos="567"/>
+        </w:tabs>
         <w:spacing w:after="0" w:line="240" w:lineRule="auto"/>
         <w:ind w:left="567" w:hanging="567"/>
         <w:jc w:val="both"/>
@@ -10199,7 +10282,8 @@
           <w:sz w:val="16"/>
           <w:szCs w:val="16"/>
         </w:rPr>
-        <w:t xml:space="preserve"> </w:t>
+        <w:tab/>
+        <w:t xml:space="preserve"/>
       </w:r>
       <w:r>
         <w:rPr>
@@ -10232,7 +10316,7 @@
           <w:sz w:val="16"/>
           <w:szCs w:val="16"/>
         </w:rPr>
-        <w:t xml:space="preserve"> 807, LEY SOBRE FACULTADES, NORMAS Y ORGANIZACIÓN DEL INDECOPI FACULTADES DE LAS COMISIONES Y OFICINAS DEL INDECOPI</w:t>
+        <w:t xml:space="preserve">807, LEY SOBRE FACULTADES, NORMAS Y ORGANIZACIÓN DEL INDECOPI FACULTADES DE LAS COMISIONES Y OFICINAS DEL INDECOPI</w:t>
       </w:r>
     </w:p>
     <w:p>
@@ -10325,10 +10409,13 @@
       </w:pPr>
     </w:p>
   </w:footnote>
-  <w:footnote w:id="11">
+  <w:footnote w:id="13">
     <w:p>
       <w:pPr>
         <w:pStyle w:val="Textonotapie"/>
+        <w:tabs>
+          <w:tab w:val="left" w:pos="567"/>
+        </w:tabs>
         <w:ind w:left="567" w:hanging="567"/>
         <w:jc w:val="both"/>
         <w:rPr>
@@ -10353,15 +10440,16 @@
           <w:sz w:val="16"/>
           <w:szCs w:val="16"/>
         </w:rPr>
-        <w:t xml:space="preserve"> </w:t>
-      </w:r>
-      <w:r>
-        <w:rPr>
-          <w:rFonts w:ascii="Arial Narrow" w:eastAsia="Arial Narrow" w:hAnsi="Arial Narrow" w:cs="Arial Narrow"/>
-          <w:sz w:val="16"/>
-          <w:szCs w:val="16"/>
-        </w:rPr>
         <w:tab/>
+        <w:t xml:space="preserve"/>
+      </w:r>
+      <w:r>
+        <w:rPr>
+          <w:rFonts w:ascii="Arial Narrow" w:eastAsia="Arial Narrow" w:hAnsi="Arial Narrow" w:cs="Arial Narrow"/>
+          <w:sz w:val="16"/>
+          <w:szCs w:val="16"/>
+        </w:rPr>
+        <w:tab/>
       </w:r>
       <w:r>
         <w:rPr>
@@ -10390,7 +10478,7 @@
           <w:sz w:val="16"/>
           <w:szCs w:val="16"/>
         </w:rPr>
-        <w:t xml:space="preserve"> 006-2026-JUS y publicado el 30 de abril de 2026</w:t>
+        <w:t xml:space="preserve">006-2026-JUS y publicado el 30 de abril de 2026</w:t>
       </w:r>
     </w:p>
     <w:p>

--- a/plantillas_maestras/17_seguro_no_especificado/materia_general_asegurativa/2_ddos_banco_y_aseguradora/varon/TPL_191_2026_SEGURO_NO_ESPECIFICADO_MATERIA_GENERAL_ASEGURATIVA_BANCO_VARON_R2.docx
+++ b/plantillas_maestras/17_seguro_no_especificado/materia_general_asegurativa/2_ddos_banco_y_aseguradora/varon/TPL_191_2026_SEGURO_NO_ESPECIFICADO_MATERIA_GENERAL_ASEGURATIVA_BANCO_VARON_R2.docx
@@ -666,7 +666,7 @@
     </w:p>
     <w:p>
       <w:pPr>
-        <w:spacing w:after="0" w:line="240" w:lineRule="auto"/>
+        <w:spacing w:before="0" w:after="0" w:line="240" w:lineRule="auto"/>
         <w:jc w:val="both"/>
         <w:rPr>
           <w:rFonts w:ascii="Arial Narrow" w:eastAsia="Arial Narrow" w:hAnsi="Arial Narrow" w:cs="Arial Narrow"/>
@@ -928,7 +928,7 @@
     </w:p>
     <w:p>
       <w:pPr>
-        <w:spacing w:after="0" w:line="240" w:lineRule="auto"/>
+        <w:spacing w:before="0" w:after="0" w:line="240" w:lineRule="auto"/>
         <w:jc w:val="both"/>
         <w:rPr>
           <w:rFonts w:ascii="Arial Narrow" w:eastAsia="Arial Narrow" w:hAnsi="Arial Narrow" w:cs="Arial Narrow"/>
@@ -1306,7 +1306,7 @@
     <w:p>
       <w:pPr>
         <w:pStyle w:val="Prrafodelista"/>
-        <w:spacing w:after="0" w:line="240" w:lineRule="auto"/>
+        <w:spacing w:before="0" w:after="0" w:line="240" w:lineRule="auto"/>
         <w:ind w:left="1134"/>
         <w:jc w:val="both"/>
         <w:rPr>
@@ -1395,7 +1395,7 @@
     <w:p>
       <w:pPr>
         <w:pStyle w:val="Prrafodelista"/>
-        <w:spacing w:after="0" w:line="240" w:lineRule="auto"/>
+        <w:spacing w:before="0" w:after="0" w:line="240" w:lineRule="auto"/>
         <w:ind w:left="1134"/>
         <w:jc w:val="both"/>
         <w:rPr>
@@ -1667,7 +1667,7 @@
     </w:p>
     <w:p>
       <w:pPr>
-        <w:spacing w:after="0" w:line="240" w:lineRule="auto"/>
+        <w:spacing w:before="0" w:after="0" w:line="240" w:lineRule="auto"/>
         <w:jc w:val="both"/>
         <w:rPr>
           <w:rFonts w:ascii="Arial Narrow" w:eastAsia="Arial Narrow" w:hAnsi="Arial Narrow" w:cs="Arial Narrow"/>
@@ -1829,7 +1829,7 @@
     <w:p>
       <w:pPr>
         <w:pStyle w:val="Prrafodelista"/>
-        <w:spacing w:after="0" w:line="240" w:lineRule="auto"/>
+        <w:spacing w:before="0" w:after="0" w:line="240" w:lineRule="auto"/>
         <w:ind w:left="1134"/>
         <w:jc w:val="both"/>
         <w:rPr>
@@ -1942,7 +1942,7 @@
     <w:p>
       <w:pPr>
         <w:pStyle w:val="Prrafodelista"/>
-        <w:spacing w:after="0" w:line="240" w:lineRule="auto"/>
+        <w:spacing w:before="0" w:after="0" w:line="240" w:lineRule="auto"/>
         <w:ind w:left="1134"/>
         <w:jc w:val="both"/>
         <w:rPr>
@@ -2140,7 +2140,7 @@
     <w:p>
       <w:pPr>
         <w:pStyle w:val="Prrafodelista"/>
-        <w:spacing w:after="0" w:line="240" w:lineRule="auto"/>
+        <w:spacing w:before="0" w:after="0" w:line="240" w:lineRule="auto"/>
         <w:ind w:left="1134"/>
         <w:jc w:val="both"/>
         <w:rPr>
@@ -2217,7 +2217,7 @@
     <w:p>
       <w:pPr>
         <w:pStyle w:val="Prrafodelista"/>
-        <w:spacing w:after="0" w:line="240" w:lineRule="auto"/>
+        <w:spacing w:before="0" w:after="0" w:line="240" w:lineRule="auto"/>
         <w:ind w:left="1134"/>
         <w:jc w:val="both"/>
         <w:rPr>
@@ -2270,7 +2270,7 @@
     <w:p>
       <w:pPr>
         <w:pStyle w:val="Prrafodelista"/>
-        <w:spacing w:after="0" w:line="240" w:lineRule="auto"/>
+        <w:spacing w:before="0" w:after="0" w:line="240" w:lineRule="auto"/>
         <w:ind w:left="1134"/>
         <w:jc w:val="both"/>
         <w:rPr>
@@ -2323,7 +2323,7 @@
     <w:p>
       <w:pPr>
         <w:pStyle w:val="Prrafodelista"/>
-        <w:spacing w:after="0" w:line="240" w:lineRule="auto"/>
+        <w:spacing w:before="0" w:after="0" w:line="240" w:lineRule="auto"/>
         <w:ind w:left="1134"/>
         <w:jc w:val="both"/>
         <w:rPr>
@@ -2376,7 +2376,7 @@
     <w:p>
       <w:pPr>
         <w:pStyle w:val="Prrafodelista"/>
-        <w:spacing w:after="0" w:line="240" w:lineRule="auto"/>
+        <w:spacing w:before="0" w:after="0" w:line="240" w:lineRule="auto"/>
         <w:ind w:left="1134"/>
         <w:jc w:val="both"/>
         <w:rPr>
@@ -2428,7 +2428,7 @@
     </w:p>
     <w:p>
       <w:pPr>
-        <w:spacing w:after="0" w:line="240" w:lineRule="auto"/>
+        <w:spacing w:before="0" w:after="0" w:line="240" w:lineRule="auto"/>
         <w:jc w:val="both"/>
         <w:rPr>
           <w:rFonts w:ascii="Arial Narrow" w:eastAsia="Arial Narrow" w:hAnsi="Arial Narrow" w:cs="Arial Narrow"/>
@@ -2600,7 +2600,7 @@
     <w:p>
       <w:pPr>
         <w:pStyle w:val="Prrafodelista"/>
-        <w:spacing w:after="0" w:line="240" w:lineRule="auto"/>
+        <w:spacing w:before="0" w:after="0" w:line="240" w:lineRule="auto"/>
         <w:ind w:left="1134"/>
         <w:jc w:val="both"/>
         <w:rPr>
@@ -2819,10 +2819,10 @@
     </w:p>
     <w:p>
       <w:pPr>
+        <w:spacing w:before="0" w:after="0" w:line="240" w:lineRule="auto"/>
         <w:tabs>
           <w:tab w:val="left" w:pos="1134"/>
         </w:tabs>
-        <w:spacing w:after="0" w:line="240" w:lineRule="auto"/>
         <w:jc w:val="both"/>
         <w:rPr>
           <w:rFonts w:ascii="Arial Narrow" w:eastAsia="Arial Narrow" w:hAnsi="Arial Narrow" w:cs="Arial Narrow"/>
@@ -2995,7 +2995,7 @@
     <w:bookmarkEnd w:id="2"/>
     <w:p>
       <w:pPr>
-        <w:spacing w:after="0" w:line="240" w:lineRule="auto"/>
+        <w:spacing w:before="0" w:after="0" w:line="240" w:lineRule="auto"/>
         <w:contextualSpacing/>
         <w:jc w:val="both"/>
         <w:rPr>
@@ -3051,7 +3051,7 @@
     </w:p>
     <w:p>
       <w:pPr>
-        <w:spacing w:after="0" w:line="240" w:lineRule="auto"/>
+        <w:spacing w:before="0" w:after="0" w:line="240" w:lineRule="auto"/>
         <w:ind w:left="567"/>
         <w:contextualSpacing/>
         <w:jc w:val="both"/>
@@ -3338,7 +3338,7 @@
     <w:p>
       <w:pPr>
         <w:pStyle w:val="Prrafodelista"/>
-        <w:spacing w:after="0" w:line="240" w:lineRule="auto"/>
+        <w:spacing w:before="0" w:after="0" w:line="240" w:lineRule="auto"/>
         <w:ind w:left="567"/>
         <w:jc w:val="both"/>
         <w:rPr>
@@ -3509,7 +3509,7 @@
     <w:p>
       <w:pPr>
         <w:pStyle w:val="Prrafodelista"/>
-        <w:spacing w:after="0" w:line="240" w:lineRule="auto"/>
+        <w:spacing w:before="0" w:after="0" w:line="240" w:lineRule="auto"/>
         <w:ind w:left="567"/>
         <w:jc w:val="both"/>
         <w:rPr>
@@ -3620,7 +3620,7 @@
     </w:p>
     <w:p>
       <w:pPr>
-        <w:spacing w:after="0" w:line="240" w:lineRule="auto"/>
+        <w:spacing w:before="0" w:after="0" w:line="240" w:lineRule="auto"/>
         <w:jc w:val="both"/>
         <w:rPr>
           <w:rFonts w:ascii="Arial Narrow" w:eastAsia="Arial Narrow" w:hAnsi="Arial Narrow" w:cs="Arial Narrow"/>
@@ -3780,7 +3780,7 @@
     <w:p>
       <w:pPr>
         <w:pStyle w:val="Prrafodelista"/>
-        <w:spacing w:after="0" w:line="240" w:lineRule="auto"/>
+        <w:spacing w:before="0" w:after="0" w:line="240" w:lineRule="auto"/>
         <w:ind w:left="567"/>
         <w:jc w:val="both"/>
         <w:rPr>
@@ -3861,7 +3861,7 @@
           <w:lang w:val="es-ES" w:eastAsia="es-ES"/>
           <w14:ligatures w14:val="none"/>
         </w:rPr>
-        <w:t xml:space="preserve">: </w:t>
+        <w:t xml:space="preserve">:</w:t>
       </w:r>
       <w:r>
         <w:rPr>
@@ -3873,6 +3873,18 @@
           <w:lang w:val="es-ES" w:eastAsia="es-ES"/>
           <w14:ligatures w14:val="none"/>
         </w:rPr>
+        <w:t xml:space="preserve"> </w:t>
+      </w:r>
+      <w:r>
+        <w:rPr>
+          <w:rFonts w:ascii="Arial Narrow" w:eastAsia="Arial Narrow" w:hAnsi="Arial Narrow" w:cs="Arial Narrow"/>
+          <w:color w:val="000000"/>
+          <w:kern w:val="0"/>
+          <w:sz w:val="22"/>
+          <w:szCs w:val="22"/>
+          <w:lang w:val="es-ES" w:eastAsia="es-ES"/>
+          <w14:ligatures w14:val="none"/>
+        </w:rPr>
         <w:t xml:space="preserve">(i) presentar una copia debidamente suscrita de la Póliza del Seguro de Protección de Pagos – Certificado </w:t>
       </w:r>
       <w:proofErr w:type="spellStart"/>
@@ -3965,6 +3977,24 @@
         </w:rPr>
         <w:t>.</w:t>
       </w:r>
+    </w:p>
+    <w:p>
+      <w:pPr>
+        <w:pStyle w:val="Prrafodelista"/>
+        <w:spacing w:before="0" w:after="0" w:line="240" w:lineRule="auto"/>
+        <w:ind w:left="567"/>
+        <w:jc w:val="both"/>
+        <w:rPr>
+          <w:rFonts w:ascii="Arial Narrow" w:eastAsia="Arial Narrow" w:hAnsi="Arial Narrow" w:cs="Arial Narrow"/>
+          <w:color w:val="000000"/>
+          <w:kern w:val="0"/>
+          <w:sz w:val="22"/>
+          <w:szCs w:val="22"/>
+          <w:u w:val="single"/>
+          <w:lang w:val="es-ES" w:eastAsia="es-ES"/>
+          <w14:ligatures w14:val="none"/>
+        </w:rPr>
+      </w:pPr>
     </w:p>
     <w:p>
       <w:pPr>
@@ -3983,13 +4013,7 @@
           <w14:ligatures w14:val="none"/>
         </w:rPr>
       </w:pPr>
-    </w:p>
-    <w:p>
-      <w:pPr>
-        <w:pStyle w:val="Prrafodelista"/>
-        <w:spacing w:after="0" w:line="240" w:lineRule="auto"/>
-        <w:ind w:left="567"/>
-        <w:jc w:val="both"/>
+      <w:r>
         <w:rPr>
           <w:rFonts w:ascii="Arial Narrow" w:eastAsia="Arial Narrow" w:hAnsi="Arial Narrow" w:cs="Arial Narrow"/>
           <w:color w:val="000000"/>
@@ -4000,7 +4024,8 @@
           <w:lang w:val="es-ES" w:eastAsia="es-ES"/>
           <w14:ligatures w14:val="none"/>
         </w:rPr>
-      </w:pPr>
+        <w:t>A</w:t>
+      </w:r>
       <w:r>
         <w:rPr>
           <w:rFonts w:ascii="Arial Narrow" w:eastAsia="Arial Narrow" w:hAnsi="Arial Narrow" w:cs="Arial Narrow"/>
@@ -4012,7 +4037,7 @@
           <w:lang w:val="es-ES" w:eastAsia="es-ES"/>
           <w14:ligatures w14:val="none"/>
         </w:rPr>
-        <w:t>A</w:t>
+        <w:t>l</w:t>
       </w:r>
       <w:r>
         <w:rPr>
@@ -4025,7 +4050,7 @@
           <w:lang w:val="es-ES" w:eastAsia="es-ES"/>
           <w14:ligatures w14:val="none"/>
         </w:rPr>
-        <w:t>l</w:t>
+        <w:t xml:space="preserve"> </w:t>
       </w:r>
       <w:r>
         <w:rPr>
@@ -4038,6 +4063,30 @@
           <w:lang w:val="es-ES" w:eastAsia="es-ES"/>
           <w14:ligatures w14:val="none"/>
         </w:rPr>
+        <w:t>Banco</w:t>
+      </w:r>
+      <w:r>
+        <w:rPr>
+          <w:rFonts w:ascii="Arial Narrow" w:eastAsia="Arial Narrow" w:hAnsi="Arial Narrow" w:cs="Arial Narrow"/>
+          <w:color w:val="000000"/>
+          <w:kern w:val="0"/>
+          <w:sz w:val="22"/>
+          <w:szCs w:val="22"/>
+          <w:lang w:val="es-ES" w:eastAsia="es-ES"/>
+          <w14:ligatures w14:val="none"/>
+        </w:rPr>
+        <w:t>:</w:t>
+      </w:r>
+      <w:r>
+        <w:rPr>
+          <w:rFonts w:ascii="Arial Narrow" w:eastAsia="Arial Narrow" w:hAnsi="Arial Narrow" w:cs="Arial Narrow"/>
+          <w:color w:val="000000"/>
+          <w:kern w:val="0"/>
+          <w:sz w:val="22"/>
+          <w:szCs w:val="22"/>
+          <w:lang w:eastAsia="es-ES"/>
+          <w14:ligatures w14:val="none"/>
+        </w:rPr>
         <w:t xml:space="preserve"> </w:t>
       </w:r>
       <w:r>
@@ -4047,12 +4096,12 @@
           <w:kern w:val="0"/>
           <w:sz w:val="22"/>
           <w:szCs w:val="22"/>
-          <w:u w:val="single"/>
           <w:lang w:val="es-ES" w:eastAsia="es-ES"/>
           <w14:ligatures w14:val="none"/>
         </w:rPr>
-        <w:t>Banco</w:t>
-      </w:r>
+        <w:t xml:space="preserve">(i) presentar una copia debidamente suscrita de la Póliza del Seguro de Protección de Pagos – Certificado </w:t>
+      </w:r>
+      <w:proofErr w:type="spellStart"/>
       <w:r>
         <w:rPr>
           <w:rFonts w:ascii="Arial Narrow" w:eastAsia="Arial Narrow" w:hAnsi="Arial Narrow" w:cs="Arial Narrow"/>
@@ -4063,20 +4112,9 @@
           <w:lang w:val="es-ES" w:eastAsia="es-ES"/>
           <w14:ligatures w14:val="none"/>
         </w:rPr>
-        <w:t>:</w:t>
-      </w:r>
-      <w:r>
-        <w:rPr>
-          <w:rFonts w:ascii="Arial Narrow" w:eastAsia="Arial Narrow" w:hAnsi="Arial Narrow" w:cs="Arial Narrow"/>
-          <w:color w:val="000000"/>
-          <w:kern w:val="0"/>
-          <w:sz w:val="22"/>
-          <w:szCs w:val="22"/>
-          <w:lang w:eastAsia="es-ES"/>
-          <w14:ligatures w14:val="none"/>
-        </w:rPr>
-        <w:t xml:space="preserve"> </w:t>
-      </w:r>
+        <w:t/>
+      </w:r>
+      <w:proofErr w:type="spellEnd"/>
       <w:r>
         <w:rPr>
           <w:rFonts w:ascii="Arial Narrow" w:eastAsia="Arial Narrow" w:hAnsi="Arial Narrow" w:cs="Arial Narrow"/>
@@ -4087,7 +4125,7 @@
           <w:lang w:val="es-ES" w:eastAsia="es-ES"/>
           <w14:ligatures w14:val="none"/>
         </w:rPr>
-        <w:t xml:space="preserve">(i) presentar una copia debidamente suscrita de la Póliza del Seguro de Protección de Pagos – Certificado </w:t>
+        <w:t xml:space="preserve"> 063626185002867442 materia de denuncia, así como el cargo de remisión de la póliza; y, (</w:t>
       </w:r>
       <w:proofErr w:type="spellStart"/>
       <w:r>
@@ -4100,7 +4138,7 @@
           <w:lang w:val="es-ES" w:eastAsia="es-ES"/>
           <w14:ligatures w14:val="none"/>
         </w:rPr>
-        <w:t/>
+        <w:t>ii</w:t>
       </w:r>
       <w:proofErr w:type="spellEnd"/>
       <w:r>
@@ -4113,9 +4151,8 @@
           <w:lang w:val="es-ES" w:eastAsia="es-ES"/>
           <w14:ligatures w14:val="none"/>
         </w:rPr>
-        <w:t xml:space="preserve"> 063626185002867442 materia de denuncia, así como el cargo de remisión de la póliza; y, (</w:t>
-      </w:r>
-      <w:proofErr w:type="spellStart"/>
+        <w:t>) presentar todas las comunicaciones cursadas con la parte denunciante en virtud de los hechos materia de denuncia</w:t>
+      </w:r>
       <w:r>
         <w:rPr>
           <w:rFonts w:ascii="Arial Narrow" w:eastAsia="Arial Narrow" w:hAnsi="Arial Narrow" w:cs="Arial Narrow"/>
@@ -4126,38 +4163,13 @@
           <w:lang w:val="es-ES" w:eastAsia="es-ES"/>
           <w14:ligatures w14:val="none"/>
         </w:rPr>
-        <w:t>ii</w:t>
-      </w:r>
-      <w:proofErr w:type="spellEnd"/>
-      <w:r>
-        <w:rPr>
-          <w:rFonts w:ascii="Arial Narrow" w:eastAsia="Arial Narrow" w:hAnsi="Arial Narrow" w:cs="Arial Narrow"/>
-          <w:color w:val="000000"/>
-          <w:kern w:val="0"/>
-          <w:sz w:val="22"/>
-          <w:szCs w:val="22"/>
-          <w:lang w:val="es-ES" w:eastAsia="es-ES"/>
-          <w14:ligatures w14:val="none"/>
-        </w:rPr>
-        <w:t>) presentar todas las comunicaciones cursadas con la parte denunciante en virtud de los hechos materia de denuncia</w:t>
-      </w:r>
-      <w:r>
-        <w:rPr>
-          <w:rFonts w:ascii="Arial Narrow" w:eastAsia="Arial Narrow" w:hAnsi="Arial Narrow" w:cs="Arial Narrow"/>
-          <w:color w:val="000000"/>
-          <w:kern w:val="0"/>
-          <w:sz w:val="22"/>
-          <w:szCs w:val="22"/>
-          <w:lang w:val="es-ES" w:eastAsia="es-ES"/>
-          <w14:ligatures w14:val="none"/>
-        </w:rPr>
         <w:t>.</w:t>
       </w:r>
     </w:p>
     <w:bookmarkEnd w:id="8"/>
     <w:p>
       <w:pPr>
-        <w:spacing w:after="0" w:line="240" w:lineRule="auto"/>
+        <w:spacing w:before="0" w:after="0" w:line="240" w:lineRule="auto"/>
         <w:jc w:val="both"/>
         <w:rPr>
           <w:rFonts w:ascii="Arial Narrow" w:eastAsia="Arial Narrow" w:hAnsi="Arial Narrow" w:cs="Arial Narrow"/>
@@ -4211,26 +4223,26 @@
     </w:p>
     <w:p>
       <w:pPr>
+        <w:spacing w:before="0" w:after="0" w:line="240" w:lineRule="auto"/>
+        <w:jc w:val="both"/>
+        <w:rPr>
+          <w:rFonts w:ascii="Arial Narrow" w:eastAsia="Arial Narrow" w:hAnsi="Arial Narrow" w:cs="Arial Narrow"/>
+          <w:b/>
+          <w:color w:val="000000"/>
+          <w:kern w:val="0"/>
+          <w:sz w:val="22"/>
+          <w:szCs w:val="22"/>
+          <w:lang w:eastAsia="es-PE"/>
+          <w14:ligatures w14:val="none"/>
+        </w:rPr>
+      </w:pPr>
+    </w:p>
+    <w:p>
+      <w:pPr>
         <w:spacing w:after="0" w:line="240" w:lineRule="auto"/>
         <w:jc w:val="both"/>
         <w:rPr>
           <w:rFonts w:ascii="Arial Narrow" w:eastAsia="Arial Narrow" w:hAnsi="Arial Narrow" w:cs="Arial Narrow"/>
-          <w:b/>
-          <w:color w:val="000000"/>
-          <w:kern w:val="0"/>
-          <w:sz w:val="22"/>
-          <w:szCs w:val="22"/>
-          <w:lang w:eastAsia="es-PE"/>
-          <w14:ligatures w14:val="none"/>
-        </w:rPr>
-      </w:pPr>
-    </w:p>
-    <w:p>
-      <w:pPr>
-        <w:spacing w:after="0" w:line="240" w:lineRule="auto"/>
-        <w:jc w:val="both"/>
-        <w:rPr>
-          <w:rFonts w:ascii="Arial Narrow" w:eastAsia="Arial Narrow" w:hAnsi="Arial Narrow" w:cs="Arial Narrow"/>
           <w:color w:val="000000"/>
           <w:kern w:val="0"/>
           <w:sz w:val="22"/>
@@ -4439,7 +4451,7 @@
     </w:p>
     <w:p>
       <w:pPr>
-        <w:spacing w:after="0" w:line="240" w:lineRule="auto"/>
+        <w:spacing w:before="0" w:after="0" w:line="240" w:lineRule="auto"/>
         <w:jc w:val="both"/>
         <w:rPr>
           <w:rFonts w:ascii="Arial Narrow" w:eastAsia="Arial Narrow" w:hAnsi="Arial Narrow" w:cs="Arial Narrow"/>
@@ -4653,7 +4665,7 @@
     <w:p>
       <w:pPr>
         <w:pStyle w:val="Prrafodelista"/>
-        <w:spacing w:line="240" w:lineRule="auto"/>
+        <w:spacing w:before="0" w:after="0" w:line="240" w:lineRule="auto"/>
         <w:rPr>
           <w:rFonts w:ascii="Arial Narrow" w:eastAsia="Arial Narrow" w:hAnsi="Arial Narrow" w:cs="Arial Narrow"/>
           <w:kern w:val="0"/>
@@ -4828,7 +4840,7 @@
     </w:p>
     <w:p>
       <w:pPr>
-        <w:spacing w:after="0" w:line="240" w:lineRule="auto"/>
+        <w:spacing w:before="0" w:after="0" w:line="240" w:lineRule="auto"/>
         <w:jc w:val="both"/>
         <w:rPr>
           <w:rFonts w:ascii="Arial Narrow" w:eastAsia="Arial Narrow" w:hAnsi="Arial Narrow" w:cs="Arial Narrow"/>
@@ -4926,7 +4938,7 @@
     </w:p>
     <w:p>
       <w:pPr>
-        <w:spacing w:line="240" w:lineRule="auto"/>
+        <w:spacing w:before="0" w:after="0" w:line="240" w:lineRule="auto"/>
         <w:contextualSpacing/>
         <w:jc w:val="both"/>
         <w:rPr>
@@ -5090,7 +5102,7 @@
     </w:p>
     <w:p>
       <w:pPr>
-        <w:spacing w:after="0" w:line="240" w:lineRule="auto"/>
+        <w:spacing w:before="0" w:after="0" w:line="240" w:lineRule="auto"/>
         <w:jc w:val="both"/>
         <w:rPr>
           <w:rFonts w:ascii="Arial Narrow" w:eastAsia="Arial Narrow" w:hAnsi="Arial Narrow" w:cs="Arial Narrow"/>
@@ -5406,7 +5418,7 @@
     </w:p>
     <w:p>
       <w:pPr>
-        <w:spacing w:after="0" w:line="240" w:lineRule="auto"/>
+        <w:spacing w:before="0" w:after="0" w:line="240" w:lineRule="auto"/>
         <w:ind w:left="567"/>
         <w:jc w:val="both"/>
         <w:rPr>
@@ -5507,6 +5519,21 @@
     </w:p>
     <w:p>
       <w:pPr>
+        <w:spacing w:before="0" w:after="0" w:line="240" w:lineRule="auto"/>
+        <w:jc w:val="both"/>
+        <w:rPr>
+          <w:rFonts w:ascii="Arial Narrow" w:eastAsia="Arial Narrow" w:hAnsi="Arial Narrow" w:cs="Arial Narrow"/>
+          <w:color w:val="000000"/>
+          <w:kern w:val="0"/>
+          <w:sz w:val="22"/>
+          <w:szCs w:val="22"/>
+          <w:lang w:eastAsia="es-PE"/>
+          <w14:ligatures w14:val="none"/>
+        </w:rPr>
+      </w:pPr>
+    </w:p>
+    <w:p>
+      <w:pPr>
         <w:spacing w:after="0" w:line="240" w:lineRule="auto"/>
         <w:jc w:val="both"/>
         <w:rPr>
@@ -5515,7 +5542,281 @@
           <w:kern w:val="0"/>
           <w:sz w:val="22"/>
           <w:szCs w:val="22"/>
-          <w:lang w:eastAsia="es-PE"/>
+          <w:lang w:val="es-ES" w:eastAsia="es-ES"/>
+          <w14:ligatures w14:val="none"/>
+        </w:rPr>
+      </w:pPr>
+      <w:r>
+        <w:rPr>
+          <w:rFonts w:ascii="Arial Narrow" w:eastAsia="Arial Narrow" w:hAnsi="Arial Narrow" w:cs="Arial Narrow"/>
+          <w:b/>
+          <w:color w:val="000000"/>
+          <w:kern w:val="0"/>
+          <w:sz w:val="22"/>
+          <w:szCs w:val="22"/>
+          <w:lang w:eastAsia="es-PE"/>
+          <w14:ligatures w14:val="none"/>
+        </w:rPr>
+        <w:t xml:space="preserve">QUINTO:</w:t>
+      </w:r>
+      <w:r>
+        <w:rPr>
+          <w:rFonts w:ascii="Arial Narrow" w:eastAsia="Arial Narrow" w:hAnsi="Arial Narrow" w:cs="Arial Narrow"/>
+          <w:color w:val="000000"/>
+          <w:kern w:val="0"/>
+          <w:sz w:val="22"/>
+          <w:szCs w:val="22"/>
+          <w:lang w:eastAsia="es-PE"/>
+          <w14:ligatures w14:val="none"/>
+        </w:rPr>
+        <w:t xml:space="preserve"> </w:t>
+      </w:r>
+      <w:bookmarkStart w:id="9" w:name="_Hlk188286813"/>
+      <w:r>
+        <w:rPr>
+          <w:rFonts w:ascii="Arial Narrow" w:eastAsia="Arial Narrow" w:hAnsi="Arial Narrow" w:cs="Arial Narrow"/>
+          <w:color w:val="000000"/>
+          <w:kern w:val="0"/>
+          <w:sz w:val="22"/>
+          <w:szCs w:val="22"/>
+          <w:lang w:eastAsia="es-ES"/>
+          <w14:ligatures w14:val="none"/>
+        </w:rPr>
+        <w:t xml:space="preserve">requerir </w:t>
+      </w:r>
+      <w:r>
+        <w:rPr>
+          <w:rFonts w:ascii="Arial Narrow" w:eastAsia="Arial Narrow" w:hAnsi="Arial Narrow" w:cs="Arial Narrow"/>
+          <w:color w:val="000000"/>
+          <w:kern w:val="0"/>
+          <w:sz w:val="22"/>
+          <w:szCs w:val="22"/>
+          <w:lang w:val="es-ES" w:eastAsia="es-ES"/>
+          <w14:ligatures w14:val="none"/>
+        </w:rPr>
+        <w:t xml:space="preserve">que, en un </w:t>
+      </w:r>
+      <w:r>
+        <w:rPr>
+          <w:rFonts w:ascii="Arial Narrow" w:eastAsia="Arial Narrow" w:hAnsi="Arial Narrow" w:cs="Arial Narrow"/>
+          <w:color w:val="000000"/>
+          <w:kern w:val="0"/>
+          <w:sz w:val="22"/>
+          <w:szCs w:val="22"/>
+          <w:lang w:eastAsia="es-ES"/>
+          <w14:ligatures w14:val="none"/>
+        </w:rPr>
+        <w:t>plazo no mayor de cinco (5) días hábiles contado a partir del día siguiente de la notificación de la presente resolución</w:t>
+      </w:r>
+      <w:bookmarkEnd w:id="9"/>
+      <w:r>
+        <w:rPr>
+          <w:rFonts w:ascii="Arial Narrow" w:eastAsia="Arial Narrow" w:hAnsi="Arial Narrow" w:cs="Arial Narrow"/>
+          <w:color w:val="000000"/>
+          <w:kern w:val="0"/>
+          <w:sz w:val="22"/>
+          <w:szCs w:val="22"/>
+          <w:lang w:eastAsia="es-ES"/>
+          <w14:ligatures w14:val="none"/>
+        </w:rPr>
+        <w:t xml:space="preserve">, </w:t>
+      </w:r>
+      <w:bookmarkStart w:id="10" w:name="_Hlk188286828"/>
+      <w:r>
+        <w:rPr>
+          <w:rFonts w:ascii="Arial Narrow" w:eastAsia="Arial Narrow" w:hAnsi="Arial Narrow" w:cs="Arial Narrow"/>
+          <w:sz w:val="22"/>
+          <w:szCs w:val="22"/>
+        </w:rPr>
+        <w:t xml:space="preserve">BNP </w:t>
+      </w:r>
+      <w:proofErr w:type="spellStart"/>
+      <w:r>
+        <w:rPr>
+          <w:rFonts w:ascii="Arial Narrow" w:eastAsia="Arial Narrow" w:hAnsi="Arial Narrow" w:cs="Arial Narrow"/>
+          <w:sz w:val="22"/>
+          <w:szCs w:val="22"/>
+        </w:rPr>
+        <w:t>Paribas</w:t>
+      </w:r>
+      <w:proofErr w:type="spellEnd"/>
+      <w:r>
+        <w:rPr>
+          <w:rFonts w:ascii="Arial Narrow" w:eastAsia="Arial Narrow" w:hAnsi="Arial Narrow" w:cs="Arial Narrow"/>
+          <w:sz w:val="22"/>
+          <w:szCs w:val="22"/>
+        </w:rPr>
+        <w:t xml:space="preserve"> </w:t>
+      </w:r>
+      <w:proofErr w:type="spellStart"/>
+      <w:r>
+        <w:rPr>
+          <w:rFonts w:ascii="Arial Narrow" w:eastAsia="Arial Narrow" w:hAnsi="Arial Narrow" w:cs="Arial Narrow"/>
+          <w:sz w:val="22"/>
+          <w:szCs w:val="22"/>
+        </w:rPr>
+        <w:t>Cardif</w:t>
+      </w:r>
+      <w:proofErr w:type="spellEnd"/>
+      <w:r>
+        <w:rPr>
+          <w:rFonts w:ascii="Arial Narrow" w:eastAsia="Arial Narrow" w:hAnsi="Arial Narrow" w:cs="Arial Narrow"/>
+          <w:sz w:val="22"/>
+          <w:szCs w:val="22"/>
+        </w:rPr>
+        <w:t xml:space="preserve"> S.A. Compañía de Seguros y Reaseguros</w:t>
+      </w:r>
+      <w:r>
+        <w:rPr>
+          <w:rFonts w:ascii="Arial Narrow" w:eastAsia="Arial Narrow" w:hAnsi="Arial Narrow" w:cs="Arial Narrow"/>
+          <w:color w:val="000000"/>
+          <w:kern w:val="0"/>
+          <w:sz w:val="22"/>
+          <w:szCs w:val="22"/>
+          <w:lang w:eastAsia="es-ES"/>
+          <w14:ligatures w14:val="none"/>
+        </w:rPr>
+        <w:t xml:space="preserve">, </w:t>
+      </w:r>
+      <w:bookmarkEnd w:id="10"/>
+      <w:r>
+        <w:rPr>
+          <w:rFonts w:ascii="Arial Narrow" w:eastAsia="Arial Narrow" w:hAnsi="Arial Narrow" w:cs="Arial Narrow"/>
+          <w:color w:val="000000"/>
+          <w:kern w:val="0"/>
+          <w:sz w:val="22"/>
+          <w:szCs w:val="22"/>
+          <w:lang w:val="es-ES" w:eastAsia="es-ES"/>
+          <w14:ligatures w14:val="none"/>
+        </w:rPr>
+        <w:t>cumpla</w:t>
+      </w:r>
+      <w:r>
+        <w:rPr>
+          <w:rFonts w:ascii="Arial Narrow" w:eastAsia="Arial Narrow" w:hAnsi="Arial Narrow" w:cs="Arial Narrow"/>
+          <w:color w:val="000000"/>
+          <w:kern w:val="0"/>
+          <w:sz w:val="22"/>
+          <w:szCs w:val="22"/>
+          <w:lang w:val="es-ES" w:eastAsia="es-ES"/>
+          <w14:ligatures w14:val="none"/>
+        </w:rPr>
+        <w:t xml:space="preserve"> con: </w:t>
+      </w:r>
+      <w:r>
+        <w:rPr>
+          <w:rFonts w:ascii="Arial Narrow" w:eastAsia="Arial Narrow" w:hAnsi="Arial Narrow" w:cs="Arial Narrow"/>
+          <w:color w:val="000000"/>
+          <w:kern w:val="0"/>
+          <w:sz w:val="22"/>
+          <w:szCs w:val="22"/>
+          <w:lang w:val="es-ES" w:eastAsia="es-ES"/>
+          <w14:ligatures w14:val="none"/>
+        </w:rPr>
+        <w:t xml:space="preserve">(i) presentar una copia debidamente suscrita de la Póliza del Seguro de Protección de Pagos – Certificado </w:t>
+      </w:r>
+      <w:proofErr w:type="spellStart"/>
+      <w:r>
+        <w:rPr>
+          <w:rFonts w:ascii="Arial Narrow" w:eastAsia="Arial Narrow" w:hAnsi="Arial Narrow" w:cs="Arial Narrow"/>
+          <w:color w:val="000000"/>
+          <w:kern w:val="0"/>
+          <w:sz w:val="22"/>
+          <w:szCs w:val="22"/>
+          <w:lang w:val="es-ES" w:eastAsia="es-ES"/>
+          <w14:ligatures w14:val="none"/>
+        </w:rPr>
+        <w:t/>
+      </w:r>
+      <w:proofErr w:type="spellEnd"/>
+      <w:r>
+        <w:rPr>
+          <w:rFonts w:ascii="Arial Narrow" w:eastAsia="Arial Narrow" w:hAnsi="Arial Narrow" w:cs="Arial Narrow"/>
+          <w:color w:val="000000"/>
+          <w:kern w:val="0"/>
+          <w:sz w:val="22"/>
+          <w:szCs w:val="22"/>
+          <w:lang w:val="es-ES" w:eastAsia="es-ES"/>
+          <w14:ligatures w14:val="none"/>
+        </w:rPr>
+        <w:t xml:space="preserve"> 063626185002867442 materia de denuncia, así como el cargo de remisión de la póliza; (</w:t>
+      </w:r>
+      <w:proofErr w:type="spellStart"/>
+      <w:r>
+        <w:rPr>
+          <w:rFonts w:ascii="Arial Narrow" w:eastAsia="Arial Narrow" w:hAnsi="Arial Narrow" w:cs="Arial Narrow"/>
+          <w:color w:val="000000"/>
+          <w:kern w:val="0"/>
+          <w:sz w:val="22"/>
+          <w:szCs w:val="22"/>
+          <w:lang w:val="es-ES" w:eastAsia="es-ES"/>
+          <w14:ligatures w14:val="none"/>
+        </w:rPr>
+        <w:t>ii</w:t>
+      </w:r>
+      <w:proofErr w:type="spellEnd"/>
+      <w:r>
+        <w:rPr>
+          <w:rFonts w:ascii="Arial Narrow" w:eastAsia="Arial Narrow" w:hAnsi="Arial Narrow" w:cs="Arial Narrow"/>
+          <w:color w:val="000000"/>
+          <w:kern w:val="0"/>
+          <w:sz w:val="22"/>
+          <w:szCs w:val="22"/>
+          <w:lang w:val="es-ES" w:eastAsia="es-ES"/>
+          <w14:ligatures w14:val="none"/>
+        </w:rPr>
+        <w:t>) presentar los medios probatorios que acrediten que la negativa de otorgamiento de cobertura fue justificada y, (</w:t>
+      </w:r>
+      <w:proofErr w:type="spellStart"/>
+      <w:r>
+        <w:rPr>
+          <w:rFonts w:ascii="Arial Narrow" w:eastAsia="Arial Narrow" w:hAnsi="Arial Narrow" w:cs="Arial Narrow"/>
+          <w:color w:val="000000"/>
+          <w:kern w:val="0"/>
+          <w:sz w:val="22"/>
+          <w:szCs w:val="22"/>
+          <w:lang w:val="es-ES" w:eastAsia="es-ES"/>
+          <w14:ligatures w14:val="none"/>
+        </w:rPr>
+        <w:t>iii</w:t>
+      </w:r>
+      <w:proofErr w:type="spellEnd"/>
+      <w:r>
+        <w:rPr>
+          <w:rFonts w:ascii="Arial Narrow" w:eastAsia="Arial Narrow" w:hAnsi="Arial Narrow" w:cs="Arial Narrow"/>
+          <w:color w:val="000000"/>
+          <w:kern w:val="0"/>
+          <w:sz w:val="22"/>
+          <w:szCs w:val="22"/>
+          <w:lang w:val="es-ES" w:eastAsia="es-ES"/>
+          <w14:ligatures w14:val="none"/>
+        </w:rPr>
+        <w:t>) presentar todas las comunicaciones cursadas con la parte denunciante en virtud de los hechos materia de denuncia</w:t>
+      </w:r>
+      <w:r>
+        <w:rPr>
+          <w:rFonts w:ascii="Arial Narrow" w:eastAsia="Arial Narrow" w:hAnsi="Arial Narrow" w:cs="Arial Narrow"/>
+          <w:color w:val="000000"/>
+          <w:kern w:val="0"/>
+          <w:sz w:val="22"/>
+          <w:szCs w:val="22"/>
+          <w:lang w:val="es-ES" w:eastAsia="es-ES"/>
+          <w14:ligatures w14:val="none"/>
+        </w:rPr>
+        <w:t>.</w:t>
+      </w:r>
+    </w:p>
+    <w:p>
+      <w:pPr>
+        <w:spacing w:before="0" w:after="0" w:line="240" w:lineRule="auto"/>
+        <w:jc w:val="both"/>
+        <w:rPr>
+          <w:rFonts w:ascii="Arial Narrow" w:eastAsia="Arial Narrow" w:hAnsi="Arial Narrow" w:cs="Arial Narrow"/>
+          <w:color w:val="000000"/>
+          <w:kern w:val="0"/>
+          <w:sz w:val="22"/>
+          <w:szCs w:val="22"/>
+          <w:lang w:val="es-ES" w:eastAsia="es-ES"/>
           <w14:ligatures w14:val="none"/>
         </w:rPr>
       </w:pPr>
@@ -5545,7 +5846,7 @@
           <w:lang w:eastAsia="es-PE"/>
           <w14:ligatures w14:val="none"/>
         </w:rPr>
-        <w:t xml:space="preserve">QUINTO:</w:t>
+        <w:t xml:space="preserve">SEXTO:</w:t>
       </w:r>
       <w:r>
         <w:rPr>
@@ -5559,7 +5860,6 @@
         </w:rPr>
         <w:t xml:space="preserve"> </w:t>
       </w:r>
-      <w:bookmarkStart w:id="9" w:name="_Hlk188286813"/>
       <w:r>
         <w:rPr>
           <w:rFonts w:ascii="Arial Narrow" w:eastAsia="Arial Narrow" w:hAnsi="Arial Narrow" w:cs="Arial Narrow"/>
@@ -5594,82 +5894,120 @@
           <w:lang w:eastAsia="es-ES"/>
           <w14:ligatures w14:val="none"/>
         </w:rPr>
-        <w:t>plazo no mayor de cinco (5) días hábiles contado a partir del día siguiente de la notificación de la presente resolución</w:t>
-      </w:r>
-      <w:bookmarkEnd w:id="9"/>
-      <w:r>
-        <w:rPr>
-          <w:rFonts w:ascii="Arial Narrow" w:eastAsia="Arial Narrow" w:hAnsi="Arial Narrow" w:cs="Arial Narrow"/>
-          <w:color w:val="000000"/>
-          <w:kern w:val="0"/>
-          <w:sz w:val="22"/>
-          <w:szCs w:val="22"/>
-          <w:lang w:eastAsia="es-ES"/>
-          <w14:ligatures w14:val="none"/>
-        </w:rPr>
-        <w:t xml:space="preserve">, </w:t>
-      </w:r>
-      <w:bookmarkStart w:id="10" w:name="_Hlk188286828"/>
-      <w:r>
-        <w:rPr>
-          <w:rFonts w:ascii="Arial Narrow" w:eastAsia="Arial Narrow" w:hAnsi="Arial Narrow" w:cs="Arial Narrow"/>
-          <w:sz w:val="22"/>
-          <w:szCs w:val="22"/>
-        </w:rPr>
-        <w:t xml:space="preserve">BNP </w:t>
+        <w:t xml:space="preserve">plazo no mayor de cinco (5) días hábiles contado a partir del día siguiente de la notificación de la presente resolución, </w:t>
+      </w:r>
+      <w:r>
+        <w:rPr>
+          <w:rFonts w:ascii="Arial Narrow" w:eastAsia="Arial Narrow" w:hAnsi="Arial Narrow" w:cs="Arial Narrow"/>
+          <w:sz w:val="22"/>
+          <w:szCs w:val="22"/>
+        </w:rPr>
+        <w:t>Scotiabank Perú S.A.A</w:t>
+      </w:r>
+      <w:r>
+        <w:rPr>
+          <w:rFonts w:ascii="Arial Narrow" w:eastAsia="Arial Narrow" w:hAnsi="Arial Narrow" w:cs="Arial Narrow"/>
+          <w:color w:val="000000"/>
+          <w:kern w:val="0"/>
+          <w:sz w:val="22"/>
+          <w:szCs w:val="22"/>
+          <w:shd w:val="clear" w:color="auto" w:fill="FFFFFF"/>
+          <w:lang w:eastAsia="es-PE"/>
+          <w14:ligatures w14:val="none"/>
+        </w:rPr>
+        <w:t>.</w:t>
+      </w:r>
+      <w:r>
+        <w:rPr>
+          <w:rFonts w:ascii="Arial Narrow" w:eastAsia="Arial Narrow" w:hAnsi="Arial Narrow" w:cs="Arial Narrow"/>
+          <w:color w:val="000000"/>
+          <w:kern w:val="0"/>
+          <w:sz w:val="22"/>
+          <w:szCs w:val="22"/>
+          <w:lang w:eastAsia="es-ES"/>
+          <w14:ligatures w14:val="none"/>
+        </w:rPr>
+        <w:t>,</w:t>
+      </w:r>
+      <w:r>
+        <w:rPr>
+          <w:rFonts w:ascii="Arial Narrow" w:eastAsia="Arial Narrow" w:hAnsi="Arial Narrow" w:cs="Arial Narrow"/>
+          <w:color w:val="000000"/>
+          <w:kern w:val="0"/>
+          <w:sz w:val="22"/>
+          <w:szCs w:val="22"/>
+          <w:lang w:eastAsia="es-ES"/>
+          <w14:ligatures w14:val="none"/>
+        </w:rPr>
+        <w:t xml:space="preserve"> </w:t>
+      </w:r>
+      <w:r>
+        <w:rPr>
+          <w:rFonts w:ascii="Arial Narrow" w:eastAsia="Arial Narrow" w:hAnsi="Arial Narrow" w:cs="Arial Narrow"/>
+          <w:color w:val="000000"/>
+          <w:kern w:val="0"/>
+          <w:sz w:val="22"/>
+          <w:szCs w:val="22"/>
+          <w:lang w:val="es-ES" w:eastAsia="es-ES"/>
+          <w14:ligatures w14:val="none"/>
+        </w:rPr>
+        <w:t xml:space="preserve">cumpla con: </w:t>
+      </w:r>
+      <w:r>
+        <w:rPr>
+          <w:rFonts w:ascii="Arial Narrow" w:eastAsia="Arial Narrow" w:hAnsi="Arial Narrow" w:cs="Arial Narrow"/>
+          <w:color w:val="000000"/>
+          <w:kern w:val="0"/>
+          <w:sz w:val="22"/>
+          <w:szCs w:val="22"/>
+          <w:lang w:val="es-ES" w:eastAsia="es-ES"/>
+          <w14:ligatures w14:val="none"/>
+        </w:rPr>
+        <w:t xml:space="preserve">(i) presentar una copia debidamente suscrita de la Póliza del Seguro de Protección de Pagos – Certificado </w:t>
       </w:r>
       <w:proofErr w:type="spellStart"/>
       <w:r>
         <w:rPr>
           <w:rFonts w:ascii="Arial Narrow" w:eastAsia="Arial Narrow" w:hAnsi="Arial Narrow" w:cs="Arial Narrow"/>
-          <w:sz w:val="22"/>
-          <w:szCs w:val="22"/>
-        </w:rPr>
-        <w:t>Paribas</w:t>
+          <w:color w:val="000000"/>
+          <w:kern w:val="0"/>
+          <w:sz w:val="22"/>
+          <w:szCs w:val="22"/>
+          <w:lang w:val="es-ES" w:eastAsia="es-ES"/>
+          <w14:ligatures w14:val="none"/>
+        </w:rPr>
+        <w:t/>
       </w:r>
       <w:proofErr w:type="spellEnd"/>
       <w:r>
         <w:rPr>
           <w:rFonts w:ascii="Arial Narrow" w:eastAsia="Arial Narrow" w:hAnsi="Arial Narrow" w:cs="Arial Narrow"/>
-          <w:sz w:val="22"/>
-          <w:szCs w:val="22"/>
-        </w:rPr>
-        <w:t xml:space="preserve"> </w:t>
+          <w:color w:val="000000"/>
+          <w:kern w:val="0"/>
+          <w:sz w:val="22"/>
+          <w:szCs w:val="22"/>
+          <w:lang w:val="es-ES" w:eastAsia="es-ES"/>
+          <w14:ligatures w14:val="none"/>
+        </w:rPr>
+        <w:t xml:space="preserve"> 063626185002867442 materia de denuncia, así como el cargo de remisión de la póliza; y, (</w:t>
       </w:r>
       <w:proofErr w:type="spellStart"/>
       <w:r>
         <w:rPr>
           <w:rFonts w:ascii="Arial Narrow" w:eastAsia="Arial Narrow" w:hAnsi="Arial Narrow" w:cs="Arial Narrow"/>
-          <w:sz w:val="22"/>
-          <w:szCs w:val="22"/>
-        </w:rPr>
-        <w:t>Cardif</w:t>
+          <w:color w:val="000000"/>
+          <w:kern w:val="0"/>
+          <w:sz w:val="22"/>
+          <w:szCs w:val="22"/>
+          <w:lang w:val="es-ES" w:eastAsia="es-ES"/>
+          <w14:ligatures w14:val="none"/>
+        </w:rPr>
+        <w:t>ii</w:t>
       </w:r>
       <w:proofErr w:type="spellEnd"/>
       <w:r>
         <w:rPr>
           <w:rFonts w:ascii="Arial Narrow" w:eastAsia="Arial Narrow" w:hAnsi="Arial Narrow" w:cs="Arial Narrow"/>
-          <w:sz w:val="22"/>
-          <w:szCs w:val="22"/>
-        </w:rPr>
-        <w:t xml:space="preserve"> S.A. Compañía de Seguros y Reaseguros</w:t>
-      </w:r>
-      <w:r>
-        <w:rPr>
-          <w:rFonts w:ascii="Arial Narrow" w:eastAsia="Arial Narrow" w:hAnsi="Arial Narrow" w:cs="Arial Narrow"/>
-          <w:color w:val="000000"/>
-          <w:kern w:val="0"/>
-          <w:sz w:val="22"/>
-          <w:szCs w:val="22"/>
-          <w:lang w:eastAsia="es-ES"/>
-          <w14:ligatures w14:val="none"/>
-        </w:rPr>
-        <w:t xml:space="preserve">, </w:t>
-      </w:r>
-      <w:bookmarkEnd w:id="10"/>
-      <w:r>
-        <w:rPr>
-          <w:rFonts w:ascii="Arial Narrow" w:eastAsia="Arial Narrow" w:hAnsi="Arial Narrow" w:cs="Arial Narrow"/>
           <w:color w:val="000000"/>
           <w:kern w:val="0"/>
           <w:sz w:val="22"/>
@@ -5677,7 +6015,7 @@
           <w:lang w:val="es-ES" w:eastAsia="es-ES"/>
           <w14:ligatures w14:val="none"/>
         </w:rPr>
-        <w:t>cumpla</w:t>
+        <w:t>) presentar todas las comunicaciones cursadas con la parte denunciante en virtud de los hechos materia de denuncia</w:t>
       </w:r>
       <w:r>
         <w:rPr>
@@ -5689,338 +6027,12 @@
           <w:lang w:val="es-ES" w:eastAsia="es-ES"/>
           <w14:ligatures w14:val="none"/>
         </w:rPr>
-        <w:t xml:space="preserve"> con: </w:t>
-      </w:r>
-      <w:r>
-        <w:rPr>
-          <w:rFonts w:ascii="Arial Narrow" w:eastAsia="Arial Narrow" w:hAnsi="Arial Narrow" w:cs="Arial Narrow"/>
-          <w:color w:val="000000"/>
-          <w:kern w:val="0"/>
-          <w:sz w:val="22"/>
-          <w:szCs w:val="22"/>
-          <w:lang w:val="es-ES" w:eastAsia="es-ES"/>
-          <w14:ligatures w14:val="none"/>
-        </w:rPr>
-        <w:t xml:space="preserve">(i) presentar una copia debidamente suscrita de la Póliza del Seguro de Protección de Pagos – Certificado </w:t>
-      </w:r>
-      <w:proofErr w:type="spellStart"/>
-      <w:r>
-        <w:rPr>
-          <w:rFonts w:ascii="Arial Narrow" w:eastAsia="Arial Narrow" w:hAnsi="Arial Narrow" w:cs="Arial Narrow"/>
-          <w:color w:val="000000"/>
-          <w:kern w:val="0"/>
-          <w:sz w:val="22"/>
-          <w:szCs w:val="22"/>
-          <w:lang w:val="es-ES" w:eastAsia="es-ES"/>
-          <w14:ligatures w14:val="none"/>
-        </w:rPr>
-        <w:t/>
-      </w:r>
-      <w:proofErr w:type="spellEnd"/>
-      <w:r>
-        <w:rPr>
-          <w:rFonts w:ascii="Arial Narrow" w:eastAsia="Arial Narrow" w:hAnsi="Arial Narrow" w:cs="Arial Narrow"/>
-          <w:color w:val="000000"/>
-          <w:kern w:val="0"/>
-          <w:sz w:val="22"/>
-          <w:szCs w:val="22"/>
-          <w:lang w:val="es-ES" w:eastAsia="es-ES"/>
-          <w14:ligatures w14:val="none"/>
-        </w:rPr>
-        <w:t xml:space="preserve"> 063626185002867442 materia de denuncia, así como el cargo de remisión de la póliza; (</w:t>
-      </w:r>
-      <w:proofErr w:type="spellStart"/>
-      <w:r>
-        <w:rPr>
-          <w:rFonts w:ascii="Arial Narrow" w:eastAsia="Arial Narrow" w:hAnsi="Arial Narrow" w:cs="Arial Narrow"/>
-          <w:color w:val="000000"/>
-          <w:kern w:val="0"/>
-          <w:sz w:val="22"/>
-          <w:szCs w:val="22"/>
-          <w:lang w:val="es-ES" w:eastAsia="es-ES"/>
-          <w14:ligatures w14:val="none"/>
-        </w:rPr>
-        <w:t>ii</w:t>
-      </w:r>
-      <w:proofErr w:type="spellEnd"/>
-      <w:r>
-        <w:rPr>
-          <w:rFonts w:ascii="Arial Narrow" w:eastAsia="Arial Narrow" w:hAnsi="Arial Narrow" w:cs="Arial Narrow"/>
-          <w:color w:val="000000"/>
-          <w:kern w:val="0"/>
-          <w:sz w:val="22"/>
-          <w:szCs w:val="22"/>
-          <w:lang w:val="es-ES" w:eastAsia="es-ES"/>
-          <w14:ligatures w14:val="none"/>
-        </w:rPr>
-        <w:t>) presentar los medios probatorios que acrediten que la negativa de otorgamiento de cobertura fue justificada y, (</w:t>
-      </w:r>
-      <w:proofErr w:type="spellStart"/>
-      <w:r>
-        <w:rPr>
-          <w:rFonts w:ascii="Arial Narrow" w:eastAsia="Arial Narrow" w:hAnsi="Arial Narrow" w:cs="Arial Narrow"/>
-          <w:color w:val="000000"/>
-          <w:kern w:val="0"/>
-          <w:sz w:val="22"/>
-          <w:szCs w:val="22"/>
-          <w:lang w:val="es-ES" w:eastAsia="es-ES"/>
-          <w14:ligatures w14:val="none"/>
-        </w:rPr>
-        <w:t>iii</w:t>
-      </w:r>
-      <w:proofErr w:type="spellEnd"/>
-      <w:r>
-        <w:rPr>
-          <w:rFonts w:ascii="Arial Narrow" w:eastAsia="Arial Narrow" w:hAnsi="Arial Narrow" w:cs="Arial Narrow"/>
-          <w:color w:val="000000"/>
-          <w:kern w:val="0"/>
-          <w:sz w:val="22"/>
-          <w:szCs w:val="22"/>
-          <w:lang w:val="es-ES" w:eastAsia="es-ES"/>
-          <w14:ligatures w14:val="none"/>
-        </w:rPr>
-        <w:t>) presentar todas las comunicaciones cursadas con la parte denunciante en virtud de los hechos materia de denuncia</w:t>
-      </w:r>
-      <w:r>
-        <w:rPr>
-          <w:rFonts w:ascii="Arial Narrow" w:eastAsia="Arial Narrow" w:hAnsi="Arial Narrow" w:cs="Arial Narrow"/>
-          <w:color w:val="000000"/>
-          <w:kern w:val="0"/>
-          <w:sz w:val="22"/>
-          <w:szCs w:val="22"/>
-          <w:lang w:val="es-ES" w:eastAsia="es-ES"/>
-          <w14:ligatures w14:val="none"/>
-        </w:rPr>
         <w:t>.</w:t>
       </w:r>
     </w:p>
     <w:p>
       <w:pPr>
-        <w:spacing w:after="0" w:line="240" w:lineRule="auto"/>
-        <w:jc w:val="both"/>
-        <w:rPr>
-          <w:rFonts w:ascii="Arial Narrow" w:eastAsia="Arial Narrow" w:hAnsi="Arial Narrow" w:cs="Arial Narrow"/>
-          <w:color w:val="000000"/>
-          <w:kern w:val="0"/>
-          <w:sz w:val="22"/>
-          <w:szCs w:val="22"/>
-          <w:lang w:val="es-ES" w:eastAsia="es-ES"/>
-          <w14:ligatures w14:val="none"/>
-        </w:rPr>
-      </w:pPr>
-    </w:p>
-    <w:p>
-      <w:pPr>
-        <w:spacing w:after="0" w:line="240" w:lineRule="auto"/>
-        <w:jc w:val="both"/>
-        <w:rPr>
-          <w:rFonts w:ascii="Arial Narrow" w:eastAsia="Arial Narrow" w:hAnsi="Arial Narrow" w:cs="Arial Narrow"/>
-          <w:color w:val="000000"/>
-          <w:kern w:val="0"/>
-          <w:sz w:val="22"/>
-          <w:szCs w:val="22"/>
-          <w:lang w:val="es-ES" w:eastAsia="es-ES"/>
-          <w14:ligatures w14:val="none"/>
-        </w:rPr>
-      </w:pPr>
-      <w:r>
-        <w:rPr>
-          <w:rFonts w:ascii="Arial Narrow" w:eastAsia="Arial Narrow" w:hAnsi="Arial Narrow" w:cs="Arial Narrow"/>
-          <w:b/>
-          <w:color w:val="000000"/>
-          <w:kern w:val="0"/>
-          <w:sz w:val="22"/>
-          <w:szCs w:val="22"/>
-          <w:lang w:eastAsia="es-PE"/>
-          <w14:ligatures w14:val="none"/>
-        </w:rPr>
-        <w:t xml:space="preserve">SEXTO:</w:t>
-      </w:r>
-      <w:r>
-        <w:rPr>
-          <w:rFonts w:ascii="Arial Narrow" w:eastAsia="Arial Narrow" w:hAnsi="Arial Narrow" w:cs="Arial Narrow"/>
-          <w:color w:val="000000"/>
-          <w:kern w:val="0"/>
-          <w:sz w:val="22"/>
-          <w:szCs w:val="22"/>
-          <w:lang w:eastAsia="es-PE"/>
-          <w14:ligatures w14:val="none"/>
-        </w:rPr>
-        <w:t xml:space="preserve"> </w:t>
-      </w:r>
-      <w:r>
-        <w:rPr>
-          <w:rFonts w:ascii="Arial Narrow" w:eastAsia="Arial Narrow" w:hAnsi="Arial Narrow" w:cs="Arial Narrow"/>
-          <w:color w:val="000000"/>
-          <w:kern w:val="0"/>
-          <w:sz w:val="22"/>
-          <w:szCs w:val="22"/>
-          <w:lang w:eastAsia="es-ES"/>
-          <w14:ligatures w14:val="none"/>
-        </w:rPr>
-        <w:t xml:space="preserve">requerir </w:t>
-      </w:r>
-      <w:r>
-        <w:rPr>
-          <w:rFonts w:ascii="Arial Narrow" w:eastAsia="Arial Narrow" w:hAnsi="Arial Narrow" w:cs="Arial Narrow"/>
-          <w:color w:val="000000"/>
-          <w:kern w:val="0"/>
-          <w:sz w:val="22"/>
-          <w:szCs w:val="22"/>
-          <w:lang w:val="es-ES" w:eastAsia="es-ES"/>
-          <w14:ligatures w14:val="none"/>
-        </w:rPr>
-        <w:t xml:space="preserve">que, en un </w:t>
-      </w:r>
-      <w:r>
-        <w:rPr>
-          <w:rFonts w:ascii="Arial Narrow" w:eastAsia="Arial Narrow" w:hAnsi="Arial Narrow" w:cs="Arial Narrow"/>
-          <w:color w:val="000000"/>
-          <w:kern w:val="0"/>
-          <w:sz w:val="22"/>
-          <w:szCs w:val="22"/>
-          <w:lang w:eastAsia="es-ES"/>
-          <w14:ligatures w14:val="none"/>
-        </w:rPr>
-        <w:t xml:space="preserve">plazo no mayor de cinco (5) días hábiles contado a partir del día siguiente de la notificación de la presente resolución, </w:t>
-      </w:r>
-      <w:r>
-        <w:rPr>
-          <w:rFonts w:ascii="Arial Narrow" w:eastAsia="Arial Narrow" w:hAnsi="Arial Narrow" w:cs="Arial Narrow"/>
-          <w:sz w:val="22"/>
-          <w:szCs w:val="22"/>
-        </w:rPr>
-        <w:t>Scotiabank Perú S.A.A</w:t>
-      </w:r>
-      <w:r>
-        <w:rPr>
-          <w:rFonts w:ascii="Arial Narrow" w:eastAsia="Arial Narrow" w:hAnsi="Arial Narrow" w:cs="Arial Narrow"/>
-          <w:color w:val="000000"/>
-          <w:kern w:val="0"/>
-          <w:sz w:val="22"/>
-          <w:szCs w:val="22"/>
-          <w:shd w:val="clear" w:color="auto" w:fill="FFFFFF"/>
-          <w:lang w:eastAsia="es-PE"/>
-          <w14:ligatures w14:val="none"/>
-        </w:rPr>
-        <w:t>.</w:t>
-      </w:r>
-      <w:r>
-        <w:rPr>
-          <w:rFonts w:ascii="Arial Narrow" w:eastAsia="Arial Narrow" w:hAnsi="Arial Narrow" w:cs="Arial Narrow"/>
-          <w:color w:val="000000"/>
-          <w:kern w:val="0"/>
-          <w:sz w:val="22"/>
-          <w:szCs w:val="22"/>
-          <w:lang w:eastAsia="es-ES"/>
-          <w14:ligatures w14:val="none"/>
-        </w:rPr>
-        <w:t>,</w:t>
-      </w:r>
-      <w:r>
-        <w:rPr>
-          <w:rFonts w:ascii="Arial Narrow" w:eastAsia="Arial Narrow" w:hAnsi="Arial Narrow" w:cs="Arial Narrow"/>
-          <w:color w:val="000000"/>
-          <w:kern w:val="0"/>
-          <w:sz w:val="22"/>
-          <w:szCs w:val="22"/>
-          <w:lang w:eastAsia="es-ES"/>
-          <w14:ligatures w14:val="none"/>
-        </w:rPr>
-        <w:t xml:space="preserve"> </w:t>
-      </w:r>
-      <w:r>
-        <w:rPr>
-          <w:rFonts w:ascii="Arial Narrow" w:eastAsia="Arial Narrow" w:hAnsi="Arial Narrow" w:cs="Arial Narrow"/>
-          <w:color w:val="000000"/>
-          <w:kern w:val="0"/>
-          <w:sz w:val="22"/>
-          <w:szCs w:val="22"/>
-          <w:lang w:val="es-ES" w:eastAsia="es-ES"/>
-          <w14:ligatures w14:val="none"/>
-        </w:rPr>
-        <w:t xml:space="preserve">cumpla con: </w:t>
-      </w:r>
-      <w:r>
-        <w:rPr>
-          <w:rFonts w:ascii="Arial Narrow" w:eastAsia="Arial Narrow" w:hAnsi="Arial Narrow" w:cs="Arial Narrow"/>
-          <w:color w:val="000000"/>
-          <w:kern w:val="0"/>
-          <w:sz w:val="22"/>
-          <w:szCs w:val="22"/>
-          <w:lang w:val="es-ES" w:eastAsia="es-ES"/>
-          <w14:ligatures w14:val="none"/>
-        </w:rPr>
-        <w:t xml:space="preserve">(i) presentar una copia debidamente suscrita de la Póliza del Seguro de Protección de Pagos – Certificado </w:t>
-      </w:r>
-      <w:proofErr w:type="spellStart"/>
-      <w:r>
-        <w:rPr>
-          <w:rFonts w:ascii="Arial Narrow" w:eastAsia="Arial Narrow" w:hAnsi="Arial Narrow" w:cs="Arial Narrow"/>
-          <w:color w:val="000000"/>
-          <w:kern w:val="0"/>
-          <w:sz w:val="22"/>
-          <w:szCs w:val="22"/>
-          <w:lang w:val="es-ES" w:eastAsia="es-ES"/>
-          <w14:ligatures w14:val="none"/>
-        </w:rPr>
-        <w:t/>
-      </w:r>
-      <w:proofErr w:type="spellEnd"/>
-      <w:r>
-        <w:rPr>
-          <w:rFonts w:ascii="Arial Narrow" w:eastAsia="Arial Narrow" w:hAnsi="Arial Narrow" w:cs="Arial Narrow"/>
-          <w:color w:val="000000"/>
-          <w:kern w:val="0"/>
-          <w:sz w:val="22"/>
-          <w:szCs w:val="22"/>
-          <w:lang w:val="es-ES" w:eastAsia="es-ES"/>
-          <w14:ligatures w14:val="none"/>
-        </w:rPr>
-        <w:t xml:space="preserve"> 063626185002867442 materia de denuncia, así como el cargo de remisión de la póliza; y, (</w:t>
-      </w:r>
-      <w:proofErr w:type="spellStart"/>
-      <w:r>
-        <w:rPr>
-          <w:rFonts w:ascii="Arial Narrow" w:eastAsia="Arial Narrow" w:hAnsi="Arial Narrow" w:cs="Arial Narrow"/>
-          <w:color w:val="000000"/>
-          <w:kern w:val="0"/>
-          <w:sz w:val="22"/>
-          <w:szCs w:val="22"/>
-          <w:lang w:val="es-ES" w:eastAsia="es-ES"/>
-          <w14:ligatures w14:val="none"/>
-        </w:rPr>
-        <w:t>ii</w:t>
-      </w:r>
-      <w:proofErr w:type="spellEnd"/>
-      <w:r>
-        <w:rPr>
-          <w:rFonts w:ascii="Arial Narrow" w:eastAsia="Arial Narrow" w:hAnsi="Arial Narrow" w:cs="Arial Narrow"/>
-          <w:color w:val="000000"/>
-          <w:kern w:val="0"/>
-          <w:sz w:val="22"/>
-          <w:szCs w:val="22"/>
-          <w:lang w:val="es-ES" w:eastAsia="es-ES"/>
-          <w14:ligatures w14:val="none"/>
-        </w:rPr>
-        <w:t>) presentar todas las comunicaciones cursadas con la parte denunciante en virtud de los hechos materia de denuncia</w:t>
-      </w:r>
-      <w:r>
-        <w:rPr>
-          <w:rFonts w:ascii="Arial Narrow" w:eastAsia="Arial Narrow" w:hAnsi="Arial Narrow" w:cs="Arial Narrow"/>
-          <w:color w:val="000000"/>
-          <w:kern w:val="0"/>
-          <w:sz w:val="22"/>
-          <w:szCs w:val="22"/>
-          <w:lang w:val="es-ES" w:eastAsia="es-ES"/>
-          <w14:ligatures w14:val="none"/>
-        </w:rPr>
-        <w:t>.</w:t>
-      </w:r>
-    </w:p>
-    <w:p>
-      <w:pPr>
-        <w:spacing w:after="0" w:line="240" w:lineRule="auto"/>
+        <w:spacing w:before="0" w:after="0" w:line="240" w:lineRule="auto"/>
         <w:jc w:val="both"/>
         <w:rPr>
           <w:rFonts w:ascii="Arial Narrow" w:eastAsia="Arial Narrow" w:hAnsi="Arial Narrow" w:cs="Arial Narrow"/>
@@ -6302,102 +6314,102 @@
     </w:p>
     <w:p>
       <w:pPr>
+        <w:spacing w:before="0" w:after="0" w:line="240" w:lineRule="auto"/>
+        <w:shd w:val="clear" w:color="auto" w:fill="FFFFFF"/>
+        <w:jc w:val="both"/>
+        <w:rPr>
+          <w:rFonts w:ascii="Arial Narrow" w:eastAsia="Arial Narrow" w:hAnsi="Arial Narrow" w:cs="Arial Narrow"/>
+          <w:b/>
+          <w:color w:val="000000"/>
+          <w:kern w:val="0"/>
+          <w:sz w:val="22"/>
+          <w:szCs w:val="22"/>
+          <w:lang w:eastAsia="es-PE"/>
+          <w14:ligatures w14:val="none"/>
+        </w:rPr>
+      </w:pPr>
+    </w:p>
+    <w:p>
+      <w:pPr>
         <w:shd w:val="clear" w:color="auto" w:fill="FFFFFF"/>
         <w:spacing w:after="0" w:line="240" w:lineRule="auto"/>
         <w:jc w:val="both"/>
         <w:rPr>
           <w:rFonts w:ascii="Arial Narrow" w:eastAsia="Arial Narrow" w:hAnsi="Arial Narrow" w:cs="Arial Narrow"/>
-          <w:b/>
-          <w:color w:val="000000"/>
-          <w:kern w:val="0"/>
-          <w:sz w:val="22"/>
-          <w:szCs w:val="22"/>
-          <w:lang w:eastAsia="es-PE"/>
-          <w14:ligatures w14:val="none"/>
-        </w:rPr>
-      </w:pPr>
-    </w:p>
-    <w:p>
-      <w:pPr>
+          <w:color w:val="000000"/>
+          <w:kern w:val="0"/>
+          <w:sz w:val="22"/>
+          <w:szCs w:val="22"/>
+          <w:lang w:eastAsia="es-PE"/>
+          <w14:ligatures w14:val="none"/>
+        </w:rPr>
+      </w:pPr>
+      <w:r>
+        <w:rPr>
+          <w:rFonts w:ascii="Arial Narrow" w:eastAsia="Arial Narrow" w:hAnsi="Arial Narrow" w:cs="Arial Narrow"/>
+          <w:b/>
+          <w:bCs/>
+          <w:kern w:val="0"/>
+          <w14:ligatures w14:val="none"/>
+          <w:sz w:val="22"/>
+          <w:szCs w:val="22"/>
+        </w:rPr>
+        <w:t>OCTAVO</w:t>
+      </w:r>
+      <w:r>
+        <w:rPr>
+          <w:rFonts w:ascii="Arial Narrow" w:eastAsia="Arial Narrow" w:hAnsi="Arial Narrow" w:cs="Arial Narrow"/>
+          <w:b/>
+          <w:color w:val="000000"/>
+          <w:kern w:val="0"/>
+          <w:sz w:val="22"/>
+          <w:szCs w:val="22"/>
+          <w:lang w:eastAsia="es-PE"/>
+          <w14:ligatures w14:val="none"/>
+        </w:rPr>
+        <w:t>:</w:t>
+      </w:r>
+      <w:r>
+        <w:rPr>
+          <w:rFonts w:ascii="Arial Narrow" w:eastAsia="Arial Narrow" w:hAnsi="Arial Narrow" w:cs="Arial Narrow"/>
+          <w:color w:val="000000"/>
+          <w:kern w:val="0"/>
+          <w:sz w:val="22"/>
+          <w:szCs w:val="22"/>
+          <w:lang w:eastAsia="es-PE"/>
+          <w14:ligatures w14:val="none"/>
+        </w:rPr>
+        <w:t xml:space="preserve"> informar a las partes que conforme a lo establecido en el artículo 39</w:t>
+      </w:r>
+      <w:r>
+        <w:rPr>
+          <w:rFonts w:ascii="Arial Narrow" w:eastAsia="Arial Narrow" w:hAnsi="Arial Narrow" w:cs="Arial Narrow"/>
+          <w:color w:val="000000"/>
+          <w:kern w:val="0"/>
+          <w:sz w:val="22"/>
+          <w:szCs w:val="22"/>
+          <w:lang w:eastAsia="es-PE"/>
+          <w14:ligatures w14:val="none"/>
+        </w:rPr>
+        <w:t/>
+      </w:r>
+      <w:r>
+        <w:rPr>
+          <w:rFonts w:ascii="Arial Narrow" w:eastAsia="Arial Narrow" w:hAnsi="Arial Narrow" w:cs="Arial Narrow"/>
+          <w:color w:val="000000"/>
+          <w:kern w:val="0"/>
+          <w:sz w:val="22"/>
+          <w:szCs w:val="22"/>
+          <w:lang w:eastAsia="es-PE"/>
+          <w14:ligatures w14:val="none"/>
+        </w:rPr>
+        <w:t xml:space="preserve"> de la Ley sobre Facultades, Normas y Organización del Indecopi, aprobada por Decreto Legislativo 807, los gastos por los peritajes realizados, actuación de pruebas, inspecciones y otros derivados de la tramitación del proceso serán de cargo de la parte que solicita la prueba, salvo pacto en contrario. En todos los casos, la resolución final determinará si los gastos deben ser asumidos por alguna de las partes, o reembolsados a la otra parte o al Indecopi, según sea el caso, de manera adicional a la sanción que haya podido imponerse. </w:t>
+      </w:r>
+    </w:p>
+    <w:p>
+      <w:pPr>
+        <w:spacing w:before="0" w:after="0" w:line="240" w:lineRule="auto"/>
         <w:shd w:val="clear" w:color="auto" w:fill="FFFFFF"/>
-        <w:spacing w:after="0" w:line="240" w:lineRule="auto"/>
-        <w:jc w:val="both"/>
-        <w:rPr>
-          <w:rFonts w:ascii="Arial Narrow" w:eastAsia="Arial Narrow" w:hAnsi="Arial Narrow" w:cs="Arial Narrow"/>
-          <w:color w:val="000000"/>
-          <w:kern w:val="0"/>
-          <w:sz w:val="22"/>
-          <w:szCs w:val="22"/>
-          <w:lang w:eastAsia="es-PE"/>
-          <w14:ligatures w14:val="none"/>
-        </w:rPr>
-      </w:pPr>
-      <w:r>
-        <w:rPr>
-          <w:rFonts w:ascii="Arial Narrow" w:eastAsia="Arial Narrow" w:hAnsi="Arial Narrow" w:cs="Arial Narrow"/>
-          <w:b/>
-          <w:bCs/>
-          <w:kern w:val="0"/>
-          <w14:ligatures w14:val="none"/>
-          <w:sz w:val="22"/>
-          <w:szCs w:val="22"/>
-        </w:rPr>
-        <w:t>OCTAVO</w:t>
-      </w:r>
-      <w:r>
-        <w:rPr>
-          <w:rFonts w:ascii="Arial Narrow" w:eastAsia="Arial Narrow" w:hAnsi="Arial Narrow" w:cs="Arial Narrow"/>
-          <w:b/>
-          <w:color w:val="000000"/>
-          <w:kern w:val="0"/>
-          <w:sz w:val="22"/>
-          <w:szCs w:val="22"/>
-          <w:lang w:eastAsia="es-PE"/>
-          <w14:ligatures w14:val="none"/>
-        </w:rPr>
-        <w:t>:</w:t>
-      </w:r>
-      <w:r>
-        <w:rPr>
-          <w:rFonts w:ascii="Arial Narrow" w:eastAsia="Arial Narrow" w:hAnsi="Arial Narrow" w:cs="Arial Narrow"/>
-          <w:color w:val="000000"/>
-          <w:kern w:val="0"/>
-          <w:sz w:val="22"/>
-          <w:szCs w:val="22"/>
-          <w:lang w:eastAsia="es-PE"/>
-          <w14:ligatures w14:val="none"/>
-        </w:rPr>
-        <w:t xml:space="preserve"> informar a las partes que conforme a lo establecido en el artículo 39</w:t>
-      </w:r>
-      <w:r>
-        <w:rPr>
-          <w:rFonts w:ascii="Arial Narrow" w:eastAsia="Arial Narrow" w:hAnsi="Arial Narrow" w:cs="Arial Narrow"/>
-          <w:color w:val="000000"/>
-          <w:kern w:val="0"/>
-          <w:sz w:val="22"/>
-          <w:szCs w:val="22"/>
-          <w:lang w:eastAsia="es-PE"/>
-          <w14:ligatures w14:val="none"/>
-        </w:rPr>
-        <w:t/>
-      </w:r>
-      <w:r>
-        <w:rPr>
-          <w:rFonts w:ascii="Arial Narrow" w:eastAsia="Arial Narrow" w:hAnsi="Arial Narrow" w:cs="Arial Narrow"/>
-          <w:color w:val="000000"/>
-          <w:kern w:val="0"/>
-          <w:sz w:val="22"/>
-          <w:szCs w:val="22"/>
-          <w:lang w:eastAsia="es-PE"/>
-          <w14:ligatures w14:val="none"/>
-        </w:rPr>
-        <w:t xml:space="preserve"> de la Ley sobre Facultades, Normas y Organización del Indecopi, aprobada por Decreto Legislativo 807, los gastos por los peritajes realizados, actuación de pruebas, inspecciones y otros derivados de la tramitación del proceso serán de cargo de la parte que solicita la prueba, salvo pacto en contrario. En todos los casos, la resolución final determinará si los gastos deben ser asumidos por alguna de las partes, o reembolsados a la otra parte o al Indecopi, según sea el caso, de manera adicional a la sanción que haya podido imponerse. </w:t>
-      </w:r>
-    </w:p>
-    <w:p>
-      <w:pPr>
-        <w:shd w:val="clear" w:color="auto" w:fill="FFFFFF"/>
-        <w:spacing w:after="0" w:line="240" w:lineRule="auto"/>
         <w:jc w:val="both"/>
         <w:rPr>
           <w:rFonts w:ascii="Arial Narrow" w:eastAsia="Arial Narrow" w:hAnsi="Arial Narrow" w:cs="Arial Narrow"/>
@@ -6589,15 +6601,97 @@
     </w:p>
     <w:p>
       <w:pPr>
+        <w:spacing w:before="0" w:after="0" w:line="240" w:lineRule="auto"/>
+        <w:suppressAutoHyphens/>
+        <w:jc w:val="both"/>
+        <w:rPr>
+          <w:rFonts w:ascii="Arial Narrow" w:eastAsia="Arial Narrow" w:hAnsi="Arial Narrow" w:cs="Arial Narrow"/>
+          <w:kern w:val="0"/>
+          <w:sz w:val="22"/>
+          <w:szCs w:val="22"/>
+          <w:u w:val="single"/>
+          <w14:ligatures w14:val="none"/>
+        </w:rPr>
+      </w:pPr>
+    </w:p>
+    <w:p>
+      <w:pPr>
         <w:suppressAutoHyphens/>
         <w:spacing w:after="0" w:line="240" w:lineRule="auto"/>
         <w:jc w:val="both"/>
         <w:rPr>
           <w:rFonts w:ascii="Arial Narrow" w:eastAsia="Arial Narrow" w:hAnsi="Arial Narrow" w:cs="Arial Narrow"/>
-          <w:kern w:val="0"/>
-          <w:sz w:val="22"/>
-          <w:szCs w:val="22"/>
-          <w:u w:val="single"/>
+          <w:b/>
+          <w:bCs/>
+          <w:sz w:val="22"/>
+          <w:szCs w:val="22"/>
+        </w:rPr>
+      </w:pPr>
+      <w:r>
+        <w:rPr>
+          <w:rFonts w:ascii="Arial Narrow" w:eastAsia="Arial Narrow" w:hAnsi="Arial Narrow" w:cs="Arial Narrow"/>
+          <w:b/>
+          <w:spacing w:val="-3"/>
+          <w:kern w:val="0"/>
+          <w14:ligatures w14:val="none"/>
+          <w:sz w:val="22"/>
+          <w:szCs w:val="22"/>
+        </w:rPr>
+        <w:lastRenderedPageBreak/>
+        <w:t>DÉCIMO</w:t>
+      </w:r>
+      <w:r>
+        <w:rPr>
+          <w:rFonts w:ascii="Arial Narrow" w:eastAsia="Arial Narrow" w:hAnsi="Arial Narrow" w:cs="Arial Narrow"/>
+          <w:b/>
+          <w:color w:val="000000"/>
+          <w:kern w:val="0"/>
+          <w:sz w:val="22"/>
+          <w:szCs w:val="22"/>
+          <w:lang w:eastAsia="es-PE"/>
+          <w14:ligatures w14:val="none"/>
+        </w:rPr>
+        <w:t>:</w:t>
+      </w:r>
+      <w:r>
+        <w:rPr>
+          <w:rFonts w:ascii="Arial Narrow" w:eastAsia="Arial Narrow" w:hAnsi="Arial Narrow" w:cs="Arial Narrow"/>
+          <w:color w:val="000000"/>
+          <w:kern w:val="0"/>
+          <w:sz w:val="22"/>
+          <w:szCs w:val="22"/>
+          <w:lang w:eastAsia="es-PE"/>
+          <w14:ligatures w14:val="none"/>
+        </w:rPr>
+        <w:t xml:space="preserve"> </w:t>
+      </w:r>
+      <w:r>
+        <w:rPr>
+          <w:rFonts w:ascii="Arial Narrow" w:eastAsia="Arial Narrow" w:hAnsi="Arial Narrow" w:cs="Arial Narrow"/>
+          <w:color w:val="000000"/>
+          <w:kern w:val="0"/>
+          <w:sz w:val="22"/>
+          <w:szCs w:val="22"/>
+          <w:lang w:eastAsia="es-PE"/>
+          <w14:ligatures w14:val="none"/>
+        </w:rPr>
+        <w:t xml:space="preserve">poner en conocimiento de las partes que, antes de la emisión de la Resolución Final, tienen la posibilidad de formular su desistimiento o presentar el acuerdo arribado mediante la conciliación, mediación, transacción o cualquier otro que, de forma indubitable, deje constancia que se ha solucionado la controversia materia de denuncia.</w:t>
+      </w:r>
+      <w:bookmarkStart w:id="12" w:name="h.gjdgxs" w:colFirst="0" w:colLast="0"/>
+      <w:bookmarkEnd w:id="12"/>
+    </w:p>
+    <w:p>
+      <w:pPr>
+        <w:spacing w:before="0" w:after="0" w:line="240" w:lineRule="auto"/>
+        <w:suppressAutoHyphens/>
+        <w:jc w:val="both"/>
+        <w:rPr>
+          <w:rFonts w:ascii="Arial Narrow" w:eastAsia="Arial Narrow" w:hAnsi="Arial Narrow" w:cs="Arial Narrow"/>
+          <w:color w:val="000000"/>
+          <w:kern w:val="0"/>
+          <w:sz w:val="22"/>
+          <w:szCs w:val="22"/>
+          <w:lang w:eastAsia="es-PE"/>
           <w14:ligatures w14:val="none"/>
         </w:rPr>
       </w:pPr>
@@ -6609,412 +6703,330 @@
         <w:jc w:val="both"/>
         <w:rPr>
           <w:rFonts w:ascii="Arial Narrow" w:eastAsia="Arial Narrow" w:hAnsi="Arial Narrow" w:cs="Arial Narrow"/>
+          <w:sz w:val="22"/>
+          <w:szCs w:val="22"/>
+        </w:rPr>
+      </w:pPr>
+      <w:r>
+        <w:rPr>
+          <w:rFonts w:ascii="Arial Narrow" w:eastAsia="Arial Narrow" w:hAnsi="Arial Narrow" w:cs="Arial Narrow"/>
           <w:b/>
           <w:bCs/>
           <w:sz w:val="22"/>
           <w:szCs w:val="22"/>
         </w:rPr>
-      </w:pPr>
-      <w:r>
-        <w:rPr>
-          <w:rFonts w:ascii="Arial Narrow" w:eastAsia="Arial Narrow" w:hAnsi="Arial Narrow" w:cs="Arial Narrow"/>
-          <w:b/>
+        <w:t xml:space="preserve">DÉCIMO PRIMERO:</w:t>
+      </w:r>
+      <w:r>
+        <w:rPr>
+          <w:rFonts w:ascii="Arial Narrow" w:eastAsia="Arial Narrow" w:hAnsi="Arial Narrow" w:cs="Arial Narrow"/>
+          <w:sz w:val="22"/>
+          <w:szCs w:val="22"/>
+        </w:rPr>
+        <w:t xml:space="preserve"> </w:t>
+      </w:r>
+      <w:r>
+        <w:rPr>
+          <w:rFonts w:ascii="Arial Narrow" w:eastAsia="Arial Narrow" w:hAnsi="Arial Narrow" w:cs="Arial Narrow"/>
+          <w:sz w:val="22"/>
+          <w:szCs w:val="22"/>
+        </w:rPr>
+        <w:t xml:space="preserve">requerir al señor [DENUNCIANTE] y Scotiabank Perú S.A.A. para que, dentro del plazo de dos (2) días hábiles siguientes a la fecha en que reciban la notificación en sus bandejas de correo electrónico, efectúen la confirmación de recepción de la notificación remitida por este despacho a sus correos electrónicos, de conformidad con el segundo párrafo del numeral 4 del artículo 20 del Texto Único Ordenado de la Ley del Procedimiento Administrativo General, aprobado mediante Decreto Supremo 006-2026-JUS, bajo apercibimiento de rehacer el acto de notificación y notificarles conforme al numeral 1 del artículo 20 del citado cuerpo normativo.</w:t>
+      </w:r>
+      <w:r>
+        <w:rPr>
+          <w:rFonts w:ascii="Arial Narrow" w:eastAsia="Arial Narrow" w:hAnsi="Arial Narrow" w:cs="Arial Narrow"/>
+          <w:sz w:val="22"/>
+          <w:szCs w:val="22"/>
+        </w:rPr>
+        <w:t xml:space="preserve"/>
+      </w:r>
+      <w:r>
+        <w:rPr>
+          <w:rFonts w:ascii="Arial Narrow" w:eastAsia="Arial Narrow" w:hAnsi="Arial Narrow" w:cs="Arial Narrow"/>
           <w:spacing w:val="-3"/>
           <w:kern w:val="0"/>
           <w14:ligatures w14:val="none"/>
           <w:sz w:val="22"/>
           <w:szCs w:val="22"/>
         </w:rPr>
-        <w:lastRenderedPageBreak/>
-        <w:t>DÉCIMO</w:t>
-      </w:r>
-      <w:r>
-        <w:rPr>
-          <w:rFonts w:ascii="Arial Narrow" w:eastAsia="Arial Narrow" w:hAnsi="Arial Narrow" w:cs="Arial Narrow"/>
-          <w:b/>
-          <w:color w:val="000000"/>
-          <w:kern w:val="0"/>
-          <w:sz w:val="22"/>
-          <w:szCs w:val="22"/>
-          <w:lang w:eastAsia="es-PE"/>
-          <w14:ligatures w14:val="none"/>
-        </w:rPr>
-        <w:t>:</w:t>
-      </w:r>
-      <w:r>
-        <w:rPr>
-          <w:rFonts w:ascii="Arial Narrow" w:eastAsia="Arial Narrow" w:hAnsi="Arial Narrow" w:cs="Arial Narrow"/>
-          <w:color w:val="000000"/>
-          <w:kern w:val="0"/>
-          <w:sz w:val="22"/>
-          <w:szCs w:val="22"/>
-          <w:lang w:eastAsia="es-PE"/>
-          <w14:ligatures w14:val="none"/>
-        </w:rPr>
-        <w:t xml:space="preserve"> </w:t>
-      </w:r>
-      <w:r>
-        <w:rPr>
-          <w:rFonts w:ascii="Arial Narrow" w:eastAsia="Arial Narrow" w:hAnsi="Arial Narrow" w:cs="Arial Narrow"/>
-          <w:color w:val="000000"/>
-          <w:kern w:val="0"/>
-          <w:sz w:val="22"/>
-          <w:szCs w:val="22"/>
-          <w:lang w:eastAsia="es-PE"/>
-          <w14:ligatures w14:val="none"/>
-        </w:rPr>
-        <w:t xml:space="preserve">poner en conocimiento de las partes que, antes de la emisión de la Resolución Final, tienen la posibilidad de formular su desistimiento o presentar el acuerdo arribado mediante la conciliación, mediación, transacción o cualquier otro que, de forma indubitable, deje constancia que se ha solucionado la controversia materia de denuncia.</w:t>
-      </w:r>
-      <w:bookmarkStart w:id="12" w:name="h.gjdgxs" w:colFirst="0" w:colLast="0"/>
-      <w:bookmarkEnd w:id="12"/>
-    </w:p>
-    <w:p>
-      <w:pPr>
+        <w:t/>
+      </w:r>
+      <w:r>
+        <w:rPr>
+          <w:rFonts w:ascii="Arial Narrow" w:eastAsia="Arial Narrow" w:hAnsi="Arial Narrow" w:cs="Arial Narrow"/>
+          <w:spacing w:val="-3"/>
+          <w:kern w:val="0"/>
+          <w14:ligatures w14:val="none"/>
+          <w:sz w:val="22"/>
+          <w:szCs w:val="22"/>
+        </w:rPr>
+        <w:t xml:space="preserve"/>
+      </w:r>
+      <w:r>
+        <w:rPr>
+          <w:rFonts w:ascii="Arial Narrow" w:eastAsia="Arial Narrow" w:hAnsi="Arial Narrow" w:cs="Arial Narrow"/>
+          <w:spacing w:val="-3"/>
+          <w:kern w:val="0"/>
+          <w14:ligatures w14:val="none"/>
+          <w:sz w:val="22"/>
+          <w:szCs w:val="22"/>
+        </w:rPr>
+        <w:t/>
+      </w:r>
+      <w:r>
+        <w:rPr>
+          <w:rFonts w:ascii="Arial Narrow" w:eastAsia="Arial Narrow" w:hAnsi="Arial Narrow" w:cs="Arial Narrow"/>
+          <w:spacing w:val="-3"/>
+          <w:kern w:val="0"/>
+          <w14:ligatures w14:val="none"/>
+          <w:sz w:val="22"/>
+          <w:szCs w:val="22"/>
+        </w:rPr>
+        <w:t xml:space="preserve"/>
+      </w:r>
+      <w:r>
+        <w:rPr>
+          <w:rFonts w:ascii="Arial Narrow" w:eastAsia="Arial Narrow" w:hAnsi="Arial Narrow" w:cs="Arial Narrow"/>
+          <w:color w:val="000000"/>
+          <w:kern w:val="0"/>
+          <w:sz w:val="22"/>
+          <w:szCs w:val="22"/>
+          <w:shd w:val="clear" w:color="auto" w:fill="FFFFFF"/>
+          <w:lang w:eastAsia="es-PE"/>
+          <w14:ligatures w14:val="none"/>
+        </w:rPr>
+        <w:t xml:space="preserve"/>
+      </w:r>
+      <w:r>
+        <w:rPr>
+          <w:rFonts w:ascii="Arial Narrow" w:eastAsia="Arial Narrow" w:hAnsi="Arial Narrow" w:cs="Arial Narrow"/>
+          <w:color w:val="000000"/>
+          <w:sz w:val="22"/>
+          <w:szCs w:val="22"/>
+        </w:rPr>
+        <w:t/>
+      </w:r>
+      <w:r>
+        <w:rPr>
+          <w:rFonts w:ascii="Arial Narrow" w:eastAsia="Arial Narrow" w:hAnsi="Arial Narrow" w:cs="Arial Narrow"/>
+          <w:color w:val="000000"/>
+          <w:sz w:val="22"/>
+          <w:szCs w:val="22"/>
+        </w:rPr>
+        <w:t/>
+      </w:r>
+      <w:r>
+        <w:rPr>
+          <w:rFonts w:ascii="Arial Narrow" w:eastAsia="Arial Narrow" w:hAnsi="Arial Narrow" w:cs="Arial Narrow"/>
+          <w:color w:val="000000"/>
+          <w:sz w:val="22"/>
+          <w:szCs w:val="22"/>
+        </w:rPr>
+        <w:t xml:space="preserve"/>
+      </w:r>
+      <w:r>
+        <w:rPr>
+          <w:rFonts w:ascii="Arial Narrow" w:eastAsia="Arial Narrow" w:hAnsi="Arial Narrow" w:cs="Arial Narrow"/>
+          <w:color w:val="000000"/>
+          <w:sz w:val="22"/>
+          <w:szCs w:val="22"/>
+        </w:rPr>
+        <w:t/>
+      </w:r>
+      <w:r>
+        <w:rPr>
+          <w:rFonts w:ascii="Arial Narrow" w:eastAsia="Arial Narrow" w:hAnsi="Arial Narrow" w:cs="Arial Narrow"/>
+          <w:color w:val="000000"/>
+          <w:sz w:val="22"/>
+          <w:szCs w:val="22"/>
+        </w:rPr>
+        <w:t xml:space="preserve"/>
+      </w:r>
+      <w:r>
+        <w:rPr>
+          <w:rFonts w:ascii="Arial Narrow" w:eastAsia="Arial Narrow" w:hAnsi="Arial Narrow" w:cs="Arial Narrow"/>
+          <w:color w:val="000000"/>
+          <w:sz w:val="22"/>
+          <w:szCs w:val="22"/>
+        </w:rPr>
+        <w:t/>
+      </w:r>
+      <w:r>
+        <w:rPr>
+          <w:rFonts w:ascii="Arial Narrow" w:eastAsia="Arial Narrow" w:hAnsi="Arial Narrow" w:cs="Arial Narrow"/>
+          <w:color w:val="000000"/>
+          <w:sz w:val="22"/>
+          <w:szCs w:val="22"/>
+        </w:rPr>
+        <w:t xml:space="preserve"/>
+      </w:r>
+      <w:r>
+        <w:rPr>
+          <w:rFonts w:ascii="Arial Narrow" w:eastAsia="Arial Narrow" w:hAnsi="Arial Narrow" w:cs="Arial Narrow"/>
+          <w:color w:val="000000"/>
+          <w:sz w:val="22"/>
+          <w:szCs w:val="22"/>
+        </w:rPr>
+        <w:t/>
+      </w:r>
+      <w:r>
+        <w:rPr>
+          <w:rFonts w:ascii="Arial Narrow" w:eastAsia="Arial Narrow" w:hAnsi="Arial Narrow" w:cs="Arial Narrow"/>
+          <w:color w:val="000000"/>
+          <w:sz w:val="22"/>
+          <w:szCs w:val="22"/>
+        </w:rPr>
+        <w:t xml:space="preserve"/>
+      </w:r>
+      <w:r>
+        <w:rPr>
+          <w:rFonts w:ascii="Arial Narrow" w:eastAsia="Arial Narrow" w:hAnsi="Arial Narrow" w:cs="Arial Narrow"/>
+          <w:color w:val="000000"/>
+          <w:sz w:val="22"/>
+          <w:szCs w:val="22"/>
+        </w:rPr>
+        <w:t/>
+      </w:r>
+      <w:r>
+        <w:rPr>
+          <w:rFonts w:ascii="Arial Narrow" w:eastAsia="Arial Narrow" w:hAnsi="Arial Narrow" w:cs="Arial Narrow"/>
+          <w:color w:val="000000"/>
+          <w:sz w:val="22"/>
+          <w:szCs w:val="22"/>
+        </w:rPr>
+        <w:t xml:space="preserve"/>
+      </w:r>
+      <w:r>
+        <w:rPr>
+          <w:rFonts w:ascii="Arial Narrow" w:eastAsia="Arial Narrow" w:hAnsi="Arial Narrow" w:cs="Arial Narrow"/>
+          <w:color w:val="000000"/>
+          <w:sz w:val="22"/>
+          <w:szCs w:val="22"/>
+        </w:rPr>
+        <w:t/>
+      </w:r>
+      <w:r>
+        <w:rPr>
+          <w:rFonts w:ascii="Arial Narrow" w:eastAsia="Arial Narrow" w:hAnsi="Arial Narrow" w:cs="Arial Narrow"/>
+          <w:color w:val="000000"/>
+          <w:sz w:val="22"/>
+          <w:szCs w:val="22"/>
+        </w:rPr>
+        <w:t xml:space="preserve"/>
+      </w:r>
+      <w:r>
+        <w:rPr>
+          <w:rFonts w:ascii="Arial Narrow" w:eastAsia="Arial Narrow" w:hAnsi="Arial Narrow" w:cs="Arial Narrow"/>
+          <w:color w:val="000000"/>
+          <w:sz w:val="22"/>
+          <w:szCs w:val="22"/>
+        </w:rPr>
+        <w:t/>
+      </w:r>
+      <w:r>
+        <w:rPr>
+          <w:rFonts w:ascii="Arial Narrow" w:eastAsia="Arial Narrow" w:hAnsi="Arial Narrow" w:cs="Arial Narrow"/>
+          <w:color w:val="000000"/>
+          <w:sz w:val="22"/>
+          <w:szCs w:val="22"/>
+        </w:rPr>
+        <w:t/>
+      </w:r>
+      <w:r>
+        <w:rPr>
+          <w:rFonts w:ascii="Arial Narrow" w:eastAsia="Arial Narrow" w:hAnsi="Arial Narrow" w:cs="Arial Narrow"/>
+          <w:color w:val="000000"/>
+          <w:sz w:val="22"/>
+          <w:szCs w:val="22"/>
+        </w:rPr>
+        <w:t xml:space="preserve"/>
+      </w:r>
+      <w:r>
+        <w:rPr>
+          <w:rFonts w:ascii="Arial Narrow" w:eastAsia="Arial Narrow" w:hAnsi="Arial Narrow" w:cs="Arial Narrow"/>
+          <w:color w:val="000000"/>
+          <w:kern w:val="0"/>
+          <w:sz w:val="22"/>
+          <w:szCs w:val="22"/>
+          <w:lang w:eastAsia="es-PE"/>
+          <w14:ligatures w14:val="none"/>
+        </w:rPr>
+        <w:t/>
+      </w:r>
+      <w:r>
+        <w:rPr>
+          <w:rFonts w:ascii="Arial Narrow" w:eastAsia="Arial Narrow" w:hAnsi="Arial Narrow" w:cs="Arial Narrow"/>
+          <w:color w:val="000000"/>
+          <w:sz w:val="22"/>
+          <w:szCs w:val="22"/>
+        </w:rPr>
+        <w:t xml:space="preserve"/>
+      </w:r>
+      <w:proofErr w:type="spellStart"/>
+      <w:r>
+        <w:rPr>
+          <w:rFonts w:ascii="Arial Narrow" w:eastAsia="Arial Narrow" w:hAnsi="Arial Narrow" w:cs="Arial Narrow"/>
+          <w:color w:val="000000"/>
+          <w:sz w:val="22"/>
+          <w:szCs w:val="22"/>
+        </w:rPr>
+        <w:t/>
+      </w:r>
+      <w:proofErr w:type="spellEnd"/>
+      <w:r>
+        <w:rPr>
+          <w:rFonts w:ascii="Arial Narrow" w:eastAsia="Arial Narrow" w:hAnsi="Arial Narrow" w:cs="Arial Narrow"/>
+          <w:color w:val="000000"/>
+          <w:sz w:val="22"/>
+          <w:szCs w:val="22"/>
+        </w:rPr>
+        <w:t xml:space="preserve"/>
+      </w:r>
+      <w:r>
+        <w:rPr>
+          <w:rFonts w:ascii="Arial Narrow" w:eastAsia="Arial Narrow" w:hAnsi="Arial Narrow" w:cs="Arial Narrow"/>
+          <w:color w:val="000000"/>
+          <w:kern w:val="0"/>
+          <w:sz w:val="22"/>
+          <w:szCs w:val="22"/>
+          <w:lang w:eastAsia="es-PE"/>
+          <w14:ligatures w14:val="none"/>
+        </w:rPr>
+        <w:t/>
+      </w:r>
+      <w:r>
+        <w:rPr>
+          <w:rFonts w:ascii="Arial Narrow" w:eastAsia="Arial Narrow" w:hAnsi="Arial Narrow" w:cs="Arial Narrow"/>
+          <w:color w:val="000000"/>
+          <w:sz w:val="22"/>
+          <w:szCs w:val="22"/>
+        </w:rPr>
+        <w:t xml:space="preserve"/>
+      </w:r>
+      <w:r>
+        <w:rPr>
+          <w:rStyle w:val="Refdenotaalpie"/>
+          <w:rFonts w:ascii="Arial Narrow" w:eastAsia="Arial Narrow" w:hAnsi="Arial Narrow" w:cs="Arial Narrow"/>
+          <w:sz w:val="22"/>
+          <w:szCs w:val="22"/>
+          <w:vertAlign w:val="superscript"/>
+        </w:rPr>
+        <w:footnoteReference w:id="13"/>
+      </w:r>
+      <w:r>
+        <w:rPr>
+          <w:rFonts w:ascii="Arial Narrow" w:eastAsia="Arial Narrow" w:hAnsi="Arial Narrow" w:cs="Arial Narrow"/>
+          <w:sz w:val="22"/>
+          <w:szCs w:val="22"/>
+        </w:rPr>
+        <w:t/>
+      </w:r>
+    </w:p>
+    <w:p>
+      <w:pPr>
+        <w:spacing w:before="0" w:after="0" w:line="240" w:lineRule="auto"/>
         <w:suppressAutoHyphens/>
-        <w:spacing w:after="0" w:line="240" w:lineRule="auto"/>
-        <w:jc w:val="both"/>
-        <w:rPr>
-          <w:rFonts w:ascii="Arial Narrow" w:eastAsia="Arial Narrow" w:hAnsi="Arial Narrow" w:cs="Arial Narrow"/>
-          <w:color w:val="000000"/>
-          <w:kern w:val="0"/>
-          <w:sz w:val="22"/>
-          <w:szCs w:val="22"/>
-          <w:lang w:eastAsia="es-PE"/>
-          <w14:ligatures w14:val="none"/>
-        </w:rPr>
-      </w:pPr>
-    </w:p>
-    <w:p>
-      <w:pPr>
-        <w:suppressAutoHyphens/>
-        <w:spacing w:after="0" w:line="240" w:lineRule="auto"/>
-        <w:jc w:val="both"/>
-        <w:rPr>
-          <w:rFonts w:ascii="Arial Narrow" w:eastAsia="Arial Narrow" w:hAnsi="Arial Narrow" w:cs="Arial Narrow"/>
-          <w:sz w:val="22"/>
-          <w:szCs w:val="22"/>
-        </w:rPr>
-      </w:pPr>
-      <w:r>
-        <w:rPr>
-          <w:rFonts w:ascii="Arial Narrow" w:eastAsia="Arial Narrow" w:hAnsi="Arial Narrow" w:cs="Arial Narrow"/>
-          <w:b/>
-          <w:bCs/>
-          <w:sz w:val="22"/>
-          <w:szCs w:val="22"/>
-        </w:rPr>
-        <w:t xml:space="preserve">DÉCIMO PRIMERO:</w:t>
-      </w:r>
-      <w:r>
-        <w:rPr>
-          <w:rFonts w:ascii="Arial Narrow" w:eastAsia="Arial Narrow" w:hAnsi="Arial Narrow" w:cs="Arial Narrow"/>
-          <w:sz w:val="22"/>
-          <w:szCs w:val="22"/>
-        </w:rPr>
-        <w:t xml:space="preserve"> </w:t>
-      </w:r>
-      <w:r>
-        <w:rPr>
-          <w:rFonts w:ascii="Arial Narrow" w:eastAsia="Arial Narrow" w:hAnsi="Arial Narrow" w:cs="Arial Narrow"/>
-          <w:sz w:val="22"/>
-          <w:szCs w:val="22"/>
-        </w:rPr>
-        <w:t xml:space="preserve">requerir al señor [DENUNCIANTE] y Scotiabank Perú S.A.A. para que, dentro del plazo de dos (2) días hábiles siguientes a la fecha en que reciban la notificación en sus bandejas de correo electrónico, efectúen la confirmación de recepción de la notificación remitida por este despacho a sus correos electrónicos, de conformidad con el segundo párrafo del numeral 4 del artículo 20 del Texto Único Ordenado de la Ley del Procedimiento Administrativo General, aprobado mediante Decreto Supremo 006-2026-JUS, bajo apercibimiento de rehacer el acto de notificación y notificarles conforme al numeral 1 del artículo 20 del citado cuerpo normativo.</w:t>
-      </w:r>
-      <w:r>
-        <w:rPr>
-          <w:rFonts w:ascii="Arial Narrow" w:eastAsia="Arial Narrow" w:hAnsi="Arial Narrow" w:cs="Arial Narrow"/>
-          <w:sz w:val="22"/>
-          <w:szCs w:val="22"/>
-        </w:rPr>
-        <w:t xml:space="preserve"/>
-      </w:r>
-      <w:r>
-        <w:rPr>
-          <w:rFonts w:ascii="Arial Narrow" w:eastAsia="Arial Narrow" w:hAnsi="Arial Narrow" w:cs="Arial Narrow"/>
-          <w:spacing w:val="-3"/>
-          <w:kern w:val="0"/>
-          <w14:ligatures w14:val="none"/>
-          <w:sz w:val="22"/>
-          <w:szCs w:val="22"/>
-        </w:rPr>
-        <w:t/>
-      </w:r>
-      <w:r>
-        <w:rPr>
-          <w:rFonts w:ascii="Arial Narrow" w:eastAsia="Arial Narrow" w:hAnsi="Arial Narrow" w:cs="Arial Narrow"/>
-          <w:spacing w:val="-3"/>
-          <w:kern w:val="0"/>
-          <w14:ligatures w14:val="none"/>
-          <w:sz w:val="22"/>
-          <w:szCs w:val="22"/>
-        </w:rPr>
-        <w:t xml:space="preserve"/>
-      </w:r>
-      <w:r>
-        <w:rPr>
-          <w:rFonts w:ascii="Arial Narrow" w:eastAsia="Arial Narrow" w:hAnsi="Arial Narrow" w:cs="Arial Narrow"/>
-          <w:spacing w:val="-3"/>
-          <w:kern w:val="0"/>
-          <w14:ligatures w14:val="none"/>
-          <w:sz w:val="22"/>
-          <w:szCs w:val="22"/>
-        </w:rPr>
-        <w:t/>
-      </w:r>
-      <w:r>
-        <w:rPr>
-          <w:rFonts w:ascii="Arial Narrow" w:eastAsia="Arial Narrow" w:hAnsi="Arial Narrow" w:cs="Arial Narrow"/>
-          <w:spacing w:val="-3"/>
-          <w:kern w:val="0"/>
-          <w14:ligatures w14:val="none"/>
-          <w:sz w:val="22"/>
-          <w:szCs w:val="22"/>
-        </w:rPr>
-        <w:t xml:space="preserve"/>
-      </w:r>
-      <w:r>
-        <w:rPr>
-          <w:rFonts w:ascii="Arial Narrow" w:eastAsia="Arial Narrow" w:hAnsi="Arial Narrow" w:cs="Arial Narrow"/>
-          <w:color w:val="000000"/>
-          <w:kern w:val="0"/>
-          <w:sz w:val="22"/>
-          <w:szCs w:val="22"/>
-          <w:shd w:val="clear" w:color="auto" w:fill="FFFFFF"/>
-          <w:lang w:eastAsia="es-PE"/>
-          <w14:ligatures w14:val="none"/>
-        </w:rPr>
-        <w:t xml:space="preserve"/>
-      </w:r>
-      <w:r>
-        <w:rPr>
-          <w:rFonts w:ascii="Arial Narrow" w:eastAsia="Arial Narrow" w:hAnsi="Arial Narrow" w:cs="Arial Narrow"/>
-          <w:color w:val="000000"/>
-          <w:sz w:val="22"/>
-          <w:szCs w:val="22"/>
-        </w:rPr>
-        <w:t/>
-      </w:r>
-      <w:r>
-        <w:rPr>
-          <w:rFonts w:ascii="Arial Narrow" w:eastAsia="Arial Narrow" w:hAnsi="Arial Narrow" w:cs="Arial Narrow"/>
-          <w:color w:val="000000"/>
-          <w:sz w:val="22"/>
-          <w:szCs w:val="22"/>
-        </w:rPr>
-        <w:t/>
-      </w:r>
-      <w:r>
-        <w:rPr>
-          <w:rFonts w:ascii="Arial Narrow" w:eastAsia="Arial Narrow" w:hAnsi="Arial Narrow" w:cs="Arial Narrow"/>
-          <w:color w:val="000000"/>
-          <w:sz w:val="22"/>
-          <w:szCs w:val="22"/>
-        </w:rPr>
-        <w:t xml:space="preserve"/>
-      </w:r>
-      <w:r>
-        <w:rPr>
-          <w:rFonts w:ascii="Arial Narrow" w:eastAsia="Arial Narrow" w:hAnsi="Arial Narrow" w:cs="Arial Narrow"/>
-          <w:color w:val="000000"/>
-          <w:sz w:val="22"/>
-          <w:szCs w:val="22"/>
-        </w:rPr>
-        <w:t/>
-      </w:r>
-      <w:r>
-        <w:rPr>
-          <w:rFonts w:ascii="Arial Narrow" w:eastAsia="Arial Narrow" w:hAnsi="Arial Narrow" w:cs="Arial Narrow"/>
-          <w:color w:val="000000"/>
-          <w:sz w:val="22"/>
-          <w:szCs w:val="22"/>
-        </w:rPr>
-        <w:t xml:space="preserve"/>
-      </w:r>
-      <w:r>
-        <w:rPr>
-          <w:rFonts w:ascii="Arial Narrow" w:eastAsia="Arial Narrow" w:hAnsi="Arial Narrow" w:cs="Arial Narrow"/>
-          <w:color w:val="000000"/>
-          <w:sz w:val="22"/>
-          <w:szCs w:val="22"/>
-        </w:rPr>
-        <w:t/>
-      </w:r>
-      <w:r>
-        <w:rPr>
-          <w:rFonts w:ascii="Arial Narrow" w:eastAsia="Arial Narrow" w:hAnsi="Arial Narrow" w:cs="Arial Narrow"/>
-          <w:color w:val="000000"/>
-          <w:sz w:val="22"/>
-          <w:szCs w:val="22"/>
-        </w:rPr>
-        <w:t xml:space="preserve"/>
-      </w:r>
-      <w:r>
-        <w:rPr>
-          <w:rFonts w:ascii="Arial Narrow" w:eastAsia="Arial Narrow" w:hAnsi="Arial Narrow" w:cs="Arial Narrow"/>
-          <w:color w:val="000000"/>
-          <w:sz w:val="22"/>
-          <w:szCs w:val="22"/>
-        </w:rPr>
-        <w:t/>
-      </w:r>
-      <w:r>
-        <w:rPr>
-          <w:rFonts w:ascii="Arial Narrow" w:eastAsia="Arial Narrow" w:hAnsi="Arial Narrow" w:cs="Arial Narrow"/>
-          <w:color w:val="000000"/>
-          <w:sz w:val="22"/>
-          <w:szCs w:val="22"/>
-        </w:rPr>
-        <w:t xml:space="preserve"/>
-      </w:r>
-      <w:r>
-        <w:rPr>
-          <w:rFonts w:ascii="Arial Narrow" w:eastAsia="Arial Narrow" w:hAnsi="Arial Narrow" w:cs="Arial Narrow"/>
-          <w:color w:val="000000"/>
-          <w:sz w:val="22"/>
-          <w:szCs w:val="22"/>
-        </w:rPr>
-        <w:t/>
-      </w:r>
-      <w:r>
-        <w:rPr>
-          <w:rFonts w:ascii="Arial Narrow" w:eastAsia="Arial Narrow" w:hAnsi="Arial Narrow" w:cs="Arial Narrow"/>
-          <w:color w:val="000000"/>
-          <w:sz w:val="22"/>
-          <w:szCs w:val="22"/>
-        </w:rPr>
-        <w:t xml:space="preserve"/>
-      </w:r>
-      <w:r>
-        <w:rPr>
-          <w:rFonts w:ascii="Arial Narrow" w:eastAsia="Arial Narrow" w:hAnsi="Arial Narrow" w:cs="Arial Narrow"/>
-          <w:color w:val="000000"/>
-          <w:sz w:val="22"/>
-          <w:szCs w:val="22"/>
-        </w:rPr>
-        <w:t/>
-      </w:r>
-      <w:r>
-        <w:rPr>
-          <w:rFonts w:ascii="Arial Narrow" w:eastAsia="Arial Narrow" w:hAnsi="Arial Narrow" w:cs="Arial Narrow"/>
-          <w:color w:val="000000"/>
-          <w:sz w:val="22"/>
-          <w:szCs w:val="22"/>
-        </w:rPr>
-        <w:t xml:space="preserve"/>
-      </w:r>
-      <w:r>
-        <w:rPr>
-          <w:rFonts w:ascii="Arial Narrow" w:eastAsia="Arial Narrow" w:hAnsi="Arial Narrow" w:cs="Arial Narrow"/>
-          <w:color w:val="000000"/>
-          <w:sz w:val="22"/>
-          <w:szCs w:val="22"/>
-        </w:rPr>
-        <w:t/>
-      </w:r>
-      <w:r>
-        <w:rPr>
-          <w:rFonts w:ascii="Arial Narrow" w:eastAsia="Arial Narrow" w:hAnsi="Arial Narrow" w:cs="Arial Narrow"/>
-          <w:color w:val="000000"/>
-          <w:sz w:val="22"/>
-          <w:szCs w:val="22"/>
-        </w:rPr>
-        <w:t/>
-      </w:r>
-      <w:r>
-        <w:rPr>
-          <w:rFonts w:ascii="Arial Narrow" w:eastAsia="Arial Narrow" w:hAnsi="Arial Narrow" w:cs="Arial Narrow"/>
-          <w:color w:val="000000"/>
-          <w:sz w:val="22"/>
-          <w:szCs w:val="22"/>
-        </w:rPr>
-        <w:t xml:space="preserve"/>
-      </w:r>
-      <w:r>
-        <w:rPr>
-          <w:rFonts w:ascii="Arial Narrow" w:eastAsia="Arial Narrow" w:hAnsi="Arial Narrow" w:cs="Arial Narrow"/>
-          <w:color w:val="000000"/>
-          <w:kern w:val="0"/>
-          <w:sz w:val="22"/>
-          <w:szCs w:val="22"/>
-          <w:lang w:eastAsia="es-PE"/>
-          <w14:ligatures w14:val="none"/>
-        </w:rPr>
-        <w:t/>
-      </w:r>
-      <w:r>
-        <w:rPr>
-          <w:rFonts w:ascii="Arial Narrow" w:eastAsia="Arial Narrow" w:hAnsi="Arial Narrow" w:cs="Arial Narrow"/>
-          <w:color w:val="000000"/>
-          <w:sz w:val="22"/>
-          <w:szCs w:val="22"/>
-        </w:rPr>
-        <w:t xml:space="preserve"/>
-      </w:r>
-      <w:proofErr w:type="spellStart"/>
-      <w:r>
-        <w:rPr>
-          <w:rFonts w:ascii="Arial Narrow" w:eastAsia="Arial Narrow" w:hAnsi="Arial Narrow" w:cs="Arial Narrow"/>
-          <w:color w:val="000000"/>
-          <w:sz w:val="22"/>
-          <w:szCs w:val="22"/>
-        </w:rPr>
-        <w:t/>
-      </w:r>
-      <w:proofErr w:type="spellEnd"/>
-      <w:r>
-        <w:rPr>
-          <w:rFonts w:ascii="Arial Narrow" w:eastAsia="Arial Narrow" w:hAnsi="Arial Narrow" w:cs="Arial Narrow"/>
-          <w:color w:val="000000"/>
-          <w:sz w:val="22"/>
-          <w:szCs w:val="22"/>
-        </w:rPr>
-        <w:t xml:space="preserve"/>
-      </w:r>
-      <w:r>
-        <w:rPr>
-          <w:rFonts w:ascii="Arial Narrow" w:eastAsia="Arial Narrow" w:hAnsi="Arial Narrow" w:cs="Arial Narrow"/>
-          <w:color w:val="000000"/>
-          <w:kern w:val="0"/>
-          <w:sz w:val="22"/>
-          <w:szCs w:val="22"/>
-          <w:lang w:eastAsia="es-PE"/>
-          <w14:ligatures w14:val="none"/>
-        </w:rPr>
-        <w:t/>
-      </w:r>
-      <w:r>
-        <w:rPr>
-          <w:rFonts w:ascii="Arial Narrow" w:eastAsia="Arial Narrow" w:hAnsi="Arial Narrow" w:cs="Arial Narrow"/>
-          <w:color w:val="000000"/>
-          <w:sz w:val="22"/>
-          <w:szCs w:val="22"/>
-        </w:rPr>
-        <w:t xml:space="preserve"/>
-      </w:r>
-      <w:r>
-        <w:rPr>
-          <w:rStyle w:val="Refdenotaalpie"/>
-          <w:rFonts w:ascii="Arial Narrow" w:eastAsia="Arial Narrow" w:hAnsi="Arial Narrow" w:cs="Arial Narrow"/>
-          <w:sz w:val="22"/>
-          <w:szCs w:val="22"/>
-          <w:vertAlign w:val="superscript"/>
-        </w:rPr>
-        <w:footnoteReference w:id="13"/>
-      </w:r>
-      <w:r>
-        <w:rPr>
-          <w:rFonts w:ascii="Arial Narrow" w:eastAsia="Arial Narrow" w:hAnsi="Arial Narrow" w:cs="Arial Narrow"/>
-          <w:sz w:val="22"/>
-          <w:szCs w:val="22"/>
-        </w:rPr>
-        <w:t/>
-      </w:r>
-    </w:p>
-    <w:p>
-      <w:pPr>
-        <w:suppressAutoHyphens/>
-        <w:spacing w:after="0" w:line="240" w:lineRule="auto"/>
         <w:jc w:val="both"/>
         <w:rPr>
           <w:rFonts w:ascii="Arial Narrow" w:eastAsia="Arial Narrow" w:hAnsi="Arial Narrow" w:cs="Arial Narrow"/>
@@ -7555,7 +7567,6 @@
           <w:sz w:val="16"/>
           <w:szCs w:val="16"/>
         </w:rPr>
-        <w:tab/>
         <w:t xml:space="preserve"/>
       </w:r>
       <w:r>
@@ -7631,25 +7642,24 @@
           <w:sz w:val="16"/>
           <w:szCs w:val="16"/>
         </w:rPr>
+        <w:t xml:space="preserve"/>
+      </w:r>
+      <w:r>
+        <w:rPr>
+          <w:rFonts w:ascii="Arial Narrow" w:eastAsia="Arial Narrow" w:hAnsi="Arial Narrow" w:cs="Arial Narrow"/>
+          <w:sz w:val="16"/>
+          <w:szCs w:val="16"/>
+        </w:rPr>
+      </w:r>
+      <w:r>
+        <w:rPr>
+          <w:rFonts w:ascii="Arial Narrow" w:eastAsia="Arial Narrow" w:hAnsi="Arial Narrow" w:cs="Arial Narrow"/>
+          <w:b/>
+          <w:bCs/>
+          <w:sz w:val="16"/>
+          <w:szCs w:val="16"/>
+        </w:rPr>
         <w:tab/>
-        <w:t xml:space="preserve"/>
-      </w:r>
-      <w:r>
-        <w:rPr>
-          <w:rFonts w:ascii="Arial Narrow" w:eastAsia="Arial Narrow" w:hAnsi="Arial Narrow" w:cs="Arial Narrow"/>
-          <w:sz w:val="16"/>
-          <w:szCs w:val="16"/>
-        </w:rPr>
-        <w:tab/>
-      </w:r>
-      <w:r>
-        <w:rPr>
-          <w:rFonts w:ascii="Arial Narrow" w:eastAsia="Arial Narrow" w:hAnsi="Arial Narrow" w:cs="Arial Narrow"/>
-          <w:b/>
-          <w:bCs/>
-          <w:sz w:val="16"/>
-          <w:szCs w:val="16"/>
-        </w:rPr>
         <w:t xml:space="preserve">LEY </w:t>
       </w:r>
       <w:proofErr w:type="spellStart"/>
@@ -7975,25 +7985,24 @@
           <w:sz w:val="16"/>
           <w:szCs w:val="16"/>
         </w:rPr>
+        <w:t xml:space="preserve"/>
+      </w:r>
+      <w:r>
+        <w:rPr>
+          <w:rFonts w:ascii="Arial Narrow" w:eastAsia="Arial Narrow" w:hAnsi="Arial Narrow" w:cs="Arial Narrow"/>
+          <w:sz w:val="16"/>
+          <w:szCs w:val="16"/>
+        </w:rPr>
+      </w:r>
+      <w:r>
+        <w:rPr>
+          <w:rFonts w:ascii="Arial Narrow" w:eastAsia="Arial Narrow" w:hAnsi="Arial Narrow" w:cs="Arial Narrow"/>
+          <w:b/>
+          <w:bCs/>
+          <w:sz w:val="16"/>
+          <w:szCs w:val="16"/>
+        </w:rPr>
         <w:tab/>
-        <w:t xml:space="preserve"/>
-      </w:r>
-      <w:r>
-        <w:rPr>
-          <w:rFonts w:ascii="Arial Narrow" w:eastAsia="Arial Narrow" w:hAnsi="Arial Narrow" w:cs="Arial Narrow"/>
-          <w:sz w:val="16"/>
-          <w:szCs w:val="16"/>
-        </w:rPr>
-        <w:tab/>
-      </w:r>
-      <w:r>
-        <w:rPr>
-          <w:rFonts w:ascii="Arial Narrow" w:eastAsia="Arial Narrow" w:hAnsi="Arial Narrow" w:cs="Arial Narrow"/>
-          <w:b/>
-          <w:bCs/>
-          <w:sz w:val="16"/>
-          <w:szCs w:val="16"/>
-        </w:rPr>
         <w:t xml:space="preserve">LEY </w:t>
       </w:r>
       <w:proofErr w:type="spellStart"/>
@@ -8196,25 +8205,24 @@
           <w:sz w:val="16"/>
           <w:szCs w:val="16"/>
         </w:rPr>
+        <w:t xml:space="preserve"/>
+      </w:r>
+      <w:r>
+        <w:rPr>
+          <w:rFonts w:ascii="Arial Narrow" w:eastAsia="Arial Narrow" w:hAnsi="Arial Narrow" w:cs="Arial Narrow"/>
+          <w:sz w:val="16"/>
+          <w:szCs w:val="16"/>
+        </w:rPr>
+      </w:r>
+      <w:r>
+        <w:rPr>
+          <w:rFonts w:ascii="Arial Narrow" w:eastAsia="Arial Narrow" w:hAnsi="Arial Narrow" w:cs="Arial Narrow"/>
+          <w:b/>
+          <w:bCs/>
+          <w:sz w:val="16"/>
+          <w:szCs w:val="16"/>
+        </w:rPr>
         <w:tab/>
-        <w:t xml:space="preserve"/>
-      </w:r>
-      <w:r>
-        <w:rPr>
-          <w:rFonts w:ascii="Arial Narrow" w:eastAsia="Arial Narrow" w:hAnsi="Arial Narrow" w:cs="Arial Narrow"/>
-          <w:sz w:val="16"/>
-          <w:szCs w:val="16"/>
-        </w:rPr>
-        <w:tab/>
-      </w:r>
-      <w:r>
-        <w:rPr>
-          <w:rFonts w:ascii="Arial Narrow" w:eastAsia="Arial Narrow" w:hAnsi="Arial Narrow" w:cs="Arial Narrow"/>
-          <w:b/>
-          <w:bCs/>
-          <w:sz w:val="16"/>
-          <w:szCs w:val="16"/>
-        </w:rPr>
         <w:t xml:space="preserve">LEY SOBRE FACULTADES, NORMAS Y ORGANIZACIÓN DEL INDECOPI, APROBADA POR DECRETO LEGISLATIVO </w:t>
       </w:r>
       <w:proofErr w:type="spellStart"/>
@@ -8385,7 +8393,6 @@
           <w:sz w:val="16"/>
           <w:szCs w:val="16"/>
         </w:rPr>
-        <w:tab/>
         <w:t xml:space="preserve"/>
       </w:r>
       <w:r>
@@ -8478,24 +8485,23 @@
           <w:sz w:val="16"/>
           <w:szCs w:val="16"/>
         </w:rPr>
+        <w:t xml:space="preserve"/>
+      </w:r>
+      <w:r>
+        <w:rPr>
+          <w:rFonts w:ascii="Arial Narrow" w:eastAsia="Arial Narrow" w:hAnsi="Arial Narrow" w:cs="Arial Narrow"/>
+          <w:sz w:val="16"/>
+          <w:szCs w:val="16"/>
+        </w:rPr>
+      </w:r>
+      <w:r>
+        <w:rPr>
+          <w:rFonts w:ascii="Arial Narrow" w:eastAsia="Arial Narrow" w:hAnsi="Arial Narrow" w:cs="Arial Narrow"/>
+          <w:b/>
+          <w:sz w:val="16"/>
+          <w:szCs w:val="16"/>
+        </w:rPr>
         <w:tab/>
-        <w:t xml:space="preserve"/>
-      </w:r>
-      <w:r>
-        <w:rPr>
-          <w:rFonts w:ascii="Arial Narrow" w:eastAsia="Arial Narrow" w:hAnsi="Arial Narrow" w:cs="Arial Narrow"/>
-          <w:sz w:val="16"/>
-          <w:szCs w:val="16"/>
-        </w:rPr>
-        <w:tab/>
-      </w:r>
-      <w:r>
-        <w:rPr>
-          <w:rFonts w:ascii="Arial Narrow" w:eastAsia="Arial Narrow" w:hAnsi="Arial Narrow" w:cs="Arial Narrow"/>
-          <w:b/>
-          <w:sz w:val="16"/>
-          <w:szCs w:val="16"/>
-        </w:rPr>
         <w:t>LEY 29571, CÓDIGO DE PROTECCIÓN Y DEFENSA DEL CONSUMIDOR</w:t>
       </w:r>
       <w:r>
@@ -8900,32 +8906,31 @@
           <w:szCs w:val="16"/>
           <w:vertAlign w:val="superscript"/>
         </w:rPr>
+        <w:t xml:space="preserve"/>
+      </w:r>
+      <w:r>
+        <w:rPr>
+          <w:rFonts w:ascii="Arial Narrow" w:eastAsia="Arial Narrow" w:hAnsi="Arial Narrow" w:cs="Arial Narrow"/>
+          <w:sz w:val="16"/>
+          <w:szCs w:val="16"/>
+        </w:rPr>
+        <w:t xml:space="preserve"/>
+      </w:r>
+      <w:r>
+        <w:rPr>
+          <w:rFonts w:ascii="Arial Narrow" w:eastAsia="Arial Narrow" w:hAnsi="Arial Narrow" w:cs="Arial Narrow"/>
+          <w:sz w:val="16"/>
+          <w:szCs w:val="16"/>
+        </w:rPr>
+      </w:r>
+      <w:r>
+        <w:rPr>
+          <w:rFonts w:ascii="Arial Narrow" w:eastAsia="Arial Narrow" w:hAnsi="Arial Narrow" w:cs="Arial Narrow"/>
+          <w:b/>
+          <w:sz w:val="16"/>
+          <w:szCs w:val="16"/>
+        </w:rPr>
         <w:tab/>
-        <w:t xml:space="preserve"/>
-      </w:r>
-      <w:r>
-        <w:rPr>
-          <w:rFonts w:ascii="Arial Narrow" w:eastAsia="Arial Narrow" w:hAnsi="Arial Narrow" w:cs="Arial Narrow"/>
-          <w:sz w:val="16"/>
-          <w:szCs w:val="16"/>
-        </w:rPr>
-        <w:t xml:space="preserve"> </w:t>
-      </w:r>
-      <w:r>
-        <w:rPr>
-          <w:rFonts w:ascii="Arial Narrow" w:eastAsia="Arial Narrow" w:hAnsi="Arial Narrow" w:cs="Arial Narrow"/>
-          <w:sz w:val="16"/>
-          <w:szCs w:val="16"/>
-        </w:rPr>
-        <w:tab/>
-      </w:r>
-      <w:r>
-        <w:rPr>
-          <w:rFonts w:ascii="Arial Narrow" w:eastAsia="Arial Narrow" w:hAnsi="Arial Narrow" w:cs="Arial Narrow"/>
-          <w:b/>
-          <w:sz w:val="16"/>
-          <w:szCs w:val="16"/>
-        </w:rPr>
         <w:t>LEY 29571, CÓDIGO DE PROTECCIÓN Y DEFENSA DEL CONSUMIDOR</w:t>
       </w:r>
       <w:r>
@@ -9149,25 +9154,24 @@
           <w:sz w:val="16"/>
           <w:szCs w:val="16"/>
         </w:rPr>
+        <w:t xml:space="preserve"/>
+      </w:r>
+      <w:r>
+        <w:rPr>
+          <w:rFonts w:ascii="Arial Narrow" w:eastAsia="Arial Narrow" w:hAnsi="Arial Narrow" w:cs="Arial Narrow"/>
+          <w:sz w:val="16"/>
+          <w:szCs w:val="16"/>
+        </w:rPr>
+      </w:r>
+      <w:r>
+        <w:rPr>
+          <w:rFonts w:ascii="Arial Narrow" w:eastAsia="Arial Narrow" w:hAnsi="Arial Narrow" w:cs="Arial Narrow"/>
+          <w:b/>
+          <w:bCs/>
+          <w:sz w:val="16"/>
+          <w:szCs w:val="16"/>
+        </w:rPr>
         <w:tab/>
-        <w:t xml:space="preserve"/>
-      </w:r>
-      <w:r>
-        <w:rPr>
-          <w:rFonts w:ascii="Arial Narrow" w:eastAsia="Arial Narrow" w:hAnsi="Arial Narrow" w:cs="Arial Narrow"/>
-          <w:sz w:val="16"/>
-          <w:szCs w:val="16"/>
-        </w:rPr>
-        <w:tab/>
-      </w:r>
-      <w:r>
-        <w:rPr>
-          <w:rFonts w:ascii="Arial Narrow" w:eastAsia="Arial Narrow" w:hAnsi="Arial Narrow" w:cs="Arial Narrow"/>
-          <w:b/>
-          <w:bCs/>
-          <w:sz w:val="16"/>
-          <w:szCs w:val="16"/>
-        </w:rPr>
         <w:t xml:space="preserve">LEY </w:t>
       </w:r>
       <w:proofErr w:type="spellStart"/>
@@ -10030,24 +10034,23 @@
           <w:sz w:val="16"/>
           <w:szCs w:val="16"/>
         </w:rPr>
+        <w:t xml:space="preserve"/>
+      </w:r>
+      <w:r>
+        <w:rPr>
+          <w:rFonts w:ascii="Arial Narrow" w:eastAsia="Arial Narrow" w:hAnsi="Arial Narrow" w:cs="Arial Narrow"/>
+          <w:sz w:val="16"/>
+          <w:szCs w:val="16"/>
+        </w:rPr>
+      </w:r>
+      <w:r>
+        <w:rPr>
+          <w:rFonts w:ascii="Arial Narrow" w:eastAsia="Arial Narrow" w:hAnsi="Arial Narrow" w:cs="Arial Narrow"/>
+          <w:b/>
+          <w:sz w:val="16"/>
+          <w:szCs w:val="16"/>
+        </w:rPr>
         <w:tab/>
-        <w:t xml:space="preserve"/>
-      </w:r>
-      <w:r>
-        <w:rPr>
-          <w:rFonts w:ascii="Arial Narrow" w:eastAsia="Arial Narrow" w:hAnsi="Arial Narrow" w:cs="Arial Narrow"/>
-          <w:sz w:val="16"/>
-          <w:szCs w:val="16"/>
-        </w:rPr>
-        <w:tab/>
-      </w:r>
-      <w:r>
-        <w:rPr>
-          <w:rFonts w:ascii="Arial Narrow" w:eastAsia="Arial Narrow" w:hAnsi="Arial Narrow" w:cs="Arial Narrow"/>
-          <w:b/>
-          <w:sz w:val="16"/>
-          <w:szCs w:val="16"/>
-        </w:rPr>
         <w:t>LEY 29571, CÓDIGO DE PROTECCIÓN Y DEFENSA DEL CONSUMIDOR</w:t>
       </w:r>
       <w:r>
@@ -10282,7 +10285,6 @@
           <w:sz w:val="16"/>
           <w:szCs w:val="16"/>
         </w:rPr>
-        <w:tab/>
         <w:t xml:space="preserve"/>
       </w:r>
       <w:r>
@@ -10440,24 +10442,23 @@
           <w:sz w:val="16"/>
           <w:szCs w:val="16"/>
         </w:rPr>
+        <w:t xml:space="preserve"/>
+      </w:r>
+      <w:r>
+        <w:rPr>
+          <w:rFonts w:ascii="Arial Narrow" w:eastAsia="Arial Narrow" w:hAnsi="Arial Narrow" w:cs="Arial Narrow"/>
+          <w:sz w:val="16"/>
+          <w:szCs w:val="16"/>
+        </w:rPr>
+      </w:r>
+      <w:r>
+        <w:rPr>
+          <w:rFonts w:ascii="Arial Narrow" w:eastAsia="Arial Narrow" w:hAnsi="Arial Narrow" w:cs="Arial Narrow"/>
+          <w:b/>
+          <w:sz w:val="16"/>
+          <w:szCs w:val="16"/>
+        </w:rPr>
         <w:tab/>
-        <w:t xml:space="preserve"/>
-      </w:r>
-      <w:r>
-        <w:rPr>
-          <w:rFonts w:ascii="Arial Narrow" w:eastAsia="Arial Narrow" w:hAnsi="Arial Narrow" w:cs="Arial Narrow"/>
-          <w:sz w:val="16"/>
-          <w:szCs w:val="16"/>
-        </w:rPr>
-        <w:tab/>
-      </w:r>
-      <w:r>
-        <w:rPr>
-          <w:rFonts w:ascii="Arial Narrow" w:eastAsia="Arial Narrow" w:hAnsi="Arial Narrow" w:cs="Arial Narrow"/>
-          <w:b/>
-          <w:sz w:val="16"/>
-          <w:szCs w:val="16"/>
-        </w:rPr>
         <w:t xml:space="preserve">TEXTO ÚNICO ORDENADO DE LA LEY DEL PROCEDIMIENTO ADMINISTRATIVO GENERAL, aprobado mediante DECRETO SUPREMO </w:t>
       </w:r>
       <w:proofErr w:type="spellStart"/>
@@ -10484,7 +10485,7 @@
     <w:p>
       <w:pPr>
         <w:pStyle w:val="Textonotapie"/>
-        <w:ind w:left="1134" w:hanging="567"/>
+        <w:ind w:left="1134"/>
         <w:jc w:val="both"/>
         <w:rPr>
           <w:rFonts w:ascii="Arial Narrow" w:eastAsia="Arial Narrow" w:hAnsi="Arial Narrow" w:cs="Arial Narrow"/>

--- a/plantillas_maestras/17_seguro_no_especificado/materia_general_asegurativa/2_ddos_banco_y_aseguradora/varon/TPL_191_2026_SEGURO_NO_ESPECIFICADO_MATERIA_GENERAL_ASEGURATIVA_BANCO_VARON_R2.docx
+++ b/plantillas_maestras/17_seguro_no_especificado/materia_general_asegurativa/2_ddos_banco_y_aseguradora/varon/TPL_191_2026_SEGURO_NO_ESPECIFICADO_MATERIA_GENERAL_ASEGURATIVA_BANCO_VARON_R2.docx
@@ -5470,7 +5470,7 @@
           <w:sz w:val="22"/>
           <w:szCs w:val="22"/>
         </w:rPr>
-        <w:t xml:space="preserve">correr traslado de la presente resolución a BNP Paribas Cardif S.A. Compañía de Seguros y Reaseguros y Scotiabank Perú S.A.A. para que, de conformidad con lo dispuesto por el artículo 26 de la Ley sobre Facultades, Normas y Organización del Indecopi, aprobada por Decreto Legislativo 807</w:t>
+        <w:t xml:space="preserve">correr traslado de la denuncia del 15 de enero de 2026, complementado mediante escrito del 24 de enero de 2026, subsanada mediante escrito del 16 de febrero de 2026 a BNP Paribas Cardif S.A. Compañía de Seguros y Reaseguros y Scotiabank Perú S.A.A. para que, de conformidad con lo dispuesto por el artículo 26 de la Ley sobre Facultades, Normas y Organización del Indecopi, aprobada por Decreto Legislativo 807</w:t>
       </w:r>
       <w:r>
         <w:rPr>
